--- a/205744873_213474349_hw4_report.docx
+++ b/205744873_213474349_hw4_report.docx
@@ -143,8 +143,11 @@
           <w:rFonts w:ascii="Times New Roman" w:hAnsi="Times New Roman" w:cs="Times New Roman"/>
           <w:b/>
           <w:bCs/>
-          <w:sz w:val="32"/>
-          <w:szCs w:val="32"/>
+          <w:i/>
+          <w:iCs/>
+          <w:sz w:val="32"/>
+          <w:szCs w:val="32"/>
+          <w:u w:val="single"/>
           <w:rtl/>
           <w:lang w:bidi="he-IL"/>
         </w:rPr>
@@ -154,33 +157,20 @@
           <w:rFonts w:ascii="Times New Roman" w:hAnsi="Times New Roman" w:cs="Times New Roman" w:hint="cs"/>
           <w:b/>
           <w:bCs/>
-          <w:sz w:val="32"/>
-          <w:szCs w:val="32"/>
-          <w:rtl/>
-          <w:lang w:bidi="he-IL"/>
-        </w:rPr>
-        <w:t>חלק א</w:t>
-      </w:r>
-      <w:r>
-        <w:rPr>
-          <w:rFonts w:ascii="Times New Roman" w:hAnsi="Times New Roman" w:cs="Times New Roman" w:hint="cs"/>
-          <w:b/>
-          <w:bCs/>
-          <w:sz w:val="32"/>
-          <w:szCs w:val="32"/>
-          <w:rtl/>
-          <w:lang w:bidi="he-IL"/>
-        </w:rPr>
-        <w:t>:</w:t>
+          <w:i/>
+          <w:iCs/>
+          <w:sz w:val="32"/>
+          <w:szCs w:val="32"/>
+          <w:u w:val="single"/>
+          <w:rtl/>
+          <w:lang w:bidi="he-IL"/>
+        </w:rPr>
+        <w:t>חלק א:</w:t>
       </w:r>
     </w:p>
     <w:p>
       <w:pPr>
         <w:pStyle w:val="ListParagraph"/>
-        <w:numPr>
-          <w:ilvl w:val="0"/>
-          <w:numId w:val="14"/>
-        </w:numPr>
         <w:bidi/>
         <w:rPr>
           <w:rFonts w:ascii="Times New Roman" w:hAnsi="Times New Roman" w:cs="Times New Roman"/>
@@ -490,7 +480,7 @@
         <w:bidi/>
         <w:ind w:left="2160"/>
         <w:rPr>
-          <w:rFonts w:ascii="Times New Roman" w:hAnsi="Times New Roman" w:cs="Times New Roman" w:hint="cs"/>
+          <w:rFonts w:ascii="Times New Roman" w:hAnsi="Times New Roman" w:cs="Times New Roman"/>
           <w:sz w:val="32"/>
           <w:szCs w:val="32"/>
           <w:rtl/>
@@ -508,6 +498,7 @@
           <w:sz w:val="32"/>
           <w:szCs w:val="32"/>
           <w:u w:val="single"/>
+          <w:rtl/>
           <w:lang w:bidi="he-IL"/>
         </w:rPr>
       </w:pPr>
@@ -615,7 +606,6 @@
           <w:sz w:val="32"/>
           <w:szCs w:val="32"/>
           <w:rtl/>
-          <w:lang/>
         </w:rPr>
         <w:t xml:space="preserve"> </w:t>
       </w:r>
@@ -690,7 +680,6 @@
           <w:sz w:val="32"/>
           <w:szCs w:val="32"/>
           <w:rtl/>
-          <w:lang/>
         </w:rPr>
         <w:t xml:space="preserve"> </w:t>
       </w:r>
@@ -749,7 +738,6 @@
           <w:sz w:val="32"/>
           <w:szCs w:val="32"/>
           <w:rtl/>
-          <w:lang/>
         </w:rPr>
         <w:t xml:space="preserve"> </w:t>
       </w:r>
@@ -1659,7 +1647,6 @@
           <w:sz w:val="32"/>
           <w:szCs w:val="32"/>
           <w:rtl/>
-          <w:lang/>
         </w:rPr>
         <w:t xml:space="preserve"> </w:t>
       </w:r>
@@ -2161,25 +2148,7 @@
           <w:szCs w:val="32"/>
           <w:lang w:bidi="he-IL"/>
         </w:rPr>
-        <w:t xml:space="preserve"> </w:t>
-      </w:r>
-      <w:r>
-        <w:rPr>
-          <w:rFonts w:ascii="Times New Roman" w:hAnsi="Times New Roman" w:cs="Times New Roman"/>
-          <w:sz w:val="32"/>
-          <w:szCs w:val="32"/>
-          <w:lang w:bidi="he-IL"/>
-        </w:rPr>
-        <w:t>vector_size</w:t>
-      </w:r>
-      <w:r>
-        <w:rPr>
-          <w:rFonts w:ascii="Times New Roman" w:hAnsi="Times New Roman" w:cs="Times New Roman"/>
-          <w:sz w:val="32"/>
-          <w:szCs w:val="32"/>
-          <w:lang w:bidi="he-IL"/>
-        </w:rPr>
-        <w:t xml:space="preserve"> </w:t>
+        <w:t xml:space="preserve"> vector_size </w:t>
       </w:r>
       <w:r>
         <w:rPr>
@@ -3323,6 +3292,8 @@
           <w:bCs/>
           <w:i/>
           <w:iCs/>
+          <w:sz w:val="32"/>
+          <w:szCs w:val="32"/>
           <w:u w:val="single"/>
           <w:rtl/>
           <w:lang w:bidi="he-IL"/>
@@ -3335,11 +3306,13 @@
           <w:bCs/>
           <w:i/>
           <w:iCs/>
+          <w:sz w:val="32"/>
+          <w:szCs w:val="32"/>
           <w:u w:val="single"/>
           <w:rtl/>
           <w:lang w:bidi="he-IL"/>
         </w:rPr>
-        <w:t>שאלה2</w:t>
+        <w:t>שאלה2:</w:t>
       </w:r>
       <w:r>
         <w:rPr>
@@ -3348,19 +3321,8 @@
           <w:bCs/>
           <w:i/>
           <w:iCs/>
-          <w:u w:val="single"/>
-          <w:rtl/>
-          <w:lang w:bidi="he-IL"/>
-        </w:rPr>
-        <w:t>:</w:t>
-      </w:r>
-      <w:r>
-        <w:rPr>
-          <w:rFonts w:hint="cs"/>
-          <w:b/>
-          <w:bCs/>
-          <w:i/>
-          <w:iCs/>
+          <w:sz w:val="32"/>
+          <w:szCs w:val="32"/>
           <w:u w:val="single"/>
           <w:rtl/>
           <w:lang w:bidi="he-IL"/>
@@ -3635,7 +3597,6 @@
           <w:sz w:val="32"/>
           <w:szCs w:val="32"/>
           <w:rtl/>
-          <w:lang/>
         </w:rPr>
         <w:t xml:space="preserve"> </w:t>
       </w:r>
@@ -3791,7 +3752,6 @@
           <w:sz w:val="32"/>
           <w:szCs w:val="32"/>
           <w:rtl/>
-          <w:lang/>
         </w:rPr>
         <w:t xml:space="preserve"> </w:t>
       </w:r>
@@ -3811,7 +3771,6 @@
           <w:sz w:val="32"/>
           <w:szCs w:val="32"/>
           <w:rtl/>
-          <w:lang/>
         </w:rPr>
         <w:t xml:space="preserve"> </w:t>
       </w:r>
@@ -3996,7 +3955,6 @@
           <w:sz w:val="32"/>
           <w:szCs w:val="32"/>
           <w:rtl/>
-          <w:lang/>
         </w:rPr>
         <w:t xml:space="preserve"> </w:t>
       </w:r>
@@ -4079,7 +4037,6 @@
           <w:sz w:val="32"/>
           <w:szCs w:val="32"/>
           <w:rtl/>
-          <w:lang/>
         </w:rPr>
         <w:t xml:space="preserve"> </w:t>
       </w:r>
@@ -4334,13 +4291,1301 @@
         <w:pStyle w:val="ListParagraph"/>
         <w:bidi/>
         <w:rPr>
+          <w:rFonts w:ascii="Times New Roman" w:hAnsi="Times New Roman" w:cs="Times New Roman"/>
+          <w:b/>
+          <w:bCs/>
+          <w:sz w:val="32"/>
+          <w:szCs w:val="32"/>
+          <w:u w:val="single"/>
+          <w:rtl/>
+          <w:lang w:bidi="he-IL"/>
+        </w:rPr>
+      </w:pPr>
+    </w:p>
+    <w:p>
+      <w:pPr>
+        <w:pStyle w:val="ListParagraph"/>
+        <w:bidi/>
+        <w:rPr>
+          <w:rFonts w:ascii="Times New Roman" w:hAnsi="Times New Roman" w:cs="Times New Roman"/>
+          <w:b/>
+          <w:bCs/>
+          <w:sz w:val="32"/>
+          <w:szCs w:val="32"/>
+          <w:u w:val="single"/>
+          <w:rtl/>
+          <w:lang w:bidi="he-IL"/>
+        </w:rPr>
+      </w:pPr>
+    </w:p>
+    <w:p>
+      <w:pPr>
+        <w:pStyle w:val="ListParagraph"/>
+        <w:bidi/>
+        <w:rPr>
+          <w:rFonts w:ascii="Times New Roman" w:hAnsi="Times New Roman" w:cs="Times New Roman"/>
+          <w:b/>
+          <w:bCs/>
+          <w:i/>
+          <w:iCs/>
+          <w:sz w:val="32"/>
+          <w:szCs w:val="32"/>
+          <w:u w:val="single"/>
+          <w:rtl/>
+          <w:lang w:bidi="he-IL"/>
+        </w:rPr>
+      </w:pPr>
+      <w:r>
+        <w:rPr>
           <w:rFonts w:ascii="Times New Roman" w:hAnsi="Times New Roman" w:cs="Times New Roman" w:hint="cs"/>
           <w:b/>
           <w:bCs/>
+          <w:i/>
+          <w:iCs/>
           <w:sz w:val="32"/>
           <w:szCs w:val="32"/>
           <w:u w:val="single"/>
           <w:rtl/>
+          <w:lang w:bidi="he-IL"/>
+        </w:rPr>
+        <w:t>חלק ב:</w:t>
+      </w:r>
+    </w:p>
+    <w:p>
+      <w:pPr>
+        <w:pStyle w:val="ListParagraph"/>
+        <w:bidi/>
+        <w:ind w:left="1440"/>
+        <w:rPr>
+          <w:rFonts w:ascii="Times New Roman" w:hAnsi="Times New Roman" w:cs="Times New Roman"/>
+          <w:b/>
+          <w:bCs/>
+          <w:sz w:val="32"/>
+          <w:szCs w:val="32"/>
+          <w:lang w:bidi="he-IL"/>
+        </w:rPr>
+      </w:pPr>
+      <w:r>
+        <w:rPr>
+          <w:rFonts w:ascii="Times New Roman" w:hAnsi="Times New Roman" w:cs="Times New Roman" w:hint="cs"/>
+          <w:b/>
+          <w:bCs/>
+          <w:sz w:val="32"/>
+          <w:szCs w:val="32"/>
+          <w:rtl/>
+          <w:lang w:bidi="he-IL"/>
+        </w:rPr>
+        <w:t>ד</w:t>
+      </w:r>
+      <w:r>
+        <w:rPr>
+          <w:rFonts w:ascii="Times New Roman" w:hAnsi="Times New Roman" w:cs="Times New Roman" w:hint="cs"/>
+          <w:b/>
+          <w:bCs/>
+          <w:sz w:val="32"/>
+          <w:szCs w:val="32"/>
+          <w:rtl/>
+          <w:lang w:bidi="he-IL"/>
+        </w:rPr>
+        <w:t>:</w:t>
+      </w:r>
+    </w:p>
+    <w:p>
+      <w:pPr>
+        <w:pStyle w:val="ListParagraph"/>
+        <w:numPr>
+          <w:ilvl w:val="0"/>
+          <w:numId w:val="27"/>
+        </w:numPr>
+        <w:bidi/>
+        <w:rPr>
+          <w:rFonts w:ascii="Times New Roman" w:hAnsi="Times New Roman" w:cs="Times New Roman"/>
+          <w:b/>
+          <w:bCs/>
+          <w:sz w:val="32"/>
+          <w:szCs w:val="32"/>
+          <w:lang w:bidi="he-IL"/>
+        </w:rPr>
+      </w:pPr>
+      <w:r>
+        <w:rPr>
+          <w:rFonts w:ascii="Times New Roman" w:hAnsi="Times New Roman" w:cs="Times New Roman"/>
+          <w:b/>
+          <w:bCs/>
+          <w:sz w:val="32"/>
+          <w:szCs w:val="32"/>
+          <w:rtl/>
+          <w:lang w:bidi="he-IL"/>
+        </w:rPr>
+        <w:t>מה ניסינו ומה עשינו (מתודולוגיה)</w:t>
+      </w:r>
+    </w:p>
+    <w:p>
+      <w:pPr>
+        <w:pStyle w:val="ListParagraph"/>
+        <w:bidi/>
+        <w:ind w:left="1440"/>
+        <w:rPr>
+          <w:rFonts w:ascii="Times New Roman" w:hAnsi="Times New Roman" w:cs="Times New Roman"/>
+          <w:sz w:val="32"/>
+          <w:szCs w:val="32"/>
+          <w:lang w:bidi="he-IL"/>
+        </w:rPr>
+      </w:pPr>
+      <w:r>
+        <w:rPr>
+          <w:rFonts w:ascii="Times New Roman" w:hAnsi="Times New Roman" w:cs="Times New Roman"/>
+          <w:sz w:val="32"/>
+          <w:szCs w:val="32"/>
+          <w:rtl/>
+          <w:lang w:bidi="he-IL"/>
+        </w:rPr>
+        <w:t>במשימה זו התבקשנו להחליף מילים מסוימות ("מילים אדומות") בחמישה משפטים שונים, תוך ניסיון לשמור על משמעות דומה ותקינות תחבירית</w:t>
+      </w:r>
+      <w:r>
+        <w:rPr>
+          <w:rFonts w:ascii="Times New Roman" w:hAnsi="Times New Roman" w:cs="Times New Roman"/>
+          <w:sz w:val="32"/>
+          <w:szCs w:val="32"/>
+          <w:lang w:bidi="he-IL"/>
+        </w:rPr>
+        <w:t xml:space="preserve">. </w:t>
+      </w:r>
+      <w:r>
+        <w:rPr>
+          <w:rFonts w:ascii="Times New Roman" w:hAnsi="Times New Roman" w:cs="Times New Roman"/>
+          <w:sz w:val="32"/>
+          <w:szCs w:val="32"/>
+          <w:rtl/>
+          <w:lang w:bidi="he-IL"/>
+        </w:rPr>
+        <w:t>לצורך כך, מימשנו את הצעדים הבאים בקוד</w:t>
+      </w:r>
+      <w:r>
+        <w:rPr>
+          <w:rFonts w:ascii="Times New Roman" w:hAnsi="Times New Roman" w:cs="Times New Roman"/>
+          <w:sz w:val="32"/>
+          <w:szCs w:val="32"/>
+          <w:lang w:bidi="he-IL"/>
+        </w:rPr>
+        <w:t>:</w:t>
+      </w:r>
+    </w:p>
+    <w:p>
+      <w:pPr>
+        <w:pStyle w:val="ListParagraph"/>
+        <w:bidi/>
+        <w:ind w:left="1440"/>
+        <w:rPr>
+          <w:rFonts w:ascii="Times New Roman" w:hAnsi="Times New Roman" w:cs="Times New Roman"/>
+          <w:sz w:val="32"/>
+          <w:szCs w:val="32"/>
+          <w:lang w:bidi="he-IL"/>
+        </w:rPr>
+      </w:pPr>
+    </w:p>
+    <w:p>
+      <w:pPr>
+        <w:pStyle w:val="ListParagraph"/>
+        <w:numPr>
+          <w:ilvl w:val="1"/>
+          <w:numId w:val="27"/>
+        </w:numPr>
+        <w:bidi/>
+        <w:rPr>
+          <w:rFonts w:ascii="Times New Roman" w:hAnsi="Times New Roman" w:cs="Times New Roman"/>
+          <w:sz w:val="32"/>
+          <w:szCs w:val="32"/>
+          <w:lang w:bidi="he-IL"/>
+        </w:rPr>
+      </w:pPr>
+      <w:r>
+        <w:rPr>
+          <w:rFonts w:ascii="Times New Roman" w:hAnsi="Times New Roman" w:cs="Times New Roman"/>
+          <w:b/>
+          <w:bCs/>
+          <w:sz w:val="32"/>
+          <w:szCs w:val="32"/>
+          <w:rtl/>
+          <w:lang w:bidi="he-IL"/>
+        </w:rPr>
+        <w:t>הגדרת מטרות ואנקורים</w:t>
+      </w:r>
+      <w:r>
+        <w:rPr>
+          <w:rFonts w:ascii="Times New Roman" w:hAnsi="Times New Roman" w:cs="Times New Roman"/>
+          <w:b/>
+          <w:bCs/>
+          <w:sz w:val="32"/>
+          <w:szCs w:val="32"/>
+          <w:lang w:bidi="he-IL"/>
+        </w:rPr>
+        <w:t xml:space="preserve"> (Anchors):</w:t>
+      </w:r>
+      <w:r>
+        <w:rPr>
+          <w:rFonts w:ascii="Times New Roman" w:hAnsi="Times New Roman" w:cs="Times New Roman"/>
+          <w:sz w:val="32"/>
+          <w:szCs w:val="32"/>
+          <w:lang w:bidi="he-IL"/>
+        </w:rPr>
+        <w:t xml:space="preserve"> </w:t>
+      </w:r>
+      <w:r>
+        <w:rPr>
+          <w:rFonts w:ascii="Times New Roman" w:hAnsi="Times New Roman" w:cs="Times New Roman"/>
+          <w:sz w:val="32"/>
+          <w:szCs w:val="32"/>
+          <w:rtl/>
+          <w:lang w:bidi="he-IL"/>
+        </w:rPr>
+        <w:t>לכל מילה אדומה הגדרנו מערך של מילים חיוביות</w:t>
+      </w:r>
+      <w:r>
+        <w:rPr>
+          <w:rFonts w:ascii="Times New Roman" w:hAnsi="Times New Roman" w:cs="Times New Roman"/>
+          <w:sz w:val="32"/>
+          <w:szCs w:val="32"/>
+          <w:lang w:bidi="he-IL"/>
+        </w:rPr>
+        <w:t xml:space="preserve"> (positive) </w:t>
+      </w:r>
+      <w:r>
+        <w:rPr>
+          <w:rFonts w:ascii="Times New Roman" w:hAnsi="Times New Roman" w:cs="Times New Roman"/>
+          <w:sz w:val="32"/>
+          <w:szCs w:val="32"/>
+          <w:rtl/>
+          <w:lang w:bidi="he-IL"/>
+        </w:rPr>
+        <w:t>ששימשו כ"עוגנים" סמנטיים כדי לכוון את המודל להקשר הרצוי, במיוחד במקרים בהם המילה המקורית הייתה נדירה או מחוץ למילון</w:t>
+      </w:r>
+      <w:r>
+        <w:rPr>
+          <w:rFonts w:ascii="Times New Roman" w:hAnsi="Times New Roman" w:cs="Times New Roman"/>
+          <w:sz w:val="32"/>
+          <w:szCs w:val="32"/>
+          <w:lang w:bidi="he-IL"/>
+        </w:rPr>
+        <w:t xml:space="preserve"> (OOV).</w:t>
+      </w:r>
+      <w:r>
+        <w:rPr>
+          <w:rFonts w:ascii="Times New Roman" w:eastAsia="Times New Roman" w:hAnsi="Times New Roman" w:cs="Times New Roman"/>
+          <w:b/>
+          <w:bCs/>
+          <w:kern w:val="0"/>
+          <w:rtl/>
+          <w:lang w:bidi="he-IL"/>
+          <w14:ligatures w14:val="none"/>
+        </w:rPr>
+        <w:t xml:space="preserve"> </w:t>
+      </w:r>
+    </w:p>
+    <w:p>
+      <w:pPr>
+        <w:pStyle w:val="ListParagraph"/>
+        <w:numPr>
+          <w:ilvl w:val="1"/>
+          <w:numId w:val="27"/>
+        </w:numPr>
+        <w:bidi/>
+        <w:rPr>
+          <w:rFonts w:ascii="Times New Roman" w:hAnsi="Times New Roman" w:cs="Times New Roman"/>
+          <w:sz w:val="32"/>
+          <w:szCs w:val="32"/>
+          <w:lang w:bidi="he-IL"/>
+        </w:rPr>
+      </w:pPr>
+      <w:r>
+        <w:rPr>
+          <w:rFonts w:ascii="Times New Roman" w:hAnsi="Times New Roman" w:cs="Times New Roman"/>
+          <w:b/>
+          <w:bCs/>
+          <w:sz w:val="32"/>
+          <w:szCs w:val="32"/>
+          <w:rtl/>
+          <w:lang w:bidi="he-IL"/>
+        </w:rPr>
+        <w:t xml:space="preserve">אריתמטיקה </w:t>
+      </w:r>
+      <w:r>
+        <w:rPr>
+          <w:rFonts w:ascii="Times New Roman" w:hAnsi="Times New Roman" w:cs="Times New Roman" w:hint="cs"/>
+          <w:b/>
+          <w:bCs/>
+          <w:sz w:val="32"/>
+          <w:szCs w:val="32"/>
+          <w:rtl/>
+          <w:lang w:bidi="he-IL"/>
+        </w:rPr>
+        <w:t>וקטורת</w:t>
+      </w:r>
+      <w:r>
+        <w:rPr>
+          <w:rFonts w:ascii="Times New Roman" w:hAnsi="Times New Roman" w:cs="Times New Roman"/>
+          <w:b/>
+          <w:bCs/>
+          <w:sz w:val="32"/>
+          <w:szCs w:val="32"/>
+          <w:lang w:bidi="he-IL"/>
+        </w:rPr>
+        <w:t>:</w:t>
+      </w:r>
+      <w:r>
+        <w:rPr>
+          <w:rFonts w:ascii="Times New Roman" w:hAnsi="Times New Roman" w:cs="Times New Roman"/>
+          <w:sz w:val="32"/>
+          <w:szCs w:val="32"/>
+          <w:lang w:bidi="he-IL"/>
+        </w:rPr>
+        <w:t xml:space="preserve"> </w:t>
+      </w:r>
+      <w:r>
+        <w:rPr>
+          <w:rFonts w:ascii="Times New Roman" w:hAnsi="Times New Roman" w:cs="Times New Roman"/>
+          <w:sz w:val="32"/>
+          <w:szCs w:val="32"/>
+          <w:rtl/>
+          <w:lang w:bidi="he-IL"/>
+        </w:rPr>
+        <w:t>השתמשנו בפונקציה</w:t>
+      </w:r>
+      <w:r>
+        <w:rPr>
+          <w:rFonts w:ascii="Times New Roman" w:hAnsi="Times New Roman" w:cs="Times New Roman"/>
+          <w:sz w:val="32"/>
+          <w:szCs w:val="32"/>
+          <w:rtl/>
+        </w:rPr>
+        <w:t xml:space="preserve"> </w:t>
+      </w:r>
+      <w:r>
+        <w:rPr>
+          <w:rFonts w:ascii="Times New Roman" w:hAnsi="Times New Roman" w:cs="Times New Roman"/>
+          <w:sz w:val="32"/>
+          <w:szCs w:val="32"/>
+          <w:lang w:bidi="he-IL"/>
+        </w:rPr>
+        <w:t>most_similar</w:t>
+      </w:r>
+      <w:r>
+        <w:rPr>
+          <w:rFonts w:ascii="Times New Roman" w:hAnsi="Times New Roman" w:cs="Times New Roman" w:hint="cs"/>
+          <w:sz w:val="32"/>
+          <w:szCs w:val="32"/>
+          <w:rtl/>
+          <w:lang w:bidi="he-IL"/>
+        </w:rPr>
+        <w:t xml:space="preserve"> </w:t>
+      </w:r>
+      <w:r>
+        <w:rPr>
+          <w:rFonts w:ascii="Times New Roman" w:hAnsi="Times New Roman" w:cs="Times New Roman"/>
+          <w:sz w:val="32"/>
+          <w:szCs w:val="32"/>
+          <w:lang w:bidi="he-IL"/>
+        </w:rPr>
+        <w:t xml:space="preserve"> </w:t>
+      </w:r>
+      <w:r>
+        <w:rPr>
+          <w:rFonts w:ascii="Times New Roman" w:hAnsi="Times New Roman" w:cs="Times New Roman"/>
+          <w:sz w:val="32"/>
+          <w:szCs w:val="32"/>
+          <w:rtl/>
+          <w:lang w:bidi="he-IL"/>
+        </w:rPr>
+        <w:t>תוך שילוב וקטורים חיוביים ושליליים</w:t>
+      </w:r>
+      <w:r>
+        <w:rPr>
+          <w:rFonts w:ascii="Times New Roman" w:hAnsi="Times New Roman" w:cs="Times New Roman"/>
+          <w:sz w:val="32"/>
+          <w:szCs w:val="32"/>
+          <w:lang w:bidi="he-IL"/>
+        </w:rPr>
+        <w:t xml:space="preserve"> (negative). </w:t>
+      </w:r>
+      <w:r>
+        <w:rPr>
+          <w:rFonts w:ascii="Times New Roman" w:hAnsi="Times New Roman" w:cs="Times New Roman"/>
+          <w:sz w:val="32"/>
+          <w:szCs w:val="32"/>
+          <w:rtl/>
+          <w:lang w:bidi="he-IL"/>
+        </w:rPr>
+        <w:t>לדוגמה, במשפט 5 הוספנו את המילה "נדחתה" כוקטור שלילי כדי למנוע מהמודל להציע הפכים ולכוון אותו למילים המעידות על קבלה או אישור</w:t>
+      </w:r>
+      <w:r>
+        <w:rPr>
+          <w:rFonts w:ascii="Times New Roman" w:hAnsi="Times New Roman" w:cs="Times New Roman"/>
+          <w:sz w:val="32"/>
+          <w:szCs w:val="32"/>
+          <w:lang w:bidi="he-IL"/>
+        </w:rPr>
+        <w:t>.</w:t>
+      </w:r>
+      <w:r>
+        <w:rPr>
+          <w:rFonts w:ascii="Times New Roman" w:eastAsia="Times New Roman" w:hAnsi="Times New Roman" w:cs="Times New Roman"/>
+          <w:b/>
+          <w:bCs/>
+          <w:kern w:val="0"/>
+          <w:rtl/>
+          <w:lang w:bidi="he-IL"/>
+          <w14:ligatures w14:val="none"/>
+        </w:rPr>
+        <w:t xml:space="preserve"> </w:t>
+      </w:r>
+    </w:p>
+    <w:p>
+      <w:pPr>
+        <w:pStyle w:val="ListParagraph"/>
+        <w:numPr>
+          <w:ilvl w:val="1"/>
+          <w:numId w:val="27"/>
+        </w:numPr>
+        <w:bidi/>
+        <w:rPr>
+          <w:rFonts w:ascii="Times New Roman" w:hAnsi="Times New Roman" w:cs="Times New Roman"/>
+          <w:sz w:val="32"/>
+          <w:szCs w:val="32"/>
+          <w:lang w:bidi="he-IL"/>
+        </w:rPr>
+      </w:pPr>
+      <w:r>
+        <w:rPr>
+          <w:rFonts w:ascii="Times New Roman" w:hAnsi="Times New Roman" w:cs="Times New Roman"/>
+          <w:b/>
+          <w:bCs/>
+          <w:sz w:val="32"/>
+          <w:szCs w:val="32"/>
+          <w:rtl/>
+          <w:lang w:bidi="he-IL"/>
+        </w:rPr>
+        <w:t>בחירה מתוך</w:t>
+      </w:r>
+      <w:r>
+        <w:rPr>
+          <w:rFonts w:ascii="Times New Roman" w:hAnsi="Times New Roman" w:cs="Times New Roman"/>
+          <w:b/>
+          <w:bCs/>
+          <w:sz w:val="32"/>
+          <w:szCs w:val="32"/>
+          <w:lang w:bidi="he-IL"/>
+        </w:rPr>
+        <w:t>:</w:t>
+      </w:r>
+      <w:r>
+        <w:rPr>
+          <w:rFonts w:ascii="Times New Roman" w:hAnsi="Times New Roman" w:cs="Times New Roman"/>
+          <w:sz w:val="32"/>
+          <w:szCs w:val="32"/>
+          <w:lang w:bidi="he-IL"/>
+        </w:rPr>
+        <w:t xml:space="preserve"> </w:t>
+      </w:r>
+      <w:r>
+        <w:rPr>
+          <w:rFonts w:ascii="Times New Roman" w:hAnsi="Times New Roman" w:cs="Times New Roman"/>
+          <w:b/>
+          <w:bCs/>
+          <w:sz w:val="32"/>
+          <w:szCs w:val="32"/>
+          <w:lang w:bidi="he-IL"/>
+        </w:rPr>
+        <w:t>Top 3</w:t>
+      </w:r>
+      <w:r>
+        <w:rPr>
+          <w:rFonts w:ascii="Times New Roman" w:hAnsi="Times New Roman" w:cs="Times New Roman"/>
+          <w:sz w:val="32"/>
+          <w:szCs w:val="32"/>
+          <w:rtl/>
+          <w:lang w:bidi="he-IL"/>
+        </w:rPr>
+        <w:t>בהתאם להנחיות, אפשרנו למודל להפיק את שלושת המועמדים הקרובים ביותר ובחרנו מתוכם את המילה הראשונה שאינה המילה המקורית, כדי להבטיח גיוון</w:t>
+      </w:r>
+      <w:r>
+        <w:rPr>
+          <w:rFonts w:ascii="Times New Roman" w:hAnsi="Times New Roman" w:cs="Times New Roman"/>
+          <w:sz w:val="32"/>
+          <w:szCs w:val="32"/>
+          <w:lang w:bidi="he-IL"/>
+        </w:rPr>
+        <w:t>.</w:t>
+      </w:r>
+    </w:p>
+    <w:p>
+      <w:pPr>
+        <w:pStyle w:val="ListParagraph"/>
+        <w:bidi/>
+        <w:ind w:left="2160"/>
+        <w:rPr>
+          <w:rFonts w:ascii="Times New Roman" w:hAnsi="Times New Roman" w:cs="Times New Roman"/>
+          <w:sz w:val="32"/>
+          <w:szCs w:val="32"/>
+          <w:rtl/>
+          <w:lang w:bidi="he-IL"/>
+        </w:rPr>
+      </w:pPr>
+    </w:p>
+    <w:p>
+      <w:pPr>
+        <w:pStyle w:val="ListParagraph"/>
+        <w:bidi/>
+        <w:ind w:left="2160"/>
+        <w:rPr>
+          <w:rFonts w:ascii="Times New Roman" w:hAnsi="Times New Roman" w:cs="Times New Roman"/>
+          <w:sz w:val="32"/>
+          <w:szCs w:val="32"/>
+          <w:rtl/>
+          <w:lang w:bidi="he-IL"/>
+        </w:rPr>
+      </w:pPr>
+    </w:p>
+    <w:p>
+      <w:pPr>
+        <w:pStyle w:val="ListParagraph"/>
+        <w:bidi/>
+        <w:ind w:left="2160"/>
+        <w:rPr>
+          <w:rFonts w:ascii="Times New Roman" w:hAnsi="Times New Roman" w:cs="Times New Roman"/>
+          <w:sz w:val="32"/>
+          <w:szCs w:val="32"/>
+          <w:rtl/>
+          <w:lang w:bidi="he-IL"/>
+        </w:rPr>
+      </w:pPr>
+    </w:p>
+    <w:p>
+      <w:pPr>
+        <w:pStyle w:val="ListParagraph"/>
+        <w:numPr>
+          <w:ilvl w:val="0"/>
+          <w:numId w:val="27"/>
+        </w:numPr>
+        <w:bidi/>
+        <w:rPr>
+          <w:rFonts w:ascii="Times New Roman" w:hAnsi="Times New Roman" w:cs="Times New Roman"/>
+          <w:b/>
+          <w:bCs/>
+          <w:sz w:val="32"/>
+          <w:szCs w:val="32"/>
+          <w:lang w:bidi="he-IL"/>
+        </w:rPr>
+      </w:pPr>
+      <w:r>
+        <w:rPr>
+          <w:rFonts w:ascii="Times New Roman" w:hAnsi="Times New Roman" w:cs="Times New Roman"/>
+          <w:b/>
+          <w:bCs/>
+          <w:sz w:val="32"/>
+          <w:szCs w:val="32"/>
+          <w:rtl/>
+          <w:lang w:bidi="he-IL"/>
+        </w:rPr>
+        <w:lastRenderedPageBreak/>
+        <w:t>מה קיבלנו (ניתוח תוצאות)</w:t>
+      </w:r>
+    </w:p>
+    <w:p>
+      <w:pPr>
+        <w:bidi/>
+        <w:ind w:left="1080"/>
+        <w:rPr>
+          <w:rFonts w:ascii="Times New Roman" w:hAnsi="Times New Roman" w:cs="Times New Roman"/>
+          <w:sz w:val="32"/>
+          <w:szCs w:val="32"/>
+          <w:lang w:bidi="he-IL"/>
+        </w:rPr>
+      </w:pPr>
+      <w:r>
+        <w:rPr>
+          <w:rFonts w:ascii="Times New Roman" w:hAnsi="Times New Roman" w:cs="Times New Roman"/>
+          <w:sz w:val="32"/>
+          <w:szCs w:val="32"/>
+          <w:rtl/>
+          <w:lang w:bidi="he-IL"/>
+        </w:rPr>
+        <w:t>התוצאות שהתקבלו מציגות את היכולת של המודל לזהות הקשרים פרלמנטריים ופרוצדורליים</w:t>
+      </w:r>
+      <w:r>
+        <w:rPr>
+          <w:rFonts w:ascii="Times New Roman" w:hAnsi="Times New Roman" w:cs="Times New Roman"/>
+          <w:sz w:val="32"/>
+          <w:szCs w:val="32"/>
+          <w:lang w:bidi="he-IL"/>
+        </w:rPr>
+        <w:t>:</w:t>
+      </w:r>
+    </w:p>
+    <w:p>
+      <w:pPr>
+        <w:pStyle w:val="ListParagraph"/>
+        <w:numPr>
+          <w:ilvl w:val="0"/>
+          <w:numId w:val="29"/>
+        </w:numPr>
+        <w:bidi/>
+        <w:rPr>
+          <w:rFonts w:ascii="Times New Roman" w:hAnsi="Times New Roman" w:cs="Times New Roman"/>
+          <w:sz w:val="32"/>
+          <w:szCs w:val="32"/>
+          <w:lang w:bidi="he-IL"/>
+        </w:rPr>
+      </w:pPr>
+      <w:r>
+        <w:rPr>
+          <w:rFonts w:ascii="Times New Roman" w:hAnsi="Times New Roman" w:cs="Times New Roman"/>
+          <w:b/>
+          <w:bCs/>
+          <w:sz w:val="32"/>
+          <w:szCs w:val="32"/>
+          <w:rtl/>
+          <w:lang w:bidi="he-IL"/>
+        </w:rPr>
+        <w:t>הצלחה סמנטית גבוהה</w:t>
+      </w:r>
+      <w:r>
+        <w:rPr>
+          <w:rFonts w:ascii="Times New Roman" w:hAnsi="Times New Roman" w:cs="Times New Roman"/>
+          <w:b/>
+          <w:bCs/>
+          <w:sz w:val="32"/>
+          <w:szCs w:val="32"/>
+          <w:lang w:bidi="he-IL"/>
+        </w:rPr>
+        <w:t>:</w:t>
+      </w:r>
+      <w:r>
+        <w:rPr>
+          <w:rFonts w:ascii="Times New Roman" w:hAnsi="Times New Roman" w:cs="Times New Roman"/>
+          <w:sz w:val="32"/>
+          <w:szCs w:val="32"/>
+          <w:lang w:bidi="he-IL"/>
+        </w:rPr>
+        <w:t xml:space="preserve"> </w:t>
+      </w:r>
+      <w:r>
+        <w:rPr>
+          <w:rFonts w:ascii="Times New Roman" w:hAnsi="Times New Roman" w:cs="Times New Roman"/>
+          <w:sz w:val="32"/>
+          <w:szCs w:val="32"/>
+          <w:rtl/>
+          <w:lang w:bidi="he-IL"/>
+        </w:rPr>
+        <w:t>במשפט 1, המילים "בשעות" ו-"בסעיף" הוחלפו ב-"בחודשים" ו-"בפרק</w:t>
+      </w:r>
+      <w:r>
+        <w:rPr>
+          <w:rFonts w:ascii="Times New Roman" w:hAnsi="Times New Roman" w:cs="Times New Roman"/>
+          <w:sz w:val="32"/>
+          <w:szCs w:val="32"/>
+          <w:lang w:bidi="he-IL"/>
+        </w:rPr>
+        <w:t xml:space="preserve">". </w:t>
+      </w:r>
+      <w:r>
+        <w:rPr>
+          <w:rFonts w:ascii="Times New Roman" w:hAnsi="Times New Roman" w:cs="Times New Roman"/>
+          <w:sz w:val="32"/>
+          <w:szCs w:val="32"/>
+          <w:rtl/>
+          <w:lang w:bidi="he-IL"/>
+        </w:rPr>
+        <w:t>החלפה זו שומרת על ההיגיון הפנימי של המשפט כמשפט פתיחה לדיון</w:t>
+      </w:r>
+      <w:r>
+        <w:rPr>
+          <w:rFonts w:ascii="Times New Roman" w:hAnsi="Times New Roman" w:cs="Times New Roman"/>
+          <w:sz w:val="32"/>
+          <w:szCs w:val="32"/>
+          <w:lang w:bidi="he-IL"/>
+        </w:rPr>
+        <w:t xml:space="preserve">. </w:t>
+      </w:r>
+      <w:r>
+        <w:rPr>
+          <w:rFonts w:ascii="Times New Roman" w:hAnsi="Times New Roman" w:cs="Times New Roman"/>
+          <w:sz w:val="32"/>
+          <w:szCs w:val="32"/>
+          <w:rtl/>
+          <w:lang w:bidi="he-IL"/>
+        </w:rPr>
+        <w:t>במשפט 4, ההחלפה של "הנושא" ב-"הסעיף" מדויקת מאוד להקשר של עבודת הוועדות בכנסת</w:t>
+      </w:r>
+    </w:p>
+    <w:p>
+      <w:pPr>
+        <w:pStyle w:val="ListParagraph"/>
+        <w:numPr>
+          <w:ilvl w:val="0"/>
+          <w:numId w:val="29"/>
+        </w:numPr>
+        <w:bidi/>
+        <w:rPr>
+          <w:rFonts w:ascii="Times New Roman" w:hAnsi="Times New Roman" w:cs="Times New Roman"/>
+          <w:sz w:val="32"/>
+          <w:szCs w:val="32"/>
+          <w:lang w:bidi="he-IL"/>
+        </w:rPr>
+      </w:pPr>
+      <w:r>
+        <w:rPr>
+          <w:rFonts w:ascii="Times New Roman" w:hAnsi="Times New Roman" w:cs="Times New Roman"/>
+          <w:sz w:val="32"/>
+          <w:szCs w:val="32"/>
+          <w:lang w:bidi="he-IL"/>
+        </w:rPr>
+        <w:t>.</w:t>
+      </w:r>
+      <w:r>
+        <w:rPr>
+          <w:rFonts w:ascii="Times New Roman" w:eastAsia="Times New Roman" w:hAnsi="Times New Roman" w:cs="Times New Roman"/>
+          <w:b/>
+          <w:bCs/>
+          <w:kern w:val="0"/>
+          <w:rtl/>
+          <w:lang w:bidi="he-IL"/>
+          <w14:ligatures w14:val="none"/>
+        </w:rPr>
+        <w:t xml:space="preserve"> </w:t>
+      </w:r>
+      <w:r>
+        <w:rPr>
+          <w:rFonts w:ascii="Times New Roman" w:hAnsi="Times New Roman" w:cs="Times New Roman"/>
+          <w:b/>
+          <w:bCs/>
+          <w:sz w:val="32"/>
+          <w:szCs w:val="32"/>
+          <w:rtl/>
+          <w:lang w:bidi="he-IL"/>
+        </w:rPr>
+        <w:t>התאמה להקשר הקורפוס</w:t>
+      </w:r>
+      <w:r>
+        <w:rPr>
+          <w:rFonts w:ascii="Times New Roman" w:hAnsi="Times New Roman" w:cs="Times New Roman"/>
+          <w:b/>
+          <w:bCs/>
+          <w:sz w:val="32"/>
+          <w:szCs w:val="32"/>
+          <w:lang w:bidi="he-IL"/>
+        </w:rPr>
+        <w:t>:</w:t>
+      </w:r>
+      <w:r>
+        <w:rPr>
+          <w:rFonts w:ascii="Times New Roman" w:hAnsi="Times New Roman" w:cs="Times New Roman"/>
+          <w:sz w:val="32"/>
+          <w:szCs w:val="32"/>
+          <w:lang w:bidi="he-IL"/>
+        </w:rPr>
+        <w:t xml:space="preserve"> </w:t>
+      </w:r>
+      <w:r>
+        <w:rPr>
+          <w:rFonts w:ascii="Times New Roman" w:hAnsi="Times New Roman" w:cs="Times New Roman"/>
+          <w:sz w:val="32"/>
+          <w:szCs w:val="32"/>
+          <w:rtl/>
+          <w:lang w:bidi="he-IL"/>
+        </w:rPr>
+        <w:t>במשפט 5, המילה "ההצעה" הוחלפה ב-"השאילתא</w:t>
+      </w:r>
+      <w:r>
+        <w:rPr>
+          <w:rFonts w:ascii="Times New Roman" w:hAnsi="Times New Roman" w:cs="Times New Roman"/>
+          <w:sz w:val="32"/>
+          <w:szCs w:val="32"/>
+          <w:lang w:bidi="he-IL"/>
+        </w:rPr>
+        <w:t xml:space="preserve">". </w:t>
+      </w:r>
+      <w:r>
+        <w:rPr>
+          <w:rFonts w:ascii="Times New Roman" w:hAnsi="Times New Roman" w:cs="Times New Roman"/>
+          <w:sz w:val="32"/>
+          <w:szCs w:val="32"/>
+          <w:rtl/>
+          <w:lang w:bidi="he-IL"/>
+        </w:rPr>
+        <w:t>זהו תחליף מעניין המראה שהמודל למד ששאילתות והצעות הן ישויות דומות המובאות להצבעה או לדיון בכנסת</w:t>
+      </w:r>
+      <w:r>
+        <w:rPr>
+          <w:rFonts w:ascii="Times New Roman" w:hAnsi="Times New Roman" w:cs="Times New Roman"/>
+          <w:sz w:val="32"/>
+          <w:szCs w:val="32"/>
+          <w:lang w:bidi="he-IL"/>
+        </w:rPr>
+        <w:t>.</w:t>
+      </w:r>
+    </w:p>
+    <w:p>
+      <w:pPr>
+        <w:pStyle w:val="ListParagraph"/>
+        <w:numPr>
+          <w:ilvl w:val="0"/>
+          <w:numId w:val="29"/>
+        </w:numPr>
+        <w:bidi/>
+        <w:rPr>
+          <w:rFonts w:ascii="Times New Roman" w:hAnsi="Times New Roman" w:cs="Times New Roman"/>
+          <w:sz w:val="32"/>
+          <w:szCs w:val="32"/>
+          <w:lang w:bidi="he-IL"/>
+        </w:rPr>
+      </w:pPr>
+      <w:r>
+        <w:rPr>
+          <w:rFonts w:ascii="Times New Roman" w:eastAsia="Times New Roman" w:hAnsi="Times New Roman" w:cs="Times New Roman"/>
+          <w:b/>
+          <w:bCs/>
+          <w:kern w:val="0"/>
+          <w:rtl/>
+          <w:lang w:bidi="he-IL"/>
+          <w14:ligatures w14:val="none"/>
+        </w:rPr>
+        <w:t xml:space="preserve"> </w:t>
+      </w:r>
+      <w:r>
+        <w:rPr>
+          <w:rFonts w:ascii="Times New Roman" w:hAnsi="Times New Roman" w:cs="Times New Roman"/>
+          <w:b/>
+          <w:bCs/>
+          <w:sz w:val="32"/>
+          <w:szCs w:val="32"/>
+          <w:rtl/>
+          <w:lang w:bidi="he-IL"/>
+        </w:rPr>
+        <w:t>מגבלות המודל</w:t>
+      </w:r>
+      <w:r>
+        <w:rPr>
+          <w:rFonts w:ascii="Times New Roman" w:hAnsi="Times New Roman" w:cs="Times New Roman"/>
+          <w:b/>
+          <w:bCs/>
+          <w:sz w:val="32"/>
+          <w:szCs w:val="32"/>
+          <w:lang w:bidi="he-IL"/>
+        </w:rPr>
+        <w:t>:</w:t>
+      </w:r>
+      <w:r>
+        <w:rPr>
+          <w:rFonts w:ascii="Times New Roman" w:hAnsi="Times New Roman" w:cs="Times New Roman"/>
+          <w:sz w:val="32"/>
+          <w:szCs w:val="32"/>
+          <w:lang w:bidi="he-IL"/>
+        </w:rPr>
+        <w:t xml:space="preserve"> </w:t>
+      </w:r>
+      <w:r>
+        <w:rPr>
+          <w:rFonts w:ascii="Times New Roman" w:hAnsi="Times New Roman" w:cs="Times New Roman"/>
+          <w:sz w:val="32"/>
+          <w:szCs w:val="32"/>
+          <w:rtl/>
+          <w:lang w:bidi="he-IL"/>
+        </w:rPr>
+        <w:t>במשפט 2, המילה "להתיישב" הוחלפה ב-"לרוץ". מבחינה תחבירית המשפט תקין, אך מבחינה לוגית זוהי החלפה פחות סבירה</w:t>
+      </w:r>
+      <w:r>
+        <w:rPr>
+          <w:rFonts w:ascii="Times New Roman" w:hAnsi="Times New Roman" w:cs="Times New Roman"/>
+          <w:sz w:val="32"/>
+          <w:szCs w:val="32"/>
+          <w:lang w:bidi="he-IL"/>
+        </w:rPr>
+        <w:t xml:space="preserve">. </w:t>
+      </w:r>
+      <w:r>
+        <w:rPr>
+          <w:rFonts w:ascii="Times New Roman" w:hAnsi="Times New Roman" w:cs="Times New Roman"/>
+          <w:sz w:val="32"/>
+          <w:szCs w:val="32"/>
+          <w:rtl/>
+          <w:lang w:bidi="he-IL"/>
+        </w:rPr>
+        <w:t xml:space="preserve">דבר זה מדגים כי לעיתים מילים המופיעות באותם הקשרים (פעולות שהנוכחים מתבקשים לעשות) נתפסות כקרובות </w:t>
+      </w:r>
+      <w:r>
+        <w:rPr>
+          <w:rFonts w:ascii="Times New Roman" w:hAnsi="Times New Roman" w:cs="Times New Roman" w:hint="cs"/>
+          <w:sz w:val="32"/>
+          <w:szCs w:val="32"/>
+          <w:rtl/>
+          <w:lang w:bidi="he-IL"/>
+        </w:rPr>
+        <w:t>וקטורת</w:t>
+      </w:r>
+      <w:r>
+        <w:rPr>
+          <w:rFonts w:ascii="Times New Roman" w:hAnsi="Times New Roman" w:cs="Times New Roman"/>
+          <w:sz w:val="32"/>
+          <w:szCs w:val="32"/>
+          <w:rtl/>
+          <w:lang w:bidi="he-IL"/>
+        </w:rPr>
+        <w:t xml:space="preserve"> גם אם משמעותן שונה</w:t>
+      </w:r>
+      <w:r>
+        <w:rPr>
+          <w:rFonts w:ascii="Times New Roman" w:hAnsi="Times New Roman" w:cs="Times New Roman"/>
+          <w:sz w:val="32"/>
+          <w:szCs w:val="32"/>
+          <w:lang w:bidi="he-IL"/>
+        </w:rPr>
+        <w:t>.</w:t>
+      </w:r>
+    </w:p>
+    <w:p>
+      <w:pPr>
+        <w:pStyle w:val="ListParagraph"/>
+        <w:bidi/>
+        <w:ind w:left="1800"/>
+        <w:rPr>
+          <w:rFonts w:ascii="Times New Roman" w:hAnsi="Times New Roman" w:cs="Times New Roman"/>
+          <w:sz w:val="32"/>
+          <w:szCs w:val="32"/>
+          <w:lang w:bidi="he-IL"/>
+        </w:rPr>
+      </w:pPr>
+    </w:p>
+    <w:p>
+      <w:pPr>
+        <w:bidi/>
+        <w:ind w:left="720" w:firstLine="720"/>
+        <w:rPr>
+          <w:rFonts w:ascii="Times New Roman" w:hAnsi="Times New Roman" w:cs="Times New Roman"/>
+          <w:b/>
+          <w:bCs/>
+          <w:sz w:val="32"/>
+          <w:szCs w:val="32"/>
+          <w:lang w:bidi="he-IL"/>
+        </w:rPr>
+      </w:pPr>
+      <w:r>
+        <w:rPr>
+          <w:rFonts w:ascii="Times New Roman" w:hAnsi="Times New Roman" w:cs="Times New Roman"/>
+          <w:b/>
+          <w:bCs/>
+          <w:sz w:val="32"/>
+          <w:szCs w:val="32"/>
+          <w:rtl/>
+          <w:lang w:bidi="he-IL"/>
+        </w:rPr>
+        <w:t>האם הצלחנו במשימה</w:t>
+      </w:r>
+      <w:r>
+        <w:rPr>
+          <w:rFonts w:ascii="Times New Roman" w:hAnsi="Times New Roman" w:cs="Times New Roman"/>
+          <w:b/>
+          <w:bCs/>
+          <w:sz w:val="32"/>
+          <w:szCs w:val="32"/>
+          <w:lang w:bidi="he-IL"/>
+        </w:rPr>
+        <w:t>?</w:t>
+      </w:r>
+    </w:p>
+    <w:p>
+      <w:pPr>
+        <w:bidi/>
+        <w:ind w:left="1440"/>
+        <w:rPr>
+          <w:rFonts w:ascii="Times New Roman" w:hAnsi="Times New Roman" w:cs="Times New Roman"/>
+          <w:sz w:val="32"/>
+          <w:szCs w:val="32"/>
+          <w:lang w:bidi="he-IL"/>
+        </w:rPr>
+      </w:pPr>
+      <w:r>
+        <w:rPr>
+          <w:rFonts w:ascii="Times New Roman" w:hAnsi="Times New Roman" w:cs="Times New Roman"/>
+          <w:sz w:val="32"/>
+          <w:szCs w:val="32"/>
+          <w:rtl/>
+          <w:lang w:bidi="he-IL"/>
+        </w:rPr>
+        <w:t>אנו סבורים כי המשימה הוכתרה בהצלחה מהסיבות הבאות</w:t>
+      </w:r>
+      <w:r>
+        <w:rPr>
+          <w:rFonts w:ascii="Times New Roman" w:hAnsi="Times New Roman" w:cs="Times New Roman"/>
+          <w:sz w:val="32"/>
+          <w:szCs w:val="32"/>
+          <w:lang w:bidi="he-IL"/>
+        </w:rPr>
+        <w:t>:</w:t>
+      </w:r>
+    </w:p>
+    <w:p>
+      <w:pPr>
+        <w:pStyle w:val="ListParagraph"/>
+        <w:numPr>
+          <w:ilvl w:val="0"/>
+          <w:numId w:val="30"/>
+        </w:numPr>
+        <w:bidi/>
+        <w:rPr>
+          <w:rFonts w:ascii="Times New Roman" w:hAnsi="Times New Roman" w:cs="Times New Roman"/>
+          <w:sz w:val="32"/>
+          <w:szCs w:val="32"/>
+          <w:lang w:bidi="he-IL"/>
+        </w:rPr>
+      </w:pPr>
+      <w:r>
+        <w:rPr>
+          <w:rFonts w:ascii="Times New Roman" w:hAnsi="Times New Roman" w:cs="Times New Roman"/>
+          <w:b/>
+          <w:bCs/>
+          <w:sz w:val="32"/>
+          <w:szCs w:val="32"/>
+          <w:rtl/>
+          <w:lang w:bidi="he-IL"/>
+        </w:rPr>
+        <w:t>תקינות תחבירית</w:t>
+      </w:r>
+      <w:r>
+        <w:rPr>
+          <w:rFonts w:ascii="Times New Roman" w:hAnsi="Times New Roman" w:cs="Times New Roman"/>
+          <w:b/>
+          <w:bCs/>
+          <w:sz w:val="32"/>
+          <w:szCs w:val="32"/>
+          <w:lang w:bidi="he-IL"/>
+        </w:rPr>
+        <w:t>:</w:t>
+      </w:r>
+      <w:r>
+        <w:rPr>
+          <w:rFonts w:ascii="Times New Roman" w:hAnsi="Times New Roman" w:cs="Times New Roman"/>
+          <w:sz w:val="32"/>
+          <w:szCs w:val="32"/>
+          <w:lang w:bidi="he-IL"/>
+        </w:rPr>
+        <w:t xml:space="preserve"> </w:t>
+      </w:r>
+      <w:r>
+        <w:rPr>
+          <w:rFonts w:ascii="Times New Roman" w:hAnsi="Times New Roman" w:cs="Times New Roman"/>
+          <w:sz w:val="32"/>
+          <w:szCs w:val="32"/>
+          <w:rtl/>
+          <w:lang w:bidi="he-IL"/>
+        </w:rPr>
+        <w:t>כל המשפטים החדשים שנוצרו נותרו תקינים מבחינה דקדוקית (למשל, שמירה על מין ומספר כמו "השאילתא אושרה" במקום "ההצעה הובאה")</w:t>
+      </w:r>
+    </w:p>
+    <w:p>
+      <w:pPr>
+        <w:pStyle w:val="ListParagraph"/>
+        <w:numPr>
+          <w:ilvl w:val="0"/>
+          <w:numId w:val="30"/>
+        </w:numPr>
+        <w:bidi/>
+        <w:rPr>
+          <w:rFonts w:ascii="Times New Roman" w:hAnsi="Times New Roman" w:cs="Times New Roman"/>
+          <w:sz w:val="32"/>
+          <w:szCs w:val="32"/>
+          <w:lang w:bidi="he-IL"/>
+        </w:rPr>
+      </w:pPr>
+      <w:r>
+        <w:rPr>
+          <w:rFonts w:ascii="Times New Roman" w:hAnsi="Times New Roman" w:cs="Times New Roman"/>
+          <w:b/>
+          <w:bCs/>
+          <w:sz w:val="32"/>
+          <w:szCs w:val="32"/>
+          <w:rtl/>
+          <w:lang w:bidi="he-IL"/>
+        </w:rPr>
+        <w:t>שימור המשמעות הכללית</w:t>
+      </w:r>
+      <w:r>
+        <w:rPr>
+          <w:rFonts w:ascii="Times New Roman" w:hAnsi="Times New Roman" w:cs="Times New Roman"/>
+          <w:b/>
+          <w:bCs/>
+          <w:sz w:val="32"/>
+          <w:szCs w:val="32"/>
+          <w:lang w:bidi="he-IL"/>
+        </w:rPr>
+        <w:t>:</w:t>
+      </w:r>
+      <w:r>
+        <w:rPr>
+          <w:rFonts w:ascii="Times New Roman" w:hAnsi="Times New Roman" w:cs="Times New Roman"/>
+          <w:sz w:val="32"/>
+          <w:szCs w:val="32"/>
+          <w:lang w:bidi="he-IL"/>
+        </w:rPr>
+        <w:t xml:space="preserve"> </w:t>
+      </w:r>
+      <w:r>
+        <w:rPr>
+          <w:rFonts w:ascii="Times New Roman" w:hAnsi="Times New Roman" w:cs="Times New Roman"/>
+          <w:sz w:val="32"/>
+          <w:szCs w:val="32"/>
+          <w:rtl/>
+          <w:lang w:bidi="he-IL"/>
+        </w:rPr>
+        <w:t>למרות שהיו החלפות פחות צפויות (כמו "לרוץ"), רוב המשפטים שומרים על הטון הרשמי והפרלמנטרי של קורפוס הכנסת</w:t>
+      </w:r>
+      <w:r>
+        <w:rPr>
+          <w:rFonts w:ascii="Times New Roman" w:hAnsi="Times New Roman" w:cs="Times New Roman"/>
+          <w:sz w:val="32"/>
+          <w:szCs w:val="32"/>
+          <w:lang w:bidi="he-IL"/>
+        </w:rPr>
+        <w:t>.</w:t>
+      </w:r>
+      <w:r>
+        <w:rPr>
+          <w:rFonts w:ascii="Times New Roman" w:eastAsia="Times New Roman" w:hAnsi="Times New Roman" w:cs="Times New Roman"/>
+          <w:b/>
+          <w:bCs/>
+          <w:kern w:val="0"/>
+          <w:rtl/>
+          <w:lang w:bidi="he-IL"/>
+          <w14:ligatures w14:val="none"/>
+        </w:rPr>
+        <w:t xml:space="preserve"> </w:t>
+      </w:r>
+    </w:p>
+    <w:p>
+      <w:pPr>
+        <w:pStyle w:val="ListParagraph"/>
+        <w:numPr>
+          <w:ilvl w:val="0"/>
+          <w:numId w:val="30"/>
+        </w:numPr>
+        <w:bidi/>
+        <w:rPr>
+          <w:rFonts w:ascii="Times New Roman" w:hAnsi="Times New Roman" w:cs="Times New Roman"/>
+          <w:sz w:val="32"/>
+          <w:szCs w:val="32"/>
+          <w:lang w:bidi="he-IL"/>
+        </w:rPr>
+      </w:pPr>
+      <w:r>
+        <w:rPr>
+          <w:rFonts w:ascii="Times New Roman" w:hAnsi="Times New Roman" w:cs="Times New Roman"/>
+          <w:b/>
+          <w:bCs/>
+          <w:sz w:val="32"/>
+          <w:szCs w:val="32"/>
+          <w:rtl/>
+          <w:lang w:bidi="he-IL"/>
+        </w:rPr>
+        <w:lastRenderedPageBreak/>
+        <w:t>יישום טכני</w:t>
+      </w:r>
+      <w:r>
+        <w:rPr>
+          <w:rFonts w:ascii="Times New Roman" w:hAnsi="Times New Roman" w:cs="Times New Roman"/>
+          <w:b/>
+          <w:bCs/>
+          <w:sz w:val="32"/>
+          <w:szCs w:val="32"/>
+          <w:lang w:bidi="he-IL"/>
+        </w:rPr>
+        <w:t>:</w:t>
+      </w:r>
+      <w:r>
+        <w:rPr>
+          <w:rFonts w:ascii="Times New Roman" w:hAnsi="Times New Roman" w:cs="Times New Roman"/>
+          <w:sz w:val="32"/>
+          <w:szCs w:val="32"/>
+          <w:lang w:bidi="he-IL"/>
+        </w:rPr>
+        <w:t xml:space="preserve"> </w:t>
+      </w:r>
+      <w:r>
+        <w:rPr>
+          <w:rFonts w:ascii="Times New Roman" w:hAnsi="Times New Roman" w:cs="Times New Roman"/>
+          <w:sz w:val="32"/>
+          <w:szCs w:val="32"/>
+          <w:rtl/>
+          <w:lang w:bidi="he-IL"/>
+        </w:rPr>
+        <w:t>הקוד מצליח להתמודד עם מילים שלא היו קיימות במילון בעזרת מילות העוגן, ועומד בדרישות הפלט המחמירות שהוגדרו</w:t>
+      </w:r>
+      <w:r>
+        <w:rPr>
+          <w:rFonts w:ascii="Times New Roman" w:hAnsi="Times New Roman" w:cs="Times New Roman"/>
+          <w:sz w:val="32"/>
+          <w:szCs w:val="32"/>
+          <w:lang w:bidi="he-IL"/>
+        </w:rPr>
+        <w:t>.</w:t>
+      </w:r>
+    </w:p>
+    <w:p>
+      <w:pPr>
+        <w:bidi/>
+        <w:ind w:left="2160"/>
+        <w:rPr>
+          <w:rFonts w:ascii="Times New Roman" w:hAnsi="Times New Roman" w:cs="Times New Roman"/>
+          <w:sz w:val="32"/>
+          <w:szCs w:val="32"/>
+          <w:lang w:bidi="he-IL"/>
+        </w:rPr>
+      </w:pPr>
+    </w:p>
+    <w:p>
+      <w:pPr>
+        <w:pStyle w:val="ListParagraph"/>
+        <w:bidi/>
+        <w:ind w:left="1800"/>
+        <w:rPr>
+          <w:rFonts w:ascii="Times New Roman" w:hAnsi="Times New Roman" w:cs="Times New Roman"/>
+          <w:sz w:val="32"/>
+          <w:szCs w:val="32"/>
+          <w:lang w:bidi="he-IL"/>
+        </w:rPr>
+      </w:pPr>
+    </w:p>
+    <w:p>
+      <w:pPr>
+        <w:bidi/>
+        <w:rPr>
+          <w:rFonts w:ascii="Times New Roman" w:hAnsi="Times New Roman" w:cs="Times New Roman"/>
+          <w:sz w:val="32"/>
+          <w:szCs w:val="32"/>
+          <w:lang w:bidi="he-IL"/>
+        </w:rPr>
+      </w:pPr>
+    </w:p>
+    <w:p>
+      <w:pPr>
+        <w:pStyle w:val="ListParagraph"/>
+        <w:bidi/>
+        <w:ind w:left="2160"/>
+        <w:rPr>
+          <w:rFonts w:ascii="Times New Roman" w:hAnsi="Times New Roman" w:cs="Times New Roman"/>
+          <w:sz w:val="32"/>
+          <w:szCs w:val="32"/>
+          <w:lang w:bidi="he-IL"/>
+        </w:rPr>
+      </w:pPr>
+    </w:p>
+    <w:p>
+      <w:pPr>
+        <w:pStyle w:val="ListParagraph"/>
+        <w:bidi/>
+        <w:ind w:left="1440"/>
+        <w:rPr>
+          <w:rFonts w:ascii="Times New Roman" w:hAnsi="Times New Roman" w:cs="Times New Roman"/>
+          <w:sz w:val="32"/>
+          <w:szCs w:val="32"/>
           <w:lang w:bidi="he-IL"/>
         </w:rPr>
       </w:pPr>
@@ -4358,6 +5603,268 @@
 <file path=word/numbering.xml><?xml version="1.0" encoding="utf-8"?>
 <w:numbering xmlns:wpc="http://schemas.microsoft.com/office/word/2010/wordprocessingCanvas" xmlns:cx="http://schemas.microsoft.com/office/drawing/2014/chartex" xmlns:cx1="http://schemas.microsoft.com/office/drawing/2015/9/8/chartex" xmlns:cx2="http://schemas.microsoft.com/office/drawing/2015/10/21/chartex" xmlns:cx3="http://schemas.microsoft.com/office/drawing/2016/5/9/chartex" xmlns:cx4="http://schemas.microsoft.com/office/drawing/2016/5/10/chartex" xmlns:cx5="http://schemas.microsoft.com/office/drawing/2016/5/11/chartex" xmlns:cx6="http://schemas.microsoft.com/office/drawing/2016/5/12/chartex" xmlns:cx7="http://schemas.microsoft.com/office/drawing/2016/5/13/chartex" xmlns:cx8="http://schemas.microsoft.com/office/drawing/2016/5/14/chartex" xmlns:mc="http://schemas.openxmlformats.org/markup-compatibility/2006" xmlns:aink="http://schemas.microsoft.com/office/drawing/2016/ink" xmlns:am3d="http://schemas.microsoft.com/office/drawing/2017/model3d" xmlns:o="urn:schemas-microsoft-com:office:office" xmlns:oel="http://schemas.microsoft.com/office/2019/extlst" xmlns:r="http://schemas.openxmlformats.org/officeDocument/2006/relationships" xmlns:m="http://schemas.openxmlformats.org/officeDocument/2006/math" xmlns:v="urn:schemas-microsoft-com:vml" xmlns:wp14="http://schemas.microsoft.com/office/word/2010/wordprocessingDrawing" xmlns:wp="http://schemas.openxmlformats.org/drawingml/2006/wordprocessingDrawing" xmlns:w10="urn:schemas-microsoft-com:office:word" xmlns:w="http://schemas.openxmlformats.org/wordprocessingml/2006/main" xmlns:w14="http://schemas.microsoft.com/office/word/2010/wordml" xmlns:w15="http://schemas.microsoft.com/office/word/2012/wordml" xmlns:w16cex="http://schemas.microsoft.com/office/word/2018/wordml/cex" xmlns:w16cid="http://schemas.microsoft.com/office/word/2016/wordml/cid" xmlns:w16="http://schemas.microsoft.com/office/word/2018/wordml" xmlns:w16du="http://schemas.microsoft.com/office/word/2023/wordml/word16du" xmlns:w16sdtdh="http://schemas.microsoft.com/office/word/2020/wordml/sdtdatahash" xmlns:w16sdtfl="http://schemas.microsoft.com/office/word/2024/wordml/sdtformatlock" xmlns:w16se="http://schemas.microsoft.com/office/word/2015/wordml/symex" xmlns:wpg="http://schemas.microsoft.com/office/word/2010/wordprocessingGroup" xmlns:wpi="http://schemas.microsoft.com/office/word/2010/wordprocessingInk" xmlns:wne="http://schemas.microsoft.com/office/word/2006/wordml" xmlns:wps="http://schemas.microsoft.com/office/word/2010/wordprocessingShape" mc:Ignorable="w14 w15 w16se w16cid w16 w16cex w16sdtdh w16sdtfl w16du wp14">
   <w:abstractNum w:abstractNumId="0" w15:restartNumberingAfterBreak="0">
+    <w:nsid w:val="032D08A1"/>
+    <w:multiLevelType w:val="hybridMultilevel"/>
+    <w:tmpl w:val="CEB6D2E8"/>
+    <w:lvl w:ilvl="0" w:tplc="04090001">
+      <w:start w:val="1"/>
+      <w:numFmt w:val="bullet"/>
+      <w:lvlText w:val=""/>
+      <w:lvlJc w:val="left"/>
+      <w:pPr>
+        <w:ind w:left="1440" w:hanging="360"/>
+      </w:pPr>
+      <w:rPr>
+        <w:rFonts w:ascii="Symbol" w:hAnsi="Symbol" w:hint="default"/>
+      </w:rPr>
+    </w:lvl>
+    <w:lvl w:ilvl="1" w:tplc="04090003">
+      <w:start w:val="1"/>
+      <w:numFmt w:val="bullet"/>
+      <w:lvlText w:val="o"/>
+      <w:lvlJc w:val="left"/>
+      <w:pPr>
+        <w:ind w:left="2160" w:hanging="360"/>
+      </w:pPr>
+      <w:rPr>
+        <w:rFonts w:ascii="Courier New" w:hAnsi="Courier New" w:cs="Courier New" w:hint="default"/>
+      </w:rPr>
+    </w:lvl>
+    <w:lvl w:ilvl="2" w:tplc="04090005" w:tentative="1">
+      <w:start w:val="1"/>
+      <w:numFmt w:val="bullet"/>
+      <w:lvlText w:val=""/>
+      <w:lvlJc w:val="left"/>
+      <w:pPr>
+        <w:ind w:left="2880" w:hanging="360"/>
+      </w:pPr>
+      <w:rPr>
+        <w:rFonts w:ascii="Wingdings" w:hAnsi="Wingdings" w:hint="default"/>
+      </w:rPr>
+    </w:lvl>
+    <w:lvl w:ilvl="3" w:tplc="04090001" w:tentative="1">
+      <w:start w:val="1"/>
+      <w:numFmt w:val="bullet"/>
+      <w:lvlText w:val=""/>
+      <w:lvlJc w:val="left"/>
+      <w:pPr>
+        <w:ind w:left="3600" w:hanging="360"/>
+      </w:pPr>
+      <w:rPr>
+        <w:rFonts w:ascii="Symbol" w:hAnsi="Symbol" w:hint="default"/>
+      </w:rPr>
+    </w:lvl>
+    <w:lvl w:ilvl="4" w:tplc="04090003" w:tentative="1">
+      <w:start w:val="1"/>
+      <w:numFmt w:val="bullet"/>
+      <w:lvlText w:val="o"/>
+      <w:lvlJc w:val="left"/>
+      <w:pPr>
+        <w:ind w:left="4320" w:hanging="360"/>
+      </w:pPr>
+      <w:rPr>
+        <w:rFonts w:ascii="Courier New" w:hAnsi="Courier New" w:cs="Courier New" w:hint="default"/>
+      </w:rPr>
+    </w:lvl>
+    <w:lvl w:ilvl="5" w:tplc="04090005" w:tentative="1">
+      <w:start w:val="1"/>
+      <w:numFmt w:val="bullet"/>
+      <w:lvlText w:val=""/>
+      <w:lvlJc w:val="left"/>
+      <w:pPr>
+        <w:ind w:left="5040" w:hanging="360"/>
+      </w:pPr>
+      <w:rPr>
+        <w:rFonts w:ascii="Wingdings" w:hAnsi="Wingdings" w:hint="default"/>
+      </w:rPr>
+    </w:lvl>
+    <w:lvl w:ilvl="6" w:tplc="04090001" w:tentative="1">
+      <w:start w:val="1"/>
+      <w:numFmt w:val="bullet"/>
+      <w:lvlText w:val=""/>
+      <w:lvlJc w:val="left"/>
+      <w:pPr>
+        <w:ind w:left="5760" w:hanging="360"/>
+      </w:pPr>
+      <w:rPr>
+        <w:rFonts w:ascii="Symbol" w:hAnsi="Symbol" w:hint="default"/>
+      </w:rPr>
+    </w:lvl>
+    <w:lvl w:ilvl="7" w:tplc="04090003" w:tentative="1">
+      <w:start w:val="1"/>
+      <w:numFmt w:val="bullet"/>
+      <w:lvlText w:val="o"/>
+      <w:lvlJc w:val="left"/>
+      <w:pPr>
+        <w:ind w:left="6480" w:hanging="360"/>
+      </w:pPr>
+      <w:rPr>
+        <w:rFonts w:ascii="Courier New" w:hAnsi="Courier New" w:cs="Courier New" w:hint="default"/>
+      </w:rPr>
+    </w:lvl>
+    <w:lvl w:ilvl="8" w:tplc="04090005" w:tentative="1">
+      <w:start w:val="1"/>
+      <w:numFmt w:val="bullet"/>
+      <w:lvlText w:val=""/>
+      <w:lvlJc w:val="left"/>
+      <w:pPr>
+        <w:ind w:left="7200" w:hanging="360"/>
+      </w:pPr>
+      <w:rPr>
+        <w:rFonts w:ascii="Wingdings" w:hAnsi="Wingdings" w:hint="default"/>
+      </w:rPr>
+    </w:lvl>
+  </w:abstractNum>
+  <w:abstractNum w:abstractNumId="1" w15:restartNumberingAfterBreak="0">
+    <w:nsid w:val="04585AF6"/>
+    <w:multiLevelType w:val="multilevel"/>
+    <w:tmpl w:val="B2D297FE"/>
+    <w:lvl w:ilvl="0">
+      <w:start w:val="1"/>
+      <w:numFmt w:val="bullet"/>
+      <w:lvlText w:val=""/>
+      <w:lvlJc w:val="left"/>
+      <w:pPr>
+        <w:tabs>
+          <w:tab w:val="num" w:pos="720"/>
+        </w:tabs>
+        <w:ind w:left="720" w:hanging="360"/>
+      </w:pPr>
+      <w:rPr>
+        <w:rFonts w:ascii="Symbol" w:hAnsi="Symbol" w:hint="default"/>
+        <w:sz w:val="20"/>
+      </w:rPr>
+    </w:lvl>
+    <w:lvl w:ilvl="1" w:tentative="1">
+      <w:start w:val="1"/>
+      <w:numFmt w:val="bullet"/>
+      <w:lvlText w:val="o"/>
+      <w:lvlJc w:val="left"/>
+      <w:pPr>
+        <w:tabs>
+          <w:tab w:val="num" w:pos="1440"/>
+        </w:tabs>
+        <w:ind w:left="1440" w:hanging="360"/>
+      </w:pPr>
+      <w:rPr>
+        <w:rFonts w:ascii="Courier New" w:hAnsi="Courier New" w:hint="default"/>
+        <w:sz w:val="20"/>
+      </w:rPr>
+    </w:lvl>
+    <w:lvl w:ilvl="2" w:tentative="1">
+      <w:start w:val="1"/>
+      <w:numFmt w:val="bullet"/>
+      <w:lvlText w:val=""/>
+      <w:lvlJc w:val="left"/>
+      <w:pPr>
+        <w:tabs>
+          <w:tab w:val="num" w:pos="2160"/>
+        </w:tabs>
+        <w:ind w:left="2160" w:hanging="360"/>
+      </w:pPr>
+      <w:rPr>
+        <w:rFonts w:ascii="Wingdings" w:hAnsi="Wingdings" w:hint="default"/>
+        <w:sz w:val="20"/>
+      </w:rPr>
+    </w:lvl>
+    <w:lvl w:ilvl="3" w:tentative="1">
+      <w:start w:val="1"/>
+      <w:numFmt w:val="bullet"/>
+      <w:lvlText w:val=""/>
+      <w:lvlJc w:val="left"/>
+      <w:pPr>
+        <w:tabs>
+          <w:tab w:val="num" w:pos="2880"/>
+        </w:tabs>
+        <w:ind w:left="2880" w:hanging="360"/>
+      </w:pPr>
+      <w:rPr>
+        <w:rFonts w:ascii="Wingdings" w:hAnsi="Wingdings" w:hint="default"/>
+        <w:sz w:val="20"/>
+      </w:rPr>
+    </w:lvl>
+    <w:lvl w:ilvl="4" w:tentative="1">
+      <w:start w:val="1"/>
+      <w:numFmt w:val="bullet"/>
+      <w:lvlText w:val=""/>
+      <w:lvlJc w:val="left"/>
+      <w:pPr>
+        <w:tabs>
+          <w:tab w:val="num" w:pos="3600"/>
+        </w:tabs>
+        <w:ind w:left="3600" w:hanging="360"/>
+      </w:pPr>
+      <w:rPr>
+        <w:rFonts w:ascii="Wingdings" w:hAnsi="Wingdings" w:hint="default"/>
+        <w:sz w:val="20"/>
+      </w:rPr>
+    </w:lvl>
+    <w:lvl w:ilvl="5" w:tentative="1">
+      <w:start w:val="1"/>
+      <w:numFmt w:val="bullet"/>
+      <w:lvlText w:val=""/>
+      <w:lvlJc w:val="left"/>
+      <w:pPr>
+        <w:tabs>
+          <w:tab w:val="num" w:pos="4320"/>
+        </w:tabs>
+        <w:ind w:left="4320" w:hanging="360"/>
+      </w:pPr>
+      <w:rPr>
+        <w:rFonts w:ascii="Wingdings" w:hAnsi="Wingdings" w:hint="default"/>
+        <w:sz w:val="20"/>
+      </w:rPr>
+    </w:lvl>
+    <w:lvl w:ilvl="6" w:tentative="1">
+      <w:start w:val="1"/>
+      <w:numFmt w:val="bullet"/>
+      <w:lvlText w:val=""/>
+      <w:lvlJc w:val="left"/>
+      <w:pPr>
+        <w:tabs>
+          <w:tab w:val="num" w:pos="5040"/>
+        </w:tabs>
+        <w:ind w:left="5040" w:hanging="360"/>
+      </w:pPr>
+      <w:rPr>
+        <w:rFonts w:ascii="Wingdings" w:hAnsi="Wingdings" w:hint="default"/>
+        <w:sz w:val="20"/>
+      </w:rPr>
+    </w:lvl>
+    <w:lvl w:ilvl="7" w:tentative="1">
+      <w:start w:val="1"/>
+      <w:numFmt w:val="bullet"/>
+      <w:lvlText w:val=""/>
+      <w:lvlJc w:val="left"/>
+      <w:pPr>
+        <w:tabs>
+          <w:tab w:val="num" w:pos="5760"/>
+        </w:tabs>
+        <w:ind w:left="5760" w:hanging="360"/>
+      </w:pPr>
+      <w:rPr>
+        <w:rFonts w:ascii="Wingdings" w:hAnsi="Wingdings" w:hint="default"/>
+        <w:sz w:val="20"/>
+      </w:rPr>
+    </w:lvl>
+    <w:lvl w:ilvl="8" w:tentative="1">
+      <w:start w:val="1"/>
+      <w:numFmt w:val="bullet"/>
+      <w:lvlText w:val=""/>
+      <w:lvlJc w:val="left"/>
+      <w:pPr>
+        <w:tabs>
+          <w:tab w:val="num" w:pos="6480"/>
+        </w:tabs>
+        <w:ind w:left="6480" w:hanging="360"/>
+      </w:pPr>
+      <w:rPr>
+        <w:rFonts w:ascii="Wingdings" w:hAnsi="Wingdings" w:hint="default"/>
+        <w:sz w:val="20"/>
+      </w:rPr>
+    </w:lvl>
+  </w:abstractNum>
+  <w:abstractNum w:abstractNumId="2" w15:restartNumberingAfterBreak="0">
     <w:nsid w:val="11DD007C"/>
     <w:multiLevelType w:val="hybridMultilevel"/>
     <w:tmpl w:val="FF367DFA"/>
@@ -4469,7 +5976,7 @@
       </w:rPr>
     </w:lvl>
   </w:abstractNum>
-  <w:abstractNum w:abstractNumId="1" w15:restartNumberingAfterBreak="0">
+  <w:abstractNum w:abstractNumId="3" w15:restartNumberingAfterBreak="0">
     <w:nsid w:val="136F2E64"/>
     <w:multiLevelType w:val="multilevel"/>
     <w:tmpl w:val="E6C0EF98"/>
@@ -4618,7 +6125,7 @@
       </w:rPr>
     </w:lvl>
   </w:abstractNum>
-  <w:abstractNum w:abstractNumId="2" w15:restartNumberingAfterBreak="0">
+  <w:abstractNum w:abstractNumId="4" w15:restartNumberingAfterBreak="0">
     <w:nsid w:val="2038305B"/>
     <w:multiLevelType w:val="multilevel"/>
     <w:tmpl w:val="A348B358"/>
@@ -4767,7 +6274,7 @@
       </w:rPr>
     </w:lvl>
   </w:abstractNum>
-  <w:abstractNum w:abstractNumId="3" w15:restartNumberingAfterBreak="0">
+  <w:abstractNum w:abstractNumId="5" w15:restartNumberingAfterBreak="0">
     <w:nsid w:val="270A5B94"/>
     <w:multiLevelType w:val="multilevel"/>
     <w:tmpl w:val="3224FCA8"/>
@@ -4916,7 +6423,7 @@
       </w:rPr>
     </w:lvl>
   </w:abstractNum>
-  <w:abstractNum w:abstractNumId="4" w15:restartNumberingAfterBreak="0">
+  <w:abstractNum w:abstractNumId="6" w15:restartNumberingAfterBreak="0">
     <w:nsid w:val="2A0F4487"/>
     <w:multiLevelType w:val="hybridMultilevel"/>
     <w:tmpl w:val="61906540"/>
@@ -5029,7 +6536,7 @@
       </w:rPr>
     </w:lvl>
   </w:abstractNum>
-  <w:abstractNum w:abstractNumId="5" w15:restartNumberingAfterBreak="0">
+  <w:abstractNum w:abstractNumId="7" w15:restartNumberingAfterBreak="0">
     <w:nsid w:val="2DE85EAA"/>
     <w:multiLevelType w:val="multilevel"/>
     <w:tmpl w:val="E0C8FFE6"/>
@@ -5142,7 +6649,120 @@
       </w:pPr>
     </w:lvl>
   </w:abstractNum>
-  <w:abstractNum w:abstractNumId="6" w15:restartNumberingAfterBreak="0">
+  <w:abstractNum w:abstractNumId="8" w15:restartNumberingAfterBreak="0">
+    <w:nsid w:val="35775B54"/>
+    <w:multiLevelType w:val="multilevel"/>
+    <w:tmpl w:val="C5447B7C"/>
+    <w:lvl w:ilvl="0">
+      <w:start w:val="1"/>
+      <w:numFmt w:val="decimal"/>
+      <w:lvlText w:val="%1."/>
+      <w:lvlJc w:val="left"/>
+      <w:pPr>
+        <w:tabs>
+          <w:tab w:val="num" w:pos="2520"/>
+        </w:tabs>
+        <w:ind w:left="2520" w:hanging="360"/>
+      </w:pPr>
+    </w:lvl>
+    <w:lvl w:ilvl="1" w:tentative="1">
+      <w:start w:val="1"/>
+      <w:numFmt w:val="decimal"/>
+      <w:lvlText w:val="%2."/>
+      <w:lvlJc w:val="left"/>
+      <w:pPr>
+        <w:tabs>
+          <w:tab w:val="num" w:pos="3240"/>
+        </w:tabs>
+        <w:ind w:left="3240" w:hanging="360"/>
+      </w:pPr>
+    </w:lvl>
+    <w:lvl w:ilvl="2" w:tentative="1">
+      <w:start w:val="1"/>
+      <w:numFmt w:val="decimal"/>
+      <w:lvlText w:val="%3."/>
+      <w:lvlJc w:val="left"/>
+      <w:pPr>
+        <w:tabs>
+          <w:tab w:val="num" w:pos="3960"/>
+        </w:tabs>
+        <w:ind w:left="3960" w:hanging="360"/>
+      </w:pPr>
+    </w:lvl>
+    <w:lvl w:ilvl="3" w:tentative="1">
+      <w:start w:val="1"/>
+      <w:numFmt w:val="decimal"/>
+      <w:lvlText w:val="%4."/>
+      <w:lvlJc w:val="left"/>
+      <w:pPr>
+        <w:tabs>
+          <w:tab w:val="num" w:pos="4680"/>
+        </w:tabs>
+        <w:ind w:left="4680" w:hanging="360"/>
+      </w:pPr>
+    </w:lvl>
+    <w:lvl w:ilvl="4" w:tentative="1">
+      <w:start w:val="1"/>
+      <w:numFmt w:val="decimal"/>
+      <w:lvlText w:val="%5."/>
+      <w:lvlJc w:val="left"/>
+      <w:pPr>
+        <w:tabs>
+          <w:tab w:val="num" w:pos="5400"/>
+        </w:tabs>
+        <w:ind w:left="5400" w:hanging="360"/>
+      </w:pPr>
+    </w:lvl>
+    <w:lvl w:ilvl="5" w:tentative="1">
+      <w:start w:val="1"/>
+      <w:numFmt w:val="decimal"/>
+      <w:lvlText w:val="%6."/>
+      <w:lvlJc w:val="left"/>
+      <w:pPr>
+        <w:tabs>
+          <w:tab w:val="num" w:pos="6120"/>
+        </w:tabs>
+        <w:ind w:left="6120" w:hanging="360"/>
+      </w:pPr>
+    </w:lvl>
+    <w:lvl w:ilvl="6" w:tentative="1">
+      <w:start w:val="1"/>
+      <w:numFmt w:val="decimal"/>
+      <w:lvlText w:val="%7."/>
+      <w:lvlJc w:val="left"/>
+      <w:pPr>
+        <w:tabs>
+          <w:tab w:val="num" w:pos="6840"/>
+        </w:tabs>
+        <w:ind w:left="6840" w:hanging="360"/>
+      </w:pPr>
+    </w:lvl>
+    <w:lvl w:ilvl="7" w:tentative="1">
+      <w:start w:val="1"/>
+      <w:numFmt w:val="decimal"/>
+      <w:lvlText w:val="%8."/>
+      <w:lvlJc w:val="left"/>
+      <w:pPr>
+        <w:tabs>
+          <w:tab w:val="num" w:pos="7560"/>
+        </w:tabs>
+        <w:ind w:left="7560" w:hanging="360"/>
+      </w:pPr>
+    </w:lvl>
+    <w:lvl w:ilvl="8" w:tentative="1">
+      <w:start w:val="1"/>
+      <w:numFmt w:val="decimal"/>
+      <w:lvlText w:val="%9."/>
+      <w:lvlJc w:val="left"/>
+      <w:pPr>
+        <w:tabs>
+          <w:tab w:val="num" w:pos="8280"/>
+        </w:tabs>
+        <w:ind w:left="8280" w:hanging="360"/>
+      </w:pPr>
+    </w:lvl>
+  </w:abstractNum>
+  <w:abstractNum w:abstractNumId="9" w15:restartNumberingAfterBreak="0">
     <w:nsid w:val="394A11DE"/>
     <w:multiLevelType w:val="hybridMultilevel"/>
     <w:tmpl w:val="167CF05A"/>
@@ -5255,7 +6875,7 @@
       </w:rPr>
     </w:lvl>
   </w:abstractNum>
-  <w:abstractNum w:abstractNumId="7" w15:restartNumberingAfterBreak="0">
+  <w:abstractNum w:abstractNumId="10" w15:restartNumberingAfterBreak="0">
     <w:nsid w:val="420B661B"/>
     <w:multiLevelType w:val="multilevel"/>
     <w:tmpl w:val="BE88EEB6"/>
@@ -5368,7 +6988,7 @@
       </w:pPr>
     </w:lvl>
   </w:abstractNum>
-  <w:abstractNum w:abstractNumId="8" w15:restartNumberingAfterBreak="0">
+  <w:abstractNum w:abstractNumId="11" w15:restartNumberingAfterBreak="0">
     <w:nsid w:val="4A3B7BD9"/>
     <w:multiLevelType w:val="hybridMultilevel"/>
     <w:tmpl w:val="008C6D40"/>
@@ -5481,7 +7101,7 @@
       </w:rPr>
     </w:lvl>
   </w:abstractNum>
-  <w:abstractNum w:abstractNumId="9" w15:restartNumberingAfterBreak="0">
+  <w:abstractNum w:abstractNumId="12" w15:restartNumberingAfterBreak="0">
     <w:nsid w:val="4E1C5741"/>
     <w:multiLevelType w:val="multilevel"/>
     <w:tmpl w:val="5B96DB96"/>
@@ -5630,7 +7250,120 @@
       </w:rPr>
     </w:lvl>
   </w:abstractNum>
-  <w:abstractNum w:abstractNumId="10" w15:restartNumberingAfterBreak="0">
+  <w:abstractNum w:abstractNumId="13" w15:restartNumberingAfterBreak="0">
+    <w:nsid w:val="58131EF4"/>
+    <w:multiLevelType w:val="hybridMultilevel"/>
+    <w:tmpl w:val="7CB83D1E"/>
+    <w:lvl w:ilvl="0" w:tplc="04090001">
+      <w:start w:val="1"/>
+      <w:numFmt w:val="bullet"/>
+      <w:lvlText w:val=""/>
+      <w:lvlJc w:val="left"/>
+      <w:pPr>
+        <w:ind w:left="2520" w:hanging="360"/>
+      </w:pPr>
+      <w:rPr>
+        <w:rFonts w:ascii="Symbol" w:hAnsi="Symbol" w:hint="default"/>
+      </w:rPr>
+    </w:lvl>
+    <w:lvl w:ilvl="1" w:tplc="04090003">
+      <w:start w:val="1"/>
+      <w:numFmt w:val="bullet"/>
+      <w:lvlText w:val="o"/>
+      <w:lvlJc w:val="left"/>
+      <w:pPr>
+        <w:ind w:left="3240" w:hanging="360"/>
+      </w:pPr>
+      <w:rPr>
+        <w:rFonts w:ascii="Courier New" w:hAnsi="Courier New" w:cs="Courier New" w:hint="default"/>
+      </w:rPr>
+    </w:lvl>
+    <w:lvl w:ilvl="2" w:tplc="04090005" w:tentative="1">
+      <w:start w:val="1"/>
+      <w:numFmt w:val="bullet"/>
+      <w:lvlText w:val=""/>
+      <w:lvlJc w:val="left"/>
+      <w:pPr>
+        <w:ind w:left="3960" w:hanging="360"/>
+      </w:pPr>
+      <w:rPr>
+        <w:rFonts w:ascii="Wingdings" w:hAnsi="Wingdings" w:hint="default"/>
+      </w:rPr>
+    </w:lvl>
+    <w:lvl w:ilvl="3" w:tplc="04090001" w:tentative="1">
+      <w:start w:val="1"/>
+      <w:numFmt w:val="bullet"/>
+      <w:lvlText w:val=""/>
+      <w:lvlJc w:val="left"/>
+      <w:pPr>
+        <w:ind w:left="4680" w:hanging="360"/>
+      </w:pPr>
+      <w:rPr>
+        <w:rFonts w:ascii="Symbol" w:hAnsi="Symbol" w:hint="default"/>
+      </w:rPr>
+    </w:lvl>
+    <w:lvl w:ilvl="4" w:tplc="04090003" w:tentative="1">
+      <w:start w:val="1"/>
+      <w:numFmt w:val="bullet"/>
+      <w:lvlText w:val="o"/>
+      <w:lvlJc w:val="left"/>
+      <w:pPr>
+        <w:ind w:left="5400" w:hanging="360"/>
+      </w:pPr>
+      <w:rPr>
+        <w:rFonts w:ascii="Courier New" w:hAnsi="Courier New" w:cs="Courier New" w:hint="default"/>
+      </w:rPr>
+    </w:lvl>
+    <w:lvl w:ilvl="5" w:tplc="04090005" w:tentative="1">
+      <w:start w:val="1"/>
+      <w:numFmt w:val="bullet"/>
+      <w:lvlText w:val=""/>
+      <w:lvlJc w:val="left"/>
+      <w:pPr>
+        <w:ind w:left="6120" w:hanging="360"/>
+      </w:pPr>
+      <w:rPr>
+        <w:rFonts w:ascii="Wingdings" w:hAnsi="Wingdings" w:hint="default"/>
+      </w:rPr>
+    </w:lvl>
+    <w:lvl w:ilvl="6" w:tplc="04090001" w:tentative="1">
+      <w:start w:val="1"/>
+      <w:numFmt w:val="bullet"/>
+      <w:lvlText w:val=""/>
+      <w:lvlJc w:val="left"/>
+      <w:pPr>
+        <w:ind w:left="6840" w:hanging="360"/>
+      </w:pPr>
+      <w:rPr>
+        <w:rFonts w:ascii="Symbol" w:hAnsi="Symbol" w:hint="default"/>
+      </w:rPr>
+    </w:lvl>
+    <w:lvl w:ilvl="7" w:tplc="04090003" w:tentative="1">
+      <w:start w:val="1"/>
+      <w:numFmt w:val="bullet"/>
+      <w:lvlText w:val="o"/>
+      <w:lvlJc w:val="left"/>
+      <w:pPr>
+        <w:ind w:left="7560" w:hanging="360"/>
+      </w:pPr>
+      <w:rPr>
+        <w:rFonts w:ascii="Courier New" w:hAnsi="Courier New" w:cs="Courier New" w:hint="default"/>
+      </w:rPr>
+    </w:lvl>
+    <w:lvl w:ilvl="8" w:tplc="04090005" w:tentative="1">
+      <w:start w:val="1"/>
+      <w:numFmt w:val="bullet"/>
+      <w:lvlText w:val=""/>
+      <w:lvlJc w:val="left"/>
+      <w:pPr>
+        <w:ind w:left="8280" w:hanging="360"/>
+      </w:pPr>
+      <w:rPr>
+        <w:rFonts w:ascii="Wingdings" w:hAnsi="Wingdings" w:hint="default"/>
+      </w:rPr>
+    </w:lvl>
+  </w:abstractNum>
+  <w:abstractNum w:abstractNumId="14" w15:restartNumberingAfterBreak="0">
     <w:nsid w:val="5A175BE1"/>
     <w:multiLevelType w:val="hybridMultilevel"/>
     <w:tmpl w:val="46941F6E"/>
@@ -5743,7 +7476,7 @@
       </w:rPr>
     </w:lvl>
   </w:abstractNum>
-  <w:abstractNum w:abstractNumId="11" w15:restartNumberingAfterBreak="0">
+  <w:abstractNum w:abstractNumId="15" w15:restartNumberingAfterBreak="0">
     <w:nsid w:val="600A29D6"/>
     <w:multiLevelType w:val="multilevel"/>
     <w:tmpl w:val="85B626AA"/>
@@ -5892,7 +7625,7 @@
       </w:rPr>
     </w:lvl>
   </w:abstractNum>
-  <w:abstractNum w:abstractNumId="12" w15:restartNumberingAfterBreak="0">
+  <w:abstractNum w:abstractNumId="16" w15:restartNumberingAfterBreak="0">
     <w:nsid w:val="629D7F6C"/>
     <w:multiLevelType w:val="multilevel"/>
     <w:tmpl w:val="5B96DB96"/>
@@ -6041,7 +7774,7 @@
       </w:rPr>
     </w:lvl>
   </w:abstractNum>
-  <w:abstractNum w:abstractNumId="13" w15:restartNumberingAfterBreak="0">
+  <w:abstractNum w:abstractNumId="17" w15:restartNumberingAfterBreak="0">
     <w:nsid w:val="677365A6"/>
     <w:multiLevelType w:val="multilevel"/>
     <w:tmpl w:val="5B96DB96"/>
@@ -6190,7 +7923,7 @@
       </w:rPr>
     </w:lvl>
   </w:abstractNum>
-  <w:abstractNum w:abstractNumId="14" w15:restartNumberingAfterBreak="0">
+  <w:abstractNum w:abstractNumId="18" w15:restartNumberingAfterBreak="0">
     <w:nsid w:val="6BD464B3"/>
     <w:multiLevelType w:val="multilevel"/>
     <w:tmpl w:val="EFA632C2"/>
@@ -6303,7 +8036,7 @@
       </w:pPr>
     </w:lvl>
   </w:abstractNum>
-  <w:abstractNum w:abstractNumId="15" w15:restartNumberingAfterBreak="0">
+  <w:abstractNum w:abstractNumId="19" w15:restartNumberingAfterBreak="0">
     <w:nsid w:val="6E057B59"/>
     <w:multiLevelType w:val="hybridMultilevel"/>
     <w:tmpl w:val="1D743C24"/>
@@ -6389,7 +8122,7 @@
       </w:pPr>
     </w:lvl>
   </w:abstractNum>
-  <w:abstractNum w:abstractNumId="16" w15:restartNumberingAfterBreak="0">
+  <w:abstractNum w:abstractNumId="20" w15:restartNumberingAfterBreak="0">
     <w:nsid w:val="72C65FEA"/>
     <w:multiLevelType w:val="multilevel"/>
     <w:tmpl w:val="5B96DB96"/>
@@ -6534,7 +8267,7 @@
       </w:rPr>
     </w:lvl>
   </w:abstractNum>
-  <w:abstractNum w:abstractNumId="17" w15:restartNumberingAfterBreak="0">
+  <w:abstractNum w:abstractNumId="21" w15:restartNumberingAfterBreak="0">
     <w:nsid w:val="747E5BE6"/>
     <w:multiLevelType w:val="hybridMultilevel"/>
     <w:tmpl w:val="89889A30"/>
@@ -6647,7 +8380,7 @@
       </w:rPr>
     </w:lvl>
   </w:abstractNum>
-  <w:abstractNum w:abstractNumId="18" w15:restartNumberingAfterBreak="0">
+  <w:abstractNum w:abstractNumId="22" w15:restartNumberingAfterBreak="0">
     <w:nsid w:val="751A2E51"/>
     <w:multiLevelType w:val="hybridMultilevel"/>
     <w:tmpl w:val="0F603964"/>
@@ -6733,7 +8466,7 @@
       </w:pPr>
     </w:lvl>
   </w:abstractNum>
-  <w:abstractNum w:abstractNumId="19" w15:restartNumberingAfterBreak="0">
+  <w:abstractNum w:abstractNumId="23" w15:restartNumberingAfterBreak="0">
     <w:nsid w:val="77670DB7"/>
     <w:multiLevelType w:val="multilevel"/>
     <w:tmpl w:val="5B96DB96"/>
@@ -6882,7 +8615,7 @@
       </w:rPr>
     </w:lvl>
   </w:abstractNum>
-  <w:abstractNum w:abstractNumId="20" w15:restartNumberingAfterBreak="0">
+  <w:abstractNum w:abstractNumId="24" w15:restartNumberingAfterBreak="0">
     <w:nsid w:val="79770BC5"/>
     <w:multiLevelType w:val="hybridMultilevel"/>
     <w:tmpl w:val="56F43C2A"/>
@@ -6995,7 +8728,7 @@
       </w:rPr>
     </w:lvl>
   </w:abstractNum>
-  <w:abstractNum w:abstractNumId="21" w15:restartNumberingAfterBreak="0">
+  <w:abstractNum w:abstractNumId="25" w15:restartNumberingAfterBreak="0">
     <w:nsid w:val="7E652FA3"/>
     <w:multiLevelType w:val="multilevel"/>
     <w:tmpl w:val="5B96DB96"/>
@@ -7140,7 +8873,7 @@
       </w:rPr>
     </w:lvl>
   </w:abstractNum>
-  <w:abstractNum w:abstractNumId="22" w15:restartNumberingAfterBreak="0">
+  <w:abstractNum w:abstractNumId="26" w15:restartNumberingAfterBreak="0">
     <w:nsid w:val="7E857E30"/>
     <w:multiLevelType w:val="hybridMultilevel"/>
     <w:tmpl w:val="A65CC446"/>
@@ -7254,37 +8987,37 @@
     </w:lvl>
   </w:abstractNum>
   <w:num w:numId="1" w16cid:durableId="372925669">
-    <w:abstractNumId w:val="17"/>
+    <w:abstractNumId w:val="21"/>
   </w:num>
   <w:num w:numId="2" w16cid:durableId="1109086045">
-    <w:abstractNumId w:val="10"/>
+    <w:abstractNumId w:val="14"/>
   </w:num>
   <w:num w:numId="3" w16cid:durableId="203566876">
-    <w:abstractNumId w:val="22"/>
+    <w:abstractNumId w:val="26"/>
   </w:num>
   <w:num w:numId="4" w16cid:durableId="946162319">
-    <w:abstractNumId w:val="0"/>
+    <w:abstractNumId w:val="2"/>
   </w:num>
   <w:num w:numId="5" w16cid:durableId="1666589901">
-    <w:abstractNumId w:val="2"/>
+    <w:abstractNumId w:val="4"/>
   </w:num>
   <w:num w:numId="6" w16cid:durableId="608856142">
-    <w:abstractNumId w:val="1"/>
+    <w:abstractNumId w:val="3"/>
   </w:num>
   <w:num w:numId="7" w16cid:durableId="816144854">
-    <w:abstractNumId w:val="3"/>
+    <w:abstractNumId w:val="5"/>
   </w:num>
   <w:num w:numId="8" w16cid:durableId="1212841233">
-    <w:abstractNumId w:val="8"/>
+    <w:abstractNumId w:val="11"/>
   </w:num>
   <w:num w:numId="9" w16cid:durableId="1765496300">
-    <w:abstractNumId w:val="20"/>
+    <w:abstractNumId w:val="24"/>
   </w:num>
   <w:num w:numId="10" w16cid:durableId="497693183">
-    <w:abstractNumId w:val="20"/>
+    <w:abstractNumId w:val="24"/>
   </w:num>
   <w:num w:numId="11" w16cid:durableId="966811232">
-    <w:abstractNumId w:val="18"/>
+    <w:abstractNumId w:val="22"/>
     <w:lvlOverride w:ilvl="0">
       <w:startOverride w:val="1"/>
     </w:lvlOverride>
@@ -7314,52 +9047,64 @@
     </w:lvlOverride>
   </w:num>
   <w:num w:numId="12" w16cid:durableId="1065301612">
+    <w:abstractNumId w:val="9"/>
+  </w:num>
+  <w:num w:numId="13" w16cid:durableId="1718043786">
+    <w:abstractNumId w:val="22"/>
+  </w:num>
+  <w:num w:numId="14" w16cid:durableId="767847058">
     <w:abstractNumId w:val="6"/>
   </w:num>
-  <w:num w:numId="13" w16cid:durableId="1718043786">
+  <w:num w:numId="15" w16cid:durableId="1623683082">
+    <w:abstractNumId w:val="19"/>
+  </w:num>
+  <w:num w:numId="16" w16cid:durableId="1303652242">
+    <w:abstractNumId w:val="12"/>
+  </w:num>
+  <w:num w:numId="17" w16cid:durableId="1682926724">
+    <w:abstractNumId w:val="15"/>
+  </w:num>
+  <w:num w:numId="18" w16cid:durableId="1821580131">
+    <w:abstractNumId w:val="16"/>
+  </w:num>
+  <w:num w:numId="19" w16cid:durableId="1344285577">
+    <w:abstractNumId w:val="23"/>
+  </w:num>
+  <w:num w:numId="20" w16cid:durableId="1780175035">
+    <w:abstractNumId w:val="7"/>
+  </w:num>
+  <w:num w:numId="21" w16cid:durableId="1278491685">
     <w:abstractNumId w:val="18"/>
   </w:num>
-  <w:num w:numId="14" w16cid:durableId="767847058">
-    <w:abstractNumId w:val="4"/>
-  </w:num>
-  <w:num w:numId="15" w16cid:durableId="1623683082">
-    <w:abstractNumId w:val="15"/>
-  </w:num>
-  <w:num w:numId="16" w16cid:durableId="1303652242">
-    <w:abstractNumId w:val="9"/>
-  </w:num>
-  <w:num w:numId="17" w16cid:durableId="1682926724">
-    <w:abstractNumId w:val="11"/>
-  </w:num>
-  <w:num w:numId="18" w16cid:durableId="1821580131">
-    <w:abstractNumId w:val="12"/>
-  </w:num>
-  <w:num w:numId="19" w16cid:durableId="1344285577">
-    <w:abstractNumId w:val="19"/>
-  </w:num>
-  <w:num w:numId="20" w16cid:durableId="1780175035">
-    <w:abstractNumId w:val="5"/>
-  </w:num>
-  <w:num w:numId="21" w16cid:durableId="1278491685">
-    <w:abstractNumId w:val="14"/>
-  </w:num>
   <w:num w:numId="22" w16cid:durableId="1029799904">
-    <w:abstractNumId w:val="21"/>
+    <w:abstractNumId w:val="25"/>
   </w:num>
   <w:num w:numId="23" w16cid:durableId="897326276">
-    <w:abstractNumId w:val="21"/>
+    <w:abstractNumId w:val="25"/>
     <w:lvlOverride w:ilvl="1">
       <w:startOverride w:val="1"/>
     </w:lvlOverride>
   </w:num>
   <w:num w:numId="24" w16cid:durableId="1323435544">
+    <w:abstractNumId w:val="17"/>
+  </w:num>
+  <w:num w:numId="25" w16cid:durableId="1670214461">
+    <w:abstractNumId w:val="20"/>
+  </w:num>
+  <w:num w:numId="26" w16cid:durableId="531768048">
+    <w:abstractNumId w:val="10"/>
+  </w:num>
+  <w:num w:numId="27" w16cid:durableId="827206051">
+    <w:abstractNumId w:val="0"/>
+  </w:num>
+  <w:num w:numId="28" w16cid:durableId="896742611">
+    <w:abstractNumId w:val="1"/>
+  </w:num>
+  <w:num w:numId="29" w16cid:durableId="469522763">
     <w:abstractNumId w:val="13"/>
   </w:num>
-  <w:num w:numId="25" w16cid:durableId="1670214461">
-    <w:abstractNumId w:val="16"/>
-  </w:num>
-  <w:num w:numId="26" w16cid:durableId="531768048">
-    <w:abstractNumId w:val="7"/>
+  <w:num w:numId="30" w16cid:durableId="1745714486">
+    <w:abstractNumId w:val="8"/>
   </w:num>
 </w:numbering>
 </file>
@@ -8290,6 +10035,11 @@
       <w:rFonts w:ascii="Times New Roman" w:hAnsi="Times New Roman" w:cs="Times New Roman"/>
     </w:rPr>
   </w:style>
+  <w:style w:type="character" w:customStyle="1" w:styleId="citation-736">
+    <w:name w:val="citation-736"/>
+    <w:basedOn w:val="DefaultParagraphFont"/>
+    <w:rsid w:val="003B199D"/>
+  </w:style>
 </w:styles>
 </file>
 

--- a/205744873_213474349_hw4_report.docx
+++ b/205744873_213474349_hw4_report.docx
@@ -161,6 +161,7 @@
           <w:iCs/>
           <w:sz w:val="32"/>
           <w:szCs w:val="32"/>
+          <w:highlight w:val="yellow"/>
           <w:u w:val="single"/>
           <w:rtl/>
           <w:lang w:bidi="he-IL"/>
@@ -188,6 +189,7 @@
           <w:bCs/>
           <w:sz w:val="32"/>
           <w:szCs w:val="32"/>
+          <w:highlight w:val="yellow"/>
           <w:rtl/>
           <w:lang w:bidi="he-IL"/>
         </w:rPr>
@@ -1842,20 +1844,76 @@
         <w:bidi/>
         <w:rPr>
           <w:rFonts w:ascii="Times New Roman" w:hAnsi="Times New Roman" w:cs="Times New Roman"/>
-          <w:sz w:val="32"/>
-          <w:szCs w:val="32"/>
-          <w:rtl/>
-          <w:lang w:bidi="he-IL"/>
-        </w:rPr>
-      </w:pPr>
+          <w:b/>
+          <w:bCs/>
+          <w:i/>
+          <w:iCs/>
+          <w:sz w:val="32"/>
+          <w:szCs w:val="32"/>
+          <w:u w:val="single"/>
+          <w:rtl/>
+          <w:lang w:bidi="he-IL"/>
+        </w:rPr>
+      </w:pPr>
+      <w:r>
+        <w:rPr>
+          <w:rFonts w:ascii="Times New Roman" w:hAnsi="Times New Roman" w:cs="Times New Roman" w:hint="cs"/>
+          <w:b/>
+          <w:bCs/>
+          <w:i/>
+          <w:iCs/>
+          <w:sz w:val="32"/>
+          <w:szCs w:val="32"/>
+          <w:u w:val="single"/>
+          <w:rtl/>
+          <w:lang w:bidi="he-IL"/>
+        </w:rPr>
+        <w:t>כדי לענות על השאלות הבאות, השתמש</w:t>
+      </w:r>
+      <w:r>
+        <w:rPr>
+          <w:rFonts w:ascii="Times New Roman" w:hAnsi="Times New Roman" w:cs="Times New Roman" w:hint="cs"/>
+          <w:b/>
+          <w:bCs/>
+          <w:i/>
+          <w:iCs/>
+          <w:sz w:val="32"/>
+          <w:szCs w:val="32"/>
+          <w:u w:val="single"/>
+          <w:rtl/>
+          <w:lang w:bidi="he-IL"/>
+        </w:rPr>
+        <w:t>נו</w:t>
+      </w:r>
+      <w:r>
+        <w:rPr>
+          <w:rFonts w:ascii="Times New Roman" w:hAnsi="Times New Roman" w:cs="Times New Roman" w:hint="cs"/>
+          <w:b/>
+          <w:bCs/>
+          <w:i/>
+          <w:iCs/>
+          <w:sz w:val="32"/>
+          <w:szCs w:val="32"/>
+          <w:u w:val="single"/>
+          <w:rtl/>
+          <w:lang w:bidi="he-IL"/>
+        </w:rPr>
+        <w:t xml:space="preserve"> בספרות (מחקרים באנטרנט)</w:t>
+      </w:r>
     </w:p>
     <w:p>
       <w:pPr>
+        <w:pStyle w:val="ListParagraph"/>
         <w:bidi/>
         <w:rPr>
           <w:rFonts w:ascii="Times New Roman" w:hAnsi="Times New Roman" w:cs="Times New Roman"/>
-          <w:sz w:val="32"/>
-          <w:szCs w:val="32"/>
+          <w:b/>
+          <w:bCs/>
+          <w:i/>
+          <w:iCs/>
+          <w:sz w:val="32"/>
+          <w:szCs w:val="32"/>
+          <w:u w:val="single"/>
           <w:rtl/>
           <w:lang w:bidi="he-IL"/>
         </w:rPr>
@@ -1863,162 +1921,6 @@
     </w:p>
     <w:p>
       <w:pPr>
-        <w:bidi/>
-        <w:rPr>
-          <w:rFonts w:ascii="Times New Roman" w:hAnsi="Times New Roman" w:cs="Times New Roman"/>
-          <w:sz w:val="32"/>
-          <w:szCs w:val="32"/>
-          <w:rtl/>
-          <w:lang w:bidi="he-IL"/>
-        </w:rPr>
-      </w:pPr>
-    </w:p>
-    <w:p>
-      <w:pPr>
-        <w:bidi/>
-        <w:rPr>
-          <w:rFonts w:ascii="Times New Roman" w:hAnsi="Times New Roman" w:cs="Times New Roman"/>
-          <w:sz w:val="32"/>
-          <w:szCs w:val="32"/>
-          <w:rtl/>
-          <w:lang w:bidi="he-IL"/>
-        </w:rPr>
-      </w:pPr>
-    </w:p>
-    <w:p>
-      <w:pPr>
-        <w:bidi/>
-        <w:rPr>
-          <w:rFonts w:ascii="Times New Roman" w:hAnsi="Times New Roman" w:cs="Times New Roman"/>
-          <w:sz w:val="32"/>
-          <w:szCs w:val="32"/>
-          <w:rtl/>
-          <w:lang w:bidi="he-IL"/>
-        </w:rPr>
-      </w:pPr>
-    </w:p>
-    <w:p>
-      <w:pPr>
-        <w:bidi/>
-        <w:rPr>
-          <w:rFonts w:ascii="Times New Roman" w:hAnsi="Times New Roman" w:cs="Times New Roman"/>
-          <w:sz w:val="32"/>
-          <w:szCs w:val="32"/>
-          <w:rtl/>
-          <w:lang w:bidi="he-IL"/>
-        </w:rPr>
-      </w:pPr>
-    </w:p>
-    <w:p>
-      <w:pPr>
-        <w:bidi/>
-        <w:rPr>
-          <w:rFonts w:ascii="Times New Roman" w:hAnsi="Times New Roman" w:cs="Times New Roman"/>
-          <w:sz w:val="32"/>
-          <w:szCs w:val="32"/>
-          <w:rtl/>
-          <w:lang w:bidi="he-IL"/>
-        </w:rPr>
-      </w:pPr>
-    </w:p>
-    <w:p>
-      <w:pPr>
-        <w:bidi/>
-        <w:rPr>
-          <w:rFonts w:ascii="Times New Roman" w:hAnsi="Times New Roman" w:cs="Times New Roman"/>
-          <w:sz w:val="32"/>
-          <w:szCs w:val="32"/>
-          <w:rtl/>
-          <w:lang w:bidi="he-IL"/>
-        </w:rPr>
-      </w:pPr>
-    </w:p>
-    <w:p>
-      <w:pPr>
-        <w:bidi/>
-        <w:rPr>
-          <w:rFonts w:ascii="Times New Roman" w:hAnsi="Times New Roman" w:cs="Times New Roman"/>
-          <w:sz w:val="32"/>
-          <w:szCs w:val="32"/>
-          <w:rtl/>
-          <w:lang w:bidi="he-IL"/>
-        </w:rPr>
-      </w:pPr>
-    </w:p>
-    <w:p>
-      <w:pPr>
-        <w:bidi/>
-        <w:rPr>
-          <w:rFonts w:ascii="Times New Roman" w:hAnsi="Times New Roman" w:cs="Times New Roman"/>
-          <w:sz w:val="32"/>
-          <w:szCs w:val="32"/>
-          <w:rtl/>
-          <w:lang w:bidi="he-IL"/>
-        </w:rPr>
-      </w:pPr>
-    </w:p>
-    <w:p>
-      <w:pPr>
-        <w:bidi/>
-        <w:rPr>
-          <w:rFonts w:ascii="Times New Roman" w:hAnsi="Times New Roman" w:cs="Times New Roman"/>
-          <w:sz w:val="32"/>
-          <w:szCs w:val="32"/>
-          <w:rtl/>
-          <w:lang w:bidi="he-IL"/>
-        </w:rPr>
-      </w:pPr>
-    </w:p>
-    <w:p>
-      <w:pPr>
-        <w:bidi/>
-        <w:rPr>
-          <w:rFonts w:ascii="Times New Roman" w:hAnsi="Times New Roman" w:cs="Times New Roman"/>
-          <w:sz w:val="32"/>
-          <w:szCs w:val="32"/>
-          <w:rtl/>
-          <w:lang w:bidi="he-IL"/>
-        </w:rPr>
-      </w:pPr>
-    </w:p>
-    <w:p>
-      <w:pPr>
-        <w:bidi/>
-        <w:rPr>
-          <w:rFonts w:ascii="Times New Roman" w:hAnsi="Times New Roman" w:cs="Times New Roman"/>
-          <w:sz w:val="32"/>
-          <w:szCs w:val="32"/>
-          <w:rtl/>
-          <w:lang w:bidi="he-IL"/>
-        </w:rPr>
-      </w:pPr>
-    </w:p>
-    <w:p>
-      <w:pPr>
-        <w:bidi/>
-        <w:rPr>
-          <w:rFonts w:ascii="Times New Roman" w:hAnsi="Times New Roman" w:cs="Times New Roman"/>
-          <w:sz w:val="32"/>
-          <w:szCs w:val="32"/>
-          <w:rtl/>
-          <w:lang w:bidi="he-IL"/>
-        </w:rPr>
-      </w:pPr>
-    </w:p>
-    <w:p>
-      <w:pPr>
-        <w:bidi/>
-        <w:rPr>
-          <w:rFonts w:ascii="Times New Roman" w:hAnsi="Times New Roman" w:cs="Times New Roman"/>
-          <w:sz w:val="32"/>
-          <w:szCs w:val="32"/>
-          <w:rtl/>
-          <w:lang w:bidi="he-IL"/>
-        </w:rPr>
-      </w:pPr>
-    </w:p>
-    <w:p>
-      <w:pPr>
         <w:pStyle w:val="ListParagraph"/>
         <w:bidi/>
         <w:rPr>
@@ -2043,57 +1945,7 @@
           <w:iCs/>
           <w:sz w:val="32"/>
           <w:szCs w:val="32"/>
-          <w:u w:val="single"/>
-          <w:rtl/>
-          <w:lang w:bidi="he-IL"/>
-        </w:rPr>
-        <w:t>כדי לענות על השאלות הבאות, השתמש בספרות (מחקרים באנטרנט)</w:t>
-      </w:r>
-    </w:p>
-    <w:p>
-      <w:pPr>
-        <w:pStyle w:val="ListParagraph"/>
-        <w:bidi/>
-        <w:rPr>
-          <w:rFonts w:ascii="Times New Roman" w:hAnsi="Times New Roman" w:cs="Times New Roman"/>
-          <w:b/>
-          <w:bCs/>
-          <w:i/>
-          <w:iCs/>
-          <w:sz w:val="32"/>
-          <w:szCs w:val="32"/>
-          <w:u w:val="single"/>
-          <w:rtl/>
-          <w:lang w:bidi="he-IL"/>
-        </w:rPr>
-      </w:pPr>
-    </w:p>
-    <w:p>
-      <w:pPr>
-        <w:pStyle w:val="ListParagraph"/>
-        <w:bidi/>
-        <w:rPr>
-          <w:rFonts w:ascii="Times New Roman" w:hAnsi="Times New Roman" w:cs="Times New Roman"/>
-          <w:b/>
-          <w:bCs/>
-          <w:i/>
-          <w:iCs/>
-          <w:sz w:val="32"/>
-          <w:szCs w:val="32"/>
-          <w:u w:val="single"/>
-          <w:rtl/>
-          <w:lang w:bidi="he-IL"/>
-        </w:rPr>
-      </w:pPr>
-      <w:r>
-        <w:rPr>
-          <w:rFonts w:ascii="Times New Roman" w:hAnsi="Times New Roman" w:cs="Times New Roman" w:hint="cs"/>
-          <w:b/>
-          <w:bCs/>
-          <w:i/>
-          <w:iCs/>
-          <w:sz w:val="32"/>
-          <w:szCs w:val="32"/>
+          <w:highlight w:val="yellow"/>
           <w:u w:val="single"/>
           <w:rtl/>
           <w:lang w:bidi="he-IL"/>
@@ -2466,7 +2318,18 @@
           <w:rtl/>
           <w:lang w:bidi="he-IL"/>
         </w:rPr>
-        <w:t>וקטורים ארוכים יותר מאפשרים למודל ללמוד הבחנות דקות יותר בין מילים (ניואנסים) ולהפריד טוב יותר בין משמעויות שונות, מה שמשפר את הביצועים במשימות מורכבות כמו אנלוגיות ומילים נרדפות</w:t>
+        <w:t xml:space="preserve">וקטורים ארוכים יותר מאפשרים למודל ללמוד הבחנות דקות יותר בין מילים (ניואנסים) ולהפריד טוב יותר בין משמעויות </w:t>
+      </w:r>
+      <w:r>
+        <w:rPr>
+          <w:rFonts w:ascii="Times New Roman" w:hAnsi="Times New Roman" w:cs="Times New Roman"/>
+          <w:sz w:val="32"/>
+          <w:szCs w:val="32"/>
+          <w:rtl/>
+          <w:lang w:bidi="he-IL"/>
+        </w:rPr>
+        <w:lastRenderedPageBreak/>
+        <w:t>שונות, מה שמשפר את הביצועים במשימות מורכבות כמו אנלוגיות ומילים נרדפות</w:t>
       </w:r>
       <w:r>
         <w:rPr>
@@ -2711,7 +2574,6 @@
           <w:rtl/>
           <w:lang w:bidi="he-IL"/>
         </w:rPr>
-        <w:lastRenderedPageBreak/>
         <w:t>סיכון ל</w:t>
       </w:r>
       <w:r>
@@ -3199,6 +3061,7 @@
           <w:rtl/>
           <w:lang w:bidi="he-IL"/>
         </w:rPr>
+        <w:lastRenderedPageBreak/>
         <w:t>ביצועים ירודים באנלוגיות</w:t>
       </w:r>
       <w:r>
@@ -3308,6 +3171,7 @@
           <w:iCs/>
           <w:sz w:val="32"/>
           <w:szCs w:val="32"/>
+          <w:highlight w:val="yellow"/>
           <w:u w:val="single"/>
           <w:rtl/>
           <w:lang w:bidi="he-IL"/>
@@ -3440,7 +3304,6 @@
           <w:rtl/>
           <w:lang w:bidi="he-IL"/>
         </w:rPr>
-        <w:lastRenderedPageBreak/>
         <w:t xml:space="preserve">הקורפוס נוצר באמצעות טוקניזציה "נאיבית" (הפרדה לפי רווחים והסרת </w:t>
       </w:r>
       <w:r>
@@ -4009,6 +3872,7 @@
           <w:szCs w:val="32"/>
           <w:lang w:bidi="he-IL"/>
         </w:rPr>
+        <w:lastRenderedPageBreak/>
         <w:t>Overfitting</w:t>
       </w:r>
       <w:r>
@@ -4191,18 +4055,7 @@
           <w:rtl/>
           <w:lang w:bidi="he-IL"/>
         </w:rPr>
-        <w:t xml:space="preserve">השפה בכנסת היא פוליטית, רשמית ולעיתים פרוצדורלית ("הסתייגות", "קריאה ראשונה"). מילים מקבלות משמעות צרה (למשל, "מושב" יקושר ל"כנסת" </w:t>
-      </w:r>
-      <w:r>
-        <w:rPr>
-          <w:rFonts w:ascii="Times New Roman" w:hAnsi="Times New Roman" w:cs="Times New Roman"/>
-          <w:sz w:val="32"/>
-          <w:szCs w:val="32"/>
-          <w:rtl/>
-          <w:lang w:bidi="he-IL"/>
-        </w:rPr>
-        <w:lastRenderedPageBreak/>
-        <w:t>ולא ל"כפר"). שימוש במודל זה לניתוח טקסטים יומיומיים או ספרותיים יוביל לתוצאות מוזרות</w:t>
+        <w:t>השפה בכנסת היא פוליטית, רשמית ולעיתים פרוצדורלית ("הסתייגות", "קריאה ראשונה"). מילים מקבלות משמעות צרה (למשל, "מושב" יקושר ל"כנסת" ולא ל"כפר"). שימוש במודל זה לניתוח טקסטים יומיומיים או ספרותיים יוביל לתוצאות מוזרות</w:t>
       </w:r>
       <w:r>
         <w:rPr>
@@ -4344,6 +4197,7 @@
           <w:iCs/>
           <w:sz w:val="32"/>
           <w:szCs w:val="32"/>
+          <w:highlight w:val="yellow"/>
           <w:u w:val="single"/>
           <w:rtl/>
           <w:lang w:bidi="he-IL"/>
@@ -4372,6 +4226,7 @@
           <w:bCs/>
           <w:sz w:val="32"/>
           <w:szCs w:val="32"/>
+          <w:highlight w:val="yellow"/>
           <w:rtl/>
           <w:lang w:bidi="he-IL"/>
         </w:rPr>
@@ -4384,6 +4239,7 @@
           <w:bCs/>
           <w:sz w:val="32"/>
           <w:szCs w:val="32"/>
+          <w:highlight w:val="yellow"/>
           <w:rtl/>
           <w:lang w:bidi="he-IL"/>
         </w:rPr>
@@ -4607,6 +4463,7 @@
           <w:rtl/>
           <w:lang w:bidi="he-IL"/>
         </w:rPr>
+        <w:lastRenderedPageBreak/>
         <w:t xml:space="preserve">אריתמטיקה </w:t>
       </w:r>
       <w:r>
@@ -4886,7 +4743,6 @@
           <w:rtl/>
           <w:lang w:bidi="he-IL"/>
         </w:rPr>
-        <w:lastRenderedPageBreak/>
         <w:t>מה קיבלנו (ניתוח תוצאות)</w:t>
       </w:r>
     </w:p>
@@ -5311,6 +5167,7 @@
           <w:rtl/>
           <w:lang w:bidi="he-IL"/>
         </w:rPr>
+        <w:lastRenderedPageBreak/>
         <w:t>אנו סבורים כי המשימה הוכתרה בהצלחה מהסיבות הבאות</w:t>
       </w:r>
       <w:r>
@@ -5485,7 +5342,6 @@
           <w:rtl/>
           <w:lang w:bidi="he-IL"/>
         </w:rPr>
-        <w:lastRenderedPageBreak/>
         <w:t>יישום טכני</w:t>
       </w:r>
       <w:r>
@@ -5566,27 +5422,6432 @@
     </w:p>
     <w:p>
       <w:pPr>
+        <w:bidi/>
+        <w:rPr>
+          <w:rFonts w:ascii="Times New Roman" w:hAnsi="Times New Roman" w:cs="Times New Roman"/>
+          <w:b/>
+          <w:bCs/>
+          <w:i/>
+          <w:iCs/>
+          <w:sz w:val="32"/>
+          <w:szCs w:val="32"/>
+          <w:u w:val="single"/>
+          <w:rtl/>
+          <w:lang w:bidi="he-IL"/>
+        </w:rPr>
+      </w:pPr>
+      <w:r>
+        <w:rPr>
+          <w:rFonts w:ascii="Times New Roman" w:hAnsi="Times New Roman" w:cs="Times New Roman"/>
+          <w:b/>
+          <w:bCs/>
+          <w:i/>
+          <w:iCs/>
+          <w:sz w:val="32"/>
+          <w:szCs w:val="32"/>
+          <w:highlight w:val="yellow"/>
+          <w:u w:val="single"/>
+          <w:rtl/>
+          <w:lang w:bidi="he-IL"/>
+        </w:rPr>
+        <w:t>שאלה 1: האם המילים הכי קרובות שקיבלת בסעיף א' תואמות את הציפיות</w:t>
+      </w:r>
+      <w:r>
+        <w:rPr>
+          <w:rFonts w:ascii="Times New Roman" w:hAnsi="Times New Roman" w:cs="Times New Roman"/>
+          <w:b/>
+          <w:bCs/>
+          <w:i/>
+          <w:iCs/>
+          <w:sz w:val="32"/>
+          <w:szCs w:val="32"/>
+          <w:highlight w:val="yellow"/>
+          <w:u w:val="single"/>
+          <w:lang w:bidi="he-IL"/>
+        </w:rPr>
+        <w:t>?</w:t>
+      </w:r>
+    </w:p>
+    <w:p>
+      <w:pPr>
+        <w:bidi/>
+        <w:rPr>
+          <w:rFonts w:ascii="Times New Roman" w:hAnsi="Times New Roman" w:cs="Times New Roman"/>
+          <w:sz w:val="32"/>
+          <w:szCs w:val="32"/>
+          <w:lang w:bidi="he-IL"/>
+        </w:rPr>
+      </w:pPr>
+      <w:r>
+        <w:rPr>
+          <w:rFonts w:ascii="Times New Roman" w:hAnsi="Times New Roman" w:cs="Times New Roman"/>
+          <w:sz w:val="32"/>
+          <w:szCs w:val="32"/>
+          <w:rtl/>
+          <w:lang w:bidi="he-IL"/>
+        </w:rPr>
+        <w:t>התוצאות הן שילוב של הצלחות סמנטיות והטיות של הקורפוס הספציפי</w:t>
+      </w:r>
+      <w:r>
+        <w:rPr>
+          <w:rFonts w:ascii="Times New Roman" w:hAnsi="Times New Roman" w:cs="Times New Roman"/>
+          <w:sz w:val="32"/>
+          <w:szCs w:val="32"/>
+          <w:lang w:bidi="he-IL"/>
+        </w:rPr>
+        <w:t xml:space="preserve">: </w:t>
+      </w:r>
+    </w:p>
+    <w:p>
+      <w:pPr>
+        <w:bidi/>
+        <w:rPr>
+          <w:rFonts w:ascii="Times New Roman" w:hAnsi="Times New Roman" w:cs="Times New Roman"/>
+          <w:sz w:val="32"/>
+          <w:szCs w:val="32"/>
+          <w:rtl/>
+          <w:lang w:bidi="he-IL"/>
+        </w:rPr>
+      </w:pPr>
+      <w:r>
+        <w:rPr>
+          <w:rFonts w:ascii="Times New Roman" w:hAnsi="Times New Roman" w:cs="Times New Roman"/>
+          <w:sz w:val="32"/>
+          <w:szCs w:val="32"/>
+          <w:rtl/>
+          <w:lang w:bidi="he-IL"/>
+        </w:rPr>
+        <w:t>ציפיות שהתממשו</w:t>
+      </w:r>
+      <w:r>
+        <w:rPr>
+          <w:rFonts w:ascii="Times New Roman" w:hAnsi="Times New Roman" w:cs="Times New Roman"/>
+          <w:sz w:val="32"/>
+          <w:szCs w:val="32"/>
+          <w:lang w:bidi="he-IL"/>
+        </w:rPr>
+        <w:t xml:space="preserve">: </w:t>
+      </w:r>
+      <w:r>
+        <w:rPr>
+          <w:rFonts w:ascii="Times New Roman" w:hAnsi="Times New Roman" w:cs="Times New Roman"/>
+          <w:sz w:val="32"/>
+          <w:szCs w:val="32"/>
+          <w:rtl/>
+          <w:lang w:bidi="he-IL"/>
+        </w:rPr>
+        <w:t>עבור מילים כמו</w:t>
+      </w:r>
+      <w:r>
+        <w:rPr>
+          <w:rFonts w:ascii="Times New Roman" w:hAnsi="Times New Roman" w:cs="Times New Roman"/>
+          <w:sz w:val="32"/>
+          <w:szCs w:val="32"/>
+          <w:rtl/>
+        </w:rPr>
+        <w:t xml:space="preserve"> </w:t>
+      </w:r>
+      <w:r>
+        <w:rPr>
+          <w:rFonts w:ascii="Times New Roman" w:hAnsi="Times New Roman" w:cs="Times New Roman"/>
+          <w:sz w:val="32"/>
+          <w:szCs w:val="32"/>
+          <w:lang w:bidi="he-IL"/>
+        </w:rPr>
+        <w:t>"</w:t>
+      </w:r>
+      <w:r>
+        <w:rPr>
+          <w:rFonts w:ascii="Times New Roman" w:hAnsi="Times New Roman" w:cs="Times New Roman"/>
+          <w:sz w:val="32"/>
+          <w:szCs w:val="32"/>
+          <w:rtl/>
+          <w:lang w:bidi="he-IL"/>
+        </w:rPr>
+        <w:t>יום</w:t>
+      </w:r>
+      <w:r>
+        <w:rPr>
+          <w:rFonts w:ascii="Times New Roman" w:hAnsi="Times New Roman" w:cs="Times New Roman"/>
+          <w:sz w:val="32"/>
+          <w:szCs w:val="32"/>
+          <w:lang w:bidi="he-IL"/>
+        </w:rPr>
+        <w:t xml:space="preserve">", </w:t>
+      </w:r>
+      <w:r>
+        <w:rPr>
+          <w:rFonts w:ascii="Times New Roman" w:hAnsi="Times New Roman" w:cs="Times New Roman"/>
+          <w:sz w:val="32"/>
+          <w:szCs w:val="32"/>
+          <w:rtl/>
+          <w:lang w:bidi="he-IL"/>
+        </w:rPr>
+        <w:t>המודל החזיר יחידות זמן דומות כמו "חודש</w:t>
+      </w:r>
+      <w:r>
+        <w:rPr>
+          <w:rFonts w:ascii="Times New Roman" w:hAnsi="Times New Roman" w:cs="Times New Roman"/>
+          <w:sz w:val="32"/>
+          <w:szCs w:val="32"/>
+          <w:lang w:bidi="he-IL"/>
+        </w:rPr>
+        <w:t>" (</w:t>
+      </w:r>
+      <w:r>
+        <w:rPr>
+          <w:rFonts w:ascii="Times New Roman" w:hAnsi="Times New Roman" w:cs="Times New Roman"/>
+          <w:sz w:val="32"/>
+          <w:szCs w:val="32"/>
+          <w:lang w:bidi="he-IL"/>
+        </w:rPr>
+        <w:t>0.8330</w:t>
+      </w:r>
+      <w:r>
+        <w:rPr>
+          <w:rFonts w:ascii="Times New Roman" w:hAnsi="Times New Roman" w:cs="Times New Roman"/>
+          <w:sz w:val="32"/>
+          <w:szCs w:val="32"/>
+          <w:lang w:bidi="he-IL"/>
+        </w:rPr>
+        <w:t xml:space="preserve">) </w:t>
+      </w:r>
+      <w:r>
+        <w:rPr>
+          <w:rFonts w:ascii="Times New Roman" w:hAnsi="Times New Roman" w:cs="Times New Roman"/>
+          <w:sz w:val="32"/>
+          <w:szCs w:val="32"/>
+          <w:rtl/>
+          <w:lang w:bidi="he-IL"/>
+        </w:rPr>
+        <w:t>ו</w:t>
+      </w:r>
+      <w:r>
+        <w:rPr>
+          <w:rFonts w:ascii="Times New Roman" w:hAnsi="Times New Roman" w:cs="Times New Roman" w:hint="cs"/>
+          <w:sz w:val="32"/>
+          <w:szCs w:val="32"/>
+          <w:rtl/>
+          <w:lang w:bidi="he-IL"/>
+        </w:rPr>
+        <w:t xml:space="preserve"> </w:t>
+      </w:r>
+      <w:r>
+        <w:rPr>
+          <w:rFonts w:ascii="Times New Roman" w:hAnsi="Times New Roman" w:cs="Times New Roman" w:hint="cs"/>
+          <w:sz w:val="32"/>
+          <w:szCs w:val="32"/>
+          <w:rtl/>
+          <w:lang w:bidi="he-IL"/>
+        </w:rPr>
+        <w:t>"</w:t>
+      </w:r>
+      <w:r>
+        <w:rPr>
+          <w:rFonts w:ascii="Times New Roman" w:hAnsi="Times New Roman" w:cs="Times New Roman"/>
+          <w:sz w:val="32"/>
+          <w:szCs w:val="32"/>
+          <w:rtl/>
+          <w:lang w:bidi="he-IL"/>
+        </w:rPr>
+        <w:t>שנה</w:t>
+      </w:r>
+      <w:r>
+        <w:rPr>
+          <w:rFonts w:ascii="Times New Roman" w:hAnsi="Times New Roman" w:cs="Times New Roman" w:hint="cs"/>
+          <w:sz w:val="32"/>
+          <w:szCs w:val="32"/>
+          <w:rtl/>
+          <w:lang w:bidi="he-IL"/>
+        </w:rPr>
+        <w:t>"</w:t>
+      </w:r>
+      <w:r>
+        <w:rPr>
+          <w:rFonts w:ascii="Times New Roman" w:hAnsi="Times New Roman" w:cs="Times New Roman" w:hint="cs"/>
+          <w:sz w:val="32"/>
+          <w:szCs w:val="32"/>
+          <w:rtl/>
+          <w:lang w:bidi="he-IL"/>
+        </w:rPr>
+        <w:t xml:space="preserve"> (</w:t>
+      </w:r>
+      <w:r>
+        <w:rPr>
+          <w:rFonts w:ascii="Times New Roman" w:hAnsi="Times New Roman" w:cs="Times New Roman"/>
+          <w:sz w:val="32"/>
+          <w:szCs w:val="32"/>
+          <w:rtl/>
+          <w:lang w:bidi="he-IL"/>
+        </w:rPr>
+        <w:t>0.7799</w:t>
+      </w:r>
+      <w:r>
+        <w:rPr>
+          <w:rFonts w:ascii="Times New Roman" w:hAnsi="Times New Roman" w:cs="Times New Roman" w:hint="cs"/>
+          <w:sz w:val="32"/>
+          <w:szCs w:val="32"/>
+          <w:rtl/>
+          <w:lang w:bidi="he-IL"/>
+        </w:rPr>
+        <w:t>)</w:t>
+      </w:r>
+      <w:r>
+        <w:rPr>
+          <w:rFonts w:ascii="Times New Roman" w:hAnsi="Times New Roman" w:cs="Times New Roman"/>
+          <w:sz w:val="32"/>
+          <w:szCs w:val="32"/>
+          <w:lang w:bidi="he-IL"/>
+        </w:rPr>
+        <w:t xml:space="preserve"> </w:t>
+      </w:r>
+      <w:r>
+        <w:rPr>
+          <w:rFonts w:ascii="Times New Roman" w:hAnsi="Times New Roman" w:cs="Times New Roman"/>
+          <w:sz w:val="32"/>
+          <w:szCs w:val="32"/>
+          <w:rtl/>
+          <w:lang w:bidi="he-IL"/>
+        </w:rPr>
+        <w:t>מה שמעיד על הבנה של ההקשר הסמנטי</w:t>
+      </w:r>
+      <w:r>
+        <w:rPr>
+          <w:rFonts w:ascii="Times New Roman" w:hAnsi="Times New Roman" w:cs="Times New Roman"/>
+          <w:sz w:val="32"/>
+          <w:szCs w:val="32"/>
+          <w:lang w:bidi="he-IL"/>
+        </w:rPr>
+        <w:t xml:space="preserve">. </w:t>
+      </w:r>
+      <w:r>
+        <w:rPr>
+          <w:rFonts w:ascii="Times New Roman" w:hAnsi="Times New Roman" w:cs="Times New Roman"/>
+          <w:sz w:val="32"/>
+          <w:szCs w:val="32"/>
+          <w:rtl/>
+          <w:lang w:bidi="he-IL"/>
+        </w:rPr>
+        <w:t>כמו כן, עבור השם</w:t>
+      </w:r>
+      <w:r>
+        <w:rPr>
+          <w:rFonts w:ascii="Times New Roman" w:hAnsi="Times New Roman" w:cs="Times New Roman"/>
+          <w:sz w:val="32"/>
+          <w:szCs w:val="32"/>
+          <w:rtl/>
+        </w:rPr>
+        <w:t xml:space="preserve"> </w:t>
+      </w:r>
+      <w:r>
+        <w:rPr>
+          <w:rFonts w:ascii="Times New Roman" w:hAnsi="Times New Roman" w:cs="Times New Roman"/>
+          <w:sz w:val="32"/>
+          <w:szCs w:val="32"/>
+          <w:lang w:bidi="he-IL"/>
+        </w:rPr>
+        <w:t>"</w:t>
+      </w:r>
+      <w:r>
+        <w:rPr>
+          <w:rFonts w:ascii="Times New Roman" w:hAnsi="Times New Roman" w:cs="Times New Roman"/>
+          <w:sz w:val="32"/>
+          <w:szCs w:val="32"/>
+          <w:rtl/>
+          <w:lang w:bidi="he-IL"/>
+        </w:rPr>
+        <w:t>איתן</w:t>
+      </w:r>
+      <w:r>
+        <w:rPr>
+          <w:rFonts w:ascii="Times New Roman" w:hAnsi="Times New Roman" w:cs="Times New Roman"/>
+          <w:sz w:val="32"/>
+          <w:szCs w:val="32"/>
+          <w:lang w:bidi="he-IL"/>
+        </w:rPr>
+        <w:t xml:space="preserve">", </w:t>
+      </w:r>
+      <w:r>
+        <w:rPr>
+          <w:rFonts w:ascii="Times New Roman" w:hAnsi="Times New Roman" w:cs="Times New Roman"/>
+          <w:sz w:val="32"/>
+          <w:szCs w:val="32"/>
+          <w:rtl/>
+          <w:lang w:bidi="he-IL"/>
+        </w:rPr>
+        <w:t>המודל זיהה שמות פרטיים אחרים של חברי כנסת (פרץ, כהן, עמיר), מה שמתאים מאוד לקורפוס פוליטי</w:t>
+      </w:r>
+      <w:r>
+        <w:rPr>
+          <w:rFonts w:ascii="Times New Roman" w:hAnsi="Times New Roman" w:cs="Times New Roman"/>
+          <w:sz w:val="32"/>
+          <w:szCs w:val="32"/>
+          <w:lang w:bidi="he-IL"/>
+        </w:rPr>
+        <w:t xml:space="preserve">. </w:t>
+      </w:r>
+    </w:p>
+    <w:p>
+      <w:pPr>
+        <w:bidi/>
+        <w:rPr>
+          <w:rFonts w:ascii="Times New Roman" w:hAnsi="Times New Roman" w:cs="Times New Roman"/>
+          <w:sz w:val="32"/>
+          <w:szCs w:val="32"/>
+          <w:rtl/>
+          <w:lang w:bidi="he-IL"/>
+        </w:rPr>
+      </w:pPr>
+      <w:r>
+        <w:rPr>
+          <w:rFonts w:ascii="Times New Roman" w:hAnsi="Times New Roman" w:cs="Times New Roman"/>
+          <w:sz w:val="32"/>
+          <w:szCs w:val="32"/>
+          <w:rtl/>
+          <w:lang w:bidi="he-IL"/>
+        </w:rPr>
+        <w:t>ציפיות שלא התממשו</w:t>
+      </w:r>
+      <w:r>
+        <w:rPr>
+          <w:rFonts w:ascii="Times New Roman" w:hAnsi="Times New Roman" w:cs="Times New Roman"/>
+          <w:sz w:val="32"/>
+          <w:szCs w:val="32"/>
+          <w:lang w:bidi="he-IL"/>
+        </w:rPr>
+        <w:t xml:space="preserve">: </w:t>
+      </w:r>
+      <w:r>
+        <w:rPr>
+          <w:rFonts w:ascii="Times New Roman" w:hAnsi="Times New Roman" w:cs="Times New Roman"/>
+          <w:sz w:val="32"/>
+          <w:szCs w:val="32"/>
+          <w:rtl/>
+          <w:lang w:bidi="he-IL"/>
+        </w:rPr>
+        <w:t>המילה</w:t>
+      </w:r>
+      <w:r>
+        <w:rPr>
+          <w:rFonts w:ascii="Times New Roman" w:hAnsi="Times New Roman" w:cs="Times New Roman"/>
+          <w:sz w:val="32"/>
+          <w:szCs w:val="32"/>
+          <w:rtl/>
+        </w:rPr>
+        <w:t xml:space="preserve"> </w:t>
+      </w:r>
+      <w:r>
+        <w:rPr>
+          <w:rFonts w:ascii="Times New Roman" w:hAnsi="Times New Roman" w:cs="Times New Roman"/>
+          <w:sz w:val="32"/>
+          <w:szCs w:val="32"/>
+          <w:lang w:bidi="he-IL"/>
+        </w:rPr>
+        <w:t>"</w:t>
+      </w:r>
+      <w:r>
+        <w:rPr>
+          <w:rFonts w:ascii="Times New Roman" w:hAnsi="Times New Roman" w:cs="Times New Roman"/>
+          <w:sz w:val="32"/>
+          <w:szCs w:val="32"/>
+          <w:rtl/>
+          <w:lang w:bidi="he-IL"/>
+        </w:rPr>
+        <w:t>אישה</w:t>
+      </w:r>
+      <w:r>
+        <w:rPr>
+          <w:rFonts w:ascii="Times New Roman" w:hAnsi="Times New Roman" w:cs="Times New Roman"/>
+          <w:sz w:val="32"/>
+          <w:szCs w:val="32"/>
+          <w:lang w:bidi="he-IL"/>
+        </w:rPr>
+        <w:t xml:space="preserve">" </w:t>
+      </w:r>
+      <w:r>
+        <w:rPr>
+          <w:rFonts w:ascii="Times New Roman" w:hAnsi="Times New Roman" w:cs="Times New Roman"/>
+          <w:sz w:val="32"/>
+          <w:szCs w:val="32"/>
+          <w:rtl/>
+          <w:lang w:bidi="he-IL"/>
+        </w:rPr>
+        <w:t>הניבה תוצאות פחות צפויות כמו "בגרמניה" או "ספיר</w:t>
+      </w:r>
+      <w:r>
+        <w:rPr>
+          <w:rFonts w:ascii="Times New Roman" w:hAnsi="Times New Roman" w:cs="Times New Roman"/>
+          <w:sz w:val="32"/>
+          <w:szCs w:val="32"/>
+          <w:lang w:bidi="he-IL"/>
+        </w:rPr>
+        <w:t xml:space="preserve">". </w:t>
+      </w:r>
+    </w:p>
+    <w:p>
+      <w:pPr>
+        <w:bidi/>
+        <w:rPr>
+          <w:rFonts w:ascii="Times New Roman" w:hAnsi="Times New Roman" w:cs="Times New Roman"/>
+          <w:sz w:val="32"/>
+          <w:szCs w:val="32"/>
+          <w:lang w:bidi="he-IL"/>
+        </w:rPr>
+      </w:pPr>
+      <w:r>
+        <w:rPr>
+          <w:rFonts w:ascii="Times New Roman" w:hAnsi="Times New Roman" w:cs="Times New Roman"/>
+          <w:sz w:val="32"/>
+          <w:szCs w:val="32"/>
+          <w:rtl/>
+          <w:lang w:bidi="he-IL"/>
+        </w:rPr>
+        <w:t>סבר</w:t>
+      </w:r>
+      <w:r>
+        <w:rPr>
+          <w:rFonts w:ascii="Times New Roman" w:hAnsi="Times New Roman" w:cs="Times New Roman"/>
+          <w:sz w:val="32"/>
+          <w:szCs w:val="32"/>
+          <w:lang w:bidi="he-IL"/>
+        </w:rPr>
+        <w:t xml:space="preserve">: </w:t>
+      </w:r>
+      <w:r>
+        <w:rPr>
+          <w:rFonts w:ascii="Times New Roman" w:hAnsi="Times New Roman" w:cs="Times New Roman"/>
+          <w:sz w:val="32"/>
+          <w:szCs w:val="32"/>
+          <w:rtl/>
+          <w:lang w:bidi="he-IL"/>
+        </w:rPr>
+        <w:t>זה קורה בגלל היעדר</w:t>
+      </w:r>
+      <w:r>
+        <w:rPr>
+          <w:rFonts w:ascii="Times New Roman" w:hAnsi="Times New Roman" w:cs="Times New Roman"/>
+          <w:sz w:val="32"/>
+          <w:szCs w:val="32"/>
+          <w:rtl/>
+        </w:rPr>
+        <w:t xml:space="preserve"> </w:t>
+      </w:r>
+      <w:r>
+        <w:rPr>
+          <w:rFonts w:ascii="Times New Roman" w:hAnsi="Times New Roman" w:cs="Times New Roman"/>
+          <w:sz w:val="32"/>
+          <w:szCs w:val="32"/>
+          <w:rtl/>
+          <w:lang w:bidi="he-IL"/>
+        </w:rPr>
+        <w:t>למטיזציה</w:t>
+      </w:r>
+      <w:r>
+        <w:rPr>
+          <w:rFonts w:ascii="Times New Roman" w:hAnsi="Times New Roman" w:cs="Times New Roman"/>
+          <w:sz w:val="32"/>
+          <w:szCs w:val="32"/>
+          <w:rtl/>
+        </w:rPr>
+        <w:t xml:space="preserve"> (</w:t>
+      </w:r>
+      <w:r>
+        <w:rPr>
+          <w:rFonts w:ascii="Times New Roman" w:hAnsi="Times New Roman" w:cs="Times New Roman"/>
+          <w:sz w:val="32"/>
+          <w:szCs w:val="32"/>
+          <w:rtl/>
+          <w:lang w:bidi="he-IL"/>
+        </w:rPr>
+        <w:t>הטיות כמו "בגרמניה" נחשבות מילים נפרדות) ובגלל</w:t>
+      </w:r>
+      <w:r>
+        <w:rPr>
+          <w:rFonts w:ascii="Times New Roman" w:hAnsi="Times New Roman" w:cs="Times New Roman"/>
+          <w:sz w:val="32"/>
+          <w:szCs w:val="32"/>
+          <w:rtl/>
+        </w:rPr>
+        <w:t xml:space="preserve"> </w:t>
+      </w:r>
+      <w:r>
+        <w:rPr>
+          <w:rFonts w:ascii="Times New Roman" w:hAnsi="Times New Roman" w:cs="Times New Roman"/>
+          <w:sz w:val="32"/>
+          <w:szCs w:val="32"/>
+          <w:rtl/>
+          <w:lang w:bidi="he-IL"/>
+        </w:rPr>
+        <w:t>גודלו המצומצם של הקורפוס</w:t>
+      </w:r>
+      <w:r>
+        <w:rPr>
+          <w:rFonts w:ascii="Times New Roman" w:hAnsi="Times New Roman" w:cs="Times New Roman"/>
+          <w:sz w:val="32"/>
+          <w:szCs w:val="32"/>
+          <w:lang w:bidi="he-IL"/>
+        </w:rPr>
+        <w:t xml:space="preserve">, </w:t>
+      </w:r>
+      <w:r>
+        <w:rPr>
+          <w:rFonts w:ascii="Times New Roman" w:hAnsi="Times New Roman" w:cs="Times New Roman"/>
+          <w:sz w:val="32"/>
+          <w:szCs w:val="32"/>
+          <w:rtl/>
+          <w:lang w:bidi="he-IL"/>
+        </w:rPr>
+        <w:t>מה שגורם למילים נדירות יחסית להיות מושפעות מצירופי מילים מקריים בטקסט במקום ממשמעותן הכללית</w:t>
+      </w:r>
+      <w:r>
+        <w:rPr>
+          <w:rFonts w:ascii="Times New Roman" w:hAnsi="Times New Roman" w:cs="Times New Roman"/>
+          <w:sz w:val="32"/>
+          <w:szCs w:val="32"/>
+          <w:lang w:bidi="he-IL"/>
+        </w:rPr>
+        <w:t xml:space="preserve">. </w:t>
+      </w:r>
+    </w:p>
+    <w:p>
+      <w:pPr>
+        <w:bidi/>
+        <w:rPr>
+          <w:rFonts w:ascii="Times New Roman" w:hAnsi="Times New Roman" w:cs="Times New Roman"/>
+          <w:b/>
+          <w:bCs/>
+          <w:i/>
+          <w:iCs/>
+          <w:sz w:val="32"/>
+          <w:szCs w:val="32"/>
+          <w:u w:val="single"/>
+          <w:rtl/>
+          <w:lang w:bidi="he-IL"/>
+        </w:rPr>
+      </w:pPr>
+    </w:p>
+    <w:p>
+      <w:pPr>
+        <w:bidi/>
+        <w:rPr>
+          <w:rFonts w:ascii="Times New Roman" w:hAnsi="Times New Roman" w:cs="Times New Roman"/>
+          <w:b/>
+          <w:bCs/>
+          <w:i/>
+          <w:iCs/>
+          <w:sz w:val="32"/>
+          <w:szCs w:val="32"/>
+          <w:u w:val="single"/>
+          <w:rtl/>
+          <w:lang w:bidi="he-IL"/>
+        </w:rPr>
+      </w:pPr>
+      <w:r>
+        <w:rPr>
+          <w:rFonts w:ascii="Times New Roman" w:hAnsi="Times New Roman" w:cs="Times New Roman"/>
+          <w:b/>
+          <w:bCs/>
+          <w:i/>
+          <w:iCs/>
+          <w:sz w:val="32"/>
+          <w:szCs w:val="32"/>
+          <w:highlight w:val="yellow"/>
+          <w:u w:val="single"/>
+          <w:rtl/>
+          <w:lang w:bidi="he-IL"/>
+        </w:rPr>
+        <w:t>שאלה 2: מרחק בין וקטורים של הפכים</w:t>
+      </w:r>
+      <w:r>
+        <w:rPr>
+          <w:rFonts w:ascii="Times New Roman" w:hAnsi="Times New Roman" w:cs="Times New Roman"/>
+          <w:b/>
+          <w:bCs/>
+          <w:i/>
+          <w:iCs/>
+          <w:sz w:val="32"/>
+          <w:szCs w:val="32"/>
+          <w:highlight w:val="yellow"/>
+          <w:u w:val="single"/>
+          <w:lang w:bidi="he-IL"/>
+        </w:rPr>
+        <w:t xml:space="preserve"> (Antonyms)</w:t>
+      </w:r>
+    </w:p>
+    <w:p>
+      <w:pPr>
+        <w:bidi/>
+        <w:rPr>
+          <w:rFonts w:ascii="Times New Roman" w:hAnsi="Times New Roman" w:cs="Times New Roman"/>
+          <w:sz w:val="32"/>
+          <w:szCs w:val="32"/>
+          <w:lang w:bidi="he-IL"/>
+        </w:rPr>
+      </w:pPr>
+      <w:r>
+        <w:rPr>
+          <w:rFonts w:ascii="Times New Roman" w:hAnsi="Times New Roman" w:cs="Times New Roman"/>
+          <w:sz w:val="32"/>
+          <w:szCs w:val="32"/>
+          <w:rtl/>
+          <w:lang w:bidi="he-IL"/>
+        </w:rPr>
+        <w:lastRenderedPageBreak/>
+        <w:t>בניגוד לאינטואיציה היומיומית, במודל</w:t>
+      </w:r>
+      <w:r>
+        <w:rPr>
+          <w:rFonts w:ascii="Times New Roman" w:hAnsi="Times New Roman" w:cs="Times New Roman"/>
+          <w:sz w:val="32"/>
+          <w:szCs w:val="32"/>
+          <w:lang w:bidi="he-IL"/>
+        </w:rPr>
+        <w:t xml:space="preserve"> Word2Vec </w:t>
+      </w:r>
+      <w:r>
+        <w:rPr>
+          <w:rFonts w:ascii="Times New Roman" w:hAnsi="Times New Roman" w:cs="Times New Roman"/>
+          <w:sz w:val="32"/>
+          <w:szCs w:val="32"/>
+          <w:rtl/>
+          <w:lang w:bidi="he-IL"/>
+        </w:rPr>
+        <w:t>אנו מצפים שהמרחק בין הפכים יהיה</w:t>
+      </w:r>
+      <w:r>
+        <w:rPr>
+          <w:rFonts w:ascii="Times New Roman" w:hAnsi="Times New Roman" w:cs="Times New Roman"/>
+          <w:sz w:val="32"/>
+          <w:szCs w:val="32"/>
+          <w:rtl/>
+        </w:rPr>
+        <w:t xml:space="preserve"> </w:t>
+      </w:r>
+      <w:r>
+        <w:rPr>
+          <w:rFonts w:ascii="Times New Roman" w:hAnsi="Times New Roman" w:cs="Times New Roman"/>
+          <w:sz w:val="32"/>
+          <w:szCs w:val="32"/>
+          <w:rtl/>
+          <w:lang w:bidi="he-IL"/>
+        </w:rPr>
+        <w:t>קצר</w:t>
+      </w:r>
+      <w:r>
+        <w:rPr>
+          <w:rFonts w:ascii="Times New Roman" w:hAnsi="Times New Roman" w:cs="Times New Roman"/>
+          <w:sz w:val="32"/>
+          <w:szCs w:val="32"/>
+          <w:rtl/>
+        </w:rPr>
+        <w:t xml:space="preserve"> </w:t>
+      </w:r>
+      <w:r>
+        <w:rPr>
+          <w:rFonts w:ascii="Times New Roman" w:hAnsi="Times New Roman" w:cs="Times New Roman"/>
+          <w:sz w:val="32"/>
+          <w:szCs w:val="32"/>
+          <w:lang w:bidi="he-IL"/>
+        </w:rPr>
+        <w:t>(</w:t>
+      </w:r>
+      <w:r>
+        <w:rPr>
+          <w:rFonts w:ascii="Times New Roman" w:hAnsi="Times New Roman" w:cs="Times New Roman"/>
+          <w:sz w:val="32"/>
+          <w:szCs w:val="32"/>
+          <w:rtl/>
+          <w:lang w:bidi="he-IL"/>
+        </w:rPr>
+        <w:t>כלומר, דמיון קוסינוס</w:t>
+      </w:r>
+      <w:r>
+        <w:rPr>
+          <w:rFonts w:ascii="Times New Roman" w:hAnsi="Times New Roman" w:cs="Times New Roman"/>
+          <w:sz w:val="32"/>
+          <w:szCs w:val="32"/>
+          <w:rtl/>
+        </w:rPr>
+        <w:t xml:space="preserve"> </w:t>
+      </w:r>
+      <w:r>
+        <w:rPr>
+          <w:rFonts w:ascii="Times New Roman" w:hAnsi="Times New Roman" w:cs="Times New Roman"/>
+          <w:sz w:val="32"/>
+          <w:szCs w:val="32"/>
+          <w:rtl/>
+          <w:lang w:bidi="he-IL"/>
+        </w:rPr>
+        <w:t>גבוה</w:t>
+      </w:r>
+      <w:r>
+        <w:rPr>
+          <w:rFonts w:ascii="Times New Roman" w:hAnsi="Times New Roman" w:cs="Times New Roman"/>
+          <w:sz w:val="32"/>
+          <w:szCs w:val="32"/>
+          <w:lang w:bidi="he-IL"/>
+        </w:rPr>
+        <w:t xml:space="preserve">). </w:t>
+      </w:r>
+      <w:r>
+        <w:rPr>
+          <w:rFonts w:ascii="Times New Roman" w:hAnsi="Times New Roman" w:cs="Times New Roman"/>
+          <w:sz w:val="32"/>
+          <w:szCs w:val="32"/>
+          <w:rtl/>
+          <w:lang w:bidi="he-IL"/>
+        </w:rPr>
+        <w:t>כלומר, דמיון קוסינוס</w:t>
+      </w:r>
+      <w:r>
+        <w:rPr>
+          <w:rFonts w:ascii="Times New Roman" w:hAnsi="Times New Roman" w:cs="Times New Roman"/>
+          <w:sz w:val="32"/>
+          <w:szCs w:val="32"/>
+          <w:rtl/>
+        </w:rPr>
+        <w:t xml:space="preserve"> </w:t>
+      </w:r>
+      <w:r>
+        <w:rPr>
+          <w:rFonts w:ascii="Times New Roman" w:hAnsi="Times New Roman" w:cs="Times New Roman"/>
+          <w:b/>
+          <w:bCs/>
+          <w:sz w:val="32"/>
+          <w:szCs w:val="32"/>
+          <w:rtl/>
+          <w:lang w:bidi="he-IL"/>
+        </w:rPr>
+        <w:t>גבוה</w:t>
+      </w:r>
+      <w:r>
+        <w:rPr>
+          <w:rFonts w:ascii="Times New Roman" w:hAnsi="Times New Roman" w:cs="Times New Roman" w:hint="cs"/>
+          <w:b/>
+          <w:bCs/>
+          <w:sz w:val="32"/>
+          <w:szCs w:val="32"/>
+          <w:rtl/>
+          <w:lang w:bidi="he-IL"/>
+        </w:rPr>
+        <w:t>)</w:t>
+      </w:r>
+    </w:p>
+    <w:p>
+      <w:pPr>
+        <w:bidi/>
+        <w:rPr>
+          <w:rFonts w:ascii="Times New Roman" w:hAnsi="Times New Roman" w:cs="Times New Roman"/>
+          <w:sz w:val="32"/>
+          <w:szCs w:val="32"/>
+          <w:rtl/>
+          <w:lang w:bidi="he-IL"/>
+        </w:rPr>
+      </w:pPr>
+      <w:r>
+        <w:rPr>
+          <w:rFonts w:ascii="Times New Roman" w:hAnsi="Times New Roman" w:cs="Times New Roman"/>
+          <w:sz w:val="32"/>
+          <w:szCs w:val="32"/>
+          <w:rtl/>
+          <w:lang w:bidi="he-IL"/>
+        </w:rPr>
+        <w:t>הסבר</w:t>
+      </w:r>
+      <w:r>
+        <w:rPr>
+          <w:rFonts w:ascii="Times New Roman" w:hAnsi="Times New Roman" w:cs="Times New Roman"/>
+          <w:sz w:val="32"/>
+          <w:szCs w:val="32"/>
+          <w:lang w:bidi="he-IL"/>
+        </w:rPr>
+        <w:t xml:space="preserve">: </w:t>
+      </w:r>
+      <w:r>
+        <w:rPr>
+          <w:rFonts w:ascii="Times New Roman" w:hAnsi="Times New Roman" w:cs="Times New Roman"/>
+          <w:sz w:val="32"/>
+          <w:szCs w:val="32"/>
+          <w:rtl/>
+          <w:lang w:bidi="he-IL"/>
+        </w:rPr>
+        <w:t>המודל מתבסס על "השערת ההפצה</w:t>
+      </w:r>
+      <w:r>
+        <w:rPr>
+          <w:rFonts w:ascii="Times New Roman" w:hAnsi="Times New Roman" w:cs="Times New Roman"/>
+          <w:sz w:val="32"/>
+          <w:szCs w:val="32"/>
+          <w:lang w:bidi="he-IL"/>
+        </w:rPr>
+        <w:t xml:space="preserve">" (Distributional Hypothesis), </w:t>
+      </w:r>
+      <w:r>
+        <w:rPr>
+          <w:rFonts w:ascii="Times New Roman" w:hAnsi="Times New Roman" w:cs="Times New Roman"/>
+          <w:sz w:val="32"/>
+          <w:szCs w:val="32"/>
+          <w:rtl/>
+          <w:lang w:bidi="he-IL"/>
+        </w:rPr>
+        <w:t>לפיה מילים המופיעות בהקשרים דומים הן בעלות משמעות דומה</w:t>
+      </w:r>
+      <w:r>
+        <w:rPr>
+          <w:rFonts w:ascii="Times New Roman" w:hAnsi="Times New Roman" w:cs="Times New Roman"/>
+          <w:sz w:val="32"/>
+          <w:szCs w:val="32"/>
+          <w:lang w:bidi="he-IL"/>
+        </w:rPr>
+        <w:t xml:space="preserve">. </w:t>
+      </w:r>
+      <w:r>
+        <w:rPr>
+          <w:rFonts w:ascii="Times New Roman" w:hAnsi="Times New Roman" w:cs="Times New Roman"/>
+          <w:sz w:val="32"/>
+          <w:szCs w:val="32"/>
+          <w:rtl/>
+          <w:lang w:bidi="he-IL"/>
+        </w:rPr>
+        <w:t>הפכים כמו "אהבה" ו"שנאה" או "עלייה" ו"ירידה" מופיעים לרוב באותן תבניות משפטיות</w:t>
+      </w:r>
+      <w:r>
+        <w:rPr>
+          <w:rFonts w:ascii="Times New Roman" w:hAnsi="Times New Roman" w:cs="Times New Roman"/>
+          <w:sz w:val="32"/>
+          <w:szCs w:val="32"/>
+          <w:lang w:bidi="he-IL"/>
+        </w:rPr>
+        <w:t xml:space="preserve">. </w:t>
+      </w:r>
+      <w:r>
+        <w:rPr>
+          <w:rFonts w:ascii="Times New Roman" w:hAnsi="Times New Roman" w:cs="Times New Roman"/>
+          <w:sz w:val="32"/>
+          <w:szCs w:val="32"/>
+          <w:rtl/>
+          <w:lang w:bidi="he-IL"/>
+        </w:rPr>
+        <w:t>לכן, המודל לומד שהן "מתנהגות" אותו דבר מבחינה תחבירית וסמנטית רחבה</w:t>
+      </w:r>
+      <w:r>
+        <w:rPr>
+          <w:rFonts w:ascii="Times New Roman" w:hAnsi="Times New Roman" w:cs="Times New Roman"/>
+          <w:sz w:val="32"/>
+          <w:szCs w:val="32"/>
+          <w:lang w:bidi="he-IL"/>
+        </w:rPr>
+        <w:t>.</w:t>
+      </w:r>
+    </w:p>
+    <w:p>
+      <w:pPr>
+        <w:bidi/>
+        <w:rPr>
+          <w:rFonts w:ascii="Times New Roman" w:hAnsi="Times New Roman" w:cs="Times New Roman"/>
+          <w:sz w:val="32"/>
+          <w:szCs w:val="32"/>
+          <w:rtl/>
+          <w:lang w:bidi="he-IL"/>
+        </w:rPr>
+      </w:pPr>
+      <w:r>
+        <w:rPr>
+          <w:rFonts w:ascii="Times New Roman" w:hAnsi="Times New Roman" w:cs="Times New Roman"/>
+          <w:b/>
+          <w:bCs/>
+          <w:i/>
+          <w:iCs/>
+          <w:sz w:val="32"/>
+          <w:szCs w:val="32"/>
+          <w:u w:val="single"/>
+          <w:rtl/>
+          <w:lang w:bidi="he-IL"/>
+        </w:rPr>
+        <w:t>באופן אינטואיטיבי</w:t>
+      </w:r>
+      <w:r>
+        <w:rPr>
+          <w:rFonts w:ascii="Times New Roman" w:hAnsi="Times New Roman" w:cs="Times New Roman"/>
+          <w:sz w:val="32"/>
+          <w:szCs w:val="32"/>
+          <w:rtl/>
+          <w:lang w:bidi="he-IL"/>
+        </w:rPr>
+        <w:t>, היינו מצפים שהמרחק בין הפכים יהיה</w:t>
+      </w:r>
+      <w:r>
+        <w:rPr>
+          <w:rFonts w:ascii="Times New Roman" w:hAnsi="Times New Roman" w:cs="Times New Roman"/>
+          <w:sz w:val="32"/>
+          <w:szCs w:val="32"/>
+          <w:rtl/>
+        </w:rPr>
+        <w:t xml:space="preserve"> </w:t>
+      </w:r>
+      <w:r>
+        <w:rPr>
+          <w:rFonts w:ascii="Times New Roman" w:hAnsi="Times New Roman" w:cs="Times New Roman"/>
+          <w:b/>
+          <w:bCs/>
+          <w:sz w:val="32"/>
+          <w:szCs w:val="32"/>
+          <w:rtl/>
+          <w:lang w:bidi="he-IL"/>
+        </w:rPr>
+        <w:t>ארוך</w:t>
+      </w:r>
+      <w:r>
+        <w:rPr>
+          <w:rFonts w:ascii="Times New Roman" w:hAnsi="Times New Roman" w:cs="Times New Roman"/>
+          <w:sz w:val="32"/>
+          <w:szCs w:val="32"/>
+          <w:rtl/>
+        </w:rPr>
+        <w:t xml:space="preserve"> </w:t>
+      </w:r>
+      <w:r>
+        <w:rPr>
+          <w:rFonts w:ascii="Times New Roman" w:hAnsi="Times New Roman" w:cs="Times New Roman"/>
+          <w:sz w:val="32"/>
+          <w:szCs w:val="32"/>
+          <w:lang w:bidi="he-IL"/>
+        </w:rPr>
+        <w:t>(</w:t>
+      </w:r>
+      <w:r>
+        <w:rPr>
+          <w:rFonts w:ascii="Times New Roman" w:hAnsi="Times New Roman" w:cs="Times New Roman"/>
+          <w:sz w:val="32"/>
+          <w:szCs w:val="32"/>
+          <w:rtl/>
+          <w:lang w:bidi="he-IL"/>
+        </w:rPr>
+        <w:t>דמיון נמוך</w:t>
+      </w:r>
+      <w:r>
+        <w:rPr>
+          <w:rFonts w:ascii="Times New Roman" w:hAnsi="Times New Roman" w:cs="Times New Roman"/>
+          <w:sz w:val="32"/>
+          <w:szCs w:val="32"/>
+          <w:lang w:bidi="he-IL"/>
+        </w:rPr>
+        <w:t xml:space="preserve">). </w:t>
+      </w:r>
+      <w:r>
+        <w:rPr>
+          <w:rFonts w:ascii="Times New Roman" w:hAnsi="Times New Roman" w:cs="Times New Roman"/>
+          <w:sz w:val="32"/>
+          <w:szCs w:val="32"/>
+          <w:rtl/>
+          <w:lang w:bidi="he-IL"/>
+        </w:rPr>
+        <w:t>זאת מכיוון שמבחינה רעיונית, מילים אלו מייצגות קטבים מנוגדים לחלוטין במרחב המשמעות (כמו "שחור" לעומת "לבן")</w:t>
+      </w:r>
+      <w:r>
+        <w:rPr>
+          <w:rFonts w:ascii="Times New Roman" w:hAnsi="Times New Roman" w:cs="Times New Roman"/>
+          <w:sz w:val="32"/>
+          <w:szCs w:val="32"/>
+          <w:lang w:bidi="he-IL"/>
+        </w:rPr>
+        <w:t>.</w:t>
+      </w:r>
+    </w:p>
+    <w:p>
+      <w:pPr>
+        <w:bidi/>
+        <w:rPr>
+          <w:rFonts w:ascii="Times New Roman" w:hAnsi="Times New Roman" w:cs="Times New Roman"/>
+          <w:sz w:val="32"/>
+          <w:szCs w:val="32"/>
+          <w:rtl/>
+          <w:lang w:bidi="he-IL"/>
+        </w:rPr>
+      </w:pPr>
+    </w:p>
+    <w:p>
+      <w:pPr>
+        <w:bidi/>
+        <w:rPr>
+          <w:rFonts w:ascii="Times New Roman" w:hAnsi="Times New Roman" w:cs="Times New Roman"/>
+          <w:b/>
+          <w:bCs/>
+          <w:i/>
+          <w:iCs/>
+          <w:sz w:val="32"/>
+          <w:szCs w:val="32"/>
+          <w:u w:val="single"/>
+          <w:rtl/>
+          <w:lang w:bidi="he-IL"/>
+        </w:rPr>
+      </w:pPr>
+      <w:r>
+        <w:rPr>
+          <w:rFonts w:ascii="Times New Roman" w:hAnsi="Times New Roman" w:cs="Times New Roman"/>
+          <w:b/>
+          <w:bCs/>
+          <w:i/>
+          <w:iCs/>
+          <w:sz w:val="32"/>
+          <w:szCs w:val="32"/>
+          <w:highlight w:val="yellow"/>
+          <w:u w:val="single"/>
+          <w:rtl/>
+          <w:lang w:bidi="he-IL"/>
+        </w:rPr>
+        <w:t>שאלה 3: בדיקת זוגות הפכים בקורפוס</w:t>
+      </w:r>
+    </w:p>
+    <w:p>
+      <w:pPr>
+        <w:bidi/>
+        <w:rPr>
+          <w:rFonts w:ascii="Times New Roman" w:hAnsi="Times New Roman" w:cs="Times New Roman"/>
+          <w:sz w:val="32"/>
+          <w:szCs w:val="32"/>
+          <w:lang w:bidi="he-IL"/>
+        </w:rPr>
+      </w:pPr>
+      <w:r>
+        <w:rPr>
+          <w:rFonts w:ascii="Times New Roman" w:hAnsi="Times New Roman" w:cs="Times New Roman"/>
+          <w:sz w:val="32"/>
+          <w:szCs w:val="32"/>
+          <w:rtl/>
+          <w:lang w:bidi="he-IL"/>
+        </w:rPr>
+        <w:t xml:space="preserve">מתוך הפלט </w:t>
+      </w:r>
+      <w:r>
+        <w:rPr>
+          <w:rFonts w:ascii="Times New Roman" w:hAnsi="Times New Roman" w:cs="Times New Roman" w:hint="cs"/>
+          <w:sz w:val="32"/>
+          <w:szCs w:val="32"/>
+          <w:rtl/>
+          <w:lang w:bidi="he-IL"/>
+        </w:rPr>
+        <w:t>שלנו</w:t>
+      </w:r>
+      <w:r>
+        <w:rPr>
+          <w:rFonts w:ascii="Times New Roman" w:hAnsi="Times New Roman" w:cs="Times New Roman"/>
+          <w:sz w:val="32"/>
+          <w:szCs w:val="32"/>
+          <w:rtl/>
+          <w:lang w:bidi="he-IL"/>
+        </w:rPr>
+        <w:t xml:space="preserve"> </w:t>
+      </w:r>
+      <w:r>
+        <w:rPr>
+          <w:rFonts w:ascii="Times New Roman" w:hAnsi="Times New Roman" w:cs="Times New Roman" w:hint="cs"/>
+          <w:sz w:val="32"/>
+          <w:szCs w:val="32"/>
+          <w:rtl/>
+          <w:lang w:bidi="he-IL"/>
+        </w:rPr>
+        <w:t xml:space="preserve">בקובץ </w:t>
+      </w:r>
+      <w:r>
+        <w:rPr>
+          <w:rFonts w:ascii="Times New Roman" w:hAnsi="Times New Roman" w:cs="Times New Roman"/>
+          <w:sz w:val="32"/>
+          <w:szCs w:val="32"/>
+          <w:lang w:bidi="he-IL"/>
+        </w:rPr>
+        <w:t>knesset_similar_words.txt</w:t>
+      </w:r>
+      <w:r>
+        <w:rPr>
+          <w:rFonts w:ascii="Times New Roman" w:hAnsi="Times New Roman" w:cs="Times New Roman"/>
+          <w:sz w:val="32"/>
+          <w:szCs w:val="32"/>
+          <w:rtl/>
+          <w:lang w:bidi="he-IL"/>
+        </w:rPr>
+        <w:t xml:space="preserve"> </w:t>
+      </w:r>
+      <w:r>
+        <w:rPr>
+          <w:rFonts w:ascii="Times New Roman" w:hAnsi="Times New Roman" w:cs="Times New Roman"/>
+          <w:sz w:val="32"/>
+          <w:szCs w:val="32"/>
+          <w:rtl/>
+          <w:lang w:bidi="he-IL"/>
+        </w:rPr>
+        <w:t>ניתן לראות דוגמה מובהקת התומכת בציפייה מסעיף 2</w:t>
+      </w:r>
+      <w:r>
+        <w:rPr>
+          <w:rFonts w:ascii="Times New Roman" w:hAnsi="Times New Roman" w:cs="Times New Roman"/>
+          <w:sz w:val="32"/>
+          <w:szCs w:val="32"/>
+          <w:lang w:bidi="he-IL"/>
+        </w:rPr>
+        <w:t xml:space="preserve">: </w:t>
+      </w:r>
+    </w:p>
+    <w:p>
+      <w:pPr>
+        <w:bidi/>
+        <w:rPr>
+          <w:rFonts w:ascii="Times New Roman" w:hAnsi="Times New Roman" w:cs="Times New Roman"/>
+          <w:b/>
+          <w:bCs/>
+          <w:i/>
+          <w:iCs/>
+          <w:sz w:val="32"/>
+          <w:szCs w:val="32"/>
+          <w:u w:val="single"/>
+          <w:rtl/>
+          <w:lang w:bidi="he-IL"/>
+        </w:rPr>
+      </w:pPr>
+    </w:p>
+    <w:p>
+      <w:pPr>
+        <w:bidi/>
+        <w:rPr>
+          <w:rFonts w:ascii="Times New Roman" w:hAnsi="Times New Roman" w:cs="Times New Roman"/>
+          <w:sz w:val="32"/>
+          <w:szCs w:val="32"/>
+          <w:lang w:bidi="he-IL"/>
+        </w:rPr>
+      </w:pPr>
+      <w:r>
+        <w:rPr>
+          <w:rFonts w:ascii="Times New Roman" w:hAnsi="Times New Roman" w:cs="Times New Roman"/>
+          <w:b/>
+          <w:bCs/>
+          <w:sz w:val="32"/>
+          <w:szCs w:val="32"/>
+          <w:rtl/>
+          <w:lang w:bidi="he-IL"/>
+        </w:rPr>
+        <w:t>אסור</w:t>
+      </w:r>
+      <w:r>
+        <w:rPr>
+          <w:rFonts w:ascii="Times New Roman" w:hAnsi="Times New Roman" w:cs="Times New Roman" w:hint="cs"/>
+          <w:b/>
+          <w:bCs/>
+          <w:sz w:val="32"/>
+          <w:szCs w:val="32"/>
+          <w:rtl/>
+          <w:lang w:bidi="he-IL"/>
+        </w:rPr>
+        <w:t>/</w:t>
+      </w:r>
+      <w:r>
+        <w:rPr>
+          <w:rFonts w:ascii="Times New Roman" w:hAnsi="Times New Roman" w:cs="Times New Roman"/>
+          <w:b/>
+          <w:bCs/>
+          <w:sz w:val="32"/>
+          <w:szCs w:val="32"/>
+          <w:rtl/>
+          <w:lang w:bidi="he-IL"/>
+        </w:rPr>
+        <w:t>מותר</w:t>
+      </w:r>
+      <w:r>
+        <w:rPr>
+          <w:rFonts w:ascii="Times New Roman" w:hAnsi="Times New Roman" w:cs="Times New Roman"/>
+          <w:sz w:val="32"/>
+          <w:szCs w:val="32"/>
+          <w:lang w:bidi="he-IL"/>
+        </w:rPr>
+        <w:t xml:space="preserve">: </w:t>
+      </w:r>
+      <w:r>
+        <w:rPr>
+          <w:rFonts w:ascii="Times New Roman" w:hAnsi="Times New Roman" w:cs="Times New Roman"/>
+          <w:sz w:val="32"/>
+          <w:szCs w:val="32"/>
+          <w:rtl/>
+          <w:lang w:bidi="he-IL"/>
+        </w:rPr>
+        <w:t>עבור המילה</w:t>
+      </w:r>
+      <w:r>
+        <w:rPr>
+          <w:rFonts w:ascii="Times New Roman" w:hAnsi="Times New Roman" w:cs="Times New Roman"/>
+          <w:sz w:val="32"/>
+          <w:szCs w:val="32"/>
+          <w:rtl/>
+        </w:rPr>
+        <w:t xml:space="preserve"> </w:t>
+      </w:r>
+      <w:r>
+        <w:rPr>
+          <w:rFonts w:ascii="Times New Roman" w:hAnsi="Times New Roman" w:cs="Times New Roman"/>
+          <w:sz w:val="32"/>
+          <w:szCs w:val="32"/>
+          <w:lang w:bidi="he-IL"/>
+        </w:rPr>
+        <w:t>"</w:t>
+      </w:r>
+      <w:r>
+        <w:rPr>
+          <w:rFonts w:ascii="Times New Roman" w:hAnsi="Times New Roman" w:cs="Times New Roman"/>
+          <w:sz w:val="32"/>
+          <w:szCs w:val="32"/>
+          <w:rtl/>
+          <w:lang w:bidi="he-IL"/>
+        </w:rPr>
+        <w:t>אסור</w:t>
+      </w:r>
+      <w:r>
+        <w:rPr>
+          <w:rFonts w:ascii="Times New Roman" w:hAnsi="Times New Roman" w:cs="Times New Roman"/>
+          <w:sz w:val="32"/>
+          <w:szCs w:val="32"/>
+          <w:lang w:bidi="he-IL"/>
+        </w:rPr>
+        <w:t xml:space="preserve">", </w:t>
+      </w:r>
+      <w:r>
+        <w:rPr>
+          <w:rFonts w:ascii="Times New Roman" w:hAnsi="Times New Roman" w:cs="Times New Roman"/>
+          <w:sz w:val="32"/>
+          <w:szCs w:val="32"/>
+          <w:rtl/>
+          <w:lang w:bidi="he-IL"/>
+        </w:rPr>
+        <w:t>המילה</w:t>
+      </w:r>
+      <w:r>
+        <w:rPr>
+          <w:rFonts w:ascii="Times New Roman" w:hAnsi="Times New Roman" w:cs="Times New Roman"/>
+          <w:sz w:val="32"/>
+          <w:szCs w:val="32"/>
+          <w:rtl/>
+        </w:rPr>
+        <w:t xml:space="preserve"> </w:t>
+      </w:r>
+      <w:r>
+        <w:rPr>
+          <w:rFonts w:ascii="Times New Roman" w:hAnsi="Times New Roman" w:cs="Times New Roman"/>
+          <w:sz w:val="32"/>
+          <w:szCs w:val="32"/>
+          <w:lang w:bidi="he-IL"/>
+        </w:rPr>
+        <w:t>"</w:t>
+      </w:r>
+      <w:r>
+        <w:rPr>
+          <w:rFonts w:ascii="Times New Roman" w:hAnsi="Times New Roman" w:cs="Times New Roman"/>
+          <w:sz w:val="32"/>
+          <w:szCs w:val="32"/>
+          <w:rtl/>
+          <w:lang w:bidi="he-IL"/>
+        </w:rPr>
+        <w:t>מותר</w:t>
+      </w:r>
+      <w:r>
+        <w:rPr>
+          <w:rFonts w:ascii="Times New Roman" w:hAnsi="Times New Roman" w:cs="Times New Roman"/>
+          <w:sz w:val="32"/>
+          <w:szCs w:val="32"/>
+          <w:lang w:bidi="he-IL"/>
+        </w:rPr>
+        <w:t xml:space="preserve">" </w:t>
+      </w:r>
+      <w:r>
+        <w:rPr>
+          <w:rFonts w:ascii="Times New Roman" w:hAnsi="Times New Roman" w:cs="Times New Roman"/>
+          <w:sz w:val="32"/>
+          <w:szCs w:val="32"/>
+          <w:rtl/>
+          <w:lang w:bidi="he-IL"/>
+        </w:rPr>
+        <w:t>הגיעה למקום השלישי בדירוג הדמיון עם ציון גבוה של</w:t>
+      </w:r>
+      <w:r>
+        <w:t xml:space="preserve"> </w:t>
+      </w:r>
+      <w:r>
+        <w:rPr>
+          <w:rFonts w:hint="cs"/>
+          <w:rtl/>
+          <w:lang w:bidi="he-IL"/>
+        </w:rPr>
+        <w:t xml:space="preserve"> </w:t>
+      </w:r>
+      <w:r>
+        <w:rPr>
+          <w:rFonts w:ascii="Times New Roman" w:hAnsi="Times New Roman" w:cs="Times New Roman"/>
+          <w:sz w:val="32"/>
+          <w:szCs w:val="32"/>
+          <w:rtl/>
+          <w:lang w:bidi="he-IL"/>
+        </w:rPr>
+        <w:t>0.8886</w:t>
+      </w:r>
+      <w:r>
+        <w:rPr>
+          <w:rFonts w:ascii="Times New Roman" w:hAnsi="Times New Roman" w:cs="Times New Roman"/>
+          <w:sz w:val="32"/>
+          <w:szCs w:val="32"/>
+          <w:rtl/>
+        </w:rPr>
+        <w:t xml:space="preserve"> </w:t>
+      </w:r>
+      <w:r>
+        <w:rPr>
+          <w:rFonts w:ascii="Times New Roman" w:hAnsi="Times New Roman" w:cs="Times New Roman"/>
+          <w:sz w:val="32"/>
+          <w:szCs w:val="32"/>
+          <w:lang w:bidi="he-IL"/>
+        </w:rPr>
+        <w:t xml:space="preserve">. </w:t>
+      </w:r>
+      <w:r>
+        <w:rPr>
+          <w:rFonts w:ascii="Times New Roman" w:hAnsi="Times New Roman" w:cs="Times New Roman"/>
+          <w:sz w:val="32"/>
+          <w:szCs w:val="32"/>
+          <w:rtl/>
+          <w:lang w:bidi="he-IL"/>
+        </w:rPr>
+        <w:t xml:space="preserve">זה מאשש את הטענה שהפכים קרובים מאוד במרחב </w:t>
+      </w:r>
+      <w:r>
+        <w:rPr>
+          <w:rFonts w:ascii="Times New Roman" w:hAnsi="Times New Roman" w:cs="Times New Roman" w:hint="cs"/>
+          <w:sz w:val="32"/>
+          <w:szCs w:val="32"/>
+          <w:rtl/>
+          <w:lang w:bidi="he-IL"/>
+        </w:rPr>
+        <w:t>הווקטורים</w:t>
+      </w:r>
+      <w:r>
+        <w:rPr>
+          <w:rFonts w:ascii="Times New Roman" w:hAnsi="Times New Roman" w:cs="Times New Roman"/>
+          <w:sz w:val="32"/>
+          <w:szCs w:val="32"/>
+          <w:lang w:bidi="he-IL"/>
+        </w:rPr>
+        <w:t>.</w:t>
+      </w:r>
+    </w:p>
+    <w:p>
+      <w:pPr>
+        <w:bidi/>
+        <w:rPr>
+          <w:rFonts w:ascii="Times New Roman" w:hAnsi="Times New Roman" w:cs="Times New Roman"/>
+          <w:b/>
+          <w:bCs/>
+          <w:i/>
+          <w:iCs/>
+          <w:sz w:val="32"/>
+          <w:szCs w:val="32"/>
+          <w:u w:val="single"/>
+          <w:rtl/>
+          <w:lang w:bidi="he-IL"/>
+        </w:rPr>
+      </w:pPr>
+      <w:r>
+        <w:rPr>
+          <w:noProof/>
+        </w:rPr>
+        <w:drawing>
+          <wp:inline distT="0" distB="0" distL="0" distR="0" wp14:anchorId="099CE1B7" wp14:editId="628BD5C3">
+            <wp:extent cx="5324475" cy="247650"/>
+            <wp:effectExtent l="0" t="0" r="9525" b="0"/>
+            <wp:docPr id="1324474355" name="Picture 1"/>
+            <wp:cNvGraphicFramePr>
+              <a:graphicFrameLocks xmlns:a="http://schemas.openxmlformats.org/drawingml/2006/main" noChangeAspect="1"/>
+            </wp:cNvGraphicFramePr>
+            <a:graphic xmlns:a="http://schemas.openxmlformats.org/drawingml/2006/main">
+              <a:graphicData uri="http://schemas.openxmlformats.org/drawingml/2006/picture">
+                <pic:pic xmlns:pic="http://schemas.openxmlformats.org/drawingml/2006/picture">
+                  <pic:nvPicPr>
+                    <pic:cNvPr id="1324474355" name=""/>
+                    <pic:cNvPicPr/>
+                  </pic:nvPicPr>
+                  <pic:blipFill>
+                    <a:blip r:embed="rId6"/>
+                    <a:stretch>
+                      <a:fillRect/>
+                    </a:stretch>
+                  </pic:blipFill>
+                  <pic:spPr>
+                    <a:xfrm>
+                      <a:off x="0" y="0"/>
+                      <a:ext cx="5324475" cy="247650"/>
+                    </a:xfrm>
+                    <a:prstGeom prst="rect">
+                      <a:avLst/>
+                    </a:prstGeom>
+                  </pic:spPr>
+                </pic:pic>
+              </a:graphicData>
+            </a:graphic>
+          </wp:inline>
+        </w:drawing>
+      </w:r>
+    </w:p>
+    <w:p>
+      <w:pPr>
+        <w:bidi/>
+        <w:rPr>
+          <w:rFonts w:ascii="Times New Roman" w:hAnsi="Times New Roman" w:cs="Times New Roman"/>
+          <w:b/>
+          <w:bCs/>
+          <w:sz w:val="32"/>
+          <w:szCs w:val="32"/>
+          <w:rtl/>
+          <w:lang w:bidi="he-IL"/>
+        </w:rPr>
+      </w:pPr>
+    </w:p>
+    <w:p>
+      <w:pPr>
+        <w:bidi/>
+        <w:rPr>
+          <w:rFonts w:ascii="Times New Roman" w:hAnsi="Times New Roman" w:cs="Times New Roman"/>
+          <w:sz w:val="32"/>
+          <w:szCs w:val="32"/>
+          <w:rtl/>
+          <w:lang w:bidi="he-IL"/>
+        </w:rPr>
+      </w:pPr>
+      <w:r>
+        <w:rPr>
+          <w:rFonts w:ascii="Times New Roman" w:hAnsi="Times New Roman" w:cs="Times New Roman"/>
+          <w:b/>
+          <w:bCs/>
+          <w:sz w:val="32"/>
+          <w:szCs w:val="32"/>
+          <w:rtl/>
+          <w:lang w:bidi="he-IL"/>
+        </w:rPr>
+        <w:t>אוהב/מזלזל</w:t>
+      </w:r>
+      <w:r>
+        <w:rPr>
+          <w:rFonts w:ascii="Times New Roman" w:hAnsi="Times New Roman" w:cs="Times New Roman"/>
+          <w:sz w:val="32"/>
+          <w:szCs w:val="32"/>
+          <w:lang w:bidi="he-IL"/>
+        </w:rPr>
+        <w:t xml:space="preserve">: </w:t>
+      </w:r>
+      <w:r>
+        <w:rPr>
+          <w:rFonts w:ascii="Times New Roman" w:hAnsi="Times New Roman" w:cs="Times New Roman"/>
+          <w:sz w:val="32"/>
+          <w:szCs w:val="32"/>
+          <w:rtl/>
+          <w:lang w:bidi="he-IL"/>
+        </w:rPr>
+        <w:t>עבור המילה</w:t>
+      </w:r>
+      <w:r>
+        <w:rPr>
+          <w:rFonts w:ascii="Times New Roman" w:hAnsi="Times New Roman" w:cs="Times New Roman"/>
+          <w:sz w:val="32"/>
+          <w:szCs w:val="32"/>
+          <w:rtl/>
+        </w:rPr>
+        <w:t xml:space="preserve"> </w:t>
+      </w:r>
+      <w:r>
+        <w:rPr>
+          <w:rFonts w:ascii="Times New Roman" w:hAnsi="Times New Roman" w:cs="Times New Roman"/>
+          <w:sz w:val="32"/>
+          <w:szCs w:val="32"/>
+          <w:lang w:bidi="he-IL"/>
+        </w:rPr>
+        <w:t>"</w:t>
+      </w:r>
+      <w:r>
+        <w:rPr>
+          <w:rFonts w:ascii="Times New Roman" w:hAnsi="Times New Roman" w:cs="Times New Roman"/>
+          <w:sz w:val="32"/>
+          <w:szCs w:val="32"/>
+          <w:rtl/>
+          <w:lang w:bidi="he-IL"/>
+        </w:rPr>
+        <w:t>אוהב</w:t>
+      </w:r>
+      <w:r>
+        <w:rPr>
+          <w:rFonts w:ascii="Times New Roman" w:hAnsi="Times New Roman" w:cs="Times New Roman" w:hint="cs"/>
+          <w:sz w:val="32"/>
+          <w:szCs w:val="32"/>
+          <w:rtl/>
+          <w:lang w:bidi="he-IL"/>
+        </w:rPr>
+        <w:t>"</w:t>
+      </w:r>
+      <w:r>
+        <w:rPr>
+          <w:rFonts w:ascii="Times New Roman" w:hAnsi="Times New Roman" w:cs="Times New Roman"/>
+          <w:sz w:val="32"/>
+          <w:szCs w:val="32"/>
+          <w:lang w:bidi="he-IL"/>
+        </w:rPr>
+        <w:t xml:space="preserve"> </w:t>
+      </w:r>
+      <w:r>
+        <w:rPr>
+          <w:rFonts w:ascii="Times New Roman" w:hAnsi="Times New Roman" w:cs="Times New Roman"/>
+          <w:sz w:val="32"/>
+          <w:szCs w:val="32"/>
+          <w:rtl/>
+          <w:lang w:bidi="he-IL"/>
+        </w:rPr>
+        <w:t>המודל החזיר את המילה</w:t>
+      </w:r>
+      <w:r>
+        <w:rPr>
+          <w:rFonts w:ascii="Times New Roman" w:hAnsi="Times New Roman" w:cs="Times New Roman"/>
+          <w:sz w:val="32"/>
+          <w:szCs w:val="32"/>
+          <w:rtl/>
+        </w:rPr>
+        <w:t xml:space="preserve"> </w:t>
+      </w:r>
+      <w:r>
+        <w:rPr>
+          <w:rFonts w:ascii="Times New Roman" w:hAnsi="Times New Roman" w:cs="Times New Roman"/>
+          <w:sz w:val="32"/>
+          <w:szCs w:val="32"/>
+          <w:lang w:bidi="he-IL"/>
+        </w:rPr>
+        <w:t>"</w:t>
+      </w:r>
+      <w:r>
+        <w:rPr>
+          <w:rFonts w:ascii="Times New Roman" w:hAnsi="Times New Roman" w:cs="Times New Roman"/>
+          <w:sz w:val="32"/>
+          <w:szCs w:val="32"/>
+          <w:rtl/>
+          <w:lang w:bidi="he-IL"/>
+        </w:rPr>
+        <w:t>מזלזל</w:t>
+      </w:r>
+      <w:r>
+        <w:rPr>
+          <w:rFonts w:ascii="Times New Roman" w:hAnsi="Times New Roman" w:cs="Times New Roman"/>
+          <w:sz w:val="32"/>
+          <w:szCs w:val="32"/>
+          <w:lang w:bidi="he-IL"/>
+        </w:rPr>
+        <w:t xml:space="preserve">" </w:t>
+      </w:r>
+      <w:r>
+        <w:rPr>
+          <w:rFonts w:ascii="Times New Roman" w:hAnsi="Times New Roman" w:cs="Times New Roman"/>
+          <w:sz w:val="32"/>
+          <w:szCs w:val="32"/>
+          <w:rtl/>
+          <w:lang w:bidi="he-IL"/>
+        </w:rPr>
+        <w:t>בדמיון של</w:t>
+      </w:r>
+      <w:r>
+        <w:rPr>
+          <w:rFonts w:ascii="Times New Roman" w:hAnsi="Times New Roman" w:cs="Times New Roman"/>
+          <w:sz w:val="32"/>
+          <w:szCs w:val="32"/>
+          <w:rtl/>
+        </w:rPr>
+        <w:t xml:space="preserve"> </w:t>
+      </w:r>
+      <w:r>
+        <w:rPr>
+          <w:rFonts w:ascii="Times New Roman" w:hAnsi="Times New Roman" w:cs="Times New Roman"/>
+          <w:sz w:val="32"/>
+          <w:szCs w:val="32"/>
+          <w:lang w:bidi="he-IL"/>
+        </w:rPr>
+        <w:t>0.914</w:t>
+      </w:r>
+      <w:r>
+        <w:rPr>
+          <w:rFonts w:ascii="Times New Roman" w:hAnsi="Times New Roman" w:cs="Times New Roman"/>
+          <w:sz w:val="32"/>
+          <w:szCs w:val="32"/>
+          <w:lang w:bidi="he-IL"/>
+        </w:rPr>
+        <w:t xml:space="preserve"> </w:t>
+      </w:r>
+      <w:r>
+        <w:rPr>
+          <w:rFonts w:ascii="Times New Roman" w:hAnsi="Times New Roman" w:cs="Times New Roman"/>
+          <w:sz w:val="32"/>
+          <w:szCs w:val="32"/>
+          <w:rtl/>
+          <w:lang w:bidi="he-IL"/>
+        </w:rPr>
+        <w:t xml:space="preserve">למרות שמבחינה סמנטית מדובר ברגשות מנוגדים, המודל ממקם אותן קרוב במרחב </w:t>
+      </w:r>
+      <w:r>
+        <w:rPr>
+          <w:rFonts w:ascii="Times New Roman" w:hAnsi="Times New Roman" w:cs="Times New Roman" w:hint="cs"/>
+          <w:sz w:val="32"/>
+          <w:szCs w:val="32"/>
+          <w:rtl/>
+          <w:lang w:bidi="he-IL"/>
+        </w:rPr>
+        <w:t>הווקטורים</w:t>
+      </w:r>
+      <w:r>
+        <w:rPr>
+          <w:rFonts w:ascii="Times New Roman" w:hAnsi="Times New Roman" w:cs="Times New Roman"/>
+          <w:sz w:val="32"/>
+          <w:szCs w:val="32"/>
+          <w:rtl/>
+          <w:lang w:bidi="he-IL"/>
+        </w:rPr>
+        <w:t xml:space="preserve"> מכיוון שהן מופיעות בהקשרים תחביריים דומים (למשל, לתיאור יחסו של דובר כלפי נושא מסוים)</w:t>
+      </w:r>
+      <w:r>
+        <w:rPr>
+          <w:rFonts w:ascii="Times New Roman" w:hAnsi="Times New Roman" w:cs="Times New Roman"/>
+          <w:sz w:val="32"/>
+          <w:szCs w:val="32"/>
+          <w:lang w:bidi="he-IL"/>
+        </w:rPr>
+        <w:t>.</w:t>
+      </w:r>
+    </w:p>
+    <w:p>
+      <w:pPr>
+        <w:bidi/>
+        <w:rPr>
+          <w:rFonts w:ascii="Times New Roman" w:hAnsi="Times New Roman" w:cs="Times New Roman" w:hint="cs"/>
+          <w:b/>
+          <w:bCs/>
+          <w:i/>
+          <w:iCs/>
+          <w:sz w:val="32"/>
+          <w:szCs w:val="32"/>
+          <w:u w:val="single"/>
+          <w:rtl/>
+          <w:lang w:bidi="he-IL"/>
+        </w:rPr>
+      </w:pPr>
+      <w:r>
+        <w:rPr>
+          <w:noProof/>
+        </w:rPr>
+        <w:drawing>
+          <wp:inline distT="0" distB="0" distL="0" distR="0" wp14:anchorId="45682A9D" wp14:editId="4837AE30">
+            <wp:extent cx="5267325" cy="247650"/>
+            <wp:effectExtent l="0" t="0" r="9525" b="0"/>
+            <wp:docPr id="1321330886" name="Picture 1"/>
+            <wp:cNvGraphicFramePr>
+              <a:graphicFrameLocks xmlns:a="http://schemas.openxmlformats.org/drawingml/2006/main" noChangeAspect="1"/>
+            </wp:cNvGraphicFramePr>
+            <a:graphic xmlns:a="http://schemas.openxmlformats.org/drawingml/2006/main">
+              <a:graphicData uri="http://schemas.openxmlformats.org/drawingml/2006/picture">
+                <pic:pic xmlns:pic="http://schemas.openxmlformats.org/drawingml/2006/picture">
+                  <pic:nvPicPr>
+                    <pic:cNvPr id="1321330886" name=""/>
+                    <pic:cNvPicPr/>
+                  </pic:nvPicPr>
+                  <pic:blipFill>
+                    <a:blip r:embed="rId7"/>
+                    <a:stretch>
+                      <a:fillRect/>
+                    </a:stretch>
+                  </pic:blipFill>
+                  <pic:spPr>
+                    <a:xfrm>
+                      <a:off x="0" y="0"/>
+                      <a:ext cx="5267325" cy="247650"/>
+                    </a:xfrm>
+                    <a:prstGeom prst="rect">
+                      <a:avLst/>
+                    </a:prstGeom>
+                  </pic:spPr>
+                </pic:pic>
+              </a:graphicData>
+            </a:graphic>
+          </wp:inline>
+        </w:drawing>
+      </w:r>
+    </w:p>
+    <w:p>
+      <w:pPr>
+        <w:bidi/>
+        <w:rPr>
+          <w:rFonts w:ascii="Times New Roman" w:hAnsi="Times New Roman" w:cs="Times New Roman" w:hint="cs"/>
+          <w:b/>
+          <w:bCs/>
+          <w:i/>
+          <w:iCs/>
+          <w:sz w:val="32"/>
+          <w:szCs w:val="32"/>
+          <w:u w:val="single"/>
+          <w:rtl/>
+          <w:lang w:bidi="he-IL"/>
+        </w:rPr>
+      </w:pPr>
+    </w:p>
+    <w:p>
+      <w:pPr>
+        <w:bidi/>
+        <w:rPr>
+          <w:rFonts w:ascii="Times New Roman" w:hAnsi="Times New Roman" w:cs="Times New Roman"/>
+          <w:b/>
+          <w:bCs/>
+          <w:i/>
+          <w:iCs/>
+          <w:sz w:val="32"/>
+          <w:szCs w:val="32"/>
+          <w:u w:val="single"/>
+          <w:rtl/>
+          <w:lang w:bidi="he-IL"/>
+        </w:rPr>
+      </w:pPr>
+      <w:r>
+        <w:rPr>
+          <w:rFonts w:ascii="Times New Roman" w:hAnsi="Times New Roman" w:cs="Times New Roman"/>
+          <w:b/>
+          <w:bCs/>
+          <w:i/>
+          <w:iCs/>
+          <w:sz w:val="32"/>
+          <w:szCs w:val="32"/>
+          <w:highlight w:val="yellow"/>
+          <w:u w:val="single"/>
+          <w:rtl/>
+          <w:lang w:bidi="he-IL"/>
+        </w:rPr>
+        <w:lastRenderedPageBreak/>
+        <w:t>שאלה 4: האם המשפטים הכי קרובים בסעיף ג' תאמו לציפיות שלכם? הסבירו מדוע זה עבד טוב או לא</w:t>
+      </w:r>
+      <w:r>
+        <w:rPr>
+          <w:rFonts w:ascii="Times New Roman" w:hAnsi="Times New Roman" w:cs="Times New Roman"/>
+          <w:b/>
+          <w:bCs/>
+          <w:i/>
+          <w:iCs/>
+          <w:sz w:val="32"/>
+          <w:szCs w:val="32"/>
+          <w:highlight w:val="yellow"/>
+          <w:u w:val="single"/>
+          <w:lang w:bidi="he-IL"/>
+        </w:rPr>
+        <w:t>.</w:t>
+      </w:r>
+    </w:p>
+    <w:p>
+      <w:pPr>
+        <w:bidi/>
+        <w:rPr>
+          <w:rFonts w:ascii="Times New Roman" w:hAnsi="Times New Roman" w:cs="Times New Roman"/>
+          <w:sz w:val="32"/>
+          <w:szCs w:val="32"/>
+          <w:rtl/>
+          <w:lang w:bidi="he-IL"/>
+        </w:rPr>
+      </w:pPr>
+    </w:p>
+    <w:p>
+      <w:pPr>
+        <w:bidi/>
+        <w:rPr>
+          <w:rFonts w:ascii="Times New Roman" w:hAnsi="Times New Roman" w:cs="Times New Roman"/>
+          <w:sz w:val="32"/>
+          <w:szCs w:val="32"/>
+          <w:lang w:bidi="he-IL"/>
+        </w:rPr>
+      </w:pPr>
+      <w:r>
+        <w:rPr>
+          <w:rFonts w:ascii="Times New Roman" w:hAnsi="Times New Roman" w:cs="Times New Roman"/>
+          <w:sz w:val="32"/>
+          <w:szCs w:val="32"/>
+          <w:rtl/>
+          <w:lang w:bidi="he-IL"/>
+        </w:rPr>
+        <w:t>התוצאות שהתקבלו במשימת דמיון המשפטים תואמות במידה רבה מאוד את הציפיות שלנו ומציגות את היכולת של המודל לזהות דמיון ברמות שונות: זהות מוחלטת, תבניות דיבור</w:t>
+      </w:r>
+      <w:r>
+        <w:rPr>
+          <w:rFonts w:ascii="Times New Roman" w:hAnsi="Times New Roman" w:cs="Times New Roman"/>
+          <w:sz w:val="32"/>
+          <w:szCs w:val="32"/>
+          <w:lang w:bidi="he-IL"/>
+        </w:rPr>
+        <w:t xml:space="preserve"> (Formulaic Language) </w:t>
+      </w:r>
+      <w:r>
+        <w:rPr>
+          <w:rFonts w:ascii="Times New Roman" w:hAnsi="Times New Roman" w:cs="Times New Roman"/>
+          <w:sz w:val="32"/>
+          <w:szCs w:val="32"/>
+          <w:rtl/>
+          <w:lang w:bidi="he-IL"/>
+        </w:rPr>
+        <w:t>ודמיון נושאי</w:t>
+      </w:r>
+      <w:r>
+        <w:rPr>
+          <w:rFonts w:ascii="Times New Roman" w:hAnsi="Times New Roman" w:cs="Times New Roman"/>
+          <w:sz w:val="32"/>
+          <w:szCs w:val="32"/>
+          <w:rtl/>
+        </w:rPr>
+        <w:t xml:space="preserve"> </w:t>
+      </w:r>
+      <w:r>
+        <w:rPr>
+          <w:rFonts w:ascii="Times New Roman" w:hAnsi="Times New Roman" w:cs="Times New Roman"/>
+          <w:sz w:val="32"/>
+          <w:szCs w:val="32"/>
+          <w:lang w:bidi="he-IL"/>
+        </w:rPr>
+        <w:t>.</w:t>
+      </w:r>
+    </w:p>
+    <w:p>
+      <w:pPr>
+        <w:pStyle w:val="ListParagraph"/>
+        <w:numPr>
+          <w:ilvl w:val="0"/>
+          <w:numId w:val="33"/>
+        </w:numPr>
+        <w:bidi/>
+        <w:rPr>
+          <w:rFonts w:ascii="Times New Roman" w:hAnsi="Times New Roman" w:cs="Times New Roman"/>
+          <w:b/>
+          <w:bCs/>
+          <w:i/>
+          <w:iCs/>
+          <w:sz w:val="32"/>
+          <w:szCs w:val="32"/>
+          <w:u w:val="single"/>
+          <w:lang w:bidi="he-IL"/>
+        </w:rPr>
+      </w:pPr>
+      <w:r>
+        <w:rPr>
+          <w:rFonts w:ascii="Times New Roman" w:hAnsi="Times New Roman" w:cs="Times New Roman"/>
+          <w:b/>
+          <w:bCs/>
+          <w:i/>
+          <w:iCs/>
+          <w:sz w:val="32"/>
+          <w:szCs w:val="32"/>
+          <w:u w:val="single"/>
+          <w:rtl/>
+          <w:lang w:bidi="he-IL"/>
+        </w:rPr>
+        <w:t>זיהוי תבניות פרלמנטריות קבועות</w:t>
+      </w:r>
+      <w:r>
+        <w:rPr>
+          <w:rFonts w:ascii="Times New Roman" w:hAnsi="Times New Roman" w:cs="Times New Roman"/>
+          <w:b/>
+          <w:bCs/>
+          <w:i/>
+          <w:iCs/>
+          <w:sz w:val="32"/>
+          <w:szCs w:val="32"/>
+          <w:u w:val="single"/>
+          <w:lang w:bidi="he-IL"/>
+        </w:rPr>
+        <w:t xml:space="preserve"> (Structural/Procedural Similarity):</w:t>
+      </w:r>
+    </w:p>
+    <w:p>
+      <w:pPr>
+        <w:bidi/>
+        <w:ind w:firstLine="720"/>
+        <w:rPr>
+          <w:rFonts w:ascii="Times New Roman" w:hAnsi="Times New Roman" w:cs="Times New Roman"/>
+          <w:sz w:val="32"/>
+          <w:szCs w:val="32"/>
+          <w:lang w:bidi="he-IL"/>
+        </w:rPr>
+      </w:pPr>
+      <w:r>
+        <w:rPr>
+          <w:rFonts w:ascii="Times New Roman" w:hAnsi="Times New Roman" w:cs="Times New Roman" w:hint="cs"/>
+          <w:sz w:val="32"/>
+          <w:szCs w:val="32"/>
+          <w:rtl/>
+          <w:lang w:bidi="he-IL"/>
+        </w:rPr>
+        <w:t xml:space="preserve">    </w:t>
+      </w:r>
+      <w:r>
+        <w:rPr>
+          <w:rFonts w:ascii="Times New Roman" w:hAnsi="Times New Roman" w:cs="Times New Roman"/>
+          <w:sz w:val="32"/>
+          <w:szCs w:val="32"/>
+          <w:rtl/>
+          <w:lang w:bidi="he-IL"/>
+        </w:rPr>
+        <w:t>דוגמה</w:t>
+      </w:r>
+      <w:r>
+        <w:rPr>
+          <w:rFonts w:ascii="Times New Roman" w:hAnsi="Times New Roman" w:cs="Times New Roman"/>
+          <w:sz w:val="32"/>
+          <w:szCs w:val="32"/>
+          <w:rtl/>
+          <w:lang w:bidi="he-IL"/>
+        </w:rPr>
+        <w:t xml:space="preserve"> </w:t>
+      </w:r>
+      <w:r>
+        <w:rPr>
+          <w:rFonts w:ascii="Times New Roman" w:hAnsi="Times New Roman" w:cs="Times New Roman"/>
+          <w:sz w:val="32"/>
+          <w:szCs w:val="32"/>
+          <w:rtl/>
+          <w:lang w:bidi="he-IL"/>
+        </w:rPr>
+        <w:t>עבור המשפט</w:t>
+      </w:r>
+      <w:r>
+        <w:rPr>
+          <w:rFonts w:ascii="Times New Roman" w:hAnsi="Times New Roman" w:cs="Times New Roman" w:hint="cs"/>
+          <w:sz w:val="32"/>
+          <w:szCs w:val="32"/>
+          <w:rtl/>
+          <w:lang w:bidi="he-IL"/>
+        </w:rPr>
+        <w:t>:</w:t>
+      </w:r>
+      <w:r>
+        <w:rPr>
+          <w:rFonts w:ascii="Times New Roman" w:hAnsi="Times New Roman" w:cs="Times New Roman"/>
+          <w:sz w:val="32"/>
+          <w:szCs w:val="32"/>
+          <w:lang w:bidi="he-IL"/>
+        </w:rPr>
+        <w:t xml:space="preserve"> </w:t>
+      </w:r>
+    </w:p>
+    <w:p>
+      <w:pPr>
+        <w:bidi/>
+        <w:ind w:left="1080"/>
+        <w:rPr>
+          <w:rFonts w:ascii="Times New Roman" w:hAnsi="Times New Roman" w:cs="Times New Roman"/>
+          <w:b/>
+          <w:bCs/>
+          <w:sz w:val="32"/>
+          <w:szCs w:val="32"/>
+          <w:rtl/>
+          <w:lang w:bidi="he-IL"/>
+        </w:rPr>
+      </w:pPr>
+      <w:r>
+        <w:rPr>
+          <w:rFonts w:ascii="Times New Roman" w:hAnsi="Times New Roman" w:cs="Times New Roman" w:hint="cs"/>
+          <w:b/>
+          <w:bCs/>
+          <w:sz w:val="32"/>
+          <w:szCs w:val="32"/>
+          <w:rtl/>
+          <w:lang w:bidi="he-IL"/>
+        </w:rPr>
+        <w:t>"</w:t>
+      </w:r>
+      <w:r>
+        <w:rPr>
+          <w:rFonts w:ascii="Times New Roman" w:hAnsi="Times New Roman" w:cs="Times New Roman" w:hint="cs"/>
+          <w:b/>
+          <w:bCs/>
+          <w:sz w:val="32"/>
+          <w:szCs w:val="32"/>
+          <w:rtl/>
+          <w:lang w:bidi="he-IL"/>
+        </w:rPr>
+        <w:t>חבר</w:t>
+      </w:r>
+      <w:r>
+        <w:rPr>
+          <w:rFonts w:ascii="Times New Roman" w:hAnsi="Times New Roman" w:cs="Times New Roman"/>
+          <w:b/>
+          <w:bCs/>
+          <w:sz w:val="32"/>
+          <w:szCs w:val="32"/>
+          <w:rtl/>
+          <w:lang w:bidi="he-IL"/>
+        </w:rPr>
+        <w:t xml:space="preserve"> </w:t>
+      </w:r>
+      <w:r>
+        <w:rPr>
+          <w:rFonts w:ascii="Times New Roman" w:hAnsi="Times New Roman" w:cs="Times New Roman" w:hint="cs"/>
+          <w:b/>
+          <w:bCs/>
+          <w:sz w:val="32"/>
+          <w:szCs w:val="32"/>
+          <w:rtl/>
+          <w:lang w:bidi="he-IL"/>
+        </w:rPr>
+        <w:t>הכנסת</w:t>
+      </w:r>
+      <w:r>
+        <w:rPr>
+          <w:rFonts w:ascii="Times New Roman" w:hAnsi="Times New Roman" w:cs="Times New Roman"/>
+          <w:b/>
+          <w:bCs/>
+          <w:sz w:val="32"/>
+          <w:szCs w:val="32"/>
+          <w:rtl/>
+          <w:lang w:bidi="he-IL"/>
+        </w:rPr>
+        <w:t xml:space="preserve"> </w:t>
+      </w:r>
+      <w:r>
+        <w:rPr>
+          <w:rFonts w:ascii="Times New Roman" w:hAnsi="Times New Roman" w:cs="Times New Roman" w:hint="cs"/>
+          <w:b/>
+          <w:bCs/>
+          <w:sz w:val="32"/>
+          <w:szCs w:val="32"/>
+          <w:rtl/>
+          <w:lang w:bidi="he-IL"/>
+        </w:rPr>
+        <w:t>שלמה</w:t>
+      </w:r>
+      <w:r>
+        <w:rPr>
+          <w:rFonts w:ascii="Times New Roman" w:hAnsi="Times New Roman" w:cs="Times New Roman"/>
+          <w:b/>
+          <w:bCs/>
+          <w:sz w:val="32"/>
+          <w:szCs w:val="32"/>
+          <w:rtl/>
+          <w:lang w:bidi="he-IL"/>
+        </w:rPr>
+        <w:t xml:space="preserve"> </w:t>
+      </w:r>
+      <w:r>
+        <w:rPr>
+          <w:rFonts w:ascii="Times New Roman" w:hAnsi="Times New Roman" w:cs="Times New Roman" w:hint="cs"/>
+          <w:b/>
+          <w:bCs/>
+          <w:sz w:val="32"/>
+          <w:szCs w:val="32"/>
+          <w:rtl/>
+          <w:lang w:bidi="he-IL"/>
+        </w:rPr>
+        <w:t>בניזרי</w:t>
+      </w:r>
+      <w:r>
+        <w:rPr>
+          <w:rFonts w:ascii="Times New Roman" w:hAnsi="Times New Roman" w:cs="Times New Roman"/>
+          <w:b/>
+          <w:bCs/>
+          <w:sz w:val="32"/>
+          <w:szCs w:val="32"/>
+          <w:rtl/>
+          <w:lang w:bidi="he-IL"/>
+        </w:rPr>
+        <w:t xml:space="preserve"> , </w:t>
+      </w:r>
+      <w:r>
+        <w:rPr>
+          <w:rFonts w:ascii="Times New Roman" w:hAnsi="Times New Roman" w:cs="Times New Roman" w:hint="cs"/>
+          <w:b/>
+          <w:bCs/>
+          <w:sz w:val="32"/>
+          <w:szCs w:val="32"/>
+          <w:rtl/>
+          <w:lang w:bidi="he-IL"/>
+        </w:rPr>
+        <w:t>בבקשה</w:t>
+      </w:r>
+      <w:r>
+        <w:rPr>
+          <w:rFonts w:ascii="Times New Roman" w:hAnsi="Times New Roman" w:cs="Times New Roman"/>
+          <w:b/>
+          <w:bCs/>
+          <w:sz w:val="32"/>
+          <w:szCs w:val="32"/>
+          <w:rtl/>
+          <w:lang w:bidi="he-IL"/>
+        </w:rPr>
+        <w:t xml:space="preserve"> ; </w:t>
+      </w:r>
+      <w:r>
+        <w:rPr>
+          <w:rFonts w:ascii="Times New Roman" w:hAnsi="Times New Roman" w:cs="Times New Roman" w:hint="cs"/>
+          <w:b/>
+          <w:bCs/>
+          <w:sz w:val="32"/>
+          <w:szCs w:val="32"/>
+          <w:rtl/>
+          <w:lang w:bidi="he-IL"/>
+        </w:rPr>
+        <w:t>ואחריו</w:t>
+      </w:r>
+      <w:r>
+        <w:rPr>
+          <w:rFonts w:ascii="Times New Roman" w:hAnsi="Times New Roman" w:cs="Times New Roman"/>
+          <w:b/>
+          <w:bCs/>
+          <w:sz w:val="32"/>
+          <w:szCs w:val="32"/>
+          <w:rtl/>
+          <w:lang w:bidi="he-IL"/>
+        </w:rPr>
+        <w:t xml:space="preserve"> – </w:t>
+      </w:r>
+      <w:r>
+        <w:rPr>
+          <w:rFonts w:ascii="Times New Roman" w:hAnsi="Times New Roman" w:cs="Times New Roman" w:hint="cs"/>
+          <w:b/>
+          <w:bCs/>
+          <w:sz w:val="32"/>
+          <w:szCs w:val="32"/>
+          <w:rtl/>
+          <w:lang w:bidi="he-IL"/>
+        </w:rPr>
+        <w:t>חבר</w:t>
+      </w:r>
+      <w:r>
+        <w:rPr>
+          <w:rFonts w:ascii="Times New Roman" w:hAnsi="Times New Roman" w:cs="Times New Roman"/>
+          <w:b/>
+          <w:bCs/>
+          <w:sz w:val="32"/>
+          <w:szCs w:val="32"/>
+          <w:rtl/>
+          <w:lang w:bidi="he-IL"/>
+        </w:rPr>
+        <w:t xml:space="preserve"> </w:t>
+      </w:r>
+      <w:r>
+        <w:rPr>
+          <w:rFonts w:ascii="Times New Roman" w:hAnsi="Times New Roman" w:cs="Times New Roman" w:hint="cs"/>
+          <w:b/>
+          <w:bCs/>
+          <w:sz w:val="32"/>
+          <w:szCs w:val="32"/>
+          <w:rtl/>
+          <w:lang w:bidi="he-IL"/>
+        </w:rPr>
+        <w:t>הכנסת</w:t>
+      </w:r>
+      <w:r>
+        <w:rPr>
+          <w:rFonts w:ascii="Times New Roman" w:hAnsi="Times New Roman" w:cs="Times New Roman"/>
+          <w:b/>
+          <w:bCs/>
+          <w:sz w:val="32"/>
+          <w:szCs w:val="32"/>
+          <w:rtl/>
+          <w:lang w:bidi="he-IL"/>
+        </w:rPr>
+        <w:t xml:space="preserve"> </w:t>
+      </w:r>
+      <w:r>
+        <w:rPr>
+          <w:rFonts w:ascii="Times New Roman" w:hAnsi="Times New Roman" w:cs="Times New Roman" w:hint="cs"/>
+          <w:b/>
+          <w:bCs/>
+          <w:sz w:val="32"/>
+          <w:szCs w:val="32"/>
+          <w:rtl/>
+          <w:lang w:bidi="he-IL"/>
+        </w:rPr>
+        <w:t>משה</w:t>
+      </w:r>
+      <w:r>
+        <w:rPr>
+          <w:rFonts w:ascii="Times New Roman" w:hAnsi="Times New Roman" w:cs="Times New Roman"/>
+          <w:b/>
+          <w:bCs/>
+          <w:sz w:val="32"/>
+          <w:szCs w:val="32"/>
+          <w:rtl/>
+          <w:lang w:bidi="he-IL"/>
+        </w:rPr>
+        <w:t xml:space="preserve"> </w:t>
+      </w:r>
+      <w:r>
+        <w:rPr>
+          <w:rFonts w:ascii="Times New Roman" w:hAnsi="Times New Roman" w:cs="Times New Roman" w:hint="cs"/>
+          <w:b/>
+          <w:bCs/>
+          <w:sz w:val="32"/>
+          <w:szCs w:val="32"/>
+          <w:rtl/>
+          <w:lang w:bidi="he-IL"/>
+        </w:rPr>
+        <w:t>קצב</w:t>
+      </w:r>
+      <w:r>
+        <w:rPr>
+          <w:rFonts w:ascii="Times New Roman" w:hAnsi="Times New Roman" w:cs="Times New Roman" w:hint="cs"/>
+          <w:b/>
+          <w:bCs/>
+          <w:sz w:val="32"/>
+          <w:szCs w:val="32"/>
+          <w:rtl/>
+          <w:lang w:bidi="he-IL"/>
+        </w:rPr>
+        <w:t>"</w:t>
+      </w:r>
+    </w:p>
+    <w:p>
+      <w:pPr>
+        <w:bidi/>
+        <w:ind w:left="1080"/>
+        <w:rPr>
+          <w:rFonts w:ascii="Times New Roman" w:hAnsi="Times New Roman" w:cs="Times New Roman"/>
+          <w:sz w:val="32"/>
+          <w:szCs w:val="32"/>
+          <w:rtl/>
+          <w:lang w:bidi="he-IL"/>
+        </w:rPr>
+      </w:pPr>
+      <w:r>
+        <w:rPr>
+          <w:rFonts w:ascii="Times New Roman" w:hAnsi="Times New Roman" w:cs="Times New Roman"/>
+          <w:sz w:val="32"/>
+          <w:szCs w:val="32"/>
+          <w:rtl/>
+          <w:lang w:bidi="he-IL"/>
+        </w:rPr>
+        <w:t xml:space="preserve">המודל מצא משפט זהה במבנהו העוסק באחמד טיבי ואפי איתם. </w:t>
+      </w:r>
+    </w:p>
+    <w:p>
+      <w:pPr>
+        <w:bidi/>
+        <w:ind w:left="1080"/>
+        <w:rPr>
+          <w:rFonts w:ascii="Times New Roman" w:hAnsi="Times New Roman" w:cs="Times New Roman"/>
+          <w:b/>
+          <w:bCs/>
+          <w:sz w:val="32"/>
+          <w:szCs w:val="32"/>
+          <w:rtl/>
+          <w:lang w:bidi="he-IL"/>
+        </w:rPr>
+      </w:pPr>
+      <w:r>
+        <w:rPr>
+          <w:rFonts w:ascii="Times New Roman" w:hAnsi="Times New Roman" w:cs="Times New Roman" w:hint="cs"/>
+          <w:b/>
+          <w:bCs/>
+          <w:sz w:val="32"/>
+          <w:szCs w:val="32"/>
+          <w:rtl/>
+          <w:lang w:bidi="he-IL"/>
+        </w:rPr>
+        <w:t>"</w:t>
+      </w:r>
+      <w:r>
+        <w:rPr>
+          <w:rFonts w:ascii="Times New Roman" w:hAnsi="Times New Roman" w:cs="Times New Roman" w:hint="cs"/>
+          <w:b/>
+          <w:bCs/>
+          <w:sz w:val="32"/>
+          <w:szCs w:val="32"/>
+          <w:rtl/>
+          <w:lang w:bidi="he-IL"/>
+        </w:rPr>
+        <w:t>חבר</w:t>
+      </w:r>
+      <w:r>
+        <w:rPr>
+          <w:rFonts w:ascii="Times New Roman" w:hAnsi="Times New Roman" w:cs="Times New Roman"/>
+          <w:b/>
+          <w:bCs/>
+          <w:sz w:val="32"/>
+          <w:szCs w:val="32"/>
+          <w:rtl/>
+          <w:lang w:bidi="he-IL"/>
+        </w:rPr>
+        <w:t xml:space="preserve"> </w:t>
+      </w:r>
+      <w:r>
+        <w:rPr>
+          <w:rFonts w:ascii="Times New Roman" w:hAnsi="Times New Roman" w:cs="Times New Roman" w:hint="cs"/>
+          <w:b/>
+          <w:bCs/>
+          <w:sz w:val="32"/>
+          <w:szCs w:val="32"/>
+          <w:rtl/>
+          <w:lang w:bidi="he-IL"/>
+        </w:rPr>
+        <w:t>הכנסת</w:t>
+      </w:r>
+      <w:r>
+        <w:rPr>
+          <w:rFonts w:ascii="Times New Roman" w:hAnsi="Times New Roman" w:cs="Times New Roman"/>
+          <w:b/>
+          <w:bCs/>
+          <w:sz w:val="32"/>
+          <w:szCs w:val="32"/>
+          <w:rtl/>
+          <w:lang w:bidi="he-IL"/>
+        </w:rPr>
+        <w:t xml:space="preserve"> </w:t>
+      </w:r>
+      <w:r>
+        <w:rPr>
+          <w:rFonts w:ascii="Times New Roman" w:hAnsi="Times New Roman" w:cs="Times New Roman" w:hint="cs"/>
+          <w:b/>
+          <w:bCs/>
+          <w:sz w:val="32"/>
+          <w:szCs w:val="32"/>
+          <w:rtl/>
+          <w:lang w:bidi="he-IL"/>
+        </w:rPr>
+        <w:t>אחמד</w:t>
+      </w:r>
+      <w:r>
+        <w:rPr>
+          <w:rFonts w:ascii="Times New Roman" w:hAnsi="Times New Roman" w:cs="Times New Roman"/>
+          <w:b/>
+          <w:bCs/>
+          <w:sz w:val="32"/>
+          <w:szCs w:val="32"/>
+          <w:rtl/>
+          <w:lang w:bidi="he-IL"/>
+        </w:rPr>
+        <w:t xml:space="preserve"> </w:t>
+      </w:r>
+      <w:r>
+        <w:rPr>
+          <w:rFonts w:ascii="Times New Roman" w:hAnsi="Times New Roman" w:cs="Times New Roman" w:hint="cs"/>
+          <w:b/>
+          <w:bCs/>
+          <w:sz w:val="32"/>
+          <w:szCs w:val="32"/>
+          <w:rtl/>
+          <w:lang w:bidi="he-IL"/>
+        </w:rPr>
+        <w:t>טיבי</w:t>
+      </w:r>
+      <w:r>
+        <w:rPr>
+          <w:rFonts w:ascii="Times New Roman" w:hAnsi="Times New Roman" w:cs="Times New Roman"/>
+          <w:b/>
+          <w:bCs/>
+          <w:sz w:val="32"/>
+          <w:szCs w:val="32"/>
+          <w:rtl/>
+          <w:lang w:bidi="he-IL"/>
+        </w:rPr>
+        <w:t xml:space="preserve"> , </w:t>
+      </w:r>
+      <w:r>
+        <w:rPr>
+          <w:rFonts w:ascii="Times New Roman" w:hAnsi="Times New Roman" w:cs="Times New Roman" w:hint="cs"/>
+          <w:b/>
+          <w:bCs/>
+          <w:sz w:val="32"/>
+          <w:szCs w:val="32"/>
+          <w:rtl/>
+          <w:lang w:bidi="he-IL"/>
+        </w:rPr>
+        <w:t>בבקשה</w:t>
+      </w:r>
+      <w:r>
+        <w:rPr>
+          <w:rFonts w:ascii="Times New Roman" w:hAnsi="Times New Roman" w:cs="Times New Roman"/>
+          <w:b/>
+          <w:bCs/>
+          <w:sz w:val="32"/>
+          <w:szCs w:val="32"/>
+          <w:rtl/>
+          <w:lang w:bidi="he-IL"/>
+        </w:rPr>
+        <w:t xml:space="preserve"> , </w:t>
+      </w:r>
+      <w:r>
+        <w:rPr>
+          <w:rFonts w:ascii="Times New Roman" w:hAnsi="Times New Roman" w:cs="Times New Roman" w:hint="cs"/>
+          <w:b/>
+          <w:bCs/>
+          <w:sz w:val="32"/>
+          <w:szCs w:val="32"/>
+          <w:rtl/>
+          <w:lang w:bidi="he-IL"/>
+        </w:rPr>
+        <w:t>ואחריו</w:t>
+      </w:r>
+      <w:r>
+        <w:rPr>
+          <w:rFonts w:ascii="Times New Roman" w:hAnsi="Times New Roman" w:cs="Times New Roman"/>
+          <w:b/>
+          <w:bCs/>
+          <w:sz w:val="32"/>
+          <w:szCs w:val="32"/>
+          <w:rtl/>
+          <w:lang w:bidi="he-IL"/>
+        </w:rPr>
+        <w:t xml:space="preserve"> – </w:t>
+      </w:r>
+      <w:r>
+        <w:rPr>
+          <w:rFonts w:ascii="Times New Roman" w:hAnsi="Times New Roman" w:cs="Times New Roman" w:hint="cs"/>
+          <w:b/>
+          <w:bCs/>
+          <w:sz w:val="32"/>
+          <w:szCs w:val="32"/>
+          <w:rtl/>
+          <w:lang w:bidi="he-IL"/>
+        </w:rPr>
+        <w:t>חבר</w:t>
+      </w:r>
+      <w:r>
+        <w:rPr>
+          <w:rFonts w:ascii="Times New Roman" w:hAnsi="Times New Roman" w:cs="Times New Roman"/>
+          <w:b/>
+          <w:bCs/>
+          <w:sz w:val="32"/>
+          <w:szCs w:val="32"/>
+          <w:rtl/>
+          <w:lang w:bidi="he-IL"/>
+        </w:rPr>
+        <w:t xml:space="preserve"> </w:t>
+      </w:r>
+      <w:r>
+        <w:rPr>
+          <w:rFonts w:ascii="Times New Roman" w:hAnsi="Times New Roman" w:cs="Times New Roman" w:hint="cs"/>
+          <w:b/>
+          <w:bCs/>
+          <w:sz w:val="32"/>
+          <w:szCs w:val="32"/>
+          <w:rtl/>
+          <w:lang w:bidi="he-IL"/>
+        </w:rPr>
+        <w:t>הכנסת</w:t>
+      </w:r>
+      <w:r>
+        <w:rPr>
+          <w:rFonts w:ascii="Times New Roman" w:hAnsi="Times New Roman" w:cs="Times New Roman"/>
+          <w:b/>
+          <w:bCs/>
+          <w:sz w:val="32"/>
+          <w:szCs w:val="32"/>
+          <w:rtl/>
+          <w:lang w:bidi="he-IL"/>
+        </w:rPr>
+        <w:t xml:space="preserve"> </w:t>
+      </w:r>
+      <w:r>
+        <w:rPr>
+          <w:rFonts w:ascii="Times New Roman" w:hAnsi="Times New Roman" w:cs="Times New Roman" w:hint="cs"/>
+          <w:b/>
+          <w:bCs/>
+          <w:sz w:val="32"/>
+          <w:szCs w:val="32"/>
+          <w:rtl/>
+          <w:lang w:bidi="he-IL"/>
+        </w:rPr>
+        <w:t>אפי</w:t>
+      </w:r>
+      <w:r>
+        <w:rPr>
+          <w:rFonts w:ascii="Times New Roman" w:hAnsi="Times New Roman" w:cs="Times New Roman"/>
+          <w:b/>
+          <w:bCs/>
+          <w:sz w:val="32"/>
+          <w:szCs w:val="32"/>
+          <w:rtl/>
+          <w:lang w:bidi="he-IL"/>
+        </w:rPr>
+        <w:t xml:space="preserve"> </w:t>
+      </w:r>
+      <w:r>
+        <w:rPr>
+          <w:rFonts w:ascii="Times New Roman" w:hAnsi="Times New Roman" w:cs="Times New Roman" w:hint="cs"/>
+          <w:b/>
+          <w:bCs/>
+          <w:sz w:val="32"/>
+          <w:szCs w:val="32"/>
+          <w:rtl/>
+          <w:lang w:bidi="he-IL"/>
+        </w:rPr>
+        <w:t>איתם</w:t>
+      </w:r>
+      <w:r>
+        <w:rPr>
+          <w:rFonts w:ascii="Times New Roman" w:hAnsi="Times New Roman" w:cs="Times New Roman" w:hint="cs"/>
+          <w:b/>
+          <w:bCs/>
+          <w:sz w:val="32"/>
+          <w:szCs w:val="32"/>
+          <w:rtl/>
+          <w:lang w:bidi="he-IL"/>
+        </w:rPr>
+        <w:t>."</w:t>
+      </w:r>
+    </w:p>
+    <w:p>
+      <w:pPr>
+        <w:bidi/>
+        <w:ind w:left="360" w:firstLine="720"/>
+        <w:rPr>
+          <w:rFonts w:ascii="Times New Roman" w:hAnsi="Times New Roman" w:cs="Times New Roman"/>
+          <w:sz w:val="32"/>
+          <w:szCs w:val="32"/>
+          <w:rtl/>
+          <w:lang w:bidi="he-IL"/>
+        </w:rPr>
+      </w:pPr>
+      <w:r>
+        <w:rPr>
+          <w:rFonts w:ascii="Times New Roman" w:hAnsi="Times New Roman" w:cs="Times New Roman"/>
+          <w:sz w:val="32"/>
+          <w:szCs w:val="32"/>
+          <w:rtl/>
+          <w:lang w:bidi="he-IL"/>
+        </w:rPr>
+        <w:t>בדומה לכך, משפט הפתיחה</w:t>
+      </w:r>
+      <w:r>
+        <w:rPr>
+          <w:rFonts w:ascii="Times New Roman" w:hAnsi="Times New Roman" w:cs="Times New Roman" w:hint="cs"/>
+          <w:sz w:val="32"/>
+          <w:szCs w:val="32"/>
+          <w:rtl/>
+          <w:lang w:bidi="he-IL"/>
+        </w:rPr>
+        <w:t>:</w:t>
+      </w:r>
+    </w:p>
+    <w:p>
+      <w:pPr>
+        <w:bidi/>
+        <w:ind w:left="1080"/>
+        <w:rPr>
+          <w:rFonts w:ascii="Times New Roman" w:hAnsi="Times New Roman" w:cs="Times New Roman"/>
+          <w:b/>
+          <w:bCs/>
+          <w:sz w:val="32"/>
+          <w:szCs w:val="32"/>
+          <w:rtl/>
+          <w:lang w:bidi="he-IL"/>
+        </w:rPr>
+      </w:pPr>
+      <w:r>
+        <w:rPr>
+          <w:rFonts w:ascii="Times New Roman" w:hAnsi="Times New Roman" w:cs="Times New Roman"/>
+          <w:b/>
+          <w:bCs/>
+          <w:sz w:val="32"/>
+          <w:szCs w:val="32"/>
+          <w:rtl/>
+          <w:lang w:bidi="he-IL"/>
+        </w:rPr>
+        <w:t xml:space="preserve"> "</w:t>
+      </w:r>
+      <w:r>
+        <w:rPr>
+          <w:rFonts w:hint="cs"/>
+          <w:b/>
+          <w:bCs/>
+          <w:rtl/>
+          <w:lang w:bidi="he-IL"/>
+        </w:rPr>
+        <w:t xml:space="preserve"> </w:t>
+      </w:r>
+      <w:r>
+        <w:rPr>
+          <w:rFonts w:ascii="Times New Roman" w:hAnsi="Times New Roman" w:cs="Times New Roman" w:hint="cs"/>
+          <w:b/>
+          <w:bCs/>
+          <w:sz w:val="32"/>
+          <w:szCs w:val="32"/>
+          <w:rtl/>
+          <w:lang w:bidi="he-IL"/>
+        </w:rPr>
+        <w:t>אדוני</w:t>
+      </w:r>
+      <w:r>
+        <w:rPr>
+          <w:rFonts w:ascii="Times New Roman" w:hAnsi="Times New Roman" w:cs="Times New Roman"/>
+          <w:b/>
+          <w:bCs/>
+          <w:sz w:val="32"/>
+          <w:szCs w:val="32"/>
+          <w:rtl/>
+          <w:lang w:bidi="he-IL"/>
+        </w:rPr>
+        <w:t xml:space="preserve"> </w:t>
+      </w:r>
+      <w:r>
+        <w:rPr>
+          <w:rFonts w:ascii="Times New Roman" w:hAnsi="Times New Roman" w:cs="Times New Roman" w:hint="cs"/>
+          <w:b/>
+          <w:bCs/>
+          <w:sz w:val="32"/>
+          <w:szCs w:val="32"/>
+          <w:rtl/>
+          <w:lang w:bidi="he-IL"/>
+        </w:rPr>
+        <w:t>היושב</w:t>
+      </w:r>
+      <w:r>
+        <w:rPr>
+          <w:rFonts w:ascii="Times New Roman" w:hAnsi="Times New Roman" w:cs="Times New Roman"/>
+          <w:b/>
+          <w:bCs/>
+          <w:sz w:val="32"/>
+          <w:szCs w:val="32"/>
+          <w:rtl/>
+          <w:lang w:bidi="he-IL"/>
+        </w:rPr>
+        <w:t>-</w:t>
+      </w:r>
+      <w:r>
+        <w:rPr>
+          <w:rFonts w:ascii="Times New Roman" w:hAnsi="Times New Roman" w:cs="Times New Roman" w:hint="cs"/>
+          <w:b/>
+          <w:bCs/>
+          <w:sz w:val="32"/>
+          <w:szCs w:val="32"/>
+          <w:rtl/>
+          <w:lang w:bidi="he-IL"/>
+        </w:rPr>
+        <w:t>ראש</w:t>
+      </w:r>
+      <w:r>
+        <w:rPr>
+          <w:rFonts w:ascii="Times New Roman" w:hAnsi="Times New Roman" w:cs="Times New Roman"/>
+          <w:b/>
+          <w:bCs/>
+          <w:sz w:val="32"/>
+          <w:szCs w:val="32"/>
+          <w:rtl/>
+          <w:lang w:bidi="he-IL"/>
+        </w:rPr>
+        <w:t xml:space="preserve"> , </w:t>
+      </w:r>
+      <w:r>
+        <w:rPr>
+          <w:rFonts w:ascii="Times New Roman" w:hAnsi="Times New Roman" w:cs="Times New Roman" w:hint="cs"/>
+          <w:b/>
+          <w:bCs/>
+          <w:sz w:val="32"/>
+          <w:szCs w:val="32"/>
+          <w:rtl/>
+          <w:lang w:bidi="he-IL"/>
+        </w:rPr>
+        <w:t>חברי</w:t>
+      </w:r>
+      <w:r>
+        <w:rPr>
+          <w:rFonts w:ascii="Times New Roman" w:hAnsi="Times New Roman" w:cs="Times New Roman"/>
+          <w:b/>
+          <w:bCs/>
+          <w:sz w:val="32"/>
+          <w:szCs w:val="32"/>
+          <w:rtl/>
+          <w:lang w:bidi="he-IL"/>
+        </w:rPr>
+        <w:t xml:space="preserve"> </w:t>
+      </w:r>
+      <w:r>
+        <w:rPr>
+          <w:rFonts w:ascii="Times New Roman" w:hAnsi="Times New Roman" w:cs="Times New Roman" w:hint="cs"/>
+          <w:b/>
+          <w:bCs/>
+          <w:sz w:val="32"/>
+          <w:szCs w:val="32"/>
+          <w:rtl/>
+          <w:lang w:bidi="he-IL"/>
+        </w:rPr>
+        <w:t>הכנסת</w:t>
+      </w:r>
+      <w:r>
+        <w:rPr>
+          <w:rFonts w:ascii="Times New Roman" w:hAnsi="Times New Roman" w:cs="Times New Roman"/>
+          <w:b/>
+          <w:bCs/>
+          <w:sz w:val="32"/>
+          <w:szCs w:val="32"/>
+          <w:rtl/>
+          <w:lang w:bidi="he-IL"/>
+        </w:rPr>
+        <w:t xml:space="preserve"> , </w:t>
+      </w:r>
+      <w:r>
+        <w:rPr>
+          <w:rFonts w:ascii="Times New Roman" w:hAnsi="Times New Roman" w:cs="Times New Roman" w:hint="cs"/>
+          <w:b/>
+          <w:bCs/>
+          <w:sz w:val="32"/>
+          <w:szCs w:val="32"/>
+          <w:rtl/>
+          <w:lang w:bidi="he-IL"/>
+        </w:rPr>
+        <w:t>מדי</w:t>
+      </w:r>
+      <w:r>
+        <w:rPr>
+          <w:rFonts w:ascii="Times New Roman" w:hAnsi="Times New Roman" w:cs="Times New Roman"/>
+          <w:b/>
+          <w:bCs/>
+          <w:sz w:val="32"/>
+          <w:szCs w:val="32"/>
+          <w:rtl/>
+          <w:lang w:bidi="he-IL"/>
+        </w:rPr>
+        <w:t xml:space="preserve"> 15 </w:t>
+      </w:r>
+      <w:r>
+        <w:rPr>
+          <w:rFonts w:ascii="Times New Roman" w:hAnsi="Times New Roman" w:cs="Times New Roman" w:hint="cs"/>
+          <w:b/>
+          <w:bCs/>
+          <w:sz w:val="32"/>
+          <w:szCs w:val="32"/>
+          <w:rtl/>
+          <w:lang w:bidi="he-IL"/>
+        </w:rPr>
+        <w:t>שנה</w:t>
+      </w:r>
+      <w:r>
+        <w:rPr>
+          <w:rFonts w:ascii="Times New Roman" w:hAnsi="Times New Roman" w:cs="Times New Roman"/>
+          <w:b/>
+          <w:bCs/>
+          <w:sz w:val="32"/>
+          <w:szCs w:val="32"/>
+          <w:rtl/>
+          <w:lang w:bidi="he-IL"/>
+        </w:rPr>
+        <w:t xml:space="preserve"> </w:t>
+      </w:r>
+      <w:r>
+        <w:rPr>
+          <w:rFonts w:ascii="Times New Roman" w:hAnsi="Times New Roman" w:cs="Times New Roman" w:hint="cs"/>
+          <w:b/>
+          <w:bCs/>
+          <w:sz w:val="32"/>
+          <w:szCs w:val="32"/>
+          <w:rtl/>
+          <w:lang w:bidi="he-IL"/>
+        </w:rPr>
+        <w:t>אובדים</w:t>
+      </w:r>
+      <w:r>
+        <w:rPr>
+          <w:rFonts w:ascii="Times New Roman" w:hAnsi="Times New Roman" w:cs="Times New Roman"/>
+          <w:b/>
+          <w:bCs/>
+          <w:sz w:val="32"/>
+          <w:szCs w:val="32"/>
+          <w:rtl/>
+          <w:lang w:bidi="he-IL"/>
+        </w:rPr>
+        <w:t xml:space="preserve"> </w:t>
+      </w:r>
+      <w:r>
+        <w:rPr>
+          <w:rFonts w:ascii="Times New Roman" w:hAnsi="Times New Roman" w:cs="Times New Roman" w:hint="cs"/>
+          <w:b/>
+          <w:bCs/>
+          <w:sz w:val="32"/>
+          <w:szCs w:val="32"/>
+          <w:rtl/>
+          <w:lang w:bidi="he-IL"/>
+        </w:rPr>
+        <w:t>בהתבוללות</w:t>
+      </w:r>
+      <w:r>
+        <w:rPr>
+          <w:rFonts w:ascii="Times New Roman" w:hAnsi="Times New Roman" w:cs="Times New Roman"/>
+          <w:b/>
+          <w:bCs/>
+          <w:sz w:val="32"/>
+          <w:szCs w:val="32"/>
+          <w:rtl/>
+          <w:lang w:bidi="he-IL"/>
+        </w:rPr>
+        <w:t xml:space="preserve"> </w:t>
+      </w:r>
+      <w:r>
+        <w:rPr>
+          <w:rFonts w:ascii="Times New Roman" w:hAnsi="Times New Roman" w:cs="Times New Roman" w:hint="cs"/>
+          <w:b/>
+          <w:bCs/>
+          <w:sz w:val="32"/>
+          <w:szCs w:val="32"/>
+          <w:rtl/>
+          <w:lang w:bidi="he-IL"/>
+        </w:rPr>
+        <w:t>מיליון</w:t>
+      </w:r>
+      <w:r>
+        <w:rPr>
+          <w:rFonts w:ascii="Times New Roman" w:hAnsi="Times New Roman" w:cs="Times New Roman"/>
+          <w:b/>
+          <w:bCs/>
+          <w:sz w:val="32"/>
+          <w:szCs w:val="32"/>
+          <w:rtl/>
+          <w:lang w:bidi="he-IL"/>
+        </w:rPr>
+        <w:t xml:space="preserve"> </w:t>
+      </w:r>
+      <w:r>
+        <w:rPr>
+          <w:rFonts w:ascii="Times New Roman" w:hAnsi="Times New Roman" w:cs="Times New Roman" w:hint="cs"/>
+          <w:b/>
+          <w:bCs/>
+          <w:sz w:val="32"/>
+          <w:szCs w:val="32"/>
+          <w:rtl/>
+          <w:lang w:bidi="he-IL"/>
+        </w:rPr>
+        <w:t>יהודים</w:t>
+      </w:r>
+      <w:r>
+        <w:rPr>
+          <w:rFonts w:ascii="Times New Roman" w:hAnsi="Times New Roman" w:cs="Times New Roman"/>
+          <w:b/>
+          <w:bCs/>
+          <w:sz w:val="32"/>
+          <w:szCs w:val="32"/>
+          <w:rtl/>
+          <w:lang w:bidi="he-IL"/>
+        </w:rPr>
+        <w:t xml:space="preserve"> .</w:t>
+      </w:r>
+      <w:r>
+        <w:rPr>
+          <w:rFonts w:ascii="Times New Roman" w:hAnsi="Times New Roman" w:cs="Times New Roman"/>
+          <w:b/>
+          <w:bCs/>
+          <w:sz w:val="32"/>
+          <w:szCs w:val="32"/>
+          <w:rtl/>
+          <w:lang w:bidi="he-IL"/>
+        </w:rPr>
+        <w:t xml:space="preserve"> </w:t>
+      </w:r>
+      <w:r>
+        <w:rPr>
+          <w:rFonts w:ascii="Times New Roman" w:hAnsi="Times New Roman" w:cs="Times New Roman"/>
+          <w:b/>
+          <w:bCs/>
+          <w:sz w:val="32"/>
+          <w:szCs w:val="32"/>
+          <w:rtl/>
+          <w:lang w:bidi="he-IL"/>
+        </w:rPr>
+        <w:t>"</w:t>
+      </w:r>
+    </w:p>
+    <w:p>
+      <w:pPr>
+        <w:bidi/>
+        <w:ind w:left="1080"/>
+        <w:rPr>
+          <w:rFonts w:ascii="Times New Roman" w:hAnsi="Times New Roman" w:cs="Times New Roman"/>
+          <w:sz w:val="32"/>
+          <w:szCs w:val="32"/>
+          <w:rtl/>
+          <w:lang w:bidi="he-IL"/>
+        </w:rPr>
+      </w:pPr>
+      <w:r>
+        <w:rPr>
+          <w:rFonts w:ascii="Times New Roman" w:hAnsi="Times New Roman" w:cs="Times New Roman"/>
+          <w:sz w:val="32"/>
+          <w:szCs w:val="32"/>
+          <w:rtl/>
+          <w:lang w:bidi="he-IL"/>
+        </w:rPr>
+        <w:t xml:space="preserve"> נמצא קרוב למשפט פתיחה דומה מאוד העוסק בהסכם השלום עם ירדן</w:t>
+      </w:r>
+      <w:r>
+        <w:rPr>
+          <w:rFonts w:ascii="Times New Roman" w:hAnsi="Times New Roman" w:cs="Times New Roman"/>
+          <w:sz w:val="32"/>
+          <w:szCs w:val="32"/>
+          <w:lang w:bidi="he-IL"/>
+        </w:rPr>
+        <w:t>.</w:t>
+      </w:r>
+    </w:p>
+    <w:p>
+      <w:pPr>
+        <w:bidi/>
+        <w:ind w:left="1080"/>
+        <w:rPr>
+          <w:rFonts w:ascii="Times New Roman" w:hAnsi="Times New Roman" w:cs="Times New Roman"/>
+          <w:b/>
+          <w:bCs/>
+          <w:sz w:val="32"/>
+          <w:szCs w:val="32"/>
+          <w:lang w:bidi="he-IL"/>
+        </w:rPr>
+      </w:pPr>
+      <w:r>
+        <w:rPr>
+          <w:rFonts w:ascii="Times New Roman" w:hAnsi="Times New Roman" w:cs="Times New Roman" w:hint="cs"/>
+          <w:b/>
+          <w:bCs/>
+          <w:sz w:val="32"/>
+          <w:szCs w:val="32"/>
+          <w:rtl/>
+          <w:lang w:bidi="he-IL"/>
+        </w:rPr>
+        <w:t>"</w:t>
+      </w:r>
+      <w:r>
+        <w:rPr>
+          <w:rFonts w:hint="cs"/>
+          <w:b/>
+          <w:bCs/>
+          <w:rtl/>
+          <w:lang w:bidi="he-IL"/>
+        </w:rPr>
+        <w:t xml:space="preserve"> </w:t>
+      </w:r>
+      <w:r>
+        <w:rPr>
+          <w:rFonts w:ascii="Times New Roman" w:hAnsi="Times New Roman" w:cs="Times New Roman" w:hint="cs"/>
+          <w:b/>
+          <w:bCs/>
+          <w:sz w:val="32"/>
+          <w:szCs w:val="32"/>
+          <w:rtl/>
+          <w:lang w:bidi="he-IL"/>
+        </w:rPr>
+        <w:t>אדוני</w:t>
+      </w:r>
+      <w:r>
+        <w:rPr>
+          <w:rFonts w:ascii="Times New Roman" w:hAnsi="Times New Roman" w:cs="Times New Roman"/>
+          <w:b/>
+          <w:bCs/>
+          <w:sz w:val="32"/>
+          <w:szCs w:val="32"/>
+          <w:rtl/>
+          <w:lang w:bidi="he-IL"/>
+        </w:rPr>
+        <w:t xml:space="preserve"> </w:t>
+      </w:r>
+      <w:r>
+        <w:rPr>
+          <w:rFonts w:ascii="Times New Roman" w:hAnsi="Times New Roman" w:cs="Times New Roman" w:hint="cs"/>
+          <w:b/>
+          <w:bCs/>
+          <w:sz w:val="32"/>
+          <w:szCs w:val="32"/>
+          <w:rtl/>
+          <w:lang w:bidi="he-IL"/>
+        </w:rPr>
+        <w:t>היושב</w:t>
+      </w:r>
+      <w:r>
+        <w:rPr>
+          <w:rFonts w:ascii="Times New Roman" w:hAnsi="Times New Roman" w:cs="Times New Roman"/>
+          <w:b/>
+          <w:bCs/>
+          <w:sz w:val="32"/>
+          <w:szCs w:val="32"/>
+          <w:rtl/>
+          <w:lang w:bidi="he-IL"/>
+        </w:rPr>
+        <w:t>-</w:t>
+      </w:r>
+      <w:r>
+        <w:rPr>
+          <w:rFonts w:ascii="Times New Roman" w:hAnsi="Times New Roman" w:cs="Times New Roman" w:hint="cs"/>
+          <w:b/>
+          <w:bCs/>
+          <w:sz w:val="32"/>
+          <w:szCs w:val="32"/>
+          <w:rtl/>
+          <w:lang w:bidi="he-IL"/>
+        </w:rPr>
+        <w:t>ראש</w:t>
+      </w:r>
+      <w:r>
+        <w:rPr>
+          <w:rFonts w:ascii="Times New Roman" w:hAnsi="Times New Roman" w:cs="Times New Roman"/>
+          <w:b/>
+          <w:bCs/>
+          <w:sz w:val="32"/>
+          <w:szCs w:val="32"/>
+          <w:rtl/>
+          <w:lang w:bidi="he-IL"/>
+        </w:rPr>
+        <w:t xml:space="preserve"> , </w:t>
+      </w:r>
+      <w:r>
+        <w:rPr>
+          <w:rFonts w:ascii="Times New Roman" w:hAnsi="Times New Roman" w:cs="Times New Roman" w:hint="cs"/>
+          <w:b/>
+          <w:bCs/>
+          <w:sz w:val="32"/>
+          <w:szCs w:val="32"/>
+          <w:rtl/>
+          <w:lang w:bidi="he-IL"/>
+        </w:rPr>
+        <w:t>חברי</w:t>
+      </w:r>
+      <w:r>
+        <w:rPr>
+          <w:rFonts w:ascii="Times New Roman" w:hAnsi="Times New Roman" w:cs="Times New Roman"/>
+          <w:b/>
+          <w:bCs/>
+          <w:sz w:val="32"/>
+          <w:szCs w:val="32"/>
+          <w:rtl/>
+          <w:lang w:bidi="he-IL"/>
+        </w:rPr>
+        <w:t xml:space="preserve"> </w:t>
+      </w:r>
+      <w:r>
+        <w:rPr>
+          <w:rFonts w:ascii="Times New Roman" w:hAnsi="Times New Roman" w:cs="Times New Roman" w:hint="cs"/>
+          <w:b/>
+          <w:bCs/>
+          <w:sz w:val="32"/>
+          <w:szCs w:val="32"/>
+          <w:rtl/>
+          <w:lang w:bidi="he-IL"/>
+        </w:rPr>
+        <w:t>חברי</w:t>
+      </w:r>
+      <w:r>
+        <w:rPr>
+          <w:rFonts w:ascii="Times New Roman" w:hAnsi="Times New Roman" w:cs="Times New Roman"/>
+          <w:b/>
+          <w:bCs/>
+          <w:sz w:val="32"/>
+          <w:szCs w:val="32"/>
+          <w:rtl/>
+          <w:lang w:bidi="he-IL"/>
+        </w:rPr>
+        <w:t xml:space="preserve"> </w:t>
+      </w:r>
+      <w:r>
+        <w:rPr>
+          <w:rFonts w:ascii="Times New Roman" w:hAnsi="Times New Roman" w:cs="Times New Roman" w:hint="cs"/>
+          <w:b/>
+          <w:bCs/>
+          <w:sz w:val="32"/>
+          <w:szCs w:val="32"/>
+          <w:rtl/>
+          <w:lang w:bidi="he-IL"/>
+        </w:rPr>
+        <w:t>הכנסת</w:t>
+      </w:r>
+      <w:r>
+        <w:rPr>
+          <w:rFonts w:ascii="Times New Roman" w:hAnsi="Times New Roman" w:cs="Times New Roman"/>
+          <w:b/>
+          <w:bCs/>
+          <w:sz w:val="32"/>
+          <w:szCs w:val="32"/>
+          <w:rtl/>
+          <w:lang w:bidi="he-IL"/>
+        </w:rPr>
+        <w:t xml:space="preserve"> , </w:t>
+      </w:r>
+      <w:r>
+        <w:rPr>
+          <w:rFonts w:ascii="Times New Roman" w:hAnsi="Times New Roman" w:cs="Times New Roman" w:hint="cs"/>
+          <w:b/>
+          <w:bCs/>
+          <w:sz w:val="32"/>
+          <w:szCs w:val="32"/>
+          <w:rtl/>
+          <w:lang w:bidi="he-IL"/>
+        </w:rPr>
+        <w:t>עשר</w:t>
+      </w:r>
+      <w:r>
+        <w:rPr>
+          <w:rFonts w:ascii="Times New Roman" w:hAnsi="Times New Roman" w:cs="Times New Roman"/>
+          <w:b/>
+          <w:bCs/>
+          <w:sz w:val="32"/>
+          <w:szCs w:val="32"/>
+          <w:rtl/>
+          <w:lang w:bidi="he-IL"/>
+        </w:rPr>
+        <w:t xml:space="preserve"> </w:t>
+      </w:r>
+      <w:r>
+        <w:rPr>
+          <w:rFonts w:ascii="Times New Roman" w:hAnsi="Times New Roman" w:cs="Times New Roman" w:hint="cs"/>
+          <w:b/>
+          <w:bCs/>
+          <w:sz w:val="32"/>
+          <w:szCs w:val="32"/>
+          <w:rtl/>
+          <w:lang w:bidi="he-IL"/>
+        </w:rPr>
+        <w:t>שנים</w:t>
+      </w:r>
+      <w:r>
+        <w:rPr>
+          <w:rFonts w:ascii="Times New Roman" w:hAnsi="Times New Roman" w:cs="Times New Roman"/>
+          <w:b/>
+          <w:bCs/>
+          <w:sz w:val="32"/>
+          <w:szCs w:val="32"/>
+          <w:rtl/>
+          <w:lang w:bidi="he-IL"/>
+        </w:rPr>
+        <w:t xml:space="preserve"> </w:t>
+      </w:r>
+      <w:r>
+        <w:rPr>
+          <w:rFonts w:ascii="Times New Roman" w:hAnsi="Times New Roman" w:cs="Times New Roman" w:hint="cs"/>
+          <w:b/>
+          <w:bCs/>
+          <w:sz w:val="32"/>
+          <w:szCs w:val="32"/>
+          <w:rtl/>
+          <w:lang w:bidi="he-IL"/>
+        </w:rPr>
+        <w:t>כבר</w:t>
+      </w:r>
+      <w:r>
+        <w:rPr>
+          <w:rFonts w:ascii="Times New Roman" w:hAnsi="Times New Roman" w:cs="Times New Roman"/>
+          <w:b/>
+          <w:bCs/>
+          <w:sz w:val="32"/>
+          <w:szCs w:val="32"/>
+          <w:rtl/>
+          <w:lang w:bidi="he-IL"/>
+        </w:rPr>
+        <w:t xml:space="preserve"> </w:t>
+      </w:r>
+      <w:r>
+        <w:rPr>
+          <w:rFonts w:ascii="Times New Roman" w:hAnsi="Times New Roman" w:cs="Times New Roman" w:hint="cs"/>
+          <w:b/>
+          <w:bCs/>
+          <w:sz w:val="32"/>
+          <w:szCs w:val="32"/>
+          <w:rtl/>
+          <w:lang w:bidi="he-IL"/>
+        </w:rPr>
+        <w:t>חלפו</w:t>
+      </w:r>
+      <w:r>
+        <w:rPr>
+          <w:rFonts w:ascii="Times New Roman" w:hAnsi="Times New Roman" w:cs="Times New Roman"/>
+          <w:b/>
+          <w:bCs/>
+          <w:sz w:val="32"/>
+          <w:szCs w:val="32"/>
+          <w:rtl/>
+          <w:lang w:bidi="he-IL"/>
+        </w:rPr>
+        <w:t xml:space="preserve"> , </w:t>
+      </w:r>
+      <w:r>
+        <w:rPr>
+          <w:rFonts w:ascii="Times New Roman" w:hAnsi="Times New Roman" w:cs="Times New Roman" w:hint="cs"/>
+          <w:b/>
+          <w:bCs/>
+          <w:sz w:val="32"/>
+          <w:szCs w:val="32"/>
+          <w:rtl/>
+          <w:lang w:bidi="he-IL"/>
+        </w:rPr>
+        <w:t>והן</w:t>
+      </w:r>
+      <w:r>
+        <w:rPr>
+          <w:rFonts w:ascii="Times New Roman" w:hAnsi="Times New Roman" w:cs="Times New Roman"/>
+          <w:b/>
+          <w:bCs/>
+          <w:sz w:val="32"/>
+          <w:szCs w:val="32"/>
+          <w:rtl/>
+          <w:lang w:bidi="he-IL"/>
+        </w:rPr>
+        <w:t xml:space="preserve"> </w:t>
+      </w:r>
+      <w:r>
+        <w:rPr>
+          <w:rFonts w:ascii="Times New Roman" w:hAnsi="Times New Roman" w:cs="Times New Roman" w:hint="cs"/>
+          <w:b/>
+          <w:bCs/>
+          <w:sz w:val="32"/>
+          <w:szCs w:val="32"/>
+          <w:rtl/>
+          <w:lang w:bidi="he-IL"/>
+        </w:rPr>
+        <w:t>חלפו</w:t>
+      </w:r>
+      <w:r>
+        <w:rPr>
+          <w:rFonts w:ascii="Times New Roman" w:hAnsi="Times New Roman" w:cs="Times New Roman"/>
+          <w:b/>
+          <w:bCs/>
+          <w:sz w:val="32"/>
+          <w:szCs w:val="32"/>
+          <w:rtl/>
+          <w:lang w:bidi="he-IL"/>
+        </w:rPr>
+        <w:t xml:space="preserve"> </w:t>
+      </w:r>
+      <w:r>
+        <w:rPr>
+          <w:rFonts w:ascii="Times New Roman" w:hAnsi="Times New Roman" w:cs="Times New Roman" w:hint="cs"/>
+          <w:b/>
+          <w:bCs/>
+          <w:sz w:val="32"/>
+          <w:szCs w:val="32"/>
+          <w:rtl/>
+          <w:lang w:bidi="he-IL"/>
+        </w:rPr>
+        <w:t>מהר</w:t>
+      </w:r>
+      <w:r>
+        <w:rPr>
+          <w:rFonts w:ascii="Times New Roman" w:hAnsi="Times New Roman" w:cs="Times New Roman"/>
+          <w:b/>
+          <w:bCs/>
+          <w:sz w:val="32"/>
+          <w:szCs w:val="32"/>
+          <w:rtl/>
+          <w:lang w:bidi="he-IL"/>
+        </w:rPr>
+        <w:t xml:space="preserve"> , </w:t>
+      </w:r>
+      <w:r>
+        <w:rPr>
+          <w:rFonts w:ascii="Times New Roman" w:hAnsi="Times New Roman" w:cs="Times New Roman" w:hint="cs"/>
+          <w:b/>
+          <w:bCs/>
+          <w:sz w:val="32"/>
+          <w:szCs w:val="32"/>
+          <w:rtl/>
+          <w:lang w:bidi="he-IL"/>
+        </w:rPr>
+        <w:t>מאז</w:t>
+      </w:r>
+      <w:r>
+        <w:rPr>
+          <w:rFonts w:ascii="Times New Roman" w:hAnsi="Times New Roman" w:cs="Times New Roman"/>
+          <w:b/>
+          <w:bCs/>
+          <w:sz w:val="32"/>
+          <w:szCs w:val="32"/>
+          <w:rtl/>
+          <w:lang w:bidi="he-IL"/>
+        </w:rPr>
+        <w:t xml:space="preserve"> </w:t>
+      </w:r>
+      <w:r>
+        <w:rPr>
+          <w:rFonts w:ascii="Times New Roman" w:hAnsi="Times New Roman" w:cs="Times New Roman" w:hint="cs"/>
+          <w:b/>
+          <w:bCs/>
+          <w:sz w:val="32"/>
+          <w:szCs w:val="32"/>
+          <w:rtl/>
+          <w:lang w:bidi="he-IL"/>
+        </w:rPr>
+        <w:t>נחתם</w:t>
+      </w:r>
+      <w:r>
+        <w:rPr>
+          <w:rFonts w:ascii="Times New Roman" w:hAnsi="Times New Roman" w:cs="Times New Roman"/>
+          <w:b/>
+          <w:bCs/>
+          <w:sz w:val="32"/>
+          <w:szCs w:val="32"/>
+          <w:rtl/>
+          <w:lang w:bidi="he-IL"/>
+        </w:rPr>
+        <w:t xml:space="preserve"> </w:t>
+      </w:r>
+      <w:r>
+        <w:rPr>
+          <w:rFonts w:ascii="Times New Roman" w:hAnsi="Times New Roman" w:cs="Times New Roman" w:hint="cs"/>
+          <w:b/>
+          <w:bCs/>
+          <w:sz w:val="32"/>
+          <w:szCs w:val="32"/>
+          <w:rtl/>
+          <w:lang w:bidi="he-IL"/>
+        </w:rPr>
+        <w:t>הסכם</w:t>
+      </w:r>
+      <w:r>
+        <w:rPr>
+          <w:rFonts w:ascii="Times New Roman" w:hAnsi="Times New Roman" w:cs="Times New Roman"/>
+          <w:b/>
+          <w:bCs/>
+          <w:sz w:val="32"/>
+          <w:szCs w:val="32"/>
+          <w:rtl/>
+          <w:lang w:bidi="he-IL"/>
+        </w:rPr>
+        <w:t xml:space="preserve"> </w:t>
+      </w:r>
+      <w:r>
+        <w:rPr>
+          <w:rFonts w:ascii="Times New Roman" w:hAnsi="Times New Roman" w:cs="Times New Roman" w:hint="cs"/>
+          <w:b/>
+          <w:bCs/>
+          <w:sz w:val="32"/>
+          <w:szCs w:val="32"/>
+          <w:rtl/>
+          <w:lang w:bidi="he-IL"/>
+        </w:rPr>
+        <w:t>השלום</w:t>
+      </w:r>
+      <w:r>
+        <w:rPr>
+          <w:rFonts w:ascii="Times New Roman" w:hAnsi="Times New Roman" w:cs="Times New Roman"/>
+          <w:b/>
+          <w:bCs/>
+          <w:sz w:val="32"/>
+          <w:szCs w:val="32"/>
+          <w:rtl/>
+          <w:lang w:bidi="he-IL"/>
+        </w:rPr>
+        <w:t xml:space="preserve"> </w:t>
+      </w:r>
+      <w:r>
+        <w:rPr>
+          <w:rFonts w:ascii="Times New Roman" w:hAnsi="Times New Roman" w:cs="Times New Roman" w:hint="cs"/>
+          <w:b/>
+          <w:bCs/>
+          <w:sz w:val="32"/>
+          <w:szCs w:val="32"/>
+          <w:rtl/>
+          <w:lang w:bidi="he-IL"/>
+        </w:rPr>
+        <w:t>ההיסטורי</w:t>
+      </w:r>
+      <w:r>
+        <w:rPr>
+          <w:rFonts w:ascii="Times New Roman" w:hAnsi="Times New Roman" w:cs="Times New Roman"/>
+          <w:b/>
+          <w:bCs/>
+          <w:sz w:val="32"/>
+          <w:szCs w:val="32"/>
+          <w:rtl/>
+          <w:lang w:bidi="he-IL"/>
+        </w:rPr>
+        <w:t xml:space="preserve"> </w:t>
+      </w:r>
+      <w:r>
+        <w:rPr>
+          <w:rFonts w:ascii="Times New Roman" w:hAnsi="Times New Roman" w:cs="Times New Roman" w:hint="cs"/>
+          <w:b/>
+          <w:bCs/>
+          <w:sz w:val="32"/>
+          <w:szCs w:val="32"/>
+          <w:rtl/>
+          <w:lang w:bidi="he-IL"/>
+        </w:rPr>
+        <w:t>עם</w:t>
+      </w:r>
+      <w:r>
+        <w:rPr>
+          <w:rFonts w:ascii="Times New Roman" w:hAnsi="Times New Roman" w:cs="Times New Roman"/>
+          <w:b/>
+          <w:bCs/>
+          <w:sz w:val="32"/>
+          <w:szCs w:val="32"/>
+          <w:rtl/>
+          <w:lang w:bidi="he-IL"/>
+        </w:rPr>
+        <w:t xml:space="preserve"> </w:t>
+      </w:r>
+      <w:r>
+        <w:rPr>
+          <w:rFonts w:ascii="Times New Roman" w:hAnsi="Times New Roman" w:cs="Times New Roman" w:hint="cs"/>
+          <w:b/>
+          <w:bCs/>
+          <w:sz w:val="32"/>
+          <w:szCs w:val="32"/>
+          <w:rtl/>
+          <w:lang w:bidi="he-IL"/>
+        </w:rPr>
+        <w:t>ירדן</w:t>
+      </w:r>
+      <w:r>
+        <w:rPr>
+          <w:rFonts w:ascii="Times New Roman" w:hAnsi="Times New Roman" w:cs="Times New Roman" w:hint="cs"/>
+          <w:b/>
+          <w:bCs/>
+          <w:sz w:val="32"/>
+          <w:szCs w:val="32"/>
+          <w:rtl/>
+          <w:lang w:bidi="he-IL"/>
+        </w:rPr>
+        <w:t>"</w:t>
+      </w:r>
+    </w:p>
+    <w:p>
+      <w:pPr>
+        <w:bidi/>
+        <w:ind w:left="1080"/>
+        <w:rPr>
+          <w:rFonts w:ascii="Times New Roman" w:hAnsi="Times New Roman" w:cs="Times New Roman"/>
+          <w:sz w:val="32"/>
+          <w:szCs w:val="32"/>
+          <w:rtl/>
+          <w:lang w:bidi="he-IL"/>
+        </w:rPr>
+      </w:pPr>
+      <w:r>
+        <w:rPr>
+          <w:rFonts w:ascii="Times New Roman" w:hAnsi="Times New Roman" w:cs="Times New Roman"/>
+          <w:b/>
+          <w:bCs/>
+          <w:sz w:val="32"/>
+          <w:szCs w:val="32"/>
+          <w:rtl/>
+          <w:lang w:bidi="he-IL"/>
+        </w:rPr>
+        <w:t>ניתוח</w:t>
+      </w:r>
+      <w:r>
+        <w:rPr>
+          <w:rFonts w:ascii="Times New Roman" w:hAnsi="Times New Roman" w:cs="Times New Roman"/>
+          <w:b/>
+          <w:bCs/>
+          <w:sz w:val="32"/>
+          <w:szCs w:val="32"/>
+          <w:lang w:bidi="he-IL"/>
+        </w:rPr>
+        <w:t xml:space="preserve">: </w:t>
+      </w:r>
+      <w:r>
+        <w:rPr>
+          <w:rFonts w:ascii="Times New Roman" w:hAnsi="Times New Roman" w:cs="Times New Roman"/>
+          <w:sz w:val="32"/>
+          <w:szCs w:val="32"/>
+          <w:rtl/>
+          <w:lang w:bidi="he-IL"/>
+        </w:rPr>
+        <w:t>בקורפוס הכנסת ישנה חזרתיות רבה על משפטים מנהלתיים ותבניתיים</w:t>
+      </w:r>
+      <w:r>
+        <w:rPr>
+          <w:rFonts w:ascii="Times New Roman" w:hAnsi="Times New Roman" w:cs="Times New Roman" w:hint="cs"/>
+          <w:sz w:val="32"/>
+          <w:szCs w:val="32"/>
+          <w:rtl/>
+          <w:lang w:bidi="he-IL"/>
+        </w:rPr>
+        <w:t xml:space="preserve">. </w:t>
+      </w:r>
+      <w:r>
+        <w:rPr>
+          <w:rFonts w:ascii="Times New Roman" w:hAnsi="Times New Roman" w:cs="Times New Roman"/>
+          <w:sz w:val="32"/>
+          <w:szCs w:val="32"/>
+          <w:rtl/>
+          <w:lang w:bidi="he-IL"/>
+        </w:rPr>
+        <w:t xml:space="preserve">מכיוון שהמילים המרכיבות את התבנית (כמו "חבר הכנסת", "בבקשה", "ואחריו") מופיעות </w:t>
+      </w:r>
+      <w:r>
+        <w:rPr>
+          <w:rFonts w:ascii="Times New Roman" w:hAnsi="Times New Roman" w:cs="Times New Roman" w:hint="cs"/>
+          <w:sz w:val="32"/>
+          <w:szCs w:val="32"/>
+          <w:rtl/>
+          <w:lang w:bidi="he-IL"/>
+        </w:rPr>
+        <w:t>הרבה</w:t>
+      </w:r>
+      <w:r>
+        <w:rPr>
+          <w:rFonts w:ascii="Times New Roman" w:hAnsi="Times New Roman" w:cs="Times New Roman"/>
+          <w:sz w:val="32"/>
+          <w:szCs w:val="32"/>
+          <w:rtl/>
+          <w:lang w:bidi="he-IL"/>
+        </w:rPr>
+        <w:t xml:space="preserve"> יחד באותם הקשרים, הווקטור הממוצע שלהן יוצר ייצוג חזק מאוד של "קריאה לדובר" או "פנייה רשמית</w:t>
+      </w:r>
+      <w:r>
+        <w:rPr>
+          <w:rFonts w:ascii="Times New Roman" w:hAnsi="Times New Roman" w:cs="Times New Roman"/>
+          <w:sz w:val="32"/>
+          <w:szCs w:val="32"/>
+          <w:lang w:bidi="he-IL"/>
+        </w:rPr>
+        <w:t>".</w:t>
+      </w:r>
+    </w:p>
+    <w:p>
+      <w:pPr>
+        <w:bidi/>
+        <w:ind w:left="1080"/>
+        <w:rPr>
+          <w:rFonts w:ascii="Times New Roman" w:hAnsi="Times New Roman" w:cs="Times New Roman"/>
+          <w:sz w:val="32"/>
+          <w:szCs w:val="32"/>
+          <w:lang w:bidi="he-IL"/>
+        </w:rPr>
+      </w:pPr>
+    </w:p>
+    <w:p>
+      <w:pPr>
+        <w:pStyle w:val="ListParagraph"/>
+        <w:numPr>
+          <w:ilvl w:val="0"/>
+          <w:numId w:val="33"/>
+        </w:numPr>
+        <w:bidi/>
+        <w:rPr>
+          <w:rFonts w:ascii="Times New Roman" w:hAnsi="Times New Roman" w:cs="Times New Roman"/>
+          <w:b/>
+          <w:bCs/>
+          <w:i/>
+          <w:iCs/>
+          <w:sz w:val="32"/>
+          <w:szCs w:val="32"/>
+          <w:u w:val="single"/>
+          <w:rtl/>
+          <w:lang w:bidi="he-IL"/>
+        </w:rPr>
+      </w:pPr>
+      <w:r>
+        <w:rPr>
+          <w:rFonts w:ascii="Times New Roman" w:hAnsi="Times New Roman" w:cs="Times New Roman"/>
+          <w:b/>
+          <w:bCs/>
+          <w:i/>
+          <w:iCs/>
+          <w:sz w:val="32"/>
+          <w:szCs w:val="32"/>
+          <w:u w:val="single"/>
+          <w:rtl/>
+          <w:lang w:bidi="he-IL"/>
+        </w:rPr>
+        <w:t>זיהוי אינטראקציות וטון הדיבור</w:t>
+      </w:r>
+      <w:r>
+        <w:rPr>
+          <w:rFonts w:ascii="Times New Roman" w:hAnsi="Times New Roman" w:cs="Times New Roman"/>
+          <w:b/>
+          <w:bCs/>
+          <w:i/>
+          <w:iCs/>
+          <w:sz w:val="32"/>
+          <w:szCs w:val="32"/>
+          <w:u w:val="single"/>
+          <w:lang w:bidi="he-IL"/>
+        </w:rPr>
+        <w:t xml:space="preserve"> (Interpersonal/Tone Similarity):</w:t>
+      </w:r>
+    </w:p>
+    <w:p>
+      <w:pPr>
         <w:pStyle w:val="ListParagraph"/>
         <w:bidi/>
-        <w:ind w:left="2160"/>
-        <w:rPr>
-          <w:rFonts w:ascii="Times New Roman" w:hAnsi="Times New Roman" w:cs="Times New Roman"/>
-          <w:sz w:val="32"/>
-          <w:szCs w:val="32"/>
-          <w:lang w:bidi="he-IL"/>
-        </w:rPr>
-      </w:pPr>
+        <w:rPr>
+          <w:rFonts w:ascii="Times New Roman" w:hAnsi="Times New Roman" w:cs="Times New Roman"/>
+          <w:sz w:val="32"/>
+          <w:szCs w:val="32"/>
+          <w:rtl/>
+          <w:lang w:bidi="he-IL"/>
+        </w:rPr>
+      </w:pPr>
+      <w:r>
+        <w:rPr>
+          <w:rFonts w:ascii="Times New Roman" w:hAnsi="Times New Roman" w:cs="Times New Roman"/>
+          <w:sz w:val="32"/>
+          <w:szCs w:val="32"/>
+          <w:rtl/>
+          <w:lang w:bidi="he-IL"/>
+        </w:rPr>
+        <w:t>דוגמה</w:t>
+      </w:r>
+      <w:r>
+        <w:rPr>
+          <w:rFonts w:ascii="Times New Roman" w:hAnsi="Times New Roman" w:cs="Times New Roman"/>
+          <w:sz w:val="32"/>
+          <w:szCs w:val="32"/>
+          <w:lang w:bidi="he-IL"/>
+        </w:rPr>
+        <w:t xml:space="preserve">: </w:t>
+      </w:r>
+      <w:r>
+        <w:rPr>
+          <w:rFonts w:ascii="Times New Roman" w:hAnsi="Times New Roman" w:cs="Times New Roman"/>
+          <w:sz w:val="32"/>
+          <w:szCs w:val="32"/>
+          <w:rtl/>
+          <w:lang w:bidi="he-IL"/>
+        </w:rPr>
+        <w:t>המשפט המופנה לחבר הכנסת פלד</w:t>
+      </w:r>
+      <w:r>
+        <w:rPr>
+          <w:rFonts w:ascii="Times New Roman" w:hAnsi="Times New Roman" w:cs="Times New Roman" w:hint="cs"/>
+          <w:sz w:val="32"/>
+          <w:szCs w:val="32"/>
+          <w:rtl/>
+          <w:lang w:bidi="he-IL"/>
+        </w:rPr>
+        <w:t>:</w:t>
+      </w:r>
     </w:p>
     <w:p>
       <w:pPr>
         <w:pStyle w:val="ListParagraph"/>
         <w:bidi/>
+        <w:rPr>
+          <w:rFonts w:ascii="Times New Roman" w:hAnsi="Times New Roman" w:cs="Times New Roman"/>
+          <w:b/>
+          <w:bCs/>
+          <w:sz w:val="32"/>
+          <w:szCs w:val="32"/>
+          <w:rtl/>
+          <w:lang w:bidi="he-IL"/>
+        </w:rPr>
+      </w:pPr>
+      <w:r>
+        <w:rPr>
+          <w:rFonts w:ascii="Times New Roman" w:hAnsi="Times New Roman" w:cs="Times New Roman" w:hint="cs"/>
+          <w:b/>
+          <w:bCs/>
+          <w:sz w:val="32"/>
+          <w:szCs w:val="32"/>
+          <w:rtl/>
+          <w:lang w:bidi="he-IL"/>
+        </w:rPr>
+        <w:t>"</w:t>
+      </w:r>
+      <w:r>
+        <w:rPr>
+          <w:rFonts w:ascii="Times New Roman" w:hAnsi="Times New Roman" w:cs="Times New Roman" w:hint="cs"/>
+          <w:b/>
+          <w:bCs/>
+          <w:sz w:val="32"/>
+          <w:szCs w:val="32"/>
+          <w:rtl/>
+          <w:lang w:bidi="he-IL"/>
+        </w:rPr>
+        <w:t>חבר</w:t>
+      </w:r>
+      <w:r>
+        <w:rPr>
+          <w:rFonts w:ascii="Times New Roman" w:hAnsi="Times New Roman" w:cs="Times New Roman"/>
+          <w:b/>
+          <w:bCs/>
+          <w:sz w:val="32"/>
+          <w:szCs w:val="32"/>
+          <w:rtl/>
+          <w:lang w:bidi="he-IL"/>
+        </w:rPr>
+        <w:t xml:space="preserve"> </w:t>
+      </w:r>
+      <w:r>
+        <w:rPr>
+          <w:rFonts w:ascii="Times New Roman" w:hAnsi="Times New Roman" w:cs="Times New Roman" w:hint="cs"/>
+          <w:b/>
+          <w:bCs/>
+          <w:sz w:val="32"/>
+          <w:szCs w:val="32"/>
+          <w:rtl/>
+          <w:lang w:bidi="he-IL"/>
+        </w:rPr>
+        <w:t>הכנסת</w:t>
+      </w:r>
+      <w:r>
+        <w:rPr>
+          <w:rFonts w:ascii="Times New Roman" w:hAnsi="Times New Roman" w:cs="Times New Roman"/>
+          <w:b/>
+          <w:bCs/>
+          <w:sz w:val="32"/>
+          <w:szCs w:val="32"/>
+          <w:rtl/>
+          <w:lang w:bidi="he-IL"/>
+        </w:rPr>
+        <w:t xml:space="preserve"> </w:t>
+      </w:r>
+      <w:r>
+        <w:rPr>
+          <w:rFonts w:ascii="Times New Roman" w:hAnsi="Times New Roman" w:cs="Times New Roman" w:hint="cs"/>
+          <w:b/>
+          <w:bCs/>
+          <w:sz w:val="32"/>
+          <w:szCs w:val="32"/>
+          <w:rtl/>
+          <w:lang w:bidi="he-IL"/>
+        </w:rPr>
+        <w:t>פלד</w:t>
+      </w:r>
+      <w:r>
+        <w:rPr>
+          <w:rFonts w:ascii="Times New Roman" w:hAnsi="Times New Roman" w:cs="Times New Roman"/>
+          <w:b/>
+          <w:bCs/>
+          <w:sz w:val="32"/>
+          <w:szCs w:val="32"/>
+          <w:rtl/>
+          <w:lang w:bidi="he-IL"/>
+        </w:rPr>
+        <w:t xml:space="preserve"> , </w:t>
+      </w:r>
+      <w:r>
+        <w:rPr>
+          <w:rFonts w:ascii="Times New Roman" w:hAnsi="Times New Roman" w:cs="Times New Roman" w:hint="cs"/>
+          <w:b/>
+          <w:bCs/>
+          <w:sz w:val="32"/>
+          <w:szCs w:val="32"/>
+          <w:rtl/>
+          <w:lang w:bidi="he-IL"/>
+        </w:rPr>
+        <w:t>אתה</w:t>
+      </w:r>
+      <w:r>
+        <w:rPr>
+          <w:rFonts w:ascii="Times New Roman" w:hAnsi="Times New Roman" w:cs="Times New Roman"/>
+          <w:b/>
+          <w:bCs/>
+          <w:sz w:val="32"/>
+          <w:szCs w:val="32"/>
+          <w:rtl/>
+          <w:lang w:bidi="he-IL"/>
+        </w:rPr>
+        <w:t xml:space="preserve"> </w:t>
+      </w:r>
+      <w:r>
+        <w:rPr>
+          <w:rFonts w:ascii="Times New Roman" w:hAnsi="Times New Roman" w:cs="Times New Roman" w:hint="cs"/>
+          <w:b/>
+          <w:bCs/>
+          <w:sz w:val="32"/>
+          <w:szCs w:val="32"/>
+          <w:rtl/>
+          <w:lang w:bidi="he-IL"/>
+        </w:rPr>
+        <w:t>רוצה</w:t>
+      </w:r>
+      <w:r>
+        <w:rPr>
+          <w:rFonts w:ascii="Times New Roman" w:hAnsi="Times New Roman" w:cs="Times New Roman"/>
+          <w:b/>
+          <w:bCs/>
+          <w:sz w:val="32"/>
+          <w:szCs w:val="32"/>
+          <w:rtl/>
+          <w:lang w:bidi="he-IL"/>
+        </w:rPr>
+        <w:t xml:space="preserve"> </w:t>
+      </w:r>
+      <w:r>
+        <w:rPr>
+          <w:rFonts w:ascii="Times New Roman" w:hAnsi="Times New Roman" w:cs="Times New Roman" w:hint="cs"/>
+          <w:b/>
+          <w:bCs/>
+          <w:sz w:val="32"/>
+          <w:szCs w:val="32"/>
+          <w:rtl/>
+          <w:lang w:bidi="he-IL"/>
+        </w:rPr>
+        <w:t>לחזור</w:t>
+      </w:r>
+      <w:r>
+        <w:rPr>
+          <w:rFonts w:ascii="Times New Roman" w:hAnsi="Times New Roman" w:cs="Times New Roman"/>
+          <w:b/>
+          <w:bCs/>
+          <w:sz w:val="32"/>
+          <w:szCs w:val="32"/>
+          <w:rtl/>
+          <w:lang w:bidi="he-IL"/>
+        </w:rPr>
+        <w:t xml:space="preserve"> </w:t>
+      </w:r>
+      <w:r>
+        <w:rPr>
+          <w:rFonts w:ascii="Times New Roman" w:hAnsi="Times New Roman" w:cs="Times New Roman" w:hint="cs"/>
+          <w:b/>
+          <w:bCs/>
+          <w:sz w:val="32"/>
+          <w:szCs w:val="32"/>
+          <w:rtl/>
+          <w:lang w:bidi="he-IL"/>
+        </w:rPr>
+        <w:t>לכאן</w:t>
+      </w:r>
+      <w:r>
+        <w:rPr>
+          <w:rFonts w:ascii="Times New Roman" w:hAnsi="Times New Roman" w:cs="Times New Roman"/>
+          <w:b/>
+          <w:bCs/>
+          <w:sz w:val="32"/>
+          <w:szCs w:val="32"/>
+          <w:rtl/>
+          <w:lang w:bidi="he-IL"/>
+        </w:rPr>
+        <w:t xml:space="preserve"> </w:t>
+      </w:r>
+      <w:r>
+        <w:rPr>
+          <w:rFonts w:ascii="Times New Roman" w:hAnsi="Times New Roman" w:cs="Times New Roman" w:hint="cs"/>
+          <w:b/>
+          <w:bCs/>
+          <w:sz w:val="32"/>
+          <w:szCs w:val="32"/>
+          <w:rtl/>
+          <w:lang w:bidi="he-IL"/>
+        </w:rPr>
+        <w:t>כדי</w:t>
+      </w:r>
+      <w:r>
+        <w:rPr>
+          <w:rFonts w:ascii="Times New Roman" w:hAnsi="Times New Roman" w:cs="Times New Roman"/>
+          <w:b/>
+          <w:bCs/>
+          <w:sz w:val="32"/>
+          <w:szCs w:val="32"/>
+          <w:rtl/>
+          <w:lang w:bidi="he-IL"/>
+        </w:rPr>
+        <w:t xml:space="preserve"> </w:t>
+      </w:r>
+      <w:r>
+        <w:rPr>
+          <w:rFonts w:ascii="Times New Roman" w:hAnsi="Times New Roman" w:cs="Times New Roman" w:hint="cs"/>
+          <w:b/>
+          <w:bCs/>
+          <w:sz w:val="32"/>
+          <w:szCs w:val="32"/>
+          <w:rtl/>
+          <w:lang w:bidi="he-IL"/>
+        </w:rPr>
+        <w:t>לשכנע</w:t>
+      </w:r>
+      <w:r>
+        <w:rPr>
+          <w:rFonts w:ascii="Times New Roman" w:hAnsi="Times New Roman" w:cs="Times New Roman"/>
+          <w:b/>
+          <w:bCs/>
+          <w:sz w:val="32"/>
+          <w:szCs w:val="32"/>
+          <w:rtl/>
+          <w:lang w:bidi="he-IL"/>
+        </w:rPr>
+        <w:t xml:space="preserve"> </w:t>
+      </w:r>
+      <w:r>
+        <w:rPr>
+          <w:rFonts w:ascii="Times New Roman" w:hAnsi="Times New Roman" w:cs="Times New Roman" w:hint="cs"/>
+          <w:b/>
+          <w:bCs/>
+          <w:sz w:val="32"/>
+          <w:szCs w:val="32"/>
+          <w:rtl/>
+          <w:lang w:bidi="he-IL"/>
+        </w:rPr>
+        <w:t>אותנו</w:t>
+      </w:r>
+      <w:r>
+        <w:rPr>
+          <w:rFonts w:ascii="Times New Roman" w:hAnsi="Times New Roman" w:cs="Times New Roman"/>
+          <w:b/>
+          <w:bCs/>
+          <w:sz w:val="32"/>
+          <w:szCs w:val="32"/>
+          <w:rtl/>
+          <w:lang w:bidi="he-IL"/>
+        </w:rPr>
+        <w:t xml:space="preserve"> ?</w:t>
+      </w:r>
+      <w:r>
+        <w:rPr>
+          <w:rFonts w:ascii="Times New Roman" w:hAnsi="Times New Roman" w:cs="Times New Roman" w:hint="cs"/>
+          <w:b/>
+          <w:bCs/>
+          <w:sz w:val="32"/>
+          <w:szCs w:val="32"/>
+          <w:rtl/>
+          <w:lang w:bidi="he-IL"/>
+        </w:rPr>
+        <w:t>"</w:t>
+      </w:r>
+    </w:p>
+    <w:p>
+      <w:pPr>
+        <w:pStyle w:val="ListParagraph"/>
+        <w:bidi/>
+        <w:rPr>
+          <w:rFonts w:ascii="Times New Roman" w:hAnsi="Times New Roman" w:cs="Times New Roman"/>
+          <w:sz w:val="32"/>
+          <w:szCs w:val="32"/>
+          <w:rtl/>
+          <w:lang w:bidi="he-IL"/>
+        </w:rPr>
+      </w:pPr>
+      <w:r>
+        <w:rPr>
+          <w:rFonts w:ascii="Times New Roman" w:hAnsi="Times New Roman" w:cs="Times New Roman"/>
+          <w:sz w:val="32"/>
+          <w:szCs w:val="32"/>
+          <w:rtl/>
+          <w:lang w:bidi="he-IL"/>
+        </w:rPr>
+        <w:lastRenderedPageBreak/>
+        <w:t>נמצא קרוב לפנייה לחבר הכנסת טלב אלסאנע</w:t>
+      </w:r>
+      <w:r>
+        <w:rPr>
+          <w:rFonts w:ascii="Times New Roman" w:hAnsi="Times New Roman" w:cs="Times New Roman" w:hint="cs"/>
+          <w:sz w:val="32"/>
+          <w:szCs w:val="32"/>
+          <w:rtl/>
+          <w:lang w:bidi="he-IL"/>
+        </w:rPr>
+        <w:t>:</w:t>
+      </w:r>
+    </w:p>
+    <w:p>
+      <w:pPr>
+        <w:pStyle w:val="ListParagraph"/>
+        <w:bidi/>
+        <w:rPr>
+          <w:rFonts w:ascii="Times New Roman" w:hAnsi="Times New Roman" w:cs="Times New Roman"/>
+          <w:b/>
+          <w:bCs/>
+          <w:sz w:val="32"/>
+          <w:szCs w:val="32"/>
+          <w:rtl/>
+          <w:lang w:bidi="he-IL"/>
+        </w:rPr>
+      </w:pPr>
+      <w:r>
+        <w:rPr>
+          <w:rFonts w:ascii="Times New Roman" w:hAnsi="Times New Roman" w:cs="Times New Roman" w:hint="cs"/>
+          <w:b/>
+          <w:bCs/>
+          <w:sz w:val="32"/>
+          <w:szCs w:val="32"/>
+          <w:rtl/>
+          <w:lang w:bidi="he-IL"/>
+        </w:rPr>
+        <w:t>"</w:t>
+      </w:r>
+      <w:r>
+        <w:rPr>
+          <w:rFonts w:hint="cs"/>
+          <w:b/>
+          <w:bCs/>
+          <w:rtl/>
+          <w:lang w:bidi="he-IL"/>
+        </w:rPr>
+        <w:t xml:space="preserve"> </w:t>
+      </w:r>
+      <w:r>
+        <w:rPr>
+          <w:rFonts w:ascii="Times New Roman" w:hAnsi="Times New Roman" w:cs="Times New Roman" w:hint="cs"/>
+          <w:b/>
+          <w:bCs/>
+          <w:sz w:val="32"/>
+          <w:szCs w:val="32"/>
+          <w:rtl/>
+          <w:lang w:bidi="he-IL"/>
+        </w:rPr>
+        <w:t>חבר</w:t>
+      </w:r>
+      <w:r>
+        <w:rPr>
+          <w:rFonts w:ascii="Times New Roman" w:hAnsi="Times New Roman" w:cs="Times New Roman"/>
+          <w:b/>
+          <w:bCs/>
+          <w:sz w:val="32"/>
+          <w:szCs w:val="32"/>
+          <w:rtl/>
+          <w:lang w:bidi="he-IL"/>
+        </w:rPr>
+        <w:t xml:space="preserve"> </w:t>
+      </w:r>
+      <w:r>
+        <w:rPr>
+          <w:rFonts w:ascii="Times New Roman" w:hAnsi="Times New Roman" w:cs="Times New Roman" w:hint="cs"/>
+          <w:b/>
+          <w:bCs/>
+          <w:sz w:val="32"/>
+          <w:szCs w:val="32"/>
+          <w:rtl/>
+          <w:lang w:bidi="he-IL"/>
+        </w:rPr>
+        <w:t>הכנסת</w:t>
+      </w:r>
+      <w:r>
+        <w:rPr>
+          <w:rFonts w:ascii="Times New Roman" w:hAnsi="Times New Roman" w:cs="Times New Roman"/>
+          <w:b/>
+          <w:bCs/>
+          <w:sz w:val="32"/>
+          <w:szCs w:val="32"/>
+          <w:rtl/>
+          <w:lang w:bidi="he-IL"/>
+        </w:rPr>
+        <w:t xml:space="preserve"> </w:t>
+      </w:r>
+      <w:r>
+        <w:rPr>
+          <w:rFonts w:ascii="Times New Roman" w:hAnsi="Times New Roman" w:cs="Times New Roman" w:hint="cs"/>
+          <w:b/>
+          <w:bCs/>
+          <w:sz w:val="32"/>
+          <w:szCs w:val="32"/>
+          <w:rtl/>
+          <w:lang w:bidi="he-IL"/>
+        </w:rPr>
+        <w:t>טלב</w:t>
+      </w:r>
+      <w:r>
+        <w:rPr>
+          <w:rFonts w:ascii="Times New Roman" w:hAnsi="Times New Roman" w:cs="Times New Roman"/>
+          <w:b/>
+          <w:bCs/>
+          <w:sz w:val="32"/>
+          <w:szCs w:val="32"/>
+          <w:rtl/>
+          <w:lang w:bidi="he-IL"/>
+        </w:rPr>
+        <w:t xml:space="preserve"> </w:t>
+      </w:r>
+      <w:r>
+        <w:rPr>
+          <w:rFonts w:ascii="Times New Roman" w:hAnsi="Times New Roman" w:cs="Times New Roman" w:hint="cs"/>
+          <w:b/>
+          <w:bCs/>
+          <w:sz w:val="32"/>
+          <w:szCs w:val="32"/>
+          <w:rtl/>
+          <w:lang w:bidi="he-IL"/>
+        </w:rPr>
+        <w:t>אלסאנע</w:t>
+      </w:r>
+      <w:r>
+        <w:rPr>
+          <w:rFonts w:ascii="Times New Roman" w:hAnsi="Times New Roman" w:cs="Times New Roman"/>
+          <w:b/>
+          <w:bCs/>
+          <w:sz w:val="32"/>
+          <w:szCs w:val="32"/>
+          <w:rtl/>
+          <w:lang w:bidi="he-IL"/>
+        </w:rPr>
+        <w:t xml:space="preserve"> , </w:t>
+      </w:r>
+      <w:r>
+        <w:rPr>
+          <w:rFonts w:ascii="Times New Roman" w:hAnsi="Times New Roman" w:cs="Times New Roman" w:hint="cs"/>
+          <w:b/>
+          <w:bCs/>
+          <w:sz w:val="32"/>
+          <w:szCs w:val="32"/>
+          <w:rtl/>
+          <w:lang w:bidi="he-IL"/>
+        </w:rPr>
+        <w:t>אתה</w:t>
+      </w:r>
+      <w:r>
+        <w:rPr>
+          <w:rFonts w:ascii="Times New Roman" w:hAnsi="Times New Roman" w:cs="Times New Roman"/>
+          <w:b/>
+          <w:bCs/>
+          <w:sz w:val="32"/>
+          <w:szCs w:val="32"/>
+          <w:rtl/>
+          <w:lang w:bidi="he-IL"/>
+        </w:rPr>
+        <w:t xml:space="preserve"> </w:t>
+      </w:r>
+      <w:r>
+        <w:rPr>
+          <w:rFonts w:ascii="Times New Roman" w:hAnsi="Times New Roman" w:cs="Times New Roman" w:hint="cs"/>
+          <w:b/>
+          <w:bCs/>
+          <w:sz w:val="32"/>
+          <w:szCs w:val="32"/>
+          <w:rtl/>
+          <w:lang w:bidi="he-IL"/>
+        </w:rPr>
+        <w:t>הרי</w:t>
+      </w:r>
+      <w:r>
+        <w:rPr>
+          <w:rFonts w:ascii="Times New Roman" w:hAnsi="Times New Roman" w:cs="Times New Roman"/>
+          <w:b/>
+          <w:bCs/>
+          <w:sz w:val="32"/>
+          <w:szCs w:val="32"/>
+          <w:rtl/>
+          <w:lang w:bidi="he-IL"/>
+        </w:rPr>
+        <w:t xml:space="preserve"> </w:t>
+      </w:r>
+      <w:r>
+        <w:rPr>
+          <w:rFonts w:ascii="Times New Roman" w:hAnsi="Times New Roman" w:cs="Times New Roman" w:hint="cs"/>
+          <w:b/>
+          <w:bCs/>
+          <w:sz w:val="32"/>
+          <w:szCs w:val="32"/>
+          <w:rtl/>
+          <w:lang w:bidi="he-IL"/>
+        </w:rPr>
+        <w:t>צריך</w:t>
+      </w:r>
+      <w:r>
+        <w:rPr>
+          <w:rFonts w:ascii="Times New Roman" w:hAnsi="Times New Roman" w:cs="Times New Roman"/>
+          <w:b/>
+          <w:bCs/>
+          <w:sz w:val="32"/>
+          <w:szCs w:val="32"/>
+          <w:rtl/>
+          <w:lang w:bidi="he-IL"/>
+        </w:rPr>
+        <w:t xml:space="preserve"> </w:t>
+      </w:r>
+      <w:r>
+        <w:rPr>
+          <w:rFonts w:ascii="Times New Roman" w:hAnsi="Times New Roman" w:cs="Times New Roman" w:hint="cs"/>
+          <w:b/>
+          <w:bCs/>
+          <w:sz w:val="32"/>
+          <w:szCs w:val="32"/>
+          <w:rtl/>
+          <w:lang w:bidi="he-IL"/>
+        </w:rPr>
+        <w:t>לדבר</w:t>
+      </w:r>
+      <w:r>
+        <w:rPr>
+          <w:rFonts w:ascii="Times New Roman" w:hAnsi="Times New Roman" w:cs="Times New Roman"/>
+          <w:b/>
+          <w:bCs/>
+          <w:sz w:val="32"/>
+          <w:szCs w:val="32"/>
+          <w:rtl/>
+          <w:lang w:bidi="he-IL"/>
+        </w:rPr>
+        <w:t xml:space="preserve"> , </w:t>
+      </w:r>
+      <w:r>
+        <w:rPr>
+          <w:rFonts w:ascii="Times New Roman" w:hAnsi="Times New Roman" w:cs="Times New Roman" w:hint="cs"/>
+          <w:b/>
+          <w:bCs/>
+          <w:sz w:val="32"/>
+          <w:szCs w:val="32"/>
+          <w:rtl/>
+          <w:lang w:bidi="he-IL"/>
+        </w:rPr>
+        <w:t>אתה</w:t>
+      </w:r>
+      <w:r>
+        <w:rPr>
+          <w:rFonts w:ascii="Times New Roman" w:hAnsi="Times New Roman" w:cs="Times New Roman"/>
+          <w:b/>
+          <w:bCs/>
+          <w:sz w:val="32"/>
+          <w:szCs w:val="32"/>
+          <w:rtl/>
+          <w:lang w:bidi="he-IL"/>
+        </w:rPr>
+        <w:t xml:space="preserve"> </w:t>
+      </w:r>
+      <w:r>
+        <w:rPr>
+          <w:rFonts w:ascii="Times New Roman" w:hAnsi="Times New Roman" w:cs="Times New Roman" w:hint="cs"/>
+          <w:b/>
+          <w:bCs/>
+          <w:sz w:val="32"/>
+          <w:szCs w:val="32"/>
+          <w:rtl/>
+          <w:lang w:bidi="he-IL"/>
+        </w:rPr>
+        <w:t>רוצה</w:t>
+      </w:r>
+      <w:r>
+        <w:rPr>
+          <w:rFonts w:ascii="Times New Roman" w:hAnsi="Times New Roman" w:cs="Times New Roman"/>
+          <w:b/>
+          <w:bCs/>
+          <w:sz w:val="32"/>
+          <w:szCs w:val="32"/>
+          <w:rtl/>
+          <w:lang w:bidi="he-IL"/>
+        </w:rPr>
+        <w:t xml:space="preserve"> </w:t>
+      </w:r>
+      <w:r>
+        <w:rPr>
+          <w:rFonts w:ascii="Times New Roman" w:hAnsi="Times New Roman" w:cs="Times New Roman" w:hint="cs"/>
+          <w:b/>
+          <w:bCs/>
+          <w:sz w:val="32"/>
+          <w:szCs w:val="32"/>
+          <w:rtl/>
+          <w:lang w:bidi="he-IL"/>
+        </w:rPr>
+        <w:t>שאוציא</w:t>
+      </w:r>
+      <w:r>
+        <w:rPr>
+          <w:rFonts w:ascii="Times New Roman" w:hAnsi="Times New Roman" w:cs="Times New Roman"/>
+          <w:b/>
+          <w:bCs/>
+          <w:sz w:val="32"/>
+          <w:szCs w:val="32"/>
+          <w:rtl/>
+          <w:lang w:bidi="he-IL"/>
+        </w:rPr>
+        <w:t xml:space="preserve"> </w:t>
+      </w:r>
+      <w:r>
+        <w:rPr>
+          <w:rFonts w:ascii="Times New Roman" w:hAnsi="Times New Roman" w:cs="Times New Roman" w:hint="cs"/>
+          <w:b/>
+          <w:bCs/>
+          <w:sz w:val="32"/>
+          <w:szCs w:val="32"/>
+          <w:rtl/>
+          <w:lang w:bidi="he-IL"/>
+        </w:rPr>
+        <w:t>ולא</w:t>
+      </w:r>
+      <w:r>
+        <w:rPr>
+          <w:rFonts w:ascii="Times New Roman" w:hAnsi="Times New Roman" w:cs="Times New Roman"/>
+          <w:b/>
+          <w:bCs/>
+          <w:sz w:val="32"/>
+          <w:szCs w:val="32"/>
+          <w:rtl/>
+          <w:lang w:bidi="he-IL"/>
+        </w:rPr>
+        <w:t xml:space="preserve"> </w:t>
+      </w:r>
+      <w:r>
+        <w:rPr>
+          <w:rFonts w:ascii="Times New Roman" w:hAnsi="Times New Roman" w:cs="Times New Roman" w:hint="cs"/>
+          <w:b/>
+          <w:bCs/>
+          <w:sz w:val="32"/>
+          <w:szCs w:val="32"/>
+          <w:rtl/>
+          <w:lang w:bidi="he-IL"/>
+        </w:rPr>
+        <w:t>תוכל</w:t>
+      </w:r>
+      <w:r>
+        <w:rPr>
+          <w:rFonts w:ascii="Times New Roman" w:hAnsi="Times New Roman" w:cs="Times New Roman"/>
+          <w:b/>
+          <w:bCs/>
+          <w:sz w:val="32"/>
+          <w:szCs w:val="32"/>
+          <w:rtl/>
+          <w:lang w:bidi="he-IL"/>
+        </w:rPr>
+        <w:t xml:space="preserve"> </w:t>
+      </w:r>
+      <w:r>
+        <w:rPr>
+          <w:rFonts w:ascii="Times New Roman" w:hAnsi="Times New Roman" w:cs="Times New Roman" w:hint="cs"/>
+          <w:b/>
+          <w:bCs/>
+          <w:sz w:val="32"/>
+          <w:szCs w:val="32"/>
+          <w:rtl/>
+          <w:lang w:bidi="he-IL"/>
+        </w:rPr>
+        <w:t>לדבר</w:t>
+      </w:r>
+      <w:r>
+        <w:rPr>
+          <w:rFonts w:ascii="Times New Roman" w:hAnsi="Times New Roman" w:cs="Times New Roman" w:hint="cs"/>
+          <w:b/>
+          <w:bCs/>
+          <w:sz w:val="32"/>
+          <w:szCs w:val="32"/>
+          <w:rtl/>
+          <w:lang w:bidi="he-IL"/>
+        </w:rPr>
+        <w:t>?"</w:t>
+      </w:r>
+    </w:p>
+    <w:p>
+      <w:pPr>
+        <w:pStyle w:val="ListParagraph"/>
+        <w:bidi/>
+        <w:rPr>
+          <w:rFonts w:ascii="Times New Roman" w:hAnsi="Times New Roman" w:cs="Times New Roman"/>
+          <w:sz w:val="32"/>
+          <w:szCs w:val="32"/>
+          <w:rtl/>
+          <w:lang w:bidi="he-IL"/>
+        </w:rPr>
+      </w:pPr>
+      <w:r>
+        <w:rPr>
+          <w:rFonts w:ascii="Times New Roman" w:hAnsi="Times New Roman" w:cs="Times New Roman"/>
+          <w:b/>
+          <w:bCs/>
+          <w:sz w:val="32"/>
+          <w:szCs w:val="32"/>
+          <w:rtl/>
+          <w:lang w:bidi="he-IL"/>
+        </w:rPr>
+        <w:t>ניתוח</w:t>
+      </w:r>
+      <w:r>
+        <w:rPr>
+          <w:rFonts w:ascii="Times New Roman" w:hAnsi="Times New Roman" w:cs="Times New Roman"/>
+          <w:b/>
+          <w:bCs/>
+          <w:sz w:val="32"/>
+          <w:szCs w:val="32"/>
+          <w:lang w:bidi="he-IL"/>
+        </w:rPr>
+        <w:t>:</w:t>
+      </w:r>
+      <w:r>
+        <w:rPr>
+          <w:rFonts w:ascii="Times New Roman" w:hAnsi="Times New Roman" w:cs="Times New Roman"/>
+          <w:sz w:val="32"/>
+          <w:szCs w:val="32"/>
+          <w:lang w:bidi="he-IL"/>
+        </w:rPr>
+        <w:t xml:space="preserve"> </w:t>
+      </w:r>
+      <w:r>
+        <w:rPr>
+          <w:rFonts w:ascii="Times New Roman" w:hAnsi="Times New Roman" w:cs="Times New Roman"/>
+          <w:sz w:val="32"/>
+          <w:szCs w:val="32"/>
+          <w:rtl/>
+          <w:lang w:bidi="he-IL"/>
+        </w:rPr>
+        <w:t xml:space="preserve">המודל הצליח לזהות דמיון בין פניות ישירות המופנות לחברי כנסת כחלק מניהול הדיון. זהו דמיון מבני ופונקציונלי שנובע מהשימוש בכינויי גוף ("אתה") ופעלים המביעים רצון או כוונה ("רוצה"), הממוקמים קרוב במרחב </w:t>
+      </w:r>
+      <w:r>
+        <w:rPr>
+          <w:rFonts w:ascii="Times New Roman" w:hAnsi="Times New Roman" w:cs="Times New Roman" w:hint="cs"/>
+          <w:sz w:val="32"/>
+          <w:szCs w:val="32"/>
+          <w:rtl/>
+          <w:lang w:bidi="he-IL"/>
+        </w:rPr>
+        <w:t>הווקטורים</w:t>
+      </w:r>
+      <w:r>
+        <w:rPr>
+          <w:rFonts w:ascii="Times New Roman" w:hAnsi="Times New Roman" w:cs="Times New Roman"/>
+          <w:sz w:val="32"/>
+          <w:szCs w:val="32"/>
+          <w:lang w:bidi="he-IL"/>
+        </w:rPr>
+        <w:t>.</w:t>
+      </w:r>
+    </w:p>
+    <w:p>
+      <w:pPr>
+        <w:pStyle w:val="ListParagraph"/>
+        <w:bidi/>
+        <w:rPr>
+          <w:rFonts w:ascii="Times New Roman" w:hAnsi="Times New Roman" w:cs="Times New Roman"/>
+          <w:sz w:val="32"/>
+          <w:szCs w:val="32"/>
+          <w:rtl/>
+          <w:lang w:bidi="he-IL"/>
+        </w:rPr>
+      </w:pPr>
+    </w:p>
+    <w:p>
+      <w:pPr>
+        <w:pStyle w:val="ListParagraph"/>
+        <w:numPr>
+          <w:ilvl w:val="0"/>
+          <w:numId w:val="33"/>
+        </w:numPr>
+        <w:bidi/>
+        <w:rPr>
+          <w:rFonts w:ascii="Times New Roman" w:hAnsi="Times New Roman" w:cs="Times New Roman"/>
+          <w:i/>
+          <w:iCs/>
+          <w:sz w:val="32"/>
+          <w:szCs w:val="32"/>
+          <w:u w:val="single"/>
+          <w:rtl/>
+          <w:lang w:bidi="he-IL"/>
+        </w:rPr>
+      </w:pPr>
+      <w:r>
+        <w:rPr>
+          <w:rFonts w:ascii="Times New Roman" w:hAnsi="Times New Roman" w:cs="Times New Roman"/>
+          <w:b/>
+          <w:bCs/>
+          <w:i/>
+          <w:iCs/>
+          <w:sz w:val="32"/>
+          <w:szCs w:val="32"/>
+          <w:u w:val="single"/>
+          <w:rtl/>
+          <w:lang w:bidi="he-IL"/>
+        </w:rPr>
+        <w:t>דמיון נושאי ותוכן מקצועי</w:t>
+      </w:r>
+      <w:r>
+        <w:rPr>
+          <w:rFonts w:ascii="Times New Roman" w:hAnsi="Times New Roman" w:cs="Times New Roman"/>
+          <w:b/>
+          <w:bCs/>
+          <w:i/>
+          <w:iCs/>
+          <w:sz w:val="32"/>
+          <w:szCs w:val="32"/>
+          <w:u w:val="single"/>
+          <w:lang w:bidi="he-IL"/>
+        </w:rPr>
+        <w:t xml:space="preserve"> (Thematic Similarity):</w:t>
+      </w:r>
+    </w:p>
+    <w:p>
+      <w:pPr>
+        <w:pStyle w:val="ListParagraph"/>
+        <w:bidi/>
+        <w:rPr>
+          <w:rFonts w:ascii="Times New Roman" w:hAnsi="Times New Roman" w:cs="Times New Roman"/>
+          <w:sz w:val="32"/>
+          <w:szCs w:val="32"/>
+          <w:rtl/>
+          <w:lang w:bidi="he-IL"/>
+        </w:rPr>
+      </w:pPr>
+      <w:r>
+        <w:rPr>
+          <w:rFonts w:ascii="Times New Roman" w:hAnsi="Times New Roman" w:cs="Times New Roman"/>
+          <w:sz w:val="32"/>
+          <w:szCs w:val="32"/>
+          <w:rtl/>
+          <w:lang w:bidi="he-IL"/>
+        </w:rPr>
+        <w:t>דוגמה</w:t>
+      </w:r>
+      <w:r>
+        <w:rPr>
+          <w:rFonts w:ascii="Times New Roman" w:hAnsi="Times New Roman" w:cs="Times New Roman"/>
+          <w:sz w:val="32"/>
+          <w:szCs w:val="32"/>
+          <w:lang w:bidi="he-IL"/>
+        </w:rPr>
+        <w:t xml:space="preserve"> </w:t>
+      </w:r>
+      <w:r>
+        <w:rPr>
+          <w:rFonts w:ascii="Times New Roman" w:hAnsi="Times New Roman" w:cs="Times New Roman"/>
+          <w:sz w:val="32"/>
+          <w:szCs w:val="32"/>
+          <w:rtl/>
+          <w:lang w:bidi="he-IL"/>
+        </w:rPr>
+        <w:t>המשפט העוסק בתרומת היהדות</w:t>
+      </w:r>
+      <w:r>
+        <w:rPr>
+          <w:rFonts w:ascii="Times New Roman" w:hAnsi="Times New Roman" w:cs="Times New Roman" w:hint="cs"/>
+          <w:sz w:val="32"/>
+          <w:szCs w:val="32"/>
+          <w:rtl/>
+          <w:lang w:bidi="he-IL"/>
+        </w:rPr>
+        <w:t>:</w:t>
+      </w:r>
+    </w:p>
+    <w:p>
+      <w:pPr>
+        <w:pStyle w:val="ListParagraph"/>
+        <w:bidi/>
+        <w:rPr>
+          <w:rFonts w:ascii="Times New Roman" w:hAnsi="Times New Roman" w:cs="Times New Roman"/>
+          <w:b/>
+          <w:bCs/>
+          <w:i/>
+          <w:iCs/>
+          <w:sz w:val="32"/>
+          <w:szCs w:val="32"/>
+          <w:rtl/>
+          <w:lang w:bidi="he-IL"/>
+        </w:rPr>
+      </w:pPr>
+      <w:r>
+        <w:rPr>
+          <w:rFonts w:ascii="Times New Roman" w:hAnsi="Times New Roman" w:cs="Times New Roman" w:hint="cs"/>
+          <w:b/>
+          <w:bCs/>
+          <w:i/>
+          <w:iCs/>
+          <w:sz w:val="32"/>
+          <w:szCs w:val="32"/>
+          <w:rtl/>
+          <w:lang w:bidi="he-IL"/>
+        </w:rPr>
+        <w:t>"</w:t>
+      </w:r>
+      <w:r>
+        <w:rPr>
+          <w:rFonts w:hint="cs"/>
+          <w:b/>
+          <w:bCs/>
+          <w:i/>
+          <w:iCs/>
+          <w:rtl/>
+          <w:lang w:bidi="he-IL"/>
+        </w:rPr>
+        <w:t xml:space="preserve"> </w:t>
+      </w:r>
+      <w:r>
+        <w:rPr>
+          <w:rFonts w:ascii="Times New Roman" w:hAnsi="Times New Roman" w:cs="Times New Roman" w:hint="cs"/>
+          <w:b/>
+          <w:bCs/>
+          <w:i/>
+          <w:iCs/>
+          <w:sz w:val="32"/>
+          <w:szCs w:val="32"/>
+          <w:rtl/>
+          <w:lang w:bidi="he-IL"/>
+        </w:rPr>
+        <w:t>מסבירים</w:t>
+      </w:r>
+      <w:r>
+        <w:rPr>
+          <w:rFonts w:ascii="Times New Roman" w:hAnsi="Times New Roman" w:cs="Times New Roman"/>
+          <w:b/>
+          <w:bCs/>
+          <w:i/>
+          <w:iCs/>
+          <w:sz w:val="32"/>
+          <w:szCs w:val="32"/>
+          <w:rtl/>
+          <w:lang w:bidi="he-IL"/>
+        </w:rPr>
+        <w:t xml:space="preserve"> </w:t>
+      </w:r>
+      <w:r>
+        <w:rPr>
+          <w:rFonts w:ascii="Times New Roman" w:hAnsi="Times New Roman" w:cs="Times New Roman" w:hint="cs"/>
+          <w:b/>
+          <w:bCs/>
+          <w:i/>
+          <w:iCs/>
+          <w:sz w:val="32"/>
+          <w:szCs w:val="32"/>
+          <w:rtl/>
+          <w:lang w:bidi="he-IL"/>
+        </w:rPr>
+        <w:t>אלה</w:t>
+      </w:r>
+      <w:r>
+        <w:rPr>
+          <w:rFonts w:ascii="Times New Roman" w:hAnsi="Times New Roman" w:cs="Times New Roman"/>
+          <w:b/>
+          <w:bCs/>
+          <w:i/>
+          <w:iCs/>
+          <w:sz w:val="32"/>
+          <w:szCs w:val="32"/>
+          <w:rtl/>
+          <w:lang w:bidi="he-IL"/>
+        </w:rPr>
+        <w:t xml:space="preserve"> </w:t>
+      </w:r>
+      <w:r>
+        <w:rPr>
+          <w:rFonts w:ascii="Times New Roman" w:hAnsi="Times New Roman" w:cs="Times New Roman" w:hint="cs"/>
+          <w:b/>
+          <w:bCs/>
+          <w:i/>
+          <w:iCs/>
+          <w:sz w:val="32"/>
+          <w:szCs w:val="32"/>
+          <w:rtl/>
+          <w:lang w:bidi="he-IL"/>
+        </w:rPr>
+        <w:t>ידגישו</w:t>
+      </w:r>
+      <w:r>
+        <w:rPr>
+          <w:rFonts w:ascii="Times New Roman" w:hAnsi="Times New Roman" w:cs="Times New Roman"/>
+          <w:b/>
+          <w:bCs/>
+          <w:i/>
+          <w:iCs/>
+          <w:sz w:val="32"/>
+          <w:szCs w:val="32"/>
+          <w:rtl/>
+          <w:lang w:bidi="he-IL"/>
+        </w:rPr>
+        <w:t xml:space="preserve"> </w:t>
+      </w:r>
+      <w:r>
+        <w:rPr>
+          <w:rFonts w:ascii="Times New Roman" w:hAnsi="Times New Roman" w:cs="Times New Roman" w:hint="cs"/>
+          <w:b/>
+          <w:bCs/>
+          <w:i/>
+          <w:iCs/>
+          <w:sz w:val="32"/>
+          <w:szCs w:val="32"/>
+          <w:rtl/>
+          <w:lang w:bidi="he-IL"/>
+        </w:rPr>
+        <w:t>את</w:t>
+      </w:r>
+      <w:r>
+        <w:rPr>
+          <w:rFonts w:ascii="Times New Roman" w:hAnsi="Times New Roman" w:cs="Times New Roman"/>
+          <w:b/>
+          <w:bCs/>
+          <w:i/>
+          <w:iCs/>
+          <w:sz w:val="32"/>
+          <w:szCs w:val="32"/>
+          <w:rtl/>
+          <w:lang w:bidi="he-IL"/>
+        </w:rPr>
+        <w:t xml:space="preserve"> </w:t>
+      </w:r>
+      <w:r>
+        <w:rPr>
+          <w:rFonts w:ascii="Times New Roman" w:hAnsi="Times New Roman" w:cs="Times New Roman" w:hint="cs"/>
+          <w:b/>
+          <w:bCs/>
+          <w:i/>
+          <w:iCs/>
+          <w:sz w:val="32"/>
+          <w:szCs w:val="32"/>
+          <w:rtl/>
+          <w:lang w:bidi="he-IL"/>
+        </w:rPr>
+        <w:t>תרומתה</w:t>
+      </w:r>
+      <w:r>
+        <w:rPr>
+          <w:rFonts w:ascii="Times New Roman" w:hAnsi="Times New Roman" w:cs="Times New Roman"/>
+          <w:b/>
+          <w:bCs/>
+          <w:i/>
+          <w:iCs/>
+          <w:sz w:val="32"/>
+          <w:szCs w:val="32"/>
+          <w:rtl/>
+          <w:lang w:bidi="he-IL"/>
+        </w:rPr>
+        <w:t xml:space="preserve"> </w:t>
+      </w:r>
+      <w:r>
+        <w:rPr>
+          <w:rFonts w:ascii="Times New Roman" w:hAnsi="Times New Roman" w:cs="Times New Roman" w:hint="cs"/>
+          <w:b/>
+          <w:bCs/>
+          <w:i/>
+          <w:iCs/>
+          <w:sz w:val="32"/>
+          <w:szCs w:val="32"/>
+          <w:rtl/>
+          <w:lang w:bidi="he-IL"/>
+        </w:rPr>
+        <w:t>של</w:t>
+      </w:r>
+      <w:r>
+        <w:rPr>
+          <w:rFonts w:ascii="Times New Roman" w:hAnsi="Times New Roman" w:cs="Times New Roman"/>
+          <w:b/>
+          <w:bCs/>
+          <w:i/>
+          <w:iCs/>
+          <w:sz w:val="32"/>
+          <w:szCs w:val="32"/>
+          <w:rtl/>
+          <w:lang w:bidi="he-IL"/>
+        </w:rPr>
+        <w:t xml:space="preserve"> </w:t>
+      </w:r>
+      <w:r>
+        <w:rPr>
+          <w:rFonts w:ascii="Times New Roman" w:hAnsi="Times New Roman" w:cs="Times New Roman" w:hint="cs"/>
+          <w:b/>
+          <w:bCs/>
+          <w:i/>
+          <w:iCs/>
+          <w:sz w:val="32"/>
+          <w:szCs w:val="32"/>
+          <w:rtl/>
+          <w:lang w:bidi="he-IL"/>
+        </w:rPr>
+        <w:t>היהדות</w:t>
+      </w:r>
+      <w:r>
+        <w:rPr>
+          <w:rFonts w:ascii="Times New Roman" w:hAnsi="Times New Roman" w:cs="Times New Roman"/>
+          <w:b/>
+          <w:bCs/>
+          <w:i/>
+          <w:iCs/>
+          <w:sz w:val="32"/>
+          <w:szCs w:val="32"/>
+          <w:rtl/>
+          <w:lang w:bidi="he-IL"/>
+        </w:rPr>
+        <w:t xml:space="preserve"> </w:t>
+      </w:r>
+      <w:r>
+        <w:rPr>
+          <w:rFonts w:ascii="Times New Roman" w:hAnsi="Times New Roman" w:cs="Times New Roman" w:hint="cs"/>
+          <w:b/>
+          <w:bCs/>
+          <w:i/>
+          <w:iCs/>
+          <w:sz w:val="32"/>
+          <w:szCs w:val="32"/>
+          <w:rtl/>
+          <w:lang w:bidi="he-IL"/>
+        </w:rPr>
+        <w:t>לתרבות</w:t>
+      </w:r>
+      <w:r>
+        <w:rPr>
+          <w:rFonts w:ascii="Times New Roman" w:hAnsi="Times New Roman" w:cs="Times New Roman"/>
+          <w:b/>
+          <w:bCs/>
+          <w:i/>
+          <w:iCs/>
+          <w:sz w:val="32"/>
+          <w:szCs w:val="32"/>
+          <w:rtl/>
+          <w:lang w:bidi="he-IL"/>
+        </w:rPr>
+        <w:t xml:space="preserve"> </w:t>
+      </w:r>
+      <w:r>
+        <w:rPr>
+          <w:rFonts w:ascii="Times New Roman" w:hAnsi="Times New Roman" w:cs="Times New Roman" w:hint="cs"/>
+          <w:b/>
+          <w:bCs/>
+          <w:i/>
+          <w:iCs/>
+          <w:sz w:val="32"/>
+          <w:szCs w:val="32"/>
+          <w:rtl/>
+          <w:lang w:bidi="he-IL"/>
+        </w:rPr>
+        <w:t>העולם</w:t>
+      </w:r>
+      <w:r>
+        <w:rPr>
+          <w:rFonts w:ascii="Times New Roman" w:hAnsi="Times New Roman" w:cs="Times New Roman"/>
+          <w:b/>
+          <w:bCs/>
+          <w:i/>
+          <w:iCs/>
+          <w:sz w:val="32"/>
+          <w:szCs w:val="32"/>
+          <w:rtl/>
+          <w:lang w:bidi="he-IL"/>
+        </w:rPr>
+        <w:t xml:space="preserve"> </w:t>
+      </w:r>
+      <w:r>
+        <w:rPr>
+          <w:rFonts w:ascii="Times New Roman" w:hAnsi="Times New Roman" w:cs="Times New Roman" w:hint="cs"/>
+          <w:b/>
+          <w:bCs/>
+          <w:i/>
+          <w:iCs/>
+          <w:sz w:val="32"/>
+          <w:szCs w:val="32"/>
+          <w:rtl/>
+          <w:lang w:bidi="he-IL"/>
+        </w:rPr>
+        <w:t>בתחומי</w:t>
+      </w:r>
+      <w:r>
+        <w:rPr>
+          <w:rFonts w:ascii="Times New Roman" w:hAnsi="Times New Roman" w:cs="Times New Roman"/>
+          <w:b/>
+          <w:bCs/>
+          <w:i/>
+          <w:iCs/>
+          <w:sz w:val="32"/>
+          <w:szCs w:val="32"/>
+          <w:rtl/>
+          <w:lang w:bidi="he-IL"/>
+        </w:rPr>
+        <w:t xml:space="preserve"> </w:t>
+      </w:r>
+      <w:r>
+        <w:rPr>
+          <w:rFonts w:ascii="Times New Roman" w:hAnsi="Times New Roman" w:cs="Times New Roman" w:hint="cs"/>
+          <w:b/>
+          <w:bCs/>
+          <w:i/>
+          <w:iCs/>
+          <w:sz w:val="32"/>
+          <w:szCs w:val="32"/>
+          <w:rtl/>
+          <w:lang w:bidi="he-IL"/>
+        </w:rPr>
+        <w:t>המדע</w:t>
+      </w:r>
+      <w:r>
+        <w:rPr>
+          <w:rFonts w:ascii="Times New Roman" w:hAnsi="Times New Roman" w:cs="Times New Roman"/>
+          <w:b/>
+          <w:bCs/>
+          <w:i/>
+          <w:iCs/>
+          <w:sz w:val="32"/>
+          <w:szCs w:val="32"/>
+          <w:rtl/>
+          <w:lang w:bidi="he-IL"/>
+        </w:rPr>
+        <w:t xml:space="preserve"> , </w:t>
+      </w:r>
+      <w:r>
+        <w:rPr>
+          <w:rFonts w:ascii="Times New Roman" w:hAnsi="Times New Roman" w:cs="Times New Roman" w:hint="cs"/>
+          <w:b/>
+          <w:bCs/>
+          <w:i/>
+          <w:iCs/>
+          <w:sz w:val="32"/>
+          <w:szCs w:val="32"/>
+          <w:rtl/>
+          <w:lang w:bidi="he-IL"/>
+        </w:rPr>
+        <w:t>הטכנולוגיה</w:t>
+      </w:r>
+      <w:r>
+        <w:rPr>
+          <w:rFonts w:ascii="Times New Roman" w:hAnsi="Times New Roman" w:cs="Times New Roman"/>
+          <w:b/>
+          <w:bCs/>
+          <w:i/>
+          <w:iCs/>
+          <w:sz w:val="32"/>
+          <w:szCs w:val="32"/>
+          <w:rtl/>
+          <w:lang w:bidi="he-IL"/>
+        </w:rPr>
+        <w:t xml:space="preserve"> , </w:t>
+      </w:r>
+      <w:r>
+        <w:rPr>
+          <w:rFonts w:ascii="Times New Roman" w:hAnsi="Times New Roman" w:cs="Times New Roman" w:hint="cs"/>
+          <w:b/>
+          <w:bCs/>
+          <w:i/>
+          <w:iCs/>
+          <w:sz w:val="32"/>
+          <w:szCs w:val="32"/>
+          <w:rtl/>
+          <w:lang w:bidi="he-IL"/>
+        </w:rPr>
+        <w:t>הכלכלה</w:t>
+      </w:r>
+      <w:r>
+        <w:rPr>
+          <w:rFonts w:ascii="Times New Roman" w:hAnsi="Times New Roman" w:cs="Times New Roman"/>
+          <w:b/>
+          <w:bCs/>
+          <w:i/>
+          <w:iCs/>
+          <w:sz w:val="32"/>
+          <w:szCs w:val="32"/>
+          <w:rtl/>
+          <w:lang w:bidi="he-IL"/>
+        </w:rPr>
+        <w:t xml:space="preserve"> , </w:t>
+      </w:r>
+      <w:r>
+        <w:rPr>
+          <w:rFonts w:ascii="Times New Roman" w:hAnsi="Times New Roman" w:cs="Times New Roman" w:hint="cs"/>
+          <w:b/>
+          <w:bCs/>
+          <w:i/>
+          <w:iCs/>
+          <w:sz w:val="32"/>
+          <w:szCs w:val="32"/>
+          <w:rtl/>
+          <w:lang w:bidi="he-IL"/>
+        </w:rPr>
+        <w:t>התרבות</w:t>
+      </w:r>
+      <w:r>
+        <w:rPr>
+          <w:rFonts w:ascii="Times New Roman" w:hAnsi="Times New Roman" w:cs="Times New Roman"/>
+          <w:b/>
+          <w:bCs/>
+          <w:i/>
+          <w:iCs/>
+          <w:sz w:val="32"/>
+          <w:szCs w:val="32"/>
+          <w:rtl/>
+          <w:lang w:bidi="he-IL"/>
+        </w:rPr>
+        <w:t xml:space="preserve"> </w:t>
+      </w:r>
+      <w:r>
+        <w:rPr>
+          <w:rFonts w:ascii="Times New Roman" w:hAnsi="Times New Roman" w:cs="Times New Roman" w:hint="cs"/>
+          <w:b/>
+          <w:bCs/>
+          <w:i/>
+          <w:iCs/>
+          <w:sz w:val="32"/>
+          <w:szCs w:val="32"/>
+          <w:rtl/>
+          <w:lang w:bidi="he-IL"/>
+        </w:rPr>
+        <w:t>והאמנות</w:t>
+      </w:r>
+      <w:r>
+        <w:rPr>
+          <w:rFonts w:ascii="Times New Roman" w:hAnsi="Times New Roman" w:cs="Times New Roman"/>
+          <w:b/>
+          <w:bCs/>
+          <w:i/>
+          <w:iCs/>
+          <w:sz w:val="32"/>
+          <w:szCs w:val="32"/>
+          <w:rtl/>
+          <w:lang w:bidi="he-IL"/>
+        </w:rPr>
+        <w:t xml:space="preserve"> .</w:t>
+      </w:r>
+      <w:r>
+        <w:rPr>
+          <w:rFonts w:ascii="Times New Roman" w:hAnsi="Times New Roman" w:cs="Times New Roman" w:hint="cs"/>
+          <w:b/>
+          <w:bCs/>
+          <w:i/>
+          <w:iCs/>
+          <w:sz w:val="32"/>
+          <w:szCs w:val="32"/>
+          <w:rtl/>
+          <w:lang w:bidi="he-IL"/>
+        </w:rPr>
+        <w:t>"</w:t>
+      </w:r>
+    </w:p>
+    <w:p>
+      <w:pPr>
+        <w:pStyle w:val="ListParagraph"/>
+        <w:bidi/>
+        <w:rPr>
+          <w:rFonts w:ascii="Times New Roman" w:hAnsi="Times New Roman" w:cs="Times New Roman"/>
+          <w:i/>
+          <w:iCs/>
+          <w:sz w:val="32"/>
+          <w:szCs w:val="32"/>
+          <w:rtl/>
+          <w:lang w:bidi="he-IL"/>
+        </w:rPr>
+      </w:pPr>
+      <w:r>
+        <w:rPr>
+          <w:rFonts w:ascii="Times New Roman" w:hAnsi="Times New Roman" w:cs="Times New Roman"/>
+          <w:i/>
+          <w:iCs/>
+          <w:sz w:val="32"/>
+          <w:szCs w:val="32"/>
+          <w:rtl/>
+          <w:lang w:bidi="he-IL"/>
+        </w:rPr>
+        <w:t>נמצא קרוב למשפט</w:t>
+      </w:r>
+      <w:r>
+        <w:rPr>
+          <w:rFonts w:ascii="Times New Roman" w:hAnsi="Times New Roman" w:cs="Times New Roman" w:hint="cs"/>
+          <w:i/>
+          <w:iCs/>
+          <w:sz w:val="32"/>
+          <w:szCs w:val="32"/>
+          <w:rtl/>
+          <w:lang w:bidi="he-IL"/>
+        </w:rPr>
+        <w:t>:</w:t>
+      </w:r>
+    </w:p>
+    <w:p>
+      <w:pPr>
+        <w:pStyle w:val="ListParagraph"/>
+        <w:bidi/>
+        <w:rPr>
+          <w:rFonts w:ascii="Times New Roman" w:hAnsi="Times New Roman" w:cs="Times New Roman"/>
+          <w:b/>
+          <w:bCs/>
+          <w:i/>
+          <w:iCs/>
+          <w:sz w:val="32"/>
+          <w:szCs w:val="32"/>
+          <w:rtl/>
+          <w:lang w:bidi="he-IL"/>
+        </w:rPr>
+      </w:pPr>
+      <w:r>
+        <w:rPr>
+          <w:rFonts w:ascii="Times New Roman" w:hAnsi="Times New Roman" w:cs="Times New Roman" w:hint="cs"/>
+          <w:b/>
+          <w:bCs/>
+          <w:i/>
+          <w:iCs/>
+          <w:sz w:val="32"/>
+          <w:szCs w:val="32"/>
+          <w:rtl/>
+          <w:lang w:bidi="he-IL"/>
+        </w:rPr>
+        <w:t>"</w:t>
+      </w:r>
+      <w:r>
+        <w:rPr>
+          <w:rFonts w:hint="cs"/>
+          <w:b/>
+          <w:bCs/>
+          <w:rtl/>
+          <w:lang w:bidi="he-IL"/>
+        </w:rPr>
+        <w:t xml:space="preserve"> </w:t>
+      </w:r>
+      <w:r>
+        <w:rPr>
+          <w:rFonts w:ascii="Times New Roman" w:hAnsi="Times New Roman" w:cs="Times New Roman" w:hint="cs"/>
+          <w:b/>
+          <w:bCs/>
+          <w:i/>
+          <w:iCs/>
+          <w:sz w:val="32"/>
+          <w:szCs w:val="32"/>
+          <w:rtl/>
+          <w:lang w:bidi="he-IL"/>
+        </w:rPr>
+        <w:t>ד</w:t>
+      </w:r>
+      <w:r>
+        <w:rPr>
+          <w:rFonts w:ascii="Times New Roman" w:hAnsi="Times New Roman" w:cs="Times New Roman"/>
+          <w:b/>
+          <w:bCs/>
+          <w:i/>
+          <w:iCs/>
+          <w:sz w:val="32"/>
+          <w:szCs w:val="32"/>
+          <w:rtl/>
+          <w:lang w:bidi="he-IL"/>
+        </w:rPr>
+        <w:t>"</w:t>
+      </w:r>
+      <w:r>
+        <w:rPr>
+          <w:rFonts w:ascii="Times New Roman" w:hAnsi="Times New Roman" w:cs="Times New Roman" w:hint="cs"/>
+          <w:b/>
+          <w:bCs/>
+          <w:i/>
+          <w:iCs/>
+          <w:sz w:val="32"/>
+          <w:szCs w:val="32"/>
+          <w:rtl/>
+          <w:lang w:bidi="he-IL"/>
+        </w:rPr>
+        <w:t>ר</w:t>
+      </w:r>
+      <w:r>
+        <w:rPr>
+          <w:rFonts w:ascii="Times New Roman" w:hAnsi="Times New Roman" w:cs="Times New Roman"/>
+          <w:b/>
+          <w:bCs/>
+          <w:i/>
+          <w:iCs/>
+          <w:sz w:val="32"/>
+          <w:szCs w:val="32"/>
+          <w:rtl/>
+          <w:lang w:bidi="he-IL"/>
+        </w:rPr>
+        <w:t xml:space="preserve"> </w:t>
+      </w:r>
+      <w:r>
+        <w:rPr>
+          <w:rFonts w:ascii="Times New Roman" w:hAnsi="Times New Roman" w:cs="Times New Roman" w:hint="cs"/>
+          <w:b/>
+          <w:bCs/>
+          <w:i/>
+          <w:iCs/>
+          <w:sz w:val="32"/>
+          <w:szCs w:val="32"/>
+          <w:rtl/>
+          <w:lang w:bidi="he-IL"/>
+        </w:rPr>
+        <w:t>נאוה</w:t>
+      </w:r>
+      <w:r>
+        <w:rPr>
+          <w:rFonts w:ascii="Times New Roman" w:hAnsi="Times New Roman" w:cs="Times New Roman"/>
+          <w:b/>
+          <w:bCs/>
+          <w:i/>
+          <w:iCs/>
+          <w:sz w:val="32"/>
+          <w:szCs w:val="32"/>
+          <w:rtl/>
+          <w:lang w:bidi="he-IL"/>
+        </w:rPr>
+        <w:t xml:space="preserve"> </w:t>
+      </w:r>
+      <w:r>
+        <w:rPr>
+          <w:rFonts w:ascii="Times New Roman" w:hAnsi="Times New Roman" w:cs="Times New Roman" w:hint="cs"/>
+          <w:b/>
+          <w:bCs/>
+          <w:i/>
+          <w:iCs/>
+          <w:sz w:val="32"/>
+          <w:szCs w:val="32"/>
+          <w:rtl/>
+          <w:lang w:bidi="he-IL"/>
+        </w:rPr>
+        <w:t>רצון</w:t>
+      </w:r>
+      <w:r>
+        <w:rPr>
+          <w:rFonts w:ascii="Times New Roman" w:hAnsi="Times New Roman" w:cs="Times New Roman"/>
+          <w:b/>
+          <w:bCs/>
+          <w:i/>
+          <w:iCs/>
+          <w:sz w:val="32"/>
+          <w:szCs w:val="32"/>
+          <w:rtl/>
+          <w:lang w:bidi="he-IL"/>
+        </w:rPr>
+        <w:t xml:space="preserve"> </w:t>
+      </w:r>
+      <w:r>
+        <w:rPr>
+          <w:rFonts w:ascii="Times New Roman" w:hAnsi="Times New Roman" w:cs="Times New Roman" w:hint="cs"/>
+          <w:b/>
+          <w:bCs/>
+          <w:i/>
+          <w:iCs/>
+          <w:sz w:val="32"/>
+          <w:szCs w:val="32"/>
+          <w:rtl/>
+          <w:lang w:bidi="he-IL"/>
+        </w:rPr>
+        <w:t>תציג</w:t>
+      </w:r>
+      <w:r>
+        <w:rPr>
+          <w:rFonts w:ascii="Times New Roman" w:hAnsi="Times New Roman" w:cs="Times New Roman"/>
+          <w:b/>
+          <w:bCs/>
+          <w:i/>
+          <w:iCs/>
+          <w:sz w:val="32"/>
+          <w:szCs w:val="32"/>
+          <w:rtl/>
+          <w:lang w:bidi="he-IL"/>
+        </w:rPr>
+        <w:t xml:space="preserve"> </w:t>
+      </w:r>
+      <w:r>
+        <w:rPr>
+          <w:rFonts w:ascii="Times New Roman" w:hAnsi="Times New Roman" w:cs="Times New Roman" w:hint="cs"/>
+          <w:b/>
+          <w:bCs/>
+          <w:i/>
+          <w:iCs/>
+          <w:sz w:val="32"/>
+          <w:szCs w:val="32"/>
+          <w:rtl/>
+          <w:lang w:bidi="he-IL"/>
+        </w:rPr>
+        <w:t>את</w:t>
+      </w:r>
+      <w:r>
+        <w:rPr>
+          <w:rFonts w:ascii="Times New Roman" w:hAnsi="Times New Roman" w:cs="Times New Roman"/>
+          <w:b/>
+          <w:bCs/>
+          <w:i/>
+          <w:iCs/>
+          <w:sz w:val="32"/>
+          <w:szCs w:val="32"/>
+          <w:rtl/>
+          <w:lang w:bidi="he-IL"/>
+        </w:rPr>
+        <w:t xml:space="preserve"> </w:t>
+      </w:r>
+      <w:r>
+        <w:rPr>
+          <w:rFonts w:ascii="Times New Roman" w:hAnsi="Times New Roman" w:cs="Times New Roman" w:hint="cs"/>
+          <w:b/>
+          <w:bCs/>
+          <w:i/>
+          <w:iCs/>
+          <w:sz w:val="32"/>
+          <w:szCs w:val="32"/>
+          <w:rtl/>
+          <w:lang w:bidi="he-IL"/>
+        </w:rPr>
+        <w:t>המחקר</w:t>
+      </w:r>
+      <w:r>
+        <w:rPr>
+          <w:rFonts w:ascii="Times New Roman" w:hAnsi="Times New Roman" w:cs="Times New Roman"/>
+          <w:b/>
+          <w:bCs/>
+          <w:i/>
+          <w:iCs/>
+          <w:sz w:val="32"/>
+          <w:szCs w:val="32"/>
+          <w:rtl/>
+          <w:lang w:bidi="he-IL"/>
+        </w:rPr>
+        <w:t xml:space="preserve"> </w:t>
+      </w:r>
+      <w:r>
+        <w:rPr>
+          <w:rFonts w:ascii="Times New Roman" w:hAnsi="Times New Roman" w:cs="Times New Roman" w:hint="cs"/>
+          <w:b/>
+          <w:bCs/>
+          <w:i/>
+          <w:iCs/>
+          <w:sz w:val="32"/>
+          <w:szCs w:val="32"/>
+          <w:rtl/>
+          <w:lang w:bidi="he-IL"/>
+        </w:rPr>
+        <w:t>שלה</w:t>
+      </w:r>
+      <w:r>
+        <w:rPr>
+          <w:rFonts w:ascii="Times New Roman" w:hAnsi="Times New Roman" w:cs="Times New Roman"/>
+          <w:b/>
+          <w:bCs/>
+          <w:i/>
+          <w:iCs/>
+          <w:sz w:val="32"/>
+          <w:szCs w:val="32"/>
+          <w:rtl/>
+          <w:lang w:bidi="he-IL"/>
+        </w:rPr>
+        <w:t xml:space="preserve"> </w:t>
+      </w:r>
+      <w:r>
+        <w:rPr>
+          <w:rFonts w:ascii="Times New Roman" w:hAnsi="Times New Roman" w:cs="Times New Roman" w:hint="cs"/>
+          <w:b/>
+          <w:bCs/>
+          <w:i/>
+          <w:iCs/>
+          <w:sz w:val="32"/>
+          <w:szCs w:val="32"/>
+          <w:rtl/>
+          <w:lang w:bidi="he-IL"/>
+        </w:rPr>
+        <w:t>בנושא</w:t>
+      </w:r>
+      <w:r>
+        <w:rPr>
+          <w:rFonts w:ascii="Times New Roman" w:hAnsi="Times New Roman" w:cs="Times New Roman"/>
+          <w:b/>
+          <w:bCs/>
+          <w:i/>
+          <w:iCs/>
+          <w:sz w:val="32"/>
+          <w:szCs w:val="32"/>
+          <w:rtl/>
+          <w:lang w:bidi="he-IL"/>
+        </w:rPr>
+        <w:t xml:space="preserve"> " </w:t>
+      </w:r>
+      <w:r>
+        <w:rPr>
+          <w:rFonts w:ascii="Times New Roman" w:hAnsi="Times New Roman" w:cs="Times New Roman" w:hint="cs"/>
+          <w:b/>
+          <w:bCs/>
+          <w:i/>
+          <w:iCs/>
+          <w:sz w:val="32"/>
+          <w:szCs w:val="32"/>
+          <w:rtl/>
+          <w:lang w:bidi="he-IL"/>
+        </w:rPr>
+        <w:t>השפעת</w:t>
+      </w:r>
+      <w:r>
+        <w:rPr>
+          <w:rFonts w:ascii="Times New Roman" w:hAnsi="Times New Roman" w:cs="Times New Roman"/>
+          <w:b/>
+          <w:bCs/>
+          <w:i/>
+          <w:iCs/>
+          <w:sz w:val="32"/>
+          <w:szCs w:val="32"/>
+          <w:rtl/>
+          <w:lang w:bidi="he-IL"/>
+        </w:rPr>
+        <w:t xml:space="preserve"> </w:t>
+      </w:r>
+      <w:r>
+        <w:rPr>
+          <w:rFonts w:ascii="Times New Roman" w:hAnsi="Times New Roman" w:cs="Times New Roman" w:hint="cs"/>
+          <w:b/>
+          <w:bCs/>
+          <w:i/>
+          <w:iCs/>
+          <w:sz w:val="32"/>
+          <w:szCs w:val="32"/>
+          <w:rtl/>
+          <w:lang w:bidi="he-IL"/>
+        </w:rPr>
+        <w:t>חשיפה</w:t>
+      </w:r>
+      <w:r>
+        <w:rPr>
+          <w:rFonts w:ascii="Times New Roman" w:hAnsi="Times New Roman" w:cs="Times New Roman"/>
+          <w:b/>
+          <w:bCs/>
+          <w:i/>
+          <w:iCs/>
+          <w:sz w:val="32"/>
+          <w:szCs w:val="32"/>
+          <w:rtl/>
+          <w:lang w:bidi="he-IL"/>
+        </w:rPr>
+        <w:t xml:space="preserve"> </w:t>
+      </w:r>
+      <w:r>
+        <w:rPr>
+          <w:rFonts w:ascii="Times New Roman" w:hAnsi="Times New Roman" w:cs="Times New Roman" w:hint="cs"/>
+          <w:b/>
+          <w:bCs/>
+          <w:i/>
+          <w:iCs/>
+          <w:sz w:val="32"/>
+          <w:szCs w:val="32"/>
+          <w:rtl/>
+          <w:lang w:bidi="he-IL"/>
+        </w:rPr>
+        <w:t>כימית</w:t>
+      </w:r>
+      <w:r>
+        <w:rPr>
+          <w:rFonts w:ascii="Times New Roman" w:hAnsi="Times New Roman" w:cs="Times New Roman"/>
+          <w:b/>
+          <w:bCs/>
+          <w:i/>
+          <w:iCs/>
+          <w:sz w:val="32"/>
+          <w:szCs w:val="32"/>
+          <w:rtl/>
+          <w:lang w:bidi="he-IL"/>
+        </w:rPr>
+        <w:t xml:space="preserve"> " , </w:t>
+      </w:r>
+      <w:r>
+        <w:rPr>
+          <w:rFonts w:ascii="Times New Roman" w:hAnsi="Times New Roman" w:cs="Times New Roman" w:hint="cs"/>
+          <w:b/>
+          <w:bCs/>
+          <w:i/>
+          <w:iCs/>
+          <w:sz w:val="32"/>
+          <w:szCs w:val="32"/>
+          <w:rtl/>
+          <w:lang w:bidi="he-IL"/>
+        </w:rPr>
+        <w:t>ובנושא</w:t>
+      </w:r>
+      <w:r>
+        <w:rPr>
+          <w:rFonts w:ascii="Times New Roman" w:hAnsi="Times New Roman" w:cs="Times New Roman"/>
+          <w:b/>
+          <w:bCs/>
+          <w:i/>
+          <w:iCs/>
+          <w:sz w:val="32"/>
+          <w:szCs w:val="32"/>
+          <w:rtl/>
+          <w:lang w:bidi="he-IL"/>
+        </w:rPr>
+        <w:t xml:space="preserve"> " </w:t>
+      </w:r>
+      <w:r>
+        <w:rPr>
+          <w:rFonts w:ascii="Times New Roman" w:hAnsi="Times New Roman" w:cs="Times New Roman" w:hint="cs"/>
+          <w:b/>
+          <w:bCs/>
+          <w:i/>
+          <w:iCs/>
+          <w:sz w:val="32"/>
+          <w:szCs w:val="32"/>
+          <w:rtl/>
+          <w:lang w:bidi="he-IL"/>
+        </w:rPr>
+        <w:t>עומסים</w:t>
+      </w:r>
+      <w:r>
+        <w:rPr>
+          <w:rFonts w:ascii="Times New Roman" w:hAnsi="Times New Roman" w:cs="Times New Roman"/>
+          <w:b/>
+          <w:bCs/>
+          <w:i/>
+          <w:iCs/>
+          <w:sz w:val="32"/>
+          <w:szCs w:val="32"/>
+          <w:rtl/>
+          <w:lang w:bidi="he-IL"/>
+        </w:rPr>
+        <w:t xml:space="preserve"> </w:t>
+      </w:r>
+      <w:r>
+        <w:rPr>
+          <w:rFonts w:ascii="Times New Roman" w:hAnsi="Times New Roman" w:cs="Times New Roman" w:hint="cs"/>
+          <w:b/>
+          <w:bCs/>
+          <w:i/>
+          <w:iCs/>
+          <w:sz w:val="32"/>
+          <w:szCs w:val="32"/>
+          <w:rtl/>
+          <w:lang w:bidi="he-IL"/>
+        </w:rPr>
+        <w:t>של</w:t>
+      </w:r>
+      <w:r>
+        <w:rPr>
+          <w:rFonts w:ascii="Times New Roman" w:hAnsi="Times New Roman" w:cs="Times New Roman"/>
+          <w:b/>
+          <w:bCs/>
+          <w:i/>
+          <w:iCs/>
+          <w:sz w:val="32"/>
+          <w:szCs w:val="32"/>
+          <w:rtl/>
+          <w:lang w:bidi="he-IL"/>
+        </w:rPr>
+        <w:t xml:space="preserve"> </w:t>
+      </w:r>
+      <w:r>
+        <w:rPr>
+          <w:rFonts w:ascii="Times New Roman" w:hAnsi="Times New Roman" w:cs="Times New Roman" w:hint="cs"/>
+          <w:b/>
+          <w:bCs/>
+          <w:i/>
+          <w:iCs/>
+          <w:sz w:val="32"/>
+          <w:szCs w:val="32"/>
+          <w:rtl/>
+          <w:lang w:bidi="he-IL"/>
+        </w:rPr>
+        <w:t>שריר</w:t>
+      </w:r>
+      <w:r>
+        <w:rPr>
+          <w:rFonts w:ascii="Times New Roman" w:hAnsi="Times New Roman" w:cs="Times New Roman"/>
+          <w:b/>
+          <w:bCs/>
+          <w:i/>
+          <w:iCs/>
+          <w:sz w:val="32"/>
+          <w:szCs w:val="32"/>
+          <w:rtl/>
+          <w:lang w:bidi="he-IL"/>
+        </w:rPr>
+        <w:t xml:space="preserve"> </w:t>
+      </w:r>
+      <w:r>
+        <w:rPr>
+          <w:rFonts w:ascii="Times New Roman" w:hAnsi="Times New Roman" w:cs="Times New Roman" w:hint="cs"/>
+          <w:b/>
+          <w:bCs/>
+          <w:i/>
+          <w:iCs/>
+          <w:sz w:val="32"/>
+          <w:szCs w:val="32"/>
+          <w:rtl/>
+          <w:lang w:bidi="he-IL"/>
+        </w:rPr>
+        <w:t>שלד</w:t>
+      </w:r>
+      <w:r>
+        <w:rPr>
+          <w:rFonts w:ascii="Times New Roman" w:hAnsi="Times New Roman" w:cs="Times New Roman"/>
+          <w:b/>
+          <w:bCs/>
+          <w:i/>
+          <w:iCs/>
+          <w:sz w:val="32"/>
+          <w:szCs w:val="32"/>
+          <w:rtl/>
+          <w:lang w:bidi="he-IL"/>
+        </w:rPr>
+        <w:t xml:space="preserve"> " </w:t>
+      </w:r>
+      <w:r>
+        <w:rPr>
+          <w:rFonts w:ascii="Times New Roman" w:hAnsi="Times New Roman" w:cs="Times New Roman" w:hint="cs"/>
+          <w:b/>
+          <w:bCs/>
+          <w:i/>
+          <w:iCs/>
+          <w:sz w:val="32"/>
+          <w:szCs w:val="32"/>
+          <w:rtl/>
+          <w:lang w:bidi="he-IL"/>
+        </w:rPr>
+        <w:t>שגורמים</w:t>
+      </w:r>
+      <w:r>
+        <w:rPr>
+          <w:rFonts w:ascii="Times New Roman" w:hAnsi="Times New Roman" w:cs="Times New Roman"/>
+          <w:b/>
+          <w:bCs/>
+          <w:i/>
+          <w:iCs/>
+          <w:sz w:val="32"/>
+          <w:szCs w:val="32"/>
+          <w:rtl/>
+          <w:lang w:bidi="he-IL"/>
+        </w:rPr>
+        <w:t xml:space="preserve"> </w:t>
+      </w:r>
+      <w:r>
+        <w:rPr>
+          <w:rFonts w:ascii="Times New Roman" w:hAnsi="Times New Roman" w:cs="Times New Roman" w:hint="cs"/>
+          <w:b/>
+          <w:bCs/>
+          <w:i/>
+          <w:iCs/>
+          <w:sz w:val="32"/>
+          <w:szCs w:val="32"/>
+          <w:rtl/>
+          <w:lang w:bidi="he-IL"/>
+        </w:rPr>
+        <w:t>לסיכונים</w:t>
+      </w:r>
+      <w:r>
+        <w:rPr>
+          <w:rFonts w:ascii="Times New Roman" w:hAnsi="Times New Roman" w:cs="Times New Roman"/>
+          <w:b/>
+          <w:bCs/>
+          <w:i/>
+          <w:iCs/>
+          <w:sz w:val="32"/>
+          <w:szCs w:val="32"/>
+          <w:rtl/>
+          <w:lang w:bidi="he-IL"/>
+        </w:rPr>
+        <w:t xml:space="preserve"> </w:t>
+      </w:r>
+      <w:r>
+        <w:rPr>
+          <w:rFonts w:ascii="Times New Roman" w:hAnsi="Times New Roman" w:cs="Times New Roman" w:hint="cs"/>
+          <w:b/>
+          <w:bCs/>
+          <w:i/>
+          <w:iCs/>
+          <w:sz w:val="32"/>
+          <w:szCs w:val="32"/>
+          <w:rtl/>
+          <w:lang w:bidi="he-IL"/>
+        </w:rPr>
+        <w:t>בריאותיים</w:t>
+      </w:r>
+      <w:r>
+        <w:rPr>
+          <w:rFonts w:ascii="Times New Roman" w:hAnsi="Times New Roman" w:cs="Times New Roman"/>
+          <w:b/>
+          <w:bCs/>
+          <w:i/>
+          <w:iCs/>
+          <w:sz w:val="32"/>
+          <w:szCs w:val="32"/>
+          <w:rtl/>
+          <w:lang w:bidi="he-IL"/>
+        </w:rPr>
+        <w:t xml:space="preserve"> </w:t>
+      </w:r>
+      <w:r>
+        <w:rPr>
+          <w:rFonts w:ascii="Times New Roman" w:hAnsi="Times New Roman" w:cs="Times New Roman" w:hint="cs"/>
+          <w:b/>
+          <w:bCs/>
+          <w:i/>
+          <w:iCs/>
+          <w:sz w:val="32"/>
+          <w:szCs w:val="32"/>
+          <w:rtl/>
+          <w:lang w:bidi="he-IL"/>
+        </w:rPr>
+        <w:t>לנשים</w:t>
+      </w:r>
+      <w:r>
+        <w:rPr>
+          <w:rFonts w:ascii="Times New Roman" w:hAnsi="Times New Roman" w:cs="Times New Roman"/>
+          <w:b/>
+          <w:bCs/>
+          <w:i/>
+          <w:iCs/>
+          <w:sz w:val="32"/>
+          <w:szCs w:val="32"/>
+          <w:rtl/>
+          <w:lang w:bidi="he-IL"/>
+        </w:rPr>
+        <w:t xml:space="preserve"> </w:t>
+      </w:r>
+      <w:r>
+        <w:rPr>
+          <w:rFonts w:ascii="Times New Roman" w:hAnsi="Times New Roman" w:cs="Times New Roman" w:hint="cs"/>
+          <w:b/>
+          <w:bCs/>
+          <w:i/>
+          <w:iCs/>
+          <w:sz w:val="32"/>
+          <w:szCs w:val="32"/>
+          <w:rtl/>
+          <w:lang w:bidi="he-IL"/>
+        </w:rPr>
+        <w:t>בסביבת</w:t>
+      </w:r>
+      <w:r>
+        <w:rPr>
+          <w:rFonts w:ascii="Times New Roman" w:hAnsi="Times New Roman" w:cs="Times New Roman"/>
+          <w:b/>
+          <w:bCs/>
+          <w:i/>
+          <w:iCs/>
+          <w:sz w:val="32"/>
+          <w:szCs w:val="32"/>
+          <w:rtl/>
+          <w:lang w:bidi="he-IL"/>
+        </w:rPr>
+        <w:t xml:space="preserve"> </w:t>
+      </w:r>
+      <w:r>
+        <w:rPr>
+          <w:rFonts w:ascii="Times New Roman" w:hAnsi="Times New Roman" w:cs="Times New Roman" w:hint="cs"/>
+          <w:b/>
+          <w:bCs/>
+          <w:i/>
+          <w:iCs/>
+          <w:sz w:val="32"/>
+          <w:szCs w:val="32"/>
+          <w:rtl/>
+          <w:lang w:bidi="he-IL"/>
+        </w:rPr>
+        <w:t>העבו</w:t>
+      </w:r>
+      <w:r>
+        <w:rPr>
+          <w:rFonts w:ascii="Times New Roman" w:hAnsi="Times New Roman" w:cs="Times New Roman" w:hint="cs"/>
+          <w:b/>
+          <w:bCs/>
+          <w:i/>
+          <w:iCs/>
+          <w:sz w:val="32"/>
+          <w:szCs w:val="32"/>
+          <w:rtl/>
+          <w:lang w:bidi="he-IL"/>
+        </w:rPr>
+        <w:t>דה</w:t>
+      </w:r>
+      <w:r>
+        <w:rPr>
+          <w:rFonts w:ascii="Times New Roman" w:hAnsi="Times New Roman" w:cs="Times New Roman" w:hint="cs"/>
+          <w:b/>
+          <w:bCs/>
+          <w:i/>
+          <w:iCs/>
+          <w:sz w:val="32"/>
+          <w:szCs w:val="32"/>
+          <w:rtl/>
+          <w:lang w:bidi="he-IL"/>
+        </w:rPr>
+        <w:t>.</w:t>
+      </w:r>
+      <w:r>
+        <w:rPr>
+          <w:rFonts w:ascii="Times New Roman" w:hAnsi="Times New Roman" w:cs="Times New Roman" w:hint="cs"/>
+          <w:b/>
+          <w:bCs/>
+          <w:i/>
+          <w:iCs/>
+          <w:sz w:val="32"/>
+          <w:szCs w:val="32"/>
+          <w:rtl/>
+          <w:lang w:bidi="he-IL"/>
+        </w:rPr>
+        <w:t>"</w:t>
+      </w:r>
+    </w:p>
+    <w:p>
+      <w:pPr>
+        <w:pStyle w:val="ListParagraph"/>
+        <w:bidi/>
+        <w:rPr>
+          <w:rFonts w:ascii="Times New Roman" w:hAnsi="Times New Roman" w:cs="Times New Roman"/>
+          <w:b/>
+          <w:bCs/>
+          <w:i/>
+          <w:iCs/>
+          <w:sz w:val="32"/>
+          <w:szCs w:val="32"/>
+          <w:rtl/>
+          <w:lang w:bidi="he-IL"/>
+        </w:rPr>
+      </w:pPr>
+    </w:p>
+    <w:p>
+      <w:pPr>
+        <w:pStyle w:val="ListParagraph"/>
+        <w:bidi/>
+        <w:rPr>
+          <w:rFonts w:ascii="Times New Roman" w:hAnsi="Times New Roman" w:cs="Times New Roman"/>
+          <w:b/>
+          <w:bCs/>
+          <w:i/>
+          <w:iCs/>
+          <w:sz w:val="32"/>
+          <w:szCs w:val="32"/>
+          <w:lang w:bidi="he-IL"/>
+        </w:rPr>
+      </w:pPr>
+      <w:r>
+        <w:rPr>
+          <w:rFonts w:ascii="Times New Roman" w:hAnsi="Times New Roman" w:cs="Times New Roman"/>
+          <w:b/>
+          <w:bCs/>
+          <w:i/>
+          <w:iCs/>
+          <w:sz w:val="32"/>
+          <w:szCs w:val="32"/>
+          <w:rtl/>
+          <w:lang w:bidi="he-IL"/>
+        </w:rPr>
+        <w:t>ניתוח</w:t>
+      </w:r>
+      <w:r>
+        <w:rPr>
+          <w:rFonts w:ascii="Times New Roman" w:hAnsi="Times New Roman" w:cs="Times New Roman"/>
+          <w:b/>
+          <w:bCs/>
+          <w:i/>
+          <w:iCs/>
+          <w:sz w:val="32"/>
+          <w:szCs w:val="32"/>
+          <w:lang w:bidi="he-IL"/>
+        </w:rPr>
+        <w:t xml:space="preserve">: </w:t>
+      </w:r>
+      <w:r>
+        <w:rPr>
+          <w:rFonts w:ascii="Times New Roman" w:hAnsi="Times New Roman" w:cs="Times New Roman"/>
+          <w:sz w:val="32"/>
+          <w:szCs w:val="32"/>
+          <w:rtl/>
+          <w:lang w:bidi="he-IL"/>
+        </w:rPr>
+        <w:t>שני המשפטים עוסקים בהצגת מידע מקצועי/אקדמי/טכני</w:t>
+      </w:r>
+      <w:r>
+        <w:rPr>
+          <w:rFonts w:ascii="Times New Roman" w:hAnsi="Times New Roman" w:cs="Times New Roman"/>
+          <w:sz w:val="32"/>
+          <w:szCs w:val="32"/>
+          <w:lang w:bidi="he-IL"/>
+        </w:rPr>
+        <w:t xml:space="preserve">. </w:t>
+      </w:r>
+      <w:r>
+        <w:rPr>
+          <w:rFonts w:ascii="Times New Roman" w:hAnsi="Times New Roman" w:cs="Times New Roman"/>
+          <w:sz w:val="32"/>
+          <w:szCs w:val="32"/>
+          <w:rtl/>
+          <w:lang w:bidi="he-IL"/>
+        </w:rPr>
+        <w:t>המילים "מדע", "טכנולוגיה", "מחקר" ו"חשיפה כימית" נושאות מטען סמנטי דומה בקורפוס (כמילים המופיעות בדיוני ועדות מקצועיות), ולכן הממוצע הווקטורי משייך אותן לאותו אזור נושאי</w:t>
+      </w:r>
+      <w:r>
+        <w:rPr>
+          <w:rFonts w:ascii="Times New Roman" w:hAnsi="Times New Roman" w:cs="Times New Roman"/>
+          <w:sz w:val="32"/>
+          <w:szCs w:val="32"/>
+          <w:rtl/>
+        </w:rPr>
+        <w:t xml:space="preserve"> </w:t>
+      </w:r>
+      <w:r>
+        <w:rPr>
+          <w:rFonts w:ascii="Times New Roman" w:hAnsi="Times New Roman" w:cs="Times New Roman"/>
+          <w:sz w:val="32"/>
+          <w:szCs w:val="32"/>
+          <w:lang w:bidi="he-IL"/>
+        </w:rPr>
+        <w:t>.</w:t>
+      </w:r>
+    </w:p>
+    <w:p>
+      <w:pPr>
+        <w:pStyle w:val="ListParagraph"/>
+        <w:bidi/>
+        <w:rPr>
+          <w:rFonts w:ascii="Times New Roman" w:hAnsi="Times New Roman" w:cs="Times New Roman"/>
+          <w:b/>
+          <w:bCs/>
+          <w:i/>
+          <w:iCs/>
+          <w:sz w:val="32"/>
+          <w:szCs w:val="32"/>
+          <w:rtl/>
+          <w:lang w:bidi="he-IL"/>
+        </w:rPr>
+      </w:pPr>
+    </w:p>
+    <w:p>
+      <w:pPr>
+        <w:pStyle w:val="ListParagraph"/>
+        <w:bidi/>
+        <w:rPr>
+          <w:rFonts w:ascii="Times New Roman" w:hAnsi="Times New Roman" w:cs="Times New Roman"/>
+          <w:b/>
+          <w:bCs/>
+          <w:sz w:val="32"/>
+          <w:szCs w:val="32"/>
+          <w:lang w:bidi="he-IL"/>
+        </w:rPr>
+      </w:pPr>
+      <w:r>
+        <w:rPr>
+          <w:rFonts w:ascii="Times New Roman" w:hAnsi="Times New Roman" w:cs="Times New Roman"/>
+          <w:b/>
+          <w:bCs/>
+          <w:sz w:val="32"/>
+          <w:szCs w:val="32"/>
+          <w:rtl/>
+          <w:lang w:bidi="he-IL"/>
+        </w:rPr>
+        <w:t>מדוע זה עבד טוב</w:t>
+      </w:r>
+      <w:r>
+        <w:rPr>
+          <w:rFonts w:ascii="Times New Roman" w:hAnsi="Times New Roman" w:cs="Times New Roman" w:hint="cs"/>
+          <w:b/>
+          <w:bCs/>
+          <w:sz w:val="32"/>
+          <w:szCs w:val="32"/>
+          <w:rtl/>
+          <w:lang w:bidi="he-IL"/>
+        </w:rPr>
+        <w:t xml:space="preserve"> יחסית</w:t>
+      </w:r>
+      <w:r>
+        <w:rPr>
+          <w:rFonts w:ascii="Times New Roman" w:hAnsi="Times New Roman" w:cs="Times New Roman"/>
+          <w:b/>
+          <w:bCs/>
+          <w:sz w:val="32"/>
+          <w:szCs w:val="32"/>
+          <w:lang w:bidi="he-IL"/>
+        </w:rPr>
+        <w:t>?</w:t>
+      </w:r>
+    </w:p>
+    <w:p>
+      <w:pPr>
+        <w:pStyle w:val="ListParagraph"/>
+        <w:numPr>
+          <w:ilvl w:val="0"/>
+          <w:numId w:val="35"/>
+        </w:numPr>
+        <w:bidi/>
+        <w:rPr>
+          <w:rFonts w:ascii="Times New Roman" w:hAnsi="Times New Roman" w:cs="Times New Roman"/>
+          <w:sz w:val="32"/>
+          <w:szCs w:val="32"/>
+          <w:lang w:bidi="he-IL"/>
+        </w:rPr>
+      </w:pPr>
+      <w:r>
+        <w:rPr>
+          <w:rFonts w:ascii="Times New Roman" w:hAnsi="Times New Roman" w:cs="Times New Roman"/>
+          <w:sz w:val="32"/>
+          <w:szCs w:val="32"/>
+          <w:rtl/>
+          <w:lang w:bidi="he-IL"/>
+        </w:rPr>
+        <w:t>השפעת המילים הדומיננטיות</w:t>
+      </w:r>
+      <w:r>
+        <w:rPr>
+          <w:rFonts w:ascii="Times New Roman" w:hAnsi="Times New Roman" w:cs="Times New Roman"/>
+          <w:sz w:val="32"/>
+          <w:szCs w:val="32"/>
+          <w:lang w:bidi="he-IL"/>
+        </w:rPr>
+        <w:t xml:space="preserve">: </w:t>
+      </w:r>
+      <w:r>
+        <w:rPr>
+          <w:rFonts w:ascii="Times New Roman" w:hAnsi="Times New Roman" w:cs="Times New Roman"/>
+          <w:sz w:val="32"/>
+          <w:szCs w:val="32"/>
+          <w:rtl/>
+          <w:lang w:bidi="he-IL"/>
+        </w:rPr>
+        <w:t>בשיטת הממוצע, מילים בעלות משמעות ייחודית</w:t>
+      </w:r>
+      <w:r>
+        <w:rPr>
+          <w:rFonts w:ascii="Times New Roman" w:hAnsi="Times New Roman" w:cs="Times New Roman"/>
+          <w:sz w:val="32"/>
+          <w:szCs w:val="32"/>
+          <w:lang w:bidi="he-IL"/>
+        </w:rPr>
+        <w:t xml:space="preserve"> (Content words) </w:t>
+      </w:r>
+      <w:r>
+        <w:rPr>
+          <w:rFonts w:ascii="Times New Roman" w:hAnsi="Times New Roman" w:cs="Times New Roman"/>
+          <w:sz w:val="32"/>
+          <w:szCs w:val="32"/>
+          <w:rtl/>
+          <w:lang w:bidi="he-IL"/>
+        </w:rPr>
+        <w:t>משפיעות יותר על הכיוון הסופי של וקטור המשפט מאשר מילות קישור</w:t>
+      </w:r>
+      <w:r>
+        <w:rPr>
+          <w:rFonts w:ascii="Times New Roman" w:hAnsi="Times New Roman" w:cs="Times New Roman"/>
+          <w:sz w:val="32"/>
+          <w:szCs w:val="32"/>
+          <w:rtl/>
+        </w:rPr>
+        <w:t xml:space="preserve"> </w:t>
+      </w:r>
+      <w:r>
+        <w:rPr>
+          <w:rFonts w:ascii="Times New Roman" w:hAnsi="Times New Roman" w:cs="Times New Roman"/>
+          <w:sz w:val="32"/>
+          <w:szCs w:val="32"/>
+          <w:lang w:bidi="he-IL"/>
+        </w:rPr>
+        <w:t>.</w:t>
+      </w:r>
+    </w:p>
+    <w:p>
+      <w:pPr>
+        <w:pStyle w:val="ListParagraph"/>
+        <w:numPr>
+          <w:ilvl w:val="0"/>
+          <w:numId w:val="35"/>
+        </w:numPr>
+        <w:bidi/>
+        <w:rPr>
+          <w:rFonts w:ascii="Times New Roman" w:hAnsi="Times New Roman" w:cs="Times New Roman"/>
+          <w:sz w:val="32"/>
+          <w:szCs w:val="32"/>
+          <w:lang w:bidi="he-IL"/>
+        </w:rPr>
+      </w:pPr>
+      <w:r>
+        <w:rPr>
+          <w:rFonts w:ascii="Times New Roman" w:hAnsi="Times New Roman" w:cs="Times New Roman"/>
+          <w:sz w:val="32"/>
+          <w:szCs w:val="32"/>
+          <w:rtl/>
+          <w:lang w:bidi="he-IL"/>
+        </w:rPr>
+        <w:t>אופי הקורפוס</w:t>
+      </w:r>
+      <w:r>
+        <w:rPr>
+          <w:rFonts w:ascii="Times New Roman" w:hAnsi="Times New Roman" w:cs="Times New Roman"/>
+          <w:sz w:val="32"/>
+          <w:szCs w:val="32"/>
+          <w:lang w:bidi="he-IL"/>
+        </w:rPr>
+        <w:t xml:space="preserve">: </w:t>
+      </w:r>
+      <w:r>
+        <w:rPr>
+          <w:rFonts w:ascii="Times New Roman" w:hAnsi="Times New Roman" w:cs="Times New Roman"/>
+          <w:sz w:val="32"/>
+          <w:szCs w:val="32"/>
+          <w:rtl/>
+          <w:lang w:bidi="he-IL"/>
+        </w:rPr>
+        <w:t>השפה הפרלמנטרית היא "דומיין" מצומצם יחסית עם חוקיות לשונית ברורה והטיות ספציפיות</w:t>
+      </w:r>
+      <w:r>
+        <w:rPr>
+          <w:rFonts w:ascii="Times New Roman" w:hAnsi="Times New Roman" w:cs="Times New Roman"/>
+          <w:sz w:val="32"/>
+          <w:szCs w:val="32"/>
+          <w:lang w:bidi="he-IL"/>
+        </w:rPr>
+        <w:t xml:space="preserve"> (Domain Shift) . </w:t>
+      </w:r>
+      <w:r>
+        <w:rPr>
+          <w:rFonts w:ascii="Times New Roman" w:hAnsi="Times New Roman" w:cs="Times New Roman"/>
+          <w:sz w:val="32"/>
+          <w:szCs w:val="32"/>
+          <w:rtl/>
+          <w:lang w:bidi="he-IL"/>
+        </w:rPr>
+        <w:t>עובדה זו מאפשרת למודל</w:t>
+      </w:r>
+      <w:r>
+        <w:rPr>
+          <w:rFonts w:ascii="Times New Roman" w:hAnsi="Times New Roman" w:cs="Times New Roman"/>
+          <w:sz w:val="32"/>
+          <w:szCs w:val="32"/>
+          <w:lang w:bidi="he-IL"/>
+        </w:rPr>
+        <w:t xml:space="preserve"> Word2Vec </w:t>
+      </w:r>
+      <w:r>
+        <w:rPr>
+          <w:rFonts w:ascii="Times New Roman" w:hAnsi="Times New Roman" w:cs="Times New Roman"/>
+          <w:sz w:val="32"/>
+          <w:szCs w:val="32"/>
+          <w:rtl/>
+          <w:lang w:bidi="he-IL"/>
+        </w:rPr>
+        <w:t>ללמוד קשרים חזקים בין מושגים פוליטיים ופרוצדורליים, מה שמשתקף בתוצאות הדמיון</w:t>
+      </w:r>
+      <w:r>
+        <w:rPr>
+          <w:rFonts w:ascii="Times New Roman" w:hAnsi="Times New Roman" w:cs="Times New Roman"/>
+          <w:sz w:val="32"/>
+          <w:szCs w:val="32"/>
+          <w:lang w:bidi="he-IL"/>
+        </w:rPr>
+        <w:t>.</w:t>
+      </w:r>
+    </w:p>
+    <w:p>
+      <w:pPr>
+        <w:pStyle w:val="ListParagraph"/>
+        <w:numPr>
+          <w:ilvl w:val="0"/>
+          <w:numId w:val="35"/>
+        </w:numPr>
+        <w:bidi/>
+        <w:spacing w:after="0" w:line="240" w:lineRule="auto"/>
+        <w:rPr>
+          <w:rFonts w:ascii="Times New Roman" w:eastAsia="Times New Roman" w:hAnsi="Times New Roman" w:cs="Times New Roman"/>
+          <w:kern w:val="0"/>
+          <w14:ligatures w14:val="none"/>
+        </w:rPr>
+      </w:pPr>
+      <w:r>
+        <w:rPr>
+          <w:rFonts w:ascii="Times New Roman" w:eastAsia="Times New Roman" w:hAnsi="Times New Roman" w:cs="Times New Roman"/>
+          <w:b/>
+          <w:bCs/>
+          <w:kern w:val="0"/>
+          <w:sz w:val="32"/>
+          <w:szCs w:val="32"/>
+          <w:rtl/>
+          <w:lang w:bidi="he-IL"/>
+          <w14:ligatures w14:val="none"/>
+        </w:rPr>
+        <w:t>התאמה למשימה</w:t>
+      </w:r>
+      <w:r>
+        <w:rPr>
+          <w:rFonts w:ascii="Times New Roman" w:eastAsia="Times New Roman" w:hAnsi="Times New Roman" w:cs="Times New Roman"/>
+          <w:b/>
+          <w:bCs/>
+          <w:kern w:val="0"/>
+          <w:sz w:val="32"/>
+          <w:szCs w:val="32"/>
+          <w14:ligatures w14:val="none"/>
+        </w:rPr>
+        <w:t>:</w:t>
+      </w:r>
+      <w:r>
+        <w:rPr>
+          <w:rFonts w:ascii="Times New Roman" w:eastAsia="Times New Roman" w:hAnsi="Times New Roman" w:cs="Times New Roman"/>
+          <w:kern w:val="0"/>
+          <w:sz w:val="32"/>
+          <w:szCs w:val="32"/>
+          <w14:ligatures w14:val="none"/>
+        </w:rPr>
+        <w:t xml:space="preserve"> </w:t>
+      </w:r>
+      <w:r>
+        <w:rPr>
+          <w:rFonts w:ascii="Times New Roman" w:eastAsia="Times New Roman" w:hAnsi="Times New Roman" w:cs="Times New Roman"/>
+          <w:kern w:val="0"/>
+          <w:sz w:val="32"/>
+          <w:szCs w:val="32"/>
+          <w:rtl/>
+          <w:lang w:bidi="he-IL"/>
+          <w14:ligatures w14:val="none"/>
+        </w:rPr>
+        <w:t>למרות שהמודל אינו מתחשב בסדר המילים</w:t>
+      </w:r>
+      <w:r>
+        <w:rPr>
+          <w:rFonts w:ascii="Times New Roman" w:eastAsia="Times New Roman" w:hAnsi="Times New Roman" w:cs="Times New Roman"/>
+          <w:kern w:val="0"/>
+          <w:sz w:val="32"/>
+          <w:szCs w:val="32"/>
+          <w14:ligatures w14:val="none"/>
+        </w:rPr>
+        <w:t xml:space="preserve"> </w:t>
+      </w:r>
+    </w:p>
+    <w:p>
+      <w:pPr>
+        <w:pStyle w:val="ListParagraph"/>
+        <w:bidi/>
+        <w:spacing w:after="0" w:line="240" w:lineRule="auto"/>
         <w:ind w:left="1440"/>
         <w:rPr>
-          <w:rFonts w:ascii="Times New Roman" w:hAnsi="Times New Roman" w:cs="Times New Roman"/>
-          <w:sz w:val="32"/>
-          <w:szCs w:val="32"/>
-          <w:lang w:bidi="he-IL"/>
+          <w:rFonts w:ascii="Times New Roman" w:eastAsia="Times New Roman" w:hAnsi="Times New Roman" w:cs="Times New Roman"/>
+          <w:b/>
+          <w:bCs/>
+          <w:kern w:val="0"/>
+          <w:sz w:val="32"/>
+          <w:szCs w:val="32"/>
+          <w:lang w:bidi="he-IL"/>
+          <w14:ligatures w14:val="none"/>
+        </w:rPr>
+      </w:pPr>
+      <w:r>
+        <w:rPr>
+          <w:rFonts w:ascii="Times New Roman" w:eastAsia="Times New Roman" w:hAnsi="Times New Roman" w:cs="Times New Roman"/>
+          <w:b/>
+          <w:bCs/>
+          <w:kern w:val="0"/>
+          <w:sz w:val="32"/>
+          <w:szCs w:val="32"/>
+          <w:lang w:bidi="he-IL"/>
+          <w14:ligatures w14:val="none"/>
+        </w:rPr>
+        <w:lastRenderedPageBreak/>
+        <w:t>(</w:t>
+      </w:r>
+      <w:r>
+        <w:rPr>
+          <w:rFonts w:ascii="Times New Roman" w:eastAsia="Times New Roman" w:hAnsi="Times New Roman" w:cs="Times New Roman"/>
+          <w:b/>
+          <w:bCs/>
+          <w:kern w:val="0"/>
+          <w:sz w:val="32"/>
+          <w:szCs w:val="32"/>
+          <w:lang w:bidi="he-IL"/>
+          <w14:ligatures w14:val="none"/>
+        </w:rPr>
+        <w:t>Bag of Words approach)</w:t>
+      </w:r>
+    </w:p>
+    <w:p>
+      <w:pPr>
+        <w:pStyle w:val="ListParagraph"/>
+        <w:bidi/>
+        <w:spacing w:after="0" w:line="240" w:lineRule="auto"/>
+        <w:ind w:left="1440"/>
+        <w:rPr>
+          <w:rFonts w:ascii="Times New Roman" w:eastAsia="Times New Roman" w:hAnsi="Times New Roman" w:cs="Times New Roman"/>
+          <w:kern w:val="0"/>
+          <w:rtl/>
+          <w:lang w:bidi="he-IL"/>
+          <w14:ligatures w14:val="none"/>
+        </w:rPr>
+      </w:pPr>
+      <w:r>
+        <w:rPr>
+          <w:rFonts w:ascii="Times New Roman" w:eastAsia="Times New Roman" w:hAnsi="Times New Roman" w:cs="Times New Roman"/>
+          <w:kern w:val="0"/>
+          <w:sz w:val="32"/>
+          <w:szCs w:val="32"/>
+          <w:rtl/>
+          <w:lang w:bidi="he-IL"/>
+          <w14:ligatures w14:val="none"/>
+        </w:rPr>
+        <w:t>בקורפוס רשמי ותבניתי כמו זה של הכנסת, הרכב המילים לבדו מספיק כדי ללכוד את משמעות המשפט בצורה טובה מאוד</w:t>
+      </w:r>
+      <w:r>
+        <w:rPr>
+          <w:rFonts w:ascii="Times New Roman" w:eastAsia="Times New Roman" w:hAnsi="Times New Roman" w:cs="Times New Roman"/>
+          <w:kern w:val="0"/>
+          <w14:ligatures w14:val="none"/>
+        </w:rPr>
+        <w:t>.</w:t>
+      </w:r>
+    </w:p>
+    <w:p>
+      <w:pPr>
+        <w:pStyle w:val="ListParagraph"/>
+        <w:bidi/>
+        <w:spacing w:after="0" w:line="240" w:lineRule="auto"/>
+        <w:ind w:left="1440"/>
+        <w:rPr>
+          <w:rFonts w:ascii="Times New Roman" w:eastAsia="Times New Roman" w:hAnsi="Times New Roman" w:cs="Times New Roman"/>
+          <w:kern w:val="0"/>
+          <w:rtl/>
+          <w:lang w:bidi="he-IL"/>
+          <w14:ligatures w14:val="none"/>
+        </w:rPr>
+      </w:pPr>
+    </w:p>
+    <w:p>
+      <w:pPr>
+        <w:pStyle w:val="ListParagraph"/>
+        <w:bidi/>
+        <w:spacing w:after="0" w:line="240" w:lineRule="auto"/>
+        <w:ind w:left="1440"/>
+        <w:rPr>
+          <w:rFonts w:ascii="Times New Roman" w:eastAsia="Times New Roman" w:hAnsi="Times New Roman" w:cs="Times New Roman"/>
+          <w:kern w:val="0"/>
+          <w:rtl/>
+          <w:lang w:bidi="he-IL"/>
+          <w14:ligatures w14:val="none"/>
+        </w:rPr>
+      </w:pPr>
+    </w:p>
+    <w:p>
+      <w:pPr>
+        <w:pStyle w:val="ListParagraph"/>
+        <w:bidi/>
+        <w:spacing w:after="0" w:line="240" w:lineRule="auto"/>
+        <w:ind w:left="1440"/>
+        <w:rPr>
+          <w:rFonts w:ascii="Times New Roman" w:eastAsia="Times New Roman" w:hAnsi="Times New Roman" w:cs="Times New Roman"/>
+          <w:kern w:val="0"/>
+          <w:rtl/>
+          <w:lang w:bidi="he-IL"/>
+          <w14:ligatures w14:val="none"/>
+        </w:rPr>
+      </w:pPr>
+    </w:p>
+    <w:p>
+      <w:pPr>
+        <w:pStyle w:val="ListParagraph"/>
+        <w:bidi/>
+        <w:spacing w:after="0" w:line="240" w:lineRule="auto"/>
+        <w:ind w:left="1440"/>
+        <w:rPr>
+          <w:rFonts w:ascii="Times New Roman" w:eastAsia="Times New Roman" w:hAnsi="Times New Roman" w:cs="Times New Roman"/>
+          <w:kern w:val="0"/>
+          <w:rtl/>
+          <w:lang w:bidi="he-IL"/>
+          <w14:ligatures w14:val="none"/>
+        </w:rPr>
+      </w:pPr>
+    </w:p>
+    <w:p>
+      <w:pPr>
+        <w:pStyle w:val="ListParagraph"/>
+        <w:bidi/>
+        <w:rPr>
+          <w:rFonts w:ascii="Times New Roman" w:hAnsi="Times New Roman" w:cs="Times New Roman"/>
+          <w:b/>
+          <w:bCs/>
+          <w:i/>
+          <w:iCs/>
+          <w:sz w:val="32"/>
+          <w:szCs w:val="32"/>
+          <w:u w:val="single"/>
+          <w:rtl/>
+          <w:lang w:bidi="he-IL"/>
+        </w:rPr>
+      </w:pPr>
+      <w:r>
+        <w:rPr>
+          <w:rFonts w:ascii="Times New Roman" w:hAnsi="Times New Roman" w:cs="Times New Roman" w:hint="cs"/>
+          <w:b/>
+          <w:bCs/>
+          <w:i/>
+          <w:iCs/>
+          <w:sz w:val="32"/>
+          <w:szCs w:val="32"/>
+          <w:highlight w:val="yellow"/>
+          <w:u w:val="single"/>
+          <w:rtl/>
+          <w:lang w:bidi="he-IL"/>
+        </w:rPr>
+        <w:t xml:space="preserve">חלק </w:t>
+      </w:r>
+      <w:r>
+        <w:rPr>
+          <w:rFonts w:ascii="Times New Roman" w:hAnsi="Times New Roman" w:cs="Times New Roman" w:hint="cs"/>
+          <w:b/>
+          <w:bCs/>
+          <w:i/>
+          <w:iCs/>
+          <w:sz w:val="32"/>
+          <w:szCs w:val="32"/>
+          <w:highlight w:val="yellow"/>
+          <w:u w:val="single"/>
+          <w:rtl/>
+          <w:lang w:bidi="he-IL"/>
+        </w:rPr>
+        <w:t>ג</w:t>
+      </w:r>
+      <w:r>
+        <w:rPr>
+          <w:rFonts w:ascii="Times New Roman" w:hAnsi="Times New Roman" w:cs="Times New Roman" w:hint="cs"/>
+          <w:b/>
+          <w:bCs/>
+          <w:i/>
+          <w:iCs/>
+          <w:sz w:val="32"/>
+          <w:szCs w:val="32"/>
+          <w:highlight w:val="yellow"/>
+          <w:u w:val="single"/>
+          <w:rtl/>
+          <w:lang w:bidi="he-IL"/>
+        </w:rPr>
+        <w:t>:</w:t>
+      </w:r>
+    </w:p>
+    <w:p>
+      <w:pPr>
+        <w:pStyle w:val="ListParagraph"/>
+        <w:bidi/>
+        <w:spacing w:after="0" w:line="240" w:lineRule="auto"/>
+        <w:ind w:left="1440"/>
+        <w:rPr>
+          <w:rFonts w:ascii="Times New Roman" w:eastAsia="Times New Roman" w:hAnsi="Times New Roman" w:cs="Times New Roman" w:hint="cs"/>
+          <w:kern w:val="0"/>
+          <w:sz w:val="32"/>
+          <w:szCs w:val="32"/>
+          <w:rtl/>
+          <w:lang w:bidi="he-IL"/>
+          <w14:ligatures w14:val="none"/>
         </w:rPr>
       </w:pPr>
     </w:p>
@@ -6876,6 +13137,232 @@
     </w:lvl>
   </w:abstractNum>
   <w:abstractNum w:abstractNumId="10" w15:restartNumberingAfterBreak="0">
+    <w:nsid w:val="3E602F19"/>
+    <w:multiLevelType w:val="hybridMultilevel"/>
+    <w:tmpl w:val="5ECE8516"/>
+    <w:lvl w:ilvl="0" w:tplc="04090001">
+      <w:start w:val="1"/>
+      <w:numFmt w:val="bullet"/>
+      <w:lvlText w:val=""/>
+      <w:lvlJc w:val="left"/>
+      <w:pPr>
+        <w:ind w:left="1440" w:hanging="360"/>
+      </w:pPr>
+      <w:rPr>
+        <w:rFonts w:ascii="Symbol" w:hAnsi="Symbol" w:hint="default"/>
+      </w:rPr>
+    </w:lvl>
+    <w:lvl w:ilvl="1" w:tplc="04090003" w:tentative="1">
+      <w:start w:val="1"/>
+      <w:numFmt w:val="bullet"/>
+      <w:lvlText w:val="o"/>
+      <w:lvlJc w:val="left"/>
+      <w:pPr>
+        <w:ind w:left="2160" w:hanging="360"/>
+      </w:pPr>
+      <w:rPr>
+        <w:rFonts w:ascii="Courier New" w:hAnsi="Courier New" w:cs="Courier New" w:hint="default"/>
+      </w:rPr>
+    </w:lvl>
+    <w:lvl w:ilvl="2" w:tplc="04090005" w:tentative="1">
+      <w:start w:val="1"/>
+      <w:numFmt w:val="bullet"/>
+      <w:lvlText w:val=""/>
+      <w:lvlJc w:val="left"/>
+      <w:pPr>
+        <w:ind w:left="2880" w:hanging="360"/>
+      </w:pPr>
+      <w:rPr>
+        <w:rFonts w:ascii="Wingdings" w:hAnsi="Wingdings" w:hint="default"/>
+      </w:rPr>
+    </w:lvl>
+    <w:lvl w:ilvl="3" w:tplc="04090001" w:tentative="1">
+      <w:start w:val="1"/>
+      <w:numFmt w:val="bullet"/>
+      <w:lvlText w:val=""/>
+      <w:lvlJc w:val="left"/>
+      <w:pPr>
+        <w:ind w:left="3600" w:hanging="360"/>
+      </w:pPr>
+      <w:rPr>
+        <w:rFonts w:ascii="Symbol" w:hAnsi="Symbol" w:hint="default"/>
+      </w:rPr>
+    </w:lvl>
+    <w:lvl w:ilvl="4" w:tplc="04090003" w:tentative="1">
+      <w:start w:val="1"/>
+      <w:numFmt w:val="bullet"/>
+      <w:lvlText w:val="o"/>
+      <w:lvlJc w:val="left"/>
+      <w:pPr>
+        <w:ind w:left="4320" w:hanging="360"/>
+      </w:pPr>
+      <w:rPr>
+        <w:rFonts w:ascii="Courier New" w:hAnsi="Courier New" w:cs="Courier New" w:hint="default"/>
+      </w:rPr>
+    </w:lvl>
+    <w:lvl w:ilvl="5" w:tplc="04090005" w:tentative="1">
+      <w:start w:val="1"/>
+      <w:numFmt w:val="bullet"/>
+      <w:lvlText w:val=""/>
+      <w:lvlJc w:val="left"/>
+      <w:pPr>
+        <w:ind w:left="5040" w:hanging="360"/>
+      </w:pPr>
+      <w:rPr>
+        <w:rFonts w:ascii="Wingdings" w:hAnsi="Wingdings" w:hint="default"/>
+      </w:rPr>
+    </w:lvl>
+    <w:lvl w:ilvl="6" w:tplc="04090001" w:tentative="1">
+      <w:start w:val="1"/>
+      <w:numFmt w:val="bullet"/>
+      <w:lvlText w:val=""/>
+      <w:lvlJc w:val="left"/>
+      <w:pPr>
+        <w:ind w:left="5760" w:hanging="360"/>
+      </w:pPr>
+      <w:rPr>
+        <w:rFonts w:ascii="Symbol" w:hAnsi="Symbol" w:hint="default"/>
+      </w:rPr>
+    </w:lvl>
+    <w:lvl w:ilvl="7" w:tplc="04090003" w:tentative="1">
+      <w:start w:val="1"/>
+      <w:numFmt w:val="bullet"/>
+      <w:lvlText w:val="o"/>
+      <w:lvlJc w:val="left"/>
+      <w:pPr>
+        <w:ind w:left="6480" w:hanging="360"/>
+      </w:pPr>
+      <w:rPr>
+        <w:rFonts w:ascii="Courier New" w:hAnsi="Courier New" w:cs="Courier New" w:hint="default"/>
+      </w:rPr>
+    </w:lvl>
+    <w:lvl w:ilvl="8" w:tplc="04090005" w:tentative="1">
+      <w:start w:val="1"/>
+      <w:numFmt w:val="bullet"/>
+      <w:lvlText w:val=""/>
+      <w:lvlJc w:val="left"/>
+      <w:pPr>
+        <w:ind w:left="7200" w:hanging="360"/>
+      </w:pPr>
+      <w:rPr>
+        <w:rFonts w:ascii="Wingdings" w:hAnsi="Wingdings" w:hint="default"/>
+      </w:rPr>
+    </w:lvl>
+  </w:abstractNum>
+  <w:abstractNum w:abstractNumId="11" w15:restartNumberingAfterBreak="0">
+    <w:nsid w:val="3F4E437E"/>
+    <w:multiLevelType w:val="multilevel"/>
+    <w:tmpl w:val="10003CC6"/>
+    <w:lvl w:ilvl="0">
+      <w:start w:val="1"/>
+      <w:numFmt w:val="decimal"/>
+      <w:lvlText w:val="%1."/>
+      <w:lvlJc w:val="left"/>
+      <w:pPr>
+        <w:tabs>
+          <w:tab w:val="num" w:pos="720"/>
+        </w:tabs>
+        <w:ind w:left="720" w:hanging="360"/>
+      </w:pPr>
+    </w:lvl>
+    <w:lvl w:ilvl="1" w:tentative="1">
+      <w:start w:val="1"/>
+      <w:numFmt w:val="decimal"/>
+      <w:lvlText w:val="%2."/>
+      <w:lvlJc w:val="left"/>
+      <w:pPr>
+        <w:tabs>
+          <w:tab w:val="num" w:pos="1440"/>
+        </w:tabs>
+        <w:ind w:left="1440" w:hanging="360"/>
+      </w:pPr>
+    </w:lvl>
+    <w:lvl w:ilvl="2" w:tentative="1">
+      <w:start w:val="1"/>
+      <w:numFmt w:val="decimal"/>
+      <w:lvlText w:val="%3."/>
+      <w:lvlJc w:val="left"/>
+      <w:pPr>
+        <w:tabs>
+          <w:tab w:val="num" w:pos="2160"/>
+        </w:tabs>
+        <w:ind w:left="2160" w:hanging="360"/>
+      </w:pPr>
+    </w:lvl>
+    <w:lvl w:ilvl="3" w:tentative="1">
+      <w:start w:val="1"/>
+      <w:numFmt w:val="decimal"/>
+      <w:lvlText w:val="%4."/>
+      <w:lvlJc w:val="left"/>
+      <w:pPr>
+        <w:tabs>
+          <w:tab w:val="num" w:pos="2880"/>
+        </w:tabs>
+        <w:ind w:left="2880" w:hanging="360"/>
+      </w:pPr>
+    </w:lvl>
+    <w:lvl w:ilvl="4" w:tentative="1">
+      <w:start w:val="1"/>
+      <w:numFmt w:val="decimal"/>
+      <w:lvlText w:val="%5."/>
+      <w:lvlJc w:val="left"/>
+      <w:pPr>
+        <w:tabs>
+          <w:tab w:val="num" w:pos="3600"/>
+        </w:tabs>
+        <w:ind w:left="3600" w:hanging="360"/>
+      </w:pPr>
+    </w:lvl>
+    <w:lvl w:ilvl="5" w:tentative="1">
+      <w:start w:val="1"/>
+      <w:numFmt w:val="decimal"/>
+      <w:lvlText w:val="%6."/>
+      <w:lvlJc w:val="left"/>
+      <w:pPr>
+        <w:tabs>
+          <w:tab w:val="num" w:pos="4320"/>
+        </w:tabs>
+        <w:ind w:left="4320" w:hanging="360"/>
+      </w:pPr>
+    </w:lvl>
+    <w:lvl w:ilvl="6" w:tentative="1">
+      <w:start w:val="1"/>
+      <w:numFmt w:val="decimal"/>
+      <w:lvlText w:val="%7."/>
+      <w:lvlJc w:val="left"/>
+      <w:pPr>
+        <w:tabs>
+          <w:tab w:val="num" w:pos="5040"/>
+        </w:tabs>
+        <w:ind w:left="5040" w:hanging="360"/>
+      </w:pPr>
+    </w:lvl>
+    <w:lvl w:ilvl="7" w:tentative="1">
+      <w:start w:val="1"/>
+      <w:numFmt w:val="decimal"/>
+      <w:lvlText w:val="%8."/>
+      <w:lvlJc w:val="left"/>
+      <w:pPr>
+        <w:tabs>
+          <w:tab w:val="num" w:pos="5760"/>
+        </w:tabs>
+        <w:ind w:left="5760" w:hanging="360"/>
+      </w:pPr>
+    </w:lvl>
+    <w:lvl w:ilvl="8" w:tentative="1">
+      <w:start w:val="1"/>
+      <w:numFmt w:val="decimal"/>
+      <w:lvlText w:val="%9."/>
+      <w:lvlJc w:val="left"/>
+      <w:pPr>
+        <w:tabs>
+          <w:tab w:val="num" w:pos="6480"/>
+        </w:tabs>
+        <w:ind w:left="6480" w:hanging="360"/>
+      </w:pPr>
+    </w:lvl>
+  </w:abstractNum>
+  <w:abstractNum w:abstractNumId="12" w15:restartNumberingAfterBreak="0">
     <w:nsid w:val="420B661B"/>
     <w:multiLevelType w:val="multilevel"/>
     <w:tmpl w:val="BE88EEB6"/>
@@ -6988,7 +13475,7 @@
       </w:pPr>
     </w:lvl>
   </w:abstractNum>
-  <w:abstractNum w:abstractNumId="11" w15:restartNumberingAfterBreak="0">
+  <w:abstractNum w:abstractNumId="13" w15:restartNumberingAfterBreak="0">
     <w:nsid w:val="4A3B7BD9"/>
     <w:multiLevelType w:val="hybridMultilevel"/>
     <w:tmpl w:val="008C6D40"/>
@@ -7101,7 +13588,7 @@
       </w:rPr>
     </w:lvl>
   </w:abstractNum>
-  <w:abstractNum w:abstractNumId="12" w15:restartNumberingAfterBreak="0">
+  <w:abstractNum w:abstractNumId="14" w15:restartNumberingAfterBreak="0">
     <w:nsid w:val="4E1C5741"/>
     <w:multiLevelType w:val="multilevel"/>
     <w:tmpl w:val="5B96DB96"/>
@@ -7250,7 +13737,156 @@
       </w:rPr>
     </w:lvl>
   </w:abstractNum>
-  <w:abstractNum w:abstractNumId="13" w15:restartNumberingAfterBreak="0">
+  <w:abstractNum w:abstractNumId="15" w15:restartNumberingAfterBreak="0">
+    <w:nsid w:val="52427071"/>
+    <w:multiLevelType w:val="multilevel"/>
+    <w:tmpl w:val="F90C0D92"/>
+    <w:lvl w:ilvl="0">
+      <w:start w:val="1"/>
+      <w:numFmt w:val="bullet"/>
+      <w:lvlText w:val=""/>
+      <w:lvlJc w:val="left"/>
+      <w:pPr>
+        <w:tabs>
+          <w:tab w:val="num" w:pos="720"/>
+        </w:tabs>
+        <w:ind w:left="720" w:hanging="360"/>
+      </w:pPr>
+      <w:rPr>
+        <w:rFonts w:ascii="Symbol" w:hAnsi="Symbol" w:hint="default"/>
+        <w:sz w:val="20"/>
+      </w:rPr>
+    </w:lvl>
+    <w:lvl w:ilvl="1" w:tentative="1">
+      <w:start w:val="1"/>
+      <w:numFmt w:val="bullet"/>
+      <w:lvlText w:val="o"/>
+      <w:lvlJc w:val="left"/>
+      <w:pPr>
+        <w:tabs>
+          <w:tab w:val="num" w:pos="1440"/>
+        </w:tabs>
+        <w:ind w:left="1440" w:hanging="360"/>
+      </w:pPr>
+      <w:rPr>
+        <w:rFonts w:ascii="Courier New" w:hAnsi="Courier New" w:hint="default"/>
+        <w:sz w:val="20"/>
+      </w:rPr>
+    </w:lvl>
+    <w:lvl w:ilvl="2" w:tentative="1">
+      <w:start w:val="1"/>
+      <w:numFmt w:val="bullet"/>
+      <w:lvlText w:val=""/>
+      <w:lvlJc w:val="left"/>
+      <w:pPr>
+        <w:tabs>
+          <w:tab w:val="num" w:pos="2160"/>
+        </w:tabs>
+        <w:ind w:left="2160" w:hanging="360"/>
+      </w:pPr>
+      <w:rPr>
+        <w:rFonts w:ascii="Wingdings" w:hAnsi="Wingdings" w:hint="default"/>
+        <w:sz w:val="20"/>
+      </w:rPr>
+    </w:lvl>
+    <w:lvl w:ilvl="3" w:tentative="1">
+      <w:start w:val="1"/>
+      <w:numFmt w:val="bullet"/>
+      <w:lvlText w:val=""/>
+      <w:lvlJc w:val="left"/>
+      <w:pPr>
+        <w:tabs>
+          <w:tab w:val="num" w:pos="2880"/>
+        </w:tabs>
+        <w:ind w:left="2880" w:hanging="360"/>
+      </w:pPr>
+      <w:rPr>
+        <w:rFonts w:ascii="Wingdings" w:hAnsi="Wingdings" w:hint="default"/>
+        <w:sz w:val="20"/>
+      </w:rPr>
+    </w:lvl>
+    <w:lvl w:ilvl="4" w:tentative="1">
+      <w:start w:val="1"/>
+      <w:numFmt w:val="bullet"/>
+      <w:lvlText w:val=""/>
+      <w:lvlJc w:val="left"/>
+      <w:pPr>
+        <w:tabs>
+          <w:tab w:val="num" w:pos="3600"/>
+        </w:tabs>
+        <w:ind w:left="3600" w:hanging="360"/>
+      </w:pPr>
+      <w:rPr>
+        <w:rFonts w:ascii="Wingdings" w:hAnsi="Wingdings" w:hint="default"/>
+        <w:sz w:val="20"/>
+      </w:rPr>
+    </w:lvl>
+    <w:lvl w:ilvl="5" w:tentative="1">
+      <w:start w:val="1"/>
+      <w:numFmt w:val="bullet"/>
+      <w:lvlText w:val=""/>
+      <w:lvlJc w:val="left"/>
+      <w:pPr>
+        <w:tabs>
+          <w:tab w:val="num" w:pos="4320"/>
+        </w:tabs>
+        <w:ind w:left="4320" w:hanging="360"/>
+      </w:pPr>
+      <w:rPr>
+        <w:rFonts w:ascii="Wingdings" w:hAnsi="Wingdings" w:hint="default"/>
+        <w:sz w:val="20"/>
+      </w:rPr>
+    </w:lvl>
+    <w:lvl w:ilvl="6" w:tentative="1">
+      <w:start w:val="1"/>
+      <w:numFmt w:val="bullet"/>
+      <w:lvlText w:val=""/>
+      <w:lvlJc w:val="left"/>
+      <w:pPr>
+        <w:tabs>
+          <w:tab w:val="num" w:pos="5040"/>
+        </w:tabs>
+        <w:ind w:left="5040" w:hanging="360"/>
+      </w:pPr>
+      <w:rPr>
+        <w:rFonts w:ascii="Wingdings" w:hAnsi="Wingdings" w:hint="default"/>
+        <w:sz w:val="20"/>
+      </w:rPr>
+    </w:lvl>
+    <w:lvl w:ilvl="7" w:tentative="1">
+      <w:start w:val="1"/>
+      <w:numFmt w:val="bullet"/>
+      <w:lvlText w:val=""/>
+      <w:lvlJc w:val="left"/>
+      <w:pPr>
+        <w:tabs>
+          <w:tab w:val="num" w:pos="5760"/>
+        </w:tabs>
+        <w:ind w:left="5760" w:hanging="360"/>
+      </w:pPr>
+      <w:rPr>
+        <w:rFonts w:ascii="Wingdings" w:hAnsi="Wingdings" w:hint="default"/>
+        <w:sz w:val="20"/>
+      </w:rPr>
+    </w:lvl>
+    <w:lvl w:ilvl="8" w:tentative="1">
+      <w:start w:val="1"/>
+      <w:numFmt w:val="bullet"/>
+      <w:lvlText w:val=""/>
+      <w:lvlJc w:val="left"/>
+      <w:pPr>
+        <w:tabs>
+          <w:tab w:val="num" w:pos="6480"/>
+        </w:tabs>
+        <w:ind w:left="6480" w:hanging="360"/>
+      </w:pPr>
+      <w:rPr>
+        <w:rFonts w:ascii="Wingdings" w:hAnsi="Wingdings" w:hint="default"/>
+        <w:sz w:val="20"/>
+      </w:rPr>
+    </w:lvl>
+  </w:abstractNum>
+  <w:abstractNum w:abstractNumId="16" w15:restartNumberingAfterBreak="0">
     <w:nsid w:val="58131EF4"/>
     <w:multiLevelType w:val="hybridMultilevel"/>
     <w:tmpl w:val="7CB83D1E"/>
@@ -7363,7 +13999,7 @@
       </w:rPr>
     </w:lvl>
   </w:abstractNum>
-  <w:abstractNum w:abstractNumId="14" w15:restartNumberingAfterBreak="0">
+  <w:abstractNum w:abstractNumId="17" w15:restartNumberingAfterBreak="0">
     <w:nsid w:val="5A175BE1"/>
     <w:multiLevelType w:val="hybridMultilevel"/>
     <w:tmpl w:val="46941F6E"/>
@@ -7476,7 +14112,7 @@
       </w:rPr>
     </w:lvl>
   </w:abstractNum>
-  <w:abstractNum w:abstractNumId="15" w15:restartNumberingAfterBreak="0">
+  <w:abstractNum w:abstractNumId="18" w15:restartNumberingAfterBreak="0">
     <w:nsid w:val="600A29D6"/>
     <w:multiLevelType w:val="multilevel"/>
     <w:tmpl w:val="85B626AA"/>
@@ -7625,7 +14261,7 @@
       </w:rPr>
     </w:lvl>
   </w:abstractNum>
-  <w:abstractNum w:abstractNumId="16" w15:restartNumberingAfterBreak="0">
+  <w:abstractNum w:abstractNumId="19" w15:restartNumberingAfterBreak="0">
     <w:nsid w:val="629D7F6C"/>
     <w:multiLevelType w:val="multilevel"/>
     <w:tmpl w:val="5B96DB96"/>
@@ -7774,7 +14410,93 @@
       </w:rPr>
     </w:lvl>
   </w:abstractNum>
-  <w:abstractNum w:abstractNumId="17" w15:restartNumberingAfterBreak="0">
+  <w:abstractNum w:abstractNumId="20" w15:restartNumberingAfterBreak="0">
+    <w:nsid w:val="671D080F"/>
+    <w:multiLevelType w:val="hybridMultilevel"/>
+    <w:tmpl w:val="D8A03322"/>
+    <w:lvl w:ilvl="0" w:tplc="0409000F">
+      <w:start w:val="1"/>
+      <w:numFmt w:val="decimal"/>
+      <w:lvlText w:val="%1."/>
+      <w:lvlJc w:val="left"/>
+      <w:pPr>
+        <w:ind w:left="720" w:hanging="360"/>
+      </w:pPr>
+    </w:lvl>
+    <w:lvl w:ilvl="1" w:tplc="04090019" w:tentative="1">
+      <w:start w:val="1"/>
+      <w:numFmt w:val="lowerLetter"/>
+      <w:lvlText w:val="%2."/>
+      <w:lvlJc w:val="left"/>
+      <w:pPr>
+        <w:ind w:left="1440" w:hanging="360"/>
+      </w:pPr>
+    </w:lvl>
+    <w:lvl w:ilvl="2" w:tplc="0409001B" w:tentative="1">
+      <w:start w:val="1"/>
+      <w:numFmt w:val="lowerRoman"/>
+      <w:lvlText w:val="%3."/>
+      <w:lvlJc w:val="right"/>
+      <w:pPr>
+        <w:ind w:left="2160" w:hanging="180"/>
+      </w:pPr>
+    </w:lvl>
+    <w:lvl w:ilvl="3" w:tplc="0409000F" w:tentative="1">
+      <w:start w:val="1"/>
+      <w:numFmt w:val="decimal"/>
+      <w:lvlText w:val="%4."/>
+      <w:lvlJc w:val="left"/>
+      <w:pPr>
+        <w:ind w:left="2880" w:hanging="360"/>
+      </w:pPr>
+    </w:lvl>
+    <w:lvl w:ilvl="4" w:tplc="04090019" w:tentative="1">
+      <w:start w:val="1"/>
+      <w:numFmt w:val="lowerLetter"/>
+      <w:lvlText w:val="%5."/>
+      <w:lvlJc w:val="left"/>
+      <w:pPr>
+        <w:ind w:left="3600" w:hanging="360"/>
+      </w:pPr>
+    </w:lvl>
+    <w:lvl w:ilvl="5" w:tplc="0409001B" w:tentative="1">
+      <w:start w:val="1"/>
+      <w:numFmt w:val="lowerRoman"/>
+      <w:lvlText w:val="%6."/>
+      <w:lvlJc w:val="right"/>
+      <w:pPr>
+        <w:ind w:left="4320" w:hanging="180"/>
+      </w:pPr>
+    </w:lvl>
+    <w:lvl w:ilvl="6" w:tplc="0409000F" w:tentative="1">
+      <w:start w:val="1"/>
+      <w:numFmt w:val="decimal"/>
+      <w:lvlText w:val="%7."/>
+      <w:lvlJc w:val="left"/>
+      <w:pPr>
+        <w:ind w:left="5040" w:hanging="360"/>
+      </w:pPr>
+    </w:lvl>
+    <w:lvl w:ilvl="7" w:tplc="04090019" w:tentative="1">
+      <w:start w:val="1"/>
+      <w:numFmt w:val="lowerLetter"/>
+      <w:lvlText w:val="%8."/>
+      <w:lvlJc w:val="left"/>
+      <w:pPr>
+        <w:ind w:left="5760" w:hanging="360"/>
+      </w:pPr>
+    </w:lvl>
+    <w:lvl w:ilvl="8" w:tplc="0409001B" w:tentative="1">
+      <w:start w:val="1"/>
+      <w:numFmt w:val="lowerRoman"/>
+      <w:lvlText w:val="%9."/>
+      <w:lvlJc w:val="right"/>
+      <w:pPr>
+        <w:ind w:left="6480" w:hanging="180"/>
+      </w:pPr>
+    </w:lvl>
+  </w:abstractNum>
+  <w:abstractNum w:abstractNumId="21" w15:restartNumberingAfterBreak="0">
     <w:nsid w:val="677365A6"/>
     <w:multiLevelType w:val="multilevel"/>
     <w:tmpl w:val="5B96DB96"/>
@@ -7923,7 +14645,120 @@
       </w:rPr>
     </w:lvl>
   </w:abstractNum>
-  <w:abstractNum w:abstractNumId="18" w15:restartNumberingAfterBreak="0">
+  <w:abstractNum w:abstractNumId="22" w15:restartNumberingAfterBreak="0">
+    <w:nsid w:val="682237FD"/>
+    <w:multiLevelType w:val="hybridMultilevel"/>
+    <w:tmpl w:val="35A68432"/>
+    <w:lvl w:ilvl="0" w:tplc="04090001">
+      <w:start w:val="1"/>
+      <w:numFmt w:val="bullet"/>
+      <w:lvlText w:val=""/>
+      <w:lvlJc w:val="left"/>
+      <w:pPr>
+        <w:ind w:left="1440" w:hanging="360"/>
+      </w:pPr>
+      <w:rPr>
+        <w:rFonts w:ascii="Symbol" w:hAnsi="Symbol" w:hint="default"/>
+      </w:rPr>
+    </w:lvl>
+    <w:lvl w:ilvl="1" w:tplc="04090003" w:tentative="1">
+      <w:start w:val="1"/>
+      <w:numFmt w:val="bullet"/>
+      <w:lvlText w:val="o"/>
+      <w:lvlJc w:val="left"/>
+      <w:pPr>
+        <w:ind w:left="2160" w:hanging="360"/>
+      </w:pPr>
+      <w:rPr>
+        <w:rFonts w:ascii="Courier New" w:hAnsi="Courier New" w:cs="Courier New" w:hint="default"/>
+      </w:rPr>
+    </w:lvl>
+    <w:lvl w:ilvl="2" w:tplc="04090005" w:tentative="1">
+      <w:start w:val="1"/>
+      <w:numFmt w:val="bullet"/>
+      <w:lvlText w:val=""/>
+      <w:lvlJc w:val="left"/>
+      <w:pPr>
+        <w:ind w:left="2880" w:hanging="360"/>
+      </w:pPr>
+      <w:rPr>
+        <w:rFonts w:ascii="Wingdings" w:hAnsi="Wingdings" w:hint="default"/>
+      </w:rPr>
+    </w:lvl>
+    <w:lvl w:ilvl="3" w:tplc="04090001" w:tentative="1">
+      <w:start w:val="1"/>
+      <w:numFmt w:val="bullet"/>
+      <w:lvlText w:val=""/>
+      <w:lvlJc w:val="left"/>
+      <w:pPr>
+        <w:ind w:left="3600" w:hanging="360"/>
+      </w:pPr>
+      <w:rPr>
+        <w:rFonts w:ascii="Symbol" w:hAnsi="Symbol" w:hint="default"/>
+      </w:rPr>
+    </w:lvl>
+    <w:lvl w:ilvl="4" w:tplc="04090003" w:tentative="1">
+      <w:start w:val="1"/>
+      <w:numFmt w:val="bullet"/>
+      <w:lvlText w:val="o"/>
+      <w:lvlJc w:val="left"/>
+      <w:pPr>
+        <w:ind w:left="4320" w:hanging="360"/>
+      </w:pPr>
+      <w:rPr>
+        <w:rFonts w:ascii="Courier New" w:hAnsi="Courier New" w:cs="Courier New" w:hint="default"/>
+      </w:rPr>
+    </w:lvl>
+    <w:lvl w:ilvl="5" w:tplc="04090005" w:tentative="1">
+      <w:start w:val="1"/>
+      <w:numFmt w:val="bullet"/>
+      <w:lvlText w:val=""/>
+      <w:lvlJc w:val="left"/>
+      <w:pPr>
+        <w:ind w:left="5040" w:hanging="360"/>
+      </w:pPr>
+      <w:rPr>
+        <w:rFonts w:ascii="Wingdings" w:hAnsi="Wingdings" w:hint="default"/>
+      </w:rPr>
+    </w:lvl>
+    <w:lvl w:ilvl="6" w:tplc="04090001" w:tentative="1">
+      <w:start w:val="1"/>
+      <w:numFmt w:val="bullet"/>
+      <w:lvlText w:val=""/>
+      <w:lvlJc w:val="left"/>
+      <w:pPr>
+        <w:ind w:left="5760" w:hanging="360"/>
+      </w:pPr>
+      <w:rPr>
+        <w:rFonts w:ascii="Symbol" w:hAnsi="Symbol" w:hint="default"/>
+      </w:rPr>
+    </w:lvl>
+    <w:lvl w:ilvl="7" w:tplc="04090003" w:tentative="1">
+      <w:start w:val="1"/>
+      <w:numFmt w:val="bullet"/>
+      <w:lvlText w:val="o"/>
+      <w:lvlJc w:val="left"/>
+      <w:pPr>
+        <w:ind w:left="6480" w:hanging="360"/>
+      </w:pPr>
+      <w:rPr>
+        <w:rFonts w:ascii="Courier New" w:hAnsi="Courier New" w:cs="Courier New" w:hint="default"/>
+      </w:rPr>
+    </w:lvl>
+    <w:lvl w:ilvl="8" w:tplc="04090005" w:tentative="1">
+      <w:start w:val="1"/>
+      <w:numFmt w:val="bullet"/>
+      <w:lvlText w:val=""/>
+      <w:lvlJc w:val="left"/>
+      <w:pPr>
+        <w:ind w:left="7200" w:hanging="360"/>
+      </w:pPr>
+      <w:rPr>
+        <w:rFonts w:ascii="Wingdings" w:hAnsi="Wingdings" w:hint="default"/>
+      </w:rPr>
+    </w:lvl>
+  </w:abstractNum>
+  <w:abstractNum w:abstractNumId="23" w15:restartNumberingAfterBreak="0">
     <w:nsid w:val="6BD464B3"/>
     <w:multiLevelType w:val="multilevel"/>
     <w:tmpl w:val="EFA632C2"/>
@@ -8036,7 +14871,7 @@
       </w:pPr>
     </w:lvl>
   </w:abstractNum>
-  <w:abstractNum w:abstractNumId="19" w15:restartNumberingAfterBreak="0">
+  <w:abstractNum w:abstractNumId="24" w15:restartNumberingAfterBreak="0">
     <w:nsid w:val="6E057B59"/>
     <w:multiLevelType w:val="hybridMultilevel"/>
     <w:tmpl w:val="1D743C24"/>
@@ -8122,7 +14957,7 @@
       </w:pPr>
     </w:lvl>
   </w:abstractNum>
-  <w:abstractNum w:abstractNumId="20" w15:restartNumberingAfterBreak="0">
+  <w:abstractNum w:abstractNumId="25" w15:restartNumberingAfterBreak="0">
     <w:nsid w:val="72C65FEA"/>
     <w:multiLevelType w:val="multilevel"/>
     <w:tmpl w:val="5B96DB96"/>
@@ -8267,7 +15102,7 @@
       </w:rPr>
     </w:lvl>
   </w:abstractNum>
-  <w:abstractNum w:abstractNumId="21" w15:restartNumberingAfterBreak="0">
+  <w:abstractNum w:abstractNumId="26" w15:restartNumberingAfterBreak="0">
     <w:nsid w:val="747E5BE6"/>
     <w:multiLevelType w:val="hybridMultilevel"/>
     <w:tmpl w:val="89889A30"/>
@@ -8380,7 +15215,7 @@
       </w:rPr>
     </w:lvl>
   </w:abstractNum>
-  <w:abstractNum w:abstractNumId="22" w15:restartNumberingAfterBreak="0">
+  <w:abstractNum w:abstractNumId="27" w15:restartNumberingAfterBreak="0">
     <w:nsid w:val="751A2E51"/>
     <w:multiLevelType w:val="hybridMultilevel"/>
     <w:tmpl w:val="0F603964"/>
@@ -8466,7 +15301,7 @@
       </w:pPr>
     </w:lvl>
   </w:abstractNum>
-  <w:abstractNum w:abstractNumId="23" w15:restartNumberingAfterBreak="0">
+  <w:abstractNum w:abstractNumId="28" w15:restartNumberingAfterBreak="0">
     <w:nsid w:val="77670DB7"/>
     <w:multiLevelType w:val="multilevel"/>
     <w:tmpl w:val="5B96DB96"/>
@@ -8615,7 +15450,7 @@
       </w:rPr>
     </w:lvl>
   </w:abstractNum>
-  <w:abstractNum w:abstractNumId="24" w15:restartNumberingAfterBreak="0">
+  <w:abstractNum w:abstractNumId="29" w15:restartNumberingAfterBreak="0">
     <w:nsid w:val="79770BC5"/>
     <w:multiLevelType w:val="hybridMultilevel"/>
     <w:tmpl w:val="56F43C2A"/>
@@ -8728,7 +15563,7 @@
       </w:rPr>
     </w:lvl>
   </w:abstractNum>
-  <w:abstractNum w:abstractNumId="25" w15:restartNumberingAfterBreak="0">
+  <w:abstractNum w:abstractNumId="30" w15:restartNumberingAfterBreak="0">
     <w:nsid w:val="7E652FA3"/>
     <w:multiLevelType w:val="multilevel"/>
     <w:tmpl w:val="5B96DB96"/>
@@ -8873,7 +15708,7 @@
       </w:rPr>
     </w:lvl>
   </w:abstractNum>
-  <w:abstractNum w:abstractNumId="26" w15:restartNumberingAfterBreak="0">
+  <w:abstractNum w:abstractNumId="31" w15:restartNumberingAfterBreak="0">
     <w:nsid w:val="7E857E30"/>
     <w:multiLevelType w:val="hybridMultilevel"/>
     <w:tmpl w:val="A65CC446"/>
@@ -8987,13 +15822,13 @@
     </w:lvl>
   </w:abstractNum>
   <w:num w:numId="1" w16cid:durableId="372925669">
-    <w:abstractNumId w:val="21"/>
+    <w:abstractNumId w:val="26"/>
   </w:num>
   <w:num w:numId="2" w16cid:durableId="1109086045">
-    <w:abstractNumId w:val="14"/>
+    <w:abstractNumId w:val="17"/>
   </w:num>
   <w:num w:numId="3" w16cid:durableId="203566876">
-    <w:abstractNumId w:val="26"/>
+    <w:abstractNumId w:val="31"/>
   </w:num>
   <w:num w:numId="4" w16cid:durableId="946162319">
     <w:abstractNumId w:val="2"/>
@@ -9008,16 +15843,16 @@
     <w:abstractNumId w:val="5"/>
   </w:num>
   <w:num w:numId="8" w16cid:durableId="1212841233">
-    <w:abstractNumId w:val="11"/>
+    <w:abstractNumId w:val="13"/>
   </w:num>
   <w:num w:numId="9" w16cid:durableId="1765496300">
-    <w:abstractNumId w:val="24"/>
+    <w:abstractNumId w:val="29"/>
   </w:num>
   <w:num w:numId="10" w16cid:durableId="497693183">
-    <w:abstractNumId w:val="24"/>
+    <w:abstractNumId w:val="29"/>
   </w:num>
   <w:num w:numId="11" w16cid:durableId="966811232">
-    <w:abstractNumId w:val="22"/>
+    <w:abstractNumId w:val="27"/>
     <w:lvlOverride w:ilvl="0">
       <w:startOverride w:val="1"/>
     </w:lvlOverride>
@@ -9050,49 +15885,49 @@
     <w:abstractNumId w:val="9"/>
   </w:num>
   <w:num w:numId="13" w16cid:durableId="1718043786">
-    <w:abstractNumId w:val="22"/>
+    <w:abstractNumId w:val="27"/>
   </w:num>
   <w:num w:numId="14" w16cid:durableId="767847058">
     <w:abstractNumId w:val="6"/>
   </w:num>
   <w:num w:numId="15" w16cid:durableId="1623683082">
+    <w:abstractNumId w:val="24"/>
+  </w:num>
+  <w:num w:numId="16" w16cid:durableId="1303652242">
+    <w:abstractNumId w:val="14"/>
+  </w:num>
+  <w:num w:numId="17" w16cid:durableId="1682926724">
+    <w:abstractNumId w:val="18"/>
+  </w:num>
+  <w:num w:numId="18" w16cid:durableId="1821580131">
     <w:abstractNumId w:val="19"/>
   </w:num>
-  <w:num w:numId="16" w16cid:durableId="1303652242">
-    <w:abstractNumId w:val="12"/>
-  </w:num>
-  <w:num w:numId="17" w16cid:durableId="1682926724">
-    <w:abstractNumId w:val="15"/>
-  </w:num>
-  <w:num w:numId="18" w16cid:durableId="1821580131">
-    <w:abstractNumId w:val="16"/>
-  </w:num>
   <w:num w:numId="19" w16cid:durableId="1344285577">
-    <w:abstractNumId w:val="23"/>
+    <w:abstractNumId w:val="28"/>
   </w:num>
   <w:num w:numId="20" w16cid:durableId="1780175035">
     <w:abstractNumId w:val="7"/>
   </w:num>
   <w:num w:numId="21" w16cid:durableId="1278491685">
-    <w:abstractNumId w:val="18"/>
+    <w:abstractNumId w:val="23"/>
   </w:num>
   <w:num w:numId="22" w16cid:durableId="1029799904">
-    <w:abstractNumId w:val="25"/>
+    <w:abstractNumId w:val="30"/>
   </w:num>
   <w:num w:numId="23" w16cid:durableId="897326276">
-    <w:abstractNumId w:val="25"/>
+    <w:abstractNumId w:val="30"/>
     <w:lvlOverride w:ilvl="1">
       <w:startOverride w:val="1"/>
     </w:lvlOverride>
   </w:num>
   <w:num w:numId="24" w16cid:durableId="1323435544">
-    <w:abstractNumId w:val="17"/>
+    <w:abstractNumId w:val="21"/>
   </w:num>
   <w:num w:numId="25" w16cid:durableId="1670214461">
-    <w:abstractNumId w:val="20"/>
+    <w:abstractNumId w:val="25"/>
   </w:num>
   <w:num w:numId="26" w16cid:durableId="531768048">
-    <w:abstractNumId w:val="10"/>
+    <w:abstractNumId w:val="12"/>
   </w:num>
   <w:num w:numId="27" w16cid:durableId="827206051">
     <w:abstractNumId w:val="0"/>
@@ -9101,10 +15936,25 @@
     <w:abstractNumId w:val="1"/>
   </w:num>
   <w:num w:numId="29" w16cid:durableId="469522763">
-    <w:abstractNumId w:val="13"/>
+    <w:abstractNumId w:val="16"/>
   </w:num>
   <w:num w:numId="30" w16cid:durableId="1745714486">
     <w:abstractNumId w:val="8"/>
+  </w:num>
+  <w:num w:numId="31" w16cid:durableId="1850215793">
+    <w:abstractNumId w:val="15"/>
+  </w:num>
+  <w:num w:numId="32" w16cid:durableId="518198842">
+    <w:abstractNumId w:val="22"/>
+  </w:num>
+  <w:num w:numId="33" w16cid:durableId="774522890">
+    <w:abstractNumId w:val="20"/>
+  </w:num>
+  <w:num w:numId="34" w16cid:durableId="2031639343">
+    <w:abstractNumId w:val="11"/>
+  </w:num>
+  <w:num w:numId="35" w16cid:durableId="1019084834">
+    <w:abstractNumId w:val="10"/>
   </w:num>
 </w:numbering>
 </file>
@@ -10040,6 +16890,11 @@
     <w:basedOn w:val="DefaultParagraphFont"/>
     <w:rsid w:val="003B199D"/>
   </w:style>
+  <w:style w:type="character" w:customStyle="1" w:styleId="citation-1228">
+    <w:name w:val="citation-1228"/>
+    <w:basedOn w:val="DefaultParagraphFont"/>
+    <w:rsid w:val="005A008D"/>
+  </w:style>
 </w:styles>
 </file>
 

--- a/205744873_213474349_hw4_report.docx
+++ b/205744873_213474349_hw4_report.docx
@@ -1898,7 +1898,39 @@
           <w:rtl/>
           <w:lang w:bidi="he-IL"/>
         </w:rPr>
-        <w:t xml:space="preserve"> בספרות (מחקרים באנטרנט)</w:t>
+        <w:t xml:space="preserve"> בספרות (מחקרים </w:t>
+      </w:r>
+      <w:proofErr w:type="spellStart"/>
+      <w:r>
+        <w:rPr>
+          <w:rFonts w:ascii="Times New Roman" w:hAnsi="Times New Roman" w:cs="Times New Roman" w:hint="cs"/>
+          <w:b/>
+          <w:bCs/>
+          <w:i/>
+          <w:iCs/>
+          <w:sz w:val="32"/>
+          <w:szCs w:val="32"/>
+          <w:u w:val="single"/>
+          <w:rtl/>
+          <w:lang w:bidi="he-IL"/>
+        </w:rPr>
+        <w:t>באנטרנט</w:t>
+      </w:r>
+      <w:proofErr w:type="spellEnd"/>
+      <w:r>
+        <w:rPr>
+          <w:rFonts w:ascii="Times New Roman" w:hAnsi="Times New Roman" w:cs="Times New Roman" w:hint="cs"/>
+          <w:b/>
+          <w:bCs/>
+          <w:i/>
+          <w:iCs/>
+          <w:sz w:val="32"/>
+          <w:szCs w:val="32"/>
+          <w:u w:val="single"/>
+          <w:rtl/>
+          <w:lang w:bidi="he-IL"/>
+        </w:rPr>
+        <w:t>)</w:t>
       </w:r>
     </w:p>
     <w:p>
@@ -3885,6 +3917,7 @@
         </w:rPr>
         <w:t xml:space="preserve">: </w:t>
       </w:r>
+      <w:proofErr w:type="gramStart"/>
       <w:r>
         <w:rPr>
           <w:rFonts w:ascii="Times New Roman" w:hAnsi="Times New Roman" w:cs="Times New Roman"/>
@@ -3921,7 +3954,17 @@
           <w:szCs w:val="32"/>
           <w:lang w:bidi="he-IL"/>
         </w:rPr>
-        <w:t xml:space="preserve">vector_size=50, </w:t>
+        <w:t>vector</w:t>
+      </w:r>
+      <w:proofErr w:type="gramEnd"/>
+      <w:r>
+        <w:rPr>
+          <w:rFonts w:ascii="Times New Roman" w:hAnsi="Times New Roman" w:cs="Times New Roman"/>
+          <w:sz w:val="32"/>
+          <w:szCs w:val="32"/>
+          <w:lang w:bidi="he-IL"/>
+        </w:rPr>
+        <w:t xml:space="preserve">_size=50, </w:t>
       </w:r>
       <w:r>
         <w:rPr>
@@ -5932,6 +5975,7 @@
         </w:rPr>
         <w:t xml:space="preserve"> </w:t>
       </w:r>
+      <w:proofErr w:type="spellStart"/>
       <w:r>
         <w:rPr>
           <w:rFonts w:ascii="Times New Roman" w:hAnsi="Times New Roman" w:cs="Times New Roman"/>
@@ -5942,6 +5986,7 @@
         </w:rPr>
         <w:t>למטיזציה</w:t>
       </w:r>
+      <w:proofErr w:type="spellEnd"/>
       <w:r>
         <w:rPr>
           <w:rFonts w:ascii="Times New Roman" w:hAnsi="Times New Roman" w:cs="Times New Roman"/>
@@ -11840,12 +11885,150 @@
         <w:bidi/>
         <w:spacing w:after="0" w:line="240" w:lineRule="auto"/>
         <w:ind w:left="1440"/>
+        <w:jc w:val="right"/>
+        <w:rPr>
+          <w:rFonts w:ascii="Times New Roman" w:eastAsia="Times New Roman" w:hAnsi="Times New Roman" w:cs="Times New Roman"/>
+          <w:b/>
+          <w:bCs/>
+          <w:kern w:val="0"/>
+          <w:sz w:val="32"/>
+          <w:szCs w:val="32"/>
+          <w:lang w:bidi="he-IL"/>
+          <w14:ligatures w14:val="none"/>
+        </w:rPr>
+      </w:pPr>
+      <w:r>
+        <w:rPr>
+          <w:b/>
+          <w:bCs/>
+          <w:noProof/>
+        </w:rPr>
+        <w:drawing>
+          <wp:anchor distT="0" distB="0" distL="114300" distR="114300" simplePos="0" relativeHeight="251658240" behindDoc="1" locked="0" layoutInCell="1" allowOverlap="1" wp14:anchorId="037B609F" wp14:editId="41D5004E">
+            <wp:simplePos x="0" y="0"/>
+            <wp:positionH relativeFrom="margin">
+              <wp:align>right</wp:align>
+            </wp:positionH>
+            <wp:positionV relativeFrom="paragraph">
+              <wp:posOffset>445770</wp:posOffset>
+            </wp:positionV>
+            <wp:extent cx="5943600" cy="3200400"/>
+            <wp:effectExtent l="0" t="0" r="0" b="0"/>
+            <wp:wrapTight wrapText="bothSides">
+              <wp:wrapPolygon edited="0">
+                <wp:start x="0" y="0"/>
+                <wp:lineTo x="0" y="21471"/>
+                <wp:lineTo x="21531" y="21471"/>
+                <wp:lineTo x="21531" y="0"/>
+                <wp:lineTo x="0" y="0"/>
+              </wp:wrapPolygon>
+            </wp:wrapTight>
+            <wp:docPr id="849102984" name="Picture 1"/>
+            <wp:cNvGraphicFramePr>
+              <a:graphicFrameLocks xmlns:a="http://schemas.openxmlformats.org/drawingml/2006/main" noChangeAspect="1"/>
+            </wp:cNvGraphicFramePr>
+            <a:graphic xmlns:a="http://schemas.openxmlformats.org/drawingml/2006/main">
+              <a:graphicData uri="http://schemas.openxmlformats.org/drawingml/2006/picture">
+                <pic:pic xmlns:pic="http://schemas.openxmlformats.org/drawingml/2006/picture">
+                  <pic:nvPicPr>
+                    <pic:cNvPr id="849102984" name=""/>
+                    <pic:cNvPicPr/>
+                  </pic:nvPicPr>
+                  <pic:blipFill>
+                    <a:blip r:embed="rId8">
+                      <a:extLst>
+                        <a:ext uri="{28A0092B-C50C-407E-A947-70E740481C1C}">
+                          <a14:useLocalDpi xmlns:a14="http://schemas.microsoft.com/office/drawing/2010/main" val="0"/>
+                        </a:ext>
+                      </a:extLst>
+                    </a:blip>
+                    <a:stretch>
+                      <a:fillRect/>
+                    </a:stretch>
+                  </pic:blipFill>
+                  <pic:spPr>
+                    <a:xfrm>
+                      <a:off x="0" y="0"/>
+                      <a:ext cx="5943600" cy="3200400"/>
+                    </a:xfrm>
+                    <a:prstGeom prst="rect">
+                      <a:avLst/>
+                    </a:prstGeom>
+                  </pic:spPr>
+                </pic:pic>
+              </a:graphicData>
+            </a:graphic>
+          </wp:anchor>
+        </w:drawing>
+      </w:r>
+      <w:r>
+        <w:rPr>
+          <w:rFonts w:ascii="Times New Roman" w:eastAsia="Times New Roman" w:hAnsi="Times New Roman" w:cs="Times New Roman"/>
+          <w:b/>
+          <w:bCs/>
+          <w:kern w:val="0"/>
+          <w:sz w:val="32"/>
+          <w:szCs w:val="32"/>
+          <w:lang w:bidi="he-IL"/>
+          <w14:ligatures w14:val="none"/>
+        </w:rPr>
+        <w:t>Classification report:</w:t>
+      </w:r>
+    </w:p>
+    <w:p>
+      <w:pPr>
+        <w:bidi/>
+        <w:spacing w:after="0" w:line="240" w:lineRule="auto"/>
+        <w:ind w:firstLine="720"/>
+        <w:rPr>
+          <w:rFonts w:ascii="Times New Roman" w:eastAsia="Times New Roman" w:hAnsi="Times New Roman" w:cs="Times New Roman"/>
+          <w:b/>
+          <w:bCs/>
+          <w:i/>
+          <w:iCs/>
+          <w:kern w:val="0"/>
+          <w:sz w:val="32"/>
+          <w:szCs w:val="32"/>
+          <w:u w:val="single"/>
+          <w:rtl/>
+          <w:lang w:bidi="he-IL"/>
+          <w14:ligatures w14:val="none"/>
+        </w:rPr>
+      </w:pPr>
+      <w:r>
         <w:rPr>
           <w:rFonts w:ascii="Times New Roman" w:eastAsia="Times New Roman" w:hAnsi="Times New Roman" w:cs="Times New Roman" w:hint="cs"/>
+          <w:b/>
+          <w:bCs/>
+          <w:i/>
+          <w:iCs/>
           <w:kern w:val="0"/>
           <w:sz w:val="32"/>
           <w:szCs w:val="32"/>
-          <w:rtl/>
+          <w:highlight w:val="yellow"/>
+          <w:u w:val="single"/>
+          <w:rtl/>
+          <w:lang w:bidi="he-IL"/>
+          <w14:ligatures w14:val="none"/>
+        </w:rPr>
+        <w:t>שאלה1:</w:t>
+      </w:r>
+    </w:p>
+    <w:p>
+      <w:pPr>
+        <w:bidi/>
+        <w:spacing w:after="0" w:line="240" w:lineRule="auto"/>
+        <w:ind w:firstLine="720"/>
+        <w:rPr>
+          <w:rFonts w:ascii="Times New Roman" w:eastAsia="Times New Roman" w:hAnsi="Times New Roman" w:cs="Times New Roman" w:hint="cs"/>
+          <w:b/>
+          <w:bCs/>
+          <w:i/>
+          <w:iCs/>
+          <w:kern w:val="0"/>
+          <w:sz w:val="32"/>
+          <w:szCs w:val="32"/>
+          <w:u w:val="single"/>
           <w:lang w:bidi="he-IL"/>
           <w14:ligatures w14:val="none"/>
         </w:rPr>

--- a/205744873_213474349_hw4_report.docx
+++ b/205744873_213474349_hw4_report.docx
@@ -1898,39 +1898,7 @@
           <w:rtl/>
           <w:lang w:bidi="he-IL"/>
         </w:rPr>
-        <w:t xml:space="preserve"> בספרות (מחקרים </w:t>
-      </w:r>
-      <w:proofErr w:type="spellStart"/>
-      <w:r>
-        <w:rPr>
-          <w:rFonts w:ascii="Times New Roman" w:hAnsi="Times New Roman" w:cs="Times New Roman" w:hint="cs"/>
-          <w:b/>
-          <w:bCs/>
-          <w:i/>
-          <w:iCs/>
-          <w:sz w:val="32"/>
-          <w:szCs w:val="32"/>
-          <w:u w:val="single"/>
-          <w:rtl/>
-          <w:lang w:bidi="he-IL"/>
-        </w:rPr>
-        <w:t>באנטרנט</w:t>
-      </w:r>
-      <w:proofErr w:type="spellEnd"/>
-      <w:r>
-        <w:rPr>
-          <w:rFonts w:ascii="Times New Roman" w:hAnsi="Times New Roman" w:cs="Times New Roman" w:hint="cs"/>
-          <w:b/>
-          <w:bCs/>
-          <w:i/>
-          <w:iCs/>
-          <w:sz w:val="32"/>
-          <w:szCs w:val="32"/>
-          <w:u w:val="single"/>
-          <w:rtl/>
-          <w:lang w:bidi="he-IL"/>
-        </w:rPr>
-        <w:t>)</w:t>
+        <w:t xml:space="preserve"> בספרות (מחקרים באנטרנט)</w:t>
       </w:r>
     </w:p>
     <w:p>
@@ -3917,7 +3885,6 @@
         </w:rPr>
         <w:t xml:space="preserve">: </w:t>
       </w:r>
-      <w:proofErr w:type="gramStart"/>
       <w:r>
         <w:rPr>
           <w:rFonts w:ascii="Times New Roman" w:hAnsi="Times New Roman" w:cs="Times New Roman"/>
@@ -3954,17 +3921,7 @@
           <w:szCs w:val="32"/>
           <w:lang w:bidi="he-IL"/>
         </w:rPr>
-        <w:t>vector</w:t>
-      </w:r>
-      <w:proofErr w:type="gramEnd"/>
-      <w:r>
-        <w:rPr>
-          <w:rFonts w:ascii="Times New Roman" w:hAnsi="Times New Roman" w:cs="Times New Roman"/>
-          <w:sz w:val="32"/>
-          <w:szCs w:val="32"/>
-          <w:lang w:bidi="he-IL"/>
-        </w:rPr>
-        <w:t xml:space="preserve">_size=50, </w:t>
+        <w:t xml:space="preserve">vector_size=50, </w:t>
       </w:r>
       <w:r>
         <w:rPr>
@@ -5975,7 +5932,6 @@
         </w:rPr>
         <w:t xml:space="preserve"> </w:t>
       </w:r>
-      <w:proofErr w:type="spellStart"/>
       <w:r>
         <w:rPr>
           <w:rFonts w:ascii="Times New Roman" w:hAnsi="Times New Roman" w:cs="Times New Roman"/>
@@ -5986,7 +5942,6 @@
         </w:rPr>
         <w:t>למטיזציה</w:t>
       </w:r>
-      <w:proofErr w:type="spellEnd"/>
       <w:r>
         <w:rPr>
           <w:rFonts w:ascii="Times New Roman" w:hAnsi="Times New Roman" w:cs="Times New Roman"/>
@@ -7166,7 +7121,7 @@
       <w:pPr>
         <w:bidi/>
         <w:rPr>
-          <w:rFonts w:ascii="Times New Roman" w:hAnsi="Times New Roman" w:cs="Times New Roman" w:hint="cs"/>
+          <w:rFonts w:ascii="Times New Roman" w:hAnsi="Times New Roman" w:cs="Times New Roman"/>
           <w:b/>
           <w:bCs/>
           <w:i/>
@@ -7223,7 +7178,7 @@
       <w:pPr>
         <w:bidi/>
         <w:rPr>
-          <w:rFonts w:ascii="Times New Roman" w:hAnsi="Times New Roman" w:cs="Times New Roman" w:hint="cs"/>
+          <w:rFonts w:ascii="Times New Roman" w:hAnsi="Times New Roman" w:cs="Times New Roman"/>
           <w:b/>
           <w:bCs/>
           <w:i/>
@@ -7500,8 +7455,882 @@
           <w:rtl/>
           <w:lang w:bidi="he-IL"/>
         </w:rPr>
+        <w:t>"חבר</w:t>
+      </w:r>
+      <w:r>
+        <w:rPr>
+          <w:rFonts w:ascii="Times New Roman" w:hAnsi="Times New Roman" w:cs="Times New Roman"/>
+          <w:b/>
+          <w:bCs/>
+          <w:sz w:val="32"/>
+          <w:szCs w:val="32"/>
+          <w:rtl/>
+          <w:lang w:bidi="he-IL"/>
+        </w:rPr>
+        <w:t xml:space="preserve"> </w:t>
+      </w:r>
+      <w:r>
+        <w:rPr>
+          <w:rFonts w:ascii="Times New Roman" w:hAnsi="Times New Roman" w:cs="Times New Roman" w:hint="cs"/>
+          <w:b/>
+          <w:bCs/>
+          <w:sz w:val="32"/>
+          <w:szCs w:val="32"/>
+          <w:rtl/>
+          <w:lang w:bidi="he-IL"/>
+        </w:rPr>
+        <w:t>הכנסת</w:t>
+      </w:r>
+      <w:r>
+        <w:rPr>
+          <w:rFonts w:ascii="Times New Roman" w:hAnsi="Times New Roman" w:cs="Times New Roman"/>
+          <w:b/>
+          <w:bCs/>
+          <w:sz w:val="32"/>
+          <w:szCs w:val="32"/>
+          <w:rtl/>
+          <w:lang w:bidi="he-IL"/>
+        </w:rPr>
+        <w:t xml:space="preserve"> </w:t>
+      </w:r>
+      <w:r>
+        <w:rPr>
+          <w:rFonts w:ascii="Times New Roman" w:hAnsi="Times New Roman" w:cs="Times New Roman" w:hint="cs"/>
+          <w:b/>
+          <w:bCs/>
+          <w:sz w:val="32"/>
+          <w:szCs w:val="32"/>
+          <w:rtl/>
+          <w:lang w:bidi="he-IL"/>
+        </w:rPr>
+        <w:t>שלמה</w:t>
+      </w:r>
+      <w:r>
+        <w:rPr>
+          <w:rFonts w:ascii="Times New Roman" w:hAnsi="Times New Roman" w:cs="Times New Roman"/>
+          <w:b/>
+          <w:bCs/>
+          <w:sz w:val="32"/>
+          <w:szCs w:val="32"/>
+          <w:rtl/>
+          <w:lang w:bidi="he-IL"/>
+        </w:rPr>
+        <w:t xml:space="preserve"> </w:t>
+      </w:r>
+      <w:r>
+        <w:rPr>
+          <w:rFonts w:ascii="Times New Roman" w:hAnsi="Times New Roman" w:cs="Times New Roman" w:hint="cs"/>
+          <w:b/>
+          <w:bCs/>
+          <w:sz w:val="32"/>
+          <w:szCs w:val="32"/>
+          <w:rtl/>
+          <w:lang w:bidi="he-IL"/>
+        </w:rPr>
+        <w:t>בניזרי</w:t>
+      </w:r>
+      <w:r>
+        <w:rPr>
+          <w:rFonts w:ascii="Times New Roman" w:hAnsi="Times New Roman" w:cs="Times New Roman"/>
+          <w:b/>
+          <w:bCs/>
+          <w:sz w:val="32"/>
+          <w:szCs w:val="32"/>
+          <w:rtl/>
+          <w:lang w:bidi="he-IL"/>
+        </w:rPr>
+        <w:t xml:space="preserve"> , </w:t>
+      </w:r>
+      <w:r>
+        <w:rPr>
+          <w:rFonts w:ascii="Times New Roman" w:hAnsi="Times New Roman" w:cs="Times New Roman" w:hint="cs"/>
+          <w:b/>
+          <w:bCs/>
+          <w:sz w:val="32"/>
+          <w:szCs w:val="32"/>
+          <w:rtl/>
+          <w:lang w:bidi="he-IL"/>
+        </w:rPr>
+        <w:t>בבקשה</w:t>
+      </w:r>
+      <w:r>
+        <w:rPr>
+          <w:rFonts w:ascii="Times New Roman" w:hAnsi="Times New Roman" w:cs="Times New Roman"/>
+          <w:b/>
+          <w:bCs/>
+          <w:sz w:val="32"/>
+          <w:szCs w:val="32"/>
+          <w:rtl/>
+          <w:lang w:bidi="he-IL"/>
+        </w:rPr>
+        <w:t xml:space="preserve"> ; </w:t>
+      </w:r>
+      <w:r>
+        <w:rPr>
+          <w:rFonts w:ascii="Times New Roman" w:hAnsi="Times New Roman" w:cs="Times New Roman" w:hint="cs"/>
+          <w:b/>
+          <w:bCs/>
+          <w:sz w:val="32"/>
+          <w:szCs w:val="32"/>
+          <w:rtl/>
+          <w:lang w:bidi="he-IL"/>
+        </w:rPr>
+        <w:t>ואחריו</w:t>
+      </w:r>
+      <w:r>
+        <w:rPr>
+          <w:rFonts w:ascii="Times New Roman" w:hAnsi="Times New Roman" w:cs="Times New Roman"/>
+          <w:b/>
+          <w:bCs/>
+          <w:sz w:val="32"/>
+          <w:szCs w:val="32"/>
+          <w:rtl/>
+          <w:lang w:bidi="he-IL"/>
+        </w:rPr>
+        <w:t xml:space="preserve"> – </w:t>
+      </w:r>
+      <w:r>
+        <w:rPr>
+          <w:rFonts w:ascii="Times New Roman" w:hAnsi="Times New Roman" w:cs="Times New Roman" w:hint="cs"/>
+          <w:b/>
+          <w:bCs/>
+          <w:sz w:val="32"/>
+          <w:szCs w:val="32"/>
+          <w:rtl/>
+          <w:lang w:bidi="he-IL"/>
+        </w:rPr>
+        <w:t>חבר</w:t>
+      </w:r>
+      <w:r>
+        <w:rPr>
+          <w:rFonts w:ascii="Times New Roman" w:hAnsi="Times New Roman" w:cs="Times New Roman"/>
+          <w:b/>
+          <w:bCs/>
+          <w:sz w:val="32"/>
+          <w:szCs w:val="32"/>
+          <w:rtl/>
+          <w:lang w:bidi="he-IL"/>
+        </w:rPr>
+        <w:t xml:space="preserve"> </w:t>
+      </w:r>
+      <w:r>
+        <w:rPr>
+          <w:rFonts w:ascii="Times New Roman" w:hAnsi="Times New Roman" w:cs="Times New Roman" w:hint="cs"/>
+          <w:b/>
+          <w:bCs/>
+          <w:sz w:val="32"/>
+          <w:szCs w:val="32"/>
+          <w:rtl/>
+          <w:lang w:bidi="he-IL"/>
+        </w:rPr>
+        <w:t>הכנסת</w:t>
+      </w:r>
+      <w:r>
+        <w:rPr>
+          <w:rFonts w:ascii="Times New Roman" w:hAnsi="Times New Roman" w:cs="Times New Roman"/>
+          <w:b/>
+          <w:bCs/>
+          <w:sz w:val="32"/>
+          <w:szCs w:val="32"/>
+          <w:rtl/>
+          <w:lang w:bidi="he-IL"/>
+        </w:rPr>
+        <w:t xml:space="preserve"> </w:t>
+      </w:r>
+      <w:r>
+        <w:rPr>
+          <w:rFonts w:ascii="Times New Roman" w:hAnsi="Times New Roman" w:cs="Times New Roman" w:hint="cs"/>
+          <w:b/>
+          <w:bCs/>
+          <w:sz w:val="32"/>
+          <w:szCs w:val="32"/>
+          <w:rtl/>
+          <w:lang w:bidi="he-IL"/>
+        </w:rPr>
+        <w:t>משה</w:t>
+      </w:r>
+      <w:r>
+        <w:rPr>
+          <w:rFonts w:ascii="Times New Roman" w:hAnsi="Times New Roman" w:cs="Times New Roman"/>
+          <w:b/>
+          <w:bCs/>
+          <w:sz w:val="32"/>
+          <w:szCs w:val="32"/>
+          <w:rtl/>
+          <w:lang w:bidi="he-IL"/>
+        </w:rPr>
+        <w:t xml:space="preserve"> </w:t>
+      </w:r>
+      <w:r>
+        <w:rPr>
+          <w:rFonts w:ascii="Times New Roman" w:hAnsi="Times New Roman" w:cs="Times New Roman" w:hint="cs"/>
+          <w:b/>
+          <w:bCs/>
+          <w:sz w:val="32"/>
+          <w:szCs w:val="32"/>
+          <w:rtl/>
+          <w:lang w:bidi="he-IL"/>
+        </w:rPr>
+        <w:t>קצב"</w:t>
+      </w:r>
+    </w:p>
+    <w:p>
+      <w:pPr>
+        <w:bidi/>
+        <w:ind w:left="1080"/>
+        <w:rPr>
+          <w:rFonts w:ascii="Times New Roman" w:hAnsi="Times New Roman" w:cs="Times New Roman"/>
+          <w:sz w:val="32"/>
+          <w:szCs w:val="32"/>
+          <w:rtl/>
+          <w:lang w:bidi="he-IL"/>
+        </w:rPr>
+      </w:pPr>
+      <w:r>
+        <w:rPr>
+          <w:rFonts w:ascii="Times New Roman" w:hAnsi="Times New Roman" w:cs="Times New Roman"/>
+          <w:sz w:val="32"/>
+          <w:szCs w:val="32"/>
+          <w:rtl/>
+          <w:lang w:bidi="he-IL"/>
+        </w:rPr>
+        <w:t xml:space="preserve">המודל מצא משפט זהה במבנהו העוסק באחמד טיבי ואפי איתם. </w:t>
+      </w:r>
+    </w:p>
+    <w:p>
+      <w:pPr>
+        <w:bidi/>
+        <w:ind w:left="1080"/>
+        <w:rPr>
+          <w:rFonts w:ascii="Times New Roman" w:hAnsi="Times New Roman" w:cs="Times New Roman"/>
+          <w:b/>
+          <w:bCs/>
+          <w:sz w:val="32"/>
+          <w:szCs w:val="32"/>
+          <w:rtl/>
+          <w:lang w:bidi="he-IL"/>
+        </w:rPr>
+      </w:pPr>
+      <w:r>
+        <w:rPr>
+          <w:rFonts w:ascii="Times New Roman" w:hAnsi="Times New Roman" w:cs="Times New Roman" w:hint="cs"/>
+          <w:b/>
+          <w:bCs/>
+          <w:sz w:val="32"/>
+          <w:szCs w:val="32"/>
+          <w:rtl/>
+          <w:lang w:bidi="he-IL"/>
+        </w:rPr>
+        <w:t>"חבר</w:t>
+      </w:r>
+      <w:r>
+        <w:rPr>
+          <w:rFonts w:ascii="Times New Roman" w:hAnsi="Times New Roman" w:cs="Times New Roman"/>
+          <w:b/>
+          <w:bCs/>
+          <w:sz w:val="32"/>
+          <w:szCs w:val="32"/>
+          <w:rtl/>
+          <w:lang w:bidi="he-IL"/>
+        </w:rPr>
+        <w:t xml:space="preserve"> </w:t>
+      </w:r>
+      <w:r>
+        <w:rPr>
+          <w:rFonts w:ascii="Times New Roman" w:hAnsi="Times New Roman" w:cs="Times New Roman" w:hint="cs"/>
+          <w:b/>
+          <w:bCs/>
+          <w:sz w:val="32"/>
+          <w:szCs w:val="32"/>
+          <w:rtl/>
+          <w:lang w:bidi="he-IL"/>
+        </w:rPr>
+        <w:t>הכנסת</w:t>
+      </w:r>
+      <w:r>
+        <w:rPr>
+          <w:rFonts w:ascii="Times New Roman" w:hAnsi="Times New Roman" w:cs="Times New Roman"/>
+          <w:b/>
+          <w:bCs/>
+          <w:sz w:val="32"/>
+          <w:szCs w:val="32"/>
+          <w:rtl/>
+          <w:lang w:bidi="he-IL"/>
+        </w:rPr>
+        <w:t xml:space="preserve"> </w:t>
+      </w:r>
+      <w:r>
+        <w:rPr>
+          <w:rFonts w:ascii="Times New Roman" w:hAnsi="Times New Roman" w:cs="Times New Roman" w:hint="cs"/>
+          <w:b/>
+          <w:bCs/>
+          <w:sz w:val="32"/>
+          <w:szCs w:val="32"/>
+          <w:rtl/>
+          <w:lang w:bidi="he-IL"/>
+        </w:rPr>
+        <w:t>אחמד</w:t>
+      </w:r>
+      <w:r>
+        <w:rPr>
+          <w:rFonts w:ascii="Times New Roman" w:hAnsi="Times New Roman" w:cs="Times New Roman"/>
+          <w:b/>
+          <w:bCs/>
+          <w:sz w:val="32"/>
+          <w:szCs w:val="32"/>
+          <w:rtl/>
+          <w:lang w:bidi="he-IL"/>
+        </w:rPr>
+        <w:t xml:space="preserve"> </w:t>
+      </w:r>
+      <w:r>
+        <w:rPr>
+          <w:rFonts w:ascii="Times New Roman" w:hAnsi="Times New Roman" w:cs="Times New Roman" w:hint="cs"/>
+          <w:b/>
+          <w:bCs/>
+          <w:sz w:val="32"/>
+          <w:szCs w:val="32"/>
+          <w:rtl/>
+          <w:lang w:bidi="he-IL"/>
+        </w:rPr>
+        <w:t>טיבי</w:t>
+      </w:r>
+      <w:r>
+        <w:rPr>
+          <w:rFonts w:ascii="Times New Roman" w:hAnsi="Times New Roman" w:cs="Times New Roman"/>
+          <w:b/>
+          <w:bCs/>
+          <w:sz w:val="32"/>
+          <w:szCs w:val="32"/>
+          <w:rtl/>
+          <w:lang w:bidi="he-IL"/>
+        </w:rPr>
+        <w:t xml:space="preserve"> , </w:t>
+      </w:r>
+      <w:r>
+        <w:rPr>
+          <w:rFonts w:ascii="Times New Roman" w:hAnsi="Times New Roman" w:cs="Times New Roman" w:hint="cs"/>
+          <w:b/>
+          <w:bCs/>
+          <w:sz w:val="32"/>
+          <w:szCs w:val="32"/>
+          <w:rtl/>
+          <w:lang w:bidi="he-IL"/>
+        </w:rPr>
+        <w:t>בבקשה</w:t>
+      </w:r>
+      <w:r>
+        <w:rPr>
+          <w:rFonts w:ascii="Times New Roman" w:hAnsi="Times New Roman" w:cs="Times New Roman"/>
+          <w:b/>
+          <w:bCs/>
+          <w:sz w:val="32"/>
+          <w:szCs w:val="32"/>
+          <w:rtl/>
+          <w:lang w:bidi="he-IL"/>
+        </w:rPr>
+        <w:t xml:space="preserve"> , </w:t>
+      </w:r>
+      <w:r>
+        <w:rPr>
+          <w:rFonts w:ascii="Times New Roman" w:hAnsi="Times New Roman" w:cs="Times New Roman" w:hint="cs"/>
+          <w:b/>
+          <w:bCs/>
+          <w:sz w:val="32"/>
+          <w:szCs w:val="32"/>
+          <w:rtl/>
+          <w:lang w:bidi="he-IL"/>
+        </w:rPr>
+        <w:t>ואחריו</w:t>
+      </w:r>
+      <w:r>
+        <w:rPr>
+          <w:rFonts w:ascii="Times New Roman" w:hAnsi="Times New Roman" w:cs="Times New Roman"/>
+          <w:b/>
+          <w:bCs/>
+          <w:sz w:val="32"/>
+          <w:szCs w:val="32"/>
+          <w:rtl/>
+          <w:lang w:bidi="he-IL"/>
+        </w:rPr>
+        <w:t xml:space="preserve"> – </w:t>
+      </w:r>
+      <w:r>
+        <w:rPr>
+          <w:rFonts w:ascii="Times New Roman" w:hAnsi="Times New Roman" w:cs="Times New Roman" w:hint="cs"/>
+          <w:b/>
+          <w:bCs/>
+          <w:sz w:val="32"/>
+          <w:szCs w:val="32"/>
+          <w:rtl/>
+          <w:lang w:bidi="he-IL"/>
+        </w:rPr>
+        <w:t>חבר</w:t>
+      </w:r>
+      <w:r>
+        <w:rPr>
+          <w:rFonts w:ascii="Times New Roman" w:hAnsi="Times New Roman" w:cs="Times New Roman"/>
+          <w:b/>
+          <w:bCs/>
+          <w:sz w:val="32"/>
+          <w:szCs w:val="32"/>
+          <w:rtl/>
+          <w:lang w:bidi="he-IL"/>
+        </w:rPr>
+        <w:t xml:space="preserve"> </w:t>
+      </w:r>
+      <w:r>
+        <w:rPr>
+          <w:rFonts w:ascii="Times New Roman" w:hAnsi="Times New Roman" w:cs="Times New Roman" w:hint="cs"/>
+          <w:b/>
+          <w:bCs/>
+          <w:sz w:val="32"/>
+          <w:szCs w:val="32"/>
+          <w:rtl/>
+          <w:lang w:bidi="he-IL"/>
+        </w:rPr>
+        <w:t>הכנסת</w:t>
+      </w:r>
+      <w:r>
+        <w:rPr>
+          <w:rFonts w:ascii="Times New Roman" w:hAnsi="Times New Roman" w:cs="Times New Roman"/>
+          <w:b/>
+          <w:bCs/>
+          <w:sz w:val="32"/>
+          <w:szCs w:val="32"/>
+          <w:rtl/>
+          <w:lang w:bidi="he-IL"/>
+        </w:rPr>
+        <w:t xml:space="preserve"> </w:t>
+      </w:r>
+      <w:r>
+        <w:rPr>
+          <w:rFonts w:ascii="Times New Roman" w:hAnsi="Times New Roman" w:cs="Times New Roman" w:hint="cs"/>
+          <w:b/>
+          <w:bCs/>
+          <w:sz w:val="32"/>
+          <w:szCs w:val="32"/>
+          <w:rtl/>
+          <w:lang w:bidi="he-IL"/>
+        </w:rPr>
+        <w:t>אפי</w:t>
+      </w:r>
+      <w:r>
+        <w:rPr>
+          <w:rFonts w:ascii="Times New Roman" w:hAnsi="Times New Roman" w:cs="Times New Roman"/>
+          <w:b/>
+          <w:bCs/>
+          <w:sz w:val="32"/>
+          <w:szCs w:val="32"/>
+          <w:rtl/>
+          <w:lang w:bidi="he-IL"/>
+        </w:rPr>
+        <w:t xml:space="preserve"> </w:t>
+      </w:r>
+      <w:r>
+        <w:rPr>
+          <w:rFonts w:ascii="Times New Roman" w:hAnsi="Times New Roman" w:cs="Times New Roman" w:hint="cs"/>
+          <w:b/>
+          <w:bCs/>
+          <w:sz w:val="32"/>
+          <w:szCs w:val="32"/>
+          <w:rtl/>
+          <w:lang w:bidi="he-IL"/>
+        </w:rPr>
+        <w:t>איתם."</w:t>
+      </w:r>
+    </w:p>
+    <w:p>
+      <w:pPr>
+        <w:bidi/>
+        <w:ind w:left="360" w:firstLine="720"/>
+        <w:rPr>
+          <w:rFonts w:ascii="Times New Roman" w:hAnsi="Times New Roman" w:cs="Times New Roman"/>
+          <w:sz w:val="32"/>
+          <w:szCs w:val="32"/>
+          <w:rtl/>
+          <w:lang w:bidi="he-IL"/>
+        </w:rPr>
+      </w:pPr>
+      <w:r>
+        <w:rPr>
+          <w:rFonts w:ascii="Times New Roman" w:hAnsi="Times New Roman" w:cs="Times New Roman"/>
+          <w:sz w:val="32"/>
+          <w:szCs w:val="32"/>
+          <w:rtl/>
+          <w:lang w:bidi="he-IL"/>
+        </w:rPr>
+        <w:t>בדומה לכך, משפט הפתיחה</w:t>
+      </w:r>
+      <w:r>
+        <w:rPr>
+          <w:rFonts w:ascii="Times New Roman" w:hAnsi="Times New Roman" w:cs="Times New Roman" w:hint="cs"/>
+          <w:sz w:val="32"/>
+          <w:szCs w:val="32"/>
+          <w:rtl/>
+          <w:lang w:bidi="he-IL"/>
+        </w:rPr>
+        <w:t>:</w:t>
+      </w:r>
+    </w:p>
+    <w:p>
+      <w:pPr>
+        <w:bidi/>
+        <w:ind w:left="1080"/>
+        <w:rPr>
+          <w:rFonts w:ascii="Times New Roman" w:hAnsi="Times New Roman" w:cs="Times New Roman"/>
+          <w:b/>
+          <w:bCs/>
+          <w:sz w:val="32"/>
+          <w:szCs w:val="32"/>
+          <w:rtl/>
+          <w:lang w:bidi="he-IL"/>
+        </w:rPr>
+      </w:pPr>
+      <w:r>
+        <w:rPr>
+          <w:rFonts w:ascii="Times New Roman" w:hAnsi="Times New Roman" w:cs="Times New Roman"/>
+          <w:b/>
+          <w:bCs/>
+          <w:sz w:val="32"/>
+          <w:szCs w:val="32"/>
+          <w:rtl/>
+          <w:lang w:bidi="he-IL"/>
+        </w:rPr>
+        <w:t xml:space="preserve"> "</w:t>
+      </w:r>
+      <w:r>
+        <w:rPr>
+          <w:rFonts w:hint="cs"/>
+          <w:b/>
+          <w:bCs/>
+          <w:rtl/>
+          <w:lang w:bidi="he-IL"/>
+        </w:rPr>
+        <w:t xml:space="preserve"> </w:t>
+      </w:r>
+      <w:r>
+        <w:rPr>
+          <w:rFonts w:ascii="Times New Roman" w:hAnsi="Times New Roman" w:cs="Times New Roman" w:hint="cs"/>
+          <w:b/>
+          <w:bCs/>
+          <w:sz w:val="32"/>
+          <w:szCs w:val="32"/>
+          <w:rtl/>
+          <w:lang w:bidi="he-IL"/>
+        </w:rPr>
+        <w:t>אדוני</w:t>
+      </w:r>
+      <w:r>
+        <w:rPr>
+          <w:rFonts w:ascii="Times New Roman" w:hAnsi="Times New Roman" w:cs="Times New Roman"/>
+          <w:b/>
+          <w:bCs/>
+          <w:sz w:val="32"/>
+          <w:szCs w:val="32"/>
+          <w:rtl/>
+          <w:lang w:bidi="he-IL"/>
+        </w:rPr>
+        <w:t xml:space="preserve"> </w:t>
+      </w:r>
+      <w:r>
+        <w:rPr>
+          <w:rFonts w:ascii="Times New Roman" w:hAnsi="Times New Roman" w:cs="Times New Roman" w:hint="cs"/>
+          <w:b/>
+          <w:bCs/>
+          <w:sz w:val="32"/>
+          <w:szCs w:val="32"/>
+          <w:rtl/>
+          <w:lang w:bidi="he-IL"/>
+        </w:rPr>
+        <w:t>היושב</w:t>
+      </w:r>
+      <w:r>
+        <w:rPr>
+          <w:rFonts w:ascii="Times New Roman" w:hAnsi="Times New Roman" w:cs="Times New Roman"/>
+          <w:b/>
+          <w:bCs/>
+          <w:sz w:val="32"/>
+          <w:szCs w:val="32"/>
+          <w:rtl/>
+          <w:lang w:bidi="he-IL"/>
+        </w:rPr>
+        <w:t>-</w:t>
+      </w:r>
+      <w:r>
+        <w:rPr>
+          <w:rFonts w:ascii="Times New Roman" w:hAnsi="Times New Roman" w:cs="Times New Roman" w:hint="cs"/>
+          <w:b/>
+          <w:bCs/>
+          <w:sz w:val="32"/>
+          <w:szCs w:val="32"/>
+          <w:rtl/>
+          <w:lang w:bidi="he-IL"/>
+        </w:rPr>
+        <w:t>ראש</w:t>
+      </w:r>
+      <w:r>
+        <w:rPr>
+          <w:rFonts w:ascii="Times New Roman" w:hAnsi="Times New Roman" w:cs="Times New Roman"/>
+          <w:b/>
+          <w:bCs/>
+          <w:sz w:val="32"/>
+          <w:szCs w:val="32"/>
+          <w:rtl/>
+          <w:lang w:bidi="he-IL"/>
+        </w:rPr>
+        <w:t xml:space="preserve"> , </w:t>
+      </w:r>
+      <w:r>
+        <w:rPr>
+          <w:rFonts w:ascii="Times New Roman" w:hAnsi="Times New Roman" w:cs="Times New Roman" w:hint="cs"/>
+          <w:b/>
+          <w:bCs/>
+          <w:sz w:val="32"/>
+          <w:szCs w:val="32"/>
+          <w:rtl/>
+          <w:lang w:bidi="he-IL"/>
+        </w:rPr>
+        <w:t>חברי</w:t>
+      </w:r>
+      <w:r>
+        <w:rPr>
+          <w:rFonts w:ascii="Times New Roman" w:hAnsi="Times New Roman" w:cs="Times New Roman"/>
+          <w:b/>
+          <w:bCs/>
+          <w:sz w:val="32"/>
+          <w:szCs w:val="32"/>
+          <w:rtl/>
+          <w:lang w:bidi="he-IL"/>
+        </w:rPr>
+        <w:t xml:space="preserve"> </w:t>
+      </w:r>
+      <w:r>
+        <w:rPr>
+          <w:rFonts w:ascii="Times New Roman" w:hAnsi="Times New Roman" w:cs="Times New Roman" w:hint="cs"/>
+          <w:b/>
+          <w:bCs/>
+          <w:sz w:val="32"/>
+          <w:szCs w:val="32"/>
+          <w:rtl/>
+          <w:lang w:bidi="he-IL"/>
+        </w:rPr>
+        <w:t>הכנסת</w:t>
+      </w:r>
+      <w:r>
+        <w:rPr>
+          <w:rFonts w:ascii="Times New Roman" w:hAnsi="Times New Roman" w:cs="Times New Roman"/>
+          <w:b/>
+          <w:bCs/>
+          <w:sz w:val="32"/>
+          <w:szCs w:val="32"/>
+          <w:rtl/>
+          <w:lang w:bidi="he-IL"/>
+        </w:rPr>
+        <w:t xml:space="preserve"> , </w:t>
+      </w:r>
+      <w:r>
+        <w:rPr>
+          <w:rFonts w:ascii="Times New Roman" w:hAnsi="Times New Roman" w:cs="Times New Roman" w:hint="cs"/>
+          <w:b/>
+          <w:bCs/>
+          <w:sz w:val="32"/>
+          <w:szCs w:val="32"/>
+          <w:rtl/>
+          <w:lang w:bidi="he-IL"/>
+        </w:rPr>
+        <w:t>מדי</w:t>
+      </w:r>
+      <w:r>
+        <w:rPr>
+          <w:rFonts w:ascii="Times New Roman" w:hAnsi="Times New Roman" w:cs="Times New Roman"/>
+          <w:b/>
+          <w:bCs/>
+          <w:sz w:val="32"/>
+          <w:szCs w:val="32"/>
+          <w:rtl/>
+          <w:lang w:bidi="he-IL"/>
+        </w:rPr>
+        <w:t xml:space="preserve"> 15 </w:t>
+      </w:r>
+      <w:r>
+        <w:rPr>
+          <w:rFonts w:ascii="Times New Roman" w:hAnsi="Times New Roman" w:cs="Times New Roman" w:hint="cs"/>
+          <w:b/>
+          <w:bCs/>
+          <w:sz w:val="32"/>
+          <w:szCs w:val="32"/>
+          <w:rtl/>
+          <w:lang w:bidi="he-IL"/>
+        </w:rPr>
+        <w:t>שנה</w:t>
+      </w:r>
+      <w:r>
+        <w:rPr>
+          <w:rFonts w:ascii="Times New Roman" w:hAnsi="Times New Roman" w:cs="Times New Roman"/>
+          <w:b/>
+          <w:bCs/>
+          <w:sz w:val="32"/>
+          <w:szCs w:val="32"/>
+          <w:rtl/>
+          <w:lang w:bidi="he-IL"/>
+        </w:rPr>
+        <w:t xml:space="preserve"> </w:t>
+      </w:r>
+      <w:r>
+        <w:rPr>
+          <w:rFonts w:ascii="Times New Roman" w:hAnsi="Times New Roman" w:cs="Times New Roman" w:hint="cs"/>
+          <w:b/>
+          <w:bCs/>
+          <w:sz w:val="32"/>
+          <w:szCs w:val="32"/>
+          <w:rtl/>
+          <w:lang w:bidi="he-IL"/>
+        </w:rPr>
+        <w:t>אובדים</w:t>
+      </w:r>
+      <w:r>
+        <w:rPr>
+          <w:rFonts w:ascii="Times New Roman" w:hAnsi="Times New Roman" w:cs="Times New Roman"/>
+          <w:b/>
+          <w:bCs/>
+          <w:sz w:val="32"/>
+          <w:szCs w:val="32"/>
+          <w:rtl/>
+          <w:lang w:bidi="he-IL"/>
+        </w:rPr>
+        <w:t xml:space="preserve"> </w:t>
+      </w:r>
+      <w:r>
+        <w:rPr>
+          <w:rFonts w:ascii="Times New Roman" w:hAnsi="Times New Roman" w:cs="Times New Roman" w:hint="cs"/>
+          <w:b/>
+          <w:bCs/>
+          <w:sz w:val="32"/>
+          <w:szCs w:val="32"/>
+          <w:rtl/>
+          <w:lang w:bidi="he-IL"/>
+        </w:rPr>
+        <w:t>בהתבוללות</w:t>
+      </w:r>
+      <w:r>
+        <w:rPr>
+          <w:rFonts w:ascii="Times New Roman" w:hAnsi="Times New Roman" w:cs="Times New Roman"/>
+          <w:b/>
+          <w:bCs/>
+          <w:sz w:val="32"/>
+          <w:szCs w:val="32"/>
+          <w:rtl/>
+          <w:lang w:bidi="he-IL"/>
+        </w:rPr>
+        <w:t xml:space="preserve"> </w:t>
+      </w:r>
+      <w:r>
+        <w:rPr>
+          <w:rFonts w:ascii="Times New Roman" w:hAnsi="Times New Roman" w:cs="Times New Roman" w:hint="cs"/>
+          <w:b/>
+          <w:bCs/>
+          <w:sz w:val="32"/>
+          <w:szCs w:val="32"/>
+          <w:rtl/>
+          <w:lang w:bidi="he-IL"/>
+        </w:rPr>
+        <w:t>מיליון</w:t>
+      </w:r>
+      <w:r>
+        <w:rPr>
+          <w:rFonts w:ascii="Times New Roman" w:hAnsi="Times New Roman" w:cs="Times New Roman"/>
+          <w:b/>
+          <w:bCs/>
+          <w:sz w:val="32"/>
+          <w:szCs w:val="32"/>
+          <w:rtl/>
+          <w:lang w:bidi="he-IL"/>
+        </w:rPr>
+        <w:t xml:space="preserve"> </w:t>
+      </w:r>
+      <w:r>
+        <w:rPr>
+          <w:rFonts w:ascii="Times New Roman" w:hAnsi="Times New Roman" w:cs="Times New Roman" w:hint="cs"/>
+          <w:b/>
+          <w:bCs/>
+          <w:sz w:val="32"/>
+          <w:szCs w:val="32"/>
+          <w:rtl/>
+          <w:lang w:bidi="he-IL"/>
+        </w:rPr>
+        <w:t>יהודים</w:t>
+      </w:r>
+      <w:r>
+        <w:rPr>
+          <w:rFonts w:ascii="Times New Roman" w:hAnsi="Times New Roman" w:cs="Times New Roman"/>
+          <w:b/>
+          <w:bCs/>
+          <w:sz w:val="32"/>
+          <w:szCs w:val="32"/>
+          <w:rtl/>
+          <w:lang w:bidi="he-IL"/>
+        </w:rPr>
+        <w:t xml:space="preserve"> . </w:t>
+      </w:r>
+      <w:r>
+        <w:rPr>
+          <w:rFonts w:ascii="Times New Roman" w:hAnsi="Times New Roman" w:cs="Times New Roman"/>
+          <w:b/>
+          <w:bCs/>
+          <w:sz w:val="32"/>
+          <w:szCs w:val="32"/>
+          <w:rtl/>
+          <w:lang w:bidi="he-IL"/>
+        </w:rPr>
         <w:t>"</w:t>
       </w:r>
+    </w:p>
+    <w:p>
+      <w:pPr>
+        <w:bidi/>
+        <w:ind w:left="1080"/>
+        <w:rPr>
+          <w:rFonts w:ascii="Times New Roman" w:hAnsi="Times New Roman" w:cs="Times New Roman"/>
+          <w:sz w:val="32"/>
+          <w:szCs w:val="32"/>
+          <w:rtl/>
+          <w:lang w:bidi="he-IL"/>
+        </w:rPr>
+      </w:pPr>
+      <w:r>
+        <w:rPr>
+          <w:rFonts w:ascii="Times New Roman" w:hAnsi="Times New Roman" w:cs="Times New Roman"/>
+          <w:sz w:val="32"/>
+          <w:szCs w:val="32"/>
+          <w:rtl/>
+          <w:lang w:bidi="he-IL"/>
+        </w:rPr>
+        <w:t xml:space="preserve"> נמצא קרוב למשפט פתיחה דומה מאוד העוסק בהסכם השלום עם ירדן</w:t>
+      </w:r>
+      <w:r>
+        <w:rPr>
+          <w:rFonts w:ascii="Times New Roman" w:hAnsi="Times New Roman" w:cs="Times New Roman"/>
+          <w:sz w:val="32"/>
+          <w:szCs w:val="32"/>
+          <w:lang w:bidi="he-IL"/>
+        </w:rPr>
+        <w:t>.</w:t>
+      </w:r>
+    </w:p>
+    <w:p>
+      <w:pPr>
+        <w:bidi/>
+        <w:ind w:left="1080"/>
+        <w:rPr>
+          <w:rFonts w:ascii="Times New Roman" w:hAnsi="Times New Roman" w:cs="Times New Roman"/>
+          <w:b/>
+          <w:bCs/>
+          <w:sz w:val="32"/>
+          <w:szCs w:val="32"/>
+          <w:lang w:bidi="he-IL"/>
+        </w:rPr>
+      </w:pPr>
       <w:r>
         <w:rPr>
           <w:rFonts w:ascii="Times New Roman" w:hAnsi="Times New Roman" w:cs="Times New Roman" w:hint="cs"/>
@@ -7512,15 +8341,13 @@
           <w:rtl/>
           <w:lang w:bidi="he-IL"/>
         </w:rPr>
-        <w:t>חבר</w:t>
-      </w:r>
-      <w:r>
-        <w:rPr>
-          <w:rFonts w:ascii="Times New Roman" w:hAnsi="Times New Roman" w:cs="Times New Roman"/>
-          <w:b/>
-          <w:bCs/>
-          <w:sz w:val="32"/>
-          <w:szCs w:val="32"/>
+        <w:t>"</w:t>
+      </w:r>
+      <w:r>
+        <w:rPr>
+          <w:rFonts w:hint="cs"/>
+          <w:b/>
+          <w:bCs/>
           <w:rtl/>
           <w:lang w:bidi="he-IL"/>
         </w:rPr>
@@ -7536,6 +8363,126 @@
           <w:rtl/>
           <w:lang w:bidi="he-IL"/>
         </w:rPr>
+        <w:t>אדוני</w:t>
+      </w:r>
+      <w:r>
+        <w:rPr>
+          <w:rFonts w:ascii="Times New Roman" w:hAnsi="Times New Roman" w:cs="Times New Roman"/>
+          <w:b/>
+          <w:bCs/>
+          <w:sz w:val="32"/>
+          <w:szCs w:val="32"/>
+          <w:rtl/>
+          <w:lang w:bidi="he-IL"/>
+        </w:rPr>
+        <w:t xml:space="preserve"> </w:t>
+      </w:r>
+      <w:r>
+        <w:rPr>
+          <w:rFonts w:ascii="Times New Roman" w:hAnsi="Times New Roman" w:cs="Times New Roman" w:hint="cs"/>
+          <w:b/>
+          <w:bCs/>
+          <w:sz w:val="32"/>
+          <w:szCs w:val="32"/>
+          <w:rtl/>
+          <w:lang w:bidi="he-IL"/>
+        </w:rPr>
+        <w:t>היושב</w:t>
+      </w:r>
+      <w:r>
+        <w:rPr>
+          <w:rFonts w:ascii="Times New Roman" w:hAnsi="Times New Roman" w:cs="Times New Roman"/>
+          <w:b/>
+          <w:bCs/>
+          <w:sz w:val="32"/>
+          <w:szCs w:val="32"/>
+          <w:rtl/>
+          <w:lang w:bidi="he-IL"/>
+        </w:rPr>
+        <w:t>-</w:t>
+      </w:r>
+      <w:r>
+        <w:rPr>
+          <w:rFonts w:ascii="Times New Roman" w:hAnsi="Times New Roman" w:cs="Times New Roman" w:hint="cs"/>
+          <w:b/>
+          <w:bCs/>
+          <w:sz w:val="32"/>
+          <w:szCs w:val="32"/>
+          <w:rtl/>
+          <w:lang w:bidi="he-IL"/>
+        </w:rPr>
+        <w:t>ראש</w:t>
+      </w:r>
+      <w:r>
+        <w:rPr>
+          <w:rFonts w:ascii="Times New Roman" w:hAnsi="Times New Roman" w:cs="Times New Roman"/>
+          <w:b/>
+          <w:bCs/>
+          <w:sz w:val="32"/>
+          <w:szCs w:val="32"/>
+          <w:rtl/>
+          <w:lang w:bidi="he-IL"/>
+        </w:rPr>
+        <w:t xml:space="preserve"> , </w:t>
+      </w:r>
+      <w:r>
+        <w:rPr>
+          <w:rFonts w:ascii="Times New Roman" w:hAnsi="Times New Roman" w:cs="Times New Roman" w:hint="cs"/>
+          <w:b/>
+          <w:bCs/>
+          <w:sz w:val="32"/>
+          <w:szCs w:val="32"/>
+          <w:rtl/>
+          <w:lang w:bidi="he-IL"/>
+        </w:rPr>
+        <w:t>חברי</w:t>
+      </w:r>
+      <w:r>
+        <w:rPr>
+          <w:rFonts w:ascii="Times New Roman" w:hAnsi="Times New Roman" w:cs="Times New Roman"/>
+          <w:b/>
+          <w:bCs/>
+          <w:sz w:val="32"/>
+          <w:szCs w:val="32"/>
+          <w:rtl/>
+          <w:lang w:bidi="he-IL"/>
+        </w:rPr>
+        <w:t xml:space="preserve"> </w:t>
+      </w:r>
+      <w:r>
+        <w:rPr>
+          <w:rFonts w:ascii="Times New Roman" w:hAnsi="Times New Roman" w:cs="Times New Roman" w:hint="cs"/>
+          <w:b/>
+          <w:bCs/>
+          <w:sz w:val="32"/>
+          <w:szCs w:val="32"/>
+          <w:rtl/>
+          <w:lang w:bidi="he-IL"/>
+        </w:rPr>
+        <w:t>חברי</w:t>
+      </w:r>
+      <w:r>
+        <w:rPr>
+          <w:rFonts w:ascii="Times New Roman" w:hAnsi="Times New Roman" w:cs="Times New Roman"/>
+          <w:b/>
+          <w:bCs/>
+          <w:sz w:val="32"/>
+          <w:szCs w:val="32"/>
+          <w:rtl/>
+          <w:lang w:bidi="he-IL"/>
+        </w:rPr>
+        <w:t xml:space="preserve"> </w:t>
+      </w:r>
+      <w:r>
+        <w:rPr>
+          <w:rFonts w:ascii="Times New Roman" w:hAnsi="Times New Roman" w:cs="Times New Roman" w:hint="cs"/>
+          <w:b/>
+          <w:bCs/>
+          <w:sz w:val="32"/>
+          <w:szCs w:val="32"/>
+          <w:rtl/>
+          <w:lang w:bidi="he-IL"/>
+        </w:rPr>
         <w:t>הכנסת</w:t>
       </w:r>
       <w:r>
@@ -7548,6 +8495,30 @@
           <w:rtl/>
           <w:lang w:bidi="he-IL"/>
         </w:rPr>
+        <w:t xml:space="preserve"> , </w:t>
+      </w:r>
+      <w:r>
+        <w:rPr>
+          <w:rFonts w:ascii="Times New Roman" w:hAnsi="Times New Roman" w:cs="Times New Roman" w:hint="cs"/>
+          <w:b/>
+          <w:bCs/>
+          <w:sz w:val="32"/>
+          <w:szCs w:val="32"/>
+          <w:rtl/>
+          <w:lang w:bidi="he-IL"/>
+        </w:rPr>
+        <w:t>עשר</w:t>
+      </w:r>
+      <w:r>
+        <w:rPr>
+          <w:rFonts w:ascii="Times New Roman" w:hAnsi="Times New Roman" w:cs="Times New Roman"/>
+          <w:b/>
+          <w:bCs/>
+          <w:sz w:val="32"/>
+          <w:szCs w:val="32"/>
+          <w:rtl/>
+          <w:lang w:bidi="he-IL"/>
+        </w:rPr>
         <w:t xml:space="preserve"> </w:t>
       </w:r>
       <w:r>
@@ -7560,7 +8531,7 @@
           <w:rtl/>
           <w:lang w:bidi="he-IL"/>
         </w:rPr>
-        <w:t>שלמה</w:t>
+        <w:t>שנים</w:t>
       </w:r>
       <w:r>
         <w:rPr>
@@ -7584,7 +8555,31 @@
           <w:rtl/>
           <w:lang w:bidi="he-IL"/>
         </w:rPr>
-        <w:t>בניזרי</w:t>
+        <w:t>כבר</w:t>
+      </w:r>
+      <w:r>
+        <w:rPr>
+          <w:rFonts w:ascii="Times New Roman" w:hAnsi="Times New Roman" w:cs="Times New Roman"/>
+          <w:b/>
+          <w:bCs/>
+          <w:sz w:val="32"/>
+          <w:szCs w:val="32"/>
+          <w:rtl/>
+          <w:lang w:bidi="he-IL"/>
+        </w:rPr>
+        <w:t xml:space="preserve"> </w:t>
+      </w:r>
+      <w:r>
+        <w:rPr>
+          <w:rFonts w:ascii="Times New Roman" w:hAnsi="Times New Roman" w:cs="Times New Roman" w:hint="cs"/>
+          <w:b/>
+          <w:bCs/>
+          <w:sz w:val="32"/>
+          <w:szCs w:val="32"/>
+          <w:rtl/>
+          <w:lang w:bidi="he-IL"/>
+        </w:rPr>
+        <w:t>חלפו</w:t>
       </w:r>
       <w:r>
         <w:rPr>
@@ -7608,19 +8603,19 @@
           <w:rtl/>
           <w:lang w:bidi="he-IL"/>
         </w:rPr>
-        <w:t>בבקשה</w:t>
-      </w:r>
-      <w:r>
-        <w:rPr>
-          <w:rFonts w:ascii="Times New Roman" w:hAnsi="Times New Roman" w:cs="Times New Roman"/>
-          <w:b/>
-          <w:bCs/>
-          <w:sz w:val="32"/>
-          <w:szCs w:val="32"/>
-          <w:rtl/>
-          <w:lang w:bidi="he-IL"/>
-        </w:rPr>
-        <w:t xml:space="preserve"> ; </w:t>
+        <w:t>והן</w:t>
+      </w:r>
+      <w:r>
+        <w:rPr>
+          <w:rFonts w:ascii="Times New Roman" w:hAnsi="Times New Roman" w:cs="Times New Roman"/>
+          <w:b/>
+          <w:bCs/>
+          <w:sz w:val="32"/>
+          <w:szCs w:val="32"/>
+          <w:rtl/>
+          <w:lang w:bidi="he-IL"/>
+        </w:rPr>
+        <w:t xml:space="preserve"> </w:t>
       </w:r>
       <w:r>
         <w:rPr>
@@ -7632,19 +8627,19 @@
           <w:rtl/>
           <w:lang w:bidi="he-IL"/>
         </w:rPr>
-        <w:t>ואחריו</w:t>
-      </w:r>
-      <w:r>
-        <w:rPr>
-          <w:rFonts w:ascii="Times New Roman" w:hAnsi="Times New Roman" w:cs="Times New Roman"/>
-          <w:b/>
-          <w:bCs/>
-          <w:sz w:val="32"/>
-          <w:szCs w:val="32"/>
-          <w:rtl/>
-          <w:lang w:bidi="he-IL"/>
-        </w:rPr>
-        <w:t xml:space="preserve"> – </w:t>
+        <w:t>חלפו</w:t>
+      </w:r>
+      <w:r>
+        <w:rPr>
+          <w:rFonts w:ascii="Times New Roman" w:hAnsi="Times New Roman" w:cs="Times New Roman"/>
+          <w:b/>
+          <w:bCs/>
+          <w:sz w:val="32"/>
+          <w:szCs w:val="32"/>
+          <w:rtl/>
+          <w:lang w:bidi="he-IL"/>
+        </w:rPr>
+        <w:t xml:space="preserve"> </w:t>
       </w:r>
       <w:r>
         <w:rPr>
@@ -7656,7 +8651,31 @@
           <w:rtl/>
           <w:lang w:bidi="he-IL"/>
         </w:rPr>
-        <w:t>חבר</w:t>
+        <w:t>מהר</w:t>
+      </w:r>
+      <w:r>
+        <w:rPr>
+          <w:rFonts w:ascii="Times New Roman" w:hAnsi="Times New Roman" w:cs="Times New Roman"/>
+          <w:b/>
+          <w:bCs/>
+          <w:sz w:val="32"/>
+          <w:szCs w:val="32"/>
+          <w:rtl/>
+          <w:lang w:bidi="he-IL"/>
+        </w:rPr>
+        <w:t xml:space="preserve"> , </w:t>
+      </w:r>
+      <w:r>
+        <w:rPr>
+          <w:rFonts w:ascii="Times New Roman" w:hAnsi="Times New Roman" w:cs="Times New Roman" w:hint="cs"/>
+          <w:b/>
+          <w:bCs/>
+          <w:sz w:val="32"/>
+          <w:szCs w:val="32"/>
+          <w:rtl/>
+          <w:lang w:bidi="he-IL"/>
+        </w:rPr>
+        <w:t>מאז</w:t>
       </w:r>
       <w:r>
         <w:rPr>
@@ -7680,7 +8699,7 @@
           <w:rtl/>
           <w:lang w:bidi="he-IL"/>
         </w:rPr>
-        <w:t>הכנסת</w:t>
+        <w:t>נחתם</w:t>
       </w:r>
       <w:r>
         <w:rPr>
@@ -7704,7 +8723,7 @@
           <w:rtl/>
           <w:lang w:bidi="he-IL"/>
         </w:rPr>
-        <w:t>משה</w:t>
+        <w:t>הסכם</w:t>
       </w:r>
       <w:r>
         <w:rPr>
@@ -7728,7 +8747,19 @@
           <w:rtl/>
           <w:lang w:bidi="he-IL"/>
         </w:rPr>
-        <w:t>קצב</w:t>
+        <w:t>השלום</w:t>
+      </w:r>
+      <w:r>
+        <w:rPr>
+          <w:rFonts w:ascii="Times New Roman" w:hAnsi="Times New Roman" w:cs="Times New Roman"/>
+          <w:b/>
+          <w:bCs/>
+          <w:sz w:val="32"/>
+          <w:szCs w:val="32"/>
+          <w:rtl/>
+          <w:lang w:bidi="he-IL"/>
+        </w:rPr>
+        <w:t xml:space="preserve"> </w:t>
       </w:r>
       <w:r>
         <w:rPr>
@@ -7740,46 +8771,20 @@
           <w:rtl/>
           <w:lang w:bidi="he-IL"/>
         </w:rPr>
-        <w:t>"</w:t>
-      </w:r>
-    </w:p>
-    <w:p>
-      <w:pPr>
-        <w:bidi/>
-        <w:ind w:left="1080"/>
-        <w:rPr>
-          <w:rFonts w:ascii="Times New Roman" w:hAnsi="Times New Roman" w:cs="Times New Roman"/>
-          <w:sz w:val="32"/>
-          <w:szCs w:val="32"/>
-          <w:rtl/>
-          <w:lang w:bidi="he-IL"/>
-        </w:rPr>
-      </w:pPr>
-      <w:r>
-        <w:rPr>
-          <w:rFonts w:ascii="Times New Roman" w:hAnsi="Times New Roman" w:cs="Times New Roman"/>
-          <w:sz w:val="32"/>
-          <w:szCs w:val="32"/>
-          <w:rtl/>
-          <w:lang w:bidi="he-IL"/>
-        </w:rPr>
-        <w:t xml:space="preserve">המודל מצא משפט זהה במבנהו העוסק באחמד טיבי ואפי איתם. </w:t>
-      </w:r>
-    </w:p>
-    <w:p>
-      <w:pPr>
-        <w:bidi/>
-        <w:ind w:left="1080"/>
-        <w:rPr>
-          <w:rFonts w:ascii="Times New Roman" w:hAnsi="Times New Roman" w:cs="Times New Roman"/>
-          <w:b/>
-          <w:bCs/>
-          <w:sz w:val="32"/>
-          <w:szCs w:val="32"/>
-          <w:rtl/>
-          <w:lang w:bidi="he-IL"/>
-        </w:rPr>
-      </w:pPr>
+        <w:t>ההיסטורי</w:t>
+      </w:r>
+      <w:r>
+        <w:rPr>
+          <w:rFonts w:ascii="Times New Roman" w:hAnsi="Times New Roman" w:cs="Times New Roman"/>
+          <w:b/>
+          <w:bCs/>
+          <w:sz w:val="32"/>
+          <w:szCs w:val="32"/>
+          <w:rtl/>
+          <w:lang w:bidi="he-IL"/>
+        </w:rPr>
+        <w:t xml:space="preserve"> </w:t>
+      </w:r>
       <w:r>
         <w:rPr>
           <w:rFonts w:ascii="Times New Roman" w:hAnsi="Times New Roman" w:cs="Times New Roman" w:hint="cs"/>
@@ -7790,7 +8795,19 @@
           <w:rtl/>
           <w:lang w:bidi="he-IL"/>
         </w:rPr>
-        <w:t>"</w:t>
+        <w:t>עם</w:t>
+      </w:r>
+      <w:r>
+        <w:rPr>
+          <w:rFonts w:ascii="Times New Roman" w:hAnsi="Times New Roman" w:cs="Times New Roman"/>
+          <w:b/>
+          <w:bCs/>
+          <w:sz w:val="32"/>
+          <w:szCs w:val="32"/>
+          <w:rtl/>
+          <w:lang w:bidi="he-IL"/>
+        </w:rPr>
+        <w:t xml:space="preserve"> </w:t>
       </w:r>
       <w:r>
         <w:rPr>
@@ -7802,1141 +8819,7 @@
           <w:rtl/>
           <w:lang w:bidi="he-IL"/>
         </w:rPr>
-        <w:t>חבר</w:t>
-      </w:r>
-      <w:r>
-        <w:rPr>
-          <w:rFonts w:ascii="Times New Roman" w:hAnsi="Times New Roman" w:cs="Times New Roman"/>
-          <w:b/>
-          <w:bCs/>
-          <w:sz w:val="32"/>
-          <w:szCs w:val="32"/>
-          <w:rtl/>
-          <w:lang w:bidi="he-IL"/>
-        </w:rPr>
-        <w:t xml:space="preserve"> </w:t>
-      </w:r>
-      <w:r>
-        <w:rPr>
-          <w:rFonts w:ascii="Times New Roman" w:hAnsi="Times New Roman" w:cs="Times New Roman" w:hint="cs"/>
-          <w:b/>
-          <w:bCs/>
-          <w:sz w:val="32"/>
-          <w:szCs w:val="32"/>
-          <w:rtl/>
-          <w:lang w:bidi="he-IL"/>
-        </w:rPr>
-        <w:t>הכנסת</w:t>
-      </w:r>
-      <w:r>
-        <w:rPr>
-          <w:rFonts w:ascii="Times New Roman" w:hAnsi="Times New Roman" w:cs="Times New Roman"/>
-          <w:b/>
-          <w:bCs/>
-          <w:sz w:val="32"/>
-          <w:szCs w:val="32"/>
-          <w:rtl/>
-          <w:lang w:bidi="he-IL"/>
-        </w:rPr>
-        <w:t xml:space="preserve"> </w:t>
-      </w:r>
-      <w:r>
-        <w:rPr>
-          <w:rFonts w:ascii="Times New Roman" w:hAnsi="Times New Roman" w:cs="Times New Roman" w:hint="cs"/>
-          <w:b/>
-          <w:bCs/>
-          <w:sz w:val="32"/>
-          <w:szCs w:val="32"/>
-          <w:rtl/>
-          <w:lang w:bidi="he-IL"/>
-        </w:rPr>
-        <w:t>אחמד</w:t>
-      </w:r>
-      <w:r>
-        <w:rPr>
-          <w:rFonts w:ascii="Times New Roman" w:hAnsi="Times New Roman" w:cs="Times New Roman"/>
-          <w:b/>
-          <w:bCs/>
-          <w:sz w:val="32"/>
-          <w:szCs w:val="32"/>
-          <w:rtl/>
-          <w:lang w:bidi="he-IL"/>
-        </w:rPr>
-        <w:t xml:space="preserve"> </w:t>
-      </w:r>
-      <w:r>
-        <w:rPr>
-          <w:rFonts w:ascii="Times New Roman" w:hAnsi="Times New Roman" w:cs="Times New Roman" w:hint="cs"/>
-          <w:b/>
-          <w:bCs/>
-          <w:sz w:val="32"/>
-          <w:szCs w:val="32"/>
-          <w:rtl/>
-          <w:lang w:bidi="he-IL"/>
-        </w:rPr>
-        <w:t>טיבי</w:t>
-      </w:r>
-      <w:r>
-        <w:rPr>
-          <w:rFonts w:ascii="Times New Roman" w:hAnsi="Times New Roman" w:cs="Times New Roman"/>
-          <w:b/>
-          <w:bCs/>
-          <w:sz w:val="32"/>
-          <w:szCs w:val="32"/>
-          <w:rtl/>
-          <w:lang w:bidi="he-IL"/>
-        </w:rPr>
-        <w:t xml:space="preserve"> , </w:t>
-      </w:r>
-      <w:r>
-        <w:rPr>
-          <w:rFonts w:ascii="Times New Roman" w:hAnsi="Times New Roman" w:cs="Times New Roman" w:hint="cs"/>
-          <w:b/>
-          <w:bCs/>
-          <w:sz w:val="32"/>
-          <w:szCs w:val="32"/>
-          <w:rtl/>
-          <w:lang w:bidi="he-IL"/>
-        </w:rPr>
-        <w:t>בבקשה</w:t>
-      </w:r>
-      <w:r>
-        <w:rPr>
-          <w:rFonts w:ascii="Times New Roman" w:hAnsi="Times New Roman" w:cs="Times New Roman"/>
-          <w:b/>
-          <w:bCs/>
-          <w:sz w:val="32"/>
-          <w:szCs w:val="32"/>
-          <w:rtl/>
-          <w:lang w:bidi="he-IL"/>
-        </w:rPr>
-        <w:t xml:space="preserve"> , </w:t>
-      </w:r>
-      <w:r>
-        <w:rPr>
-          <w:rFonts w:ascii="Times New Roman" w:hAnsi="Times New Roman" w:cs="Times New Roman" w:hint="cs"/>
-          <w:b/>
-          <w:bCs/>
-          <w:sz w:val="32"/>
-          <w:szCs w:val="32"/>
-          <w:rtl/>
-          <w:lang w:bidi="he-IL"/>
-        </w:rPr>
-        <w:t>ואחריו</w:t>
-      </w:r>
-      <w:r>
-        <w:rPr>
-          <w:rFonts w:ascii="Times New Roman" w:hAnsi="Times New Roman" w:cs="Times New Roman"/>
-          <w:b/>
-          <w:bCs/>
-          <w:sz w:val="32"/>
-          <w:szCs w:val="32"/>
-          <w:rtl/>
-          <w:lang w:bidi="he-IL"/>
-        </w:rPr>
-        <w:t xml:space="preserve"> – </w:t>
-      </w:r>
-      <w:r>
-        <w:rPr>
-          <w:rFonts w:ascii="Times New Roman" w:hAnsi="Times New Roman" w:cs="Times New Roman" w:hint="cs"/>
-          <w:b/>
-          <w:bCs/>
-          <w:sz w:val="32"/>
-          <w:szCs w:val="32"/>
-          <w:rtl/>
-          <w:lang w:bidi="he-IL"/>
-        </w:rPr>
-        <w:t>חבר</w:t>
-      </w:r>
-      <w:r>
-        <w:rPr>
-          <w:rFonts w:ascii="Times New Roman" w:hAnsi="Times New Roman" w:cs="Times New Roman"/>
-          <w:b/>
-          <w:bCs/>
-          <w:sz w:val="32"/>
-          <w:szCs w:val="32"/>
-          <w:rtl/>
-          <w:lang w:bidi="he-IL"/>
-        </w:rPr>
-        <w:t xml:space="preserve"> </w:t>
-      </w:r>
-      <w:r>
-        <w:rPr>
-          <w:rFonts w:ascii="Times New Roman" w:hAnsi="Times New Roman" w:cs="Times New Roman" w:hint="cs"/>
-          <w:b/>
-          <w:bCs/>
-          <w:sz w:val="32"/>
-          <w:szCs w:val="32"/>
-          <w:rtl/>
-          <w:lang w:bidi="he-IL"/>
-        </w:rPr>
-        <w:t>הכנסת</w:t>
-      </w:r>
-      <w:r>
-        <w:rPr>
-          <w:rFonts w:ascii="Times New Roman" w:hAnsi="Times New Roman" w:cs="Times New Roman"/>
-          <w:b/>
-          <w:bCs/>
-          <w:sz w:val="32"/>
-          <w:szCs w:val="32"/>
-          <w:rtl/>
-          <w:lang w:bidi="he-IL"/>
-        </w:rPr>
-        <w:t xml:space="preserve"> </w:t>
-      </w:r>
-      <w:r>
-        <w:rPr>
-          <w:rFonts w:ascii="Times New Roman" w:hAnsi="Times New Roman" w:cs="Times New Roman" w:hint="cs"/>
-          <w:b/>
-          <w:bCs/>
-          <w:sz w:val="32"/>
-          <w:szCs w:val="32"/>
-          <w:rtl/>
-          <w:lang w:bidi="he-IL"/>
-        </w:rPr>
-        <w:t>אפי</w:t>
-      </w:r>
-      <w:r>
-        <w:rPr>
-          <w:rFonts w:ascii="Times New Roman" w:hAnsi="Times New Roman" w:cs="Times New Roman"/>
-          <w:b/>
-          <w:bCs/>
-          <w:sz w:val="32"/>
-          <w:szCs w:val="32"/>
-          <w:rtl/>
-          <w:lang w:bidi="he-IL"/>
-        </w:rPr>
-        <w:t xml:space="preserve"> </w:t>
-      </w:r>
-      <w:r>
-        <w:rPr>
-          <w:rFonts w:ascii="Times New Roman" w:hAnsi="Times New Roman" w:cs="Times New Roman" w:hint="cs"/>
-          <w:b/>
-          <w:bCs/>
-          <w:sz w:val="32"/>
-          <w:szCs w:val="32"/>
-          <w:rtl/>
-          <w:lang w:bidi="he-IL"/>
-        </w:rPr>
-        <w:t>איתם</w:t>
-      </w:r>
-      <w:r>
-        <w:rPr>
-          <w:rFonts w:ascii="Times New Roman" w:hAnsi="Times New Roman" w:cs="Times New Roman" w:hint="cs"/>
-          <w:b/>
-          <w:bCs/>
-          <w:sz w:val="32"/>
-          <w:szCs w:val="32"/>
-          <w:rtl/>
-          <w:lang w:bidi="he-IL"/>
-        </w:rPr>
-        <w:t>."</w:t>
-      </w:r>
-    </w:p>
-    <w:p>
-      <w:pPr>
-        <w:bidi/>
-        <w:ind w:left="360" w:firstLine="720"/>
-        <w:rPr>
-          <w:rFonts w:ascii="Times New Roman" w:hAnsi="Times New Roman" w:cs="Times New Roman"/>
-          <w:sz w:val="32"/>
-          <w:szCs w:val="32"/>
-          <w:rtl/>
-          <w:lang w:bidi="he-IL"/>
-        </w:rPr>
-      </w:pPr>
-      <w:r>
-        <w:rPr>
-          <w:rFonts w:ascii="Times New Roman" w:hAnsi="Times New Roman" w:cs="Times New Roman"/>
-          <w:sz w:val="32"/>
-          <w:szCs w:val="32"/>
-          <w:rtl/>
-          <w:lang w:bidi="he-IL"/>
-        </w:rPr>
-        <w:t>בדומה לכך, משפט הפתיחה</w:t>
-      </w:r>
-      <w:r>
-        <w:rPr>
-          <w:rFonts w:ascii="Times New Roman" w:hAnsi="Times New Roman" w:cs="Times New Roman" w:hint="cs"/>
-          <w:sz w:val="32"/>
-          <w:szCs w:val="32"/>
-          <w:rtl/>
-          <w:lang w:bidi="he-IL"/>
-        </w:rPr>
-        <w:t>:</w:t>
-      </w:r>
-    </w:p>
-    <w:p>
-      <w:pPr>
-        <w:bidi/>
-        <w:ind w:left="1080"/>
-        <w:rPr>
-          <w:rFonts w:ascii="Times New Roman" w:hAnsi="Times New Roman" w:cs="Times New Roman"/>
-          <w:b/>
-          <w:bCs/>
-          <w:sz w:val="32"/>
-          <w:szCs w:val="32"/>
-          <w:rtl/>
-          <w:lang w:bidi="he-IL"/>
-        </w:rPr>
-      </w:pPr>
-      <w:r>
-        <w:rPr>
-          <w:rFonts w:ascii="Times New Roman" w:hAnsi="Times New Roman" w:cs="Times New Roman"/>
-          <w:b/>
-          <w:bCs/>
-          <w:sz w:val="32"/>
-          <w:szCs w:val="32"/>
-          <w:rtl/>
-          <w:lang w:bidi="he-IL"/>
-        </w:rPr>
-        <w:t xml:space="preserve"> "</w:t>
-      </w:r>
-      <w:r>
-        <w:rPr>
-          <w:rFonts w:hint="cs"/>
-          <w:b/>
-          <w:bCs/>
-          <w:rtl/>
-          <w:lang w:bidi="he-IL"/>
-        </w:rPr>
-        <w:t xml:space="preserve"> </w:t>
-      </w:r>
-      <w:r>
-        <w:rPr>
-          <w:rFonts w:ascii="Times New Roman" w:hAnsi="Times New Roman" w:cs="Times New Roman" w:hint="cs"/>
-          <w:b/>
-          <w:bCs/>
-          <w:sz w:val="32"/>
-          <w:szCs w:val="32"/>
-          <w:rtl/>
-          <w:lang w:bidi="he-IL"/>
-        </w:rPr>
-        <w:t>אדוני</w:t>
-      </w:r>
-      <w:r>
-        <w:rPr>
-          <w:rFonts w:ascii="Times New Roman" w:hAnsi="Times New Roman" w:cs="Times New Roman"/>
-          <w:b/>
-          <w:bCs/>
-          <w:sz w:val="32"/>
-          <w:szCs w:val="32"/>
-          <w:rtl/>
-          <w:lang w:bidi="he-IL"/>
-        </w:rPr>
-        <w:t xml:space="preserve"> </w:t>
-      </w:r>
-      <w:r>
-        <w:rPr>
-          <w:rFonts w:ascii="Times New Roman" w:hAnsi="Times New Roman" w:cs="Times New Roman" w:hint="cs"/>
-          <w:b/>
-          <w:bCs/>
-          <w:sz w:val="32"/>
-          <w:szCs w:val="32"/>
-          <w:rtl/>
-          <w:lang w:bidi="he-IL"/>
-        </w:rPr>
-        <w:t>היושב</w:t>
-      </w:r>
-      <w:r>
-        <w:rPr>
-          <w:rFonts w:ascii="Times New Roman" w:hAnsi="Times New Roman" w:cs="Times New Roman"/>
-          <w:b/>
-          <w:bCs/>
-          <w:sz w:val="32"/>
-          <w:szCs w:val="32"/>
-          <w:rtl/>
-          <w:lang w:bidi="he-IL"/>
-        </w:rPr>
-        <w:t>-</w:t>
-      </w:r>
-      <w:r>
-        <w:rPr>
-          <w:rFonts w:ascii="Times New Roman" w:hAnsi="Times New Roman" w:cs="Times New Roman" w:hint="cs"/>
-          <w:b/>
-          <w:bCs/>
-          <w:sz w:val="32"/>
-          <w:szCs w:val="32"/>
-          <w:rtl/>
-          <w:lang w:bidi="he-IL"/>
-        </w:rPr>
-        <w:t>ראש</w:t>
-      </w:r>
-      <w:r>
-        <w:rPr>
-          <w:rFonts w:ascii="Times New Roman" w:hAnsi="Times New Roman" w:cs="Times New Roman"/>
-          <w:b/>
-          <w:bCs/>
-          <w:sz w:val="32"/>
-          <w:szCs w:val="32"/>
-          <w:rtl/>
-          <w:lang w:bidi="he-IL"/>
-        </w:rPr>
-        <w:t xml:space="preserve"> , </w:t>
-      </w:r>
-      <w:r>
-        <w:rPr>
-          <w:rFonts w:ascii="Times New Roman" w:hAnsi="Times New Roman" w:cs="Times New Roman" w:hint="cs"/>
-          <w:b/>
-          <w:bCs/>
-          <w:sz w:val="32"/>
-          <w:szCs w:val="32"/>
-          <w:rtl/>
-          <w:lang w:bidi="he-IL"/>
-        </w:rPr>
-        <w:t>חברי</w:t>
-      </w:r>
-      <w:r>
-        <w:rPr>
-          <w:rFonts w:ascii="Times New Roman" w:hAnsi="Times New Roman" w:cs="Times New Roman"/>
-          <w:b/>
-          <w:bCs/>
-          <w:sz w:val="32"/>
-          <w:szCs w:val="32"/>
-          <w:rtl/>
-          <w:lang w:bidi="he-IL"/>
-        </w:rPr>
-        <w:t xml:space="preserve"> </w:t>
-      </w:r>
-      <w:r>
-        <w:rPr>
-          <w:rFonts w:ascii="Times New Roman" w:hAnsi="Times New Roman" w:cs="Times New Roman" w:hint="cs"/>
-          <w:b/>
-          <w:bCs/>
-          <w:sz w:val="32"/>
-          <w:szCs w:val="32"/>
-          <w:rtl/>
-          <w:lang w:bidi="he-IL"/>
-        </w:rPr>
-        <w:t>הכנסת</w:t>
-      </w:r>
-      <w:r>
-        <w:rPr>
-          <w:rFonts w:ascii="Times New Roman" w:hAnsi="Times New Roman" w:cs="Times New Roman"/>
-          <w:b/>
-          <w:bCs/>
-          <w:sz w:val="32"/>
-          <w:szCs w:val="32"/>
-          <w:rtl/>
-          <w:lang w:bidi="he-IL"/>
-        </w:rPr>
-        <w:t xml:space="preserve"> , </w:t>
-      </w:r>
-      <w:r>
-        <w:rPr>
-          <w:rFonts w:ascii="Times New Roman" w:hAnsi="Times New Roman" w:cs="Times New Roman" w:hint="cs"/>
-          <w:b/>
-          <w:bCs/>
-          <w:sz w:val="32"/>
-          <w:szCs w:val="32"/>
-          <w:rtl/>
-          <w:lang w:bidi="he-IL"/>
-        </w:rPr>
-        <w:t>מדי</w:t>
-      </w:r>
-      <w:r>
-        <w:rPr>
-          <w:rFonts w:ascii="Times New Roman" w:hAnsi="Times New Roman" w:cs="Times New Roman"/>
-          <w:b/>
-          <w:bCs/>
-          <w:sz w:val="32"/>
-          <w:szCs w:val="32"/>
-          <w:rtl/>
-          <w:lang w:bidi="he-IL"/>
-        </w:rPr>
-        <w:t xml:space="preserve"> 15 </w:t>
-      </w:r>
-      <w:r>
-        <w:rPr>
-          <w:rFonts w:ascii="Times New Roman" w:hAnsi="Times New Roman" w:cs="Times New Roman" w:hint="cs"/>
-          <w:b/>
-          <w:bCs/>
-          <w:sz w:val="32"/>
-          <w:szCs w:val="32"/>
-          <w:rtl/>
-          <w:lang w:bidi="he-IL"/>
-        </w:rPr>
-        <w:t>שנה</w:t>
-      </w:r>
-      <w:r>
-        <w:rPr>
-          <w:rFonts w:ascii="Times New Roman" w:hAnsi="Times New Roman" w:cs="Times New Roman"/>
-          <w:b/>
-          <w:bCs/>
-          <w:sz w:val="32"/>
-          <w:szCs w:val="32"/>
-          <w:rtl/>
-          <w:lang w:bidi="he-IL"/>
-        </w:rPr>
-        <w:t xml:space="preserve"> </w:t>
-      </w:r>
-      <w:r>
-        <w:rPr>
-          <w:rFonts w:ascii="Times New Roman" w:hAnsi="Times New Roman" w:cs="Times New Roman" w:hint="cs"/>
-          <w:b/>
-          <w:bCs/>
-          <w:sz w:val="32"/>
-          <w:szCs w:val="32"/>
-          <w:rtl/>
-          <w:lang w:bidi="he-IL"/>
-        </w:rPr>
-        <w:t>אובדים</w:t>
-      </w:r>
-      <w:r>
-        <w:rPr>
-          <w:rFonts w:ascii="Times New Roman" w:hAnsi="Times New Roman" w:cs="Times New Roman"/>
-          <w:b/>
-          <w:bCs/>
-          <w:sz w:val="32"/>
-          <w:szCs w:val="32"/>
-          <w:rtl/>
-          <w:lang w:bidi="he-IL"/>
-        </w:rPr>
-        <w:t xml:space="preserve"> </w:t>
-      </w:r>
-      <w:r>
-        <w:rPr>
-          <w:rFonts w:ascii="Times New Roman" w:hAnsi="Times New Roman" w:cs="Times New Roman" w:hint="cs"/>
-          <w:b/>
-          <w:bCs/>
-          <w:sz w:val="32"/>
-          <w:szCs w:val="32"/>
-          <w:rtl/>
-          <w:lang w:bidi="he-IL"/>
-        </w:rPr>
-        <w:t>בהתבוללות</w:t>
-      </w:r>
-      <w:r>
-        <w:rPr>
-          <w:rFonts w:ascii="Times New Roman" w:hAnsi="Times New Roman" w:cs="Times New Roman"/>
-          <w:b/>
-          <w:bCs/>
-          <w:sz w:val="32"/>
-          <w:szCs w:val="32"/>
-          <w:rtl/>
-          <w:lang w:bidi="he-IL"/>
-        </w:rPr>
-        <w:t xml:space="preserve"> </w:t>
-      </w:r>
-      <w:r>
-        <w:rPr>
-          <w:rFonts w:ascii="Times New Roman" w:hAnsi="Times New Roman" w:cs="Times New Roman" w:hint="cs"/>
-          <w:b/>
-          <w:bCs/>
-          <w:sz w:val="32"/>
-          <w:szCs w:val="32"/>
-          <w:rtl/>
-          <w:lang w:bidi="he-IL"/>
-        </w:rPr>
-        <w:t>מיליון</w:t>
-      </w:r>
-      <w:r>
-        <w:rPr>
-          <w:rFonts w:ascii="Times New Roman" w:hAnsi="Times New Roman" w:cs="Times New Roman"/>
-          <w:b/>
-          <w:bCs/>
-          <w:sz w:val="32"/>
-          <w:szCs w:val="32"/>
-          <w:rtl/>
-          <w:lang w:bidi="he-IL"/>
-        </w:rPr>
-        <w:t xml:space="preserve"> </w:t>
-      </w:r>
-      <w:r>
-        <w:rPr>
-          <w:rFonts w:ascii="Times New Roman" w:hAnsi="Times New Roman" w:cs="Times New Roman" w:hint="cs"/>
-          <w:b/>
-          <w:bCs/>
-          <w:sz w:val="32"/>
-          <w:szCs w:val="32"/>
-          <w:rtl/>
-          <w:lang w:bidi="he-IL"/>
-        </w:rPr>
-        <w:t>יהודים</w:t>
-      </w:r>
-      <w:r>
-        <w:rPr>
-          <w:rFonts w:ascii="Times New Roman" w:hAnsi="Times New Roman" w:cs="Times New Roman"/>
-          <w:b/>
-          <w:bCs/>
-          <w:sz w:val="32"/>
-          <w:szCs w:val="32"/>
-          <w:rtl/>
-          <w:lang w:bidi="he-IL"/>
-        </w:rPr>
-        <w:t xml:space="preserve"> .</w:t>
-      </w:r>
-      <w:r>
-        <w:rPr>
-          <w:rFonts w:ascii="Times New Roman" w:hAnsi="Times New Roman" w:cs="Times New Roman"/>
-          <w:b/>
-          <w:bCs/>
-          <w:sz w:val="32"/>
-          <w:szCs w:val="32"/>
-          <w:rtl/>
-          <w:lang w:bidi="he-IL"/>
-        </w:rPr>
-        <w:t xml:space="preserve"> </w:t>
-      </w:r>
-      <w:r>
-        <w:rPr>
-          <w:rFonts w:ascii="Times New Roman" w:hAnsi="Times New Roman" w:cs="Times New Roman"/>
-          <w:b/>
-          <w:bCs/>
-          <w:sz w:val="32"/>
-          <w:szCs w:val="32"/>
-          <w:rtl/>
-          <w:lang w:bidi="he-IL"/>
-        </w:rPr>
-        <w:t>"</w:t>
-      </w:r>
-    </w:p>
-    <w:p>
-      <w:pPr>
-        <w:bidi/>
-        <w:ind w:left="1080"/>
-        <w:rPr>
-          <w:rFonts w:ascii="Times New Roman" w:hAnsi="Times New Roman" w:cs="Times New Roman"/>
-          <w:sz w:val="32"/>
-          <w:szCs w:val="32"/>
-          <w:rtl/>
-          <w:lang w:bidi="he-IL"/>
-        </w:rPr>
-      </w:pPr>
-      <w:r>
-        <w:rPr>
-          <w:rFonts w:ascii="Times New Roman" w:hAnsi="Times New Roman" w:cs="Times New Roman"/>
-          <w:sz w:val="32"/>
-          <w:szCs w:val="32"/>
-          <w:rtl/>
-          <w:lang w:bidi="he-IL"/>
-        </w:rPr>
-        <w:t xml:space="preserve"> נמצא קרוב למשפט פתיחה דומה מאוד העוסק בהסכם השלום עם ירדן</w:t>
-      </w:r>
-      <w:r>
-        <w:rPr>
-          <w:rFonts w:ascii="Times New Roman" w:hAnsi="Times New Roman" w:cs="Times New Roman"/>
-          <w:sz w:val="32"/>
-          <w:szCs w:val="32"/>
-          <w:lang w:bidi="he-IL"/>
-        </w:rPr>
-        <w:t>.</w:t>
-      </w:r>
-    </w:p>
-    <w:p>
-      <w:pPr>
-        <w:bidi/>
-        <w:ind w:left="1080"/>
-        <w:rPr>
-          <w:rFonts w:ascii="Times New Roman" w:hAnsi="Times New Roman" w:cs="Times New Roman"/>
-          <w:b/>
-          <w:bCs/>
-          <w:sz w:val="32"/>
-          <w:szCs w:val="32"/>
-          <w:lang w:bidi="he-IL"/>
-        </w:rPr>
-      </w:pPr>
-      <w:r>
-        <w:rPr>
-          <w:rFonts w:ascii="Times New Roman" w:hAnsi="Times New Roman" w:cs="Times New Roman" w:hint="cs"/>
-          <w:b/>
-          <w:bCs/>
-          <w:sz w:val="32"/>
-          <w:szCs w:val="32"/>
-          <w:rtl/>
-          <w:lang w:bidi="he-IL"/>
-        </w:rPr>
-        <w:t>"</w:t>
-      </w:r>
-      <w:r>
-        <w:rPr>
-          <w:rFonts w:hint="cs"/>
-          <w:b/>
-          <w:bCs/>
-          <w:rtl/>
-          <w:lang w:bidi="he-IL"/>
-        </w:rPr>
-        <w:t xml:space="preserve"> </w:t>
-      </w:r>
-      <w:r>
-        <w:rPr>
-          <w:rFonts w:ascii="Times New Roman" w:hAnsi="Times New Roman" w:cs="Times New Roman" w:hint="cs"/>
-          <w:b/>
-          <w:bCs/>
-          <w:sz w:val="32"/>
-          <w:szCs w:val="32"/>
-          <w:rtl/>
-          <w:lang w:bidi="he-IL"/>
-        </w:rPr>
-        <w:t>אדוני</w:t>
-      </w:r>
-      <w:r>
-        <w:rPr>
-          <w:rFonts w:ascii="Times New Roman" w:hAnsi="Times New Roman" w:cs="Times New Roman"/>
-          <w:b/>
-          <w:bCs/>
-          <w:sz w:val="32"/>
-          <w:szCs w:val="32"/>
-          <w:rtl/>
-          <w:lang w:bidi="he-IL"/>
-        </w:rPr>
-        <w:t xml:space="preserve"> </w:t>
-      </w:r>
-      <w:r>
-        <w:rPr>
-          <w:rFonts w:ascii="Times New Roman" w:hAnsi="Times New Roman" w:cs="Times New Roman" w:hint="cs"/>
-          <w:b/>
-          <w:bCs/>
-          <w:sz w:val="32"/>
-          <w:szCs w:val="32"/>
-          <w:rtl/>
-          <w:lang w:bidi="he-IL"/>
-        </w:rPr>
-        <w:t>היושב</w:t>
-      </w:r>
-      <w:r>
-        <w:rPr>
-          <w:rFonts w:ascii="Times New Roman" w:hAnsi="Times New Roman" w:cs="Times New Roman"/>
-          <w:b/>
-          <w:bCs/>
-          <w:sz w:val="32"/>
-          <w:szCs w:val="32"/>
-          <w:rtl/>
-          <w:lang w:bidi="he-IL"/>
-        </w:rPr>
-        <w:t>-</w:t>
-      </w:r>
-      <w:r>
-        <w:rPr>
-          <w:rFonts w:ascii="Times New Roman" w:hAnsi="Times New Roman" w:cs="Times New Roman" w:hint="cs"/>
-          <w:b/>
-          <w:bCs/>
-          <w:sz w:val="32"/>
-          <w:szCs w:val="32"/>
-          <w:rtl/>
-          <w:lang w:bidi="he-IL"/>
-        </w:rPr>
-        <w:t>ראש</w:t>
-      </w:r>
-      <w:r>
-        <w:rPr>
-          <w:rFonts w:ascii="Times New Roman" w:hAnsi="Times New Roman" w:cs="Times New Roman"/>
-          <w:b/>
-          <w:bCs/>
-          <w:sz w:val="32"/>
-          <w:szCs w:val="32"/>
-          <w:rtl/>
-          <w:lang w:bidi="he-IL"/>
-        </w:rPr>
-        <w:t xml:space="preserve"> , </w:t>
-      </w:r>
-      <w:r>
-        <w:rPr>
-          <w:rFonts w:ascii="Times New Roman" w:hAnsi="Times New Roman" w:cs="Times New Roman" w:hint="cs"/>
-          <w:b/>
-          <w:bCs/>
-          <w:sz w:val="32"/>
-          <w:szCs w:val="32"/>
-          <w:rtl/>
-          <w:lang w:bidi="he-IL"/>
-        </w:rPr>
-        <w:t>חברי</w:t>
-      </w:r>
-      <w:r>
-        <w:rPr>
-          <w:rFonts w:ascii="Times New Roman" w:hAnsi="Times New Roman" w:cs="Times New Roman"/>
-          <w:b/>
-          <w:bCs/>
-          <w:sz w:val="32"/>
-          <w:szCs w:val="32"/>
-          <w:rtl/>
-          <w:lang w:bidi="he-IL"/>
-        </w:rPr>
-        <w:t xml:space="preserve"> </w:t>
-      </w:r>
-      <w:r>
-        <w:rPr>
-          <w:rFonts w:ascii="Times New Roman" w:hAnsi="Times New Roman" w:cs="Times New Roman" w:hint="cs"/>
-          <w:b/>
-          <w:bCs/>
-          <w:sz w:val="32"/>
-          <w:szCs w:val="32"/>
-          <w:rtl/>
-          <w:lang w:bidi="he-IL"/>
-        </w:rPr>
-        <w:t>חברי</w:t>
-      </w:r>
-      <w:r>
-        <w:rPr>
-          <w:rFonts w:ascii="Times New Roman" w:hAnsi="Times New Roman" w:cs="Times New Roman"/>
-          <w:b/>
-          <w:bCs/>
-          <w:sz w:val="32"/>
-          <w:szCs w:val="32"/>
-          <w:rtl/>
-          <w:lang w:bidi="he-IL"/>
-        </w:rPr>
-        <w:t xml:space="preserve"> </w:t>
-      </w:r>
-      <w:r>
-        <w:rPr>
-          <w:rFonts w:ascii="Times New Roman" w:hAnsi="Times New Roman" w:cs="Times New Roman" w:hint="cs"/>
-          <w:b/>
-          <w:bCs/>
-          <w:sz w:val="32"/>
-          <w:szCs w:val="32"/>
-          <w:rtl/>
-          <w:lang w:bidi="he-IL"/>
-        </w:rPr>
-        <w:t>הכנסת</w:t>
-      </w:r>
-      <w:r>
-        <w:rPr>
-          <w:rFonts w:ascii="Times New Roman" w:hAnsi="Times New Roman" w:cs="Times New Roman"/>
-          <w:b/>
-          <w:bCs/>
-          <w:sz w:val="32"/>
-          <w:szCs w:val="32"/>
-          <w:rtl/>
-          <w:lang w:bidi="he-IL"/>
-        </w:rPr>
-        <w:t xml:space="preserve"> , </w:t>
-      </w:r>
-      <w:r>
-        <w:rPr>
-          <w:rFonts w:ascii="Times New Roman" w:hAnsi="Times New Roman" w:cs="Times New Roman" w:hint="cs"/>
-          <w:b/>
-          <w:bCs/>
-          <w:sz w:val="32"/>
-          <w:szCs w:val="32"/>
-          <w:rtl/>
-          <w:lang w:bidi="he-IL"/>
-        </w:rPr>
-        <w:t>עשר</w:t>
-      </w:r>
-      <w:r>
-        <w:rPr>
-          <w:rFonts w:ascii="Times New Roman" w:hAnsi="Times New Roman" w:cs="Times New Roman"/>
-          <w:b/>
-          <w:bCs/>
-          <w:sz w:val="32"/>
-          <w:szCs w:val="32"/>
-          <w:rtl/>
-          <w:lang w:bidi="he-IL"/>
-        </w:rPr>
-        <w:t xml:space="preserve"> </w:t>
-      </w:r>
-      <w:r>
-        <w:rPr>
-          <w:rFonts w:ascii="Times New Roman" w:hAnsi="Times New Roman" w:cs="Times New Roman" w:hint="cs"/>
-          <w:b/>
-          <w:bCs/>
-          <w:sz w:val="32"/>
-          <w:szCs w:val="32"/>
-          <w:rtl/>
-          <w:lang w:bidi="he-IL"/>
-        </w:rPr>
-        <w:t>שנים</w:t>
-      </w:r>
-      <w:r>
-        <w:rPr>
-          <w:rFonts w:ascii="Times New Roman" w:hAnsi="Times New Roman" w:cs="Times New Roman"/>
-          <w:b/>
-          <w:bCs/>
-          <w:sz w:val="32"/>
-          <w:szCs w:val="32"/>
-          <w:rtl/>
-          <w:lang w:bidi="he-IL"/>
-        </w:rPr>
-        <w:t xml:space="preserve"> </w:t>
-      </w:r>
-      <w:r>
-        <w:rPr>
-          <w:rFonts w:ascii="Times New Roman" w:hAnsi="Times New Roman" w:cs="Times New Roman" w:hint="cs"/>
-          <w:b/>
-          <w:bCs/>
-          <w:sz w:val="32"/>
-          <w:szCs w:val="32"/>
-          <w:rtl/>
-          <w:lang w:bidi="he-IL"/>
-        </w:rPr>
-        <w:t>כבר</w:t>
-      </w:r>
-      <w:r>
-        <w:rPr>
-          <w:rFonts w:ascii="Times New Roman" w:hAnsi="Times New Roman" w:cs="Times New Roman"/>
-          <w:b/>
-          <w:bCs/>
-          <w:sz w:val="32"/>
-          <w:szCs w:val="32"/>
-          <w:rtl/>
-          <w:lang w:bidi="he-IL"/>
-        </w:rPr>
-        <w:t xml:space="preserve"> </w:t>
-      </w:r>
-      <w:r>
-        <w:rPr>
-          <w:rFonts w:ascii="Times New Roman" w:hAnsi="Times New Roman" w:cs="Times New Roman" w:hint="cs"/>
-          <w:b/>
-          <w:bCs/>
-          <w:sz w:val="32"/>
-          <w:szCs w:val="32"/>
-          <w:rtl/>
-          <w:lang w:bidi="he-IL"/>
-        </w:rPr>
-        <w:t>חלפו</w:t>
-      </w:r>
-      <w:r>
-        <w:rPr>
-          <w:rFonts w:ascii="Times New Roman" w:hAnsi="Times New Roman" w:cs="Times New Roman"/>
-          <w:b/>
-          <w:bCs/>
-          <w:sz w:val="32"/>
-          <w:szCs w:val="32"/>
-          <w:rtl/>
-          <w:lang w:bidi="he-IL"/>
-        </w:rPr>
-        <w:t xml:space="preserve"> , </w:t>
-      </w:r>
-      <w:r>
-        <w:rPr>
-          <w:rFonts w:ascii="Times New Roman" w:hAnsi="Times New Roman" w:cs="Times New Roman" w:hint="cs"/>
-          <w:b/>
-          <w:bCs/>
-          <w:sz w:val="32"/>
-          <w:szCs w:val="32"/>
-          <w:rtl/>
-          <w:lang w:bidi="he-IL"/>
-        </w:rPr>
-        <w:t>והן</w:t>
-      </w:r>
-      <w:r>
-        <w:rPr>
-          <w:rFonts w:ascii="Times New Roman" w:hAnsi="Times New Roman" w:cs="Times New Roman"/>
-          <w:b/>
-          <w:bCs/>
-          <w:sz w:val="32"/>
-          <w:szCs w:val="32"/>
-          <w:rtl/>
-          <w:lang w:bidi="he-IL"/>
-        </w:rPr>
-        <w:t xml:space="preserve"> </w:t>
-      </w:r>
-      <w:r>
-        <w:rPr>
-          <w:rFonts w:ascii="Times New Roman" w:hAnsi="Times New Roman" w:cs="Times New Roman" w:hint="cs"/>
-          <w:b/>
-          <w:bCs/>
-          <w:sz w:val="32"/>
-          <w:szCs w:val="32"/>
-          <w:rtl/>
-          <w:lang w:bidi="he-IL"/>
-        </w:rPr>
-        <w:t>חלפו</w:t>
-      </w:r>
-      <w:r>
-        <w:rPr>
-          <w:rFonts w:ascii="Times New Roman" w:hAnsi="Times New Roman" w:cs="Times New Roman"/>
-          <w:b/>
-          <w:bCs/>
-          <w:sz w:val="32"/>
-          <w:szCs w:val="32"/>
-          <w:rtl/>
-          <w:lang w:bidi="he-IL"/>
-        </w:rPr>
-        <w:t xml:space="preserve"> </w:t>
-      </w:r>
-      <w:r>
-        <w:rPr>
-          <w:rFonts w:ascii="Times New Roman" w:hAnsi="Times New Roman" w:cs="Times New Roman" w:hint="cs"/>
-          <w:b/>
-          <w:bCs/>
-          <w:sz w:val="32"/>
-          <w:szCs w:val="32"/>
-          <w:rtl/>
-          <w:lang w:bidi="he-IL"/>
-        </w:rPr>
-        <w:t>מהר</w:t>
-      </w:r>
-      <w:r>
-        <w:rPr>
-          <w:rFonts w:ascii="Times New Roman" w:hAnsi="Times New Roman" w:cs="Times New Roman"/>
-          <w:b/>
-          <w:bCs/>
-          <w:sz w:val="32"/>
-          <w:szCs w:val="32"/>
-          <w:rtl/>
-          <w:lang w:bidi="he-IL"/>
-        </w:rPr>
-        <w:t xml:space="preserve"> , </w:t>
-      </w:r>
-      <w:r>
-        <w:rPr>
-          <w:rFonts w:ascii="Times New Roman" w:hAnsi="Times New Roman" w:cs="Times New Roman" w:hint="cs"/>
-          <w:b/>
-          <w:bCs/>
-          <w:sz w:val="32"/>
-          <w:szCs w:val="32"/>
-          <w:rtl/>
-          <w:lang w:bidi="he-IL"/>
-        </w:rPr>
-        <w:t>מאז</w:t>
-      </w:r>
-      <w:r>
-        <w:rPr>
-          <w:rFonts w:ascii="Times New Roman" w:hAnsi="Times New Roman" w:cs="Times New Roman"/>
-          <w:b/>
-          <w:bCs/>
-          <w:sz w:val="32"/>
-          <w:szCs w:val="32"/>
-          <w:rtl/>
-          <w:lang w:bidi="he-IL"/>
-        </w:rPr>
-        <w:t xml:space="preserve"> </w:t>
-      </w:r>
-      <w:r>
-        <w:rPr>
-          <w:rFonts w:ascii="Times New Roman" w:hAnsi="Times New Roman" w:cs="Times New Roman" w:hint="cs"/>
-          <w:b/>
-          <w:bCs/>
-          <w:sz w:val="32"/>
-          <w:szCs w:val="32"/>
-          <w:rtl/>
-          <w:lang w:bidi="he-IL"/>
-        </w:rPr>
-        <w:t>נחתם</w:t>
-      </w:r>
-      <w:r>
-        <w:rPr>
-          <w:rFonts w:ascii="Times New Roman" w:hAnsi="Times New Roman" w:cs="Times New Roman"/>
-          <w:b/>
-          <w:bCs/>
-          <w:sz w:val="32"/>
-          <w:szCs w:val="32"/>
-          <w:rtl/>
-          <w:lang w:bidi="he-IL"/>
-        </w:rPr>
-        <w:t xml:space="preserve"> </w:t>
-      </w:r>
-      <w:r>
-        <w:rPr>
-          <w:rFonts w:ascii="Times New Roman" w:hAnsi="Times New Roman" w:cs="Times New Roman" w:hint="cs"/>
-          <w:b/>
-          <w:bCs/>
-          <w:sz w:val="32"/>
-          <w:szCs w:val="32"/>
-          <w:rtl/>
-          <w:lang w:bidi="he-IL"/>
-        </w:rPr>
-        <w:t>הסכם</w:t>
-      </w:r>
-      <w:r>
-        <w:rPr>
-          <w:rFonts w:ascii="Times New Roman" w:hAnsi="Times New Roman" w:cs="Times New Roman"/>
-          <w:b/>
-          <w:bCs/>
-          <w:sz w:val="32"/>
-          <w:szCs w:val="32"/>
-          <w:rtl/>
-          <w:lang w:bidi="he-IL"/>
-        </w:rPr>
-        <w:t xml:space="preserve"> </w:t>
-      </w:r>
-      <w:r>
-        <w:rPr>
-          <w:rFonts w:ascii="Times New Roman" w:hAnsi="Times New Roman" w:cs="Times New Roman" w:hint="cs"/>
-          <w:b/>
-          <w:bCs/>
-          <w:sz w:val="32"/>
-          <w:szCs w:val="32"/>
-          <w:rtl/>
-          <w:lang w:bidi="he-IL"/>
-        </w:rPr>
-        <w:t>השלום</w:t>
-      </w:r>
-      <w:r>
-        <w:rPr>
-          <w:rFonts w:ascii="Times New Roman" w:hAnsi="Times New Roman" w:cs="Times New Roman"/>
-          <w:b/>
-          <w:bCs/>
-          <w:sz w:val="32"/>
-          <w:szCs w:val="32"/>
-          <w:rtl/>
-          <w:lang w:bidi="he-IL"/>
-        </w:rPr>
-        <w:t xml:space="preserve"> </w:t>
-      </w:r>
-      <w:r>
-        <w:rPr>
-          <w:rFonts w:ascii="Times New Roman" w:hAnsi="Times New Roman" w:cs="Times New Roman" w:hint="cs"/>
-          <w:b/>
-          <w:bCs/>
-          <w:sz w:val="32"/>
-          <w:szCs w:val="32"/>
-          <w:rtl/>
-          <w:lang w:bidi="he-IL"/>
-        </w:rPr>
-        <w:t>ההיסטורי</w:t>
-      </w:r>
-      <w:r>
-        <w:rPr>
-          <w:rFonts w:ascii="Times New Roman" w:hAnsi="Times New Roman" w:cs="Times New Roman"/>
-          <w:b/>
-          <w:bCs/>
-          <w:sz w:val="32"/>
-          <w:szCs w:val="32"/>
-          <w:rtl/>
-          <w:lang w:bidi="he-IL"/>
-        </w:rPr>
-        <w:t xml:space="preserve"> </w:t>
-      </w:r>
-      <w:r>
-        <w:rPr>
-          <w:rFonts w:ascii="Times New Roman" w:hAnsi="Times New Roman" w:cs="Times New Roman" w:hint="cs"/>
-          <w:b/>
-          <w:bCs/>
-          <w:sz w:val="32"/>
-          <w:szCs w:val="32"/>
-          <w:rtl/>
-          <w:lang w:bidi="he-IL"/>
-        </w:rPr>
-        <w:t>עם</w:t>
-      </w:r>
-      <w:r>
-        <w:rPr>
-          <w:rFonts w:ascii="Times New Roman" w:hAnsi="Times New Roman" w:cs="Times New Roman"/>
-          <w:b/>
-          <w:bCs/>
-          <w:sz w:val="32"/>
-          <w:szCs w:val="32"/>
-          <w:rtl/>
-          <w:lang w:bidi="he-IL"/>
-        </w:rPr>
-        <w:t xml:space="preserve"> </w:t>
-      </w:r>
-      <w:r>
-        <w:rPr>
-          <w:rFonts w:ascii="Times New Roman" w:hAnsi="Times New Roman" w:cs="Times New Roman" w:hint="cs"/>
-          <w:b/>
-          <w:bCs/>
-          <w:sz w:val="32"/>
-          <w:szCs w:val="32"/>
-          <w:rtl/>
-          <w:lang w:bidi="he-IL"/>
-        </w:rPr>
-        <w:t>ירדן</w:t>
-      </w:r>
-      <w:r>
-        <w:rPr>
-          <w:rFonts w:ascii="Times New Roman" w:hAnsi="Times New Roman" w:cs="Times New Roman" w:hint="cs"/>
-          <w:b/>
-          <w:bCs/>
-          <w:sz w:val="32"/>
-          <w:szCs w:val="32"/>
-          <w:rtl/>
-          <w:lang w:bidi="he-IL"/>
-        </w:rPr>
-        <w:t>"</w:t>
+        <w:t>ירדן"</w:t>
       </w:r>
     </w:p>
     <w:p>
@@ -9173,19 +9056,7 @@
           <w:rtl/>
           <w:lang w:bidi="he-IL"/>
         </w:rPr>
-        <w:t>"</w:t>
-      </w:r>
-      <w:r>
-        <w:rPr>
-          <w:rFonts w:ascii="Times New Roman" w:hAnsi="Times New Roman" w:cs="Times New Roman" w:hint="cs"/>
-          <w:b/>
-          <w:bCs/>
-          <w:sz w:val="32"/>
-          <w:szCs w:val="32"/>
-          <w:rtl/>
-          <w:lang w:bidi="he-IL"/>
-        </w:rPr>
-        <w:t>חבר</w:t>
+        <w:t>"חבר</w:t>
       </w:r>
       <w:r>
         <w:rPr>
@@ -9820,19 +9691,7 @@
           <w:rtl/>
           <w:lang w:bidi="he-IL"/>
         </w:rPr>
-        <w:t>לדבר</w:t>
-      </w:r>
-      <w:r>
-        <w:rPr>
-          <w:rFonts w:ascii="Times New Roman" w:hAnsi="Times New Roman" w:cs="Times New Roman" w:hint="cs"/>
-          <w:b/>
-          <w:bCs/>
-          <w:sz w:val="32"/>
-          <w:szCs w:val="32"/>
-          <w:rtl/>
-          <w:lang w:bidi="he-IL"/>
-        </w:rPr>
-        <w:t>?"</w:t>
+        <w:t>לדבר?"</w:t>
       </w:r>
     </w:p>
     <w:p>
@@ -11207,21 +11066,7 @@
           <w:rtl/>
           <w:lang w:bidi="he-IL"/>
         </w:rPr>
-        <w:t>העבו</w:t>
-      </w:r>
-      <w:r>
-        <w:rPr>
-          <w:rFonts w:ascii="Times New Roman" w:hAnsi="Times New Roman" w:cs="Times New Roman" w:hint="cs"/>
-          <w:b/>
-          <w:bCs/>
-          <w:i/>
-          <w:iCs/>
-          <w:sz w:val="32"/>
-          <w:szCs w:val="32"/>
-          <w:rtl/>
-          <w:lang w:bidi="he-IL"/>
-        </w:rPr>
-        <w:t>דה</w:t>
+        <w:t>העבודה</w:t>
       </w:r>
       <w:r>
         <w:rPr>
@@ -11702,20 +11547,7 @@
           <w14:ligatures w14:val="none"/>
         </w:rPr>
         <w:lastRenderedPageBreak/>
-        <w:t>(</w:t>
-      </w:r>
-      <w:r>
-        <w:rPr>
-          <w:rFonts w:ascii="Times New Roman" w:eastAsia="Times New Roman" w:hAnsi="Times New Roman" w:cs="Times New Roman"/>
-          <w:b/>
-          <w:bCs/>
-          <w:kern w:val="0"/>
-          <w:sz w:val="32"/>
-          <w:szCs w:val="32"/>
-          <w:lang w:bidi="he-IL"/>
-          <w14:ligatures w14:val="none"/>
-        </w:rPr>
-        <w:t>Bag of Words approach)</w:t>
+        <w:t>(Bag of Words approach)</w:t>
       </w:r>
     </w:p>
     <w:p>
@@ -11982,6 +11814,15 @@
         <w:ind w:firstLine="720"/>
         <w:rPr>
           <w:rFonts w:ascii="Times New Roman" w:eastAsia="Times New Roman" w:hAnsi="Times New Roman" w:cs="Times New Roman"/>
+          <w:kern w:val="0"/>
+          <w:rtl/>
+          <w:lang w:bidi="he-IL"/>
+          <w14:ligatures w14:val="none"/>
+        </w:rPr>
+      </w:pPr>
+      <w:r>
+        <w:rPr>
+          <w:rFonts w:ascii="Times New Roman" w:eastAsia="Times New Roman" w:hAnsi="Times New Roman" w:cs="Times New Roman" w:hint="cs"/>
           <w:b/>
           <w:bCs/>
           <w:i/>
@@ -11989,15 +11830,444 @@
           <w:kern w:val="0"/>
           <w:sz w:val="32"/>
           <w:szCs w:val="32"/>
+          <w:highlight w:val="yellow"/>
           <w:u w:val="single"/>
           <w:rtl/>
           <w:lang w:bidi="he-IL"/>
           <w14:ligatures w14:val="none"/>
         </w:rPr>
-      </w:pPr>
-      <w:r>
-        <w:rPr>
-          <w:rFonts w:ascii="Times New Roman" w:eastAsia="Times New Roman" w:hAnsi="Times New Roman" w:cs="Times New Roman" w:hint="cs"/>
+        <w:t>שאלה1:</w:t>
+      </w:r>
+      <w:r>
+        <w:rPr>
+          <w:rFonts w:ascii="Times New Roman" w:eastAsia="Times New Roman" w:hAnsi="Times New Roman" w:cs="Times New Roman"/>
+          <w:kern w:val="0"/>
+          <w:rtl/>
+          <w:lang w:bidi="he-IL"/>
+          <w14:ligatures w14:val="none"/>
+        </w:rPr>
+        <w:t xml:space="preserve"> </w:t>
+      </w:r>
+    </w:p>
+    <w:p>
+      <w:pPr>
+        <w:bidi/>
+        <w:spacing w:after="0" w:line="240" w:lineRule="auto"/>
+        <w:ind w:left="1440"/>
+        <w:rPr>
+          <w:rFonts w:asciiTheme="majorBidi" w:eastAsia="Times New Roman" w:hAnsiTheme="majorBidi" w:cstheme="majorBidi"/>
+          <w:kern w:val="0"/>
+          <w:sz w:val="32"/>
+          <w:szCs w:val="32"/>
+          <w:lang w:bidi="he-IL"/>
+          <w14:ligatures w14:val="none"/>
+        </w:rPr>
+      </w:pPr>
+      <w:r>
+        <w:rPr>
+          <w:rFonts w:asciiTheme="majorBidi" w:eastAsia="Times New Roman" w:hAnsiTheme="majorBidi" w:cstheme="majorBidi"/>
+          <w:kern w:val="0"/>
+          <w:sz w:val="32"/>
+          <w:szCs w:val="32"/>
+          <w:rtl/>
+          <w:lang w:bidi="he-IL"/>
+          <w14:ligatures w14:val="none"/>
+        </w:rPr>
+        <w:t>בתרגיל 3 ובתרגיל 4 השתמשנו באותם תנאי ניסוי כלליים</w:t>
+      </w:r>
+      <w:r>
+        <w:rPr>
+          <w:rFonts w:asciiTheme="majorBidi" w:eastAsia="Times New Roman" w:hAnsiTheme="majorBidi" w:cstheme="majorBidi"/>
+          <w:kern w:val="0"/>
+          <w:sz w:val="32"/>
+          <w:szCs w:val="32"/>
+          <w:lang w:bidi="he-IL"/>
+          <w14:ligatures w14:val="none"/>
+        </w:rPr>
+        <w:t>:</w:t>
+      </w:r>
+      <w:r>
+        <w:rPr>
+          <w:rFonts w:asciiTheme="majorBidi" w:eastAsia="Times New Roman" w:hAnsiTheme="majorBidi" w:cstheme="majorBidi"/>
+          <w:kern w:val="0"/>
+          <w:sz w:val="32"/>
+          <w:szCs w:val="32"/>
+          <w:lang w:bidi="he-IL"/>
+          <w14:ligatures w14:val="none"/>
+        </w:rPr>
+        <w:br/>
+      </w:r>
+      <w:r>
+        <w:rPr>
+          <w:rFonts w:asciiTheme="majorBidi" w:eastAsia="Times New Roman" w:hAnsiTheme="majorBidi" w:cstheme="majorBidi"/>
+          <w:kern w:val="0"/>
+          <w:sz w:val="32"/>
+          <w:szCs w:val="32"/>
+          <w:rtl/>
+          <w:lang w:bidi="he-IL"/>
+          <w14:ligatures w14:val="none"/>
+        </w:rPr>
+        <w:t>בגודל זהה (4,974 משפטים), מסווג</w:t>
+      </w:r>
+      <w:r>
+        <w:rPr>
+          <w:rFonts w:asciiTheme="majorBidi" w:eastAsia="Times New Roman" w:hAnsiTheme="majorBidi" w:cstheme="majorBidi"/>
+          <w:kern w:val="0"/>
+          <w:sz w:val="32"/>
+          <w:szCs w:val="32"/>
+          <w:lang w:bidi="he-IL"/>
+          <w14:ligatures w14:val="none"/>
+        </w:rPr>
+        <w:t xml:space="preserve"> KNN, </w:t>
+      </w:r>
+      <w:r>
+        <w:rPr>
+          <w:rFonts w:asciiTheme="majorBidi" w:eastAsia="Times New Roman" w:hAnsiTheme="majorBidi" w:cstheme="majorBidi"/>
+          <w:kern w:val="0"/>
+          <w:sz w:val="32"/>
+          <w:szCs w:val="32"/>
+          <w:rtl/>
+          <w:lang w:bidi="he-IL"/>
+          <w14:ligatures w14:val="none"/>
+        </w:rPr>
+        <w:t>ובחירת הפרמטר</w:t>
+      </w:r>
+      <w:r>
+        <w:rPr>
+          <w:rFonts w:asciiTheme="majorBidi" w:eastAsia="Times New Roman" w:hAnsiTheme="majorBidi" w:cstheme="majorBidi"/>
+          <w:kern w:val="0"/>
+          <w:sz w:val="32"/>
+          <w:szCs w:val="32"/>
+          <w:rtl/>
+          <w14:ligatures w14:val="none"/>
+        </w:rPr>
+        <w:t xml:space="preserve"> </w:t>
+      </w:r>
+      <m:oMath>
+        <m:r>
+          <w:rPr>
+            <w:rFonts w:ascii="Cambria Math" w:eastAsia="Times New Roman" w:hAnsi="Cambria Math" w:cstheme="majorBidi"/>
+            <w:kern w:val="0"/>
+            <w:sz w:val="32"/>
+            <w:szCs w:val="32"/>
+            <w14:ligatures w14:val="none"/>
+          </w:rPr>
+          <m:t xml:space="preserve"> </m:t>
+        </m:r>
+        <m:r>
+          <m:rPr>
+            <m:sty m:val="p"/>
+          </m:rPr>
+          <w:rPr>
+            <w:rFonts w:ascii="Cambria Math" w:eastAsia="Times New Roman" w:hAnsi="Cambria Math" w:cstheme="majorBidi"/>
+            <w:kern w:val="0"/>
+            <w:sz w:val="32"/>
+            <w:szCs w:val="32"/>
+            <w:lang w:bidi="he-IL"/>
+            <w14:ligatures w14:val="none"/>
+          </w:rPr>
+          <m:t>k</m:t>
+        </m:r>
+      </m:oMath>
+      <w:r>
+        <w:rPr>
+          <w:rFonts w:asciiTheme="majorBidi" w:eastAsia="Times New Roman" w:hAnsiTheme="majorBidi" w:cstheme="majorBidi"/>
+          <w:kern w:val="0"/>
+          <w:sz w:val="32"/>
+          <w:szCs w:val="32"/>
+          <w:rtl/>
+          <w:lang w:bidi="he-IL"/>
+          <w14:ligatures w14:val="none"/>
+        </w:rPr>
+        <w:t>באמצעות</w:t>
+      </w:r>
+      <w:r>
+        <w:rPr>
+          <w:rFonts w:asciiTheme="majorBidi" w:eastAsia="Times New Roman" w:hAnsiTheme="majorBidi" w:cstheme="majorBidi"/>
+          <w:kern w:val="0"/>
+          <w:sz w:val="32"/>
+          <w:szCs w:val="32"/>
+          <w:rtl/>
+          <w14:ligatures w14:val="none"/>
+        </w:rPr>
+        <w:t xml:space="preserve"> </w:t>
+      </w:r>
+      <w:r>
+        <w:rPr>
+          <w:rFonts w:asciiTheme="majorBidi" w:eastAsia="Times New Roman" w:hAnsiTheme="majorBidi" w:cstheme="majorBidi"/>
+          <w:kern w:val="0"/>
+          <w:sz w:val="32"/>
+          <w:szCs w:val="32"/>
+          <w:lang w:bidi="he-IL"/>
+          <w14:ligatures w14:val="none"/>
+        </w:rPr>
+        <w:t>5-fold cross validation</w:t>
+      </w:r>
+      <w:r>
+        <w:rPr>
+          <w:rFonts w:asciiTheme="majorBidi" w:eastAsia="Times New Roman" w:hAnsiTheme="majorBidi" w:cstheme="majorBidi" w:hint="cs"/>
+          <w:kern w:val="0"/>
+          <w:sz w:val="32"/>
+          <w:szCs w:val="32"/>
+          <w:rtl/>
+          <w:lang w:bidi="he-IL"/>
+          <w14:ligatures w14:val="none"/>
+        </w:rPr>
+        <w:t xml:space="preserve"> </w:t>
+      </w:r>
+      <w:r>
+        <w:rPr>
+          <w:rFonts w:asciiTheme="majorBidi" w:eastAsia="Times New Roman" w:hAnsiTheme="majorBidi" w:cstheme="majorBidi"/>
+          <w:kern w:val="0"/>
+          <w:sz w:val="32"/>
+          <w:szCs w:val="32"/>
+          <w:rtl/>
+          <w:lang w:bidi="he-IL"/>
+          <w14:ligatures w14:val="none"/>
+        </w:rPr>
+        <w:t>על פי מדד</w:t>
+      </w:r>
+      <w:r>
+        <w:rPr>
+          <w:rFonts w:asciiTheme="majorBidi" w:eastAsia="Times New Roman" w:hAnsiTheme="majorBidi" w:cstheme="majorBidi"/>
+          <w:kern w:val="0"/>
+          <w:sz w:val="32"/>
+          <w:szCs w:val="32"/>
+          <w:rtl/>
+          <w14:ligatures w14:val="none"/>
+        </w:rPr>
+        <w:t xml:space="preserve"> </w:t>
+      </w:r>
+      <w:r>
+        <w:rPr>
+          <w:rFonts w:asciiTheme="majorBidi" w:eastAsia="Times New Roman" w:hAnsiTheme="majorBidi" w:cstheme="majorBidi"/>
+          <w:kern w:val="0"/>
+          <w:sz w:val="32"/>
+          <w:szCs w:val="32"/>
+          <w:lang w:bidi="he-IL"/>
+          <w14:ligatures w14:val="none"/>
+        </w:rPr>
+        <w:t>Macro F1</w:t>
+      </w:r>
+      <w:r>
+        <w:rPr>
+          <w:rFonts w:asciiTheme="majorBidi" w:eastAsia="Times New Roman" w:hAnsiTheme="majorBidi" w:cstheme="majorBidi" w:hint="cs"/>
+          <w:kern w:val="0"/>
+          <w:sz w:val="32"/>
+          <w:szCs w:val="32"/>
+          <w:rtl/>
+          <w:lang w:bidi="he-IL"/>
+          <w14:ligatures w14:val="none"/>
+        </w:rPr>
+        <w:t>.</w:t>
+      </w:r>
+    </w:p>
+    <w:p>
+      <w:pPr>
+        <w:bidi/>
+        <w:spacing w:after="0" w:line="240" w:lineRule="auto"/>
+        <w:ind w:left="720" w:firstLine="720"/>
+        <w:rPr>
+          <w:rFonts w:asciiTheme="majorBidi" w:eastAsia="Times New Roman" w:hAnsiTheme="majorBidi" w:cstheme="majorBidi"/>
+          <w:kern w:val="0"/>
+          <w:sz w:val="32"/>
+          <w:szCs w:val="32"/>
+          <w:lang w:bidi="he-IL"/>
+          <w14:ligatures w14:val="none"/>
+        </w:rPr>
+      </w:pPr>
+      <w:r>
+        <w:rPr>
+          <w:rFonts w:asciiTheme="majorBidi" w:eastAsia="Times New Roman" w:hAnsiTheme="majorBidi" w:cstheme="majorBidi"/>
+          <w:kern w:val="0"/>
+          <w:sz w:val="32"/>
+          <w:szCs w:val="32"/>
+          <w:rtl/>
+          <w:lang w:bidi="he-IL"/>
+          <w14:ligatures w14:val="none"/>
+        </w:rPr>
+        <w:t>עם זאת, ההבדל המרכזי בין התרגילים הוא</w:t>
+      </w:r>
+      <w:r>
+        <w:rPr>
+          <w:rFonts w:asciiTheme="majorBidi" w:eastAsia="Times New Roman" w:hAnsiTheme="majorBidi" w:cstheme="majorBidi"/>
+          <w:kern w:val="0"/>
+          <w:sz w:val="32"/>
+          <w:szCs w:val="32"/>
+          <w:rtl/>
+          <w14:ligatures w14:val="none"/>
+        </w:rPr>
+        <w:t xml:space="preserve"> </w:t>
+      </w:r>
+      <w:r>
+        <w:rPr>
+          <w:rFonts w:asciiTheme="majorBidi" w:eastAsia="Times New Roman" w:hAnsiTheme="majorBidi" w:cstheme="majorBidi"/>
+          <w:kern w:val="0"/>
+          <w:sz w:val="32"/>
+          <w:szCs w:val="32"/>
+          <w:rtl/>
+          <w:lang w:bidi="he-IL"/>
+          <w14:ligatures w14:val="none"/>
+        </w:rPr>
+        <w:t>אופן ייצוג המשפטים</w:t>
+      </w:r>
+      <w:r>
+        <w:rPr>
+          <w:rFonts w:asciiTheme="majorBidi" w:eastAsia="Times New Roman" w:hAnsiTheme="majorBidi" w:cstheme="majorBidi"/>
+          <w:kern w:val="0"/>
+          <w:sz w:val="32"/>
+          <w:szCs w:val="32"/>
+          <w:lang w:bidi="he-IL"/>
+          <w14:ligatures w14:val="none"/>
+        </w:rPr>
+        <w:t>.</w:t>
+      </w:r>
+    </w:p>
+    <w:p>
+      <w:pPr>
+        <w:bidi/>
+        <w:spacing w:after="0" w:line="240" w:lineRule="auto"/>
+        <w:ind w:left="720" w:firstLine="720"/>
+        <w:rPr>
+          <w:rFonts w:asciiTheme="majorBidi" w:eastAsia="Times New Roman" w:hAnsiTheme="majorBidi" w:cstheme="majorBidi"/>
+          <w:kern w:val="0"/>
+          <w:sz w:val="32"/>
+          <w:szCs w:val="32"/>
+          <w:lang w:bidi="he-IL"/>
+          <w14:ligatures w14:val="none"/>
+        </w:rPr>
+      </w:pPr>
+      <w:r>
+        <w:rPr>
+          <w:rFonts w:asciiTheme="majorBidi" w:eastAsia="Times New Roman" w:hAnsiTheme="majorBidi" w:cstheme="majorBidi"/>
+          <w:kern w:val="0"/>
+          <w:sz w:val="32"/>
+          <w:szCs w:val="32"/>
+          <w:rtl/>
+          <w:lang w:bidi="he-IL"/>
+          <w14:ligatures w14:val="none"/>
+        </w:rPr>
+        <w:t>בתרגיל 3 נעשה שימוש בייצוגים מבוססי תכונות שטחיות</w:t>
+      </w:r>
+      <w:r>
+        <w:rPr>
+          <w:rFonts w:asciiTheme="majorBidi" w:eastAsia="Times New Roman" w:hAnsiTheme="majorBidi" w:cstheme="majorBidi"/>
+          <w:kern w:val="0"/>
+          <w:sz w:val="32"/>
+          <w:szCs w:val="32"/>
+          <w:lang w:bidi="he-IL"/>
+          <w14:ligatures w14:val="none"/>
+        </w:rPr>
+        <w:t>:</w:t>
+      </w:r>
+    </w:p>
+    <w:p>
+      <w:pPr>
+        <w:numPr>
+          <w:ilvl w:val="0"/>
+          <w:numId w:val="36"/>
+        </w:numPr>
+        <w:tabs>
+          <w:tab w:val="num" w:pos="1440"/>
+        </w:tabs>
+        <w:bidi/>
+        <w:spacing w:after="0" w:line="240" w:lineRule="auto"/>
+        <w:ind w:left="2520"/>
+        <w:rPr>
+          <w:rFonts w:asciiTheme="majorBidi" w:eastAsia="Times New Roman" w:hAnsiTheme="majorBidi" w:cstheme="majorBidi"/>
+          <w:kern w:val="0"/>
+          <w:sz w:val="32"/>
+          <w:szCs w:val="32"/>
+          <w:lang w:bidi="he-IL"/>
+          <w14:ligatures w14:val="none"/>
+        </w:rPr>
+      </w:pPr>
+      <w:r>
+        <w:rPr>
+          <w:rFonts w:asciiTheme="majorBidi" w:eastAsia="Times New Roman" w:hAnsiTheme="majorBidi" w:cstheme="majorBidi"/>
+          <w:kern w:val="0"/>
+          <w:sz w:val="32"/>
+          <w:szCs w:val="32"/>
+          <w:lang w:bidi="he-IL"/>
+          <w14:ligatures w14:val="none"/>
+        </w:rPr>
+        <w:t>Bag of Words (BOW)</w:t>
+      </w:r>
+    </w:p>
+    <w:p>
+      <w:pPr>
+        <w:numPr>
+          <w:ilvl w:val="0"/>
+          <w:numId w:val="36"/>
+        </w:numPr>
+        <w:tabs>
+          <w:tab w:val="num" w:pos="1440"/>
+        </w:tabs>
+        <w:bidi/>
+        <w:spacing w:after="0" w:line="240" w:lineRule="auto"/>
+        <w:ind w:left="2520"/>
+        <w:rPr>
+          <w:rFonts w:asciiTheme="majorBidi" w:eastAsia="Times New Roman" w:hAnsiTheme="majorBidi" w:cstheme="majorBidi"/>
+          <w:kern w:val="0"/>
+          <w:sz w:val="32"/>
+          <w:szCs w:val="32"/>
+          <w:lang w:bidi="he-IL"/>
+          <w14:ligatures w14:val="none"/>
+        </w:rPr>
+      </w:pPr>
+      <w:r>
+        <w:rPr>
+          <w:rFonts w:asciiTheme="majorBidi" w:eastAsia="Times New Roman" w:hAnsiTheme="majorBidi" w:cstheme="majorBidi"/>
+          <w:kern w:val="0"/>
+          <w:sz w:val="32"/>
+          <w:szCs w:val="32"/>
+          <w:lang w:bidi="he-IL"/>
+          <w14:ligatures w14:val="none"/>
+        </w:rPr>
+        <w:t>TF-IDF</w:t>
+      </w:r>
+      <w:r>
+        <w:rPr>
+          <w:rFonts w:asciiTheme="majorBidi" w:eastAsia="Times New Roman" w:hAnsiTheme="majorBidi" w:cstheme="majorBidi"/>
+          <w:kern w:val="0"/>
+          <w:sz w:val="32"/>
+          <w:szCs w:val="32"/>
+          <w:lang w:bidi="he-IL"/>
+          <w14:ligatures w14:val="none"/>
+        </w:rPr>
+        <w:br/>
+      </w:r>
+      <w:r>
+        <w:rPr>
+          <w:rFonts w:asciiTheme="majorBidi" w:eastAsia="Times New Roman" w:hAnsiTheme="majorBidi" w:cstheme="majorBidi"/>
+          <w:kern w:val="0"/>
+          <w:sz w:val="32"/>
+          <w:szCs w:val="32"/>
+          <w:rtl/>
+          <w:lang w:bidi="he-IL"/>
+          <w14:ligatures w14:val="none"/>
+        </w:rPr>
+        <w:t>כאשר הייצוגים היו בעלי מימד גבוה (2000 תכונות)</w:t>
+      </w:r>
+      <w:r>
+        <w:rPr>
+          <w:rFonts w:asciiTheme="majorBidi" w:eastAsia="Times New Roman" w:hAnsiTheme="majorBidi" w:cstheme="majorBidi"/>
+          <w:kern w:val="0"/>
+          <w:sz w:val="32"/>
+          <w:szCs w:val="32"/>
+          <w:lang w:bidi="he-IL"/>
+          <w14:ligatures w14:val="none"/>
+        </w:rPr>
+        <w:t>.</w:t>
+      </w:r>
+    </w:p>
+    <w:p>
+      <w:pPr>
+        <w:bidi/>
+        <w:spacing w:after="0" w:line="240" w:lineRule="auto"/>
+        <w:ind w:left="720" w:firstLine="720"/>
+        <w:rPr>
+          <w:rFonts w:asciiTheme="majorBidi" w:eastAsia="Times New Roman" w:hAnsiTheme="majorBidi" w:cstheme="majorBidi"/>
           <w:b/>
           <w:bCs/>
           <w:i/>
@@ -12005,22 +12275,20 @@
           <w:kern w:val="0"/>
           <w:sz w:val="32"/>
           <w:szCs w:val="32"/>
-          <w:highlight w:val="yellow"/>
           <w:u w:val="single"/>
           <w:rtl/>
           <w:lang w:bidi="he-IL"/>
           <w14:ligatures w14:val="none"/>
         </w:rPr>
-        <w:t>שאלה1:</w:t>
-      </w:r>
+      </w:pPr>
     </w:p>
     <w:p>
       <w:pPr>
         <w:bidi/>
         <w:spacing w:after="0" w:line="240" w:lineRule="auto"/>
-        <w:ind w:firstLine="720"/>
-        <w:rPr>
-          <w:rFonts w:ascii="Times New Roman" w:eastAsia="Times New Roman" w:hAnsi="Times New Roman" w:cs="Times New Roman" w:hint="cs"/>
+        <w:ind w:left="720" w:firstLine="720"/>
+        <w:rPr>
+          <w:rFonts w:ascii="Times New Roman" w:eastAsia="Times New Roman" w:hAnsi="Times New Roman" w:cs="Times New Roman"/>
           <w:b/>
           <w:bCs/>
           <w:i/>
@@ -12029,10 +12297,1767 @@
           <w:sz w:val="32"/>
           <w:szCs w:val="32"/>
           <w:u w:val="single"/>
+          <w:rtl/>
           <w:lang w:bidi="he-IL"/>
           <w14:ligatures w14:val="none"/>
         </w:rPr>
       </w:pPr>
+    </w:p>
+    <w:p>
+      <w:pPr>
+        <w:bidi/>
+        <w:spacing w:after="0" w:line="240" w:lineRule="auto"/>
+        <w:ind w:left="720" w:firstLine="720"/>
+        <w:rPr>
+          <w:rFonts w:ascii="Times New Roman" w:eastAsia="Times New Roman" w:hAnsi="Times New Roman" w:cs="Times New Roman"/>
+          <w:b/>
+          <w:bCs/>
+          <w:i/>
+          <w:iCs/>
+          <w:kern w:val="0"/>
+          <w:sz w:val="32"/>
+          <w:szCs w:val="32"/>
+          <w:u w:val="single"/>
+          <w:rtl/>
+          <w:lang w:bidi="he-IL"/>
+          <w14:ligatures w14:val="none"/>
+        </w:rPr>
+      </w:pPr>
+    </w:p>
+    <w:p>
+      <w:pPr>
+        <w:bidi/>
+        <w:spacing w:after="0" w:line="240" w:lineRule="auto"/>
+        <w:ind w:left="1440"/>
+        <w:rPr>
+          <w:rFonts w:ascii="Times New Roman" w:eastAsia="Times New Roman" w:hAnsi="Times New Roman" w:cs="Times New Roman"/>
+          <w:kern w:val="0"/>
+          <w:sz w:val="32"/>
+          <w:szCs w:val="32"/>
+          <w:rtl/>
+          <w:lang w:bidi="he-IL"/>
+          <w14:ligatures w14:val="none"/>
+        </w:rPr>
+      </w:pPr>
+      <w:r>
+        <w:rPr>
+          <w:rFonts w:ascii="Times New Roman" w:eastAsia="Times New Roman" w:hAnsi="Times New Roman" w:cs="Times New Roman"/>
+          <w:kern w:val="0"/>
+          <w:sz w:val="32"/>
+          <w:szCs w:val="32"/>
+          <w:rtl/>
+          <w:lang w:bidi="he-IL"/>
+          <w14:ligatures w14:val="none"/>
+        </w:rPr>
+        <w:lastRenderedPageBreak/>
+        <w:t>בתרגיל 4 נעשה שימוש ב־</w:t>
+      </w:r>
+      <w:r>
+        <w:rPr>
+          <w:rFonts w:ascii="Times New Roman" w:eastAsia="Times New Roman" w:hAnsi="Times New Roman" w:cs="Times New Roman"/>
+          <w:kern w:val="0"/>
+          <w:sz w:val="32"/>
+          <w:szCs w:val="32"/>
+          <w:lang w:bidi="he-IL"/>
+          <w14:ligatures w14:val="none"/>
+        </w:rPr>
+        <w:t xml:space="preserve">Sentence Embeddings </w:t>
+      </w:r>
+      <w:r>
+        <w:rPr>
+          <w:rFonts w:ascii="Times New Roman" w:eastAsia="Times New Roman" w:hAnsi="Times New Roman" w:cs="Times New Roman" w:hint="cs"/>
+          <w:kern w:val="0"/>
+          <w:sz w:val="32"/>
+          <w:szCs w:val="32"/>
+          <w:rtl/>
+          <w:lang w:bidi="he-IL"/>
+          <w14:ligatures w14:val="none"/>
+        </w:rPr>
+        <w:t xml:space="preserve"> </w:t>
+      </w:r>
+      <w:r>
+        <w:rPr>
+          <w:rFonts w:ascii="Times New Roman" w:eastAsia="Times New Roman" w:hAnsi="Times New Roman" w:cs="Times New Roman"/>
+          <w:kern w:val="0"/>
+          <w:sz w:val="32"/>
+          <w:szCs w:val="32"/>
+          <w:rtl/>
+          <w:lang w:bidi="he-IL"/>
+          <w14:ligatures w14:val="none"/>
+        </w:rPr>
+        <w:t>המבוססים על</w:t>
+      </w:r>
+      <w:r>
+        <w:rPr>
+          <w:rFonts w:ascii="Times New Roman" w:eastAsia="Times New Roman" w:hAnsi="Times New Roman" w:cs="Times New Roman"/>
+          <w:kern w:val="0"/>
+          <w:sz w:val="32"/>
+          <w:szCs w:val="32"/>
+          <w:lang w:bidi="he-IL"/>
+          <w14:ligatures w14:val="none"/>
+        </w:rPr>
+        <w:t xml:space="preserve"> Word2Vec</w:t>
+      </w:r>
+      <w:r>
+        <w:rPr>
+          <w:rFonts w:ascii="Times New Roman" w:eastAsia="Times New Roman" w:hAnsi="Times New Roman" w:cs="Times New Roman" w:hint="cs"/>
+          <w:kern w:val="0"/>
+          <w:sz w:val="32"/>
+          <w:szCs w:val="32"/>
+          <w:rtl/>
+          <w:lang w:bidi="he-IL"/>
+          <w14:ligatures w14:val="none"/>
+        </w:rPr>
+        <w:t xml:space="preserve"> </w:t>
+      </w:r>
+      <w:r>
+        <w:rPr>
+          <w:rFonts w:ascii="Times New Roman" w:eastAsia="Times New Roman" w:hAnsi="Times New Roman" w:cs="Times New Roman"/>
+          <w:kern w:val="0"/>
+          <w:sz w:val="32"/>
+          <w:szCs w:val="32"/>
+          <w:rtl/>
+          <w:lang w:bidi="he-IL"/>
+          <w14:ligatures w14:val="none"/>
+        </w:rPr>
+        <w:t>כאשר כל משפט יוצג באמצעות וקטור צפוף באורך 50, המחושב כממוצע וקטורי המילים במשפט</w:t>
+      </w:r>
+      <w:r>
+        <w:rPr>
+          <w:rFonts w:ascii="Times New Roman" w:eastAsia="Times New Roman" w:hAnsi="Times New Roman" w:cs="Times New Roman"/>
+          <w:kern w:val="0"/>
+          <w:sz w:val="32"/>
+          <w:szCs w:val="32"/>
+          <w:lang w:bidi="he-IL"/>
+          <w14:ligatures w14:val="none"/>
+        </w:rPr>
+        <w:t>.</w:t>
+      </w:r>
+    </w:p>
+    <w:p>
+      <w:pPr>
+        <w:bidi/>
+        <w:spacing w:after="0" w:line="240" w:lineRule="auto"/>
+        <w:ind w:left="1440"/>
+        <w:rPr>
+          <w:rFonts w:ascii="Times New Roman" w:eastAsia="Times New Roman" w:hAnsi="Times New Roman" w:cs="Times New Roman"/>
+          <w:kern w:val="0"/>
+          <w:sz w:val="32"/>
+          <w:szCs w:val="32"/>
+          <w:rtl/>
+          <w:lang w:bidi="he-IL"/>
+          <w14:ligatures w14:val="none"/>
+        </w:rPr>
+      </w:pPr>
+    </w:p>
+    <w:p>
+      <w:pPr>
+        <w:bidi/>
+        <w:spacing w:after="0" w:line="240" w:lineRule="auto"/>
+        <w:ind w:left="1440"/>
+        <w:rPr>
+          <w:rFonts w:ascii="Times New Roman" w:eastAsia="Times New Roman" w:hAnsi="Times New Roman" w:cs="Times New Roman"/>
+          <w:kern w:val="0"/>
+          <w:sz w:val="32"/>
+          <w:szCs w:val="32"/>
+          <w:rtl/>
+          <w:lang w:bidi="he-IL"/>
+          <w14:ligatures w14:val="none"/>
+        </w:rPr>
+      </w:pPr>
+    </w:p>
+    <w:p>
+      <w:pPr>
+        <w:bidi/>
+        <w:spacing w:after="0" w:line="240" w:lineRule="auto"/>
+        <w:ind w:left="1440"/>
+        <w:rPr>
+          <w:rFonts w:ascii="Times New Roman" w:eastAsia="Times New Roman" w:hAnsi="Times New Roman" w:cs="Times New Roman"/>
+          <w:kern w:val="0"/>
+          <w:sz w:val="32"/>
+          <w:szCs w:val="32"/>
+          <w:rtl/>
+          <w:lang w:bidi="he-IL"/>
+          <w14:ligatures w14:val="none"/>
+        </w:rPr>
+      </w:pPr>
+      <w:r>
+        <w:rPr>
+          <w:rFonts w:ascii="Times New Roman" w:eastAsia="Times New Roman" w:hAnsi="Times New Roman" w:cs="Times New Roman"/>
+          <w:kern w:val="0"/>
+          <w:sz w:val="32"/>
+          <w:szCs w:val="32"/>
+          <w:rtl/>
+          <w:lang w:bidi="he-IL"/>
+          <w14:ligatures w14:val="none"/>
+        </w:rPr>
+        <w:t>השוואת תוצאות</w:t>
+      </w:r>
+      <w:r>
+        <w:rPr>
+          <w:rFonts w:ascii="Times New Roman" w:eastAsia="Times New Roman" w:hAnsi="Times New Roman" w:cs="Times New Roman"/>
+          <w:kern w:val="0"/>
+          <w:sz w:val="32"/>
+          <w:szCs w:val="32"/>
+          <w:lang w:bidi="he-IL"/>
+          <w14:ligatures w14:val="none"/>
+        </w:rPr>
+        <w:t xml:space="preserve"> (Binary Classification):</w:t>
+      </w:r>
+    </w:p>
+    <w:p>
+      <w:pPr>
+        <w:bidi/>
+        <w:spacing w:after="0" w:line="240" w:lineRule="auto"/>
+        <w:ind w:left="1440"/>
+        <w:rPr>
+          <w:rFonts w:ascii="Times New Roman" w:eastAsia="Times New Roman" w:hAnsi="Times New Roman" w:cs="Times New Roman"/>
+          <w:kern w:val="0"/>
+          <w:sz w:val="32"/>
+          <w:szCs w:val="32"/>
+          <w:rtl/>
+          <w:lang w:bidi="he-IL"/>
+          <w14:ligatures w14:val="none"/>
+        </w:rPr>
+      </w:pPr>
+      <w:r>
+        <w:rPr>
+          <w:noProof/>
+        </w:rPr>
+        <w:drawing>
+          <wp:anchor distT="0" distB="0" distL="114300" distR="114300" simplePos="0" relativeHeight="251659264" behindDoc="1" locked="0" layoutInCell="1" allowOverlap="1" wp14:anchorId="4D5B19E0" wp14:editId="3EBB791F">
+            <wp:simplePos x="0" y="0"/>
+            <wp:positionH relativeFrom="column">
+              <wp:posOffset>-815340</wp:posOffset>
+            </wp:positionH>
+            <wp:positionV relativeFrom="paragraph">
+              <wp:posOffset>281940</wp:posOffset>
+            </wp:positionV>
+            <wp:extent cx="3177540" cy="2895600"/>
+            <wp:effectExtent l="0" t="0" r="3810" b="0"/>
+            <wp:wrapTight wrapText="bothSides">
+              <wp:wrapPolygon edited="0">
+                <wp:start x="0" y="0"/>
+                <wp:lineTo x="0" y="21458"/>
+                <wp:lineTo x="21496" y="21458"/>
+                <wp:lineTo x="21496" y="0"/>
+                <wp:lineTo x="0" y="0"/>
+              </wp:wrapPolygon>
+            </wp:wrapTight>
+            <wp:docPr id="571106394" name="Picture 1"/>
+            <wp:cNvGraphicFramePr>
+              <a:graphicFrameLocks xmlns:a="http://schemas.openxmlformats.org/drawingml/2006/main" noChangeAspect="1"/>
+            </wp:cNvGraphicFramePr>
+            <a:graphic xmlns:a="http://schemas.openxmlformats.org/drawingml/2006/main">
+              <a:graphicData uri="http://schemas.openxmlformats.org/drawingml/2006/picture">
+                <pic:pic xmlns:pic="http://schemas.openxmlformats.org/drawingml/2006/picture">
+                  <pic:nvPicPr>
+                    <pic:cNvPr id="571106394" name=""/>
+                    <pic:cNvPicPr/>
+                  </pic:nvPicPr>
+                  <pic:blipFill rotWithShape="1">
+                    <a:blip r:embed="rId9">
+                      <a:extLst>
+                        <a:ext uri="{28A0092B-C50C-407E-A947-70E740481C1C}">
+                          <a14:useLocalDpi xmlns:a14="http://schemas.microsoft.com/office/drawing/2010/main" val="0"/>
+                        </a:ext>
+                      </a:extLst>
+                    </a:blip>
+                    <a:srcRect t="264" b="-1"/>
+                    <a:stretch>
+                      <a:fillRect/>
+                    </a:stretch>
+                  </pic:blipFill>
+                  <pic:spPr bwMode="auto">
+                    <a:xfrm>
+                      <a:off x="0" y="0"/>
+                      <a:ext cx="3177540" cy="2895600"/>
+                    </a:xfrm>
+                    <a:prstGeom prst="rect">
+                      <a:avLst/>
+                    </a:prstGeom>
+                    <a:ln>
+                      <a:noFill/>
+                    </a:ln>
+                    <a:extLst>
+                      <a:ext uri="{53640926-AAD7-44D8-BBD7-CCE9431645EC}">
+                        <a14:shadowObscured xmlns:a14="http://schemas.microsoft.com/office/drawing/2010/main"/>
+                      </a:ext>
+                    </a:extLst>
+                  </pic:spPr>
+                </pic:pic>
+              </a:graphicData>
+            </a:graphic>
+            <wp14:sizeRelH relativeFrom="margin">
+              <wp14:pctWidth>0</wp14:pctWidth>
+            </wp14:sizeRelH>
+            <wp14:sizeRelV relativeFrom="margin">
+              <wp14:pctHeight>0</wp14:pctHeight>
+            </wp14:sizeRelV>
+          </wp:anchor>
+        </w:drawing>
+      </w:r>
+    </w:p>
+    <w:p>
+      <w:pPr>
+        <w:bidi/>
+        <w:spacing w:after="0" w:line="240" w:lineRule="auto"/>
+        <w:ind w:left="1440"/>
+        <w:rPr>
+          <w:rFonts w:ascii="Times New Roman" w:eastAsia="Times New Roman" w:hAnsi="Times New Roman" w:cs="Times New Roman"/>
+          <w:kern w:val="0"/>
+          <w:sz w:val="32"/>
+          <w:szCs w:val="32"/>
+          <w:rtl/>
+          <w:lang w:bidi="he-IL"/>
+          <w14:ligatures w14:val="none"/>
+        </w:rPr>
+      </w:pPr>
+      <w:r>
+        <w:rPr>
+          <w:noProof/>
+        </w:rPr>
+        <w:drawing>
+          <wp:anchor distT="0" distB="0" distL="114300" distR="114300" simplePos="0" relativeHeight="251660288" behindDoc="1" locked="0" layoutInCell="1" allowOverlap="1" wp14:anchorId="654ABF5A" wp14:editId="57ACB477">
+            <wp:simplePos x="0" y="0"/>
+            <wp:positionH relativeFrom="column">
+              <wp:posOffset>2750820</wp:posOffset>
+            </wp:positionH>
+            <wp:positionV relativeFrom="paragraph">
+              <wp:posOffset>185420</wp:posOffset>
+            </wp:positionV>
+            <wp:extent cx="3939540" cy="1592580"/>
+            <wp:effectExtent l="0" t="0" r="3810" b="7620"/>
+            <wp:wrapTight wrapText="bothSides">
+              <wp:wrapPolygon edited="0">
+                <wp:start x="0" y="0"/>
+                <wp:lineTo x="0" y="21445"/>
+                <wp:lineTo x="21516" y="21445"/>
+                <wp:lineTo x="21516" y="0"/>
+                <wp:lineTo x="0" y="0"/>
+              </wp:wrapPolygon>
+            </wp:wrapTight>
+            <wp:docPr id="1002523851" name="Picture 1"/>
+            <wp:cNvGraphicFramePr>
+              <a:graphicFrameLocks xmlns:a="http://schemas.openxmlformats.org/drawingml/2006/main" noChangeAspect="1"/>
+            </wp:cNvGraphicFramePr>
+            <a:graphic xmlns:a="http://schemas.openxmlformats.org/drawingml/2006/main">
+              <a:graphicData uri="http://schemas.openxmlformats.org/drawingml/2006/picture">
+                <pic:pic xmlns:pic="http://schemas.openxmlformats.org/drawingml/2006/picture">
+                  <pic:nvPicPr>
+                    <pic:cNvPr id="1002523851" name=""/>
+                    <pic:cNvPicPr/>
+                  </pic:nvPicPr>
+                  <pic:blipFill rotWithShape="1">
+                    <a:blip r:embed="rId10">
+                      <a:extLst>
+                        <a:ext uri="{28A0092B-C50C-407E-A947-70E740481C1C}">
+                          <a14:useLocalDpi xmlns:a14="http://schemas.microsoft.com/office/drawing/2010/main" val="0"/>
+                        </a:ext>
+                      </a:extLst>
+                    </a:blip>
+                    <a:srcRect b="16981"/>
+                    <a:stretch>
+                      <a:fillRect/>
+                    </a:stretch>
+                  </pic:blipFill>
+                  <pic:spPr bwMode="auto">
+                    <a:xfrm>
+                      <a:off x="0" y="0"/>
+                      <a:ext cx="3939540" cy="1592580"/>
+                    </a:xfrm>
+                    <a:prstGeom prst="rect">
+                      <a:avLst/>
+                    </a:prstGeom>
+                    <a:ln>
+                      <a:noFill/>
+                    </a:ln>
+                    <a:extLst>
+                      <a:ext uri="{53640926-AAD7-44D8-BBD7-CCE9431645EC}">
+                        <a14:shadowObscured xmlns:a14="http://schemas.microsoft.com/office/drawing/2010/main"/>
+                      </a:ext>
+                    </a:extLst>
+                  </pic:spPr>
+                </pic:pic>
+              </a:graphicData>
+            </a:graphic>
+            <wp14:sizeRelH relativeFrom="margin">
+              <wp14:pctWidth>0</wp14:pctWidth>
+            </wp14:sizeRelH>
+            <wp14:sizeRelV relativeFrom="margin">
+              <wp14:pctHeight>0</wp14:pctHeight>
+            </wp14:sizeRelV>
+          </wp:anchor>
+        </w:drawing>
+      </w:r>
+    </w:p>
+    <w:p>
+      <w:pPr>
+        <w:bidi/>
+        <w:spacing w:after="0" w:line="240" w:lineRule="auto"/>
+        <w:ind w:left="1440"/>
+        <w:rPr>
+          <w:rFonts w:ascii="Times New Roman" w:eastAsia="Times New Roman" w:hAnsi="Times New Roman" w:cs="Times New Roman"/>
+          <w:kern w:val="0"/>
+          <w:sz w:val="32"/>
+          <w:szCs w:val="32"/>
+          <w:rtl/>
+          <w:lang w:bidi="he-IL"/>
+          <w14:ligatures w14:val="none"/>
+        </w:rPr>
+      </w:pPr>
+    </w:p>
+    <w:p>
+      <w:pPr>
+        <w:bidi/>
+        <w:spacing w:after="0" w:line="240" w:lineRule="auto"/>
+        <w:ind w:left="1440"/>
+        <w:rPr>
+          <w:rFonts w:ascii="Times New Roman" w:eastAsia="Times New Roman" w:hAnsi="Times New Roman" w:cs="Times New Roman"/>
+          <w:kern w:val="0"/>
+          <w:sz w:val="32"/>
+          <w:szCs w:val="32"/>
+          <w:rtl/>
+          <w:lang w:bidi="he-IL"/>
+          <w14:ligatures w14:val="none"/>
+        </w:rPr>
+      </w:pPr>
+    </w:p>
+    <w:p>
+      <w:pPr>
+        <w:bidi/>
+        <w:spacing w:after="0" w:line="240" w:lineRule="auto"/>
+        <w:ind w:left="1440"/>
+        <w:rPr>
+          <w:rFonts w:ascii="Times New Roman" w:eastAsia="Times New Roman" w:hAnsi="Times New Roman" w:cs="Times New Roman"/>
+          <w:kern w:val="0"/>
+          <w:sz w:val="32"/>
+          <w:szCs w:val="32"/>
+          <w:rtl/>
+          <w:lang w:bidi="he-IL"/>
+          <w14:ligatures w14:val="none"/>
+        </w:rPr>
+      </w:pPr>
+    </w:p>
+    <w:p>
+      <w:pPr>
+        <w:bidi/>
+        <w:spacing w:after="0" w:line="240" w:lineRule="auto"/>
+        <w:ind w:left="1440"/>
+        <w:rPr>
+          <w:rFonts w:ascii="Times New Roman" w:eastAsia="Times New Roman" w:hAnsi="Times New Roman" w:cs="Times New Roman"/>
+          <w:kern w:val="0"/>
+          <w:sz w:val="32"/>
+          <w:szCs w:val="32"/>
+          <w:rtl/>
+          <w:lang w:bidi="he-IL"/>
+          <w14:ligatures w14:val="none"/>
+        </w:rPr>
+      </w:pPr>
+    </w:p>
+    <w:p>
+      <w:pPr>
+        <w:bidi/>
+        <w:spacing w:after="0" w:line="240" w:lineRule="auto"/>
+        <w:ind w:left="1440"/>
+        <w:rPr>
+          <w:rFonts w:ascii="Times New Roman" w:eastAsia="Times New Roman" w:hAnsi="Times New Roman" w:cs="Times New Roman"/>
+          <w:kern w:val="0"/>
+          <w:sz w:val="32"/>
+          <w:szCs w:val="32"/>
+          <w:rtl/>
+          <w:lang w:bidi="he-IL"/>
+          <w14:ligatures w14:val="none"/>
+        </w:rPr>
+      </w:pPr>
+    </w:p>
+    <w:p>
+      <w:pPr>
+        <w:bidi/>
+        <w:spacing w:after="0" w:line="240" w:lineRule="auto"/>
+        <w:ind w:left="1440"/>
+        <w:rPr>
+          <w:rFonts w:ascii="Times New Roman" w:eastAsia="Times New Roman" w:hAnsi="Times New Roman" w:cs="Times New Roman"/>
+          <w:kern w:val="0"/>
+          <w:sz w:val="32"/>
+          <w:szCs w:val="32"/>
+          <w:rtl/>
+          <w:lang w:bidi="he-IL"/>
+          <w14:ligatures w14:val="none"/>
+        </w:rPr>
+      </w:pPr>
+    </w:p>
+    <w:p>
+      <w:pPr>
+        <w:bidi/>
+        <w:spacing w:after="0" w:line="240" w:lineRule="auto"/>
+        <w:ind w:left="1440"/>
+        <w:rPr>
+          <w:rFonts w:ascii="Times New Roman" w:eastAsia="Times New Roman" w:hAnsi="Times New Roman" w:cs="Times New Roman"/>
+          <w:kern w:val="0"/>
+          <w:sz w:val="32"/>
+          <w:szCs w:val="32"/>
+          <w:rtl/>
+          <w:lang w:bidi="he-IL"/>
+          <w14:ligatures w14:val="none"/>
+        </w:rPr>
+      </w:pPr>
+    </w:p>
+    <w:p>
+      <w:pPr>
+        <w:bidi/>
+        <w:spacing w:after="0" w:line="240" w:lineRule="auto"/>
+        <w:rPr>
+          <w:rFonts w:ascii="Times New Roman" w:eastAsia="Times New Roman" w:hAnsi="Times New Roman" w:cs="Times New Roman"/>
+          <w:b/>
+          <w:bCs/>
+          <w:i/>
+          <w:iCs/>
+          <w:kern w:val="0"/>
+          <w:sz w:val="32"/>
+          <w:szCs w:val="32"/>
+          <w:u w:val="single"/>
+          <w:lang w:bidi="he-IL"/>
+          <w14:ligatures w14:val="none"/>
+        </w:rPr>
+      </w:pPr>
+      <w:r>
+        <w:rPr>
+          <w:rFonts w:ascii="Times New Roman" w:eastAsia="Times New Roman" w:hAnsi="Times New Roman" w:cs="Times New Roman"/>
+          <w:b/>
+          <w:bCs/>
+          <w:i/>
+          <w:iCs/>
+          <w:kern w:val="0"/>
+          <w:sz w:val="32"/>
+          <w:szCs w:val="32"/>
+          <w:u w:val="single"/>
+          <w:rtl/>
+          <w:lang w:bidi="he-IL"/>
+          <w14:ligatures w14:val="none"/>
+        </w:rPr>
+        <w:t>ניתוח ומסקנות</w:t>
+      </w:r>
+    </w:p>
+    <w:p>
+      <w:pPr>
+        <w:numPr>
+          <w:ilvl w:val="0"/>
+          <w:numId w:val="37"/>
+        </w:numPr>
+        <w:bidi/>
+        <w:spacing w:after="0" w:line="240" w:lineRule="auto"/>
+        <w:rPr>
+          <w:rFonts w:ascii="Times New Roman" w:eastAsia="Times New Roman" w:hAnsi="Times New Roman" w:cs="Times New Roman"/>
+          <w:kern w:val="0"/>
+          <w:sz w:val="32"/>
+          <w:szCs w:val="32"/>
+          <w:lang w:bidi="he-IL"/>
+          <w14:ligatures w14:val="none"/>
+        </w:rPr>
+      </w:pPr>
+      <w:r>
+        <w:rPr>
+          <w:rFonts w:ascii="Times New Roman" w:eastAsia="Times New Roman" w:hAnsi="Times New Roman" w:cs="Times New Roman"/>
+          <w:b/>
+          <w:bCs/>
+          <w:kern w:val="0"/>
+          <w:sz w:val="32"/>
+          <w:szCs w:val="32"/>
+          <w:lang w:bidi="he-IL"/>
+          <w14:ligatures w14:val="none"/>
+        </w:rPr>
+        <w:t>Precision:</w:t>
+      </w:r>
+    </w:p>
+    <w:p>
+      <w:pPr>
+        <w:numPr>
+          <w:ilvl w:val="1"/>
+          <w:numId w:val="37"/>
+        </w:numPr>
+        <w:bidi/>
+        <w:spacing w:after="0" w:line="240" w:lineRule="auto"/>
+        <w:rPr>
+          <w:rFonts w:ascii="Times New Roman" w:eastAsia="Times New Roman" w:hAnsi="Times New Roman" w:cs="Times New Roman"/>
+          <w:kern w:val="0"/>
+          <w:sz w:val="32"/>
+          <w:szCs w:val="32"/>
+          <w:lang w:bidi="he-IL"/>
+          <w14:ligatures w14:val="none"/>
+        </w:rPr>
+      </w:pPr>
+      <w:r>
+        <w:rPr>
+          <w:rFonts w:ascii="Times New Roman" w:eastAsia="Times New Roman" w:hAnsi="Times New Roman" w:cs="Times New Roman"/>
+          <w:kern w:val="0"/>
+          <w:sz w:val="32"/>
+          <w:szCs w:val="32"/>
+          <w:rtl/>
+          <w:lang w:bidi="he-IL"/>
+          <w14:ligatures w14:val="none"/>
+        </w:rPr>
+        <w:t>ב־</w:t>
+      </w:r>
+      <w:r>
+        <w:rPr>
+          <w:rFonts w:ascii="Times New Roman" w:eastAsia="Times New Roman" w:hAnsi="Times New Roman" w:cs="Times New Roman"/>
+          <w:kern w:val="0"/>
+          <w:sz w:val="32"/>
+          <w:szCs w:val="32"/>
+          <w:lang w:bidi="he-IL"/>
+          <w14:ligatures w14:val="none"/>
+        </w:rPr>
+        <w:t xml:space="preserve">TF-IDF </w:t>
+      </w:r>
+      <w:r>
+        <w:rPr>
+          <w:rFonts w:ascii="Times New Roman" w:eastAsia="Times New Roman" w:hAnsi="Times New Roman" w:cs="Times New Roman"/>
+          <w:kern w:val="0"/>
+          <w:sz w:val="32"/>
+          <w:szCs w:val="32"/>
+          <w:rtl/>
+          <w:lang w:bidi="he-IL"/>
+          <w14:ligatures w14:val="none"/>
+        </w:rPr>
+        <w:t>שתי המחלקות מאוזנות יחסית</w:t>
+      </w:r>
+      <w:r>
+        <w:rPr>
+          <w:rFonts w:ascii="Times New Roman" w:eastAsia="Times New Roman" w:hAnsi="Times New Roman" w:cs="Times New Roman"/>
+          <w:kern w:val="0"/>
+          <w:sz w:val="32"/>
+          <w:szCs w:val="32"/>
+          <w:lang w:bidi="he-IL"/>
+          <w14:ligatures w14:val="none"/>
+        </w:rPr>
+        <w:t xml:space="preserve"> (≈0.814–0.840).</w:t>
+      </w:r>
+    </w:p>
+    <w:p>
+      <w:pPr>
+        <w:numPr>
+          <w:ilvl w:val="1"/>
+          <w:numId w:val="37"/>
+        </w:numPr>
+        <w:bidi/>
+        <w:spacing w:after="0" w:line="240" w:lineRule="auto"/>
+        <w:rPr>
+          <w:rFonts w:ascii="Times New Roman" w:eastAsia="Times New Roman" w:hAnsi="Times New Roman" w:cs="Times New Roman"/>
+          <w:kern w:val="0"/>
+          <w:sz w:val="32"/>
+          <w:szCs w:val="32"/>
+          <w:lang w:bidi="he-IL"/>
+          <w14:ligatures w14:val="none"/>
+        </w:rPr>
+      </w:pPr>
+      <w:r>
+        <w:rPr>
+          <w:rFonts w:ascii="Times New Roman" w:eastAsia="Times New Roman" w:hAnsi="Times New Roman" w:cs="Times New Roman"/>
+          <w:kern w:val="0"/>
+          <w:sz w:val="32"/>
+          <w:szCs w:val="32"/>
+          <w:rtl/>
+          <w:lang w:bidi="he-IL"/>
+          <w14:ligatures w14:val="none"/>
+        </w:rPr>
+        <w:t>ב־</w:t>
+      </w:r>
+      <w:r>
+        <w:rPr>
+          <w:rFonts w:ascii="Times New Roman" w:eastAsia="Times New Roman" w:hAnsi="Times New Roman" w:cs="Times New Roman"/>
+          <w:kern w:val="0"/>
+          <w:sz w:val="32"/>
+          <w:szCs w:val="32"/>
+          <w:lang w:bidi="he-IL"/>
+          <w14:ligatures w14:val="none"/>
+        </w:rPr>
+        <w:t xml:space="preserve">Sentence Embeddings, Precision </w:t>
+      </w:r>
+      <w:r>
+        <w:rPr>
+          <w:rFonts w:ascii="Times New Roman" w:eastAsia="Times New Roman" w:hAnsi="Times New Roman" w:cs="Times New Roman"/>
+          <w:kern w:val="0"/>
+          <w:sz w:val="32"/>
+          <w:szCs w:val="32"/>
+          <w:rtl/>
+          <w:lang w:bidi="he-IL"/>
+          <w14:ligatures w14:val="none"/>
+        </w:rPr>
+        <w:t>עבור</w:t>
+      </w:r>
+      <w:r>
+        <w:rPr>
+          <w:rFonts w:ascii="Times New Roman" w:eastAsia="Times New Roman" w:hAnsi="Times New Roman" w:cs="Times New Roman"/>
+          <w:kern w:val="0"/>
+          <w:sz w:val="32"/>
+          <w:szCs w:val="32"/>
+          <w:lang w:bidi="he-IL"/>
+          <w14:ligatures w14:val="none"/>
+        </w:rPr>
+        <w:t xml:space="preserve"> Class 1 </w:t>
+      </w:r>
+      <w:r>
+        <w:rPr>
+          <w:rFonts w:ascii="Times New Roman" w:eastAsia="Times New Roman" w:hAnsi="Times New Roman" w:cs="Times New Roman"/>
+          <w:kern w:val="0"/>
+          <w:sz w:val="32"/>
+          <w:szCs w:val="32"/>
+          <w:rtl/>
+          <w:lang w:bidi="he-IL"/>
+          <w14:ligatures w14:val="none"/>
+        </w:rPr>
+        <w:t>גבוה מאוד (0.896) לעומת</w:t>
+      </w:r>
+      <w:r>
+        <w:rPr>
+          <w:rFonts w:ascii="Times New Roman" w:eastAsia="Times New Roman" w:hAnsi="Times New Roman" w:cs="Times New Roman"/>
+          <w:kern w:val="0"/>
+          <w:sz w:val="32"/>
+          <w:szCs w:val="32"/>
+          <w:lang w:bidi="he-IL"/>
+          <w14:ligatures w14:val="none"/>
+        </w:rPr>
+        <w:t xml:space="preserve"> Class 0 (0.754), </w:t>
+      </w:r>
+      <w:r>
+        <w:rPr>
+          <w:rFonts w:ascii="Times New Roman" w:eastAsia="Times New Roman" w:hAnsi="Times New Roman" w:cs="Times New Roman"/>
+          <w:kern w:val="0"/>
+          <w:sz w:val="32"/>
+          <w:szCs w:val="32"/>
+          <w:rtl/>
+          <w:lang w:bidi="he-IL"/>
+          <w14:ligatures w14:val="none"/>
+        </w:rPr>
+        <w:t>כלומר המודל מזהה טוב את</w:t>
+      </w:r>
+      <w:r>
+        <w:rPr>
+          <w:rFonts w:ascii="Times New Roman" w:eastAsia="Times New Roman" w:hAnsi="Times New Roman" w:cs="Times New Roman"/>
+          <w:kern w:val="0"/>
+          <w:sz w:val="32"/>
+          <w:szCs w:val="32"/>
+          <w:lang w:bidi="he-IL"/>
+          <w14:ligatures w14:val="none"/>
+        </w:rPr>
+        <w:t xml:space="preserve"> Class 1 </w:t>
+      </w:r>
+      <w:r>
+        <w:rPr>
+          <w:rFonts w:ascii="Times New Roman" w:eastAsia="Times New Roman" w:hAnsi="Times New Roman" w:cs="Times New Roman"/>
+          <w:kern w:val="0"/>
+          <w:sz w:val="32"/>
+          <w:szCs w:val="32"/>
+          <w:rtl/>
+          <w:lang w:bidi="he-IL"/>
+          <w14:ligatures w14:val="none"/>
+        </w:rPr>
+        <w:t>אך פחות טוב את</w:t>
+      </w:r>
+      <w:r>
+        <w:rPr>
+          <w:rFonts w:ascii="Times New Roman" w:eastAsia="Times New Roman" w:hAnsi="Times New Roman" w:cs="Times New Roman"/>
+          <w:kern w:val="0"/>
+          <w:sz w:val="32"/>
+          <w:szCs w:val="32"/>
+          <w:lang w:bidi="he-IL"/>
+          <w14:ligatures w14:val="none"/>
+        </w:rPr>
+        <w:t xml:space="preserve"> Class 0.</w:t>
+      </w:r>
+    </w:p>
+    <w:p>
+      <w:pPr>
+        <w:numPr>
+          <w:ilvl w:val="0"/>
+          <w:numId w:val="37"/>
+        </w:numPr>
+        <w:bidi/>
+        <w:spacing w:after="0" w:line="240" w:lineRule="auto"/>
+        <w:rPr>
+          <w:rFonts w:ascii="Times New Roman" w:eastAsia="Times New Roman" w:hAnsi="Times New Roman" w:cs="Times New Roman"/>
+          <w:kern w:val="0"/>
+          <w:sz w:val="32"/>
+          <w:szCs w:val="32"/>
+          <w:lang w:bidi="he-IL"/>
+          <w14:ligatures w14:val="none"/>
+        </w:rPr>
+      </w:pPr>
+      <w:r>
+        <w:rPr>
+          <w:rFonts w:ascii="Times New Roman" w:eastAsia="Times New Roman" w:hAnsi="Times New Roman" w:cs="Times New Roman"/>
+          <w:b/>
+          <w:bCs/>
+          <w:kern w:val="0"/>
+          <w:sz w:val="32"/>
+          <w:szCs w:val="32"/>
+          <w:lang w:bidi="he-IL"/>
+          <w14:ligatures w14:val="none"/>
+        </w:rPr>
+        <w:t>Recall:</w:t>
+      </w:r>
+    </w:p>
+    <w:p>
+      <w:pPr>
+        <w:numPr>
+          <w:ilvl w:val="1"/>
+          <w:numId w:val="37"/>
+        </w:numPr>
+        <w:bidi/>
+        <w:spacing w:after="0" w:line="240" w:lineRule="auto"/>
+        <w:rPr>
+          <w:rFonts w:ascii="Times New Roman" w:eastAsia="Times New Roman" w:hAnsi="Times New Roman" w:cs="Times New Roman"/>
+          <w:kern w:val="0"/>
+          <w:sz w:val="32"/>
+          <w:szCs w:val="32"/>
+          <w:lang w:bidi="he-IL"/>
+          <w14:ligatures w14:val="none"/>
+        </w:rPr>
+      </w:pPr>
+      <w:r>
+        <w:rPr>
+          <w:rFonts w:ascii="Times New Roman" w:eastAsia="Times New Roman" w:hAnsi="Times New Roman" w:cs="Times New Roman"/>
+          <w:kern w:val="0"/>
+          <w:sz w:val="32"/>
+          <w:szCs w:val="32"/>
+          <w:rtl/>
+          <w:lang w:bidi="he-IL"/>
+          <w14:ligatures w14:val="none"/>
+        </w:rPr>
+        <w:t>ב־</w:t>
+      </w:r>
+      <w:r>
+        <w:rPr>
+          <w:rFonts w:ascii="Times New Roman" w:eastAsia="Times New Roman" w:hAnsi="Times New Roman" w:cs="Times New Roman"/>
+          <w:kern w:val="0"/>
+          <w:sz w:val="32"/>
+          <w:szCs w:val="32"/>
+          <w:lang w:bidi="he-IL"/>
+          <w14:ligatures w14:val="none"/>
+        </w:rPr>
+        <w:t xml:space="preserve">TF-IDF </w:t>
+      </w:r>
+      <w:r>
+        <w:rPr>
+          <w:rFonts w:ascii="Times New Roman" w:eastAsia="Times New Roman" w:hAnsi="Times New Roman" w:cs="Times New Roman"/>
+          <w:kern w:val="0"/>
+          <w:sz w:val="32"/>
+          <w:szCs w:val="32"/>
+          <w:rtl/>
+          <w:lang w:bidi="he-IL"/>
+          <w14:ligatures w14:val="none"/>
+        </w:rPr>
+        <w:t>שני הדוברים מאוזנים יחסית</w:t>
+      </w:r>
+      <w:r>
+        <w:rPr>
+          <w:rFonts w:ascii="Times New Roman" w:eastAsia="Times New Roman" w:hAnsi="Times New Roman" w:cs="Times New Roman"/>
+          <w:kern w:val="0"/>
+          <w:sz w:val="32"/>
+          <w:szCs w:val="32"/>
+          <w:lang w:bidi="he-IL"/>
+          <w14:ligatures w14:val="none"/>
+        </w:rPr>
+        <w:t xml:space="preserve"> (≈0.807–0.847).</w:t>
+      </w:r>
+    </w:p>
+    <w:p>
+      <w:pPr>
+        <w:numPr>
+          <w:ilvl w:val="1"/>
+          <w:numId w:val="37"/>
+        </w:numPr>
+        <w:bidi/>
+        <w:spacing w:after="0" w:line="240" w:lineRule="auto"/>
+        <w:rPr>
+          <w:rFonts w:ascii="Times New Roman" w:eastAsia="Times New Roman" w:hAnsi="Times New Roman" w:cs="Times New Roman"/>
+          <w:kern w:val="0"/>
+          <w:sz w:val="32"/>
+          <w:szCs w:val="32"/>
+          <w:lang w:bidi="he-IL"/>
+          <w14:ligatures w14:val="none"/>
+        </w:rPr>
+      </w:pPr>
+      <w:r>
+        <w:rPr>
+          <w:rFonts w:ascii="Times New Roman" w:eastAsia="Times New Roman" w:hAnsi="Times New Roman" w:cs="Times New Roman"/>
+          <w:kern w:val="0"/>
+          <w:sz w:val="32"/>
+          <w:szCs w:val="32"/>
+          <w:rtl/>
+          <w:lang w:bidi="he-IL"/>
+          <w14:ligatures w14:val="none"/>
+        </w:rPr>
+        <w:t>ב־</w:t>
+      </w:r>
+      <w:r>
+        <w:rPr>
+          <w:rFonts w:ascii="Times New Roman" w:eastAsia="Times New Roman" w:hAnsi="Times New Roman" w:cs="Times New Roman"/>
+          <w:kern w:val="0"/>
+          <w:sz w:val="32"/>
+          <w:szCs w:val="32"/>
+          <w:lang w:bidi="he-IL"/>
+          <w14:ligatures w14:val="none"/>
+        </w:rPr>
+        <w:t xml:space="preserve">Sentence Embeddings, Recall </w:t>
+      </w:r>
+      <w:r>
+        <w:rPr>
+          <w:rFonts w:ascii="Times New Roman" w:eastAsia="Times New Roman" w:hAnsi="Times New Roman" w:cs="Times New Roman"/>
+          <w:kern w:val="0"/>
+          <w:sz w:val="32"/>
+          <w:szCs w:val="32"/>
+          <w:rtl/>
+          <w:lang w:bidi="he-IL"/>
+          <w14:ligatures w14:val="none"/>
+        </w:rPr>
+        <w:t>עבור</w:t>
+      </w:r>
+      <w:r>
+        <w:rPr>
+          <w:rFonts w:ascii="Times New Roman" w:eastAsia="Times New Roman" w:hAnsi="Times New Roman" w:cs="Times New Roman"/>
+          <w:kern w:val="0"/>
+          <w:sz w:val="32"/>
+          <w:szCs w:val="32"/>
+          <w:lang w:bidi="he-IL"/>
+          <w14:ligatures w14:val="none"/>
+        </w:rPr>
+        <w:t xml:space="preserve"> Class 0 </w:t>
+      </w:r>
+      <w:r>
+        <w:rPr>
+          <w:rFonts w:ascii="Times New Roman" w:eastAsia="Times New Roman" w:hAnsi="Times New Roman" w:cs="Times New Roman"/>
+          <w:kern w:val="0"/>
+          <w:sz w:val="32"/>
+          <w:szCs w:val="32"/>
+          <w:rtl/>
+          <w:lang w:bidi="he-IL"/>
+          <w14:ligatures w14:val="none"/>
+        </w:rPr>
+        <w:t>גבוה מאוד (0.918) ואילו עבור</w:t>
+      </w:r>
+      <w:r>
+        <w:rPr>
+          <w:rFonts w:ascii="Times New Roman" w:eastAsia="Times New Roman" w:hAnsi="Times New Roman" w:cs="Times New Roman"/>
+          <w:kern w:val="0"/>
+          <w:sz w:val="32"/>
+          <w:szCs w:val="32"/>
+          <w:lang w:bidi="he-IL"/>
+          <w14:ligatures w14:val="none"/>
+        </w:rPr>
+        <w:t xml:space="preserve"> Class 1 </w:t>
+      </w:r>
+      <w:r>
+        <w:rPr>
+          <w:rFonts w:ascii="Times New Roman" w:eastAsia="Times New Roman" w:hAnsi="Times New Roman" w:cs="Times New Roman"/>
+          <w:kern w:val="0"/>
+          <w:sz w:val="32"/>
+          <w:szCs w:val="32"/>
+          <w:rtl/>
+          <w:lang w:bidi="he-IL"/>
+          <w14:ligatures w14:val="none"/>
+        </w:rPr>
+        <w:t>נמוך (0.701). המודל מזהה כמעט את כל המשפטים של</w:t>
+      </w:r>
+      <w:r>
+        <w:rPr>
+          <w:rFonts w:ascii="Times New Roman" w:eastAsia="Times New Roman" w:hAnsi="Times New Roman" w:cs="Times New Roman"/>
+          <w:kern w:val="0"/>
+          <w:sz w:val="32"/>
+          <w:szCs w:val="32"/>
+          <w:lang w:bidi="he-IL"/>
+          <w14:ligatures w14:val="none"/>
+        </w:rPr>
+        <w:t xml:space="preserve"> Class 0, </w:t>
+      </w:r>
+      <w:r>
+        <w:rPr>
+          <w:rFonts w:ascii="Times New Roman" w:eastAsia="Times New Roman" w:hAnsi="Times New Roman" w:cs="Times New Roman"/>
+          <w:kern w:val="0"/>
+          <w:sz w:val="32"/>
+          <w:szCs w:val="32"/>
+          <w:rtl/>
+          <w:lang w:bidi="he-IL"/>
+          <w14:ligatures w14:val="none"/>
+        </w:rPr>
+        <w:t>אך מפספס רבים של</w:t>
+      </w:r>
+      <w:r>
+        <w:rPr>
+          <w:rFonts w:ascii="Times New Roman" w:eastAsia="Times New Roman" w:hAnsi="Times New Roman" w:cs="Times New Roman"/>
+          <w:kern w:val="0"/>
+          <w:sz w:val="32"/>
+          <w:szCs w:val="32"/>
+          <w:lang w:bidi="he-IL"/>
+          <w14:ligatures w14:val="none"/>
+        </w:rPr>
+        <w:t xml:space="preserve"> Class 1.</w:t>
+      </w:r>
+    </w:p>
+    <w:p>
+      <w:pPr>
+        <w:numPr>
+          <w:ilvl w:val="0"/>
+          <w:numId w:val="37"/>
+        </w:numPr>
+        <w:bidi/>
+        <w:spacing w:after="0" w:line="240" w:lineRule="auto"/>
+        <w:rPr>
+          <w:rFonts w:ascii="Times New Roman" w:eastAsia="Times New Roman" w:hAnsi="Times New Roman" w:cs="Times New Roman"/>
+          <w:kern w:val="0"/>
+          <w:sz w:val="32"/>
+          <w:szCs w:val="32"/>
+          <w:lang w:bidi="he-IL"/>
+          <w14:ligatures w14:val="none"/>
+        </w:rPr>
+      </w:pPr>
+      <w:r>
+        <w:rPr>
+          <w:rFonts w:ascii="Times New Roman" w:eastAsia="Times New Roman" w:hAnsi="Times New Roman" w:cs="Times New Roman"/>
+          <w:b/>
+          <w:bCs/>
+          <w:kern w:val="0"/>
+          <w:sz w:val="32"/>
+          <w:szCs w:val="32"/>
+          <w:lang w:bidi="he-IL"/>
+          <w14:ligatures w14:val="none"/>
+        </w:rPr>
+        <w:t>F1-score:</w:t>
+      </w:r>
+    </w:p>
+    <w:p>
+      <w:pPr>
+        <w:numPr>
+          <w:ilvl w:val="1"/>
+          <w:numId w:val="37"/>
+        </w:numPr>
+        <w:bidi/>
+        <w:spacing w:after="0" w:line="240" w:lineRule="auto"/>
+        <w:rPr>
+          <w:rFonts w:ascii="Times New Roman" w:eastAsia="Times New Roman" w:hAnsi="Times New Roman" w:cs="Times New Roman"/>
+          <w:kern w:val="0"/>
+          <w:sz w:val="32"/>
+          <w:szCs w:val="32"/>
+          <w:lang w:bidi="he-IL"/>
+          <w14:ligatures w14:val="none"/>
+        </w:rPr>
+      </w:pPr>
+      <w:r>
+        <w:rPr>
+          <w:rFonts w:ascii="Times New Roman" w:eastAsia="Times New Roman" w:hAnsi="Times New Roman" w:cs="Times New Roman"/>
+          <w:kern w:val="0"/>
+          <w:sz w:val="32"/>
+          <w:szCs w:val="32"/>
+          <w:lang w:bidi="he-IL"/>
+          <w14:ligatures w14:val="none"/>
+        </w:rPr>
+        <w:lastRenderedPageBreak/>
+        <w:t xml:space="preserve">Macro F1 </w:t>
+      </w:r>
+      <w:r>
+        <w:rPr>
+          <w:rFonts w:ascii="Times New Roman" w:eastAsia="Times New Roman" w:hAnsi="Times New Roman" w:cs="Times New Roman"/>
+          <w:kern w:val="0"/>
+          <w:sz w:val="32"/>
+          <w:szCs w:val="32"/>
+          <w:rtl/>
+          <w:lang w:bidi="he-IL"/>
+          <w14:ligatures w14:val="none"/>
+        </w:rPr>
+        <w:t>ב־</w:t>
+      </w:r>
+      <w:r>
+        <w:rPr>
+          <w:rFonts w:ascii="Times New Roman" w:eastAsia="Times New Roman" w:hAnsi="Times New Roman" w:cs="Times New Roman"/>
+          <w:kern w:val="0"/>
+          <w:sz w:val="32"/>
+          <w:szCs w:val="32"/>
+          <w:lang w:bidi="he-IL"/>
+          <w14:ligatures w14:val="none"/>
+        </w:rPr>
+        <w:t xml:space="preserve">TF-IDF </w:t>
+      </w:r>
+      <w:r>
+        <w:rPr>
+          <w:rFonts w:ascii="Times New Roman" w:eastAsia="Times New Roman" w:hAnsi="Times New Roman" w:cs="Times New Roman"/>
+          <w:kern w:val="0"/>
+          <w:sz w:val="32"/>
+          <w:szCs w:val="32"/>
+          <w:rtl/>
+          <w:lang w:bidi="he-IL"/>
+          <w14:ligatures w14:val="none"/>
+        </w:rPr>
+        <w:t>גבוה יותר (0.827) בהשוואה ל־</w:t>
+      </w:r>
+      <w:r>
+        <w:rPr>
+          <w:rFonts w:ascii="Times New Roman" w:eastAsia="Times New Roman" w:hAnsi="Times New Roman" w:cs="Times New Roman"/>
+          <w:kern w:val="0"/>
+          <w:sz w:val="32"/>
+          <w:szCs w:val="32"/>
+          <w:lang w:bidi="he-IL"/>
+          <w14:ligatures w14:val="none"/>
+        </w:rPr>
+        <w:t xml:space="preserve">Sentence Embeddings (0.807), </w:t>
+      </w:r>
+      <w:r>
+        <w:rPr>
+          <w:rFonts w:ascii="Times New Roman" w:eastAsia="Times New Roman" w:hAnsi="Times New Roman" w:cs="Times New Roman"/>
+          <w:kern w:val="0"/>
+          <w:sz w:val="32"/>
+          <w:szCs w:val="32"/>
+          <w:rtl/>
+          <w:lang w:bidi="he-IL"/>
+          <w14:ligatures w14:val="none"/>
+        </w:rPr>
+        <w:t>מה שמעיד על איזון טוב יותר בין</w:t>
+      </w:r>
+      <w:r>
+        <w:rPr>
+          <w:rFonts w:ascii="Times New Roman" w:eastAsia="Times New Roman" w:hAnsi="Times New Roman" w:cs="Times New Roman"/>
+          <w:kern w:val="0"/>
+          <w:sz w:val="32"/>
+          <w:szCs w:val="32"/>
+          <w:lang w:bidi="he-IL"/>
+          <w14:ligatures w14:val="none"/>
+        </w:rPr>
+        <w:t xml:space="preserve"> Precision </w:t>
+      </w:r>
+      <w:r>
+        <w:rPr>
+          <w:rFonts w:ascii="Times New Roman" w:eastAsia="Times New Roman" w:hAnsi="Times New Roman" w:cs="Times New Roman"/>
+          <w:kern w:val="0"/>
+          <w:sz w:val="32"/>
+          <w:szCs w:val="32"/>
+          <w:rtl/>
+          <w:lang w:bidi="he-IL"/>
+          <w14:ligatures w14:val="none"/>
+        </w:rPr>
+        <w:t>ו־</w:t>
+      </w:r>
+      <w:r>
+        <w:rPr>
+          <w:rFonts w:ascii="Times New Roman" w:eastAsia="Times New Roman" w:hAnsi="Times New Roman" w:cs="Times New Roman"/>
+          <w:kern w:val="0"/>
+          <w:sz w:val="32"/>
+          <w:szCs w:val="32"/>
+          <w:lang w:bidi="he-IL"/>
+          <w14:ligatures w14:val="none"/>
+        </w:rPr>
+        <w:t xml:space="preserve">Recall </w:t>
+      </w:r>
+      <w:r>
+        <w:rPr>
+          <w:rFonts w:ascii="Times New Roman" w:eastAsia="Times New Roman" w:hAnsi="Times New Roman" w:cs="Times New Roman"/>
+          <w:kern w:val="0"/>
+          <w:sz w:val="32"/>
+          <w:szCs w:val="32"/>
+          <w:rtl/>
+          <w:lang w:bidi="he-IL"/>
+          <w14:ligatures w14:val="none"/>
+        </w:rPr>
+        <w:t>לכל הדוברים</w:t>
+      </w:r>
+      <w:r>
+        <w:rPr>
+          <w:rFonts w:ascii="Times New Roman" w:eastAsia="Times New Roman" w:hAnsi="Times New Roman" w:cs="Times New Roman"/>
+          <w:kern w:val="0"/>
+          <w:sz w:val="32"/>
+          <w:szCs w:val="32"/>
+          <w:lang w:bidi="he-IL"/>
+          <w14:ligatures w14:val="none"/>
+        </w:rPr>
+        <w:t>.</w:t>
+      </w:r>
+    </w:p>
+    <w:p>
+      <w:pPr>
+        <w:numPr>
+          <w:ilvl w:val="0"/>
+          <w:numId w:val="37"/>
+        </w:numPr>
+        <w:bidi/>
+        <w:spacing w:after="0" w:line="240" w:lineRule="auto"/>
+        <w:rPr>
+          <w:rFonts w:ascii="Times New Roman" w:eastAsia="Times New Roman" w:hAnsi="Times New Roman" w:cs="Times New Roman"/>
+          <w:kern w:val="0"/>
+          <w:sz w:val="32"/>
+          <w:szCs w:val="32"/>
+          <w:lang w:bidi="he-IL"/>
+          <w14:ligatures w14:val="none"/>
+        </w:rPr>
+      </w:pPr>
+      <w:r>
+        <w:rPr>
+          <w:rFonts w:ascii="Times New Roman" w:eastAsia="Times New Roman" w:hAnsi="Times New Roman" w:cs="Times New Roman"/>
+          <w:b/>
+          <w:bCs/>
+          <w:kern w:val="0"/>
+          <w:sz w:val="32"/>
+          <w:szCs w:val="32"/>
+          <w:rtl/>
+          <w:lang w:bidi="he-IL"/>
+          <w14:ligatures w14:val="none"/>
+        </w:rPr>
+        <w:t>סיבה אפשרית</w:t>
+      </w:r>
+      <w:r>
+        <w:rPr>
+          <w:rFonts w:ascii="Times New Roman" w:eastAsia="Times New Roman" w:hAnsi="Times New Roman" w:cs="Times New Roman"/>
+          <w:b/>
+          <w:bCs/>
+          <w:kern w:val="0"/>
+          <w:sz w:val="32"/>
+          <w:szCs w:val="32"/>
+          <w:lang w:bidi="he-IL"/>
+          <w14:ligatures w14:val="none"/>
+        </w:rPr>
+        <w:t>:</w:t>
+      </w:r>
+    </w:p>
+    <w:p>
+      <w:pPr>
+        <w:numPr>
+          <w:ilvl w:val="1"/>
+          <w:numId w:val="37"/>
+        </w:numPr>
+        <w:bidi/>
+        <w:spacing w:after="0" w:line="240" w:lineRule="auto"/>
+        <w:rPr>
+          <w:rFonts w:ascii="Times New Roman" w:eastAsia="Times New Roman" w:hAnsi="Times New Roman" w:cs="Times New Roman"/>
+          <w:kern w:val="0"/>
+          <w:sz w:val="32"/>
+          <w:szCs w:val="32"/>
+          <w:lang w:bidi="he-IL"/>
+          <w14:ligatures w14:val="none"/>
+        </w:rPr>
+      </w:pPr>
+      <w:r>
+        <w:rPr>
+          <w:rFonts w:ascii="Times New Roman" w:eastAsia="Times New Roman" w:hAnsi="Times New Roman" w:cs="Times New Roman"/>
+          <w:kern w:val="0"/>
+          <w:sz w:val="32"/>
+          <w:szCs w:val="32"/>
+          <w:rtl/>
+          <w:lang w:bidi="he-IL"/>
+          <w14:ligatures w14:val="none"/>
+        </w:rPr>
+        <w:t>במשימות סיווג דוברים, מילים וביטויים חוזרים וסגנון לשוני אופייני מהווים אינדיקטור חזק</w:t>
+      </w:r>
+      <w:r>
+        <w:rPr>
+          <w:rFonts w:ascii="Times New Roman" w:eastAsia="Times New Roman" w:hAnsi="Times New Roman" w:cs="Times New Roman"/>
+          <w:kern w:val="0"/>
+          <w:sz w:val="32"/>
+          <w:szCs w:val="32"/>
+          <w:lang w:bidi="he-IL"/>
+          <w14:ligatures w14:val="none"/>
+        </w:rPr>
+        <w:t>.</w:t>
+      </w:r>
+    </w:p>
+    <w:p>
+      <w:pPr>
+        <w:numPr>
+          <w:ilvl w:val="1"/>
+          <w:numId w:val="37"/>
+        </w:numPr>
+        <w:bidi/>
+        <w:spacing w:after="0" w:line="240" w:lineRule="auto"/>
+        <w:rPr>
+          <w:rFonts w:ascii="Times New Roman" w:eastAsia="Times New Roman" w:hAnsi="Times New Roman" w:cs="Times New Roman"/>
+          <w:kern w:val="0"/>
+          <w:sz w:val="32"/>
+          <w:szCs w:val="32"/>
+          <w:lang w:bidi="he-IL"/>
+          <w14:ligatures w14:val="none"/>
+        </w:rPr>
+      </w:pPr>
+      <w:r>
+        <w:rPr>
+          <w:rFonts w:ascii="Times New Roman" w:eastAsia="Times New Roman" w:hAnsi="Times New Roman" w:cs="Times New Roman"/>
+          <w:kern w:val="0"/>
+          <w:sz w:val="32"/>
+          <w:szCs w:val="32"/>
+          <w:lang w:bidi="he-IL"/>
+          <w14:ligatures w14:val="none"/>
+        </w:rPr>
+        <w:t xml:space="preserve">TF-IDF </w:t>
+      </w:r>
+      <w:r>
+        <w:rPr>
+          <w:rFonts w:ascii="Times New Roman" w:eastAsia="Times New Roman" w:hAnsi="Times New Roman" w:cs="Times New Roman"/>
+          <w:kern w:val="0"/>
+          <w:sz w:val="32"/>
+          <w:szCs w:val="32"/>
+          <w:rtl/>
+          <w:lang w:bidi="he-IL"/>
+          <w14:ligatures w14:val="none"/>
+        </w:rPr>
+        <w:t>מדגיש הופעות של מילים ייחודיות לדובר, ולכן משיג איזון טוב בין</w:t>
+      </w:r>
+      <w:r>
+        <w:rPr>
+          <w:rFonts w:ascii="Times New Roman" w:eastAsia="Times New Roman" w:hAnsi="Times New Roman" w:cs="Times New Roman"/>
+          <w:kern w:val="0"/>
+          <w:sz w:val="32"/>
+          <w:szCs w:val="32"/>
+          <w:lang w:bidi="he-IL"/>
+          <w14:ligatures w14:val="none"/>
+        </w:rPr>
+        <w:t xml:space="preserve"> Precision </w:t>
+      </w:r>
+      <w:r>
+        <w:rPr>
+          <w:rFonts w:ascii="Times New Roman" w:eastAsia="Times New Roman" w:hAnsi="Times New Roman" w:cs="Times New Roman"/>
+          <w:kern w:val="0"/>
+          <w:sz w:val="32"/>
+          <w:szCs w:val="32"/>
+          <w:rtl/>
+          <w:lang w:bidi="he-IL"/>
+          <w14:ligatures w14:val="none"/>
+        </w:rPr>
+        <w:t>ו־</w:t>
+      </w:r>
+      <w:r>
+        <w:rPr>
+          <w:rFonts w:ascii="Times New Roman" w:eastAsia="Times New Roman" w:hAnsi="Times New Roman" w:cs="Times New Roman"/>
+          <w:kern w:val="0"/>
+          <w:sz w:val="32"/>
+          <w:szCs w:val="32"/>
+          <w:lang w:bidi="he-IL"/>
+          <w14:ligatures w14:val="none"/>
+        </w:rPr>
+        <w:t>Recall.</w:t>
+      </w:r>
+    </w:p>
+    <w:p>
+      <w:pPr>
+        <w:numPr>
+          <w:ilvl w:val="1"/>
+          <w:numId w:val="37"/>
+        </w:numPr>
+        <w:bidi/>
+        <w:spacing w:after="0" w:line="240" w:lineRule="auto"/>
+        <w:rPr>
+          <w:rFonts w:ascii="Times New Roman" w:eastAsia="Times New Roman" w:hAnsi="Times New Roman" w:cs="Times New Roman"/>
+          <w:kern w:val="0"/>
+          <w:sz w:val="32"/>
+          <w:szCs w:val="32"/>
+          <w:lang w:bidi="he-IL"/>
+          <w14:ligatures w14:val="none"/>
+        </w:rPr>
+      </w:pPr>
+      <w:r>
+        <w:rPr>
+          <w:rFonts w:ascii="Times New Roman" w:eastAsia="Times New Roman" w:hAnsi="Times New Roman" w:cs="Times New Roman"/>
+          <w:kern w:val="0"/>
+          <w:sz w:val="32"/>
+          <w:szCs w:val="32"/>
+          <w:lang w:bidi="he-IL"/>
+          <w14:ligatures w14:val="none"/>
+        </w:rPr>
+        <w:t xml:space="preserve">Sentence Embeddings </w:t>
+      </w:r>
+      <w:r>
+        <w:rPr>
+          <w:rFonts w:ascii="Times New Roman" w:eastAsia="Times New Roman" w:hAnsi="Times New Roman" w:cs="Times New Roman"/>
+          <w:kern w:val="0"/>
+          <w:sz w:val="32"/>
+          <w:szCs w:val="32"/>
+          <w:rtl/>
+          <w:lang w:bidi="he-IL"/>
+          <w14:ligatures w14:val="none"/>
+        </w:rPr>
+        <w:t>לוכדות את המשמעות הסמנטית הכללית אך עלולות “לטשטש” מידע דיסקרימינטיבי חשוב הקשור לסגנון אישי, מה שמוביל להטיה ב־</w:t>
+      </w:r>
+      <w:r>
+        <w:rPr>
+          <w:rFonts w:ascii="Times New Roman" w:eastAsia="Times New Roman" w:hAnsi="Times New Roman" w:cs="Times New Roman"/>
+          <w:kern w:val="0"/>
+          <w:sz w:val="32"/>
+          <w:szCs w:val="32"/>
+          <w:lang w:bidi="he-IL"/>
+          <w14:ligatures w14:val="none"/>
+        </w:rPr>
+        <w:t xml:space="preserve">Recall </w:t>
+      </w:r>
+      <w:r>
+        <w:rPr>
+          <w:rFonts w:ascii="Times New Roman" w:eastAsia="Times New Roman" w:hAnsi="Times New Roman" w:cs="Times New Roman"/>
+          <w:kern w:val="0"/>
+          <w:sz w:val="32"/>
+          <w:szCs w:val="32"/>
+          <w:rtl/>
+          <w:lang w:bidi="he-IL"/>
+          <w14:ligatures w14:val="none"/>
+        </w:rPr>
+        <w:t>בין הדוברים</w:t>
+      </w:r>
+      <w:r>
+        <w:rPr>
+          <w:rFonts w:ascii="Times New Roman" w:eastAsia="Times New Roman" w:hAnsi="Times New Roman" w:cs="Times New Roman"/>
+          <w:kern w:val="0"/>
+          <w:sz w:val="32"/>
+          <w:szCs w:val="32"/>
+          <w:lang w:bidi="he-IL"/>
+          <w14:ligatures w14:val="none"/>
+        </w:rPr>
+        <w:t>.</w:t>
+      </w:r>
+    </w:p>
+    <w:p>
+      <w:pPr>
+        <w:numPr>
+          <w:ilvl w:val="0"/>
+          <w:numId w:val="37"/>
+        </w:numPr>
+        <w:bidi/>
+        <w:spacing w:after="0" w:line="240" w:lineRule="auto"/>
+        <w:rPr>
+          <w:rFonts w:ascii="Times New Roman" w:eastAsia="Times New Roman" w:hAnsi="Times New Roman" w:cs="Times New Roman"/>
+          <w:kern w:val="0"/>
+          <w:sz w:val="32"/>
+          <w:szCs w:val="32"/>
+          <w:lang w:bidi="he-IL"/>
+          <w14:ligatures w14:val="none"/>
+        </w:rPr>
+      </w:pPr>
+      <w:r>
+        <w:rPr>
+          <w:rFonts w:ascii="Times New Roman" w:eastAsia="Times New Roman" w:hAnsi="Times New Roman" w:cs="Times New Roman"/>
+          <w:b/>
+          <w:bCs/>
+          <w:kern w:val="0"/>
+          <w:sz w:val="32"/>
+          <w:szCs w:val="32"/>
+          <w:rtl/>
+          <w:lang w:bidi="he-IL"/>
+          <w14:ligatures w14:val="none"/>
+        </w:rPr>
+        <w:t>יתרון של</w:t>
+      </w:r>
+      <w:r>
+        <w:rPr>
+          <w:rFonts w:ascii="Times New Roman" w:eastAsia="Times New Roman" w:hAnsi="Times New Roman" w:cs="Times New Roman"/>
+          <w:b/>
+          <w:bCs/>
+          <w:kern w:val="0"/>
+          <w:sz w:val="32"/>
+          <w:szCs w:val="32"/>
+          <w:lang w:bidi="he-IL"/>
+          <w14:ligatures w14:val="none"/>
+        </w:rPr>
+        <w:t xml:space="preserve"> Sentence Embeddings:</w:t>
+      </w:r>
+    </w:p>
+    <w:p>
+      <w:pPr>
+        <w:numPr>
+          <w:ilvl w:val="1"/>
+          <w:numId w:val="37"/>
+        </w:numPr>
+        <w:bidi/>
+        <w:spacing w:after="0" w:line="240" w:lineRule="auto"/>
+        <w:rPr>
+          <w:rFonts w:ascii="Times New Roman" w:eastAsia="Times New Roman" w:hAnsi="Times New Roman" w:cs="Times New Roman"/>
+          <w:kern w:val="0"/>
+          <w:sz w:val="32"/>
+          <w:szCs w:val="32"/>
+          <w:lang w:bidi="he-IL"/>
+          <w14:ligatures w14:val="none"/>
+        </w:rPr>
+      </w:pPr>
+      <w:r>
+        <w:rPr>
+          <w:rFonts w:ascii="Times New Roman" w:eastAsia="Times New Roman" w:hAnsi="Times New Roman" w:cs="Times New Roman" w:hint="cs"/>
+          <w:kern w:val="0"/>
+          <w:sz w:val="32"/>
+          <w:szCs w:val="32"/>
+          <w:rtl/>
+          <w:lang w:bidi="he-IL"/>
+          <w14:ligatures w14:val="none"/>
+        </w:rPr>
+        <w:t>ממד</w:t>
+      </w:r>
+      <w:r>
+        <w:rPr>
+          <w:rFonts w:ascii="Times New Roman" w:eastAsia="Times New Roman" w:hAnsi="Times New Roman" w:cs="Times New Roman"/>
+          <w:kern w:val="0"/>
+          <w:sz w:val="32"/>
+          <w:szCs w:val="32"/>
+          <w:rtl/>
+          <w:lang w:bidi="he-IL"/>
+          <w14:ligatures w14:val="none"/>
+        </w:rPr>
+        <w:t xml:space="preserve"> נמוך וקומפקטי</w:t>
+      </w:r>
+      <w:r>
+        <w:rPr>
+          <w:rFonts w:ascii="Times New Roman" w:eastAsia="Times New Roman" w:hAnsi="Times New Roman" w:cs="Times New Roman"/>
+          <w:kern w:val="0"/>
+          <w:sz w:val="32"/>
+          <w:szCs w:val="32"/>
+          <w:lang w:bidi="he-IL"/>
+          <w14:ligatures w14:val="none"/>
+        </w:rPr>
+        <w:t xml:space="preserve"> (50 vs 2000).</w:t>
+      </w:r>
+    </w:p>
+    <w:p>
+      <w:pPr>
+        <w:numPr>
+          <w:ilvl w:val="1"/>
+          <w:numId w:val="37"/>
+        </w:numPr>
+        <w:bidi/>
+        <w:spacing w:after="0" w:line="240" w:lineRule="auto"/>
+        <w:rPr>
+          <w:rFonts w:ascii="Times New Roman" w:eastAsia="Times New Roman" w:hAnsi="Times New Roman" w:cs="Times New Roman"/>
+          <w:kern w:val="0"/>
+          <w:sz w:val="32"/>
+          <w:szCs w:val="32"/>
+          <w:lang w:bidi="he-IL"/>
+          <w14:ligatures w14:val="none"/>
+        </w:rPr>
+      </w:pPr>
+      <w:r>
+        <w:rPr>
+          <w:rFonts w:ascii="Times New Roman" w:eastAsia="Times New Roman" w:hAnsi="Times New Roman" w:cs="Times New Roman"/>
+          <w:kern w:val="0"/>
+          <w:sz w:val="32"/>
+          <w:szCs w:val="32"/>
+          <w:rtl/>
+          <w:lang w:bidi="he-IL"/>
+          <w14:ligatures w14:val="none"/>
+        </w:rPr>
+        <w:t>עדיין משיגים ביצועים יציבים</w:t>
+      </w:r>
+      <w:r>
+        <w:rPr>
+          <w:rFonts w:ascii="Times New Roman" w:eastAsia="Times New Roman" w:hAnsi="Times New Roman" w:cs="Times New Roman"/>
+          <w:kern w:val="0"/>
+          <w:sz w:val="32"/>
+          <w:szCs w:val="32"/>
+          <w:lang w:bidi="he-IL"/>
+          <w14:ligatures w14:val="none"/>
+        </w:rPr>
+        <w:t xml:space="preserve"> (Macro F1 ≈ 0.807) </w:t>
+      </w:r>
+      <w:r>
+        <w:rPr>
+          <w:rFonts w:ascii="Times New Roman" w:eastAsia="Times New Roman" w:hAnsi="Times New Roman" w:cs="Times New Roman"/>
+          <w:kern w:val="0"/>
+          <w:sz w:val="32"/>
+          <w:szCs w:val="32"/>
+          <w:rtl/>
+          <w:lang w:bidi="he-IL"/>
+          <w14:ligatures w14:val="none"/>
+        </w:rPr>
+        <w:t>ורציפים, ולכן שימושי במצבים עם זיכרון מוגבל או עבור יישומים סמנטיים רחבים יותר</w:t>
+      </w:r>
+      <w:r>
+        <w:rPr>
+          <w:rFonts w:ascii="Times New Roman" w:eastAsia="Times New Roman" w:hAnsi="Times New Roman" w:cs="Times New Roman"/>
+          <w:kern w:val="0"/>
+          <w:sz w:val="32"/>
+          <w:szCs w:val="32"/>
+          <w:lang w:bidi="he-IL"/>
+          <w14:ligatures w14:val="none"/>
+        </w:rPr>
+        <w:t>.</w:t>
+      </w:r>
+    </w:p>
+    <w:p>
+      <w:pPr>
+        <w:bidi/>
+        <w:spacing w:after="0" w:line="240" w:lineRule="auto"/>
+        <w:ind w:left="1440"/>
+        <w:rPr>
+          <w:rFonts w:ascii="Times New Roman" w:eastAsia="Times New Roman" w:hAnsi="Times New Roman" w:cs="Times New Roman"/>
+          <w:kern w:val="0"/>
+          <w:sz w:val="32"/>
+          <w:szCs w:val="32"/>
+          <w:lang w:bidi="he-IL"/>
+          <w14:ligatures w14:val="none"/>
+        </w:rPr>
+      </w:pPr>
+    </w:p>
+    <w:p>
+      <w:pPr>
+        <w:bidi/>
+        <w:spacing w:after="0" w:line="240" w:lineRule="auto"/>
+        <w:rPr>
+          <w:rFonts w:ascii="Times New Roman" w:eastAsia="Times New Roman" w:hAnsi="Times New Roman" w:cs="Times New Roman"/>
+          <w:kern w:val="0"/>
+          <w:sz w:val="32"/>
+          <w:szCs w:val="32"/>
+          <w:lang w:bidi="he-IL"/>
+          <w14:ligatures w14:val="none"/>
+        </w:rPr>
+      </w:pPr>
+    </w:p>
+    <w:p>
+      <w:pPr>
+        <w:bidi/>
+        <w:spacing w:after="0" w:line="240" w:lineRule="auto"/>
+        <w:rPr>
+          <w:rFonts w:ascii="Times New Roman" w:eastAsia="Times New Roman" w:hAnsi="Times New Roman" w:cs="Times New Roman" w:hint="cs"/>
+          <w:kern w:val="0"/>
+          <w:sz w:val="32"/>
+          <w:szCs w:val="32"/>
+          <w:rtl/>
+          <w:lang w:bidi="he-IL"/>
+          <w14:ligatures w14:val="none"/>
+        </w:rPr>
+      </w:pPr>
+      <w:r>
+        <w:rPr>
+          <w:rFonts w:ascii="Times New Roman" w:eastAsia="Times New Roman" w:hAnsi="Times New Roman" w:cs="Times New Roman" w:hint="cs"/>
+          <w:kern w:val="0"/>
+          <w:sz w:val="32"/>
+          <w:szCs w:val="32"/>
+          <w:rtl/>
+          <w:lang w:bidi="he-IL"/>
+          <w14:ligatures w14:val="none"/>
+        </w:rPr>
+        <w:t xml:space="preserve">חשוב לציין שאחרי שהורדנו את גודל הוקטור להיות 25 </w:t>
+      </w:r>
+      <w:r>
+        <w:rPr>
+          <w:rFonts w:ascii="Times New Roman" w:eastAsia="Times New Roman" w:hAnsi="Times New Roman" w:cs="Times New Roman" w:hint="cs"/>
+          <w:kern w:val="0"/>
+          <w:sz w:val="32"/>
+          <w:szCs w:val="32"/>
+          <w:rtl/>
+          <w:lang w:bidi="he-IL"/>
+          <w14:ligatures w14:val="none"/>
+        </w:rPr>
+        <w:t xml:space="preserve">ב </w:t>
+      </w:r>
+      <w:r>
+        <w:rPr>
+          <w:rFonts w:ascii="Times New Roman" w:eastAsia="Times New Roman" w:hAnsi="Times New Roman" w:cs="Times New Roman"/>
+          <w:b/>
+          <w:bCs/>
+          <w:kern w:val="0"/>
+          <w:sz w:val="32"/>
+          <w:szCs w:val="32"/>
+          <w:lang w:bidi="he-IL"/>
+          <w14:ligatures w14:val="none"/>
+        </w:rPr>
+        <w:t>Sentence Embeddings</w:t>
+      </w:r>
+      <w:r>
+        <w:rPr>
+          <w:rFonts w:ascii="Times New Roman" w:eastAsia="Times New Roman" w:hAnsi="Times New Roman" w:cs="Times New Roman"/>
+          <w:kern w:val="0"/>
+          <w:sz w:val="32"/>
+          <w:szCs w:val="32"/>
+          <w:rtl/>
+          <w:lang w:bidi="he-IL"/>
+          <w14:ligatures w14:val="none"/>
+        </w:rPr>
+        <w:br/>
+      </w:r>
+      <w:r>
+        <w:rPr>
+          <w:rFonts w:ascii="Times New Roman" w:eastAsia="Times New Roman" w:hAnsi="Times New Roman" w:cs="Times New Roman" w:hint="cs"/>
+          <w:kern w:val="0"/>
+          <w:sz w:val="32"/>
+          <w:szCs w:val="32"/>
+          <w:rtl/>
+          <w:lang w:bidi="he-IL"/>
+          <w14:ligatures w14:val="none"/>
+        </w:rPr>
+        <w:t xml:space="preserve">עדיין התקבלו תוצאות לא רעות בכלל יחסית לגודל הוקטור בהשוואה ל </w:t>
+      </w:r>
+      <w:r>
+        <w:rPr>
+          <w:rFonts w:ascii="Times New Roman" w:eastAsia="Times New Roman" w:hAnsi="Times New Roman" w:cs="Times New Roman"/>
+          <w:kern w:val="0"/>
+          <w:sz w:val="32"/>
+          <w:szCs w:val="32"/>
+          <w:lang w:bidi="he-IL"/>
+          <w14:ligatures w14:val="none"/>
+        </w:rPr>
+        <w:t>TD-IDF</w:t>
+      </w:r>
+      <w:r>
+        <w:rPr>
+          <w:rFonts w:ascii="Times New Roman" w:eastAsia="Times New Roman" w:hAnsi="Times New Roman" w:cs="Times New Roman"/>
+          <w:kern w:val="0"/>
+          <w:sz w:val="32"/>
+          <w:szCs w:val="32"/>
+          <w:lang w:bidi="he-IL"/>
+          <w14:ligatures w14:val="none"/>
+        </w:rPr>
+        <w:br/>
+      </w:r>
+      <w:r>
+        <w:rPr>
+          <w:rFonts w:ascii="Times New Roman" w:eastAsia="Times New Roman" w:hAnsi="Times New Roman" w:cs="Times New Roman"/>
+          <w:kern w:val="0"/>
+          <w:sz w:val="32"/>
+          <w:szCs w:val="32"/>
+          <w:lang w:bidi="he-IL"/>
+          <w14:ligatures w14:val="none"/>
+        </w:rPr>
+        <w:t>2000</w:t>
+      </w:r>
+      <w:r>
+        <w:rPr>
+          <w:rFonts w:ascii="Times New Roman" w:eastAsia="Times New Roman" w:hAnsi="Times New Roman" w:cs="Times New Roman"/>
+          <w:kern w:val="0"/>
+          <w:sz w:val="32"/>
+          <w:szCs w:val="32"/>
+          <w:rtl/>
+          <w:lang w:bidi="he-IL"/>
+          <w14:ligatures w14:val="none"/>
+        </w:rPr>
+        <w:br/>
+      </w:r>
+      <w:r>
+        <w:rPr>
+          <w:noProof/>
+        </w:rPr>
+        <w:drawing>
+          <wp:inline distT="0" distB="0" distL="0" distR="0" wp14:anchorId="7DE76CF8" wp14:editId="16DC2F46">
+            <wp:extent cx="5943600" cy="2501900"/>
+            <wp:effectExtent l="0" t="0" r="0" b="0"/>
+            <wp:docPr id="1860802750" name="Picture 1"/>
+            <wp:cNvGraphicFramePr>
+              <a:graphicFrameLocks xmlns:a="http://schemas.openxmlformats.org/drawingml/2006/main" noChangeAspect="1"/>
+            </wp:cNvGraphicFramePr>
+            <a:graphic xmlns:a="http://schemas.openxmlformats.org/drawingml/2006/main">
+              <a:graphicData uri="http://schemas.openxmlformats.org/drawingml/2006/picture">
+                <pic:pic xmlns:pic="http://schemas.openxmlformats.org/drawingml/2006/picture">
+                  <pic:nvPicPr>
+                    <pic:cNvPr id="1860802750" name=""/>
+                    <pic:cNvPicPr/>
+                  </pic:nvPicPr>
+                  <pic:blipFill>
+                    <a:blip r:embed="rId11"/>
+                    <a:stretch>
+                      <a:fillRect/>
+                    </a:stretch>
+                  </pic:blipFill>
+                  <pic:spPr>
+                    <a:xfrm>
+                      <a:off x="0" y="0"/>
+                      <a:ext cx="5943600" cy="2501900"/>
+                    </a:xfrm>
+                    <a:prstGeom prst="rect">
+                      <a:avLst/>
+                    </a:prstGeom>
+                  </pic:spPr>
+                </pic:pic>
+              </a:graphicData>
+            </a:graphic>
+          </wp:inline>
+        </w:drawing>
+      </w:r>
     </w:p>
     <w:sectPr>
       <w:pgSz w:w="12240" w:h="15840"/>
@@ -12570,6 +14595,123 @@
     </w:lvl>
   </w:abstractNum>
   <w:abstractNum w:abstractNumId="4" w15:restartNumberingAfterBreak="0">
+    <w:nsid w:val="1F38675A"/>
+    <w:multiLevelType w:val="multilevel"/>
+    <w:tmpl w:val="59941EDE"/>
+    <w:lvl w:ilvl="0">
+      <w:start w:val="1"/>
+      <w:numFmt w:val="decimal"/>
+      <w:lvlText w:val="%1."/>
+      <w:lvlJc w:val="left"/>
+      <w:pPr>
+        <w:tabs>
+          <w:tab w:val="num" w:pos="720"/>
+        </w:tabs>
+        <w:ind w:left="720" w:hanging="360"/>
+      </w:pPr>
+    </w:lvl>
+    <w:lvl w:ilvl="1">
+      <w:start w:val="1"/>
+      <w:numFmt w:val="bullet"/>
+      <w:lvlText w:val="o"/>
+      <w:lvlJc w:val="left"/>
+      <w:pPr>
+        <w:tabs>
+          <w:tab w:val="num" w:pos="1440"/>
+        </w:tabs>
+        <w:ind w:left="1440" w:hanging="360"/>
+      </w:pPr>
+      <w:rPr>
+        <w:rFonts w:ascii="Courier New" w:hAnsi="Courier New" w:hint="default"/>
+        <w:sz w:val="20"/>
+      </w:rPr>
+    </w:lvl>
+    <w:lvl w:ilvl="2" w:tentative="1">
+      <w:start w:val="1"/>
+      <w:numFmt w:val="decimal"/>
+      <w:lvlText w:val="%3."/>
+      <w:lvlJc w:val="left"/>
+      <w:pPr>
+        <w:tabs>
+          <w:tab w:val="num" w:pos="2160"/>
+        </w:tabs>
+        <w:ind w:left="2160" w:hanging="360"/>
+      </w:pPr>
+    </w:lvl>
+    <w:lvl w:ilvl="3" w:tentative="1">
+      <w:start w:val="1"/>
+      <w:numFmt w:val="decimal"/>
+      <w:lvlText w:val="%4."/>
+      <w:lvlJc w:val="left"/>
+      <w:pPr>
+        <w:tabs>
+          <w:tab w:val="num" w:pos="2880"/>
+        </w:tabs>
+        <w:ind w:left="2880" w:hanging="360"/>
+      </w:pPr>
+    </w:lvl>
+    <w:lvl w:ilvl="4" w:tentative="1">
+      <w:start w:val="1"/>
+      <w:numFmt w:val="decimal"/>
+      <w:lvlText w:val="%5."/>
+      <w:lvlJc w:val="left"/>
+      <w:pPr>
+        <w:tabs>
+          <w:tab w:val="num" w:pos="3600"/>
+        </w:tabs>
+        <w:ind w:left="3600" w:hanging="360"/>
+      </w:pPr>
+    </w:lvl>
+    <w:lvl w:ilvl="5" w:tentative="1">
+      <w:start w:val="1"/>
+      <w:numFmt w:val="decimal"/>
+      <w:lvlText w:val="%6."/>
+      <w:lvlJc w:val="left"/>
+      <w:pPr>
+        <w:tabs>
+          <w:tab w:val="num" w:pos="4320"/>
+        </w:tabs>
+        <w:ind w:left="4320" w:hanging="360"/>
+      </w:pPr>
+    </w:lvl>
+    <w:lvl w:ilvl="6" w:tentative="1">
+      <w:start w:val="1"/>
+      <w:numFmt w:val="decimal"/>
+      <w:lvlText w:val="%7."/>
+      <w:lvlJc w:val="left"/>
+      <w:pPr>
+        <w:tabs>
+          <w:tab w:val="num" w:pos="5040"/>
+        </w:tabs>
+        <w:ind w:left="5040" w:hanging="360"/>
+      </w:pPr>
+    </w:lvl>
+    <w:lvl w:ilvl="7" w:tentative="1">
+      <w:start w:val="1"/>
+      <w:numFmt w:val="decimal"/>
+      <w:lvlText w:val="%8."/>
+      <w:lvlJc w:val="left"/>
+      <w:pPr>
+        <w:tabs>
+          <w:tab w:val="num" w:pos="5760"/>
+        </w:tabs>
+        <w:ind w:left="5760" w:hanging="360"/>
+      </w:pPr>
+    </w:lvl>
+    <w:lvl w:ilvl="8" w:tentative="1">
+      <w:start w:val="1"/>
+      <w:numFmt w:val="decimal"/>
+      <w:lvlText w:val="%9."/>
+      <w:lvlJc w:val="left"/>
+      <w:pPr>
+        <w:tabs>
+          <w:tab w:val="num" w:pos="6480"/>
+        </w:tabs>
+        <w:ind w:left="6480" w:hanging="360"/>
+      </w:pPr>
+    </w:lvl>
+  </w:abstractNum>
+  <w:abstractNum w:abstractNumId="5" w15:restartNumberingAfterBreak="0">
     <w:nsid w:val="2038305B"/>
     <w:multiLevelType w:val="multilevel"/>
     <w:tmpl w:val="A348B358"/>
@@ -12718,7 +14860,7 @@
       </w:rPr>
     </w:lvl>
   </w:abstractNum>
-  <w:abstractNum w:abstractNumId="5" w15:restartNumberingAfterBreak="0">
+  <w:abstractNum w:abstractNumId="6" w15:restartNumberingAfterBreak="0">
     <w:nsid w:val="270A5B94"/>
     <w:multiLevelType w:val="multilevel"/>
     <w:tmpl w:val="3224FCA8"/>
@@ -12867,7 +15009,7 @@
       </w:rPr>
     </w:lvl>
   </w:abstractNum>
-  <w:abstractNum w:abstractNumId="6" w15:restartNumberingAfterBreak="0">
+  <w:abstractNum w:abstractNumId="7" w15:restartNumberingAfterBreak="0">
     <w:nsid w:val="2A0F4487"/>
     <w:multiLevelType w:val="hybridMultilevel"/>
     <w:tmpl w:val="61906540"/>
@@ -12980,7 +15122,7 @@
       </w:rPr>
     </w:lvl>
   </w:abstractNum>
-  <w:abstractNum w:abstractNumId="7" w15:restartNumberingAfterBreak="0">
+  <w:abstractNum w:abstractNumId="8" w15:restartNumberingAfterBreak="0">
     <w:nsid w:val="2DE85EAA"/>
     <w:multiLevelType w:val="multilevel"/>
     <w:tmpl w:val="E0C8FFE6"/>
@@ -13093,7 +15235,7 @@
       </w:pPr>
     </w:lvl>
   </w:abstractNum>
-  <w:abstractNum w:abstractNumId="8" w15:restartNumberingAfterBreak="0">
+  <w:abstractNum w:abstractNumId="9" w15:restartNumberingAfterBreak="0">
     <w:nsid w:val="35775B54"/>
     <w:multiLevelType w:val="multilevel"/>
     <w:tmpl w:val="C5447B7C"/>
@@ -13206,7 +15348,7 @@
       </w:pPr>
     </w:lvl>
   </w:abstractNum>
-  <w:abstractNum w:abstractNumId="9" w15:restartNumberingAfterBreak="0">
+  <w:abstractNum w:abstractNumId="10" w15:restartNumberingAfterBreak="0">
     <w:nsid w:val="394A11DE"/>
     <w:multiLevelType w:val="hybridMultilevel"/>
     <w:tmpl w:val="167CF05A"/>
@@ -13319,7 +15461,7 @@
       </w:rPr>
     </w:lvl>
   </w:abstractNum>
-  <w:abstractNum w:abstractNumId="10" w15:restartNumberingAfterBreak="0">
+  <w:abstractNum w:abstractNumId="11" w15:restartNumberingAfterBreak="0">
     <w:nsid w:val="3E602F19"/>
     <w:multiLevelType w:val="hybridMultilevel"/>
     <w:tmpl w:val="5ECE8516"/>
@@ -13432,7 +15574,7 @@
       </w:rPr>
     </w:lvl>
   </w:abstractNum>
-  <w:abstractNum w:abstractNumId="11" w15:restartNumberingAfterBreak="0">
+  <w:abstractNum w:abstractNumId="12" w15:restartNumberingAfterBreak="0">
     <w:nsid w:val="3F4E437E"/>
     <w:multiLevelType w:val="multilevel"/>
     <w:tmpl w:val="10003CC6"/>
@@ -13545,7 +15687,7 @@
       </w:pPr>
     </w:lvl>
   </w:abstractNum>
-  <w:abstractNum w:abstractNumId="12" w15:restartNumberingAfterBreak="0">
+  <w:abstractNum w:abstractNumId="13" w15:restartNumberingAfterBreak="0">
     <w:nsid w:val="420B661B"/>
     <w:multiLevelType w:val="multilevel"/>
     <w:tmpl w:val="BE88EEB6"/>
@@ -13658,7 +15800,7 @@
       </w:pPr>
     </w:lvl>
   </w:abstractNum>
-  <w:abstractNum w:abstractNumId="13" w15:restartNumberingAfterBreak="0">
+  <w:abstractNum w:abstractNumId="14" w15:restartNumberingAfterBreak="0">
     <w:nsid w:val="4A3B7BD9"/>
     <w:multiLevelType w:val="hybridMultilevel"/>
     <w:tmpl w:val="008C6D40"/>
@@ -13771,7 +15913,7 @@
       </w:rPr>
     </w:lvl>
   </w:abstractNum>
-  <w:abstractNum w:abstractNumId="14" w15:restartNumberingAfterBreak="0">
+  <w:abstractNum w:abstractNumId="15" w15:restartNumberingAfterBreak="0">
     <w:nsid w:val="4E1C5741"/>
     <w:multiLevelType w:val="multilevel"/>
     <w:tmpl w:val="5B96DB96"/>
@@ -13920,7 +16062,7 @@
       </w:rPr>
     </w:lvl>
   </w:abstractNum>
-  <w:abstractNum w:abstractNumId="15" w15:restartNumberingAfterBreak="0">
+  <w:abstractNum w:abstractNumId="16" w15:restartNumberingAfterBreak="0">
     <w:nsid w:val="52427071"/>
     <w:multiLevelType w:val="multilevel"/>
     <w:tmpl w:val="F90C0D92"/>
@@ -14069,7 +16211,7 @@
       </w:rPr>
     </w:lvl>
   </w:abstractNum>
-  <w:abstractNum w:abstractNumId="16" w15:restartNumberingAfterBreak="0">
+  <w:abstractNum w:abstractNumId="17" w15:restartNumberingAfterBreak="0">
     <w:nsid w:val="58131EF4"/>
     <w:multiLevelType w:val="hybridMultilevel"/>
     <w:tmpl w:val="7CB83D1E"/>
@@ -14182,7 +16324,7 @@
       </w:rPr>
     </w:lvl>
   </w:abstractNum>
-  <w:abstractNum w:abstractNumId="17" w15:restartNumberingAfterBreak="0">
+  <w:abstractNum w:abstractNumId="18" w15:restartNumberingAfterBreak="0">
     <w:nsid w:val="5A175BE1"/>
     <w:multiLevelType w:val="hybridMultilevel"/>
     <w:tmpl w:val="46941F6E"/>
@@ -14295,7 +16437,7 @@
       </w:rPr>
     </w:lvl>
   </w:abstractNum>
-  <w:abstractNum w:abstractNumId="18" w15:restartNumberingAfterBreak="0">
+  <w:abstractNum w:abstractNumId="19" w15:restartNumberingAfterBreak="0">
     <w:nsid w:val="600A29D6"/>
     <w:multiLevelType w:val="multilevel"/>
     <w:tmpl w:val="85B626AA"/>
@@ -14444,7 +16586,7 @@
       </w:rPr>
     </w:lvl>
   </w:abstractNum>
-  <w:abstractNum w:abstractNumId="19" w15:restartNumberingAfterBreak="0">
+  <w:abstractNum w:abstractNumId="20" w15:restartNumberingAfterBreak="0">
     <w:nsid w:val="629D7F6C"/>
     <w:multiLevelType w:val="multilevel"/>
     <w:tmpl w:val="5B96DB96"/>
@@ -14593,7 +16735,7 @@
       </w:rPr>
     </w:lvl>
   </w:abstractNum>
-  <w:abstractNum w:abstractNumId="20" w15:restartNumberingAfterBreak="0">
+  <w:abstractNum w:abstractNumId="21" w15:restartNumberingAfterBreak="0">
     <w:nsid w:val="671D080F"/>
     <w:multiLevelType w:val="hybridMultilevel"/>
     <w:tmpl w:val="D8A03322"/>
@@ -14679,7 +16821,7 @@
       </w:pPr>
     </w:lvl>
   </w:abstractNum>
-  <w:abstractNum w:abstractNumId="21" w15:restartNumberingAfterBreak="0">
+  <w:abstractNum w:abstractNumId="22" w15:restartNumberingAfterBreak="0">
     <w:nsid w:val="677365A6"/>
     <w:multiLevelType w:val="multilevel"/>
     <w:tmpl w:val="5B96DB96"/>
@@ -14828,7 +16970,7 @@
       </w:rPr>
     </w:lvl>
   </w:abstractNum>
-  <w:abstractNum w:abstractNumId="22" w15:restartNumberingAfterBreak="0">
+  <w:abstractNum w:abstractNumId="23" w15:restartNumberingAfterBreak="0">
     <w:nsid w:val="682237FD"/>
     <w:multiLevelType w:val="hybridMultilevel"/>
     <w:tmpl w:val="35A68432"/>
@@ -14941,7 +17083,7 @@
       </w:rPr>
     </w:lvl>
   </w:abstractNum>
-  <w:abstractNum w:abstractNumId="23" w15:restartNumberingAfterBreak="0">
+  <w:abstractNum w:abstractNumId="24" w15:restartNumberingAfterBreak="0">
     <w:nsid w:val="6BD464B3"/>
     <w:multiLevelType w:val="multilevel"/>
     <w:tmpl w:val="EFA632C2"/>
@@ -15054,7 +17196,7 @@
       </w:pPr>
     </w:lvl>
   </w:abstractNum>
-  <w:abstractNum w:abstractNumId="24" w15:restartNumberingAfterBreak="0">
+  <w:abstractNum w:abstractNumId="25" w15:restartNumberingAfterBreak="0">
     <w:nsid w:val="6E057B59"/>
     <w:multiLevelType w:val="hybridMultilevel"/>
     <w:tmpl w:val="1D743C24"/>
@@ -15140,7 +17282,156 @@
       </w:pPr>
     </w:lvl>
   </w:abstractNum>
-  <w:abstractNum w:abstractNumId="25" w15:restartNumberingAfterBreak="0">
+  <w:abstractNum w:abstractNumId="26" w15:restartNumberingAfterBreak="0">
+    <w:nsid w:val="710A690E"/>
+    <w:multiLevelType w:val="multilevel"/>
+    <w:tmpl w:val="19E82C30"/>
+    <w:lvl w:ilvl="0">
+      <w:start w:val="1"/>
+      <w:numFmt w:val="bullet"/>
+      <w:lvlText w:val=""/>
+      <w:lvlJc w:val="left"/>
+      <w:pPr>
+        <w:tabs>
+          <w:tab w:val="num" w:pos="1800"/>
+        </w:tabs>
+        <w:ind w:left="1800" w:hanging="360"/>
+      </w:pPr>
+      <w:rPr>
+        <w:rFonts w:ascii="Symbol" w:hAnsi="Symbol" w:hint="default"/>
+        <w:sz w:val="20"/>
+      </w:rPr>
+    </w:lvl>
+    <w:lvl w:ilvl="1" w:tentative="1">
+      <w:start w:val="1"/>
+      <w:numFmt w:val="bullet"/>
+      <w:lvlText w:val="o"/>
+      <w:lvlJc w:val="left"/>
+      <w:pPr>
+        <w:tabs>
+          <w:tab w:val="num" w:pos="2520"/>
+        </w:tabs>
+        <w:ind w:left="2520" w:hanging="360"/>
+      </w:pPr>
+      <w:rPr>
+        <w:rFonts w:ascii="Courier New" w:hAnsi="Courier New" w:hint="default"/>
+        <w:sz w:val="20"/>
+      </w:rPr>
+    </w:lvl>
+    <w:lvl w:ilvl="2" w:tentative="1">
+      <w:start w:val="1"/>
+      <w:numFmt w:val="bullet"/>
+      <w:lvlText w:val=""/>
+      <w:lvlJc w:val="left"/>
+      <w:pPr>
+        <w:tabs>
+          <w:tab w:val="num" w:pos="3240"/>
+        </w:tabs>
+        <w:ind w:left="3240" w:hanging="360"/>
+      </w:pPr>
+      <w:rPr>
+        <w:rFonts w:ascii="Wingdings" w:hAnsi="Wingdings" w:hint="default"/>
+        <w:sz w:val="20"/>
+      </w:rPr>
+    </w:lvl>
+    <w:lvl w:ilvl="3" w:tentative="1">
+      <w:start w:val="1"/>
+      <w:numFmt w:val="bullet"/>
+      <w:lvlText w:val=""/>
+      <w:lvlJc w:val="left"/>
+      <w:pPr>
+        <w:tabs>
+          <w:tab w:val="num" w:pos="3960"/>
+        </w:tabs>
+        <w:ind w:left="3960" w:hanging="360"/>
+      </w:pPr>
+      <w:rPr>
+        <w:rFonts w:ascii="Wingdings" w:hAnsi="Wingdings" w:hint="default"/>
+        <w:sz w:val="20"/>
+      </w:rPr>
+    </w:lvl>
+    <w:lvl w:ilvl="4" w:tentative="1">
+      <w:start w:val="1"/>
+      <w:numFmt w:val="bullet"/>
+      <w:lvlText w:val=""/>
+      <w:lvlJc w:val="left"/>
+      <w:pPr>
+        <w:tabs>
+          <w:tab w:val="num" w:pos="4680"/>
+        </w:tabs>
+        <w:ind w:left="4680" w:hanging="360"/>
+      </w:pPr>
+      <w:rPr>
+        <w:rFonts w:ascii="Wingdings" w:hAnsi="Wingdings" w:hint="default"/>
+        <w:sz w:val="20"/>
+      </w:rPr>
+    </w:lvl>
+    <w:lvl w:ilvl="5" w:tentative="1">
+      <w:start w:val="1"/>
+      <w:numFmt w:val="bullet"/>
+      <w:lvlText w:val=""/>
+      <w:lvlJc w:val="left"/>
+      <w:pPr>
+        <w:tabs>
+          <w:tab w:val="num" w:pos="5400"/>
+        </w:tabs>
+        <w:ind w:left="5400" w:hanging="360"/>
+      </w:pPr>
+      <w:rPr>
+        <w:rFonts w:ascii="Wingdings" w:hAnsi="Wingdings" w:hint="default"/>
+        <w:sz w:val="20"/>
+      </w:rPr>
+    </w:lvl>
+    <w:lvl w:ilvl="6" w:tentative="1">
+      <w:start w:val="1"/>
+      <w:numFmt w:val="bullet"/>
+      <w:lvlText w:val=""/>
+      <w:lvlJc w:val="left"/>
+      <w:pPr>
+        <w:tabs>
+          <w:tab w:val="num" w:pos="6120"/>
+        </w:tabs>
+        <w:ind w:left="6120" w:hanging="360"/>
+      </w:pPr>
+      <w:rPr>
+        <w:rFonts w:ascii="Wingdings" w:hAnsi="Wingdings" w:hint="default"/>
+        <w:sz w:val="20"/>
+      </w:rPr>
+    </w:lvl>
+    <w:lvl w:ilvl="7" w:tentative="1">
+      <w:start w:val="1"/>
+      <w:numFmt w:val="bullet"/>
+      <w:lvlText w:val=""/>
+      <w:lvlJc w:val="left"/>
+      <w:pPr>
+        <w:tabs>
+          <w:tab w:val="num" w:pos="6840"/>
+        </w:tabs>
+        <w:ind w:left="6840" w:hanging="360"/>
+      </w:pPr>
+      <w:rPr>
+        <w:rFonts w:ascii="Wingdings" w:hAnsi="Wingdings" w:hint="default"/>
+        <w:sz w:val="20"/>
+      </w:rPr>
+    </w:lvl>
+    <w:lvl w:ilvl="8" w:tentative="1">
+      <w:start w:val="1"/>
+      <w:numFmt w:val="bullet"/>
+      <w:lvlText w:val=""/>
+      <w:lvlJc w:val="left"/>
+      <w:pPr>
+        <w:tabs>
+          <w:tab w:val="num" w:pos="7560"/>
+        </w:tabs>
+        <w:ind w:left="7560" w:hanging="360"/>
+      </w:pPr>
+      <w:rPr>
+        <w:rFonts w:ascii="Wingdings" w:hAnsi="Wingdings" w:hint="default"/>
+        <w:sz w:val="20"/>
+      </w:rPr>
+    </w:lvl>
+  </w:abstractNum>
+  <w:abstractNum w:abstractNumId="27" w15:restartNumberingAfterBreak="0">
     <w:nsid w:val="72C65FEA"/>
     <w:multiLevelType w:val="multilevel"/>
     <w:tmpl w:val="5B96DB96"/>
@@ -15285,7 +17576,7 @@
       </w:rPr>
     </w:lvl>
   </w:abstractNum>
-  <w:abstractNum w:abstractNumId="26" w15:restartNumberingAfterBreak="0">
+  <w:abstractNum w:abstractNumId="28" w15:restartNumberingAfterBreak="0">
     <w:nsid w:val="747E5BE6"/>
     <w:multiLevelType w:val="hybridMultilevel"/>
     <w:tmpl w:val="89889A30"/>
@@ -15398,7 +17689,7 @@
       </w:rPr>
     </w:lvl>
   </w:abstractNum>
-  <w:abstractNum w:abstractNumId="27" w15:restartNumberingAfterBreak="0">
+  <w:abstractNum w:abstractNumId="29" w15:restartNumberingAfterBreak="0">
     <w:nsid w:val="751A2E51"/>
     <w:multiLevelType w:val="hybridMultilevel"/>
     <w:tmpl w:val="0F603964"/>
@@ -15484,7 +17775,7 @@
       </w:pPr>
     </w:lvl>
   </w:abstractNum>
-  <w:abstractNum w:abstractNumId="28" w15:restartNumberingAfterBreak="0">
+  <w:abstractNum w:abstractNumId="30" w15:restartNumberingAfterBreak="0">
     <w:nsid w:val="77670DB7"/>
     <w:multiLevelType w:val="multilevel"/>
     <w:tmpl w:val="5B96DB96"/>
@@ -15633,7 +17924,7 @@
       </w:rPr>
     </w:lvl>
   </w:abstractNum>
-  <w:abstractNum w:abstractNumId="29" w15:restartNumberingAfterBreak="0">
+  <w:abstractNum w:abstractNumId="31" w15:restartNumberingAfterBreak="0">
     <w:nsid w:val="79770BC5"/>
     <w:multiLevelType w:val="hybridMultilevel"/>
     <w:tmpl w:val="56F43C2A"/>
@@ -15746,7 +18037,7 @@
       </w:rPr>
     </w:lvl>
   </w:abstractNum>
-  <w:abstractNum w:abstractNumId="30" w15:restartNumberingAfterBreak="0">
+  <w:abstractNum w:abstractNumId="32" w15:restartNumberingAfterBreak="0">
     <w:nsid w:val="7E652FA3"/>
     <w:multiLevelType w:val="multilevel"/>
     <w:tmpl w:val="5B96DB96"/>
@@ -15891,7 +18182,7 @@
       </w:rPr>
     </w:lvl>
   </w:abstractNum>
-  <w:abstractNum w:abstractNumId="31" w15:restartNumberingAfterBreak="0">
+  <w:abstractNum w:abstractNumId="33" w15:restartNumberingAfterBreak="0">
     <w:nsid w:val="7E857E30"/>
     <w:multiLevelType w:val="hybridMultilevel"/>
     <w:tmpl w:val="A65CC446"/>
@@ -16005,37 +18296,37 @@
     </w:lvl>
   </w:abstractNum>
   <w:num w:numId="1" w16cid:durableId="372925669">
-    <w:abstractNumId w:val="26"/>
+    <w:abstractNumId w:val="28"/>
   </w:num>
   <w:num w:numId="2" w16cid:durableId="1109086045">
-    <w:abstractNumId w:val="17"/>
+    <w:abstractNumId w:val="18"/>
   </w:num>
   <w:num w:numId="3" w16cid:durableId="203566876">
-    <w:abstractNumId w:val="31"/>
+    <w:abstractNumId w:val="33"/>
   </w:num>
   <w:num w:numId="4" w16cid:durableId="946162319">
     <w:abstractNumId w:val="2"/>
   </w:num>
   <w:num w:numId="5" w16cid:durableId="1666589901">
-    <w:abstractNumId w:val="4"/>
+    <w:abstractNumId w:val="5"/>
   </w:num>
   <w:num w:numId="6" w16cid:durableId="608856142">
     <w:abstractNumId w:val="3"/>
   </w:num>
   <w:num w:numId="7" w16cid:durableId="816144854">
-    <w:abstractNumId w:val="5"/>
+    <w:abstractNumId w:val="6"/>
   </w:num>
   <w:num w:numId="8" w16cid:durableId="1212841233">
-    <w:abstractNumId w:val="13"/>
+    <w:abstractNumId w:val="14"/>
   </w:num>
   <w:num w:numId="9" w16cid:durableId="1765496300">
-    <w:abstractNumId w:val="29"/>
+    <w:abstractNumId w:val="31"/>
   </w:num>
   <w:num w:numId="10" w16cid:durableId="497693183">
-    <w:abstractNumId w:val="29"/>
+    <w:abstractNumId w:val="31"/>
   </w:num>
   <w:num w:numId="11" w16cid:durableId="966811232">
-    <w:abstractNumId w:val="27"/>
+    <w:abstractNumId w:val="29"/>
     <w:lvlOverride w:ilvl="0">
       <w:startOverride w:val="1"/>
     </w:lvlOverride>
@@ -16065,52 +18356,52 @@
     </w:lvlOverride>
   </w:num>
   <w:num w:numId="12" w16cid:durableId="1065301612">
-    <w:abstractNumId w:val="9"/>
+    <w:abstractNumId w:val="10"/>
   </w:num>
   <w:num w:numId="13" w16cid:durableId="1718043786">
-    <w:abstractNumId w:val="27"/>
+    <w:abstractNumId w:val="29"/>
   </w:num>
   <w:num w:numId="14" w16cid:durableId="767847058">
-    <w:abstractNumId w:val="6"/>
+    <w:abstractNumId w:val="7"/>
   </w:num>
   <w:num w:numId="15" w16cid:durableId="1623683082">
+    <w:abstractNumId w:val="25"/>
+  </w:num>
+  <w:num w:numId="16" w16cid:durableId="1303652242">
+    <w:abstractNumId w:val="15"/>
+  </w:num>
+  <w:num w:numId="17" w16cid:durableId="1682926724">
+    <w:abstractNumId w:val="19"/>
+  </w:num>
+  <w:num w:numId="18" w16cid:durableId="1821580131">
+    <w:abstractNumId w:val="20"/>
+  </w:num>
+  <w:num w:numId="19" w16cid:durableId="1344285577">
+    <w:abstractNumId w:val="30"/>
+  </w:num>
+  <w:num w:numId="20" w16cid:durableId="1780175035">
+    <w:abstractNumId w:val="8"/>
+  </w:num>
+  <w:num w:numId="21" w16cid:durableId="1278491685">
     <w:abstractNumId w:val="24"/>
   </w:num>
-  <w:num w:numId="16" w16cid:durableId="1303652242">
-    <w:abstractNumId w:val="14"/>
-  </w:num>
-  <w:num w:numId="17" w16cid:durableId="1682926724">
-    <w:abstractNumId w:val="18"/>
-  </w:num>
-  <w:num w:numId="18" w16cid:durableId="1821580131">
-    <w:abstractNumId w:val="19"/>
-  </w:num>
-  <w:num w:numId="19" w16cid:durableId="1344285577">
-    <w:abstractNumId w:val="28"/>
-  </w:num>
-  <w:num w:numId="20" w16cid:durableId="1780175035">
-    <w:abstractNumId w:val="7"/>
-  </w:num>
-  <w:num w:numId="21" w16cid:durableId="1278491685">
-    <w:abstractNumId w:val="23"/>
-  </w:num>
   <w:num w:numId="22" w16cid:durableId="1029799904">
-    <w:abstractNumId w:val="30"/>
+    <w:abstractNumId w:val="32"/>
   </w:num>
   <w:num w:numId="23" w16cid:durableId="897326276">
-    <w:abstractNumId w:val="30"/>
+    <w:abstractNumId w:val="32"/>
     <w:lvlOverride w:ilvl="1">
       <w:startOverride w:val="1"/>
     </w:lvlOverride>
   </w:num>
   <w:num w:numId="24" w16cid:durableId="1323435544">
-    <w:abstractNumId w:val="21"/>
+    <w:abstractNumId w:val="22"/>
   </w:num>
   <w:num w:numId="25" w16cid:durableId="1670214461">
-    <w:abstractNumId w:val="25"/>
+    <w:abstractNumId w:val="27"/>
   </w:num>
   <w:num w:numId="26" w16cid:durableId="531768048">
-    <w:abstractNumId w:val="12"/>
+    <w:abstractNumId w:val="13"/>
   </w:num>
   <w:num w:numId="27" w16cid:durableId="827206051">
     <w:abstractNumId w:val="0"/>
@@ -16119,25 +18410,31 @@
     <w:abstractNumId w:val="1"/>
   </w:num>
   <w:num w:numId="29" w16cid:durableId="469522763">
+    <w:abstractNumId w:val="17"/>
+  </w:num>
+  <w:num w:numId="30" w16cid:durableId="1745714486">
+    <w:abstractNumId w:val="9"/>
+  </w:num>
+  <w:num w:numId="31" w16cid:durableId="1850215793">
     <w:abstractNumId w:val="16"/>
   </w:num>
-  <w:num w:numId="30" w16cid:durableId="1745714486">
-    <w:abstractNumId w:val="8"/>
-  </w:num>
-  <w:num w:numId="31" w16cid:durableId="1850215793">
-    <w:abstractNumId w:val="15"/>
-  </w:num>
   <w:num w:numId="32" w16cid:durableId="518198842">
-    <w:abstractNumId w:val="22"/>
+    <w:abstractNumId w:val="23"/>
   </w:num>
   <w:num w:numId="33" w16cid:durableId="774522890">
-    <w:abstractNumId w:val="20"/>
+    <w:abstractNumId w:val="21"/>
   </w:num>
   <w:num w:numId="34" w16cid:durableId="2031639343">
+    <w:abstractNumId w:val="12"/>
+  </w:num>
+  <w:num w:numId="35" w16cid:durableId="1019084834">
     <w:abstractNumId w:val="11"/>
   </w:num>
-  <w:num w:numId="35" w16cid:durableId="1019084834">
-    <w:abstractNumId w:val="10"/>
+  <w:num w:numId="36" w16cid:durableId="1566643414">
+    <w:abstractNumId w:val="26"/>
+  </w:num>
+  <w:num w:numId="37" w16cid:durableId="1008361294">
+    <w:abstractNumId w:val="4"/>
   </w:num>
 </w:numbering>
 </file>
@@ -16616,7 +18913,6 @@
     <w:next w:val="Normal"/>
     <w:link w:val="Heading4Char"/>
     <w:uiPriority w:val="9"/>
-    <w:semiHidden/>
     <w:unhideWhenUsed/>
     <w:qFormat/>
     <w:rsid w:val="0010049E"/>
@@ -16813,7 +19109,6 @@
     <w:basedOn w:val="DefaultParagraphFont"/>
     <w:link w:val="Heading4"/>
     <w:uiPriority w:val="9"/>
-    <w:semiHidden/>
     <w:rsid w:val="0010049E"/>
     <w:rPr>
       <w:rFonts w:eastAsiaTheme="majorEastAsia" w:cstheme="majorBidi"/>

--- a/205744873_213474349_hw4_report.docx
+++ b/205744873_213474349_hw4_report.docx
@@ -94,8 +94,8 @@
           <w:lang w:bidi="he-IL"/>
         </w:rPr>
         <w:br/>
-        <w:t xml:space="preserve">מלכ עואודה </w:t>
-      </w:r>
+      </w:r>
+      <w:proofErr w:type="spellStart"/>
       <w:r>
         <w:rPr>
           <w:rFonts w:ascii="Times New Roman" w:hAnsi="Times New Roman" w:cs="Times New Roman"/>
@@ -108,11 +108,12 @@
           <w:rtl/>
           <w:lang w:bidi="he-IL"/>
         </w:rPr>
-        <w:t>213474349</w:t>
-      </w:r>
-      <w:r>
-        <w:rPr>
-          <w:rFonts w:ascii="Times New Roman" w:hAnsi="Times New Roman" w:cs="Times New Roman" w:hint="cs"/>
+        <w:t>מלכ</w:t>
+      </w:r>
+      <w:proofErr w:type="spellEnd"/>
+      <w:r>
+        <w:rPr>
+          <w:rFonts w:ascii="Times New Roman" w:hAnsi="Times New Roman" w:cs="Times New Roman"/>
           <w:b/>
           <w:bCs/>
           <w:i/>
@@ -122,23 +123,10 @@
           <w:rtl/>
           <w:lang w:bidi="he-IL"/>
         </w:rPr>
-        <w:t>.</w:t>
-      </w:r>
-    </w:p>
-    <w:p>
-      <w:pPr>
-        <w:bidi/>
-        <w:rPr>
-          <w:rFonts w:ascii="Times New Roman" w:hAnsi="Times New Roman" w:cs="Times New Roman"/>
-          <w:sz w:val="32"/>
-          <w:szCs w:val="32"/>
-          <w:lang w:bidi="he-IL"/>
-        </w:rPr>
-      </w:pPr>
-    </w:p>
-    <w:p>
-      <w:pPr>
-        <w:bidi/>
+        <w:t xml:space="preserve"> </w:t>
+      </w:r>
+      <w:proofErr w:type="spellStart"/>
+      <w:r>
         <w:rPr>
           <w:rFonts w:ascii="Times New Roman" w:hAnsi="Times New Roman" w:cs="Times New Roman"/>
           <w:b/>
@@ -147,20 +135,91 @@
           <w:iCs/>
           <w:sz w:val="32"/>
           <w:szCs w:val="32"/>
-          <w:u w:val="single"/>
-          <w:rtl/>
-          <w:lang w:bidi="he-IL"/>
-        </w:rPr>
-      </w:pPr>
-      <w:r>
-        <w:rPr>
-          <w:rFonts w:ascii="Times New Roman" w:hAnsi="Times New Roman" w:cs="Times New Roman" w:hint="cs"/>
+          <w:rtl/>
+          <w:lang w:bidi="he-IL"/>
+        </w:rPr>
+        <w:t>עואודה</w:t>
+      </w:r>
+      <w:proofErr w:type="spellEnd"/>
+      <w:r>
+        <w:rPr>
+          <w:rFonts w:ascii="Times New Roman" w:hAnsi="Times New Roman" w:cs="Times New Roman"/>
           <w:b/>
           <w:bCs/>
           <w:i/>
           <w:iCs/>
           <w:sz w:val="32"/>
           <w:szCs w:val="32"/>
+          <w:rtl/>
+          <w:lang w:bidi="he-IL"/>
+        </w:rPr>
+        <w:t xml:space="preserve"> </w:t>
+      </w:r>
+      <w:r>
+        <w:rPr>
+          <w:rFonts w:ascii="Times New Roman" w:hAnsi="Times New Roman" w:cs="Times New Roman"/>
+          <w:b/>
+          <w:bCs/>
+          <w:i/>
+          <w:iCs/>
+          <w:sz w:val="32"/>
+          <w:szCs w:val="32"/>
+          <w:rtl/>
+          <w:lang w:bidi="he-IL"/>
+        </w:rPr>
+        <w:t>213474349</w:t>
+      </w:r>
+      <w:r>
+        <w:rPr>
+          <w:rFonts w:ascii="Times New Roman" w:hAnsi="Times New Roman" w:cs="Times New Roman" w:hint="cs"/>
+          <w:b/>
+          <w:bCs/>
+          <w:i/>
+          <w:iCs/>
+          <w:sz w:val="32"/>
+          <w:szCs w:val="32"/>
+          <w:rtl/>
+          <w:lang w:bidi="he-IL"/>
+        </w:rPr>
+        <w:t>.</w:t>
+      </w:r>
+    </w:p>
+    <w:p>
+      <w:pPr>
+        <w:bidi/>
+        <w:rPr>
+          <w:rFonts w:ascii="Times New Roman" w:hAnsi="Times New Roman" w:cs="Times New Roman"/>
+          <w:sz w:val="32"/>
+          <w:szCs w:val="32"/>
+          <w:lang w:bidi="he-IL"/>
+        </w:rPr>
+      </w:pPr>
+    </w:p>
+    <w:p>
+      <w:pPr>
+        <w:bidi/>
+        <w:rPr>
+          <w:rFonts w:ascii="Times New Roman" w:hAnsi="Times New Roman" w:cs="Times New Roman"/>
+          <w:b/>
+          <w:bCs/>
+          <w:i/>
+          <w:iCs/>
+          <w:sz w:val="32"/>
+          <w:szCs w:val="32"/>
+          <w:u w:val="single"/>
+          <w:rtl/>
+          <w:lang w:bidi="he-IL"/>
+        </w:rPr>
+      </w:pPr>
+      <w:r>
+        <w:rPr>
+          <w:rFonts w:ascii="Times New Roman" w:hAnsi="Times New Roman" w:cs="Times New Roman" w:hint="cs"/>
+          <w:b/>
+          <w:bCs/>
+          <w:i/>
+          <w:iCs/>
+          <w:sz w:val="32"/>
+          <w:szCs w:val="32"/>
           <w:highlight w:val="yellow"/>
           <w:u w:val="single"/>
           <w:rtl/>
@@ -217,7 +276,29 @@
           <w:rtl/>
           <w:lang w:bidi="he-IL"/>
         </w:rPr>
-        <w:t xml:space="preserve">כדי שנוכל לענות על השאלה איזה ארגמונטים אנחנו בוחרים למחלקה </w:t>
+        <w:t xml:space="preserve">כדי שנוכל לענות על השאלה איזה </w:t>
+      </w:r>
+      <w:proofErr w:type="spellStart"/>
+      <w:r>
+        <w:rPr>
+          <w:rFonts w:ascii="Times New Roman" w:hAnsi="Times New Roman" w:cs="Times New Roman" w:hint="cs"/>
+          <w:sz w:val="32"/>
+          <w:szCs w:val="32"/>
+          <w:rtl/>
+          <w:lang w:bidi="he-IL"/>
+        </w:rPr>
+        <w:t>ארגמונטים</w:t>
+      </w:r>
+      <w:proofErr w:type="spellEnd"/>
+      <w:r>
+        <w:rPr>
+          <w:rFonts w:ascii="Times New Roman" w:hAnsi="Times New Roman" w:cs="Times New Roman" w:hint="cs"/>
+          <w:sz w:val="32"/>
+          <w:szCs w:val="32"/>
+          <w:rtl/>
+          <w:lang w:bidi="he-IL"/>
+        </w:rPr>
+        <w:t xml:space="preserve"> אנחנו בוחרים למחלקה </w:t>
       </w:r>
       <w:r>
         <w:rPr>
@@ -240,7 +321,29 @@
           <w:rtl/>
           <w:lang w:bidi="he-IL"/>
         </w:rPr>
-        <w:t xml:space="preserve"> היינו צריכים קודם להבין מה כל ארגיומנט מיצג:</w:t>
+        <w:t xml:space="preserve"> היינו צריכים קודם להבין מה כל </w:t>
+      </w:r>
+      <w:proofErr w:type="spellStart"/>
+      <w:r>
+        <w:rPr>
+          <w:rFonts w:ascii="Times New Roman" w:hAnsi="Times New Roman" w:cs="Times New Roman" w:hint="cs"/>
+          <w:sz w:val="32"/>
+          <w:szCs w:val="32"/>
+          <w:rtl/>
+          <w:lang w:bidi="he-IL"/>
+        </w:rPr>
+        <w:t>ארגיומנט</w:t>
+      </w:r>
+      <w:proofErr w:type="spellEnd"/>
+      <w:r>
+        <w:rPr>
+          <w:rFonts w:ascii="Times New Roman" w:hAnsi="Times New Roman" w:cs="Times New Roman" w:hint="cs"/>
+          <w:sz w:val="32"/>
+          <w:szCs w:val="32"/>
+          <w:rtl/>
+          <w:lang w:bidi="he-IL"/>
+        </w:rPr>
+        <w:t xml:space="preserve"> מיצג:</w:t>
       </w:r>
     </w:p>
     <w:p>
@@ -263,6 +366,7 @@
           <w:lang w:bidi="he-IL"/>
         </w:rPr>
       </w:pPr>
+      <w:proofErr w:type="spellStart"/>
       <w:r>
         <w:rPr>
           <w:rFonts w:ascii="Times New Roman" w:hAnsi="Times New Roman" w:cs="Times New Roman"/>
@@ -276,6 +380,7 @@
         </w:rPr>
         <w:t>vector_size</w:t>
       </w:r>
+      <w:proofErr w:type="spellEnd"/>
       <w:r>
         <w:rPr>
           <w:rFonts w:ascii="Times New Roman" w:hAnsi="Times New Roman" w:cs="Times New Roman" w:hint="cs"/>
@@ -304,6 +409,7 @@
           <w:lang w:bidi="he-IL"/>
         </w:rPr>
       </w:pPr>
+      <w:proofErr w:type="spellStart"/>
       <w:r>
         <w:rPr>
           <w:rFonts w:ascii="Times New Roman" w:hAnsi="Times New Roman" w:cs="Times New Roman" w:hint="cs"/>
@@ -312,7 +418,40 @@
           <w:rtl/>
           <w:lang w:bidi="he-IL"/>
         </w:rPr>
-        <w:t>המימד של הוקטור.</w:t>
+        <w:t>המימד</w:t>
+      </w:r>
+      <w:proofErr w:type="spellEnd"/>
+      <w:r>
+        <w:rPr>
+          <w:rFonts w:ascii="Times New Roman" w:hAnsi="Times New Roman" w:cs="Times New Roman" w:hint="cs"/>
+          <w:sz w:val="32"/>
+          <w:szCs w:val="32"/>
+          <w:rtl/>
+          <w:lang w:bidi="he-IL"/>
+        </w:rPr>
+        <w:t xml:space="preserve"> של </w:t>
+      </w:r>
+      <w:proofErr w:type="spellStart"/>
+      <w:r>
+        <w:rPr>
+          <w:rFonts w:ascii="Times New Roman" w:hAnsi="Times New Roman" w:cs="Times New Roman" w:hint="cs"/>
+          <w:sz w:val="32"/>
+          <w:szCs w:val="32"/>
+          <w:rtl/>
+          <w:lang w:bidi="he-IL"/>
+        </w:rPr>
+        <w:t>הוקטור</w:t>
+      </w:r>
+      <w:proofErr w:type="spellEnd"/>
+      <w:r>
+        <w:rPr>
+          <w:rFonts w:ascii="Times New Roman" w:hAnsi="Times New Roman" w:cs="Times New Roman" w:hint="cs"/>
+          <w:sz w:val="32"/>
+          <w:szCs w:val="32"/>
+          <w:rtl/>
+          <w:lang w:bidi="he-IL"/>
+        </w:rPr>
+        <w:t>.</w:t>
       </w:r>
     </w:p>
     <w:p>
@@ -415,6 +554,7 @@
           <w:lang w:bidi="he-IL"/>
         </w:rPr>
       </w:pPr>
+      <w:proofErr w:type="spellStart"/>
       <w:r>
         <w:rPr>
           <w:rFonts w:ascii="Times New Roman" w:hAnsi="Times New Roman" w:cs="Times New Roman"/>
@@ -428,6 +568,7 @@
         </w:rPr>
         <w:t>min_count</w:t>
       </w:r>
+      <w:proofErr w:type="spellEnd"/>
       <w:r>
         <w:rPr>
           <w:rFonts w:ascii="Times New Roman" w:hAnsi="Times New Roman" w:cs="Times New Roman" w:hint="cs"/>
@@ -529,6 +670,7 @@
         </w:rPr>
         <w:t xml:space="preserve"> (</w:t>
       </w:r>
+      <w:proofErr w:type="spellStart"/>
       <w:r>
         <w:rPr>
           <w:rFonts w:ascii="Times New Roman" w:hAnsi="Times New Roman" w:cs="Times New Roman"/>
@@ -557,6 +699,7 @@
         </w:rPr>
         <w:t>e</w:t>
       </w:r>
+      <w:proofErr w:type="spellEnd"/>
       <w:r>
         <w:rPr>
           <w:rFonts w:ascii="Times New Roman" w:hAnsi="Times New Roman" w:cs="Times New Roman"/>
@@ -611,6 +754,7 @@
         </w:rPr>
         <w:t xml:space="preserve"> </w:t>
       </w:r>
+      <w:proofErr w:type="spellStart"/>
       <w:r>
         <w:rPr>
           <w:rFonts w:ascii="Times New Roman" w:hAnsi="Times New Roman" w:cs="Times New Roman"/>
@@ -637,6 +781,7 @@
         </w:rPr>
         <w:t>e</w:t>
       </w:r>
+      <w:proofErr w:type="spellEnd"/>
       <w:r>
         <w:rPr>
           <w:rFonts w:ascii="Times New Roman" w:hAnsi="Times New Roman" w:cs="Times New Roman"/>
@@ -781,7 +926,51 @@
           <w:rtl/>
           <w:lang w:bidi="he-IL"/>
         </w:rPr>
-        <w:t>הסיבה לכך היא גודלו המצומצם של הקורפוס (כ-1.3 מיליון מילים) ביחס לגודל אוצר המילים הגדול שנוצר עקב היעדר למטיזציה (כ-78 אלף מילים). חישוב פשוט מראה ששימוש בוקטורים גדולים יותר (למשל 100 או 300) היה יוצר מודל עם מיליוני פרמטרים שאין מספיק דאטה כדי לאמן אותם ביציבות</w:t>
+        <w:t xml:space="preserve">הסיבה לכך היא גודלו המצומצם של הקורפוס (כ-1.3 מיליון מילים) ביחס לגודל אוצר המילים הגדול שנוצר עקב היעדר </w:t>
+      </w:r>
+      <w:proofErr w:type="spellStart"/>
+      <w:r>
+        <w:rPr>
+          <w:rFonts w:ascii="Times New Roman" w:hAnsi="Times New Roman" w:cs="Times New Roman"/>
+          <w:sz w:val="32"/>
+          <w:szCs w:val="32"/>
+          <w:rtl/>
+          <w:lang w:bidi="he-IL"/>
+        </w:rPr>
+        <w:t>למטיזציה</w:t>
+      </w:r>
+      <w:proofErr w:type="spellEnd"/>
+      <w:r>
+        <w:rPr>
+          <w:rFonts w:ascii="Times New Roman" w:hAnsi="Times New Roman" w:cs="Times New Roman"/>
+          <w:sz w:val="32"/>
+          <w:szCs w:val="32"/>
+          <w:rtl/>
+          <w:lang w:bidi="he-IL"/>
+        </w:rPr>
+        <w:t xml:space="preserve"> (כ-78 אלף מילים). חישוב פשוט מראה ששימוש </w:t>
+      </w:r>
+      <w:proofErr w:type="spellStart"/>
+      <w:r>
+        <w:rPr>
+          <w:rFonts w:ascii="Times New Roman" w:hAnsi="Times New Roman" w:cs="Times New Roman"/>
+          <w:sz w:val="32"/>
+          <w:szCs w:val="32"/>
+          <w:rtl/>
+          <w:lang w:bidi="he-IL"/>
+        </w:rPr>
+        <w:t>בוקטורים</w:t>
+      </w:r>
+      <w:proofErr w:type="spellEnd"/>
+      <w:r>
+        <w:rPr>
+          <w:rFonts w:ascii="Times New Roman" w:hAnsi="Times New Roman" w:cs="Times New Roman"/>
+          <w:sz w:val="32"/>
+          <w:szCs w:val="32"/>
+          <w:rtl/>
+          <w:lang w:bidi="he-IL"/>
+        </w:rPr>
+        <w:t xml:space="preserve"> גדולים יותר (למשל 100 או 300) היה יוצר מודל עם מיליוני פרמטרים שאין מספיק דאטה כדי לאמן אותם ביציבות</w:t>
       </w:r>
       <w:r>
         <w:rPr>
@@ -1590,6 +1779,7 @@
         </w:rPr>
         <w:t>וח</w:t>
       </w:r>
+      <w:proofErr w:type="spellStart"/>
       <w:r>
         <w:rPr>
           <w:rFonts w:ascii="Times New Roman" w:hAnsi="Times New Roman" w:cs="Times New Roman"/>
@@ -1600,7 +1790,20 @@
           <w:u w:val="single"/>
           <w:lang w:bidi="he-IL"/>
         </w:rPr>
-        <w:t xml:space="preserve">min_count </w:t>
+        <w:t>min_count</w:t>
+      </w:r>
+      <w:proofErr w:type="spellEnd"/>
+      <w:r>
+        <w:rPr>
+          <w:rFonts w:ascii="Times New Roman" w:hAnsi="Times New Roman" w:cs="Times New Roman"/>
+          <w:b/>
+          <w:bCs/>
+          <w:sz w:val="32"/>
+          <w:szCs w:val="32"/>
+          <w:u w:val="single"/>
+          <w:lang w:bidi="he-IL"/>
+        </w:rPr>
+        <w:t xml:space="preserve"> </w:t>
       </w:r>
     </w:p>
     <w:p>
@@ -1634,6 +1837,7 @@
         </w:rPr>
         <w:t xml:space="preserve"> </w:t>
       </w:r>
+      <w:proofErr w:type="spellStart"/>
       <w:r>
         <w:rPr>
           <w:rFonts w:ascii="Times New Roman" w:hAnsi="Times New Roman" w:cs="Times New Roman"/>
@@ -1643,6 +1847,7 @@
         </w:rPr>
         <w:t>min_count</w:t>
       </w:r>
+      <w:proofErr w:type="spellEnd"/>
       <w:r>
         <w:rPr>
           <w:rFonts w:ascii="Times New Roman" w:hAnsi="Times New Roman" w:cs="Times New Roman"/>
@@ -1734,8 +1939,20 @@
           <w:rtl/>
           <w:lang w:bidi="he-IL"/>
         </w:rPr>
-        <w:t>בחרנו בערך 1 כדי להבטיח שכל מילה שהופיעה בקורפוס, ולו פעם אחת, תקבל ייצוג וקטורי</w:t>
-      </w:r>
+        <w:t xml:space="preserve">בחרנו בערך 1 כדי להבטיח שכל מילה שהופיעה בקורפוס, ולו פעם אחת, תקבל ייצוג </w:t>
+      </w:r>
+      <w:proofErr w:type="spellStart"/>
+      <w:r>
+        <w:rPr>
+          <w:rFonts w:ascii="Times New Roman" w:hAnsi="Times New Roman" w:cs="Times New Roman"/>
+          <w:sz w:val="32"/>
+          <w:szCs w:val="32"/>
+          <w:rtl/>
+          <w:lang w:bidi="he-IL"/>
+        </w:rPr>
+        <w:t>וקטורי</w:t>
+      </w:r>
+      <w:proofErr w:type="spellEnd"/>
       <w:r>
         <w:rPr>
           <w:rFonts w:ascii="Times New Roman" w:hAnsi="Times New Roman" w:cs="Times New Roman"/>
@@ -1898,15 +2115,12 @@
           <w:rtl/>
           <w:lang w:bidi="he-IL"/>
         </w:rPr>
-        <w:t xml:space="preserve"> בספרות (מחקרים באנטרנט)</w:t>
-      </w:r>
-    </w:p>
-    <w:p>
-      <w:pPr>
-        <w:pStyle w:val="ListParagraph"/>
-        <w:bidi/>
-        <w:rPr>
-          <w:rFonts w:ascii="Times New Roman" w:hAnsi="Times New Roman" w:cs="Times New Roman"/>
+        <w:t xml:space="preserve"> בספרות (מחקרים </w:t>
+      </w:r>
+      <w:proofErr w:type="spellStart"/>
+      <w:r>
+        <w:rPr>
+          <w:rFonts w:ascii="Times New Roman" w:hAnsi="Times New Roman" w:cs="Times New Roman" w:hint="cs"/>
           <w:b/>
           <w:bCs/>
           <w:i/>
@@ -1917,14 +2131,12 @@
           <w:rtl/>
           <w:lang w:bidi="he-IL"/>
         </w:rPr>
-      </w:pPr>
-    </w:p>
-    <w:p>
-      <w:pPr>
-        <w:pStyle w:val="ListParagraph"/>
-        <w:bidi/>
-        <w:rPr>
-          <w:rFonts w:ascii="Times New Roman" w:hAnsi="Times New Roman" w:cs="Times New Roman"/>
+        <w:t>באנטרנט</w:t>
+      </w:r>
+      <w:proofErr w:type="spellEnd"/>
+      <w:r>
+        <w:rPr>
+          <w:rFonts w:ascii="Times New Roman" w:hAnsi="Times New Roman" w:cs="Times New Roman" w:hint="cs"/>
           <w:b/>
           <w:bCs/>
           <w:i/>
@@ -1935,16 +2147,53 @@
           <w:rtl/>
           <w:lang w:bidi="he-IL"/>
         </w:rPr>
-      </w:pPr>
-      <w:r>
-        <w:rPr>
-          <w:rFonts w:ascii="Times New Roman" w:hAnsi="Times New Roman" w:cs="Times New Roman" w:hint="cs"/>
+        <w:t>)</w:t>
+      </w:r>
+    </w:p>
+    <w:p>
+      <w:pPr>
+        <w:pStyle w:val="ListParagraph"/>
+        <w:bidi/>
+        <w:rPr>
+          <w:rFonts w:ascii="Times New Roman" w:hAnsi="Times New Roman" w:cs="Times New Roman"/>
           <w:b/>
           <w:bCs/>
           <w:i/>
           <w:iCs/>
           <w:sz w:val="32"/>
           <w:szCs w:val="32"/>
+          <w:u w:val="single"/>
+          <w:rtl/>
+          <w:lang w:bidi="he-IL"/>
+        </w:rPr>
+      </w:pPr>
+    </w:p>
+    <w:p>
+      <w:pPr>
+        <w:pStyle w:val="ListParagraph"/>
+        <w:bidi/>
+        <w:rPr>
+          <w:rFonts w:ascii="Times New Roman" w:hAnsi="Times New Roman" w:cs="Times New Roman"/>
+          <w:b/>
+          <w:bCs/>
+          <w:i/>
+          <w:iCs/>
+          <w:sz w:val="32"/>
+          <w:szCs w:val="32"/>
+          <w:u w:val="single"/>
+          <w:rtl/>
+          <w:lang w:bidi="he-IL"/>
+        </w:rPr>
+      </w:pPr>
+      <w:r>
+        <w:rPr>
+          <w:rFonts w:ascii="Times New Roman" w:hAnsi="Times New Roman" w:cs="Times New Roman" w:hint="cs"/>
+          <w:b/>
+          <w:bCs/>
+          <w:i/>
+          <w:iCs/>
+          <w:sz w:val="32"/>
+          <w:szCs w:val="32"/>
           <w:highlight w:val="yellow"/>
           <w:u w:val="single"/>
           <w:rtl/>
@@ -2000,17 +2249,59 @@
           <w:szCs w:val="32"/>
           <w:lang w:bidi="he-IL"/>
         </w:rPr>
-        <w:t xml:space="preserve"> vector_size </w:t>
-      </w:r>
-      <w:r>
-        <w:rPr>
-          <w:rFonts w:ascii="Times New Roman" w:hAnsi="Times New Roman" w:cs="Times New Roman"/>
-          <w:sz w:val="32"/>
-          <w:szCs w:val="32"/>
-          <w:rtl/>
-          <w:lang w:bidi="he-IL"/>
-        </w:rPr>
-        <w:t>מגדיר את ממדיות המרחב הווקטורי, או במילים אחרות, את מספר הנוירונים בשכבה החבויה של הרשת העצבית</w:t>
+        <w:t xml:space="preserve"> </w:t>
+      </w:r>
+      <w:proofErr w:type="spellStart"/>
+      <w:r>
+        <w:rPr>
+          <w:rFonts w:ascii="Times New Roman" w:hAnsi="Times New Roman" w:cs="Times New Roman"/>
+          <w:sz w:val="32"/>
+          <w:szCs w:val="32"/>
+          <w:lang w:bidi="he-IL"/>
+        </w:rPr>
+        <w:t>vector_size</w:t>
+      </w:r>
+      <w:proofErr w:type="spellEnd"/>
+      <w:r>
+        <w:rPr>
+          <w:rFonts w:ascii="Times New Roman" w:hAnsi="Times New Roman" w:cs="Times New Roman"/>
+          <w:sz w:val="32"/>
+          <w:szCs w:val="32"/>
+          <w:lang w:bidi="he-IL"/>
+        </w:rPr>
+        <w:t xml:space="preserve"> </w:t>
+      </w:r>
+      <w:r>
+        <w:rPr>
+          <w:rFonts w:ascii="Times New Roman" w:hAnsi="Times New Roman" w:cs="Times New Roman"/>
+          <w:sz w:val="32"/>
+          <w:szCs w:val="32"/>
+          <w:rtl/>
+          <w:lang w:bidi="he-IL"/>
+        </w:rPr>
+        <w:t xml:space="preserve">מגדיר את ממדיות המרחב </w:t>
+      </w:r>
+      <w:proofErr w:type="spellStart"/>
+      <w:r>
+        <w:rPr>
+          <w:rFonts w:ascii="Times New Roman" w:hAnsi="Times New Roman" w:cs="Times New Roman"/>
+          <w:sz w:val="32"/>
+          <w:szCs w:val="32"/>
+          <w:rtl/>
+          <w:lang w:bidi="he-IL"/>
+        </w:rPr>
+        <w:t>הווקטורי</w:t>
+      </w:r>
+      <w:proofErr w:type="spellEnd"/>
+      <w:r>
+        <w:rPr>
+          <w:rFonts w:ascii="Times New Roman" w:hAnsi="Times New Roman" w:cs="Times New Roman"/>
+          <w:sz w:val="32"/>
+          <w:szCs w:val="32"/>
+          <w:rtl/>
+          <w:lang w:bidi="he-IL"/>
+        </w:rPr>
+        <w:t>, או במילים אחרות, את מספר הנוירונים בשכבה החבויה של הרשת העצבית</w:t>
       </w:r>
       <w:r>
         <w:rPr>
@@ -2060,26 +2351,92 @@
           <w:rtl/>
           <w:lang w:bidi="he-IL"/>
         </w:rPr>
-        <w:t>כל מימד בוקטור הסופי מייצג תכונה</w:t>
-      </w:r>
-      <w:r>
-        <w:rPr>
-          <w:rFonts w:ascii="Times New Roman" w:hAnsi="Times New Roman" w:cs="Times New Roman"/>
-          <w:sz w:val="32"/>
-          <w:szCs w:val="32"/>
+        <w:t xml:space="preserve">כל </w:t>
+      </w:r>
+      <w:proofErr w:type="spellStart"/>
+      <w:r>
+        <w:rPr>
+          <w:rFonts w:ascii="Times New Roman" w:hAnsi="Times New Roman" w:cs="Times New Roman"/>
+          <w:sz w:val="32"/>
+          <w:szCs w:val="32"/>
+          <w:rtl/>
+          <w:lang w:bidi="he-IL"/>
+        </w:rPr>
+        <w:t>מימד</w:t>
+      </w:r>
+      <w:proofErr w:type="spellEnd"/>
+      <w:r>
+        <w:rPr>
+          <w:rFonts w:ascii="Times New Roman" w:hAnsi="Times New Roman" w:cs="Times New Roman"/>
+          <w:sz w:val="32"/>
+          <w:szCs w:val="32"/>
+          <w:rtl/>
           <w:lang w:bidi="he-IL"/>
         </w:rPr>
         <w:t xml:space="preserve"> </w:t>
       </w:r>
-      <w:r>
-        <w:rPr>
-          <w:rFonts w:ascii="Times New Roman" w:hAnsi="Times New Roman" w:cs="Times New Roman"/>
-          <w:sz w:val="32"/>
-          <w:szCs w:val="32"/>
-          <w:rtl/>
-          <w:lang w:bidi="he-IL"/>
-        </w:rPr>
-        <w:t xml:space="preserve">חבויה של המילה, שנלמדה מתוך ההקשרים שבהם היא מופיעה בטקסט. ככל שיש יותר מימדים, למודל יש </w:t>
+      <w:proofErr w:type="spellStart"/>
+      <w:r>
+        <w:rPr>
+          <w:rFonts w:ascii="Times New Roman" w:hAnsi="Times New Roman" w:cs="Times New Roman"/>
+          <w:sz w:val="32"/>
+          <w:szCs w:val="32"/>
+          <w:rtl/>
+          <w:lang w:bidi="he-IL"/>
+        </w:rPr>
+        <w:t>בוקטור</w:t>
+      </w:r>
+      <w:proofErr w:type="spellEnd"/>
+      <w:r>
+        <w:rPr>
+          <w:rFonts w:ascii="Times New Roman" w:hAnsi="Times New Roman" w:cs="Times New Roman"/>
+          <w:sz w:val="32"/>
+          <w:szCs w:val="32"/>
+          <w:rtl/>
+          <w:lang w:bidi="he-IL"/>
+        </w:rPr>
+        <w:t xml:space="preserve"> הסופי מייצג תכונה</w:t>
+      </w:r>
+      <w:r>
+        <w:rPr>
+          <w:rFonts w:ascii="Times New Roman" w:hAnsi="Times New Roman" w:cs="Times New Roman"/>
+          <w:sz w:val="32"/>
+          <w:szCs w:val="32"/>
+          <w:lang w:bidi="he-IL"/>
+        </w:rPr>
+        <w:t xml:space="preserve"> </w:t>
+      </w:r>
+      <w:r>
+        <w:rPr>
+          <w:rFonts w:ascii="Times New Roman" w:hAnsi="Times New Roman" w:cs="Times New Roman"/>
+          <w:sz w:val="32"/>
+          <w:szCs w:val="32"/>
+          <w:rtl/>
+          <w:lang w:bidi="he-IL"/>
+        </w:rPr>
+        <w:t xml:space="preserve">חבויה של המילה, שנלמדה מתוך ההקשרים שבהם היא מופיעה בטקסט. ככל שיש יותר </w:t>
+      </w:r>
+      <w:proofErr w:type="spellStart"/>
+      <w:r>
+        <w:rPr>
+          <w:rFonts w:ascii="Times New Roman" w:hAnsi="Times New Roman" w:cs="Times New Roman"/>
+          <w:sz w:val="32"/>
+          <w:szCs w:val="32"/>
+          <w:rtl/>
+          <w:lang w:bidi="he-IL"/>
+        </w:rPr>
+        <w:t>מימדים</w:t>
+      </w:r>
+      <w:proofErr w:type="spellEnd"/>
+      <w:r>
+        <w:rPr>
+          <w:rFonts w:ascii="Times New Roman" w:hAnsi="Times New Roman" w:cs="Times New Roman"/>
+          <w:sz w:val="32"/>
+          <w:szCs w:val="32"/>
+          <w:rtl/>
+          <w:lang w:bidi="he-IL"/>
+        </w:rPr>
+        <w:t xml:space="preserve">, למודל יש </w:t>
       </w:r>
       <w:r>
         <w:rPr>
@@ -2166,7 +2523,33 @@
           <w:rtl/>
           <w:lang w:bidi="he-IL"/>
         </w:rPr>
-        <w:t>הגדלת גודל הוקטור (למשל: 100-300 ומעלה)</w:t>
+        <w:t xml:space="preserve">הגדלת גודל </w:t>
+      </w:r>
+      <w:proofErr w:type="spellStart"/>
+      <w:r>
+        <w:rPr>
+          <w:rFonts w:ascii="Times New Roman" w:hAnsi="Times New Roman" w:cs="Times New Roman"/>
+          <w:b/>
+          <w:bCs/>
+          <w:sz w:val="32"/>
+          <w:szCs w:val="32"/>
+          <w:rtl/>
+          <w:lang w:bidi="he-IL"/>
+        </w:rPr>
+        <w:t>הוקטור</w:t>
+      </w:r>
+      <w:proofErr w:type="spellEnd"/>
+      <w:r>
+        <w:rPr>
+          <w:rFonts w:ascii="Times New Roman" w:hAnsi="Times New Roman" w:cs="Times New Roman"/>
+          <w:b/>
+          <w:bCs/>
+          <w:sz w:val="32"/>
+          <w:szCs w:val="32"/>
+          <w:rtl/>
+          <w:lang w:bidi="he-IL"/>
+        </w:rPr>
+        <w:t xml:space="preserve"> (למשל: 100-300 ומעלה)</w:t>
       </w:r>
     </w:p>
     <w:p>
@@ -2415,7 +2798,29 @@
           <w:rtl/>
           <w:lang w:bidi="he-IL"/>
         </w:rPr>
-        <w:t>שם יש מספיק דאטה כדי למלא את המימדים הללו במידע משמעותי</w:t>
+        <w:t xml:space="preserve">שם יש מספיק דאטה כדי למלא את </w:t>
+      </w:r>
+      <w:proofErr w:type="spellStart"/>
+      <w:r>
+        <w:rPr>
+          <w:rFonts w:ascii="Times New Roman" w:hAnsi="Times New Roman" w:cs="Times New Roman"/>
+          <w:sz w:val="32"/>
+          <w:szCs w:val="32"/>
+          <w:rtl/>
+          <w:lang w:bidi="he-IL"/>
+        </w:rPr>
+        <w:t>המימדים</w:t>
+      </w:r>
+      <w:proofErr w:type="spellEnd"/>
+      <w:r>
+        <w:rPr>
+          <w:rFonts w:ascii="Times New Roman" w:hAnsi="Times New Roman" w:cs="Times New Roman"/>
+          <w:sz w:val="32"/>
+          <w:szCs w:val="32"/>
+          <w:rtl/>
+          <w:lang w:bidi="he-IL"/>
+        </w:rPr>
+        <w:t xml:space="preserve"> הללו במידע משמעותי</w:t>
       </w:r>
       <w:r>
         <w:rPr>
@@ -2518,7 +2923,29 @@
           <w:rtl/>
           <w:lang w:bidi="he-IL"/>
         </w:rPr>
-        <w:t>הגדלת המימד מגדילה ליניארית את דרישות הזיכרון</w:t>
+        <w:t xml:space="preserve">הגדלת </w:t>
+      </w:r>
+      <w:proofErr w:type="spellStart"/>
+      <w:r>
+        <w:rPr>
+          <w:rFonts w:ascii="Times New Roman" w:hAnsi="Times New Roman" w:cs="Times New Roman"/>
+          <w:sz w:val="32"/>
+          <w:szCs w:val="32"/>
+          <w:rtl/>
+          <w:lang w:bidi="he-IL"/>
+        </w:rPr>
+        <w:t>המימד</w:t>
+      </w:r>
+      <w:proofErr w:type="spellEnd"/>
+      <w:r>
+        <w:rPr>
+          <w:rFonts w:ascii="Times New Roman" w:hAnsi="Times New Roman" w:cs="Times New Roman"/>
+          <w:sz w:val="32"/>
+          <w:szCs w:val="32"/>
+          <w:rtl/>
+          <w:lang w:bidi="he-IL"/>
+        </w:rPr>
+        <w:t xml:space="preserve"> מגדילה ליניארית את דרישות הזיכרון</w:t>
       </w:r>
       <w:r>
         <w:rPr>
@@ -2700,7 +3127,33 @@
           <w:rtl/>
           <w:lang w:bidi="he-IL"/>
         </w:rPr>
-        <w:t>הקטנת גודל הוקטור (למשל: 50)</w:t>
+        <w:t xml:space="preserve">הקטנת גודל </w:t>
+      </w:r>
+      <w:proofErr w:type="spellStart"/>
+      <w:r>
+        <w:rPr>
+          <w:rFonts w:ascii="Times New Roman" w:hAnsi="Times New Roman" w:cs="Times New Roman"/>
+          <w:b/>
+          <w:bCs/>
+          <w:sz w:val="32"/>
+          <w:szCs w:val="32"/>
+          <w:rtl/>
+          <w:lang w:bidi="he-IL"/>
+        </w:rPr>
+        <w:t>הוקטור</w:t>
+      </w:r>
+      <w:proofErr w:type="spellEnd"/>
+      <w:r>
+        <w:rPr>
+          <w:rFonts w:ascii="Times New Roman" w:hAnsi="Times New Roman" w:cs="Times New Roman"/>
+          <w:b/>
+          <w:bCs/>
+          <w:sz w:val="32"/>
+          <w:szCs w:val="32"/>
+          <w:rtl/>
+          <w:lang w:bidi="he-IL"/>
+        </w:rPr>
+        <w:t xml:space="preserve"> (למשל: 50)</w:t>
       </w:r>
     </w:p>
     <w:p>
@@ -2918,7 +3371,29 @@
           <w:rtl/>
           <w:lang w:bidi="he-IL"/>
         </w:rPr>
-        <w:t>בקורפוסים קטנים מאוד, מימד נמוך מאלץ את המודל להתמקד רק בתכונות החזקות והחשובות ביותר של השפה</w:t>
+        <w:t xml:space="preserve">בקורפוסים קטנים מאוד, </w:t>
+      </w:r>
+      <w:proofErr w:type="spellStart"/>
+      <w:r>
+        <w:rPr>
+          <w:rFonts w:ascii="Times New Roman" w:hAnsi="Times New Roman" w:cs="Times New Roman"/>
+          <w:sz w:val="32"/>
+          <w:szCs w:val="32"/>
+          <w:rtl/>
+          <w:lang w:bidi="he-IL"/>
+        </w:rPr>
+        <w:t>מימד</w:t>
+      </w:r>
+      <w:proofErr w:type="spellEnd"/>
+      <w:r>
+        <w:rPr>
+          <w:rFonts w:ascii="Times New Roman" w:hAnsi="Times New Roman" w:cs="Times New Roman"/>
+          <w:sz w:val="32"/>
+          <w:szCs w:val="32"/>
+          <w:rtl/>
+          <w:lang w:bidi="he-IL"/>
+        </w:rPr>
+        <w:t xml:space="preserve"> נמוך מאלץ את המודל להתמקד רק בתכונות החזקות והחשובות ביותר של השפה</w:t>
       </w:r>
       <w:r>
         <w:rPr>
@@ -3016,15 +3491,27 @@
         </w:rPr>
         <w:t xml:space="preserve"> </w:t>
       </w:r>
-      <w:r>
-        <w:rPr>
-          <w:rFonts w:ascii="Times New Roman" w:hAnsi="Times New Roman" w:cs="Times New Roman"/>
-          <w:sz w:val="32"/>
-          <w:szCs w:val="32"/>
-          <w:rtl/>
-          <w:lang w:bidi="he-IL"/>
-        </w:rPr>
-        <w:t>במימד נמוך מדי, המודל לא מצליח לקודד את כל הקשרים הסמנטיים המורכבים. מילים בעלות משמעות שונה עלולות לקבל ייצוגים דומים מדי ("קורסות" לאותו אזור במרחב) בגלל חוסר "מקום" לייצג את השוני ביניהן</w:t>
+      <w:proofErr w:type="spellStart"/>
+      <w:r>
+        <w:rPr>
+          <w:rFonts w:ascii="Times New Roman" w:hAnsi="Times New Roman" w:cs="Times New Roman"/>
+          <w:sz w:val="32"/>
+          <w:szCs w:val="32"/>
+          <w:rtl/>
+          <w:lang w:bidi="he-IL"/>
+        </w:rPr>
+        <w:t>במימד</w:t>
+      </w:r>
+      <w:proofErr w:type="spellEnd"/>
+      <w:r>
+        <w:rPr>
+          <w:rFonts w:ascii="Times New Roman" w:hAnsi="Times New Roman" w:cs="Times New Roman"/>
+          <w:sz w:val="32"/>
+          <w:szCs w:val="32"/>
+          <w:rtl/>
+          <w:lang w:bidi="he-IL"/>
+        </w:rPr>
+        <w:t xml:space="preserve"> נמוך מדי, המודל לא מצליח לקודד את כל הקשרים הסמנטיים המורכבים. מילים בעלות משמעות שונה עלולות לקבל ייצוגים דומים מדי ("קורסות" לאותו אזור במרחב) בגלל חוסר "מקום" לייצג את השוני ביניהן</w:t>
       </w:r>
       <w:r>
         <w:rPr>
@@ -3092,7 +3579,51 @@
           <w:rtl/>
           <w:lang w:bidi="he-IL"/>
         </w:rPr>
-        <w:t>היכולת לבצע אריתמטיקה וקטורית (כמו בדוגמה הקלאסית: מלך - גבר + אישה = מלכה) נפגעת משמעותית כאשר המימד נמוך מדי</w:t>
+        <w:t xml:space="preserve">היכולת לבצע אריתמטיקה </w:t>
+      </w:r>
+      <w:proofErr w:type="spellStart"/>
+      <w:r>
+        <w:rPr>
+          <w:rFonts w:ascii="Times New Roman" w:hAnsi="Times New Roman" w:cs="Times New Roman"/>
+          <w:sz w:val="32"/>
+          <w:szCs w:val="32"/>
+          <w:rtl/>
+          <w:lang w:bidi="he-IL"/>
+        </w:rPr>
+        <w:t>וקטורית</w:t>
+      </w:r>
+      <w:proofErr w:type="spellEnd"/>
+      <w:r>
+        <w:rPr>
+          <w:rFonts w:ascii="Times New Roman" w:hAnsi="Times New Roman" w:cs="Times New Roman"/>
+          <w:sz w:val="32"/>
+          <w:szCs w:val="32"/>
+          <w:rtl/>
+          <w:lang w:bidi="he-IL"/>
+        </w:rPr>
+        <w:t xml:space="preserve"> (כמו בדוגמה הקלאסית: מלך - גבר + אישה = מלכה) נפגעת משמעותית כאשר </w:t>
+      </w:r>
+      <w:proofErr w:type="spellStart"/>
+      <w:r>
+        <w:rPr>
+          <w:rFonts w:ascii="Times New Roman" w:hAnsi="Times New Roman" w:cs="Times New Roman"/>
+          <w:sz w:val="32"/>
+          <w:szCs w:val="32"/>
+          <w:rtl/>
+          <w:lang w:bidi="he-IL"/>
+        </w:rPr>
+        <w:t>המימד</w:t>
+      </w:r>
+      <w:proofErr w:type="spellEnd"/>
+      <w:r>
+        <w:rPr>
+          <w:rFonts w:ascii="Times New Roman" w:hAnsi="Times New Roman" w:cs="Times New Roman"/>
+          <w:sz w:val="32"/>
+          <w:szCs w:val="32"/>
+          <w:rtl/>
+          <w:lang w:bidi="he-IL"/>
+        </w:rPr>
+        <w:t xml:space="preserve"> נמוך מדי</w:t>
       </w:r>
       <w:r>
         <w:rPr>
@@ -3282,8 +3813,22 @@
           <w:rtl/>
           <w:lang w:bidi="he-IL"/>
         </w:rPr>
-        <w:t>א. אופן יצירת הקורפוס: בעיית המורפולוגיה והטוקניזציה</w:t>
-      </w:r>
+        <w:t xml:space="preserve">א. אופן יצירת הקורפוס: בעיית המורפולוגיה </w:t>
+      </w:r>
+      <w:proofErr w:type="spellStart"/>
+      <w:r>
+        <w:rPr>
+          <w:rFonts w:ascii="Times New Roman" w:hAnsi="Times New Roman" w:cs="Times New Roman"/>
+          <w:b/>
+          <w:bCs/>
+          <w:sz w:val="32"/>
+          <w:szCs w:val="32"/>
+          <w:rtl/>
+          <w:lang w:bidi="he-IL"/>
+        </w:rPr>
+        <w:t>והטוקניזציה</w:t>
+      </w:r>
+      <w:proofErr w:type="spellEnd"/>
     </w:p>
     <w:p>
       <w:pPr>
@@ -3304,7 +3849,29 @@
           <w:rtl/>
           <w:lang w:bidi="he-IL"/>
         </w:rPr>
-        <w:t xml:space="preserve">הקורפוס נוצר באמצעות טוקניזציה "נאיבית" (הפרדה לפי רווחים והסרת </w:t>
+        <w:t xml:space="preserve">הקורפוס נוצר באמצעות </w:t>
+      </w:r>
+      <w:proofErr w:type="spellStart"/>
+      <w:r>
+        <w:rPr>
+          <w:rFonts w:ascii="Times New Roman" w:hAnsi="Times New Roman" w:cs="Times New Roman"/>
+          <w:sz w:val="32"/>
+          <w:szCs w:val="32"/>
+          <w:rtl/>
+          <w:lang w:bidi="he-IL"/>
+        </w:rPr>
+        <w:t>טוקניזציה</w:t>
+      </w:r>
+      <w:proofErr w:type="spellEnd"/>
+      <w:r>
+        <w:rPr>
+          <w:rFonts w:ascii="Times New Roman" w:hAnsi="Times New Roman" w:cs="Times New Roman"/>
+          <w:sz w:val="32"/>
+          <w:szCs w:val="32"/>
+          <w:rtl/>
+          <w:lang w:bidi="he-IL"/>
+        </w:rPr>
+        <w:t xml:space="preserve"> "נאיבית" (הפרדה לפי רווחים והסרת </w:t>
       </w:r>
       <w:r>
         <w:rPr>
@@ -3378,7 +3945,29 @@
           <w:rtl/>
           <w:lang w:bidi="he-IL"/>
         </w:rPr>
-        <w:t>עברית היא שפה עשירה מורפולוגית. מילה כמו "בית" יכולה להופיע כ-"הבית", "בבית", "וכשבבית" וכו'. המודל הנוכחי מתייחס לכל אחת מהן כאל מילה נפרדת לחלוטין</w:t>
+        <w:t xml:space="preserve">עברית היא שפה עשירה מורפולוגית. מילה כמו "בית" יכולה להופיע כ-"הבית", "בבית", "וכשבבית" </w:t>
+      </w:r>
+      <w:proofErr w:type="spellStart"/>
+      <w:r>
+        <w:rPr>
+          <w:rFonts w:ascii="Times New Roman" w:hAnsi="Times New Roman" w:cs="Times New Roman"/>
+          <w:sz w:val="32"/>
+          <w:szCs w:val="32"/>
+          <w:rtl/>
+          <w:lang w:bidi="he-IL"/>
+        </w:rPr>
+        <w:t>וכו</w:t>
+      </w:r>
+      <w:proofErr w:type="spellEnd"/>
+      <w:r>
+        <w:rPr>
+          <w:rFonts w:ascii="Times New Roman" w:hAnsi="Times New Roman" w:cs="Times New Roman"/>
+          <w:sz w:val="32"/>
+          <w:szCs w:val="32"/>
+          <w:rtl/>
+          <w:lang w:bidi="he-IL"/>
+        </w:rPr>
+        <w:t>'. המודל הנוכחי מתייחס לכל אחת מהן כאל מילה נפרדת לחלוטין</w:t>
       </w:r>
       <w:r>
         <w:rPr>
@@ -3471,7 +4060,29 @@
           <w:rtl/>
           <w:lang w:bidi="he-IL"/>
         </w:rPr>
-        <w:t>מתוך סך הכל כ1.3 מיליון מילים</w:t>
+        <w:t xml:space="preserve">מתוך סך </w:t>
+      </w:r>
+      <w:proofErr w:type="spellStart"/>
+      <w:r>
+        <w:rPr>
+          <w:rFonts w:ascii="Times New Roman" w:hAnsi="Times New Roman" w:cs="Times New Roman"/>
+          <w:sz w:val="32"/>
+          <w:szCs w:val="32"/>
+          <w:rtl/>
+          <w:lang w:bidi="he-IL"/>
+        </w:rPr>
+        <w:t>הכל</w:t>
+      </w:r>
+      <w:proofErr w:type="spellEnd"/>
+      <w:r>
+        <w:rPr>
+          <w:rFonts w:ascii="Times New Roman" w:hAnsi="Times New Roman" w:cs="Times New Roman"/>
+          <w:sz w:val="32"/>
+          <w:szCs w:val="32"/>
+          <w:rtl/>
+          <w:lang w:bidi="he-IL"/>
+        </w:rPr>
+        <w:t xml:space="preserve"> כ1.3 מיליון מילים</w:t>
       </w:r>
       <w:r>
         <w:rPr>
@@ -3821,14 +4432,25 @@
         </w:rPr>
         <w:t xml:space="preserve"> </w:t>
       </w:r>
-      <w:r>
-        <w:rPr>
-          <w:rFonts w:ascii="Times New Roman" w:hAnsi="Times New Roman" w:cs="Times New Roman"/>
-          <w:sz w:val="32"/>
-          <w:szCs w:val="32"/>
-          <w:lang w:bidi="he-IL"/>
-        </w:rPr>
-        <w:t xml:space="preserve">min_count=1, </w:t>
+      <w:proofErr w:type="spellStart"/>
+      <w:r>
+        <w:rPr>
+          <w:rFonts w:ascii="Times New Roman" w:hAnsi="Times New Roman" w:cs="Times New Roman"/>
+          <w:sz w:val="32"/>
+          <w:szCs w:val="32"/>
+          <w:lang w:bidi="he-IL"/>
+        </w:rPr>
+        <w:t>min_count</w:t>
+      </w:r>
+      <w:proofErr w:type="spellEnd"/>
+      <w:r>
+        <w:rPr>
+          <w:rFonts w:ascii="Times New Roman" w:hAnsi="Times New Roman" w:cs="Times New Roman"/>
+          <w:sz w:val="32"/>
+          <w:szCs w:val="32"/>
+          <w:lang w:bidi="he-IL"/>
+        </w:rPr>
+        <w:t xml:space="preserve">=1, </w:t>
       </w:r>
       <w:r>
         <w:rPr>
@@ -3885,6 +4507,7 @@
         </w:rPr>
         <w:t xml:space="preserve">: </w:t>
       </w:r>
+      <w:proofErr w:type="gramStart"/>
       <w:r>
         <w:rPr>
           <w:rFonts w:ascii="Times New Roman" w:hAnsi="Times New Roman" w:cs="Times New Roman"/>
@@ -3914,14 +4537,35 @@
         </w:rPr>
         <w:t xml:space="preserve"> </w:t>
       </w:r>
-      <w:r>
-        <w:rPr>
-          <w:rFonts w:ascii="Times New Roman" w:hAnsi="Times New Roman" w:cs="Times New Roman"/>
-          <w:sz w:val="32"/>
-          <w:szCs w:val="32"/>
-          <w:lang w:bidi="he-IL"/>
-        </w:rPr>
-        <w:t xml:space="preserve">vector_size=50, </w:t>
+      <w:proofErr w:type="spellStart"/>
+      <w:r>
+        <w:rPr>
+          <w:rFonts w:ascii="Times New Roman" w:hAnsi="Times New Roman" w:cs="Times New Roman"/>
+          <w:sz w:val="32"/>
+          <w:szCs w:val="32"/>
+          <w:lang w:bidi="he-IL"/>
+        </w:rPr>
+        <w:t>vector</w:t>
+      </w:r>
+      <w:proofErr w:type="gramEnd"/>
+      <w:r>
+        <w:rPr>
+          <w:rFonts w:ascii="Times New Roman" w:hAnsi="Times New Roman" w:cs="Times New Roman"/>
+          <w:sz w:val="32"/>
+          <w:szCs w:val="32"/>
+          <w:lang w:bidi="he-IL"/>
+        </w:rPr>
+        <w:t>_size</w:t>
+      </w:r>
+      <w:proofErr w:type="spellEnd"/>
+      <w:r>
+        <w:rPr>
+          <w:rFonts w:ascii="Times New Roman" w:hAnsi="Times New Roman" w:cs="Times New Roman"/>
+          <w:sz w:val="32"/>
+          <w:szCs w:val="32"/>
+          <w:lang w:bidi="he-IL"/>
+        </w:rPr>
+        <w:t xml:space="preserve">=50, </w:t>
       </w:r>
       <w:r>
         <w:rPr>
@@ -3966,8 +4610,22 @@
           <w:rtl/>
           <w:lang w:bidi="he-IL"/>
         </w:rPr>
-        <w:t>ג. שימושים פוטנציאליים: הטיות והתאמה לדומיין</w:t>
-      </w:r>
+        <w:t xml:space="preserve">ג. שימושים פוטנציאליים: הטיות והתאמה </w:t>
+      </w:r>
+      <w:proofErr w:type="spellStart"/>
+      <w:r>
+        <w:rPr>
+          <w:rFonts w:ascii="Times New Roman" w:hAnsi="Times New Roman" w:cs="Times New Roman"/>
+          <w:b/>
+          <w:bCs/>
+          <w:sz w:val="32"/>
+          <w:szCs w:val="32"/>
+          <w:rtl/>
+          <w:lang w:bidi="he-IL"/>
+        </w:rPr>
+        <w:t>לדומיין</w:t>
+      </w:r>
+      <w:proofErr w:type="spellEnd"/>
     </w:p>
     <w:p>
       <w:pPr>
@@ -3988,7 +4646,29 @@
           <w:rtl/>
           <w:lang w:bidi="he-IL"/>
         </w:rPr>
-        <w:t>המודל אומן על פרוטוקולים של הכנסת, מה שיוצר שתי בעיות עיקריות בשימוש בו לצרכים כלליים (כגון ניתוח טקסטים באינטרנט או צ'אטבוטים)</w:t>
+        <w:t xml:space="preserve">המודל אומן על פרוטוקולים של הכנסת, מה שיוצר שתי בעיות עיקריות בשימוש בו לצרכים כלליים (כגון ניתוח טקסטים באינטרנט או </w:t>
+      </w:r>
+      <w:proofErr w:type="spellStart"/>
+      <w:r>
+        <w:rPr>
+          <w:rFonts w:ascii="Times New Roman" w:hAnsi="Times New Roman" w:cs="Times New Roman"/>
+          <w:sz w:val="32"/>
+          <w:szCs w:val="32"/>
+          <w:rtl/>
+          <w:lang w:bidi="he-IL"/>
+        </w:rPr>
+        <w:t>צ'אטבוטים</w:t>
+      </w:r>
+      <w:proofErr w:type="spellEnd"/>
+      <w:r>
+        <w:rPr>
+          <w:rFonts w:ascii="Times New Roman" w:hAnsi="Times New Roman" w:cs="Times New Roman"/>
+          <w:sz w:val="32"/>
+          <w:szCs w:val="32"/>
+          <w:rtl/>
+          <w:lang w:bidi="he-IL"/>
+        </w:rPr>
+        <w:t>)</w:t>
       </w:r>
       <w:r>
         <w:rPr>
@@ -4517,6 +5197,7 @@
         </w:rPr>
         <w:t xml:space="preserve"> </w:t>
       </w:r>
+      <w:proofErr w:type="spellStart"/>
       <w:r>
         <w:rPr>
           <w:rFonts w:ascii="Times New Roman" w:hAnsi="Times New Roman" w:cs="Times New Roman"/>
@@ -4526,6 +5207,7 @@
         </w:rPr>
         <w:t>most_similar</w:t>
       </w:r>
+      <w:proofErr w:type="spellEnd"/>
       <w:r>
         <w:rPr>
           <w:rFonts w:ascii="Times New Roman" w:hAnsi="Times New Roman" w:cs="Times New Roman" w:hint="cs"/>
@@ -4572,7 +5254,29 @@
           <w:rtl/>
           <w:lang w:bidi="he-IL"/>
         </w:rPr>
-        <w:t>לדוגמה, במשפט 5 הוספנו את המילה "נדחתה" כוקטור שלילי כדי למנוע מהמודל להציע הפכים ולכוון אותו למילים המעידות על קבלה או אישור</w:t>
+        <w:t xml:space="preserve">לדוגמה, במשפט 5 הוספנו את המילה "נדחתה" </w:t>
+      </w:r>
+      <w:proofErr w:type="spellStart"/>
+      <w:r>
+        <w:rPr>
+          <w:rFonts w:ascii="Times New Roman" w:hAnsi="Times New Roman" w:cs="Times New Roman"/>
+          <w:sz w:val="32"/>
+          <w:szCs w:val="32"/>
+          <w:rtl/>
+          <w:lang w:bidi="he-IL"/>
+        </w:rPr>
+        <w:t>כוקטור</w:t>
+      </w:r>
+      <w:proofErr w:type="spellEnd"/>
+      <w:r>
+        <w:rPr>
+          <w:rFonts w:ascii="Times New Roman" w:hAnsi="Times New Roman" w:cs="Times New Roman"/>
+          <w:sz w:val="32"/>
+          <w:szCs w:val="32"/>
+          <w:rtl/>
+          <w:lang w:bidi="he-IL"/>
+        </w:rPr>
+        <w:t xml:space="preserve"> שלילי כדי למנוע מהמודל להציע הפכים ולכוון אותו למילים המעידות על קבלה או אישור</w:t>
       </w:r>
       <w:r>
         <w:rPr>
@@ -4949,8 +5653,20 @@
           <w:rtl/>
           <w:lang w:bidi="he-IL"/>
         </w:rPr>
-        <w:t>במשפט 5, המילה "ההצעה" הוחלפה ב-"השאילתא</w:t>
-      </w:r>
+        <w:t>במשפט 5, המילה "ההצעה" הוחלפה ב-"</w:t>
+      </w:r>
+      <w:proofErr w:type="spellStart"/>
+      <w:r>
+        <w:rPr>
+          <w:rFonts w:ascii="Times New Roman" w:hAnsi="Times New Roman" w:cs="Times New Roman"/>
+          <w:sz w:val="32"/>
+          <w:szCs w:val="32"/>
+          <w:rtl/>
+          <w:lang w:bidi="he-IL"/>
+        </w:rPr>
+        <w:t>השאילתא</w:t>
+      </w:r>
+      <w:proofErr w:type="spellEnd"/>
       <w:r>
         <w:rPr>
           <w:rFonts w:ascii="Times New Roman" w:hAnsi="Times New Roman" w:cs="Times New Roman"/>
@@ -5235,7 +5951,29 @@
           <w:rtl/>
           <w:lang w:bidi="he-IL"/>
         </w:rPr>
-        <w:t>כל המשפטים החדשים שנוצרו נותרו תקינים מבחינה דקדוקית (למשל, שמירה על מין ומספר כמו "השאילתא אושרה" במקום "ההצעה הובאה")</w:t>
+        <w:t>כל המשפטים החדשים שנוצרו נותרו תקינים מבחינה דקדוקית (למשל, שמירה על מין ומספר כמו "</w:t>
+      </w:r>
+      <w:proofErr w:type="spellStart"/>
+      <w:r>
+        <w:rPr>
+          <w:rFonts w:ascii="Times New Roman" w:hAnsi="Times New Roman" w:cs="Times New Roman"/>
+          <w:sz w:val="32"/>
+          <w:szCs w:val="32"/>
+          <w:rtl/>
+          <w:lang w:bidi="he-IL"/>
+        </w:rPr>
+        <w:t>השאילתא</w:t>
+      </w:r>
+      <w:proofErr w:type="spellEnd"/>
+      <w:r>
+        <w:rPr>
+          <w:rFonts w:ascii="Times New Roman" w:hAnsi="Times New Roman" w:cs="Times New Roman"/>
+          <w:sz w:val="32"/>
+          <w:szCs w:val="32"/>
+          <w:rtl/>
+          <w:lang w:bidi="he-IL"/>
+        </w:rPr>
+        <w:t xml:space="preserve"> אושרה" במקום "ההצעה הובאה")</w:t>
       </w:r>
     </w:p>
     <w:p>
@@ -5932,6 +6670,7 @@
         </w:rPr>
         <w:t xml:space="preserve"> </w:t>
       </w:r>
+      <w:proofErr w:type="spellStart"/>
       <w:r>
         <w:rPr>
           <w:rFonts w:ascii="Times New Roman" w:hAnsi="Times New Roman" w:cs="Times New Roman"/>
@@ -5942,6 +6681,7 @@
         </w:rPr>
         <w:t>למטיזציה</w:t>
       </w:r>
+      <w:proofErr w:type="spellEnd"/>
       <w:r>
         <w:rPr>
           <w:rFonts w:ascii="Times New Roman" w:hAnsi="Times New Roman" w:cs="Times New Roman"/>
@@ -8449,6 +9189,7 @@
         </w:rPr>
         <w:t xml:space="preserve"> </w:t>
       </w:r>
+      <w:proofErr w:type="spellStart"/>
       <w:r>
         <w:rPr>
           <w:rFonts w:ascii="Times New Roman" w:hAnsi="Times New Roman" w:cs="Times New Roman" w:hint="cs"/>
@@ -8461,6 +9202,7 @@
         </w:rPr>
         <w:t>חברי</w:t>
       </w:r>
+      <w:proofErr w:type="spellEnd"/>
       <w:r>
         <w:rPr>
           <w:rFonts w:ascii="Times New Roman" w:hAnsi="Times New Roman" w:cs="Times New Roman"/>
@@ -8865,7 +9607,29 @@
           <w:rtl/>
           <w:lang w:bidi="he-IL"/>
         </w:rPr>
-        <w:t>בקורפוס הכנסת ישנה חזרתיות רבה על משפטים מנהלתיים ותבניתיים</w:t>
+        <w:t xml:space="preserve">בקורפוס הכנסת ישנה </w:t>
+      </w:r>
+      <w:proofErr w:type="spellStart"/>
+      <w:r>
+        <w:rPr>
+          <w:rFonts w:ascii="Times New Roman" w:hAnsi="Times New Roman" w:cs="Times New Roman"/>
+          <w:sz w:val="32"/>
+          <w:szCs w:val="32"/>
+          <w:rtl/>
+          <w:lang w:bidi="he-IL"/>
+        </w:rPr>
+        <w:t>חזרתיות</w:t>
+      </w:r>
+      <w:proofErr w:type="spellEnd"/>
+      <w:r>
+        <w:rPr>
+          <w:rFonts w:ascii="Times New Roman" w:hAnsi="Times New Roman" w:cs="Times New Roman"/>
+          <w:sz w:val="32"/>
+          <w:szCs w:val="32"/>
+          <w:rtl/>
+          <w:lang w:bidi="he-IL"/>
+        </w:rPr>
+        <w:t xml:space="preserve"> רבה על משפטים מנהלתיים ותבניתיים</w:t>
       </w:r>
       <w:r>
         <w:rPr>
@@ -11183,7 +11947,29 @@
           <w:rtl/>
           <w:lang w:bidi="he-IL"/>
         </w:rPr>
-        <w:t>המילים "מדע", "טכנולוגיה", "מחקר" ו"חשיפה כימית" נושאות מטען סמנטי דומה בקורפוס (כמילים המופיעות בדיוני ועדות מקצועיות), ולכן הממוצע הווקטורי משייך אותן לאותו אזור נושאי</w:t>
+        <w:t xml:space="preserve">המילים "מדע", "טכנולוגיה", "מחקר" ו"חשיפה כימית" נושאות מטען סמנטי דומה בקורפוס (כמילים המופיעות בדיוני ועדות מקצועיות), ולכן הממוצע </w:t>
+      </w:r>
+      <w:proofErr w:type="spellStart"/>
+      <w:r>
+        <w:rPr>
+          <w:rFonts w:ascii="Times New Roman" w:hAnsi="Times New Roman" w:cs="Times New Roman"/>
+          <w:sz w:val="32"/>
+          <w:szCs w:val="32"/>
+          <w:rtl/>
+          <w:lang w:bidi="he-IL"/>
+        </w:rPr>
+        <w:t>הווקטורי</w:t>
+      </w:r>
+      <w:proofErr w:type="spellEnd"/>
+      <w:r>
+        <w:rPr>
+          <w:rFonts w:ascii="Times New Roman" w:hAnsi="Times New Roman" w:cs="Times New Roman"/>
+          <w:sz w:val="32"/>
+          <w:szCs w:val="32"/>
+          <w:rtl/>
+          <w:lang w:bidi="he-IL"/>
+        </w:rPr>
+        <w:t xml:space="preserve"> משייך אותן לאותו אזור נושאי</w:t>
       </w:r>
       <w:r>
         <w:rPr>
@@ -11717,7 +12503,7 @@
         <w:bidi/>
         <w:spacing w:after="0" w:line="240" w:lineRule="auto"/>
         <w:ind w:left="1440"/>
-        <w:jc w:val="right"/>
+        <w:jc w:val="center"/>
         <w:rPr>
           <w:rFonts w:ascii="Times New Roman" w:eastAsia="Times New Roman" w:hAnsi="Times New Roman" w:cs="Times New Roman"/>
           <w:b/>
@@ -11804,7 +12590,7 @@
           <w:lang w:bidi="he-IL"/>
           <w14:ligatures w14:val="none"/>
         </w:rPr>
-        <w:t>Classification report:</w:t>
+        <w:t>Classification report</w:t>
       </w:r>
     </w:p>
     <w:p>
@@ -12247,7 +13033,33 @@
           <w:lang w:bidi="he-IL"/>
           <w14:ligatures w14:val="none"/>
         </w:rPr>
-        <w:t>כאשר הייצוגים היו בעלי מימד גבוה (2000 תכונות)</w:t>
+        <w:t xml:space="preserve">כאשר הייצוגים היו בעלי </w:t>
+      </w:r>
+      <w:proofErr w:type="spellStart"/>
+      <w:r>
+        <w:rPr>
+          <w:rFonts w:asciiTheme="majorBidi" w:eastAsia="Times New Roman" w:hAnsiTheme="majorBidi" w:cstheme="majorBidi"/>
+          <w:kern w:val="0"/>
+          <w:sz w:val="32"/>
+          <w:szCs w:val="32"/>
+          <w:rtl/>
+          <w:lang w:bidi="he-IL"/>
+          <w14:ligatures w14:val="none"/>
+        </w:rPr>
+        <w:t>מימד</w:t>
+      </w:r>
+      <w:proofErr w:type="spellEnd"/>
+      <w:r>
+        <w:rPr>
+          <w:rFonts w:asciiTheme="majorBidi" w:eastAsia="Times New Roman" w:hAnsiTheme="majorBidi" w:cstheme="majorBidi"/>
+          <w:kern w:val="0"/>
+          <w:sz w:val="32"/>
+          <w:szCs w:val="32"/>
+          <w:rtl/>
+          <w:lang w:bidi="he-IL"/>
+          <w14:ligatures w14:val="none"/>
+        </w:rPr>
+        <w:t xml:space="preserve"> גבוה (2000 תכונות)</w:t>
       </w:r>
       <w:r>
         <w:rPr>
@@ -12420,14 +13232,40 @@
           <w:lang w:bidi="he-IL"/>
           <w14:ligatures w14:val="none"/>
         </w:rPr>
-        <w:t>כאשר כל משפט יוצג באמצעות וקטור צפוף באורך 50, המחושב כממוצע וקטורי המילים במשפט</w:t>
-      </w:r>
+        <w:t xml:space="preserve">כאשר כל משפט יוצג באמצעות וקטור צפוף באורך 50, המחושב כממוצע </w:t>
+      </w:r>
+      <w:proofErr w:type="spellStart"/>
       <w:r>
         <w:rPr>
           <w:rFonts w:ascii="Times New Roman" w:eastAsia="Times New Roman" w:hAnsi="Times New Roman" w:cs="Times New Roman"/>
           <w:kern w:val="0"/>
           <w:sz w:val="32"/>
           <w:szCs w:val="32"/>
+          <w:rtl/>
+          <w:lang w:bidi="he-IL"/>
+          <w14:ligatures w14:val="none"/>
+        </w:rPr>
+        <w:t>וקטורי</w:t>
+      </w:r>
+      <w:proofErr w:type="spellEnd"/>
+      <w:r>
+        <w:rPr>
+          <w:rFonts w:ascii="Times New Roman" w:eastAsia="Times New Roman" w:hAnsi="Times New Roman" w:cs="Times New Roman"/>
+          <w:kern w:val="0"/>
+          <w:sz w:val="32"/>
+          <w:szCs w:val="32"/>
+          <w:rtl/>
+          <w:lang w:bidi="he-IL"/>
+          <w14:ligatures w14:val="none"/>
+        </w:rPr>
+        <w:t xml:space="preserve"> המילים במשפט</w:t>
+      </w:r>
+      <w:r>
+        <w:rPr>
+          <w:rFonts w:ascii="Times New Roman" w:eastAsia="Times New Roman" w:hAnsi="Times New Roman" w:cs="Times New Roman"/>
+          <w:kern w:val="0"/>
+          <w:sz w:val="32"/>
+          <w:szCs w:val="32"/>
           <w:lang w:bidi="he-IL"/>
           <w14:ligatures w14:val="none"/>
         </w:rPr>
@@ -12473,6 +13311,8 @@
         <w:ind w:left="1440"/>
         <w:rPr>
           <w:rFonts w:ascii="Times New Roman" w:eastAsia="Times New Roman" w:hAnsi="Times New Roman" w:cs="Times New Roman"/>
+          <w:b/>
+          <w:bCs/>
           <w:kern w:val="0"/>
           <w:sz w:val="32"/>
           <w:szCs w:val="32"/>
@@ -12482,6 +13322,38 @@
         </w:rPr>
       </w:pPr>
       <w:r>
+        <w:rPr>
+          <w:rFonts w:ascii="Times New Roman" w:eastAsia="Times New Roman" w:hAnsi="Times New Roman" w:cs="Times New Roman"/>
+          <w:b/>
+          <w:bCs/>
+          <w:kern w:val="0"/>
+          <w:sz w:val="32"/>
+          <w:szCs w:val="32"/>
+          <w:rtl/>
+          <w:lang w:bidi="he-IL"/>
+          <w14:ligatures w14:val="none"/>
+        </w:rPr>
+        <w:t>השוואת תוצאות</w:t>
+      </w:r>
+      <w:r>
+        <w:rPr>
+          <w:rFonts w:ascii="Times New Roman" w:eastAsia="Times New Roman" w:hAnsi="Times New Roman" w:cs="Times New Roman"/>
+          <w:b/>
+          <w:bCs/>
+          <w:kern w:val="0"/>
+          <w:sz w:val="32"/>
+          <w:szCs w:val="32"/>
+          <w:lang w:bidi="he-IL"/>
+          <w14:ligatures w14:val="none"/>
+        </w:rPr>
+        <w:t xml:space="preserve"> (Binary Classification):</w:t>
+      </w:r>
+    </w:p>
+    <w:p>
+      <w:pPr>
+        <w:bidi/>
+        <w:spacing w:after="0" w:line="240" w:lineRule="auto"/>
+        <w:ind w:left="1440"/>
         <w:rPr>
           <w:rFonts w:ascii="Times New Roman" w:eastAsia="Times New Roman" w:hAnsi="Times New Roman" w:cs="Times New Roman"/>
           <w:kern w:val="0"/>
@@ -12491,44 +13363,16 @@
           <w:lang w:bidi="he-IL"/>
           <w14:ligatures w14:val="none"/>
         </w:rPr>
-        <w:t>השוואת תוצאות</w:t>
-      </w:r>
-      <w:r>
-        <w:rPr>
-          <w:rFonts w:ascii="Times New Roman" w:eastAsia="Times New Roman" w:hAnsi="Times New Roman" w:cs="Times New Roman"/>
-          <w:kern w:val="0"/>
-          <w:sz w:val="32"/>
-          <w:szCs w:val="32"/>
-          <w:lang w:bidi="he-IL"/>
-          <w14:ligatures w14:val="none"/>
-        </w:rPr>
-        <w:t xml:space="preserve"> (Binary Classification):</w:t>
-      </w:r>
-    </w:p>
-    <w:p>
-      <w:pPr>
-        <w:bidi/>
-        <w:spacing w:after="0" w:line="240" w:lineRule="auto"/>
-        <w:ind w:left="1440"/>
-        <w:rPr>
-          <w:rFonts w:ascii="Times New Roman" w:eastAsia="Times New Roman" w:hAnsi="Times New Roman" w:cs="Times New Roman"/>
-          <w:kern w:val="0"/>
-          <w:sz w:val="32"/>
-          <w:szCs w:val="32"/>
-          <w:rtl/>
-          <w:lang w:bidi="he-IL"/>
-          <w14:ligatures w14:val="none"/>
-        </w:rPr>
       </w:pPr>
       <w:r>
         <w:rPr>
           <w:noProof/>
         </w:rPr>
         <w:drawing>
-          <wp:anchor distT="0" distB="0" distL="114300" distR="114300" simplePos="0" relativeHeight="251659264" behindDoc="1" locked="0" layoutInCell="1" allowOverlap="1" wp14:anchorId="4D5B19E0" wp14:editId="3EBB791F">
+          <wp:anchor distT="0" distB="0" distL="114300" distR="114300" simplePos="0" relativeHeight="251659264" behindDoc="1" locked="0" layoutInCell="1" allowOverlap="1" wp14:anchorId="4D5B19E0" wp14:editId="31B8EE27">
             <wp:simplePos x="0" y="0"/>
             <wp:positionH relativeFrom="column">
-              <wp:posOffset>-815340</wp:posOffset>
+              <wp:posOffset>-732790</wp:posOffset>
             </wp:positionH>
             <wp:positionV relativeFrom="paragraph">
               <wp:posOffset>281940</wp:posOffset>
@@ -12597,34 +13441,18 @@
           </wp:anchor>
         </w:drawing>
       </w:r>
-    </w:p>
-    <w:p>
-      <w:pPr>
-        <w:bidi/>
-        <w:spacing w:after="0" w:line="240" w:lineRule="auto"/>
-        <w:ind w:left="1440"/>
-        <w:rPr>
-          <w:rFonts w:ascii="Times New Roman" w:eastAsia="Times New Roman" w:hAnsi="Times New Roman" w:cs="Times New Roman"/>
-          <w:kern w:val="0"/>
-          <w:sz w:val="32"/>
-          <w:szCs w:val="32"/>
-          <w:rtl/>
-          <w:lang w:bidi="he-IL"/>
-          <w14:ligatures w14:val="none"/>
-        </w:rPr>
-      </w:pPr>
       <w:r>
         <w:rPr>
           <w:noProof/>
         </w:rPr>
         <w:drawing>
-          <wp:anchor distT="0" distB="0" distL="114300" distR="114300" simplePos="0" relativeHeight="251660288" behindDoc="1" locked="0" layoutInCell="1" allowOverlap="1" wp14:anchorId="654ABF5A" wp14:editId="57ACB477">
+          <wp:anchor distT="0" distB="0" distL="114300" distR="114300" simplePos="0" relativeHeight="251660288" behindDoc="1" locked="0" layoutInCell="1" allowOverlap="1" wp14:anchorId="654ABF5A" wp14:editId="638993EE">
             <wp:simplePos x="0" y="0"/>
             <wp:positionH relativeFrom="column">
-              <wp:posOffset>2750820</wp:posOffset>
+              <wp:posOffset>2731770</wp:posOffset>
             </wp:positionH>
             <wp:positionV relativeFrom="paragraph">
-              <wp:posOffset>185420</wp:posOffset>
+              <wp:posOffset>292100</wp:posOffset>
             </wp:positionV>
             <wp:extent cx="3939540" cy="1592580"/>
             <wp:effectExtent l="0" t="0" r="3810" b="7620"/>
@@ -12807,6 +13635,22 @@
       <w:pPr>
         <w:bidi/>
         <w:spacing w:after="0" w:line="240" w:lineRule="auto"/>
+        <w:ind w:left="1440"/>
+        <w:rPr>
+          <w:rFonts w:ascii="Times New Roman" w:eastAsia="Times New Roman" w:hAnsi="Times New Roman" w:cs="Times New Roman"/>
+          <w:kern w:val="0"/>
+          <w:sz w:val="32"/>
+          <w:szCs w:val="32"/>
+          <w:rtl/>
+          <w:lang w:bidi="he-IL"/>
+          <w14:ligatures w14:val="none"/>
+        </w:rPr>
+      </w:pPr>
+    </w:p>
+    <w:p>
+      <w:pPr>
+        <w:bidi/>
+        <w:spacing w:after="0" w:line="240" w:lineRule="auto"/>
         <w:rPr>
           <w:rFonts w:ascii="Times New Roman" w:eastAsia="Times New Roman" w:hAnsi="Times New Roman" w:cs="Times New Roman"/>
           <w:b/>
@@ -13670,7 +14514,33 @@
           <w:lang w:bidi="he-IL"/>
           <w14:ligatures w14:val="none"/>
         </w:rPr>
-        <w:t>לוכדות את המשמעות הסמנטית הכללית אך עלולות “לטשטש” מידע דיסקרימינטיבי חשוב הקשור לסגנון אישי, מה שמוביל להטיה ב־</w:t>
+        <w:t xml:space="preserve">לוכדות את המשמעות הסמנטית הכללית אך עלולות “לטשטש” מידע </w:t>
+      </w:r>
+      <w:proofErr w:type="spellStart"/>
+      <w:r>
+        <w:rPr>
+          <w:rFonts w:ascii="Times New Roman" w:eastAsia="Times New Roman" w:hAnsi="Times New Roman" w:cs="Times New Roman"/>
+          <w:kern w:val="0"/>
+          <w:sz w:val="32"/>
+          <w:szCs w:val="32"/>
+          <w:rtl/>
+          <w:lang w:bidi="he-IL"/>
+          <w14:ligatures w14:val="none"/>
+        </w:rPr>
+        <w:t>דיסקרימינטיבי</w:t>
+      </w:r>
+      <w:proofErr w:type="spellEnd"/>
+      <w:r>
+        <w:rPr>
+          <w:rFonts w:ascii="Times New Roman" w:eastAsia="Times New Roman" w:hAnsi="Times New Roman" w:cs="Times New Roman"/>
+          <w:kern w:val="0"/>
+          <w:sz w:val="32"/>
+          <w:szCs w:val="32"/>
+          <w:rtl/>
+          <w:lang w:bidi="he-IL"/>
+          <w14:ligatures w14:val="none"/>
+        </w:rPr>
+        <w:t xml:space="preserve"> חשוב הקשור לסגנון אישי, מה שמוביל להטיה ב־</w:t>
       </w:r>
       <w:r>
         <w:rPr>
@@ -13903,6 +14773,17 @@
         <w:bidi/>
         <w:spacing w:after="0" w:line="240" w:lineRule="auto"/>
         <w:rPr>
+          <w:rFonts w:ascii="Times New Roman" w:eastAsia="Times New Roman" w:hAnsi="Times New Roman" w:cs="Times New Roman"/>
+          <w:kern w:val="0"/>
+          <w:sz w:val="32"/>
+          <w:szCs w:val="32"/>
+          <w:rtl/>
+          <w:lang w:bidi="he-IL"/>
+          <w14:ligatures w14:val="none"/>
+        </w:rPr>
+      </w:pPr>
+      <w:r>
+        <w:rPr>
           <w:rFonts w:ascii="Times New Roman" w:eastAsia="Times New Roman" w:hAnsi="Times New Roman" w:cs="Times New Roman" w:hint="cs"/>
           <w:kern w:val="0"/>
           <w:sz w:val="32"/>
@@ -13911,7 +14792,9 @@
           <w:lang w:bidi="he-IL"/>
           <w14:ligatures w14:val="none"/>
         </w:rPr>
-      </w:pPr>
+        <w:t xml:space="preserve">חשוב לציין שאחרי שהורדנו את גודל </w:t>
+      </w:r>
+      <w:proofErr w:type="spellStart"/>
       <w:r>
         <w:rPr>
           <w:rFonts w:ascii="Times New Roman" w:eastAsia="Times New Roman" w:hAnsi="Times New Roman" w:cs="Times New Roman" w:hint="cs"/>
@@ -13922,8 +14805,9 @@
           <w:lang w:bidi="he-IL"/>
           <w14:ligatures w14:val="none"/>
         </w:rPr>
-        <w:t xml:space="preserve">חשוב לציין שאחרי שהורדנו את גודל הוקטור להיות 25 </w:t>
-      </w:r>
+        <w:t>הוקטור</w:t>
+      </w:r>
+      <w:proofErr w:type="spellEnd"/>
       <w:r>
         <w:rPr>
           <w:rFonts w:ascii="Times New Roman" w:eastAsia="Times New Roman" w:hAnsi="Times New Roman" w:cs="Times New Roman" w:hint="cs"/>
@@ -13934,6 +14818,18 @@
           <w:lang w:bidi="he-IL"/>
           <w14:ligatures w14:val="none"/>
         </w:rPr>
+        <w:t xml:space="preserve"> להיות 25 </w:t>
+      </w:r>
+      <w:r>
+        <w:rPr>
+          <w:rFonts w:ascii="Times New Roman" w:eastAsia="Times New Roman" w:hAnsi="Times New Roman" w:cs="Times New Roman" w:hint="cs"/>
+          <w:kern w:val="0"/>
+          <w:sz w:val="32"/>
+          <w:szCs w:val="32"/>
+          <w:rtl/>
+          <w:lang w:bidi="he-IL"/>
+          <w14:ligatures w14:val="none"/>
+        </w:rPr>
         <w:t xml:space="preserve">ב </w:t>
       </w:r>
       <w:r>
@@ -13971,7 +14867,33 @@
           <w:lang w:bidi="he-IL"/>
           <w14:ligatures w14:val="none"/>
         </w:rPr>
-        <w:t xml:space="preserve">עדיין התקבלו תוצאות לא רעות בכלל יחסית לגודל הוקטור בהשוואה ל </w:t>
+        <w:t xml:space="preserve">עדיין התקבלו תוצאות לא רעות בכלל יחסית לגודל </w:t>
+      </w:r>
+      <w:proofErr w:type="spellStart"/>
+      <w:r>
+        <w:rPr>
+          <w:rFonts w:ascii="Times New Roman" w:eastAsia="Times New Roman" w:hAnsi="Times New Roman" w:cs="Times New Roman" w:hint="cs"/>
+          <w:kern w:val="0"/>
+          <w:sz w:val="32"/>
+          <w:szCs w:val="32"/>
+          <w:rtl/>
+          <w:lang w:bidi="he-IL"/>
+          <w14:ligatures w14:val="none"/>
+        </w:rPr>
+        <w:t>הוקטור</w:t>
+      </w:r>
+      <w:proofErr w:type="spellEnd"/>
+      <w:r>
+        <w:rPr>
+          <w:rFonts w:ascii="Times New Roman" w:eastAsia="Times New Roman" w:hAnsi="Times New Roman" w:cs="Times New Roman" w:hint="cs"/>
+          <w:kern w:val="0"/>
+          <w:sz w:val="32"/>
+          <w:szCs w:val="32"/>
+          <w:rtl/>
+          <w:lang w:bidi="he-IL"/>
+          <w14:ligatures w14:val="none"/>
+        </w:rPr>
+        <w:t xml:space="preserve"> בהשוואה ל </w:t>
       </w:r>
       <w:r>
         <w:rPr>
@@ -19041,6 +19963,7 @@
   <w:style w:type="character" w:default="1" w:styleId="DefaultParagraphFont">
     <w:name w:val="Default Paragraph Font"/>
     <w:uiPriority w:val="1"/>
+    <w:semiHidden/>
     <w:unhideWhenUsed/>
   </w:style>
   <w:style w:type="table" w:default="1" w:styleId="TableNormal">

--- a/205744873_213474349_hw4_report.docx
+++ b/205744873_213474349_hw4_report.docx
@@ -14,6 +14,8 @@
           <w:lang w:bidi="he-IL"/>
         </w:rPr>
       </w:pPr>
+      <w:bookmarkStart w:id="0" w:name="_Hlk218335496"/>
+      <w:bookmarkEnd w:id="0"/>
       <w:r>
         <w:rPr>
           <w:rFonts w:ascii="Times New Roman" w:hAnsi="Times New Roman" w:cs="Times New Roman"/>
@@ -14777,7 +14779,6 @@
           <w:kern w:val="0"/>
           <w:sz w:val="32"/>
           <w:szCs w:val="32"/>
-          <w:rtl/>
           <w:lang w:bidi="he-IL"/>
           <w14:ligatures w14:val="none"/>
         </w:rPr>
@@ -14940,14 +14941,72 @@
         </w:rPr>
         <w:br/>
       </w:r>
+    </w:p>
+    <w:p>
+      <w:pPr>
+        <w:bidi/>
+        <w:spacing w:after="0" w:line="240" w:lineRule="auto"/>
+        <w:rPr>
+          <w:rFonts w:ascii="Times New Roman" w:eastAsia="Times New Roman" w:hAnsi="Times New Roman" w:cs="Times New Roman"/>
+          <w:kern w:val="0"/>
+          <w:sz w:val="32"/>
+          <w:szCs w:val="32"/>
+          <w:lang w:bidi="he-IL"/>
+          <w14:ligatures w14:val="none"/>
+        </w:rPr>
+      </w:pPr>
+    </w:p>
+    <w:p>
+      <w:pPr>
+        <w:bidi/>
+        <w:spacing w:after="0" w:line="240" w:lineRule="auto"/>
+        <w:rPr>
+          <w:rFonts w:ascii="Times New Roman" w:eastAsia="Times New Roman" w:hAnsi="Times New Roman" w:cs="Times New Roman"/>
+          <w:kern w:val="0"/>
+          <w:sz w:val="32"/>
+          <w:szCs w:val="32"/>
+          <w:lang w:bidi="he-IL"/>
+          <w14:ligatures w14:val="none"/>
+        </w:rPr>
+      </w:pPr>
+    </w:p>
+    <w:p>
+      <w:pPr>
+        <w:bidi/>
+        <w:spacing w:after="0" w:line="240" w:lineRule="auto"/>
+        <w:rPr>
+          <w:rFonts w:ascii="Times New Roman" w:eastAsia="Times New Roman" w:hAnsi="Times New Roman" w:cs="Times New Roman"/>
+          <w:kern w:val="0"/>
+          <w:sz w:val="32"/>
+          <w:szCs w:val="32"/>
+          <w:lang w:bidi="he-IL"/>
+          <w14:ligatures w14:val="none"/>
+        </w:rPr>
+      </w:pPr>
       <w:r>
         <w:rPr>
           <w:noProof/>
         </w:rPr>
         <w:drawing>
-          <wp:inline distT="0" distB="0" distL="0" distR="0" wp14:anchorId="7DE76CF8" wp14:editId="16DC2F46">
+          <wp:anchor distT="0" distB="0" distL="114300" distR="114300" simplePos="0" relativeHeight="251661312" behindDoc="1" locked="0" layoutInCell="1" allowOverlap="1" wp14:anchorId="7DE76CF8" wp14:editId="076DD209">
+            <wp:simplePos x="0" y="0"/>
+            <wp:positionH relativeFrom="column">
+              <wp:posOffset>60960</wp:posOffset>
+            </wp:positionH>
+            <wp:positionV relativeFrom="paragraph">
+              <wp:posOffset>350520</wp:posOffset>
+            </wp:positionV>
             <wp:extent cx="5943600" cy="2501900"/>
             <wp:effectExtent l="0" t="0" r="0" b="0"/>
+            <wp:wrapTight wrapText="bothSides">
+              <wp:wrapPolygon edited="0">
+                <wp:start x="0" y="0"/>
+                <wp:lineTo x="0" y="21381"/>
+                <wp:lineTo x="21531" y="21381"/>
+                <wp:lineTo x="21531" y="0"/>
+                <wp:lineTo x="0" y="0"/>
+              </wp:wrapPolygon>
+            </wp:wrapTight>
             <wp:docPr id="1860802750" name="Picture 1"/>
             <wp:cNvGraphicFramePr>
               <a:graphicFrameLocks xmlns:a="http://schemas.openxmlformats.org/drawingml/2006/main" noChangeAspect="1"/>
@@ -14960,7 +15019,13 @@
                     <pic:cNvPicPr/>
                   </pic:nvPicPr>
                   <pic:blipFill>
-                    <a:blip r:embed="rId11"/>
+                    <a:blip r:embed="rId11">
+                      <a:extLst>
+                        <a:ext uri="{28A0092B-C50C-407E-A947-70E740481C1C}">
+                          <a14:useLocalDpi xmlns:a14="http://schemas.microsoft.com/office/drawing/2010/main" val="0"/>
+                        </a:ext>
+                      </a:extLst>
+                    </a:blip>
                     <a:stretch>
                       <a:fillRect/>
                     </a:stretch>
@@ -14977,8 +15042,8348 @@
                 </pic:pic>
               </a:graphicData>
             </a:graphic>
-          </wp:inline>
+          </wp:anchor>
         </w:drawing>
+      </w:r>
+    </w:p>
+    <w:p>
+      <w:pPr>
+        <w:bidi/>
+        <w:rPr>
+          <w:rFonts w:ascii="Times New Roman" w:hAnsi="Times New Roman" w:cs="Times New Roman"/>
+          <w:b/>
+          <w:bCs/>
+          <w:i/>
+          <w:iCs/>
+          <w:sz w:val="32"/>
+          <w:szCs w:val="32"/>
+          <w:u w:val="single"/>
+          <w:rtl/>
+          <w:lang w:bidi="he-IL"/>
+        </w:rPr>
+      </w:pPr>
+      <w:r>
+        <w:rPr>
+          <w:rFonts w:ascii="Times New Roman" w:hAnsi="Times New Roman" w:cs="Times New Roman" w:hint="cs"/>
+          <w:b/>
+          <w:bCs/>
+          <w:i/>
+          <w:iCs/>
+          <w:sz w:val="32"/>
+          <w:szCs w:val="32"/>
+          <w:highlight w:val="yellow"/>
+          <w:u w:val="single"/>
+          <w:rtl/>
+          <w:lang w:bidi="he-IL"/>
+        </w:rPr>
+        <w:lastRenderedPageBreak/>
+        <w:t xml:space="preserve">חלק </w:t>
+      </w:r>
+      <w:r>
+        <w:rPr>
+          <w:rFonts w:ascii="Times New Roman" w:hAnsi="Times New Roman" w:cs="Times New Roman" w:hint="cs"/>
+          <w:b/>
+          <w:bCs/>
+          <w:i/>
+          <w:iCs/>
+          <w:sz w:val="32"/>
+          <w:szCs w:val="32"/>
+          <w:highlight w:val="yellow"/>
+          <w:u w:val="single"/>
+          <w:rtl/>
+          <w:lang w:bidi="he-IL"/>
+        </w:rPr>
+        <w:t>ד</w:t>
+      </w:r>
+      <w:r>
+        <w:rPr>
+          <w:rFonts w:ascii="Times New Roman" w:hAnsi="Times New Roman" w:cs="Times New Roman" w:hint="cs"/>
+          <w:b/>
+          <w:bCs/>
+          <w:i/>
+          <w:iCs/>
+          <w:sz w:val="32"/>
+          <w:szCs w:val="32"/>
+          <w:highlight w:val="yellow"/>
+          <w:u w:val="single"/>
+          <w:rtl/>
+          <w:lang w:bidi="he-IL"/>
+        </w:rPr>
+        <w:t>:</w:t>
+      </w:r>
+    </w:p>
+    <w:p>
+      <w:pPr>
+        <w:bidi/>
+        <w:rPr>
+          <w:rFonts w:ascii="Times New Roman" w:hAnsi="Times New Roman" w:cs="Times New Roman"/>
+          <w:b/>
+          <w:bCs/>
+          <w:i/>
+          <w:iCs/>
+          <w:sz w:val="32"/>
+          <w:szCs w:val="32"/>
+          <w:u w:val="single"/>
+          <w:lang w:bidi="he-IL"/>
+        </w:rPr>
+      </w:pPr>
+      <w:r>
+        <w:rPr>
+          <w:rFonts w:ascii="Times New Roman" w:hAnsi="Times New Roman" w:cs="Times New Roman" w:hint="cs"/>
+          <w:b/>
+          <w:bCs/>
+          <w:i/>
+          <w:iCs/>
+          <w:sz w:val="32"/>
+          <w:szCs w:val="32"/>
+          <w:u w:val="single"/>
+          <w:rtl/>
+          <w:lang w:bidi="he-IL"/>
+        </w:rPr>
+        <w:t>שאלות:</w:t>
+      </w:r>
+    </w:p>
+    <w:p>
+      <w:pPr>
+        <w:pStyle w:val="ListParagraph"/>
+        <w:numPr>
+          <w:ilvl w:val="0"/>
+          <w:numId w:val="38"/>
+        </w:numPr>
+        <w:bidi/>
+        <w:spacing w:after="0" w:line="240" w:lineRule="auto"/>
+        <w:rPr>
+          <w:rFonts w:ascii="Times New Roman" w:eastAsia="Times New Roman" w:hAnsi="Times New Roman" w:cs="Times New Roman"/>
+          <w:b/>
+          <w:bCs/>
+          <w:kern w:val="0"/>
+          <w:sz w:val="32"/>
+          <w:szCs w:val="32"/>
+          <w:highlight w:val="yellow"/>
+          <w:lang w:bidi="he-IL"/>
+          <w14:ligatures w14:val="none"/>
+        </w:rPr>
+      </w:pPr>
+      <w:r>
+        <w:rPr>
+          <w:rFonts w:ascii="Times New Roman" w:eastAsia="Times New Roman" w:hAnsi="Times New Roman" w:cs="Times New Roman"/>
+          <w:b/>
+          <w:bCs/>
+          <w:kern w:val="0"/>
+          <w:sz w:val="32"/>
+          <w:szCs w:val="32"/>
+          <w:highlight w:val="yellow"/>
+          <w:rtl/>
+          <w:lang w:bidi="he-IL"/>
+          <w14:ligatures w14:val="none"/>
+        </w:rPr>
+        <w:t>האם התקבלו משפטים הגיוניים</w:t>
+      </w:r>
+      <w:r>
+        <w:rPr>
+          <w:rFonts w:ascii="Times New Roman" w:eastAsia="Times New Roman" w:hAnsi="Times New Roman" w:cs="Times New Roman"/>
+          <w:b/>
+          <w:bCs/>
+          <w:kern w:val="0"/>
+          <w:sz w:val="32"/>
+          <w:szCs w:val="32"/>
+          <w:highlight w:val="yellow"/>
+          <w:lang w:bidi="he-IL"/>
+          <w14:ligatures w14:val="none"/>
+        </w:rPr>
+        <w:t>?</w:t>
+      </w:r>
+    </w:p>
+    <w:p>
+      <w:pPr>
+        <w:bidi/>
+        <w:spacing w:after="0" w:line="240" w:lineRule="auto"/>
+        <w:ind w:firstLine="720"/>
+        <w:rPr>
+          <w:rFonts w:ascii="Times New Roman" w:eastAsia="Times New Roman" w:hAnsi="Times New Roman" w:cs="Times New Roman"/>
+          <w:kern w:val="0"/>
+          <w:sz w:val="32"/>
+          <w:szCs w:val="32"/>
+          <w:rtl/>
+          <w:lang w:bidi="he-IL"/>
+          <w14:ligatures w14:val="none"/>
+        </w:rPr>
+      </w:pPr>
+      <w:r>
+        <w:rPr>
+          <w:rFonts w:ascii="Times New Roman" w:eastAsia="Times New Roman" w:hAnsi="Times New Roman" w:cs="Times New Roman"/>
+          <w:kern w:val="0"/>
+          <w:sz w:val="32"/>
+          <w:szCs w:val="32"/>
+          <w:rtl/>
+          <w:lang w:bidi="he-IL"/>
+          <w14:ligatures w14:val="none"/>
+        </w:rPr>
+        <w:t>מרבית המקרים, המודל הפיק משפטים הגיוניים מאוד הן מבחינה תחבירית והן</w:t>
+      </w:r>
+    </w:p>
+    <w:p>
+      <w:pPr>
+        <w:bidi/>
+        <w:spacing w:after="0" w:line="240" w:lineRule="auto"/>
+        <w:ind w:left="720"/>
+        <w:rPr>
+          <w:rFonts w:ascii="Times New Roman" w:eastAsia="Times New Roman" w:hAnsi="Times New Roman" w:cs="Times New Roman"/>
+          <w:kern w:val="0"/>
+          <w:sz w:val="32"/>
+          <w:szCs w:val="32"/>
+          <w:rtl/>
+          <w:lang w:bidi="he-IL"/>
+          <w14:ligatures w14:val="none"/>
+        </w:rPr>
+      </w:pPr>
+      <w:r>
+        <w:rPr>
+          <w:rFonts w:ascii="Times New Roman" w:eastAsia="Times New Roman" w:hAnsi="Times New Roman" w:cs="Times New Roman"/>
+          <w:kern w:val="0"/>
+          <w:sz w:val="32"/>
+          <w:szCs w:val="32"/>
+          <w:rtl/>
+          <w:lang w:bidi="he-IL"/>
+          <w14:ligatures w14:val="none"/>
+        </w:rPr>
+        <w:t>מבחינת תוכן וקוהרנטיות</w:t>
+      </w:r>
+      <w:r>
+        <w:rPr>
+          <w:rFonts w:ascii="Times New Roman" w:eastAsia="Times New Roman" w:hAnsi="Times New Roman" w:cs="Times New Roman"/>
+          <w:kern w:val="0"/>
+          <w:sz w:val="32"/>
+          <w:szCs w:val="32"/>
+          <w14:ligatures w14:val="none"/>
+        </w:rPr>
+        <w:t>.</w:t>
+      </w:r>
+    </w:p>
+    <w:p>
+      <w:pPr>
+        <w:pStyle w:val="ListParagraph"/>
+        <w:numPr>
+          <w:ilvl w:val="0"/>
+          <w:numId w:val="39"/>
+        </w:numPr>
+        <w:bidi/>
+        <w:spacing w:after="0" w:line="240" w:lineRule="auto"/>
+        <w:rPr>
+          <w:rFonts w:ascii="Times New Roman" w:eastAsia="Times New Roman" w:hAnsi="Times New Roman" w:cs="Times New Roman"/>
+          <w:kern w:val="0"/>
+          <w:sz w:val="32"/>
+          <w:szCs w:val="32"/>
+          <w:rtl/>
+          <w:lang w:bidi="he-IL"/>
+          <w14:ligatures w14:val="none"/>
+        </w:rPr>
+      </w:pPr>
+      <w:r>
+        <w:rPr>
+          <w:rFonts w:ascii="Times New Roman" w:eastAsia="Times New Roman" w:hAnsi="Times New Roman" w:cs="Times New Roman"/>
+          <w:b/>
+          <w:bCs/>
+          <w:kern w:val="0"/>
+          <w:sz w:val="32"/>
+          <w:szCs w:val="32"/>
+          <w:rtl/>
+          <w:lang w:bidi="he-IL"/>
+          <w14:ligatures w14:val="none"/>
+        </w:rPr>
+        <w:t>דוגמאות להצלחה</w:t>
+      </w:r>
+      <w:r>
+        <w:rPr>
+          <w:rFonts w:ascii="Times New Roman" w:eastAsia="Times New Roman" w:hAnsi="Times New Roman" w:cs="Times New Roman"/>
+          <w:b/>
+          <w:bCs/>
+          <w:kern w:val="0"/>
+          <w:sz w:val="32"/>
+          <w:szCs w:val="32"/>
+          <w:lang w:bidi="he-IL"/>
+          <w14:ligatures w14:val="none"/>
+        </w:rPr>
+        <w:t>:</w:t>
+      </w:r>
+      <w:r>
+        <w:rPr>
+          <w:rFonts w:ascii="Times New Roman" w:eastAsia="Times New Roman" w:hAnsi="Times New Roman" w:cs="Times New Roman"/>
+          <w:kern w:val="0"/>
+          <w:sz w:val="32"/>
+          <w:szCs w:val="32"/>
+          <w:lang w:bidi="he-IL"/>
+          <w14:ligatures w14:val="none"/>
+        </w:rPr>
+        <w:t xml:space="preserve"> </w:t>
+      </w:r>
+      <w:r>
+        <w:rPr>
+          <w:rFonts w:ascii="Times New Roman" w:eastAsia="Times New Roman" w:hAnsi="Times New Roman" w:cs="Times New Roman"/>
+          <w:kern w:val="0"/>
+          <w:sz w:val="32"/>
+          <w:szCs w:val="32"/>
+          <w:rtl/>
+          <w:lang w:bidi="he-IL"/>
+          <w14:ligatures w14:val="none"/>
+        </w:rPr>
+        <w:t>המשפט</w:t>
+      </w:r>
+      <w:r>
+        <w:rPr>
+          <w:rFonts w:ascii="Times New Roman" w:eastAsia="Times New Roman" w:hAnsi="Times New Roman" w:cs="Times New Roman" w:hint="cs"/>
+          <w:kern w:val="0"/>
+          <w:sz w:val="32"/>
+          <w:szCs w:val="32"/>
+          <w:rtl/>
+          <w:lang w:bidi="he-IL"/>
+          <w14:ligatures w14:val="none"/>
+        </w:rPr>
+        <w:t xml:space="preserve"> </w:t>
+      </w:r>
+    </w:p>
+    <w:p>
+      <w:pPr>
+        <w:pStyle w:val="ListParagraph"/>
+        <w:bidi/>
+        <w:spacing w:after="0" w:line="240" w:lineRule="auto"/>
+        <w:ind w:left="1440"/>
+        <w:rPr>
+          <w:rFonts w:ascii="Times New Roman" w:eastAsia="Times New Roman" w:hAnsi="Times New Roman" w:cs="Times New Roman" w:hint="cs"/>
+          <w:i/>
+          <w:iCs/>
+          <w:kern w:val="0"/>
+          <w:sz w:val="32"/>
+          <w:szCs w:val="32"/>
+          <w:lang w:bidi="he-IL"/>
+          <w14:ligatures w14:val="none"/>
+        </w:rPr>
+      </w:pPr>
+      <w:r>
+        <w:rPr>
+          <w:rFonts w:ascii="Times New Roman" w:eastAsia="Times New Roman" w:hAnsi="Times New Roman" w:cs="Times New Roman" w:hint="cs"/>
+          <w:i/>
+          <w:iCs/>
+          <w:kern w:val="0"/>
+          <w:sz w:val="32"/>
+          <w:szCs w:val="32"/>
+          <w:rtl/>
+          <w:lang w:bidi="he-IL"/>
+          <w14:ligatures w14:val="none"/>
+        </w:rPr>
+        <w:t>"</w:t>
+      </w:r>
+      <w:r>
+        <w:rPr>
+          <w:rFonts w:ascii="Times New Roman" w:eastAsia="Times New Roman" w:hAnsi="Times New Roman" w:cs="Times New Roman" w:hint="cs"/>
+          <w:i/>
+          <w:iCs/>
+          <w:kern w:val="0"/>
+          <w:sz w:val="32"/>
+          <w:szCs w:val="32"/>
+          <w:rtl/>
+          <w:lang w:bidi="he-IL"/>
+          <w14:ligatures w14:val="none"/>
+        </w:rPr>
+        <w:t>חשבון</w:t>
+      </w:r>
+      <w:r>
+        <w:rPr>
+          <w:rFonts w:ascii="Times New Roman" w:eastAsia="Times New Roman" w:hAnsi="Times New Roman" w:cs="Times New Roman"/>
+          <w:i/>
+          <w:iCs/>
+          <w:kern w:val="0"/>
+          <w:sz w:val="32"/>
+          <w:szCs w:val="32"/>
+          <w:rtl/>
+          <w:lang w:bidi="he-IL"/>
+          <w14:ligatures w14:val="none"/>
+        </w:rPr>
+        <w:t xml:space="preserve"> </w:t>
+      </w:r>
+      <w:r>
+        <w:rPr>
+          <w:rFonts w:ascii="Times New Roman" w:eastAsia="Times New Roman" w:hAnsi="Times New Roman" w:cs="Times New Roman" w:hint="cs"/>
+          <w:i/>
+          <w:iCs/>
+          <w:kern w:val="0"/>
+          <w:sz w:val="32"/>
+          <w:szCs w:val="32"/>
+          <w:rtl/>
+          <w:lang w:bidi="he-IL"/>
+          <w14:ligatures w14:val="none"/>
+        </w:rPr>
+        <w:t>הנפש</w:t>
+      </w:r>
+      <w:r>
+        <w:rPr>
+          <w:rFonts w:ascii="Times New Roman" w:eastAsia="Times New Roman" w:hAnsi="Times New Roman" w:cs="Times New Roman"/>
+          <w:i/>
+          <w:iCs/>
+          <w:kern w:val="0"/>
+          <w:sz w:val="32"/>
+          <w:szCs w:val="32"/>
+          <w:rtl/>
+          <w:lang w:bidi="he-IL"/>
+          <w14:ligatures w14:val="none"/>
+        </w:rPr>
+        <w:t xml:space="preserve"> </w:t>
+      </w:r>
+      <w:r>
+        <w:rPr>
+          <w:rFonts w:ascii="Times New Roman" w:eastAsia="Times New Roman" w:hAnsi="Times New Roman" w:cs="Times New Roman" w:hint="cs"/>
+          <w:i/>
+          <w:iCs/>
+          <w:kern w:val="0"/>
+          <w:sz w:val="32"/>
+          <w:szCs w:val="32"/>
+          <w:rtl/>
+          <w:lang w:bidi="he-IL"/>
+          <w14:ligatures w14:val="none"/>
+        </w:rPr>
+        <w:t>בשבוע</w:t>
+      </w:r>
+      <w:r>
+        <w:rPr>
+          <w:rFonts w:ascii="Times New Roman" w:eastAsia="Times New Roman" w:hAnsi="Times New Roman" w:cs="Times New Roman"/>
+          <w:i/>
+          <w:iCs/>
+          <w:kern w:val="0"/>
+          <w:sz w:val="32"/>
+          <w:szCs w:val="32"/>
+          <w:rtl/>
+          <w:lang w:bidi="he-IL"/>
+          <w14:ligatures w14:val="none"/>
+        </w:rPr>
+        <w:t xml:space="preserve"> </w:t>
+      </w:r>
+      <w:r>
+        <w:rPr>
+          <w:rFonts w:ascii="Times New Roman" w:eastAsia="Times New Roman" w:hAnsi="Times New Roman" w:cs="Times New Roman" w:hint="cs"/>
+          <w:i/>
+          <w:iCs/>
+          <w:color w:val="EE0000"/>
+          <w:kern w:val="0"/>
+          <w:sz w:val="32"/>
+          <w:szCs w:val="32"/>
+          <w:rtl/>
+          <w:lang w:bidi="he-IL"/>
+          <w14:ligatures w14:val="none"/>
+        </w:rPr>
+        <w:t>האחרון</w:t>
+      </w:r>
+      <w:r>
+        <w:rPr>
+          <w:rFonts w:ascii="Times New Roman" w:eastAsia="Times New Roman" w:hAnsi="Times New Roman" w:cs="Times New Roman"/>
+          <w:i/>
+          <w:iCs/>
+          <w:color w:val="EE0000"/>
+          <w:kern w:val="0"/>
+          <w:sz w:val="32"/>
+          <w:szCs w:val="32"/>
+          <w:rtl/>
+          <w:lang w:bidi="he-IL"/>
+          <w14:ligatures w14:val="none"/>
+        </w:rPr>
+        <w:t xml:space="preserve"> </w:t>
+      </w:r>
+      <w:r>
+        <w:rPr>
+          <w:rFonts w:ascii="Times New Roman" w:eastAsia="Times New Roman" w:hAnsi="Times New Roman" w:cs="Times New Roman" w:hint="cs"/>
+          <w:i/>
+          <w:iCs/>
+          <w:kern w:val="0"/>
+          <w:sz w:val="32"/>
+          <w:szCs w:val="32"/>
+          <w:rtl/>
+          <w:lang w:bidi="he-IL"/>
+          <w14:ligatures w14:val="none"/>
+        </w:rPr>
+        <w:t>היה</w:t>
+      </w:r>
+      <w:r>
+        <w:rPr>
+          <w:rFonts w:ascii="Times New Roman" w:eastAsia="Times New Roman" w:hAnsi="Times New Roman" w:cs="Times New Roman"/>
+          <w:i/>
+          <w:iCs/>
+          <w:kern w:val="0"/>
+          <w:sz w:val="32"/>
+          <w:szCs w:val="32"/>
+          <w:rtl/>
+          <w:lang w:bidi="he-IL"/>
+          <w14:ligatures w14:val="none"/>
+        </w:rPr>
+        <w:t xml:space="preserve"> </w:t>
+      </w:r>
+      <w:r>
+        <w:rPr>
+          <w:rFonts w:ascii="Times New Roman" w:eastAsia="Times New Roman" w:hAnsi="Times New Roman" w:cs="Times New Roman" w:hint="cs"/>
+          <w:i/>
+          <w:iCs/>
+          <w:kern w:val="0"/>
+          <w:sz w:val="32"/>
+          <w:szCs w:val="32"/>
+          <w:rtl/>
+          <w:lang w:bidi="he-IL"/>
+          <w14:ligatures w14:val="none"/>
+        </w:rPr>
+        <w:t>חשבון</w:t>
+      </w:r>
+      <w:r>
+        <w:rPr>
+          <w:rFonts w:ascii="Times New Roman" w:eastAsia="Times New Roman" w:hAnsi="Times New Roman" w:cs="Times New Roman"/>
+          <w:i/>
+          <w:iCs/>
+          <w:kern w:val="0"/>
+          <w:sz w:val="32"/>
+          <w:szCs w:val="32"/>
+          <w:rtl/>
+          <w:lang w:bidi="he-IL"/>
+          <w14:ligatures w14:val="none"/>
+        </w:rPr>
+        <w:t xml:space="preserve"> </w:t>
+      </w:r>
+      <w:r>
+        <w:rPr>
+          <w:rFonts w:ascii="Times New Roman" w:eastAsia="Times New Roman" w:hAnsi="Times New Roman" w:cs="Times New Roman" w:hint="cs"/>
+          <w:i/>
+          <w:iCs/>
+          <w:kern w:val="0"/>
+          <w:sz w:val="32"/>
+          <w:szCs w:val="32"/>
+          <w:rtl/>
+          <w:lang w:bidi="he-IL"/>
+          <w14:ligatures w14:val="none"/>
+        </w:rPr>
+        <w:t>נפש</w:t>
+      </w:r>
+      <w:r>
+        <w:rPr>
+          <w:rFonts w:ascii="Times New Roman" w:eastAsia="Times New Roman" w:hAnsi="Times New Roman" w:cs="Times New Roman"/>
+          <w:i/>
+          <w:iCs/>
+          <w:kern w:val="0"/>
+          <w:sz w:val="32"/>
+          <w:szCs w:val="32"/>
+          <w:rtl/>
+          <w:lang w:bidi="he-IL"/>
+          <w14:ligatures w14:val="none"/>
+        </w:rPr>
+        <w:t xml:space="preserve"> </w:t>
+      </w:r>
+      <w:r>
+        <w:rPr>
+          <w:rFonts w:ascii="Times New Roman" w:eastAsia="Times New Roman" w:hAnsi="Times New Roman" w:cs="Times New Roman" w:hint="cs"/>
+          <w:i/>
+          <w:iCs/>
+          <w:kern w:val="0"/>
+          <w:sz w:val="32"/>
+          <w:szCs w:val="32"/>
+          <w:rtl/>
+          <w:lang w:bidi="he-IL"/>
+          <w14:ligatures w14:val="none"/>
+        </w:rPr>
+        <w:t>אישי</w:t>
+      </w:r>
+      <w:r>
+        <w:rPr>
+          <w:rFonts w:ascii="Times New Roman" w:eastAsia="Times New Roman" w:hAnsi="Times New Roman" w:cs="Times New Roman"/>
+          <w:i/>
+          <w:iCs/>
+          <w:kern w:val="0"/>
+          <w:sz w:val="32"/>
+          <w:szCs w:val="32"/>
+          <w:rtl/>
+          <w:lang w:bidi="he-IL"/>
+          <w14:ligatures w14:val="none"/>
+        </w:rPr>
+        <w:t xml:space="preserve"> , </w:t>
+      </w:r>
+      <w:r>
+        <w:rPr>
+          <w:rFonts w:ascii="Times New Roman" w:eastAsia="Times New Roman" w:hAnsi="Times New Roman" w:cs="Times New Roman" w:hint="cs"/>
+          <w:i/>
+          <w:iCs/>
+          <w:kern w:val="0"/>
+          <w:sz w:val="32"/>
+          <w:szCs w:val="32"/>
+          <w:rtl/>
+          <w:lang w:bidi="he-IL"/>
+          <w14:ligatures w14:val="none"/>
+        </w:rPr>
+        <w:t>נדרש</w:t>
+      </w:r>
+      <w:r>
+        <w:rPr>
+          <w:rFonts w:ascii="Times New Roman" w:eastAsia="Times New Roman" w:hAnsi="Times New Roman" w:cs="Times New Roman"/>
+          <w:i/>
+          <w:iCs/>
+          <w:kern w:val="0"/>
+          <w:sz w:val="32"/>
+          <w:szCs w:val="32"/>
+          <w:rtl/>
+          <w:lang w:bidi="he-IL"/>
+          <w14:ligatures w14:val="none"/>
+        </w:rPr>
+        <w:t xml:space="preserve"> </w:t>
+      </w:r>
+      <w:r>
+        <w:rPr>
+          <w:rFonts w:ascii="Times New Roman" w:eastAsia="Times New Roman" w:hAnsi="Times New Roman" w:cs="Times New Roman" w:hint="cs"/>
+          <w:i/>
+          <w:iCs/>
+          <w:kern w:val="0"/>
+          <w:sz w:val="32"/>
+          <w:szCs w:val="32"/>
+          <w:rtl/>
+          <w:lang w:bidi="he-IL"/>
+          <w14:ligatures w14:val="none"/>
+        </w:rPr>
+        <w:t>חשבון</w:t>
+      </w:r>
+      <w:r>
+        <w:rPr>
+          <w:rFonts w:ascii="Times New Roman" w:eastAsia="Times New Roman" w:hAnsi="Times New Roman" w:cs="Times New Roman"/>
+          <w:i/>
+          <w:iCs/>
+          <w:kern w:val="0"/>
+          <w:sz w:val="32"/>
+          <w:szCs w:val="32"/>
+          <w:rtl/>
+          <w:lang w:bidi="he-IL"/>
+          <w14:ligatures w14:val="none"/>
+        </w:rPr>
+        <w:t xml:space="preserve"> </w:t>
+      </w:r>
+      <w:r>
+        <w:rPr>
+          <w:rFonts w:ascii="Times New Roman" w:eastAsia="Times New Roman" w:hAnsi="Times New Roman" w:cs="Times New Roman" w:hint="cs"/>
+          <w:i/>
+          <w:iCs/>
+          <w:kern w:val="0"/>
+          <w:sz w:val="32"/>
+          <w:szCs w:val="32"/>
+          <w:rtl/>
+          <w:lang w:bidi="he-IL"/>
+          <w14:ligatures w14:val="none"/>
+        </w:rPr>
+        <w:t xml:space="preserve">  </w:t>
+      </w:r>
+      <w:r>
+        <w:rPr>
+          <w:rFonts w:ascii="Times New Roman" w:eastAsia="Times New Roman" w:hAnsi="Times New Roman" w:cs="Times New Roman" w:hint="cs"/>
+          <w:i/>
+          <w:iCs/>
+          <w:kern w:val="0"/>
+          <w:sz w:val="32"/>
+          <w:szCs w:val="32"/>
+          <w:rtl/>
+          <w:lang w:bidi="he-IL"/>
+          <w14:ligatures w14:val="none"/>
+        </w:rPr>
+        <w:t>נפש</w:t>
+      </w:r>
+      <w:r>
+        <w:rPr>
+          <w:rFonts w:ascii="Times New Roman" w:eastAsia="Times New Roman" w:hAnsi="Times New Roman" w:cs="Times New Roman"/>
+          <w:i/>
+          <w:iCs/>
+          <w:kern w:val="0"/>
+          <w:sz w:val="32"/>
+          <w:szCs w:val="32"/>
+          <w:rtl/>
+          <w:lang w:bidi="he-IL"/>
+          <w14:ligatures w14:val="none"/>
+        </w:rPr>
+        <w:t xml:space="preserve"> </w:t>
+      </w:r>
+      <w:r>
+        <w:rPr>
+          <w:rFonts w:ascii="Times New Roman" w:eastAsia="Times New Roman" w:hAnsi="Times New Roman" w:cs="Times New Roman" w:hint="cs"/>
+          <w:i/>
+          <w:iCs/>
+          <w:kern w:val="0"/>
+          <w:sz w:val="32"/>
+          <w:szCs w:val="32"/>
+          <w:rtl/>
+          <w:lang w:bidi="he-IL"/>
+          <w14:ligatures w14:val="none"/>
+        </w:rPr>
+        <w:t>אישי</w:t>
+      </w:r>
+      <w:r>
+        <w:rPr>
+          <w:rFonts w:ascii="Times New Roman" w:eastAsia="Times New Roman" w:hAnsi="Times New Roman" w:cs="Times New Roman"/>
+          <w:i/>
+          <w:iCs/>
+          <w:kern w:val="0"/>
+          <w:sz w:val="32"/>
+          <w:szCs w:val="32"/>
+          <w:rtl/>
+          <w:lang w:bidi="he-IL"/>
+          <w14:ligatures w14:val="none"/>
+        </w:rPr>
+        <w:t xml:space="preserve"> , </w:t>
+      </w:r>
+      <w:r>
+        <w:rPr>
+          <w:rFonts w:ascii="Times New Roman" w:eastAsia="Times New Roman" w:hAnsi="Times New Roman" w:cs="Times New Roman" w:hint="cs"/>
+          <w:i/>
+          <w:iCs/>
+          <w:kern w:val="0"/>
+          <w:sz w:val="32"/>
+          <w:szCs w:val="32"/>
+          <w:rtl/>
+          <w:lang w:bidi="he-IL"/>
+          <w14:ligatures w14:val="none"/>
+        </w:rPr>
+        <w:t>ונדרש</w:t>
+      </w:r>
+      <w:r>
+        <w:rPr>
+          <w:rFonts w:ascii="Times New Roman" w:eastAsia="Times New Roman" w:hAnsi="Times New Roman" w:cs="Times New Roman"/>
+          <w:i/>
+          <w:iCs/>
+          <w:kern w:val="0"/>
+          <w:sz w:val="32"/>
+          <w:szCs w:val="32"/>
+          <w:rtl/>
+          <w:lang w:bidi="he-IL"/>
+          <w14:ligatures w14:val="none"/>
+        </w:rPr>
+        <w:t xml:space="preserve"> </w:t>
+      </w:r>
+      <w:r>
+        <w:rPr>
+          <w:rFonts w:ascii="Times New Roman" w:eastAsia="Times New Roman" w:hAnsi="Times New Roman" w:cs="Times New Roman" w:hint="cs"/>
+          <w:i/>
+          <w:iCs/>
+          <w:kern w:val="0"/>
+          <w:sz w:val="32"/>
+          <w:szCs w:val="32"/>
+          <w:rtl/>
+          <w:lang w:bidi="he-IL"/>
+          <w14:ligatures w14:val="none"/>
+        </w:rPr>
+        <w:t>גם</w:t>
+      </w:r>
+      <w:r>
+        <w:rPr>
+          <w:rFonts w:ascii="Times New Roman" w:eastAsia="Times New Roman" w:hAnsi="Times New Roman" w:cs="Times New Roman"/>
+          <w:i/>
+          <w:iCs/>
+          <w:kern w:val="0"/>
+          <w:sz w:val="32"/>
+          <w:szCs w:val="32"/>
+          <w:rtl/>
+          <w:lang w:bidi="he-IL"/>
+          <w14:ligatures w14:val="none"/>
+        </w:rPr>
+        <w:t xml:space="preserve"> </w:t>
+      </w:r>
+      <w:r>
+        <w:rPr>
+          <w:rFonts w:ascii="Times New Roman" w:eastAsia="Times New Roman" w:hAnsi="Times New Roman" w:cs="Times New Roman" w:hint="cs"/>
+          <w:i/>
+          <w:iCs/>
+          <w:kern w:val="0"/>
+          <w:sz w:val="32"/>
+          <w:szCs w:val="32"/>
+          <w:rtl/>
+          <w:lang w:bidi="he-IL"/>
+          <w14:ligatures w14:val="none"/>
+        </w:rPr>
+        <w:t>חשבון</w:t>
+      </w:r>
+      <w:r>
+        <w:rPr>
+          <w:rFonts w:ascii="Times New Roman" w:eastAsia="Times New Roman" w:hAnsi="Times New Roman" w:cs="Times New Roman"/>
+          <w:i/>
+          <w:iCs/>
+          <w:kern w:val="0"/>
+          <w:sz w:val="32"/>
+          <w:szCs w:val="32"/>
+          <w:rtl/>
+          <w:lang w:bidi="he-IL"/>
+          <w14:ligatures w14:val="none"/>
+        </w:rPr>
+        <w:t xml:space="preserve"> </w:t>
+      </w:r>
+      <w:r>
+        <w:rPr>
+          <w:rFonts w:ascii="Times New Roman" w:eastAsia="Times New Roman" w:hAnsi="Times New Roman" w:cs="Times New Roman" w:hint="cs"/>
+          <w:i/>
+          <w:iCs/>
+          <w:color w:val="EE0000"/>
+          <w:kern w:val="0"/>
+          <w:sz w:val="32"/>
+          <w:szCs w:val="32"/>
+          <w:rtl/>
+          <w:lang w:bidi="he-IL"/>
+          <w14:ligatures w14:val="none"/>
+        </w:rPr>
+        <w:t>נפש</w:t>
+      </w:r>
+      <w:r>
+        <w:rPr>
+          <w:rFonts w:ascii="Times New Roman" w:eastAsia="Times New Roman" w:hAnsi="Times New Roman" w:cs="Times New Roman"/>
+          <w:i/>
+          <w:iCs/>
+          <w:color w:val="EE0000"/>
+          <w:kern w:val="0"/>
+          <w:sz w:val="32"/>
+          <w:szCs w:val="32"/>
+          <w:rtl/>
+          <w:lang w:bidi="he-IL"/>
+          <w14:ligatures w14:val="none"/>
+        </w:rPr>
+        <w:t xml:space="preserve"> </w:t>
+      </w:r>
+      <w:r>
+        <w:rPr>
+          <w:rFonts w:ascii="Times New Roman" w:eastAsia="Times New Roman" w:hAnsi="Times New Roman" w:cs="Times New Roman" w:hint="cs"/>
+          <w:i/>
+          <w:iCs/>
+          <w:kern w:val="0"/>
+          <w:sz w:val="32"/>
+          <w:szCs w:val="32"/>
+          <w:rtl/>
+          <w:lang w:bidi="he-IL"/>
+          <w14:ligatures w14:val="none"/>
+        </w:rPr>
+        <w:t>של</w:t>
+      </w:r>
+      <w:r>
+        <w:rPr>
+          <w:rFonts w:ascii="Times New Roman" w:eastAsia="Times New Roman" w:hAnsi="Times New Roman" w:cs="Times New Roman"/>
+          <w:i/>
+          <w:iCs/>
+          <w:kern w:val="0"/>
+          <w:sz w:val="32"/>
+          <w:szCs w:val="32"/>
+          <w:rtl/>
+          <w:lang w:bidi="he-IL"/>
+          <w14:ligatures w14:val="none"/>
+        </w:rPr>
+        <w:t xml:space="preserve"> </w:t>
+      </w:r>
+      <w:r>
+        <w:rPr>
+          <w:rFonts w:ascii="Times New Roman" w:eastAsia="Times New Roman" w:hAnsi="Times New Roman" w:cs="Times New Roman" w:hint="cs"/>
+          <w:i/>
+          <w:iCs/>
+          <w:kern w:val="0"/>
+          <w:sz w:val="32"/>
+          <w:szCs w:val="32"/>
+          <w:rtl/>
+          <w:lang w:bidi="he-IL"/>
+          <w14:ligatures w14:val="none"/>
+        </w:rPr>
+        <w:t>הבית</w:t>
+      </w:r>
+      <w:r>
+        <w:rPr>
+          <w:rFonts w:ascii="Times New Roman" w:eastAsia="Times New Roman" w:hAnsi="Times New Roman" w:cs="Times New Roman"/>
+          <w:i/>
+          <w:iCs/>
+          <w:kern w:val="0"/>
+          <w:sz w:val="32"/>
+          <w:szCs w:val="32"/>
+          <w:rtl/>
+          <w:lang w:bidi="he-IL"/>
+          <w14:ligatures w14:val="none"/>
+        </w:rPr>
+        <w:t xml:space="preserve"> </w:t>
+      </w:r>
+      <w:r>
+        <w:rPr>
+          <w:rFonts w:ascii="Times New Roman" w:eastAsia="Times New Roman" w:hAnsi="Times New Roman" w:cs="Times New Roman" w:hint="cs"/>
+          <w:i/>
+          <w:iCs/>
+          <w:kern w:val="0"/>
+          <w:sz w:val="32"/>
+          <w:szCs w:val="32"/>
+          <w:rtl/>
+          <w:lang w:bidi="he-IL"/>
+          <w14:ligatures w14:val="none"/>
+        </w:rPr>
+        <w:t>הזה</w:t>
+      </w:r>
+      <w:r>
+        <w:rPr>
+          <w:rFonts w:ascii="Times New Roman" w:eastAsia="Times New Roman" w:hAnsi="Times New Roman" w:cs="Times New Roman"/>
+          <w:i/>
+          <w:iCs/>
+          <w:kern w:val="0"/>
+          <w:sz w:val="32"/>
+          <w:szCs w:val="32"/>
+          <w:rtl/>
+          <w:lang w:bidi="he-IL"/>
+          <w14:ligatures w14:val="none"/>
+        </w:rPr>
+        <w:t xml:space="preserve"> .</w:t>
+      </w:r>
+      <w:r>
+        <w:rPr>
+          <w:rFonts w:ascii="Times New Roman" w:eastAsia="Times New Roman" w:hAnsi="Times New Roman" w:cs="Times New Roman" w:hint="cs"/>
+          <w:i/>
+          <w:iCs/>
+          <w:kern w:val="0"/>
+          <w:sz w:val="32"/>
+          <w:szCs w:val="32"/>
+          <w:rtl/>
+          <w:lang w:bidi="he-IL"/>
+          <w14:ligatures w14:val="none"/>
+        </w:rPr>
+        <w:t>"</w:t>
+      </w:r>
+    </w:p>
+    <w:p>
+      <w:pPr>
+        <w:pStyle w:val="ListParagraph"/>
+        <w:bidi/>
+        <w:spacing w:after="0" w:line="240" w:lineRule="auto"/>
+        <w:rPr>
+          <w:rFonts w:ascii="Times New Roman" w:eastAsia="Times New Roman" w:hAnsi="Times New Roman" w:cs="Times New Roman"/>
+          <w:kern w:val="0"/>
+          <w:sz w:val="32"/>
+          <w:szCs w:val="32"/>
+          <w:lang w:bidi="he-IL"/>
+          <w14:ligatures w14:val="none"/>
+        </w:rPr>
+      </w:pPr>
+    </w:p>
+    <w:p>
+      <w:pPr>
+        <w:bidi/>
+        <w:spacing w:after="0" w:line="240" w:lineRule="auto"/>
+        <w:ind w:left="720" w:firstLine="720"/>
+        <w:rPr>
+          <w:rFonts w:ascii="Times New Roman" w:eastAsia="Times New Roman" w:hAnsi="Times New Roman" w:cs="Times New Roman"/>
+          <w:b/>
+          <w:bCs/>
+          <w:kern w:val="0"/>
+          <w:sz w:val="32"/>
+          <w:szCs w:val="32"/>
+          <w:rtl/>
+          <w:lang w:bidi="he-IL"/>
+          <w14:ligatures w14:val="none"/>
+        </w:rPr>
+      </w:pPr>
+      <w:r>
+        <w:rPr>
+          <w:rFonts w:ascii="Times New Roman" w:eastAsia="Times New Roman" w:hAnsi="Times New Roman" w:cs="Times New Roman" w:hint="cs"/>
+          <w:b/>
+          <w:bCs/>
+          <w:kern w:val="0"/>
+          <w:sz w:val="32"/>
+          <w:szCs w:val="32"/>
+          <w:rtl/>
+          <w:lang w:bidi="he-IL"/>
+          <w14:ligatures w14:val="none"/>
+        </w:rPr>
+        <w:t>לאחר מיסוך:</w:t>
+      </w:r>
+    </w:p>
+    <w:p>
+      <w:pPr>
+        <w:bidi/>
+        <w:spacing w:after="0" w:line="240" w:lineRule="auto"/>
+        <w:ind w:left="1440"/>
+        <w:rPr>
+          <w:rFonts w:ascii="Times New Roman" w:eastAsia="Times New Roman" w:hAnsi="Times New Roman" w:cs="Times New Roman"/>
+          <w:i/>
+          <w:iCs/>
+          <w:kern w:val="0"/>
+          <w:sz w:val="32"/>
+          <w:szCs w:val="32"/>
+          <w:rtl/>
+          <w:lang w:bidi="he-IL"/>
+          <w14:ligatures w14:val="none"/>
+        </w:rPr>
+      </w:pPr>
+      <w:r>
+        <w:rPr>
+          <w:rFonts w:ascii="Times New Roman" w:eastAsia="Times New Roman" w:hAnsi="Times New Roman" w:cs="Times New Roman" w:hint="cs"/>
+          <w:i/>
+          <w:iCs/>
+          <w:kern w:val="0"/>
+          <w:sz w:val="32"/>
+          <w:szCs w:val="32"/>
+          <w:rtl/>
+          <w:lang w:bidi="he-IL"/>
+          <w14:ligatures w14:val="none"/>
+        </w:rPr>
+        <w:t>"</w:t>
+      </w:r>
+      <w:r>
+        <w:rPr>
+          <w:i/>
+          <w:iCs/>
+        </w:rPr>
+        <w:t xml:space="preserve"> </w:t>
+      </w:r>
+      <w:r>
+        <w:rPr>
+          <w:rFonts w:ascii="Times New Roman" w:eastAsia="Times New Roman" w:hAnsi="Times New Roman" w:cs="Times New Roman" w:hint="cs"/>
+          <w:i/>
+          <w:iCs/>
+          <w:kern w:val="0"/>
+          <w:sz w:val="32"/>
+          <w:szCs w:val="32"/>
+          <w:rtl/>
+          <w:lang w:bidi="he-IL"/>
+          <w14:ligatures w14:val="none"/>
+        </w:rPr>
+        <w:t>חשבון</w:t>
+      </w:r>
+      <w:r>
+        <w:rPr>
+          <w:rFonts w:ascii="Times New Roman" w:eastAsia="Times New Roman" w:hAnsi="Times New Roman" w:cs="Times New Roman"/>
+          <w:i/>
+          <w:iCs/>
+          <w:kern w:val="0"/>
+          <w:sz w:val="32"/>
+          <w:szCs w:val="32"/>
+          <w:rtl/>
+          <w:lang w:bidi="he-IL"/>
+          <w14:ligatures w14:val="none"/>
+        </w:rPr>
+        <w:t xml:space="preserve"> </w:t>
+      </w:r>
+      <w:r>
+        <w:rPr>
+          <w:rFonts w:ascii="Times New Roman" w:eastAsia="Times New Roman" w:hAnsi="Times New Roman" w:cs="Times New Roman" w:hint="cs"/>
+          <w:i/>
+          <w:iCs/>
+          <w:kern w:val="0"/>
+          <w:sz w:val="32"/>
+          <w:szCs w:val="32"/>
+          <w:rtl/>
+          <w:lang w:bidi="he-IL"/>
+          <w14:ligatures w14:val="none"/>
+        </w:rPr>
+        <w:t>הנפש</w:t>
+      </w:r>
+      <w:r>
+        <w:rPr>
+          <w:rFonts w:ascii="Times New Roman" w:eastAsia="Times New Roman" w:hAnsi="Times New Roman" w:cs="Times New Roman"/>
+          <w:i/>
+          <w:iCs/>
+          <w:kern w:val="0"/>
+          <w:sz w:val="32"/>
+          <w:szCs w:val="32"/>
+          <w:rtl/>
+          <w:lang w:bidi="he-IL"/>
+          <w14:ligatures w14:val="none"/>
+        </w:rPr>
+        <w:t xml:space="preserve"> </w:t>
+      </w:r>
+      <w:r>
+        <w:rPr>
+          <w:rFonts w:ascii="Times New Roman" w:eastAsia="Times New Roman" w:hAnsi="Times New Roman" w:cs="Times New Roman" w:hint="cs"/>
+          <w:i/>
+          <w:iCs/>
+          <w:kern w:val="0"/>
+          <w:sz w:val="32"/>
+          <w:szCs w:val="32"/>
+          <w:rtl/>
+          <w:lang w:bidi="he-IL"/>
+          <w14:ligatures w14:val="none"/>
+        </w:rPr>
+        <w:t>בשבוע</w:t>
+      </w:r>
+      <w:r>
+        <w:rPr>
+          <w:rFonts w:ascii="Times New Roman" w:eastAsia="Times New Roman" w:hAnsi="Times New Roman" w:cs="Times New Roman"/>
+          <w:i/>
+          <w:iCs/>
+          <w:kern w:val="0"/>
+          <w:sz w:val="32"/>
+          <w:szCs w:val="32"/>
+          <w:rtl/>
+          <w:lang w:bidi="he-IL"/>
+          <w14:ligatures w14:val="none"/>
+        </w:rPr>
+        <w:t xml:space="preserve"> [*] </w:t>
+      </w:r>
+      <w:r>
+        <w:rPr>
+          <w:rFonts w:ascii="Times New Roman" w:eastAsia="Times New Roman" w:hAnsi="Times New Roman" w:cs="Times New Roman" w:hint="cs"/>
+          <w:i/>
+          <w:iCs/>
+          <w:kern w:val="0"/>
+          <w:sz w:val="32"/>
+          <w:szCs w:val="32"/>
+          <w:rtl/>
+          <w:lang w:bidi="he-IL"/>
+          <w14:ligatures w14:val="none"/>
+        </w:rPr>
+        <w:t>היה</w:t>
+      </w:r>
+      <w:r>
+        <w:rPr>
+          <w:rFonts w:ascii="Times New Roman" w:eastAsia="Times New Roman" w:hAnsi="Times New Roman" w:cs="Times New Roman"/>
+          <w:i/>
+          <w:iCs/>
+          <w:kern w:val="0"/>
+          <w:sz w:val="32"/>
+          <w:szCs w:val="32"/>
+          <w:rtl/>
+          <w:lang w:bidi="he-IL"/>
+          <w14:ligatures w14:val="none"/>
+        </w:rPr>
+        <w:t xml:space="preserve"> </w:t>
+      </w:r>
+      <w:r>
+        <w:rPr>
+          <w:rFonts w:ascii="Times New Roman" w:eastAsia="Times New Roman" w:hAnsi="Times New Roman" w:cs="Times New Roman" w:hint="cs"/>
+          <w:i/>
+          <w:iCs/>
+          <w:kern w:val="0"/>
+          <w:sz w:val="32"/>
+          <w:szCs w:val="32"/>
+          <w:rtl/>
+          <w:lang w:bidi="he-IL"/>
+          <w14:ligatures w14:val="none"/>
+        </w:rPr>
+        <w:t>חשבון</w:t>
+      </w:r>
+      <w:r>
+        <w:rPr>
+          <w:rFonts w:ascii="Times New Roman" w:eastAsia="Times New Roman" w:hAnsi="Times New Roman" w:cs="Times New Roman"/>
+          <w:i/>
+          <w:iCs/>
+          <w:kern w:val="0"/>
+          <w:sz w:val="32"/>
+          <w:szCs w:val="32"/>
+          <w:rtl/>
+          <w:lang w:bidi="he-IL"/>
+          <w14:ligatures w14:val="none"/>
+        </w:rPr>
+        <w:t xml:space="preserve"> </w:t>
+      </w:r>
+      <w:r>
+        <w:rPr>
+          <w:rFonts w:ascii="Times New Roman" w:eastAsia="Times New Roman" w:hAnsi="Times New Roman" w:cs="Times New Roman" w:hint="cs"/>
+          <w:i/>
+          <w:iCs/>
+          <w:kern w:val="0"/>
+          <w:sz w:val="32"/>
+          <w:szCs w:val="32"/>
+          <w:rtl/>
+          <w:lang w:bidi="he-IL"/>
+          <w14:ligatures w14:val="none"/>
+        </w:rPr>
+        <w:t>נפש</w:t>
+      </w:r>
+      <w:r>
+        <w:rPr>
+          <w:rFonts w:ascii="Times New Roman" w:eastAsia="Times New Roman" w:hAnsi="Times New Roman" w:cs="Times New Roman"/>
+          <w:i/>
+          <w:iCs/>
+          <w:kern w:val="0"/>
+          <w:sz w:val="32"/>
+          <w:szCs w:val="32"/>
+          <w:rtl/>
+          <w:lang w:bidi="he-IL"/>
+          <w14:ligatures w14:val="none"/>
+        </w:rPr>
+        <w:t xml:space="preserve"> </w:t>
+      </w:r>
+      <w:r>
+        <w:rPr>
+          <w:rFonts w:ascii="Times New Roman" w:eastAsia="Times New Roman" w:hAnsi="Times New Roman" w:cs="Times New Roman" w:hint="cs"/>
+          <w:i/>
+          <w:iCs/>
+          <w:kern w:val="0"/>
+          <w:sz w:val="32"/>
+          <w:szCs w:val="32"/>
+          <w:rtl/>
+          <w:lang w:bidi="he-IL"/>
+          <w14:ligatures w14:val="none"/>
+        </w:rPr>
+        <w:t>אישי</w:t>
+      </w:r>
+      <w:r>
+        <w:rPr>
+          <w:rFonts w:ascii="Times New Roman" w:eastAsia="Times New Roman" w:hAnsi="Times New Roman" w:cs="Times New Roman"/>
+          <w:i/>
+          <w:iCs/>
+          <w:kern w:val="0"/>
+          <w:sz w:val="32"/>
+          <w:szCs w:val="32"/>
+          <w:rtl/>
+          <w:lang w:bidi="he-IL"/>
+          <w14:ligatures w14:val="none"/>
+        </w:rPr>
+        <w:t xml:space="preserve"> , </w:t>
+      </w:r>
+      <w:r>
+        <w:rPr>
+          <w:rFonts w:ascii="Times New Roman" w:eastAsia="Times New Roman" w:hAnsi="Times New Roman" w:cs="Times New Roman" w:hint="cs"/>
+          <w:i/>
+          <w:iCs/>
+          <w:kern w:val="0"/>
+          <w:sz w:val="32"/>
+          <w:szCs w:val="32"/>
+          <w:rtl/>
+          <w:lang w:bidi="he-IL"/>
+          <w14:ligatures w14:val="none"/>
+        </w:rPr>
+        <w:t>נדרש</w:t>
+      </w:r>
+      <w:r>
+        <w:rPr>
+          <w:rFonts w:ascii="Times New Roman" w:eastAsia="Times New Roman" w:hAnsi="Times New Roman" w:cs="Times New Roman"/>
+          <w:i/>
+          <w:iCs/>
+          <w:kern w:val="0"/>
+          <w:sz w:val="32"/>
+          <w:szCs w:val="32"/>
+          <w:rtl/>
+          <w:lang w:bidi="he-IL"/>
+          <w14:ligatures w14:val="none"/>
+        </w:rPr>
+        <w:t xml:space="preserve"> </w:t>
+      </w:r>
+      <w:r>
+        <w:rPr>
+          <w:rFonts w:ascii="Times New Roman" w:eastAsia="Times New Roman" w:hAnsi="Times New Roman" w:cs="Times New Roman" w:hint="cs"/>
+          <w:i/>
+          <w:iCs/>
+          <w:kern w:val="0"/>
+          <w:sz w:val="32"/>
+          <w:szCs w:val="32"/>
+          <w:rtl/>
+          <w:lang w:bidi="he-IL"/>
+          <w14:ligatures w14:val="none"/>
+        </w:rPr>
+        <w:t>חשבון</w:t>
+      </w:r>
+      <w:r>
+        <w:rPr>
+          <w:rFonts w:ascii="Times New Roman" w:eastAsia="Times New Roman" w:hAnsi="Times New Roman" w:cs="Times New Roman"/>
+          <w:i/>
+          <w:iCs/>
+          <w:kern w:val="0"/>
+          <w:sz w:val="32"/>
+          <w:szCs w:val="32"/>
+          <w:rtl/>
+          <w:lang w:bidi="he-IL"/>
+          <w14:ligatures w14:val="none"/>
+        </w:rPr>
+        <w:t xml:space="preserve"> </w:t>
+      </w:r>
+      <w:r>
+        <w:rPr>
+          <w:rFonts w:ascii="Times New Roman" w:eastAsia="Times New Roman" w:hAnsi="Times New Roman" w:cs="Times New Roman" w:hint="cs"/>
+          <w:i/>
+          <w:iCs/>
+          <w:kern w:val="0"/>
+          <w:sz w:val="32"/>
+          <w:szCs w:val="32"/>
+          <w:rtl/>
+          <w:lang w:bidi="he-IL"/>
+          <w14:ligatures w14:val="none"/>
+        </w:rPr>
+        <w:t>נפש</w:t>
+      </w:r>
+      <w:r>
+        <w:rPr>
+          <w:rFonts w:ascii="Times New Roman" w:eastAsia="Times New Roman" w:hAnsi="Times New Roman" w:cs="Times New Roman"/>
+          <w:i/>
+          <w:iCs/>
+          <w:kern w:val="0"/>
+          <w:sz w:val="32"/>
+          <w:szCs w:val="32"/>
+          <w:rtl/>
+          <w:lang w:bidi="he-IL"/>
+          <w14:ligatures w14:val="none"/>
+        </w:rPr>
+        <w:t xml:space="preserve"> </w:t>
+      </w:r>
+      <w:r>
+        <w:rPr>
+          <w:rFonts w:ascii="Times New Roman" w:eastAsia="Times New Roman" w:hAnsi="Times New Roman" w:cs="Times New Roman" w:hint="cs"/>
+          <w:i/>
+          <w:iCs/>
+          <w:kern w:val="0"/>
+          <w:sz w:val="32"/>
+          <w:szCs w:val="32"/>
+          <w:rtl/>
+          <w:lang w:bidi="he-IL"/>
+          <w14:ligatures w14:val="none"/>
+        </w:rPr>
+        <w:t>אישי</w:t>
+      </w:r>
+      <w:r>
+        <w:rPr>
+          <w:rFonts w:ascii="Times New Roman" w:eastAsia="Times New Roman" w:hAnsi="Times New Roman" w:cs="Times New Roman"/>
+          <w:i/>
+          <w:iCs/>
+          <w:kern w:val="0"/>
+          <w:sz w:val="32"/>
+          <w:szCs w:val="32"/>
+          <w:rtl/>
+          <w:lang w:bidi="he-IL"/>
+          <w14:ligatures w14:val="none"/>
+        </w:rPr>
+        <w:t xml:space="preserve"> , </w:t>
+      </w:r>
+      <w:r>
+        <w:rPr>
+          <w:rFonts w:ascii="Times New Roman" w:eastAsia="Times New Roman" w:hAnsi="Times New Roman" w:cs="Times New Roman" w:hint="cs"/>
+          <w:i/>
+          <w:iCs/>
+          <w:kern w:val="0"/>
+          <w:sz w:val="32"/>
+          <w:szCs w:val="32"/>
+          <w:rtl/>
+          <w:lang w:bidi="he-IL"/>
+          <w14:ligatures w14:val="none"/>
+        </w:rPr>
+        <w:t>ונדרש</w:t>
+      </w:r>
+      <w:r>
+        <w:rPr>
+          <w:rFonts w:ascii="Times New Roman" w:eastAsia="Times New Roman" w:hAnsi="Times New Roman" w:cs="Times New Roman"/>
+          <w:i/>
+          <w:iCs/>
+          <w:kern w:val="0"/>
+          <w:sz w:val="32"/>
+          <w:szCs w:val="32"/>
+          <w:rtl/>
+          <w:lang w:bidi="he-IL"/>
+          <w14:ligatures w14:val="none"/>
+        </w:rPr>
+        <w:t xml:space="preserve"> </w:t>
+      </w:r>
+      <w:r>
+        <w:rPr>
+          <w:rFonts w:ascii="Times New Roman" w:eastAsia="Times New Roman" w:hAnsi="Times New Roman" w:cs="Times New Roman" w:hint="cs"/>
+          <w:i/>
+          <w:iCs/>
+          <w:kern w:val="0"/>
+          <w:sz w:val="32"/>
+          <w:szCs w:val="32"/>
+          <w:rtl/>
+          <w:lang w:bidi="he-IL"/>
+          <w14:ligatures w14:val="none"/>
+        </w:rPr>
+        <w:t>גם</w:t>
+      </w:r>
+      <w:r>
+        <w:rPr>
+          <w:rFonts w:ascii="Times New Roman" w:eastAsia="Times New Roman" w:hAnsi="Times New Roman" w:cs="Times New Roman"/>
+          <w:i/>
+          <w:iCs/>
+          <w:kern w:val="0"/>
+          <w:sz w:val="32"/>
+          <w:szCs w:val="32"/>
+          <w:rtl/>
+          <w:lang w:bidi="he-IL"/>
+          <w14:ligatures w14:val="none"/>
+        </w:rPr>
+        <w:t xml:space="preserve"> </w:t>
+      </w:r>
+      <w:r>
+        <w:rPr>
+          <w:rFonts w:ascii="Times New Roman" w:eastAsia="Times New Roman" w:hAnsi="Times New Roman" w:cs="Times New Roman" w:hint="cs"/>
+          <w:i/>
+          <w:iCs/>
+          <w:kern w:val="0"/>
+          <w:sz w:val="32"/>
+          <w:szCs w:val="32"/>
+          <w:rtl/>
+          <w:lang w:bidi="he-IL"/>
+          <w14:ligatures w14:val="none"/>
+        </w:rPr>
+        <w:t>חשבון</w:t>
+      </w:r>
+      <w:r>
+        <w:rPr>
+          <w:rFonts w:ascii="Times New Roman" w:eastAsia="Times New Roman" w:hAnsi="Times New Roman" w:cs="Times New Roman"/>
+          <w:i/>
+          <w:iCs/>
+          <w:kern w:val="0"/>
+          <w:sz w:val="32"/>
+          <w:szCs w:val="32"/>
+          <w:rtl/>
+          <w:lang w:bidi="he-IL"/>
+          <w14:ligatures w14:val="none"/>
+        </w:rPr>
+        <w:t xml:space="preserve"> [*] </w:t>
+      </w:r>
+      <w:r>
+        <w:rPr>
+          <w:rFonts w:ascii="Times New Roman" w:eastAsia="Times New Roman" w:hAnsi="Times New Roman" w:cs="Times New Roman" w:hint="cs"/>
+          <w:i/>
+          <w:iCs/>
+          <w:kern w:val="0"/>
+          <w:sz w:val="32"/>
+          <w:szCs w:val="32"/>
+          <w:rtl/>
+          <w:lang w:bidi="he-IL"/>
+          <w14:ligatures w14:val="none"/>
+        </w:rPr>
+        <w:t>של</w:t>
+      </w:r>
+      <w:r>
+        <w:rPr>
+          <w:rFonts w:ascii="Times New Roman" w:eastAsia="Times New Roman" w:hAnsi="Times New Roman" w:cs="Times New Roman"/>
+          <w:i/>
+          <w:iCs/>
+          <w:kern w:val="0"/>
+          <w:sz w:val="32"/>
+          <w:szCs w:val="32"/>
+          <w:rtl/>
+          <w:lang w:bidi="he-IL"/>
+          <w14:ligatures w14:val="none"/>
+        </w:rPr>
+        <w:t xml:space="preserve"> </w:t>
+      </w:r>
+      <w:r>
+        <w:rPr>
+          <w:rFonts w:ascii="Times New Roman" w:eastAsia="Times New Roman" w:hAnsi="Times New Roman" w:cs="Times New Roman" w:hint="cs"/>
+          <w:i/>
+          <w:iCs/>
+          <w:kern w:val="0"/>
+          <w:sz w:val="32"/>
+          <w:szCs w:val="32"/>
+          <w:rtl/>
+          <w:lang w:bidi="he-IL"/>
+          <w14:ligatures w14:val="none"/>
+        </w:rPr>
+        <w:t>הבית</w:t>
+      </w:r>
+      <w:r>
+        <w:rPr>
+          <w:rFonts w:ascii="Times New Roman" w:eastAsia="Times New Roman" w:hAnsi="Times New Roman" w:cs="Times New Roman"/>
+          <w:i/>
+          <w:iCs/>
+          <w:kern w:val="0"/>
+          <w:sz w:val="32"/>
+          <w:szCs w:val="32"/>
+          <w:rtl/>
+          <w:lang w:bidi="he-IL"/>
+          <w14:ligatures w14:val="none"/>
+        </w:rPr>
+        <w:t xml:space="preserve"> </w:t>
+      </w:r>
+      <w:r>
+        <w:rPr>
+          <w:rFonts w:ascii="Times New Roman" w:eastAsia="Times New Roman" w:hAnsi="Times New Roman" w:cs="Times New Roman" w:hint="cs"/>
+          <w:i/>
+          <w:iCs/>
+          <w:kern w:val="0"/>
+          <w:sz w:val="32"/>
+          <w:szCs w:val="32"/>
+          <w:rtl/>
+          <w:lang w:bidi="he-IL"/>
+          <w14:ligatures w14:val="none"/>
+        </w:rPr>
+        <w:t>הזה</w:t>
+      </w:r>
+      <w:r>
+        <w:rPr>
+          <w:rFonts w:ascii="Times New Roman" w:eastAsia="Times New Roman" w:hAnsi="Times New Roman" w:cs="Times New Roman"/>
+          <w:i/>
+          <w:iCs/>
+          <w:kern w:val="0"/>
+          <w:sz w:val="32"/>
+          <w:szCs w:val="32"/>
+          <w:rtl/>
+          <w:lang w:bidi="he-IL"/>
+          <w14:ligatures w14:val="none"/>
+        </w:rPr>
+        <w:t xml:space="preserve"> .</w:t>
+      </w:r>
+      <w:r>
+        <w:rPr>
+          <w:rFonts w:ascii="Times New Roman" w:eastAsia="Times New Roman" w:hAnsi="Times New Roman" w:cs="Times New Roman" w:hint="cs"/>
+          <w:i/>
+          <w:iCs/>
+          <w:kern w:val="0"/>
+          <w:sz w:val="32"/>
+          <w:szCs w:val="32"/>
+          <w:rtl/>
+          <w:lang w:bidi="he-IL"/>
+          <w14:ligatures w14:val="none"/>
+        </w:rPr>
+        <w:t>"</w:t>
+      </w:r>
+    </w:p>
+    <w:p>
+      <w:pPr>
+        <w:bidi/>
+        <w:spacing w:after="0" w:line="240" w:lineRule="auto"/>
+        <w:ind w:left="1440"/>
+        <w:rPr>
+          <w:rFonts w:ascii="Times New Roman" w:eastAsia="Times New Roman" w:hAnsi="Times New Roman" w:cs="Times New Roman"/>
+          <w:kern w:val="0"/>
+          <w:sz w:val="32"/>
+          <w:szCs w:val="32"/>
+          <w:rtl/>
+          <w:lang w:bidi="he-IL"/>
+          <w14:ligatures w14:val="none"/>
+        </w:rPr>
+      </w:pPr>
+    </w:p>
+    <w:p>
+      <w:pPr>
+        <w:bidi/>
+        <w:spacing w:after="0" w:line="240" w:lineRule="auto"/>
+        <w:ind w:left="1440"/>
+        <w:rPr>
+          <w:rFonts w:ascii="Times New Roman" w:eastAsia="Times New Roman" w:hAnsi="Times New Roman" w:cs="Times New Roman"/>
+          <w:b/>
+          <w:bCs/>
+          <w:kern w:val="0"/>
+          <w:sz w:val="32"/>
+          <w:szCs w:val="32"/>
+          <w:rtl/>
+          <w:lang w:bidi="he-IL"/>
+          <w14:ligatures w14:val="none"/>
+        </w:rPr>
+      </w:pPr>
+      <w:r>
+        <w:rPr>
+          <w:rFonts w:ascii="Times New Roman" w:eastAsia="Times New Roman" w:hAnsi="Times New Roman" w:cs="Times New Roman" w:hint="cs"/>
+          <w:b/>
+          <w:bCs/>
+          <w:kern w:val="0"/>
+          <w:sz w:val="32"/>
+          <w:szCs w:val="32"/>
+          <w:rtl/>
+          <w:lang w:bidi="he-IL"/>
+          <w14:ligatures w14:val="none"/>
+        </w:rPr>
+        <w:t>לאחר חיזוי:</w:t>
+      </w:r>
+    </w:p>
+    <w:p>
+      <w:pPr>
+        <w:bidi/>
+        <w:spacing w:after="0" w:line="240" w:lineRule="auto"/>
+        <w:ind w:left="1440"/>
+        <w:rPr>
+          <w:rFonts w:ascii="Times New Roman" w:eastAsia="Times New Roman" w:hAnsi="Times New Roman" w:cs="Times New Roman"/>
+          <w:b/>
+          <w:bCs/>
+          <w:i/>
+          <w:iCs/>
+          <w:kern w:val="0"/>
+          <w:sz w:val="32"/>
+          <w:szCs w:val="32"/>
+          <w:rtl/>
+          <w:lang w:bidi="he-IL"/>
+          <w14:ligatures w14:val="none"/>
+        </w:rPr>
+      </w:pPr>
+      <w:r>
+        <w:rPr>
+          <w:rFonts w:ascii="Times New Roman" w:eastAsia="Times New Roman" w:hAnsi="Times New Roman" w:cs="Times New Roman" w:hint="cs"/>
+          <w:b/>
+          <w:bCs/>
+          <w:i/>
+          <w:iCs/>
+          <w:kern w:val="0"/>
+          <w:sz w:val="32"/>
+          <w:szCs w:val="32"/>
+          <w:rtl/>
+          <w:lang w:bidi="he-IL"/>
+          <w14:ligatures w14:val="none"/>
+        </w:rPr>
+        <w:t>"</w:t>
+      </w:r>
+      <w:r>
+        <w:rPr>
+          <w:rFonts w:hint="cs"/>
+          <w:i/>
+          <w:iCs/>
+          <w:rtl/>
+          <w:lang w:bidi="he-IL"/>
+        </w:rPr>
+        <w:t xml:space="preserve"> </w:t>
+      </w:r>
+      <w:r>
+        <w:rPr>
+          <w:rFonts w:ascii="Times New Roman" w:eastAsia="Times New Roman" w:hAnsi="Times New Roman" w:cs="Times New Roman" w:hint="cs"/>
+          <w:i/>
+          <w:iCs/>
+          <w:kern w:val="0"/>
+          <w:sz w:val="32"/>
+          <w:szCs w:val="32"/>
+          <w:rtl/>
+          <w:lang w:bidi="he-IL"/>
+          <w14:ligatures w14:val="none"/>
+        </w:rPr>
+        <w:t>חשבון</w:t>
+      </w:r>
+      <w:r>
+        <w:rPr>
+          <w:rFonts w:ascii="Times New Roman" w:eastAsia="Times New Roman" w:hAnsi="Times New Roman" w:cs="Times New Roman"/>
+          <w:i/>
+          <w:iCs/>
+          <w:kern w:val="0"/>
+          <w:sz w:val="32"/>
+          <w:szCs w:val="32"/>
+          <w:rtl/>
+          <w:lang w:bidi="he-IL"/>
+          <w14:ligatures w14:val="none"/>
+        </w:rPr>
+        <w:t xml:space="preserve"> </w:t>
+      </w:r>
+      <w:r>
+        <w:rPr>
+          <w:rFonts w:ascii="Times New Roman" w:eastAsia="Times New Roman" w:hAnsi="Times New Roman" w:cs="Times New Roman" w:hint="cs"/>
+          <w:i/>
+          <w:iCs/>
+          <w:kern w:val="0"/>
+          <w:sz w:val="32"/>
+          <w:szCs w:val="32"/>
+          <w:rtl/>
+          <w:lang w:bidi="he-IL"/>
+          <w14:ligatures w14:val="none"/>
+        </w:rPr>
+        <w:t>הנפש</w:t>
+      </w:r>
+      <w:r>
+        <w:rPr>
+          <w:rFonts w:ascii="Times New Roman" w:eastAsia="Times New Roman" w:hAnsi="Times New Roman" w:cs="Times New Roman"/>
+          <w:i/>
+          <w:iCs/>
+          <w:kern w:val="0"/>
+          <w:sz w:val="32"/>
+          <w:szCs w:val="32"/>
+          <w:rtl/>
+          <w:lang w:bidi="he-IL"/>
+          <w14:ligatures w14:val="none"/>
+        </w:rPr>
+        <w:t xml:space="preserve"> </w:t>
+      </w:r>
+      <w:r>
+        <w:rPr>
+          <w:rFonts w:ascii="Times New Roman" w:eastAsia="Times New Roman" w:hAnsi="Times New Roman" w:cs="Times New Roman" w:hint="cs"/>
+          <w:i/>
+          <w:iCs/>
+          <w:kern w:val="0"/>
+          <w:sz w:val="32"/>
+          <w:szCs w:val="32"/>
+          <w:rtl/>
+          <w:lang w:bidi="he-IL"/>
+          <w14:ligatures w14:val="none"/>
+        </w:rPr>
+        <w:t>בשבוע</w:t>
+      </w:r>
+      <w:r>
+        <w:rPr>
+          <w:rFonts w:ascii="Times New Roman" w:eastAsia="Times New Roman" w:hAnsi="Times New Roman" w:cs="Times New Roman"/>
+          <w:i/>
+          <w:iCs/>
+          <w:kern w:val="0"/>
+          <w:sz w:val="32"/>
+          <w:szCs w:val="32"/>
+          <w:rtl/>
+          <w:lang w:bidi="he-IL"/>
+          <w14:ligatures w14:val="none"/>
+        </w:rPr>
+        <w:t xml:space="preserve"> </w:t>
+      </w:r>
+      <w:r>
+        <w:rPr>
+          <w:rFonts w:ascii="Times New Roman" w:eastAsia="Times New Roman" w:hAnsi="Times New Roman" w:cs="Times New Roman" w:hint="cs"/>
+          <w:i/>
+          <w:iCs/>
+          <w:color w:val="EE0000"/>
+          <w:kern w:val="0"/>
+          <w:sz w:val="32"/>
+          <w:szCs w:val="32"/>
+          <w:rtl/>
+          <w:lang w:bidi="he-IL"/>
+          <w14:ligatures w14:val="none"/>
+        </w:rPr>
+        <w:t>שעבר</w:t>
+      </w:r>
+      <w:r>
+        <w:rPr>
+          <w:rFonts w:ascii="Times New Roman" w:eastAsia="Times New Roman" w:hAnsi="Times New Roman" w:cs="Times New Roman"/>
+          <w:i/>
+          <w:iCs/>
+          <w:color w:val="EE0000"/>
+          <w:kern w:val="0"/>
+          <w:sz w:val="32"/>
+          <w:szCs w:val="32"/>
+          <w:rtl/>
+          <w:lang w:bidi="he-IL"/>
+          <w14:ligatures w14:val="none"/>
+        </w:rPr>
+        <w:t xml:space="preserve"> </w:t>
+      </w:r>
+      <w:r>
+        <w:rPr>
+          <w:rFonts w:ascii="Times New Roman" w:eastAsia="Times New Roman" w:hAnsi="Times New Roman" w:cs="Times New Roman" w:hint="cs"/>
+          <w:i/>
+          <w:iCs/>
+          <w:kern w:val="0"/>
+          <w:sz w:val="32"/>
+          <w:szCs w:val="32"/>
+          <w:rtl/>
+          <w:lang w:bidi="he-IL"/>
+          <w14:ligatures w14:val="none"/>
+        </w:rPr>
+        <w:t>היה</w:t>
+      </w:r>
+      <w:r>
+        <w:rPr>
+          <w:rFonts w:ascii="Times New Roman" w:eastAsia="Times New Roman" w:hAnsi="Times New Roman" w:cs="Times New Roman"/>
+          <w:i/>
+          <w:iCs/>
+          <w:kern w:val="0"/>
+          <w:sz w:val="32"/>
+          <w:szCs w:val="32"/>
+          <w:rtl/>
+          <w:lang w:bidi="he-IL"/>
+          <w14:ligatures w14:val="none"/>
+        </w:rPr>
+        <w:t xml:space="preserve"> </w:t>
+      </w:r>
+      <w:r>
+        <w:rPr>
+          <w:rFonts w:ascii="Times New Roman" w:eastAsia="Times New Roman" w:hAnsi="Times New Roman" w:cs="Times New Roman" w:hint="cs"/>
+          <w:i/>
+          <w:iCs/>
+          <w:kern w:val="0"/>
+          <w:sz w:val="32"/>
+          <w:szCs w:val="32"/>
+          <w:rtl/>
+          <w:lang w:bidi="he-IL"/>
+          <w14:ligatures w14:val="none"/>
+        </w:rPr>
+        <w:t>חשבון</w:t>
+      </w:r>
+      <w:r>
+        <w:rPr>
+          <w:rFonts w:ascii="Times New Roman" w:eastAsia="Times New Roman" w:hAnsi="Times New Roman" w:cs="Times New Roman"/>
+          <w:i/>
+          <w:iCs/>
+          <w:kern w:val="0"/>
+          <w:sz w:val="32"/>
+          <w:szCs w:val="32"/>
+          <w:rtl/>
+          <w:lang w:bidi="he-IL"/>
+          <w14:ligatures w14:val="none"/>
+        </w:rPr>
+        <w:t xml:space="preserve"> </w:t>
+      </w:r>
+      <w:r>
+        <w:rPr>
+          <w:rFonts w:ascii="Times New Roman" w:eastAsia="Times New Roman" w:hAnsi="Times New Roman" w:cs="Times New Roman" w:hint="cs"/>
+          <w:i/>
+          <w:iCs/>
+          <w:kern w:val="0"/>
+          <w:sz w:val="32"/>
+          <w:szCs w:val="32"/>
+          <w:rtl/>
+          <w:lang w:bidi="he-IL"/>
+          <w14:ligatures w14:val="none"/>
+        </w:rPr>
+        <w:t>נפש</w:t>
+      </w:r>
+      <w:r>
+        <w:rPr>
+          <w:rFonts w:ascii="Times New Roman" w:eastAsia="Times New Roman" w:hAnsi="Times New Roman" w:cs="Times New Roman"/>
+          <w:i/>
+          <w:iCs/>
+          <w:kern w:val="0"/>
+          <w:sz w:val="32"/>
+          <w:szCs w:val="32"/>
+          <w:rtl/>
+          <w:lang w:bidi="he-IL"/>
+          <w14:ligatures w14:val="none"/>
+        </w:rPr>
+        <w:t xml:space="preserve"> </w:t>
+      </w:r>
+      <w:r>
+        <w:rPr>
+          <w:rFonts w:ascii="Times New Roman" w:eastAsia="Times New Roman" w:hAnsi="Times New Roman" w:cs="Times New Roman" w:hint="cs"/>
+          <w:i/>
+          <w:iCs/>
+          <w:kern w:val="0"/>
+          <w:sz w:val="32"/>
+          <w:szCs w:val="32"/>
+          <w:rtl/>
+          <w:lang w:bidi="he-IL"/>
+          <w14:ligatures w14:val="none"/>
+        </w:rPr>
+        <w:t>אישי</w:t>
+      </w:r>
+      <w:r>
+        <w:rPr>
+          <w:rFonts w:ascii="Times New Roman" w:eastAsia="Times New Roman" w:hAnsi="Times New Roman" w:cs="Times New Roman"/>
+          <w:i/>
+          <w:iCs/>
+          <w:kern w:val="0"/>
+          <w:sz w:val="32"/>
+          <w:szCs w:val="32"/>
+          <w:rtl/>
+          <w:lang w:bidi="he-IL"/>
+          <w14:ligatures w14:val="none"/>
+        </w:rPr>
+        <w:t xml:space="preserve"> , </w:t>
+      </w:r>
+      <w:r>
+        <w:rPr>
+          <w:rFonts w:ascii="Times New Roman" w:eastAsia="Times New Roman" w:hAnsi="Times New Roman" w:cs="Times New Roman" w:hint="cs"/>
+          <w:i/>
+          <w:iCs/>
+          <w:kern w:val="0"/>
+          <w:sz w:val="32"/>
+          <w:szCs w:val="32"/>
+          <w:rtl/>
+          <w:lang w:bidi="he-IL"/>
+          <w14:ligatures w14:val="none"/>
+        </w:rPr>
+        <w:t>נדרש</w:t>
+      </w:r>
+      <w:r>
+        <w:rPr>
+          <w:rFonts w:ascii="Times New Roman" w:eastAsia="Times New Roman" w:hAnsi="Times New Roman" w:cs="Times New Roman"/>
+          <w:i/>
+          <w:iCs/>
+          <w:kern w:val="0"/>
+          <w:sz w:val="32"/>
+          <w:szCs w:val="32"/>
+          <w:rtl/>
+          <w:lang w:bidi="he-IL"/>
+          <w14:ligatures w14:val="none"/>
+        </w:rPr>
+        <w:t xml:space="preserve"> </w:t>
+      </w:r>
+      <w:r>
+        <w:rPr>
+          <w:rFonts w:ascii="Times New Roman" w:eastAsia="Times New Roman" w:hAnsi="Times New Roman" w:cs="Times New Roman" w:hint="cs"/>
+          <w:i/>
+          <w:iCs/>
+          <w:kern w:val="0"/>
+          <w:sz w:val="32"/>
+          <w:szCs w:val="32"/>
+          <w:rtl/>
+          <w:lang w:bidi="he-IL"/>
+          <w14:ligatures w14:val="none"/>
+        </w:rPr>
+        <w:t>חשבון</w:t>
+      </w:r>
+      <w:r>
+        <w:rPr>
+          <w:rFonts w:ascii="Times New Roman" w:eastAsia="Times New Roman" w:hAnsi="Times New Roman" w:cs="Times New Roman"/>
+          <w:i/>
+          <w:iCs/>
+          <w:kern w:val="0"/>
+          <w:sz w:val="32"/>
+          <w:szCs w:val="32"/>
+          <w:rtl/>
+          <w:lang w:bidi="he-IL"/>
+          <w14:ligatures w14:val="none"/>
+        </w:rPr>
+        <w:t xml:space="preserve"> </w:t>
+      </w:r>
+      <w:r>
+        <w:rPr>
+          <w:rFonts w:ascii="Times New Roman" w:eastAsia="Times New Roman" w:hAnsi="Times New Roman" w:cs="Times New Roman" w:hint="cs"/>
+          <w:i/>
+          <w:iCs/>
+          <w:kern w:val="0"/>
+          <w:sz w:val="32"/>
+          <w:szCs w:val="32"/>
+          <w:rtl/>
+          <w:lang w:bidi="he-IL"/>
+          <w14:ligatures w14:val="none"/>
+        </w:rPr>
+        <w:t>נפש</w:t>
+      </w:r>
+      <w:r>
+        <w:rPr>
+          <w:rFonts w:ascii="Times New Roman" w:eastAsia="Times New Roman" w:hAnsi="Times New Roman" w:cs="Times New Roman"/>
+          <w:i/>
+          <w:iCs/>
+          <w:kern w:val="0"/>
+          <w:sz w:val="32"/>
+          <w:szCs w:val="32"/>
+          <w:rtl/>
+          <w:lang w:bidi="he-IL"/>
+          <w14:ligatures w14:val="none"/>
+        </w:rPr>
+        <w:t xml:space="preserve"> </w:t>
+      </w:r>
+      <w:r>
+        <w:rPr>
+          <w:rFonts w:ascii="Times New Roman" w:eastAsia="Times New Roman" w:hAnsi="Times New Roman" w:cs="Times New Roman" w:hint="cs"/>
+          <w:i/>
+          <w:iCs/>
+          <w:kern w:val="0"/>
+          <w:sz w:val="32"/>
+          <w:szCs w:val="32"/>
+          <w:rtl/>
+          <w:lang w:bidi="he-IL"/>
+          <w14:ligatures w14:val="none"/>
+        </w:rPr>
+        <w:t>אישי</w:t>
+      </w:r>
+      <w:r>
+        <w:rPr>
+          <w:rFonts w:ascii="Times New Roman" w:eastAsia="Times New Roman" w:hAnsi="Times New Roman" w:cs="Times New Roman"/>
+          <w:i/>
+          <w:iCs/>
+          <w:kern w:val="0"/>
+          <w:sz w:val="32"/>
+          <w:szCs w:val="32"/>
+          <w:rtl/>
+          <w:lang w:bidi="he-IL"/>
+          <w14:ligatures w14:val="none"/>
+        </w:rPr>
+        <w:t xml:space="preserve"> , </w:t>
+      </w:r>
+      <w:r>
+        <w:rPr>
+          <w:rFonts w:ascii="Times New Roman" w:eastAsia="Times New Roman" w:hAnsi="Times New Roman" w:cs="Times New Roman" w:hint="cs"/>
+          <w:i/>
+          <w:iCs/>
+          <w:kern w:val="0"/>
+          <w:sz w:val="32"/>
+          <w:szCs w:val="32"/>
+          <w:rtl/>
+          <w:lang w:bidi="he-IL"/>
+          <w14:ligatures w14:val="none"/>
+        </w:rPr>
+        <w:t>ונדרש</w:t>
+      </w:r>
+      <w:r>
+        <w:rPr>
+          <w:rFonts w:ascii="Times New Roman" w:eastAsia="Times New Roman" w:hAnsi="Times New Roman" w:cs="Times New Roman"/>
+          <w:i/>
+          <w:iCs/>
+          <w:kern w:val="0"/>
+          <w:sz w:val="32"/>
+          <w:szCs w:val="32"/>
+          <w:rtl/>
+          <w:lang w:bidi="he-IL"/>
+          <w14:ligatures w14:val="none"/>
+        </w:rPr>
+        <w:t xml:space="preserve"> </w:t>
+      </w:r>
+      <w:r>
+        <w:rPr>
+          <w:rFonts w:ascii="Times New Roman" w:eastAsia="Times New Roman" w:hAnsi="Times New Roman" w:cs="Times New Roman" w:hint="cs"/>
+          <w:i/>
+          <w:iCs/>
+          <w:kern w:val="0"/>
+          <w:sz w:val="32"/>
+          <w:szCs w:val="32"/>
+          <w:rtl/>
+          <w:lang w:bidi="he-IL"/>
+          <w14:ligatures w14:val="none"/>
+        </w:rPr>
+        <w:t>גם</w:t>
+      </w:r>
+      <w:r>
+        <w:rPr>
+          <w:rFonts w:ascii="Times New Roman" w:eastAsia="Times New Roman" w:hAnsi="Times New Roman" w:cs="Times New Roman"/>
+          <w:i/>
+          <w:iCs/>
+          <w:kern w:val="0"/>
+          <w:sz w:val="32"/>
+          <w:szCs w:val="32"/>
+          <w:rtl/>
+          <w:lang w:bidi="he-IL"/>
+          <w14:ligatures w14:val="none"/>
+        </w:rPr>
+        <w:t xml:space="preserve"> </w:t>
+      </w:r>
+      <w:r>
+        <w:rPr>
+          <w:rFonts w:ascii="Times New Roman" w:eastAsia="Times New Roman" w:hAnsi="Times New Roman" w:cs="Times New Roman" w:hint="cs"/>
+          <w:i/>
+          <w:iCs/>
+          <w:kern w:val="0"/>
+          <w:sz w:val="32"/>
+          <w:szCs w:val="32"/>
+          <w:rtl/>
+          <w:lang w:bidi="he-IL"/>
+          <w14:ligatures w14:val="none"/>
+        </w:rPr>
+        <w:t>חשבון</w:t>
+      </w:r>
+      <w:r>
+        <w:rPr>
+          <w:rFonts w:ascii="Times New Roman" w:eastAsia="Times New Roman" w:hAnsi="Times New Roman" w:cs="Times New Roman"/>
+          <w:i/>
+          <w:iCs/>
+          <w:kern w:val="0"/>
+          <w:sz w:val="32"/>
+          <w:szCs w:val="32"/>
+          <w:rtl/>
+          <w:lang w:bidi="he-IL"/>
+          <w14:ligatures w14:val="none"/>
+        </w:rPr>
+        <w:t xml:space="preserve"> </w:t>
+      </w:r>
+      <w:r>
+        <w:rPr>
+          <w:rFonts w:ascii="Times New Roman" w:eastAsia="Times New Roman" w:hAnsi="Times New Roman" w:cs="Times New Roman" w:hint="cs"/>
+          <w:i/>
+          <w:iCs/>
+          <w:color w:val="EE0000"/>
+          <w:kern w:val="0"/>
+          <w:sz w:val="32"/>
+          <w:szCs w:val="32"/>
+          <w:rtl/>
+          <w:lang w:bidi="he-IL"/>
+          <w14:ligatures w14:val="none"/>
+        </w:rPr>
+        <w:t>נפש</w:t>
+      </w:r>
+      <w:r>
+        <w:rPr>
+          <w:rFonts w:ascii="Times New Roman" w:eastAsia="Times New Roman" w:hAnsi="Times New Roman" w:cs="Times New Roman"/>
+          <w:i/>
+          <w:iCs/>
+          <w:color w:val="EE0000"/>
+          <w:kern w:val="0"/>
+          <w:sz w:val="32"/>
+          <w:szCs w:val="32"/>
+          <w:rtl/>
+          <w:lang w:bidi="he-IL"/>
+          <w14:ligatures w14:val="none"/>
+        </w:rPr>
+        <w:t xml:space="preserve"> </w:t>
+      </w:r>
+      <w:r>
+        <w:rPr>
+          <w:rFonts w:ascii="Times New Roman" w:eastAsia="Times New Roman" w:hAnsi="Times New Roman" w:cs="Times New Roman" w:hint="cs"/>
+          <w:i/>
+          <w:iCs/>
+          <w:kern w:val="0"/>
+          <w:sz w:val="32"/>
+          <w:szCs w:val="32"/>
+          <w:rtl/>
+          <w:lang w:bidi="he-IL"/>
+          <w14:ligatures w14:val="none"/>
+        </w:rPr>
+        <w:t>של</w:t>
+      </w:r>
+      <w:r>
+        <w:rPr>
+          <w:rFonts w:ascii="Times New Roman" w:eastAsia="Times New Roman" w:hAnsi="Times New Roman" w:cs="Times New Roman"/>
+          <w:i/>
+          <w:iCs/>
+          <w:kern w:val="0"/>
+          <w:sz w:val="32"/>
+          <w:szCs w:val="32"/>
+          <w:rtl/>
+          <w:lang w:bidi="he-IL"/>
+          <w14:ligatures w14:val="none"/>
+        </w:rPr>
+        <w:t xml:space="preserve"> </w:t>
+      </w:r>
+      <w:r>
+        <w:rPr>
+          <w:rFonts w:ascii="Times New Roman" w:eastAsia="Times New Roman" w:hAnsi="Times New Roman" w:cs="Times New Roman" w:hint="cs"/>
+          <w:i/>
+          <w:iCs/>
+          <w:kern w:val="0"/>
+          <w:sz w:val="32"/>
+          <w:szCs w:val="32"/>
+          <w:rtl/>
+          <w:lang w:bidi="he-IL"/>
+          <w14:ligatures w14:val="none"/>
+        </w:rPr>
+        <w:t>הבית</w:t>
+      </w:r>
+      <w:r>
+        <w:rPr>
+          <w:rFonts w:ascii="Times New Roman" w:eastAsia="Times New Roman" w:hAnsi="Times New Roman" w:cs="Times New Roman"/>
+          <w:i/>
+          <w:iCs/>
+          <w:kern w:val="0"/>
+          <w:sz w:val="32"/>
+          <w:szCs w:val="32"/>
+          <w:rtl/>
+          <w:lang w:bidi="he-IL"/>
+          <w14:ligatures w14:val="none"/>
+        </w:rPr>
+        <w:t xml:space="preserve"> </w:t>
+      </w:r>
+      <w:r>
+        <w:rPr>
+          <w:rFonts w:ascii="Times New Roman" w:eastAsia="Times New Roman" w:hAnsi="Times New Roman" w:cs="Times New Roman" w:hint="cs"/>
+          <w:i/>
+          <w:iCs/>
+          <w:kern w:val="0"/>
+          <w:sz w:val="32"/>
+          <w:szCs w:val="32"/>
+          <w:rtl/>
+          <w:lang w:bidi="he-IL"/>
+          <w14:ligatures w14:val="none"/>
+        </w:rPr>
+        <w:t>הזה</w:t>
+      </w:r>
+      <w:r>
+        <w:rPr>
+          <w:rFonts w:ascii="Times New Roman" w:eastAsia="Times New Roman" w:hAnsi="Times New Roman" w:cs="Times New Roman" w:hint="cs"/>
+          <w:b/>
+          <w:bCs/>
+          <w:i/>
+          <w:iCs/>
+          <w:kern w:val="0"/>
+          <w:sz w:val="32"/>
+          <w:szCs w:val="32"/>
+          <w:rtl/>
+          <w:lang w:bidi="he-IL"/>
+          <w14:ligatures w14:val="none"/>
+        </w:rPr>
+        <w:t>"</w:t>
+      </w:r>
+    </w:p>
+    <w:p>
+      <w:pPr>
+        <w:bidi/>
+        <w:spacing w:after="0" w:line="240" w:lineRule="auto"/>
+        <w:ind w:left="1440"/>
+        <w:rPr>
+          <w:rFonts w:ascii="Times New Roman" w:eastAsia="Times New Roman" w:hAnsi="Times New Roman" w:cs="Times New Roman"/>
+          <w:b/>
+          <w:bCs/>
+          <w:kern w:val="0"/>
+          <w:sz w:val="32"/>
+          <w:szCs w:val="32"/>
+          <w:rtl/>
+          <w:lang w:bidi="he-IL"/>
+          <w14:ligatures w14:val="none"/>
+        </w:rPr>
+      </w:pPr>
+    </w:p>
+    <w:p>
+      <w:pPr>
+        <w:bidi/>
+        <w:spacing w:after="0" w:line="240" w:lineRule="auto"/>
+        <w:ind w:left="1440"/>
+        <w:rPr>
+          <w:rFonts w:ascii="Times New Roman" w:eastAsia="Times New Roman" w:hAnsi="Times New Roman" w:cs="Times New Roman"/>
+          <w:kern w:val="0"/>
+          <w:sz w:val="32"/>
+          <w:szCs w:val="32"/>
+          <w:rtl/>
+          <w:lang w:bidi="he-IL"/>
+          <w14:ligatures w14:val="none"/>
+        </w:rPr>
+      </w:pPr>
+      <w:r>
+        <w:rPr>
+          <w:rFonts w:ascii="Times New Roman" w:eastAsia="Times New Roman" w:hAnsi="Times New Roman" w:cs="Times New Roman"/>
+          <w:kern w:val="0"/>
+          <w:sz w:val="32"/>
+          <w:szCs w:val="32"/>
+          <w:rtl/>
+          <w:lang w:bidi="he-IL"/>
+          <w14:ligatures w14:val="none"/>
+        </w:rPr>
+        <w:t>מדגים הבנה תחבירית עמוקה של השפה העברית ושימוש בהקשר</w:t>
+      </w:r>
+      <w:r>
+        <w:rPr>
+          <w:rFonts w:ascii="Times New Roman" w:eastAsia="Times New Roman" w:hAnsi="Times New Roman" w:cs="Times New Roman"/>
+          <w:kern w:val="0"/>
+          <w:sz w:val="32"/>
+          <w:szCs w:val="32"/>
+          <w:lang w:bidi="he-IL"/>
+          <w14:ligatures w14:val="none"/>
+        </w:rPr>
+        <w:t xml:space="preserve">(Context) </w:t>
+      </w:r>
+      <w:r>
+        <w:rPr>
+          <w:rFonts w:ascii="Times New Roman" w:eastAsia="Times New Roman" w:hAnsi="Times New Roman" w:cs="Times New Roman" w:hint="cs"/>
+          <w:kern w:val="0"/>
+          <w:sz w:val="32"/>
+          <w:szCs w:val="32"/>
+          <w:rtl/>
+          <w:lang w:bidi="he-IL"/>
+          <w14:ligatures w14:val="none"/>
+        </w:rPr>
+        <w:t xml:space="preserve"> </w:t>
+      </w:r>
+      <w:r>
+        <w:rPr>
+          <w:rFonts w:ascii="Times New Roman" w:eastAsia="Times New Roman" w:hAnsi="Times New Roman" w:cs="Times New Roman"/>
+          <w:kern w:val="0"/>
+          <w:sz w:val="32"/>
+          <w:szCs w:val="32"/>
+          <w:rtl/>
+          <w:lang w:bidi="he-IL"/>
+          <w14:ligatures w14:val="none"/>
+        </w:rPr>
+        <w:t>נכון</w:t>
+      </w:r>
+      <w:r>
+        <w:rPr>
+          <w:rFonts w:ascii="Times New Roman" w:eastAsia="Times New Roman" w:hAnsi="Times New Roman" w:cs="Times New Roman"/>
+          <w:kern w:val="0"/>
+          <w:sz w:val="32"/>
+          <w:szCs w:val="32"/>
+          <w:lang w:bidi="he-IL"/>
+          <w14:ligatures w14:val="none"/>
+        </w:rPr>
+        <w:t>.</w:t>
+      </w:r>
+    </w:p>
+    <w:p>
+      <w:pPr>
+        <w:bidi/>
+        <w:spacing w:after="0" w:line="240" w:lineRule="auto"/>
+        <w:ind w:left="1440"/>
+        <w:rPr>
+          <w:rFonts w:ascii="Times New Roman" w:eastAsia="Times New Roman" w:hAnsi="Times New Roman" w:cs="Times New Roman"/>
+          <w:kern w:val="0"/>
+          <w:sz w:val="32"/>
+          <w:szCs w:val="32"/>
+          <w:rtl/>
+          <w:lang w:bidi="he-IL"/>
+          <w14:ligatures w14:val="none"/>
+        </w:rPr>
+      </w:pPr>
+    </w:p>
+    <w:p>
+      <w:pPr>
+        <w:bidi/>
+        <w:spacing w:after="0" w:line="240" w:lineRule="auto"/>
+        <w:ind w:left="1440"/>
+        <w:rPr>
+          <w:rFonts w:ascii="Times New Roman" w:eastAsia="Times New Roman" w:hAnsi="Times New Roman" w:cs="Times New Roman"/>
+          <w:kern w:val="0"/>
+          <w:sz w:val="32"/>
+          <w:szCs w:val="32"/>
+          <w:rtl/>
+          <w:lang w:bidi="he-IL"/>
+          <w14:ligatures w14:val="none"/>
+        </w:rPr>
+      </w:pPr>
+      <w:r>
+        <w:rPr>
+          <w:rFonts w:ascii="Times New Roman" w:eastAsia="Times New Roman" w:hAnsi="Times New Roman" w:cs="Times New Roman"/>
+          <w:b/>
+          <w:bCs/>
+          <w:kern w:val="0"/>
+          <w:sz w:val="32"/>
+          <w:szCs w:val="32"/>
+          <w:highlight w:val="yellow"/>
+          <w:rtl/>
+          <w:lang w:bidi="he-IL"/>
+          <w14:ligatures w14:val="none"/>
+        </w:rPr>
+        <w:t>חריגים</w:t>
+      </w:r>
+      <w:r>
+        <w:rPr>
+          <w:rFonts w:ascii="Times New Roman" w:eastAsia="Times New Roman" w:hAnsi="Times New Roman" w:cs="Times New Roman"/>
+          <w:b/>
+          <w:bCs/>
+          <w:kern w:val="0"/>
+          <w:sz w:val="32"/>
+          <w:szCs w:val="32"/>
+          <w:lang w:bidi="he-IL"/>
+          <w14:ligatures w14:val="none"/>
+        </w:rPr>
+        <w:t>:</w:t>
+      </w:r>
+      <w:r>
+        <w:rPr>
+          <w:rFonts w:ascii="Times New Roman" w:eastAsia="Times New Roman" w:hAnsi="Times New Roman" w:cs="Times New Roman"/>
+          <w:kern w:val="0"/>
+          <w:sz w:val="32"/>
+          <w:szCs w:val="32"/>
+          <w:lang w:bidi="he-IL"/>
+          <w14:ligatures w14:val="none"/>
+        </w:rPr>
+        <w:t xml:space="preserve"> </w:t>
+      </w:r>
+      <w:r>
+        <w:rPr>
+          <w:rFonts w:ascii="Times New Roman" w:eastAsia="Times New Roman" w:hAnsi="Times New Roman" w:cs="Times New Roman"/>
+          <w:kern w:val="0"/>
+          <w:sz w:val="32"/>
+          <w:szCs w:val="32"/>
+          <w:rtl/>
+          <w:lang w:bidi="he-IL"/>
+          <w14:ligatures w14:val="none"/>
+        </w:rPr>
+        <w:t>נמצאו מקרים בודדים של חוסר היגיון, כגון המשפט</w:t>
+      </w:r>
+      <w:r>
+        <w:rPr>
+          <w:rFonts w:ascii="Times New Roman" w:eastAsia="Times New Roman" w:hAnsi="Times New Roman" w:cs="Times New Roman" w:hint="cs"/>
+          <w:kern w:val="0"/>
+          <w:sz w:val="32"/>
+          <w:szCs w:val="32"/>
+          <w:rtl/>
+          <w:lang w:bidi="he-IL"/>
+          <w14:ligatures w14:val="none"/>
+        </w:rPr>
+        <w:t xml:space="preserve"> </w:t>
+      </w:r>
+    </w:p>
+    <w:p>
+      <w:pPr>
+        <w:bidi/>
+        <w:spacing w:after="0" w:line="240" w:lineRule="auto"/>
+        <w:ind w:left="1440"/>
+        <w:rPr>
+          <w:rFonts w:ascii="Times New Roman" w:eastAsia="Times New Roman" w:hAnsi="Times New Roman" w:cs="Times New Roman"/>
+          <w:i/>
+          <w:iCs/>
+          <w:kern w:val="0"/>
+          <w:sz w:val="32"/>
+          <w:szCs w:val="32"/>
+          <w:rtl/>
+          <w:lang w:bidi="he-IL"/>
+          <w14:ligatures w14:val="none"/>
+        </w:rPr>
+      </w:pPr>
+      <w:r>
+        <w:rPr>
+          <w:rFonts w:ascii="Times New Roman" w:eastAsia="Times New Roman" w:hAnsi="Times New Roman" w:cs="Times New Roman" w:hint="cs"/>
+          <w:i/>
+          <w:iCs/>
+          <w:kern w:val="0"/>
+          <w:sz w:val="32"/>
+          <w:szCs w:val="32"/>
+          <w:rtl/>
+          <w:lang w:bidi="he-IL"/>
+          <w14:ligatures w14:val="none"/>
+        </w:rPr>
+        <w:t>"</w:t>
+      </w:r>
+      <w:r>
+        <w:rPr>
+          <w:rFonts w:ascii="Times New Roman" w:eastAsia="Times New Roman" w:hAnsi="Times New Roman" w:cs="Times New Roman" w:hint="cs"/>
+          <w:i/>
+          <w:iCs/>
+          <w:kern w:val="0"/>
+          <w:sz w:val="32"/>
+          <w:szCs w:val="32"/>
+          <w:rtl/>
+          <w:lang w:bidi="he-IL"/>
+          <w14:ligatures w14:val="none"/>
+        </w:rPr>
+        <w:t>הוזזו</w:t>
+      </w:r>
+      <w:r>
+        <w:rPr>
+          <w:rFonts w:ascii="Times New Roman" w:eastAsia="Times New Roman" w:hAnsi="Times New Roman" w:cs="Times New Roman"/>
+          <w:i/>
+          <w:iCs/>
+          <w:kern w:val="0"/>
+          <w:sz w:val="32"/>
+          <w:szCs w:val="32"/>
+          <w:rtl/>
+          <w:lang w:bidi="he-IL"/>
+          <w14:ligatures w14:val="none"/>
+        </w:rPr>
+        <w:t xml:space="preserve"> </w:t>
+      </w:r>
+      <w:r>
+        <w:rPr>
+          <w:rFonts w:ascii="Times New Roman" w:eastAsia="Times New Roman" w:hAnsi="Times New Roman" w:cs="Times New Roman" w:hint="cs"/>
+          <w:i/>
+          <w:iCs/>
+          <w:color w:val="EE0000"/>
+          <w:kern w:val="0"/>
+          <w:sz w:val="32"/>
+          <w:szCs w:val="32"/>
+          <w:rtl/>
+          <w:lang w:bidi="he-IL"/>
+          <w14:ligatures w14:val="none"/>
+        </w:rPr>
+        <w:t>תקציבים</w:t>
+      </w:r>
+      <w:r>
+        <w:rPr>
+          <w:rFonts w:ascii="Times New Roman" w:eastAsia="Times New Roman" w:hAnsi="Times New Roman" w:cs="Times New Roman"/>
+          <w:i/>
+          <w:iCs/>
+          <w:color w:val="EE0000"/>
+          <w:kern w:val="0"/>
+          <w:sz w:val="32"/>
+          <w:szCs w:val="32"/>
+          <w:rtl/>
+          <w:lang w:bidi="he-IL"/>
+          <w14:ligatures w14:val="none"/>
+        </w:rPr>
+        <w:t xml:space="preserve"> </w:t>
+      </w:r>
+      <w:r>
+        <w:rPr>
+          <w:rFonts w:ascii="Times New Roman" w:eastAsia="Times New Roman" w:hAnsi="Times New Roman" w:cs="Times New Roman"/>
+          <w:i/>
+          <w:iCs/>
+          <w:kern w:val="0"/>
+          <w:sz w:val="32"/>
+          <w:szCs w:val="32"/>
+          <w:rtl/>
+          <w:lang w:bidi="he-IL"/>
+          <w14:ligatures w14:val="none"/>
+        </w:rPr>
+        <w:t xml:space="preserve">, </w:t>
+      </w:r>
+      <w:r>
+        <w:rPr>
+          <w:rFonts w:ascii="Times New Roman" w:eastAsia="Times New Roman" w:hAnsi="Times New Roman" w:cs="Times New Roman" w:hint="cs"/>
+          <w:i/>
+          <w:iCs/>
+          <w:kern w:val="0"/>
+          <w:sz w:val="32"/>
+          <w:szCs w:val="32"/>
+          <w:rtl/>
+          <w:lang w:bidi="he-IL"/>
+          <w14:ligatures w14:val="none"/>
+        </w:rPr>
+        <w:t>הוא</w:t>
+      </w:r>
+      <w:r>
+        <w:rPr>
+          <w:rFonts w:ascii="Times New Roman" w:eastAsia="Times New Roman" w:hAnsi="Times New Roman" w:cs="Times New Roman"/>
+          <w:i/>
+          <w:iCs/>
+          <w:kern w:val="0"/>
+          <w:sz w:val="32"/>
+          <w:szCs w:val="32"/>
+          <w:rtl/>
+          <w:lang w:bidi="he-IL"/>
+          <w14:ligatures w14:val="none"/>
+        </w:rPr>
+        <w:t xml:space="preserve"> </w:t>
+      </w:r>
+      <w:r>
+        <w:rPr>
+          <w:rFonts w:ascii="Times New Roman" w:eastAsia="Times New Roman" w:hAnsi="Times New Roman" w:cs="Times New Roman" w:hint="cs"/>
+          <w:i/>
+          <w:iCs/>
+          <w:kern w:val="0"/>
+          <w:sz w:val="32"/>
+          <w:szCs w:val="32"/>
+          <w:rtl/>
+          <w:lang w:bidi="he-IL"/>
+          <w14:ligatures w14:val="none"/>
+        </w:rPr>
+        <w:t>שמע</w:t>
+      </w:r>
+      <w:r>
+        <w:rPr>
+          <w:rFonts w:ascii="Times New Roman" w:eastAsia="Times New Roman" w:hAnsi="Times New Roman" w:cs="Times New Roman"/>
+          <w:i/>
+          <w:iCs/>
+          <w:kern w:val="0"/>
+          <w:sz w:val="32"/>
+          <w:szCs w:val="32"/>
+          <w:rtl/>
+          <w:lang w:bidi="he-IL"/>
+          <w14:ligatures w14:val="none"/>
+        </w:rPr>
+        <w:t xml:space="preserve"> </w:t>
+      </w:r>
+      <w:r>
+        <w:rPr>
+          <w:rFonts w:ascii="Times New Roman" w:eastAsia="Times New Roman" w:hAnsi="Times New Roman" w:cs="Times New Roman" w:hint="cs"/>
+          <w:i/>
+          <w:iCs/>
+          <w:kern w:val="0"/>
+          <w:sz w:val="32"/>
+          <w:szCs w:val="32"/>
+          <w:rtl/>
+          <w:lang w:bidi="he-IL"/>
+          <w14:ligatures w14:val="none"/>
+        </w:rPr>
+        <w:t>אותנו</w:t>
+      </w:r>
+      <w:r>
+        <w:rPr>
+          <w:rFonts w:ascii="Times New Roman" w:eastAsia="Times New Roman" w:hAnsi="Times New Roman" w:cs="Times New Roman"/>
+          <w:i/>
+          <w:iCs/>
+          <w:kern w:val="0"/>
+          <w:sz w:val="32"/>
+          <w:szCs w:val="32"/>
+          <w:rtl/>
+          <w:lang w:bidi="he-IL"/>
+          <w14:ligatures w14:val="none"/>
+        </w:rPr>
+        <w:t xml:space="preserve"> .</w:t>
+      </w:r>
+      <w:r>
+        <w:rPr>
+          <w:rFonts w:ascii="Times New Roman" w:eastAsia="Times New Roman" w:hAnsi="Times New Roman" w:cs="Times New Roman" w:hint="cs"/>
+          <w:i/>
+          <w:iCs/>
+          <w:kern w:val="0"/>
+          <w:sz w:val="32"/>
+          <w:szCs w:val="32"/>
+          <w:rtl/>
+          <w:lang w:bidi="he-IL"/>
+          <w14:ligatures w14:val="none"/>
+        </w:rPr>
+        <w:t>"</w:t>
+      </w:r>
+    </w:p>
+    <w:p>
+      <w:pPr>
+        <w:bidi/>
+        <w:spacing w:after="0" w:line="240" w:lineRule="auto"/>
+        <w:ind w:left="1440"/>
+        <w:rPr>
+          <w:rFonts w:ascii="Times New Roman" w:eastAsia="Times New Roman" w:hAnsi="Times New Roman" w:cs="Times New Roman"/>
+          <w:b/>
+          <w:bCs/>
+          <w:kern w:val="0"/>
+          <w:sz w:val="32"/>
+          <w:szCs w:val="32"/>
+          <w:rtl/>
+          <w:lang w:bidi="he-IL"/>
+          <w14:ligatures w14:val="none"/>
+        </w:rPr>
+      </w:pPr>
+    </w:p>
+    <w:p>
+      <w:pPr>
+        <w:bidi/>
+        <w:spacing w:after="0" w:line="240" w:lineRule="auto"/>
+        <w:ind w:left="1440"/>
+        <w:rPr>
+          <w:rFonts w:ascii="Times New Roman" w:eastAsia="Times New Roman" w:hAnsi="Times New Roman" w:cs="Times New Roman" w:hint="cs"/>
+          <w:b/>
+          <w:bCs/>
+          <w:kern w:val="0"/>
+          <w:sz w:val="32"/>
+          <w:szCs w:val="32"/>
+          <w:rtl/>
+          <w:lang w:bidi="he-IL"/>
+          <w14:ligatures w14:val="none"/>
+        </w:rPr>
+      </w:pPr>
+      <w:r>
+        <w:rPr>
+          <w:rFonts w:ascii="Times New Roman" w:eastAsia="Times New Roman" w:hAnsi="Times New Roman" w:cs="Times New Roman" w:hint="cs"/>
+          <w:b/>
+          <w:bCs/>
+          <w:kern w:val="0"/>
+          <w:sz w:val="32"/>
+          <w:szCs w:val="32"/>
+          <w:rtl/>
+          <w:lang w:bidi="he-IL"/>
+          <w14:ligatures w14:val="none"/>
+        </w:rPr>
+        <w:t>לאחר מיסוך:</w:t>
+      </w:r>
+    </w:p>
+    <w:p>
+      <w:pPr>
+        <w:bidi/>
+        <w:spacing w:after="0" w:line="240" w:lineRule="auto"/>
+        <w:ind w:left="1440"/>
+        <w:rPr>
+          <w:rFonts w:ascii="Times New Roman" w:eastAsia="Times New Roman" w:hAnsi="Times New Roman" w:cs="Times New Roman"/>
+          <w:i/>
+          <w:iCs/>
+          <w:kern w:val="0"/>
+          <w:sz w:val="32"/>
+          <w:szCs w:val="32"/>
+          <w:rtl/>
+          <w:lang w:bidi="he-IL"/>
+          <w14:ligatures w14:val="none"/>
+        </w:rPr>
+      </w:pPr>
+      <w:r>
+        <w:rPr>
+          <w:rFonts w:ascii="Times New Roman" w:eastAsia="Times New Roman" w:hAnsi="Times New Roman" w:cs="Times New Roman" w:hint="cs"/>
+          <w:i/>
+          <w:iCs/>
+          <w:kern w:val="0"/>
+          <w:sz w:val="32"/>
+          <w:szCs w:val="32"/>
+          <w:rtl/>
+          <w:lang w:bidi="he-IL"/>
+          <w14:ligatures w14:val="none"/>
+        </w:rPr>
+        <w:t>"</w:t>
+      </w:r>
+      <w:r>
+        <w:rPr>
+          <w:rFonts w:ascii="Times New Roman" w:eastAsia="Times New Roman" w:hAnsi="Times New Roman" w:cs="Times New Roman"/>
+          <w:i/>
+          <w:iCs/>
+          <w:kern w:val="0"/>
+          <w:sz w:val="32"/>
+          <w:szCs w:val="32"/>
+          <w:rtl/>
+          <w:lang w:bidi="he-IL"/>
+          <w14:ligatures w14:val="none"/>
+        </w:rPr>
+        <w:t xml:space="preserve"> </w:t>
+      </w:r>
+      <w:r>
+        <w:rPr>
+          <w:rFonts w:ascii="Times New Roman" w:eastAsia="Times New Roman" w:hAnsi="Times New Roman" w:cs="Times New Roman" w:hint="cs"/>
+          <w:i/>
+          <w:iCs/>
+          <w:kern w:val="0"/>
+          <w:sz w:val="32"/>
+          <w:szCs w:val="32"/>
+          <w:rtl/>
+          <w:lang w:bidi="he-IL"/>
+          <w14:ligatures w14:val="none"/>
+        </w:rPr>
+        <w:t>הוזזו</w:t>
+      </w:r>
+      <w:r>
+        <w:rPr>
+          <w:rFonts w:ascii="Times New Roman" w:eastAsia="Times New Roman" w:hAnsi="Times New Roman" w:cs="Times New Roman"/>
+          <w:i/>
+          <w:iCs/>
+          <w:kern w:val="0"/>
+          <w:sz w:val="32"/>
+          <w:szCs w:val="32"/>
+          <w:rtl/>
+          <w:lang w:bidi="he-IL"/>
+          <w14:ligatures w14:val="none"/>
+        </w:rPr>
+        <w:t xml:space="preserve"> [*] , </w:t>
+      </w:r>
+      <w:r>
+        <w:rPr>
+          <w:rFonts w:ascii="Times New Roman" w:eastAsia="Times New Roman" w:hAnsi="Times New Roman" w:cs="Times New Roman" w:hint="cs"/>
+          <w:i/>
+          <w:iCs/>
+          <w:kern w:val="0"/>
+          <w:sz w:val="32"/>
+          <w:szCs w:val="32"/>
+          <w:rtl/>
+          <w:lang w:bidi="he-IL"/>
+          <w14:ligatures w14:val="none"/>
+        </w:rPr>
+        <w:t>הוא</w:t>
+      </w:r>
+      <w:r>
+        <w:rPr>
+          <w:rFonts w:ascii="Times New Roman" w:eastAsia="Times New Roman" w:hAnsi="Times New Roman" w:cs="Times New Roman"/>
+          <w:i/>
+          <w:iCs/>
+          <w:kern w:val="0"/>
+          <w:sz w:val="32"/>
+          <w:szCs w:val="32"/>
+          <w:rtl/>
+          <w:lang w:bidi="he-IL"/>
+          <w14:ligatures w14:val="none"/>
+        </w:rPr>
+        <w:t xml:space="preserve"> </w:t>
+      </w:r>
+      <w:r>
+        <w:rPr>
+          <w:rFonts w:ascii="Times New Roman" w:eastAsia="Times New Roman" w:hAnsi="Times New Roman" w:cs="Times New Roman" w:hint="cs"/>
+          <w:i/>
+          <w:iCs/>
+          <w:kern w:val="0"/>
+          <w:sz w:val="32"/>
+          <w:szCs w:val="32"/>
+          <w:rtl/>
+          <w:lang w:bidi="he-IL"/>
+          <w14:ligatures w14:val="none"/>
+        </w:rPr>
+        <w:t>שמע</w:t>
+      </w:r>
+      <w:r>
+        <w:rPr>
+          <w:rFonts w:ascii="Times New Roman" w:eastAsia="Times New Roman" w:hAnsi="Times New Roman" w:cs="Times New Roman"/>
+          <w:i/>
+          <w:iCs/>
+          <w:kern w:val="0"/>
+          <w:sz w:val="32"/>
+          <w:szCs w:val="32"/>
+          <w:rtl/>
+          <w:lang w:bidi="he-IL"/>
+          <w14:ligatures w14:val="none"/>
+        </w:rPr>
+        <w:t xml:space="preserve"> </w:t>
+      </w:r>
+      <w:r>
+        <w:rPr>
+          <w:rFonts w:ascii="Times New Roman" w:eastAsia="Times New Roman" w:hAnsi="Times New Roman" w:cs="Times New Roman" w:hint="cs"/>
+          <w:i/>
+          <w:iCs/>
+          <w:kern w:val="0"/>
+          <w:sz w:val="32"/>
+          <w:szCs w:val="32"/>
+          <w:rtl/>
+          <w:lang w:bidi="he-IL"/>
+          <w14:ligatures w14:val="none"/>
+        </w:rPr>
+        <w:t>אותנו</w:t>
+      </w:r>
+      <w:r>
+        <w:rPr>
+          <w:rFonts w:ascii="Times New Roman" w:eastAsia="Times New Roman" w:hAnsi="Times New Roman" w:cs="Times New Roman" w:hint="cs"/>
+          <w:i/>
+          <w:iCs/>
+          <w:kern w:val="0"/>
+          <w:sz w:val="32"/>
+          <w:szCs w:val="32"/>
+          <w:rtl/>
+          <w:lang w:bidi="he-IL"/>
+          <w14:ligatures w14:val="none"/>
+        </w:rPr>
+        <w:t xml:space="preserve"> .</w:t>
+      </w:r>
+      <w:r>
+        <w:rPr>
+          <w:rFonts w:ascii="Times New Roman" w:eastAsia="Times New Roman" w:hAnsi="Times New Roman" w:cs="Times New Roman" w:hint="cs"/>
+          <w:i/>
+          <w:iCs/>
+          <w:kern w:val="0"/>
+          <w:sz w:val="32"/>
+          <w:szCs w:val="32"/>
+          <w:rtl/>
+          <w:lang w:bidi="he-IL"/>
+          <w14:ligatures w14:val="none"/>
+        </w:rPr>
+        <w:t>"</w:t>
+      </w:r>
+    </w:p>
+    <w:p>
+      <w:pPr>
+        <w:bidi/>
+        <w:spacing w:after="0" w:line="240" w:lineRule="auto"/>
+        <w:ind w:left="1440"/>
+        <w:rPr>
+          <w:rFonts w:ascii="Times New Roman" w:eastAsia="Times New Roman" w:hAnsi="Times New Roman" w:cs="Times New Roman"/>
+          <w:kern w:val="0"/>
+          <w:sz w:val="32"/>
+          <w:szCs w:val="32"/>
+          <w:rtl/>
+          <w:lang w:bidi="he-IL"/>
+          <w14:ligatures w14:val="none"/>
+        </w:rPr>
+      </w:pPr>
+    </w:p>
+    <w:p>
+      <w:pPr>
+        <w:bidi/>
+        <w:spacing w:after="0" w:line="240" w:lineRule="auto"/>
+        <w:ind w:left="1440"/>
+        <w:rPr>
+          <w:rFonts w:ascii="Times New Roman" w:eastAsia="Times New Roman" w:hAnsi="Times New Roman" w:cs="Times New Roman"/>
+          <w:b/>
+          <w:bCs/>
+          <w:kern w:val="0"/>
+          <w:sz w:val="32"/>
+          <w:szCs w:val="32"/>
+          <w:rtl/>
+          <w:lang w:bidi="he-IL"/>
+          <w14:ligatures w14:val="none"/>
+        </w:rPr>
+      </w:pPr>
+      <w:r>
+        <w:rPr>
+          <w:rFonts w:ascii="Times New Roman" w:eastAsia="Times New Roman" w:hAnsi="Times New Roman" w:cs="Times New Roman" w:hint="cs"/>
+          <w:b/>
+          <w:bCs/>
+          <w:kern w:val="0"/>
+          <w:sz w:val="32"/>
+          <w:szCs w:val="32"/>
+          <w:rtl/>
+          <w:lang w:bidi="he-IL"/>
+          <w14:ligatures w14:val="none"/>
+        </w:rPr>
+        <w:t>לאחר חיזוי:</w:t>
+      </w:r>
+    </w:p>
+    <w:p>
+      <w:pPr>
+        <w:bidi/>
+        <w:spacing w:after="0" w:line="240" w:lineRule="auto"/>
+        <w:ind w:left="720" w:firstLine="720"/>
+        <w:rPr>
+          <w:rFonts w:ascii="Times New Roman" w:eastAsia="Times New Roman" w:hAnsi="Times New Roman" w:cs="Times New Roman"/>
+          <w:i/>
+          <w:iCs/>
+          <w:kern w:val="0"/>
+          <w:sz w:val="32"/>
+          <w:szCs w:val="32"/>
+          <w:rtl/>
+          <w:lang w:bidi="he-IL"/>
+          <w14:ligatures w14:val="none"/>
+        </w:rPr>
+      </w:pPr>
+      <w:r>
+        <w:rPr>
+          <w:rFonts w:ascii="Times New Roman" w:eastAsia="Times New Roman" w:hAnsi="Times New Roman" w:cs="Times New Roman" w:hint="cs"/>
+          <w:i/>
+          <w:iCs/>
+          <w:kern w:val="0"/>
+          <w:sz w:val="32"/>
+          <w:szCs w:val="32"/>
+          <w:rtl/>
+          <w:lang w:bidi="he-IL"/>
+          <w14:ligatures w14:val="none"/>
+        </w:rPr>
+        <w:t>"</w:t>
+      </w:r>
+      <w:r>
+        <w:rPr>
+          <w:rFonts w:ascii="Times New Roman" w:eastAsia="Times New Roman" w:hAnsi="Times New Roman" w:cs="Times New Roman" w:hint="cs"/>
+          <w:i/>
+          <w:iCs/>
+          <w:kern w:val="0"/>
+          <w:sz w:val="32"/>
+          <w:szCs w:val="32"/>
+          <w:rtl/>
+          <w:lang w:bidi="he-IL"/>
+          <w14:ligatures w14:val="none"/>
+        </w:rPr>
+        <w:t>הוזזו</w:t>
+      </w:r>
+      <w:r>
+        <w:rPr>
+          <w:rFonts w:ascii="Times New Roman" w:eastAsia="Times New Roman" w:hAnsi="Times New Roman" w:cs="Times New Roman" w:hint="cs"/>
+          <w:i/>
+          <w:iCs/>
+          <w:kern w:val="0"/>
+          <w:sz w:val="32"/>
+          <w:szCs w:val="32"/>
+          <w:rtl/>
+          <w:lang w:bidi="he-IL"/>
+          <w14:ligatures w14:val="none"/>
+        </w:rPr>
+        <w:t xml:space="preserve"> </w:t>
+      </w:r>
+      <w:r>
+        <w:rPr>
+          <w:rFonts w:ascii="Times New Roman" w:eastAsia="Times New Roman" w:hAnsi="Times New Roman" w:cs="Times New Roman" w:hint="cs"/>
+          <w:i/>
+          <w:iCs/>
+          <w:color w:val="EE0000"/>
+          <w:kern w:val="0"/>
+          <w:sz w:val="32"/>
+          <w:szCs w:val="32"/>
+          <w:rtl/>
+          <w:lang w:bidi="he-IL"/>
+          <w14:ligatures w14:val="none"/>
+        </w:rPr>
+        <w:t>"</w:t>
+      </w:r>
+      <w:r>
+        <w:rPr>
+          <w:rFonts w:ascii="Times New Roman" w:eastAsia="Times New Roman" w:hAnsi="Times New Roman" w:cs="Times New Roman" w:hint="cs"/>
+          <w:i/>
+          <w:iCs/>
+          <w:kern w:val="0"/>
+          <w:sz w:val="32"/>
+          <w:szCs w:val="32"/>
+          <w:rtl/>
+          <w:lang w:bidi="he-IL"/>
+          <w14:ligatures w14:val="none"/>
+        </w:rPr>
+        <w:t xml:space="preserve"> </w:t>
+      </w:r>
+      <w:r>
+        <w:rPr>
+          <w:rFonts w:ascii="Times New Roman" w:eastAsia="Times New Roman" w:hAnsi="Times New Roman" w:cs="Times New Roman"/>
+          <w:i/>
+          <w:iCs/>
+          <w:kern w:val="0"/>
+          <w:sz w:val="32"/>
+          <w:szCs w:val="32"/>
+          <w:rtl/>
+          <w:lang w:bidi="he-IL"/>
+          <w14:ligatures w14:val="none"/>
+        </w:rPr>
+        <w:t xml:space="preserve">, </w:t>
+      </w:r>
+      <w:r>
+        <w:rPr>
+          <w:rFonts w:ascii="Times New Roman" w:eastAsia="Times New Roman" w:hAnsi="Times New Roman" w:cs="Times New Roman" w:hint="cs"/>
+          <w:i/>
+          <w:iCs/>
+          <w:kern w:val="0"/>
+          <w:sz w:val="32"/>
+          <w:szCs w:val="32"/>
+          <w:rtl/>
+          <w:lang w:bidi="he-IL"/>
+          <w14:ligatures w14:val="none"/>
+        </w:rPr>
+        <w:t>הוא</w:t>
+      </w:r>
+      <w:r>
+        <w:rPr>
+          <w:rFonts w:ascii="Times New Roman" w:eastAsia="Times New Roman" w:hAnsi="Times New Roman" w:cs="Times New Roman"/>
+          <w:i/>
+          <w:iCs/>
+          <w:kern w:val="0"/>
+          <w:sz w:val="32"/>
+          <w:szCs w:val="32"/>
+          <w:rtl/>
+          <w:lang w:bidi="he-IL"/>
+          <w14:ligatures w14:val="none"/>
+        </w:rPr>
+        <w:t xml:space="preserve"> </w:t>
+      </w:r>
+      <w:r>
+        <w:rPr>
+          <w:rFonts w:ascii="Times New Roman" w:eastAsia="Times New Roman" w:hAnsi="Times New Roman" w:cs="Times New Roman" w:hint="cs"/>
+          <w:i/>
+          <w:iCs/>
+          <w:kern w:val="0"/>
+          <w:sz w:val="32"/>
+          <w:szCs w:val="32"/>
+          <w:rtl/>
+          <w:lang w:bidi="he-IL"/>
+          <w14:ligatures w14:val="none"/>
+        </w:rPr>
+        <w:t>שמע</w:t>
+      </w:r>
+      <w:r>
+        <w:rPr>
+          <w:rFonts w:ascii="Times New Roman" w:eastAsia="Times New Roman" w:hAnsi="Times New Roman" w:cs="Times New Roman"/>
+          <w:i/>
+          <w:iCs/>
+          <w:kern w:val="0"/>
+          <w:sz w:val="32"/>
+          <w:szCs w:val="32"/>
+          <w:rtl/>
+          <w:lang w:bidi="he-IL"/>
+          <w14:ligatures w14:val="none"/>
+        </w:rPr>
+        <w:t xml:space="preserve"> </w:t>
+      </w:r>
+      <w:r>
+        <w:rPr>
+          <w:rFonts w:ascii="Times New Roman" w:eastAsia="Times New Roman" w:hAnsi="Times New Roman" w:cs="Times New Roman" w:hint="cs"/>
+          <w:i/>
+          <w:iCs/>
+          <w:kern w:val="0"/>
+          <w:sz w:val="32"/>
+          <w:szCs w:val="32"/>
+          <w:rtl/>
+          <w:lang w:bidi="he-IL"/>
+          <w14:ligatures w14:val="none"/>
+        </w:rPr>
+        <w:t>אותנו</w:t>
+      </w:r>
+      <w:r>
+        <w:rPr>
+          <w:rFonts w:ascii="Times New Roman" w:eastAsia="Times New Roman" w:hAnsi="Times New Roman" w:cs="Times New Roman" w:hint="cs"/>
+          <w:i/>
+          <w:iCs/>
+          <w:kern w:val="0"/>
+          <w:sz w:val="32"/>
+          <w:szCs w:val="32"/>
+          <w:rtl/>
+          <w:lang w:bidi="he-IL"/>
+          <w14:ligatures w14:val="none"/>
+        </w:rPr>
+        <w:t xml:space="preserve"> ."</w:t>
+      </w:r>
+    </w:p>
+    <w:p>
+      <w:pPr>
+        <w:bidi/>
+        <w:spacing w:after="0" w:line="240" w:lineRule="auto"/>
+        <w:ind w:left="1440"/>
+        <w:rPr>
+          <w:rFonts w:ascii="Times New Roman" w:eastAsia="Times New Roman" w:hAnsi="Times New Roman" w:cs="Times New Roman"/>
+          <w:kern w:val="0"/>
+          <w:sz w:val="32"/>
+          <w:szCs w:val="32"/>
+          <w:lang w:bidi="he-IL"/>
+          <w14:ligatures w14:val="none"/>
+        </w:rPr>
+      </w:pPr>
+      <w:r>
+        <w:rPr>
+          <w:rFonts w:ascii="Times New Roman" w:eastAsia="Times New Roman" w:hAnsi="Times New Roman" w:cs="Times New Roman"/>
+          <w:kern w:val="0"/>
+          <w:sz w:val="32"/>
+          <w:szCs w:val="32"/>
+          <w:rtl/>
+          <w:lang w:bidi="he-IL"/>
+          <w14:ligatures w14:val="none"/>
+        </w:rPr>
+        <w:t>כאן המודל בחר בסימן פיסוק (מירכאות) במקום במילה בעלת משמעות, מה שהופך את המשפט לבלתי קוהרנטי</w:t>
+      </w:r>
+      <w:r>
+        <w:rPr>
+          <w:rFonts w:ascii="Times New Roman" w:eastAsia="Times New Roman" w:hAnsi="Times New Roman" w:cs="Times New Roman"/>
+          <w:kern w:val="0"/>
+          <w:sz w:val="32"/>
+          <w:szCs w:val="32"/>
+          <w:lang w:bidi="he-IL"/>
+          <w14:ligatures w14:val="none"/>
+        </w:rPr>
+        <w:t>.</w:t>
+      </w:r>
+    </w:p>
+    <w:p>
+      <w:pPr>
+        <w:bidi/>
+        <w:spacing w:after="0" w:line="240" w:lineRule="auto"/>
+        <w:ind w:left="720" w:firstLine="720"/>
+        <w:rPr>
+          <w:rFonts w:ascii="Times New Roman" w:eastAsia="Times New Roman" w:hAnsi="Times New Roman" w:cs="Times New Roman"/>
+          <w:kern w:val="0"/>
+          <w:sz w:val="32"/>
+          <w:szCs w:val="32"/>
+          <w:rtl/>
+          <w:lang w:bidi="he-IL"/>
+          <w14:ligatures w14:val="none"/>
+        </w:rPr>
+      </w:pPr>
+    </w:p>
+    <w:p>
+      <w:pPr>
+        <w:bidi/>
+        <w:spacing w:after="0" w:line="240" w:lineRule="auto"/>
+        <w:ind w:left="720" w:firstLine="720"/>
+        <w:rPr>
+          <w:rFonts w:ascii="Times New Roman" w:eastAsia="Times New Roman" w:hAnsi="Times New Roman" w:cs="Times New Roman"/>
+          <w:kern w:val="0"/>
+          <w:sz w:val="32"/>
+          <w:szCs w:val="32"/>
+          <w:rtl/>
+          <w:lang w:bidi="he-IL"/>
+          <w14:ligatures w14:val="none"/>
+        </w:rPr>
+      </w:pPr>
+    </w:p>
+    <w:p>
+      <w:pPr>
+        <w:bidi/>
+        <w:spacing w:after="0" w:line="240" w:lineRule="auto"/>
+        <w:ind w:left="720" w:firstLine="720"/>
+        <w:rPr>
+          <w:rFonts w:ascii="Times New Roman" w:eastAsia="Times New Roman" w:hAnsi="Times New Roman" w:cs="Times New Roman"/>
+          <w:kern w:val="0"/>
+          <w:sz w:val="32"/>
+          <w:szCs w:val="32"/>
+          <w:rtl/>
+          <w:lang w:bidi="he-IL"/>
+          <w14:ligatures w14:val="none"/>
+        </w:rPr>
+      </w:pPr>
+    </w:p>
+    <w:p>
+      <w:pPr>
+        <w:pStyle w:val="ListParagraph"/>
+        <w:numPr>
+          <w:ilvl w:val="0"/>
+          <w:numId w:val="38"/>
+        </w:numPr>
+        <w:bidi/>
+        <w:spacing w:after="0" w:line="240" w:lineRule="auto"/>
+        <w:rPr>
+          <w:rFonts w:ascii="Times New Roman" w:eastAsia="Times New Roman" w:hAnsi="Times New Roman" w:cs="Times New Roman"/>
+          <w:b/>
+          <w:bCs/>
+          <w:kern w:val="0"/>
+          <w:sz w:val="32"/>
+          <w:szCs w:val="32"/>
+          <w:highlight w:val="yellow"/>
+          <w:lang w:bidi="he-IL"/>
+          <w14:ligatures w14:val="none"/>
+        </w:rPr>
+      </w:pPr>
+      <w:r>
+        <w:rPr>
+          <w:rFonts w:ascii="Times New Roman" w:eastAsia="Times New Roman" w:hAnsi="Times New Roman" w:cs="Times New Roman"/>
+          <w:b/>
+          <w:bCs/>
+          <w:kern w:val="0"/>
+          <w:sz w:val="32"/>
+          <w:szCs w:val="32"/>
+          <w:highlight w:val="yellow"/>
+          <w:rtl/>
+          <w:lang w:bidi="he-IL"/>
+          <w14:ligatures w14:val="none"/>
+        </w:rPr>
+        <w:lastRenderedPageBreak/>
+        <w:t>האם ההשלמות קרובות למילים המקוריות</w:t>
+      </w:r>
+      <w:r>
+        <w:rPr>
+          <w:rFonts w:ascii="Times New Roman" w:eastAsia="Times New Roman" w:hAnsi="Times New Roman" w:cs="Times New Roman"/>
+          <w:b/>
+          <w:bCs/>
+          <w:kern w:val="0"/>
+          <w:sz w:val="32"/>
+          <w:szCs w:val="32"/>
+          <w:highlight w:val="yellow"/>
+          <w:lang w:bidi="he-IL"/>
+          <w14:ligatures w14:val="none"/>
+        </w:rPr>
+        <w:t>?</w:t>
+      </w:r>
+    </w:p>
+    <w:p>
+      <w:pPr>
+        <w:pStyle w:val="ListParagraph"/>
+        <w:bidi/>
+        <w:spacing w:after="0" w:line="240" w:lineRule="auto"/>
+        <w:rPr>
+          <w:rFonts w:ascii="Times New Roman" w:eastAsia="Times New Roman" w:hAnsi="Times New Roman" w:cs="Times New Roman"/>
+          <w:kern w:val="0"/>
+          <w:sz w:val="32"/>
+          <w:szCs w:val="32"/>
+          <w:rtl/>
+          <w:lang w:bidi="he-IL"/>
+          <w14:ligatures w14:val="none"/>
+        </w:rPr>
+      </w:pPr>
+      <w:r>
+        <w:rPr>
+          <w:rFonts w:ascii="Times New Roman" w:eastAsia="Times New Roman" w:hAnsi="Times New Roman" w:cs="Times New Roman"/>
+          <w:kern w:val="0"/>
+          <w:sz w:val="32"/>
+          <w:szCs w:val="32"/>
+          <w:rtl/>
+          <w:lang w:bidi="he-IL"/>
+          <w14:ligatures w14:val="none"/>
+        </w:rPr>
+        <w:t>ההשלמות היו קרובות מאוד למקור ברוב המקרים, ובחלקם אף זהות לחלוטין</w:t>
+      </w:r>
+      <w:r>
+        <w:rPr>
+          <w:rFonts w:ascii="Times New Roman" w:eastAsia="Times New Roman" w:hAnsi="Times New Roman" w:cs="Times New Roman"/>
+          <w:kern w:val="0"/>
+          <w:sz w:val="32"/>
+          <w:szCs w:val="32"/>
+          <w:lang w:bidi="he-IL"/>
+          <w14:ligatures w14:val="none"/>
+        </w:rPr>
+        <w:t>:</w:t>
+      </w:r>
+    </w:p>
+    <w:p>
+      <w:pPr>
+        <w:pStyle w:val="ListParagraph"/>
+        <w:bidi/>
+        <w:spacing w:after="0" w:line="240" w:lineRule="auto"/>
+        <w:rPr>
+          <w:rFonts w:ascii="Times New Roman" w:eastAsia="Times New Roman" w:hAnsi="Times New Roman" w:cs="Times New Roman"/>
+          <w:kern w:val="0"/>
+          <w:sz w:val="32"/>
+          <w:szCs w:val="32"/>
+          <w:rtl/>
+          <w:lang w:bidi="he-IL"/>
+          <w14:ligatures w14:val="none"/>
+        </w:rPr>
+      </w:pPr>
+    </w:p>
+    <w:p>
+      <w:pPr>
+        <w:pStyle w:val="ListParagraph"/>
+        <w:bidi/>
+        <w:rPr>
+          <w:rFonts w:ascii="Times New Roman" w:eastAsia="Times New Roman" w:hAnsi="Times New Roman" w:cs="Times New Roman"/>
+          <w:kern w:val="0"/>
+          <w:sz w:val="32"/>
+          <w:szCs w:val="32"/>
+          <w:rtl/>
+          <w:lang w:bidi="he-IL"/>
+          <w14:ligatures w14:val="none"/>
+        </w:rPr>
+      </w:pPr>
+      <w:r>
+        <w:rPr>
+          <w:rFonts w:ascii="Times New Roman" w:eastAsia="Times New Roman" w:hAnsi="Times New Roman" w:cs="Times New Roman"/>
+          <w:b/>
+          <w:bCs/>
+          <w:kern w:val="0"/>
+          <w:sz w:val="32"/>
+          <w:szCs w:val="32"/>
+          <w:rtl/>
+          <w:lang w:bidi="he-IL"/>
+          <w14:ligatures w14:val="none"/>
+        </w:rPr>
+        <w:t>זהות מוחלטת</w:t>
+      </w:r>
+      <w:r>
+        <w:rPr>
+          <w:rFonts w:ascii="Times New Roman" w:eastAsia="Times New Roman" w:hAnsi="Times New Roman" w:cs="Times New Roman"/>
+          <w:b/>
+          <w:bCs/>
+          <w:kern w:val="0"/>
+          <w:sz w:val="32"/>
+          <w:szCs w:val="32"/>
+          <w:lang w:bidi="he-IL"/>
+          <w14:ligatures w14:val="none"/>
+        </w:rPr>
+        <w:t>:</w:t>
+      </w:r>
+      <w:r>
+        <w:rPr>
+          <w:rFonts w:ascii="Times New Roman" w:eastAsia="Times New Roman" w:hAnsi="Times New Roman" w:cs="Times New Roman"/>
+          <w:kern w:val="0"/>
+          <w:sz w:val="32"/>
+          <w:szCs w:val="32"/>
+          <w:lang w:bidi="he-IL"/>
+          <w14:ligatures w14:val="none"/>
+        </w:rPr>
+        <w:t xml:space="preserve"> </w:t>
+      </w:r>
+      <w:r>
+        <w:rPr>
+          <w:rFonts w:ascii="Times New Roman" w:eastAsia="Times New Roman" w:hAnsi="Times New Roman" w:cs="Times New Roman"/>
+          <w:kern w:val="0"/>
+          <w:sz w:val="32"/>
+          <w:szCs w:val="32"/>
+          <w:rtl/>
+          <w:lang w:bidi="he-IL"/>
+          <w14:ligatures w14:val="none"/>
+        </w:rPr>
+        <w:t>במילים כמו "תודה</w:t>
+      </w:r>
+      <w:r>
+        <w:rPr>
+          <w:rFonts w:ascii="Times New Roman" w:eastAsia="Times New Roman" w:hAnsi="Times New Roman" w:cs="Times New Roman"/>
+          <w:kern w:val="0"/>
+          <w:sz w:val="32"/>
+          <w:szCs w:val="32"/>
+          <w:lang w:bidi="he-IL"/>
+          <w14:ligatures w14:val="none"/>
+        </w:rPr>
+        <w:t xml:space="preserve">" </w:t>
+      </w:r>
+      <w:r>
+        <w:rPr>
+          <w:rFonts w:ascii="Times New Roman" w:eastAsia="Times New Roman" w:hAnsi="Times New Roman" w:cs="Times New Roman"/>
+          <w:kern w:val="0"/>
+          <w:sz w:val="32"/>
+          <w:szCs w:val="32"/>
+          <w:rtl/>
+          <w:lang w:bidi="he-IL"/>
+          <w14:ligatures w14:val="none"/>
+        </w:rPr>
+        <w:t>או "ידיים</w:t>
+      </w:r>
+      <w:r>
+        <w:rPr>
+          <w:rFonts w:ascii="Times New Roman" w:eastAsia="Times New Roman" w:hAnsi="Times New Roman" w:cs="Times New Roman"/>
+          <w:kern w:val="0"/>
+          <w:sz w:val="32"/>
+          <w:szCs w:val="32"/>
+          <w:lang w:bidi="he-IL"/>
+          <w14:ligatures w14:val="none"/>
+        </w:rPr>
+        <w:t xml:space="preserve">" , </w:t>
+      </w:r>
+      <w:r>
+        <w:rPr>
+          <w:rFonts w:ascii="Times New Roman" w:eastAsia="Times New Roman" w:hAnsi="Times New Roman" w:cs="Times New Roman"/>
+          <w:kern w:val="0"/>
+          <w:sz w:val="32"/>
+          <w:szCs w:val="32"/>
+          <w:rtl/>
+          <w:lang w:bidi="he-IL"/>
+          <w14:ligatures w14:val="none"/>
+        </w:rPr>
+        <w:t>המודל חזה בדיוק את המילה שהופיעה בטקסט המקורי</w:t>
+      </w:r>
+      <w:r>
+        <w:rPr>
+          <w:rFonts w:ascii="Times New Roman" w:eastAsia="Times New Roman" w:hAnsi="Times New Roman" w:cs="Times New Roman"/>
+          <w:kern w:val="0"/>
+          <w:sz w:val="32"/>
+          <w:szCs w:val="32"/>
+          <w:lang w:bidi="he-IL"/>
+          <w14:ligatures w14:val="none"/>
+        </w:rPr>
+        <w:t>.</w:t>
+      </w:r>
+    </w:p>
+    <w:p>
+      <w:pPr>
+        <w:pStyle w:val="ListParagraph"/>
+        <w:bidi/>
+        <w:spacing w:after="0" w:line="240" w:lineRule="auto"/>
+        <w:rPr>
+          <w:rFonts w:ascii="Times New Roman" w:eastAsia="Times New Roman" w:hAnsi="Times New Roman" w:cs="Times New Roman"/>
+          <w:b/>
+          <w:bCs/>
+          <w:kern w:val="0"/>
+          <w:sz w:val="32"/>
+          <w:szCs w:val="32"/>
+          <w:rtl/>
+          <w:lang w:bidi="he-IL"/>
+          <w14:ligatures w14:val="none"/>
+        </w:rPr>
+      </w:pPr>
+      <w:r>
+        <w:rPr>
+          <w:rFonts w:ascii="Times New Roman" w:eastAsia="Times New Roman" w:hAnsi="Times New Roman" w:cs="Times New Roman" w:hint="cs"/>
+          <w:b/>
+          <w:bCs/>
+          <w:kern w:val="0"/>
+          <w:sz w:val="32"/>
+          <w:szCs w:val="32"/>
+          <w:rtl/>
+          <w:lang w:bidi="he-IL"/>
+          <w14:ligatures w14:val="none"/>
+        </w:rPr>
+        <w:t>למשל:</w:t>
+      </w:r>
+    </w:p>
+    <w:p>
+      <w:pPr>
+        <w:pStyle w:val="ListParagraph"/>
+        <w:bidi/>
+        <w:spacing w:after="0" w:line="240" w:lineRule="auto"/>
+        <w:rPr>
+          <w:rFonts w:ascii="Times New Roman" w:eastAsia="Times New Roman" w:hAnsi="Times New Roman" w:cs="Times New Roman"/>
+          <w:i/>
+          <w:iCs/>
+          <w:kern w:val="0"/>
+          <w:sz w:val="32"/>
+          <w:szCs w:val="32"/>
+          <w:rtl/>
+          <w:lang w:bidi="he-IL"/>
+          <w14:ligatures w14:val="none"/>
+        </w:rPr>
+      </w:pPr>
+      <w:r>
+        <w:rPr>
+          <w:rFonts w:ascii="Times New Roman" w:eastAsia="Times New Roman" w:hAnsi="Times New Roman" w:cs="Times New Roman" w:hint="cs"/>
+          <w:b/>
+          <w:bCs/>
+          <w:kern w:val="0"/>
+          <w:sz w:val="32"/>
+          <w:szCs w:val="32"/>
+          <w:rtl/>
+          <w:lang w:bidi="he-IL"/>
+          <w14:ligatures w14:val="none"/>
+        </w:rPr>
+        <w:t>טקסט מקורי:</w:t>
+      </w:r>
+      <w:r>
+        <w:rPr>
+          <w:rFonts w:hint="cs"/>
+          <w:rtl/>
+          <w:lang w:bidi="he-IL"/>
+        </w:rPr>
+        <w:t xml:space="preserve"> </w:t>
+      </w:r>
+      <w:r>
+        <w:rPr>
+          <w:rFonts w:asciiTheme="majorBidi" w:hAnsiTheme="majorBidi" w:cstheme="majorBidi"/>
+          <w:i/>
+          <w:iCs/>
+          <w:sz w:val="32"/>
+          <w:szCs w:val="32"/>
+          <w:rtl/>
+          <w:lang w:bidi="he-IL"/>
+        </w:rPr>
+        <w:t>"</w:t>
+      </w:r>
+      <w:r>
+        <w:rPr>
+          <w:rFonts w:ascii="Times New Roman" w:eastAsia="Times New Roman" w:hAnsi="Times New Roman" w:cs="Times New Roman" w:hint="cs"/>
+          <w:i/>
+          <w:iCs/>
+          <w:kern w:val="0"/>
+          <w:sz w:val="32"/>
+          <w:szCs w:val="32"/>
+          <w:rtl/>
+          <w:lang w:bidi="he-IL"/>
+          <w14:ligatures w14:val="none"/>
+        </w:rPr>
+        <w:t>הרי</w:t>
+      </w:r>
+      <w:r>
+        <w:rPr>
+          <w:rFonts w:ascii="Times New Roman" w:eastAsia="Times New Roman" w:hAnsi="Times New Roman" w:cs="Times New Roman"/>
+          <w:i/>
+          <w:iCs/>
+          <w:kern w:val="0"/>
+          <w:sz w:val="32"/>
+          <w:szCs w:val="32"/>
+          <w:rtl/>
+          <w:lang w:bidi="he-IL"/>
+          <w14:ligatures w14:val="none"/>
+        </w:rPr>
+        <w:t xml:space="preserve"> </w:t>
+      </w:r>
+      <w:r>
+        <w:rPr>
+          <w:rFonts w:ascii="Times New Roman" w:eastAsia="Times New Roman" w:hAnsi="Times New Roman" w:cs="Times New Roman" w:hint="cs"/>
+          <w:i/>
+          <w:iCs/>
+          <w:kern w:val="0"/>
+          <w:sz w:val="32"/>
+          <w:szCs w:val="32"/>
+          <w:rtl/>
+          <w:lang w:bidi="he-IL"/>
+          <w14:ligatures w14:val="none"/>
+        </w:rPr>
+        <w:t>אם</w:t>
+      </w:r>
+      <w:r>
+        <w:rPr>
+          <w:rFonts w:ascii="Times New Roman" w:eastAsia="Times New Roman" w:hAnsi="Times New Roman" w:cs="Times New Roman"/>
+          <w:i/>
+          <w:iCs/>
+          <w:kern w:val="0"/>
+          <w:sz w:val="32"/>
+          <w:szCs w:val="32"/>
+          <w:rtl/>
+          <w:lang w:bidi="he-IL"/>
+          <w14:ligatures w14:val="none"/>
+        </w:rPr>
+        <w:t xml:space="preserve"> </w:t>
+      </w:r>
+      <w:r>
+        <w:rPr>
+          <w:rFonts w:ascii="Times New Roman" w:eastAsia="Times New Roman" w:hAnsi="Times New Roman" w:cs="Times New Roman" w:hint="cs"/>
+          <w:i/>
+          <w:iCs/>
+          <w:kern w:val="0"/>
+          <w:sz w:val="32"/>
+          <w:szCs w:val="32"/>
+          <w:rtl/>
+          <w:lang w:bidi="he-IL"/>
+          <w14:ligatures w14:val="none"/>
+        </w:rPr>
+        <w:t>המצב</w:t>
+      </w:r>
+      <w:r>
+        <w:rPr>
+          <w:rFonts w:ascii="Times New Roman" w:eastAsia="Times New Roman" w:hAnsi="Times New Roman" w:cs="Times New Roman"/>
+          <w:i/>
+          <w:iCs/>
+          <w:kern w:val="0"/>
+          <w:sz w:val="32"/>
+          <w:szCs w:val="32"/>
+          <w:rtl/>
+          <w:lang w:bidi="he-IL"/>
+          <w14:ligatures w14:val="none"/>
+        </w:rPr>
+        <w:t xml:space="preserve"> </w:t>
+      </w:r>
+      <w:r>
+        <w:rPr>
+          <w:rFonts w:ascii="Times New Roman" w:eastAsia="Times New Roman" w:hAnsi="Times New Roman" w:cs="Times New Roman" w:hint="cs"/>
+          <w:i/>
+          <w:iCs/>
+          <w:kern w:val="0"/>
+          <w:sz w:val="32"/>
+          <w:szCs w:val="32"/>
+          <w:rtl/>
+          <w:lang w:bidi="he-IL"/>
+          <w14:ligatures w14:val="none"/>
+        </w:rPr>
+        <w:t>שם</w:t>
+      </w:r>
+      <w:r>
+        <w:rPr>
+          <w:rFonts w:ascii="Times New Roman" w:eastAsia="Times New Roman" w:hAnsi="Times New Roman" w:cs="Times New Roman"/>
+          <w:i/>
+          <w:iCs/>
+          <w:kern w:val="0"/>
+          <w:sz w:val="32"/>
+          <w:szCs w:val="32"/>
+          <w:rtl/>
+          <w:lang w:bidi="he-IL"/>
+          <w14:ligatures w14:val="none"/>
+        </w:rPr>
+        <w:t xml:space="preserve"> </w:t>
+      </w:r>
+      <w:r>
+        <w:rPr>
+          <w:rFonts w:ascii="Times New Roman" w:eastAsia="Times New Roman" w:hAnsi="Times New Roman" w:cs="Times New Roman" w:hint="cs"/>
+          <w:i/>
+          <w:iCs/>
+          <w:kern w:val="0"/>
+          <w:sz w:val="32"/>
+          <w:szCs w:val="32"/>
+          <w:rtl/>
+          <w:lang w:bidi="he-IL"/>
+          <w14:ligatures w14:val="none"/>
+        </w:rPr>
+        <w:t>יתדרדר</w:t>
+      </w:r>
+      <w:r>
+        <w:rPr>
+          <w:rFonts w:ascii="Times New Roman" w:eastAsia="Times New Roman" w:hAnsi="Times New Roman" w:cs="Times New Roman"/>
+          <w:i/>
+          <w:iCs/>
+          <w:kern w:val="0"/>
+          <w:sz w:val="32"/>
+          <w:szCs w:val="32"/>
+          <w:rtl/>
+          <w:lang w:bidi="he-IL"/>
+          <w14:ligatures w14:val="none"/>
+        </w:rPr>
+        <w:t xml:space="preserve"> </w:t>
+      </w:r>
+      <w:r>
+        <w:rPr>
+          <w:rFonts w:ascii="Times New Roman" w:eastAsia="Times New Roman" w:hAnsi="Times New Roman" w:cs="Times New Roman" w:hint="cs"/>
+          <w:i/>
+          <w:iCs/>
+          <w:kern w:val="0"/>
+          <w:sz w:val="32"/>
+          <w:szCs w:val="32"/>
+          <w:rtl/>
+          <w:lang w:bidi="he-IL"/>
+          <w14:ligatures w14:val="none"/>
+        </w:rPr>
+        <w:t>הוא</w:t>
+      </w:r>
+      <w:r>
+        <w:rPr>
+          <w:rFonts w:ascii="Times New Roman" w:eastAsia="Times New Roman" w:hAnsi="Times New Roman" w:cs="Times New Roman"/>
+          <w:i/>
+          <w:iCs/>
+          <w:kern w:val="0"/>
+          <w:sz w:val="32"/>
+          <w:szCs w:val="32"/>
+          <w:rtl/>
+          <w:lang w:bidi="he-IL"/>
+          <w14:ligatures w14:val="none"/>
+        </w:rPr>
+        <w:t xml:space="preserve"> </w:t>
+      </w:r>
+      <w:r>
+        <w:rPr>
+          <w:rFonts w:ascii="Times New Roman" w:eastAsia="Times New Roman" w:hAnsi="Times New Roman" w:cs="Times New Roman" w:hint="cs"/>
+          <w:i/>
+          <w:iCs/>
+          <w:kern w:val="0"/>
+          <w:sz w:val="32"/>
+          <w:szCs w:val="32"/>
+          <w:rtl/>
+          <w:lang w:bidi="he-IL"/>
+          <w14:ligatures w14:val="none"/>
+        </w:rPr>
+        <w:t>יתפוצץ</w:t>
+      </w:r>
+      <w:r>
+        <w:rPr>
+          <w:rFonts w:ascii="Times New Roman" w:eastAsia="Times New Roman" w:hAnsi="Times New Roman" w:cs="Times New Roman"/>
+          <w:i/>
+          <w:iCs/>
+          <w:kern w:val="0"/>
+          <w:sz w:val="32"/>
+          <w:szCs w:val="32"/>
+          <w:rtl/>
+          <w:lang w:bidi="he-IL"/>
+          <w14:ligatures w14:val="none"/>
+        </w:rPr>
+        <w:t xml:space="preserve"> </w:t>
+      </w:r>
+      <w:r>
+        <w:rPr>
+          <w:rFonts w:ascii="Times New Roman" w:eastAsia="Times New Roman" w:hAnsi="Times New Roman" w:cs="Times New Roman" w:hint="cs"/>
+          <w:i/>
+          <w:iCs/>
+          <w:kern w:val="0"/>
+          <w:sz w:val="32"/>
+          <w:szCs w:val="32"/>
+          <w:rtl/>
+          <w:lang w:bidi="he-IL"/>
+          <w14:ligatures w14:val="none"/>
+        </w:rPr>
+        <w:t>בפניה</w:t>
+      </w:r>
+      <w:r>
+        <w:rPr>
+          <w:rFonts w:ascii="Times New Roman" w:eastAsia="Times New Roman" w:hAnsi="Times New Roman" w:cs="Times New Roman"/>
+          <w:i/>
+          <w:iCs/>
+          <w:kern w:val="0"/>
+          <w:sz w:val="32"/>
+          <w:szCs w:val="32"/>
+          <w:rtl/>
+          <w:lang w:bidi="he-IL"/>
+          <w14:ligatures w14:val="none"/>
+        </w:rPr>
+        <w:t xml:space="preserve"> </w:t>
+      </w:r>
+      <w:r>
+        <w:rPr>
+          <w:rFonts w:ascii="Times New Roman" w:eastAsia="Times New Roman" w:hAnsi="Times New Roman" w:cs="Times New Roman" w:hint="cs"/>
+          <w:i/>
+          <w:iCs/>
+          <w:kern w:val="0"/>
+          <w:sz w:val="32"/>
+          <w:szCs w:val="32"/>
+          <w:rtl/>
+          <w:lang w:bidi="he-IL"/>
+          <w14:ligatures w14:val="none"/>
+        </w:rPr>
+        <w:t>של</w:t>
+      </w:r>
+      <w:r>
+        <w:rPr>
+          <w:rFonts w:ascii="Times New Roman" w:eastAsia="Times New Roman" w:hAnsi="Times New Roman" w:cs="Times New Roman"/>
+          <w:i/>
+          <w:iCs/>
+          <w:kern w:val="0"/>
+          <w:sz w:val="32"/>
+          <w:szCs w:val="32"/>
+          <w:rtl/>
+          <w:lang w:bidi="he-IL"/>
+          <w14:ligatures w14:val="none"/>
+        </w:rPr>
+        <w:t xml:space="preserve"> </w:t>
+      </w:r>
+      <w:r>
+        <w:rPr>
+          <w:rFonts w:ascii="Times New Roman" w:eastAsia="Times New Roman" w:hAnsi="Times New Roman" w:cs="Times New Roman" w:hint="cs"/>
+          <w:i/>
+          <w:iCs/>
+          <w:kern w:val="0"/>
+          <w:sz w:val="32"/>
+          <w:szCs w:val="32"/>
+          <w:rtl/>
+          <w:lang w:bidi="he-IL"/>
+          <w14:ligatures w14:val="none"/>
+        </w:rPr>
+        <w:t>ישראל</w:t>
+      </w:r>
+      <w:r>
+        <w:rPr>
+          <w:rFonts w:ascii="Times New Roman" w:eastAsia="Times New Roman" w:hAnsi="Times New Roman" w:cs="Times New Roman"/>
+          <w:i/>
+          <w:iCs/>
+          <w:kern w:val="0"/>
+          <w:sz w:val="32"/>
+          <w:szCs w:val="32"/>
+          <w:rtl/>
+          <w:lang w:bidi="he-IL"/>
+          <w14:ligatures w14:val="none"/>
+        </w:rPr>
+        <w:t xml:space="preserve"> , </w:t>
+      </w:r>
+      <w:r>
+        <w:rPr>
+          <w:rFonts w:ascii="Times New Roman" w:eastAsia="Times New Roman" w:hAnsi="Times New Roman" w:cs="Times New Roman" w:hint="cs"/>
+          <w:i/>
+          <w:iCs/>
+          <w:kern w:val="0"/>
+          <w:sz w:val="32"/>
+          <w:szCs w:val="32"/>
+          <w:rtl/>
+          <w:lang w:bidi="he-IL"/>
+          <w14:ligatures w14:val="none"/>
+        </w:rPr>
+        <w:t>ולא</w:t>
+      </w:r>
+      <w:r>
+        <w:rPr>
+          <w:rFonts w:ascii="Times New Roman" w:eastAsia="Times New Roman" w:hAnsi="Times New Roman" w:cs="Times New Roman"/>
+          <w:i/>
+          <w:iCs/>
+          <w:kern w:val="0"/>
+          <w:sz w:val="32"/>
+          <w:szCs w:val="32"/>
+          <w:rtl/>
+          <w:lang w:bidi="he-IL"/>
+          <w14:ligatures w14:val="none"/>
+        </w:rPr>
+        <w:t xml:space="preserve"> </w:t>
+      </w:r>
+      <w:r>
+        <w:rPr>
+          <w:rFonts w:ascii="Times New Roman" w:eastAsia="Times New Roman" w:hAnsi="Times New Roman" w:cs="Times New Roman" w:hint="cs"/>
+          <w:i/>
+          <w:iCs/>
+          <w:kern w:val="0"/>
+          <w:sz w:val="32"/>
+          <w:szCs w:val="32"/>
+          <w:rtl/>
+          <w:lang w:bidi="he-IL"/>
+          <w14:ligatures w14:val="none"/>
+        </w:rPr>
+        <w:t>בפניה</w:t>
+      </w:r>
+      <w:r>
+        <w:rPr>
+          <w:rFonts w:ascii="Times New Roman" w:eastAsia="Times New Roman" w:hAnsi="Times New Roman" w:cs="Times New Roman"/>
+          <w:i/>
+          <w:iCs/>
+          <w:kern w:val="0"/>
+          <w:sz w:val="32"/>
+          <w:szCs w:val="32"/>
+          <w:rtl/>
+          <w:lang w:bidi="he-IL"/>
+          <w14:ligatures w14:val="none"/>
+        </w:rPr>
+        <w:t xml:space="preserve"> </w:t>
+      </w:r>
+      <w:r>
+        <w:rPr>
+          <w:rFonts w:ascii="Times New Roman" w:eastAsia="Times New Roman" w:hAnsi="Times New Roman" w:cs="Times New Roman" w:hint="cs"/>
+          <w:i/>
+          <w:iCs/>
+          <w:kern w:val="0"/>
+          <w:sz w:val="32"/>
+          <w:szCs w:val="32"/>
+          <w:rtl/>
+          <w:lang w:bidi="he-IL"/>
+          <w14:ligatures w14:val="none"/>
+        </w:rPr>
+        <w:t>של</w:t>
+      </w:r>
+      <w:r>
+        <w:rPr>
+          <w:rFonts w:ascii="Times New Roman" w:eastAsia="Times New Roman" w:hAnsi="Times New Roman" w:cs="Times New Roman"/>
+          <w:i/>
+          <w:iCs/>
+          <w:kern w:val="0"/>
+          <w:sz w:val="32"/>
+          <w:szCs w:val="32"/>
+          <w:rtl/>
+          <w:lang w:bidi="he-IL"/>
+          <w14:ligatures w14:val="none"/>
+        </w:rPr>
+        <w:t xml:space="preserve"> </w:t>
+      </w:r>
+      <w:r>
+        <w:rPr>
+          <w:rFonts w:ascii="Times New Roman" w:eastAsia="Times New Roman" w:hAnsi="Times New Roman" w:cs="Times New Roman" w:hint="cs"/>
+          <w:i/>
+          <w:iCs/>
+          <w:kern w:val="0"/>
+          <w:sz w:val="32"/>
+          <w:szCs w:val="32"/>
+          <w:rtl/>
+          <w:lang w:bidi="he-IL"/>
+          <w14:ligatures w14:val="none"/>
+        </w:rPr>
+        <w:t>מצרים</w:t>
+      </w:r>
+      <w:r>
+        <w:rPr>
+          <w:rFonts w:ascii="Times New Roman" w:eastAsia="Times New Roman" w:hAnsi="Times New Roman" w:cs="Times New Roman"/>
+          <w:i/>
+          <w:iCs/>
+          <w:kern w:val="0"/>
+          <w:sz w:val="32"/>
+          <w:szCs w:val="32"/>
+          <w:rtl/>
+          <w:lang w:bidi="he-IL"/>
+          <w14:ligatures w14:val="none"/>
+        </w:rPr>
+        <w:t xml:space="preserve"> </w:t>
+      </w:r>
+      <w:r>
+        <w:rPr>
+          <w:rFonts w:ascii="Times New Roman" w:eastAsia="Times New Roman" w:hAnsi="Times New Roman" w:cs="Times New Roman" w:hint="cs"/>
+          <w:i/>
+          <w:iCs/>
+          <w:kern w:val="0"/>
+          <w:sz w:val="32"/>
+          <w:szCs w:val="32"/>
+          <w:rtl/>
+          <w:lang w:bidi="he-IL"/>
+          <w14:ligatures w14:val="none"/>
+        </w:rPr>
+        <w:t>שעומדת</w:t>
+      </w:r>
+      <w:r>
+        <w:rPr>
+          <w:rFonts w:ascii="Times New Roman" w:eastAsia="Times New Roman" w:hAnsi="Times New Roman" w:cs="Times New Roman"/>
+          <w:i/>
+          <w:iCs/>
+          <w:kern w:val="0"/>
+          <w:sz w:val="32"/>
+          <w:szCs w:val="32"/>
+          <w:rtl/>
+          <w:lang w:bidi="he-IL"/>
+          <w14:ligatures w14:val="none"/>
+        </w:rPr>
+        <w:t xml:space="preserve"> </w:t>
+      </w:r>
+      <w:r>
+        <w:rPr>
+          <w:rFonts w:ascii="Times New Roman" w:eastAsia="Times New Roman" w:hAnsi="Times New Roman" w:cs="Times New Roman" w:hint="cs"/>
+          <w:i/>
+          <w:iCs/>
+          <w:kern w:val="0"/>
+          <w:sz w:val="32"/>
+          <w:szCs w:val="32"/>
+          <w:rtl/>
+          <w:lang w:bidi="he-IL"/>
+          <w14:ligatures w14:val="none"/>
+        </w:rPr>
+        <w:t>מהצד</w:t>
+      </w:r>
+      <w:r>
+        <w:rPr>
+          <w:rFonts w:ascii="Times New Roman" w:eastAsia="Times New Roman" w:hAnsi="Times New Roman" w:cs="Times New Roman"/>
+          <w:i/>
+          <w:iCs/>
+          <w:kern w:val="0"/>
+          <w:sz w:val="32"/>
+          <w:szCs w:val="32"/>
+          <w:rtl/>
+          <w:lang w:bidi="he-IL"/>
+          <w14:ligatures w14:val="none"/>
+        </w:rPr>
+        <w:t xml:space="preserve"> </w:t>
+      </w:r>
+      <w:r>
+        <w:rPr>
+          <w:rFonts w:ascii="Times New Roman" w:eastAsia="Times New Roman" w:hAnsi="Times New Roman" w:cs="Times New Roman" w:hint="cs"/>
+          <w:i/>
+          <w:iCs/>
+          <w:kern w:val="0"/>
+          <w:sz w:val="32"/>
+          <w:szCs w:val="32"/>
+          <w:rtl/>
+          <w:lang w:bidi="he-IL"/>
+          <w14:ligatures w14:val="none"/>
+        </w:rPr>
+        <w:t>בחיבוק</w:t>
+      </w:r>
+      <w:r>
+        <w:rPr>
+          <w:rFonts w:ascii="Times New Roman" w:eastAsia="Times New Roman" w:hAnsi="Times New Roman" w:cs="Times New Roman"/>
+          <w:i/>
+          <w:iCs/>
+          <w:kern w:val="0"/>
+          <w:sz w:val="32"/>
+          <w:szCs w:val="32"/>
+          <w:rtl/>
+          <w:lang w:bidi="he-IL"/>
+          <w14:ligatures w14:val="none"/>
+        </w:rPr>
+        <w:t xml:space="preserve"> </w:t>
+      </w:r>
+      <w:r>
+        <w:rPr>
+          <w:rFonts w:ascii="Times New Roman" w:eastAsia="Times New Roman" w:hAnsi="Times New Roman" w:cs="Times New Roman" w:hint="cs"/>
+          <w:i/>
+          <w:iCs/>
+          <w:color w:val="EE0000"/>
+          <w:kern w:val="0"/>
+          <w:sz w:val="32"/>
+          <w:szCs w:val="32"/>
+          <w:rtl/>
+          <w:lang w:bidi="he-IL"/>
+          <w14:ligatures w14:val="none"/>
+        </w:rPr>
+        <w:t>ידיים</w:t>
+      </w:r>
+      <w:r>
+        <w:rPr>
+          <w:rFonts w:ascii="Times New Roman" w:eastAsia="Times New Roman" w:hAnsi="Times New Roman" w:cs="Times New Roman"/>
+          <w:i/>
+          <w:iCs/>
+          <w:color w:val="EE0000"/>
+          <w:kern w:val="0"/>
+          <w:sz w:val="32"/>
+          <w:szCs w:val="32"/>
+          <w:rtl/>
+          <w:lang w:bidi="he-IL"/>
+          <w14:ligatures w14:val="none"/>
+        </w:rPr>
+        <w:t xml:space="preserve"> .</w:t>
+      </w:r>
+      <w:r>
+        <w:rPr>
+          <w:rFonts w:ascii="Times New Roman" w:eastAsia="Times New Roman" w:hAnsi="Times New Roman" w:cs="Times New Roman" w:hint="cs"/>
+          <w:i/>
+          <w:iCs/>
+          <w:kern w:val="0"/>
+          <w:sz w:val="32"/>
+          <w:szCs w:val="32"/>
+          <w:rtl/>
+          <w:lang w:bidi="he-IL"/>
+          <w14:ligatures w14:val="none"/>
+        </w:rPr>
+        <w:t>"</w:t>
+      </w:r>
+    </w:p>
+    <w:p>
+      <w:pPr>
+        <w:pStyle w:val="ListParagraph"/>
+        <w:bidi/>
+        <w:spacing w:after="0" w:line="240" w:lineRule="auto"/>
+        <w:rPr>
+          <w:rFonts w:ascii="Times New Roman" w:eastAsia="Times New Roman" w:hAnsi="Times New Roman" w:cs="Times New Roman"/>
+          <w:kern w:val="0"/>
+          <w:sz w:val="32"/>
+          <w:szCs w:val="32"/>
+          <w:rtl/>
+          <w:lang w:bidi="he-IL"/>
+          <w14:ligatures w14:val="none"/>
+        </w:rPr>
+      </w:pPr>
+    </w:p>
+    <w:p>
+      <w:pPr>
+        <w:pStyle w:val="ListParagraph"/>
+        <w:bidi/>
+        <w:spacing w:after="0" w:line="240" w:lineRule="auto"/>
+        <w:rPr>
+          <w:rFonts w:ascii="Times New Roman" w:eastAsia="Times New Roman" w:hAnsi="Times New Roman" w:cs="Times New Roman"/>
+          <w:i/>
+          <w:iCs/>
+          <w:kern w:val="0"/>
+          <w:sz w:val="32"/>
+          <w:szCs w:val="32"/>
+          <w:rtl/>
+          <w:lang w:bidi="he-IL"/>
+          <w14:ligatures w14:val="none"/>
+        </w:rPr>
+      </w:pPr>
+      <w:r>
+        <w:rPr>
+          <w:rFonts w:ascii="Times New Roman" w:eastAsia="Times New Roman" w:hAnsi="Times New Roman" w:cs="Times New Roman" w:hint="cs"/>
+          <w:b/>
+          <w:bCs/>
+          <w:kern w:val="0"/>
+          <w:sz w:val="32"/>
+          <w:szCs w:val="32"/>
+          <w:rtl/>
+          <w:lang w:bidi="he-IL"/>
+          <w14:ligatures w14:val="none"/>
+        </w:rPr>
+        <w:t>ממוסך:</w:t>
+      </w:r>
+      <w:r>
+        <w:rPr>
+          <w:rFonts w:hint="cs"/>
+          <w:rtl/>
+          <w:lang w:bidi="he-IL"/>
+        </w:rPr>
+        <w:t xml:space="preserve"> </w:t>
+      </w:r>
+      <w:r>
+        <w:rPr>
+          <w:rFonts w:asciiTheme="majorBidi" w:hAnsiTheme="majorBidi" w:cstheme="majorBidi"/>
+          <w:i/>
+          <w:iCs/>
+          <w:sz w:val="32"/>
+          <w:szCs w:val="32"/>
+          <w:rtl/>
+          <w:lang w:bidi="he-IL"/>
+        </w:rPr>
+        <w:t>"</w:t>
+      </w:r>
+      <w:r>
+        <w:rPr>
+          <w:rFonts w:ascii="Times New Roman" w:eastAsia="Times New Roman" w:hAnsi="Times New Roman" w:cs="Times New Roman" w:hint="cs"/>
+          <w:i/>
+          <w:iCs/>
+          <w:kern w:val="0"/>
+          <w:sz w:val="32"/>
+          <w:szCs w:val="32"/>
+          <w:rtl/>
+          <w:lang w:bidi="he-IL"/>
+          <w14:ligatures w14:val="none"/>
+        </w:rPr>
+        <w:t>הרי</w:t>
+      </w:r>
+      <w:r>
+        <w:rPr>
+          <w:rFonts w:ascii="Times New Roman" w:eastAsia="Times New Roman" w:hAnsi="Times New Roman" w:cs="Times New Roman"/>
+          <w:i/>
+          <w:iCs/>
+          <w:kern w:val="0"/>
+          <w:sz w:val="32"/>
+          <w:szCs w:val="32"/>
+          <w:rtl/>
+          <w:lang w:bidi="he-IL"/>
+          <w14:ligatures w14:val="none"/>
+        </w:rPr>
+        <w:t xml:space="preserve"> </w:t>
+      </w:r>
+      <w:r>
+        <w:rPr>
+          <w:rFonts w:ascii="Times New Roman" w:eastAsia="Times New Roman" w:hAnsi="Times New Roman" w:cs="Times New Roman" w:hint="cs"/>
+          <w:i/>
+          <w:iCs/>
+          <w:kern w:val="0"/>
+          <w:sz w:val="32"/>
+          <w:szCs w:val="32"/>
+          <w:rtl/>
+          <w:lang w:bidi="he-IL"/>
+          <w14:ligatures w14:val="none"/>
+        </w:rPr>
+        <w:t>אם</w:t>
+      </w:r>
+      <w:r>
+        <w:rPr>
+          <w:rFonts w:ascii="Times New Roman" w:eastAsia="Times New Roman" w:hAnsi="Times New Roman" w:cs="Times New Roman"/>
+          <w:i/>
+          <w:iCs/>
+          <w:kern w:val="0"/>
+          <w:sz w:val="32"/>
+          <w:szCs w:val="32"/>
+          <w:rtl/>
+          <w:lang w:bidi="he-IL"/>
+          <w14:ligatures w14:val="none"/>
+        </w:rPr>
+        <w:t xml:space="preserve"> </w:t>
+      </w:r>
+      <w:r>
+        <w:rPr>
+          <w:rFonts w:ascii="Times New Roman" w:eastAsia="Times New Roman" w:hAnsi="Times New Roman" w:cs="Times New Roman" w:hint="cs"/>
+          <w:i/>
+          <w:iCs/>
+          <w:kern w:val="0"/>
+          <w:sz w:val="32"/>
+          <w:szCs w:val="32"/>
+          <w:rtl/>
+          <w:lang w:bidi="he-IL"/>
+          <w14:ligatures w14:val="none"/>
+        </w:rPr>
+        <w:t>המצב</w:t>
+      </w:r>
+      <w:r>
+        <w:rPr>
+          <w:rFonts w:ascii="Times New Roman" w:eastAsia="Times New Roman" w:hAnsi="Times New Roman" w:cs="Times New Roman"/>
+          <w:i/>
+          <w:iCs/>
+          <w:kern w:val="0"/>
+          <w:sz w:val="32"/>
+          <w:szCs w:val="32"/>
+          <w:rtl/>
+          <w:lang w:bidi="he-IL"/>
+          <w14:ligatures w14:val="none"/>
+        </w:rPr>
+        <w:t xml:space="preserve"> </w:t>
+      </w:r>
+      <w:r>
+        <w:rPr>
+          <w:rFonts w:ascii="Times New Roman" w:eastAsia="Times New Roman" w:hAnsi="Times New Roman" w:cs="Times New Roman" w:hint="cs"/>
+          <w:i/>
+          <w:iCs/>
+          <w:kern w:val="0"/>
+          <w:sz w:val="32"/>
+          <w:szCs w:val="32"/>
+          <w:rtl/>
+          <w:lang w:bidi="he-IL"/>
+          <w14:ligatures w14:val="none"/>
+        </w:rPr>
+        <w:t>שם</w:t>
+      </w:r>
+      <w:r>
+        <w:rPr>
+          <w:rFonts w:ascii="Times New Roman" w:eastAsia="Times New Roman" w:hAnsi="Times New Roman" w:cs="Times New Roman"/>
+          <w:i/>
+          <w:iCs/>
+          <w:kern w:val="0"/>
+          <w:sz w:val="32"/>
+          <w:szCs w:val="32"/>
+          <w:rtl/>
+          <w:lang w:bidi="he-IL"/>
+          <w14:ligatures w14:val="none"/>
+        </w:rPr>
+        <w:t xml:space="preserve"> </w:t>
+      </w:r>
+      <w:r>
+        <w:rPr>
+          <w:rFonts w:ascii="Times New Roman" w:eastAsia="Times New Roman" w:hAnsi="Times New Roman" w:cs="Times New Roman" w:hint="cs"/>
+          <w:i/>
+          <w:iCs/>
+          <w:kern w:val="0"/>
+          <w:sz w:val="32"/>
+          <w:szCs w:val="32"/>
+          <w:rtl/>
+          <w:lang w:bidi="he-IL"/>
+          <w14:ligatures w14:val="none"/>
+        </w:rPr>
+        <w:t>יתדרדר</w:t>
+      </w:r>
+      <w:r>
+        <w:rPr>
+          <w:rFonts w:ascii="Times New Roman" w:eastAsia="Times New Roman" w:hAnsi="Times New Roman" w:cs="Times New Roman"/>
+          <w:i/>
+          <w:iCs/>
+          <w:kern w:val="0"/>
+          <w:sz w:val="32"/>
+          <w:szCs w:val="32"/>
+          <w:rtl/>
+          <w:lang w:bidi="he-IL"/>
+          <w14:ligatures w14:val="none"/>
+        </w:rPr>
+        <w:t xml:space="preserve"> </w:t>
+      </w:r>
+      <w:r>
+        <w:rPr>
+          <w:rFonts w:ascii="Times New Roman" w:eastAsia="Times New Roman" w:hAnsi="Times New Roman" w:cs="Times New Roman" w:hint="cs"/>
+          <w:i/>
+          <w:iCs/>
+          <w:kern w:val="0"/>
+          <w:sz w:val="32"/>
+          <w:szCs w:val="32"/>
+          <w:rtl/>
+          <w:lang w:bidi="he-IL"/>
+          <w14:ligatures w14:val="none"/>
+        </w:rPr>
+        <w:t>הוא</w:t>
+      </w:r>
+      <w:r>
+        <w:rPr>
+          <w:rFonts w:ascii="Times New Roman" w:eastAsia="Times New Roman" w:hAnsi="Times New Roman" w:cs="Times New Roman"/>
+          <w:i/>
+          <w:iCs/>
+          <w:kern w:val="0"/>
+          <w:sz w:val="32"/>
+          <w:szCs w:val="32"/>
+          <w:rtl/>
+          <w:lang w:bidi="he-IL"/>
+          <w14:ligatures w14:val="none"/>
+        </w:rPr>
+        <w:t xml:space="preserve"> </w:t>
+      </w:r>
+      <w:r>
+        <w:rPr>
+          <w:rFonts w:ascii="Times New Roman" w:eastAsia="Times New Roman" w:hAnsi="Times New Roman" w:cs="Times New Roman" w:hint="cs"/>
+          <w:i/>
+          <w:iCs/>
+          <w:kern w:val="0"/>
+          <w:sz w:val="32"/>
+          <w:szCs w:val="32"/>
+          <w:rtl/>
+          <w:lang w:bidi="he-IL"/>
+          <w14:ligatures w14:val="none"/>
+        </w:rPr>
+        <w:t>יתפוצץ</w:t>
+      </w:r>
+      <w:r>
+        <w:rPr>
+          <w:rFonts w:ascii="Times New Roman" w:eastAsia="Times New Roman" w:hAnsi="Times New Roman" w:cs="Times New Roman"/>
+          <w:i/>
+          <w:iCs/>
+          <w:kern w:val="0"/>
+          <w:sz w:val="32"/>
+          <w:szCs w:val="32"/>
+          <w:rtl/>
+          <w:lang w:bidi="he-IL"/>
+          <w14:ligatures w14:val="none"/>
+        </w:rPr>
+        <w:t xml:space="preserve"> </w:t>
+      </w:r>
+      <w:r>
+        <w:rPr>
+          <w:rFonts w:ascii="Times New Roman" w:eastAsia="Times New Roman" w:hAnsi="Times New Roman" w:cs="Times New Roman" w:hint="cs"/>
+          <w:i/>
+          <w:iCs/>
+          <w:kern w:val="0"/>
+          <w:sz w:val="32"/>
+          <w:szCs w:val="32"/>
+          <w:rtl/>
+          <w:lang w:bidi="he-IL"/>
+          <w14:ligatures w14:val="none"/>
+        </w:rPr>
+        <w:t>בפניה</w:t>
+      </w:r>
+      <w:r>
+        <w:rPr>
+          <w:rFonts w:ascii="Times New Roman" w:eastAsia="Times New Roman" w:hAnsi="Times New Roman" w:cs="Times New Roman"/>
+          <w:i/>
+          <w:iCs/>
+          <w:kern w:val="0"/>
+          <w:sz w:val="32"/>
+          <w:szCs w:val="32"/>
+          <w:rtl/>
+          <w:lang w:bidi="he-IL"/>
+          <w14:ligatures w14:val="none"/>
+        </w:rPr>
+        <w:t xml:space="preserve"> </w:t>
+      </w:r>
+      <w:r>
+        <w:rPr>
+          <w:rFonts w:ascii="Times New Roman" w:eastAsia="Times New Roman" w:hAnsi="Times New Roman" w:cs="Times New Roman" w:hint="cs"/>
+          <w:i/>
+          <w:iCs/>
+          <w:kern w:val="0"/>
+          <w:sz w:val="32"/>
+          <w:szCs w:val="32"/>
+          <w:rtl/>
+          <w:lang w:bidi="he-IL"/>
+          <w14:ligatures w14:val="none"/>
+        </w:rPr>
+        <w:t>של</w:t>
+      </w:r>
+      <w:r>
+        <w:rPr>
+          <w:rFonts w:ascii="Times New Roman" w:eastAsia="Times New Roman" w:hAnsi="Times New Roman" w:cs="Times New Roman"/>
+          <w:i/>
+          <w:iCs/>
+          <w:kern w:val="0"/>
+          <w:sz w:val="32"/>
+          <w:szCs w:val="32"/>
+          <w:rtl/>
+          <w:lang w:bidi="he-IL"/>
+          <w14:ligatures w14:val="none"/>
+        </w:rPr>
+        <w:t xml:space="preserve"> </w:t>
+      </w:r>
+      <w:r>
+        <w:rPr>
+          <w:rFonts w:ascii="Times New Roman" w:eastAsia="Times New Roman" w:hAnsi="Times New Roman" w:cs="Times New Roman" w:hint="cs"/>
+          <w:i/>
+          <w:iCs/>
+          <w:kern w:val="0"/>
+          <w:sz w:val="32"/>
+          <w:szCs w:val="32"/>
+          <w:rtl/>
+          <w:lang w:bidi="he-IL"/>
+          <w14:ligatures w14:val="none"/>
+        </w:rPr>
+        <w:t>ישראל</w:t>
+      </w:r>
+      <w:r>
+        <w:rPr>
+          <w:rFonts w:ascii="Times New Roman" w:eastAsia="Times New Roman" w:hAnsi="Times New Roman" w:cs="Times New Roman"/>
+          <w:i/>
+          <w:iCs/>
+          <w:kern w:val="0"/>
+          <w:sz w:val="32"/>
+          <w:szCs w:val="32"/>
+          <w:rtl/>
+          <w:lang w:bidi="he-IL"/>
+          <w14:ligatures w14:val="none"/>
+        </w:rPr>
+        <w:t xml:space="preserve"> , </w:t>
+      </w:r>
+      <w:r>
+        <w:rPr>
+          <w:rFonts w:ascii="Times New Roman" w:eastAsia="Times New Roman" w:hAnsi="Times New Roman" w:cs="Times New Roman" w:hint="cs"/>
+          <w:i/>
+          <w:iCs/>
+          <w:kern w:val="0"/>
+          <w:sz w:val="32"/>
+          <w:szCs w:val="32"/>
+          <w:rtl/>
+          <w:lang w:bidi="he-IL"/>
+          <w14:ligatures w14:val="none"/>
+        </w:rPr>
+        <w:t>ולא</w:t>
+      </w:r>
+      <w:r>
+        <w:rPr>
+          <w:rFonts w:ascii="Times New Roman" w:eastAsia="Times New Roman" w:hAnsi="Times New Roman" w:cs="Times New Roman"/>
+          <w:i/>
+          <w:iCs/>
+          <w:kern w:val="0"/>
+          <w:sz w:val="32"/>
+          <w:szCs w:val="32"/>
+          <w:rtl/>
+          <w:lang w:bidi="he-IL"/>
+          <w14:ligatures w14:val="none"/>
+        </w:rPr>
+        <w:t xml:space="preserve"> </w:t>
+      </w:r>
+      <w:r>
+        <w:rPr>
+          <w:rFonts w:ascii="Times New Roman" w:eastAsia="Times New Roman" w:hAnsi="Times New Roman" w:cs="Times New Roman" w:hint="cs"/>
+          <w:i/>
+          <w:iCs/>
+          <w:kern w:val="0"/>
+          <w:sz w:val="32"/>
+          <w:szCs w:val="32"/>
+          <w:rtl/>
+          <w:lang w:bidi="he-IL"/>
+          <w14:ligatures w14:val="none"/>
+        </w:rPr>
+        <w:t>בפניה</w:t>
+      </w:r>
+      <w:r>
+        <w:rPr>
+          <w:rFonts w:ascii="Times New Roman" w:eastAsia="Times New Roman" w:hAnsi="Times New Roman" w:cs="Times New Roman"/>
+          <w:i/>
+          <w:iCs/>
+          <w:kern w:val="0"/>
+          <w:sz w:val="32"/>
+          <w:szCs w:val="32"/>
+          <w:rtl/>
+          <w:lang w:bidi="he-IL"/>
+          <w14:ligatures w14:val="none"/>
+        </w:rPr>
+        <w:t xml:space="preserve"> </w:t>
+      </w:r>
+      <w:r>
+        <w:rPr>
+          <w:rFonts w:ascii="Times New Roman" w:eastAsia="Times New Roman" w:hAnsi="Times New Roman" w:cs="Times New Roman" w:hint="cs"/>
+          <w:i/>
+          <w:iCs/>
+          <w:kern w:val="0"/>
+          <w:sz w:val="32"/>
+          <w:szCs w:val="32"/>
+          <w:rtl/>
+          <w:lang w:bidi="he-IL"/>
+          <w14:ligatures w14:val="none"/>
+        </w:rPr>
+        <w:t>של</w:t>
+      </w:r>
+      <w:r>
+        <w:rPr>
+          <w:rFonts w:ascii="Times New Roman" w:eastAsia="Times New Roman" w:hAnsi="Times New Roman" w:cs="Times New Roman"/>
+          <w:i/>
+          <w:iCs/>
+          <w:kern w:val="0"/>
+          <w:sz w:val="32"/>
+          <w:szCs w:val="32"/>
+          <w:rtl/>
+          <w:lang w:bidi="he-IL"/>
+          <w14:ligatures w14:val="none"/>
+        </w:rPr>
+        <w:t xml:space="preserve"> </w:t>
+      </w:r>
+      <w:r>
+        <w:rPr>
+          <w:rFonts w:ascii="Times New Roman" w:eastAsia="Times New Roman" w:hAnsi="Times New Roman" w:cs="Times New Roman" w:hint="cs"/>
+          <w:i/>
+          <w:iCs/>
+          <w:kern w:val="0"/>
+          <w:sz w:val="32"/>
+          <w:szCs w:val="32"/>
+          <w:rtl/>
+          <w:lang w:bidi="he-IL"/>
+          <w14:ligatures w14:val="none"/>
+        </w:rPr>
+        <w:t>מצרים</w:t>
+      </w:r>
+      <w:r>
+        <w:rPr>
+          <w:rFonts w:ascii="Times New Roman" w:eastAsia="Times New Roman" w:hAnsi="Times New Roman" w:cs="Times New Roman"/>
+          <w:i/>
+          <w:iCs/>
+          <w:kern w:val="0"/>
+          <w:sz w:val="32"/>
+          <w:szCs w:val="32"/>
+          <w:rtl/>
+          <w:lang w:bidi="he-IL"/>
+          <w14:ligatures w14:val="none"/>
+        </w:rPr>
+        <w:t xml:space="preserve"> </w:t>
+      </w:r>
+      <w:r>
+        <w:rPr>
+          <w:rFonts w:ascii="Times New Roman" w:eastAsia="Times New Roman" w:hAnsi="Times New Roman" w:cs="Times New Roman" w:hint="cs"/>
+          <w:i/>
+          <w:iCs/>
+          <w:kern w:val="0"/>
+          <w:sz w:val="32"/>
+          <w:szCs w:val="32"/>
+          <w:rtl/>
+          <w:lang w:bidi="he-IL"/>
+          <w14:ligatures w14:val="none"/>
+        </w:rPr>
+        <w:t>שעומדת</w:t>
+      </w:r>
+      <w:r>
+        <w:rPr>
+          <w:rFonts w:ascii="Times New Roman" w:eastAsia="Times New Roman" w:hAnsi="Times New Roman" w:cs="Times New Roman"/>
+          <w:i/>
+          <w:iCs/>
+          <w:kern w:val="0"/>
+          <w:sz w:val="32"/>
+          <w:szCs w:val="32"/>
+          <w:rtl/>
+          <w:lang w:bidi="he-IL"/>
+          <w14:ligatures w14:val="none"/>
+        </w:rPr>
+        <w:t xml:space="preserve"> </w:t>
+      </w:r>
+      <w:r>
+        <w:rPr>
+          <w:rFonts w:ascii="Times New Roman" w:eastAsia="Times New Roman" w:hAnsi="Times New Roman" w:cs="Times New Roman" w:hint="cs"/>
+          <w:i/>
+          <w:iCs/>
+          <w:kern w:val="0"/>
+          <w:sz w:val="32"/>
+          <w:szCs w:val="32"/>
+          <w:rtl/>
+          <w:lang w:bidi="he-IL"/>
+          <w14:ligatures w14:val="none"/>
+        </w:rPr>
+        <w:t>מהצד</w:t>
+      </w:r>
+      <w:r>
+        <w:rPr>
+          <w:rFonts w:ascii="Times New Roman" w:eastAsia="Times New Roman" w:hAnsi="Times New Roman" w:cs="Times New Roman"/>
+          <w:i/>
+          <w:iCs/>
+          <w:kern w:val="0"/>
+          <w:sz w:val="32"/>
+          <w:szCs w:val="32"/>
+          <w:rtl/>
+          <w:lang w:bidi="he-IL"/>
+          <w14:ligatures w14:val="none"/>
+        </w:rPr>
+        <w:t xml:space="preserve"> </w:t>
+      </w:r>
+      <w:r>
+        <w:rPr>
+          <w:rFonts w:ascii="Times New Roman" w:eastAsia="Times New Roman" w:hAnsi="Times New Roman" w:cs="Times New Roman" w:hint="cs"/>
+          <w:i/>
+          <w:iCs/>
+          <w:kern w:val="0"/>
+          <w:sz w:val="32"/>
+          <w:szCs w:val="32"/>
+          <w:rtl/>
+          <w:lang w:bidi="he-IL"/>
+          <w14:ligatures w14:val="none"/>
+        </w:rPr>
+        <w:t>בחיבוק</w:t>
+      </w:r>
+      <w:r>
+        <w:rPr>
+          <w:rFonts w:ascii="Times New Roman" w:eastAsia="Times New Roman" w:hAnsi="Times New Roman" w:cs="Times New Roman"/>
+          <w:i/>
+          <w:iCs/>
+          <w:kern w:val="0"/>
+          <w:sz w:val="32"/>
+          <w:szCs w:val="32"/>
+          <w:rtl/>
+          <w:lang w:bidi="he-IL"/>
+          <w14:ligatures w14:val="none"/>
+        </w:rPr>
+        <w:t xml:space="preserve"> [*] [*]</w:t>
+      </w:r>
+      <w:r>
+        <w:rPr>
+          <w:rFonts w:ascii="Times New Roman" w:eastAsia="Times New Roman" w:hAnsi="Times New Roman" w:cs="Times New Roman" w:hint="cs"/>
+          <w:i/>
+          <w:iCs/>
+          <w:kern w:val="0"/>
+          <w:sz w:val="32"/>
+          <w:szCs w:val="32"/>
+          <w:rtl/>
+          <w:lang w:bidi="he-IL"/>
+          <w14:ligatures w14:val="none"/>
+        </w:rPr>
+        <w:t>"</w:t>
+      </w:r>
+    </w:p>
+    <w:p>
+      <w:pPr>
+        <w:pStyle w:val="ListParagraph"/>
+        <w:bidi/>
+        <w:spacing w:after="0" w:line="240" w:lineRule="auto"/>
+        <w:rPr>
+          <w:rFonts w:ascii="Times New Roman" w:eastAsia="Times New Roman" w:hAnsi="Times New Roman" w:cs="Times New Roman"/>
+          <w:b/>
+          <w:bCs/>
+          <w:kern w:val="0"/>
+          <w:sz w:val="32"/>
+          <w:szCs w:val="32"/>
+          <w:rtl/>
+          <w:lang w:bidi="he-IL"/>
+          <w14:ligatures w14:val="none"/>
+        </w:rPr>
+      </w:pPr>
+    </w:p>
+    <w:p>
+      <w:pPr>
+        <w:pStyle w:val="ListParagraph"/>
+        <w:bidi/>
+        <w:spacing w:after="0" w:line="240" w:lineRule="auto"/>
+        <w:rPr>
+          <w:rFonts w:ascii="Times New Roman" w:eastAsia="Times New Roman" w:hAnsi="Times New Roman" w:cs="Times New Roman"/>
+          <w:i/>
+          <w:iCs/>
+          <w:kern w:val="0"/>
+          <w:sz w:val="32"/>
+          <w:szCs w:val="32"/>
+          <w:rtl/>
+          <w:lang w:bidi="he-IL"/>
+          <w14:ligatures w14:val="none"/>
+        </w:rPr>
+      </w:pPr>
+      <w:r>
+        <w:rPr>
+          <w:rFonts w:ascii="Times New Roman" w:eastAsia="Times New Roman" w:hAnsi="Times New Roman" w:cs="Times New Roman" w:hint="cs"/>
+          <w:b/>
+          <w:bCs/>
+          <w:kern w:val="0"/>
+          <w:sz w:val="32"/>
+          <w:szCs w:val="32"/>
+          <w:rtl/>
+          <w:lang w:bidi="he-IL"/>
+          <w14:ligatures w14:val="none"/>
+        </w:rPr>
+        <w:t>חיזוי:</w:t>
+      </w:r>
+      <w:r>
+        <w:rPr>
+          <w:rFonts w:hint="cs"/>
+          <w:rtl/>
+          <w:lang w:bidi="he-IL"/>
+        </w:rPr>
+        <w:t xml:space="preserve"> </w:t>
+      </w:r>
+      <w:r>
+        <w:rPr>
+          <w:rFonts w:asciiTheme="majorBidi" w:hAnsiTheme="majorBidi" w:cstheme="majorBidi" w:hint="cs"/>
+          <w:i/>
+          <w:iCs/>
+          <w:sz w:val="32"/>
+          <w:szCs w:val="32"/>
+          <w:rtl/>
+          <w:lang w:bidi="he-IL"/>
+        </w:rPr>
+        <w:t>"</w:t>
+      </w:r>
+      <w:r>
+        <w:rPr>
+          <w:rFonts w:ascii="Times New Roman" w:eastAsia="Times New Roman" w:hAnsi="Times New Roman" w:cs="Times New Roman" w:hint="cs"/>
+          <w:i/>
+          <w:iCs/>
+          <w:kern w:val="0"/>
+          <w:sz w:val="32"/>
+          <w:szCs w:val="32"/>
+          <w:rtl/>
+          <w:lang w:bidi="he-IL"/>
+          <w14:ligatures w14:val="none"/>
+        </w:rPr>
+        <w:t>הרי</w:t>
+      </w:r>
+      <w:r>
+        <w:rPr>
+          <w:rFonts w:ascii="Times New Roman" w:eastAsia="Times New Roman" w:hAnsi="Times New Roman" w:cs="Times New Roman"/>
+          <w:i/>
+          <w:iCs/>
+          <w:kern w:val="0"/>
+          <w:sz w:val="32"/>
+          <w:szCs w:val="32"/>
+          <w:rtl/>
+          <w:lang w:bidi="he-IL"/>
+          <w14:ligatures w14:val="none"/>
+        </w:rPr>
+        <w:t xml:space="preserve"> </w:t>
+      </w:r>
+      <w:r>
+        <w:rPr>
+          <w:rFonts w:ascii="Times New Roman" w:eastAsia="Times New Roman" w:hAnsi="Times New Roman" w:cs="Times New Roman" w:hint="cs"/>
+          <w:i/>
+          <w:iCs/>
+          <w:kern w:val="0"/>
+          <w:sz w:val="32"/>
+          <w:szCs w:val="32"/>
+          <w:rtl/>
+          <w:lang w:bidi="he-IL"/>
+          <w14:ligatures w14:val="none"/>
+        </w:rPr>
+        <w:t>אם</w:t>
+      </w:r>
+      <w:r>
+        <w:rPr>
+          <w:rFonts w:ascii="Times New Roman" w:eastAsia="Times New Roman" w:hAnsi="Times New Roman" w:cs="Times New Roman"/>
+          <w:i/>
+          <w:iCs/>
+          <w:kern w:val="0"/>
+          <w:sz w:val="32"/>
+          <w:szCs w:val="32"/>
+          <w:rtl/>
+          <w:lang w:bidi="he-IL"/>
+          <w14:ligatures w14:val="none"/>
+        </w:rPr>
+        <w:t xml:space="preserve"> </w:t>
+      </w:r>
+      <w:r>
+        <w:rPr>
+          <w:rFonts w:ascii="Times New Roman" w:eastAsia="Times New Roman" w:hAnsi="Times New Roman" w:cs="Times New Roman" w:hint="cs"/>
+          <w:i/>
+          <w:iCs/>
+          <w:kern w:val="0"/>
+          <w:sz w:val="32"/>
+          <w:szCs w:val="32"/>
+          <w:rtl/>
+          <w:lang w:bidi="he-IL"/>
+          <w14:ligatures w14:val="none"/>
+        </w:rPr>
+        <w:t>המצב</w:t>
+      </w:r>
+      <w:r>
+        <w:rPr>
+          <w:rFonts w:ascii="Times New Roman" w:eastAsia="Times New Roman" w:hAnsi="Times New Roman" w:cs="Times New Roman"/>
+          <w:i/>
+          <w:iCs/>
+          <w:kern w:val="0"/>
+          <w:sz w:val="32"/>
+          <w:szCs w:val="32"/>
+          <w:rtl/>
+          <w:lang w:bidi="he-IL"/>
+          <w14:ligatures w14:val="none"/>
+        </w:rPr>
+        <w:t xml:space="preserve"> </w:t>
+      </w:r>
+      <w:r>
+        <w:rPr>
+          <w:rFonts w:ascii="Times New Roman" w:eastAsia="Times New Roman" w:hAnsi="Times New Roman" w:cs="Times New Roman" w:hint="cs"/>
+          <w:i/>
+          <w:iCs/>
+          <w:kern w:val="0"/>
+          <w:sz w:val="32"/>
+          <w:szCs w:val="32"/>
+          <w:rtl/>
+          <w:lang w:bidi="he-IL"/>
+          <w14:ligatures w14:val="none"/>
+        </w:rPr>
+        <w:t>שם</w:t>
+      </w:r>
+      <w:r>
+        <w:rPr>
+          <w:rFonts w:ascii="Times New Roman" w:eastAsia="Times New Roman" w:hAnsi="Times New Roman" w:cs="Times New Roman"/>
+          <w:i/>
+          <w:iCs/>
+          <w:kern w:val="0"/>
+          <w:sz w:val="32"/>
+          <w:szCs w:val="32"/>
+          <w:rtl/>
+          <w:lang w:bidi="he-IL"/>
+          <w14:ligatures w14:val="none"/>
+        </w:rPr>
+        <w:t xml:space="preserve"> </w:t>
+      </w:r>
+      <w:r>
+        <w:rPr>
+          <w:rFonts w:ascii="Times New Roman" w:eastAsia="Times New Roman" w:hAnsi="Times New Roman" w:cs="Times New Roman" w:hint="cs"/>
+          <w:i/>
+          <w:iCs/>
+          <w:kern w:val="0"/>
+          <w:sz w:val="32"/>
+          <w:szCs w:val="32"/>
+          <w:rtl/>
+          <w:lang w:bidi="he-IL"/>
+          <w14:ligatures w14:val="none"/>
+        </w:rPr>
+        <w:t>יתדרדר</w:t>
+      </w:r>
+      <w:r>
+        <w:rPr>
+          <w:rFonts w:ascii="Times New Roman" w:eastAsia="Times New Roman" w:hAnsi="Times New Roman" w:cs="Times New Roman"/>
+          <w:i/>
+          <w:iCs/>
+          <w:kern w:val="0"/>
+          <w:sz w:val="32"/>
+          <w:szCs w:val="32"/>
+          <w:rtl/>
+          <w:lang w:bidi="he-IL"/>
+          <w14:ligatures w14:val="none"/>
+        </w:rPr>
+        <w:t xml:space="preserve"> </w:t>
+      </w:r>
+      <w:r>
+        <w:rPr>
+          <w:rFonts w:ascii="Times New Roman" w:eastAsia="Times New Roman" w:hAnsi="Times New Roman" w:cs="Times New Roman" w:hint="cs"/>
+          <w:i/>
+          <w:iCs/>
+          <w:kern w:val="0"/>
+          <w:sz w:val="32"/>
+          <w:szCs w:val="32"/>
+          <w:rtl/>
+          <w:lang w:bidi="he-IL"/>
+          <w14:ligatures w14:val="none"/>
+        </w:rPr>
+        <w:t>הוא</w:t>
+      </w:r>
+      <w:r>
+        <w:rPr>
+          <w:rFonts w:ascii="Times New Roman" w:eastAsia="Times New Roman" w:hAnsi="Times New Roman" w:cs="Times New Roman"/>
+          <w:i/>
+          <w:iCs/>
+          <w:kern w:val="0"/>
+          <w:sz w:val="32"/>
+          <w:szCs w:val="32"/>
+          <w:rtl/>
+          <w:lang w:bidi="he-IL"/>
+          <w14:ligatures w14:val="none"/>
+        </w:rPr>
+        <w:t xml:space="preserve"> </w:t>
+      </w:r>
+      <w:r>
+        <w:rPr>
+          <w:rFonts w:ascii="Times New Roman" w:eastAsia="Times New Roman" w:hAnsi="Times New Roman" w:cs="Times New Roman" w:hint="cs"/>
+          <w:i/>
+          <w:iCs/>
+          <w:kern w:val="0"/>
+          <w:sz w:val="32"/>
+          <w:szCs w:val="32"/>
+          <w:rtl/>
+          <w:lang w:bidi="he-IL"/>
+          <w14:ligatures w14:val="none"/>
+        </w:rPr>
+        <w:t>יתפוצץ</w:t>
+      </w:r>
+      <w:r>
+        <w:rPr>
+          <w:rFonts w:ascii="Times New Roman" w:eastAsia="Times New Roman" w:hAnsi="Times New Roman" w:cs="Times New Roman"/>
+          <w:i/>
+          <w:iCs/>
+          <w:kern w:val="0"/>
+          <w:sz w:val="32"/>
+          <w:szCs w:val="32"/>
+          <w:rtl/>
+          <w:lang w:bidi="he-IL"/>
+          <w14:ligatures w14:val="none"/>
+        </w:rPr>
+        <w:t xml:space="preserve"> </w:t>
+      </w:r>
+      <w:r>
+        <w:rPr>
+          <w:rFonts w:ascii="Times New Roman" w:eastAsia="Times New Roman" w:hAnsi="Times New Roman" w:cs="Times New Roman" w:hint="cs"/>
+          <w:i/>
+          <w:iCs/>
+          <w:kern w:val="0"/>
+          <w:sz w:val="32"/>
+          <w:szCs w:val="32"/>
+          <w:rtl/>
+          <w:lang w:bidi="he-IL"/>
+          <w14:ligatures w14:val="none"/>
+        </w:rPr>
+        <w:t>בפניה</w:t>
+      </w:r>
+      <w:r>
+        <w:rPr>
+          <w:rFonts w:ascii="Times New Roman" w:eastAsia="Times New Roman" w:hAnsi="Times New Roman" w:cs="Times New Roman"/>
+          <w:i/>
+          <w:iCs/>
+          <w:kern w:val="0"/>
+          <w:sz w:val="32"/>
+          <w:szCs w:val="32"/>
+          <w:rtl/>
+          <w:lang w:bidi="he-IL"/>
+          <w14:ligatures w14:val="none"/>
+        </w:rPr>
+        <w:t xml:space="preserve"> </w:t>
+      </w:r>
+      <w:r>
+        <w:rPr>
+          <w:rFonts w:ascii="Times New Roman" w:eastAsia="Times New Roman" w:hAnsi="Times New Roman" w:cs="Times New Roman" w:hint="cs"/>
+          <w:i/>
+          <w:iCs/>
+          <w:kern w:val="0"/>
+          <w:sz w:val="32"/>
+          <w:szCs w:val="32"/>
+          <w:rtl/>
+          <w:lang w:bidi="he-IL"/>
+          <w14:ligatures w14:val="none"/>
+        </w:rPr>
+        <w:t>של</w:t>
+      </w:r>
+      <w:r>
+        <w:rPr>
+          <w:rFonts w:ascii="Times New Roman" w:eastAsia="Times New Roman" w:hAnsi="Times New Roman" w:cs="Times New Roman"/>
+          <w:i/>
+          <w:iCs/>
+          <w:kern w:val="0"/>
+          <w:sz w:val="32"/>
+          <w:szCs w:val="32"/>
+          <w:rtl/>
+          <w:lang w:bidi="he-IL"/>
+          <w14:ligatures w14:val="none"/>
+        </w:rPr>
+        <w:t xml:space="preserve"> </w:t>
+      </w:r>
+      <w:r>
+        <w:rPr>
+          <w:rFonts w:ascii="Times New Roman" w:eastAsia="Times New Roman" w:hAnsi="Times New Roman" w:cs="Times New Roman" w:hint="cs"/>
+          <w:i/>
+          <w:iCs/>
+          <w:kern w:val="0"/>
+          <w:sz w:val="32"/>
+          <w:szCs w:val="32"/>
+          <w:rtl/>
+          <w:lang w:bidi="he-IL"/>
+          <w14:ligatures w14:val="none"/>
+        </w:rPr>
+        <w:t>ישראל</w:t>
+      </w:r>
+      <w:r>
+        <w:rPr>
+          <w:rFonts w:ascii="Times New Roman" w:eastAsia="Times New Roman" w:hAnsi="Times New Roman" w:cs="Times New Roman"/>
+          <w:i/>
+          <w:iCs/>
+          <w:kern w:val="0"/>
+          <w:sz w:val="32"/>
+          <w:szCs w:val="32"/>
+          <w:rtl/>
+          <w:lang w:bidi="he-IL"/>
+          <w14:ligatures w14:val="none"/>
+        </w:rPr>
+        <w:t xml:space="preserve"> , </w:t>
+      </w:r>
+      <w:r>
+        <w:rPr>
+          <w:rFonts w:ascii="Times New Roman" w:eastAsia="Times New Roman" w:hAnsi="Times New Roman" w:cs="Times New Roman" w:hint="cs"/>
+          <w:i/>
+          <w:iCs/>
+          <w:kern w:val="0"/>
+          <w:sz w:val="32"/>
+          <w:szCs w:val="32"/>
+          <w:rtl/>
+          <w:lang w:bidi="he-IL"/>
+          <w14:ligatures w14:val="none"/>
+        </w:rPr>
+        <w:t>ולא</w:t>
+      </w:r>
+      <w:r>
+        <w:rPr>
+          <w:rFonts w:ascii="Times New Roman" w:eastAsia="Times New Roman" w:hAnsi="Times New Roman" w:cs="Times New Roman"/>
+          <w:i/>
+          <w:iCs/>
+          <w:kern w:val="0"/>
+          <w:sz w:val="32"/>
+          <w:szCs w:val="32"/>
+          <w:rtl/>
+          <w:lang w:bidi="he-IL"/>
+          <w14:ligatures w14:val="none"/>
+        </w:rPr>
+        <w:t xml:space="preserve"> </w:t>
+      </w:r>
+      <w:r>
+        <w:rPr>
+          <w:rFonts w:ascii="Times New Roman" w:eastAsia="Times New Roman" w:hAnsi="Times New Roman" w:cs="Times New Roman" w:hint="cs"/>
+          <w:i/>
+          <w:iCs/>
+          <w:kern w:val="0"/>
+          <w:sz w:val="32"/>
+          <w:szCs w:val="32"/>
+          <w:rtl/>
+          <w:lang w:bidi="he-IL"/>
+          <w14:ligatures w14:val="none"/>
+        </w:rPr>
+        <w:t>בפניה</w:t>
+      </w:r>
+      <w:r>
+        <w:rPr>
+          <w:rFonts w:ascii="Times New Roman" w:eastAsia="Times New Roman" w:hAnsi="Times New Roman" w:cs="Times New Roman"/>
+          <w:i/>
+          <w:iCs/>
+          <w:kern w:val="0"/>
+          <w:sz w:val="32"/>
+          <w:szCs w:val="32"/>
+          <w:rtl/>
+          <w:lang w:bidi="he-IL"/>
+          <w14:ligatures w14:val="none"/>
+        </w:rPr>
+        <w:t xml:space="preserve"> </w:t>
+      </w:r>
+      <w:r>
+        <w:rPr>
+          <w:rFonts w:ascii="Times New Roman" w:eastAsia="Times New Roman" w:hAnsi="Times New Roman" w:cs="Times New Roman" w:hint="cs"/>
+          <w:i/>
+          <w:iCs/>
+          <w:kern w:val="0"/>
+          <w:sz w:val="32"/>
+          <w:szCs w:val="32"/>
+          <w:rtl/>
+          <w:lang w:bidi="he-IL"/>
+          <w14:ligatures w14:val="none"/>
+        </w:rPr>
+        <w:t>של</w:t>
+      </w:r>
+      <w:r>
+        <w:rPr>
+          <w:rFonts w:ascii="Times New Roman" w:eastAsia="Times New Roman" w:hAnsi="Times New Roman" w:cs="Times New Roman"/>
+          <w:i/>
+          <w:iCs/>
+          <w:kern w:val="0"/>
+          <w:sz w:val="32"/>
+          <w:szCs w:val="32"/>
+          <w:rtl/>
+          <w:lang w:bidi="he-IL"/>
+          <w14:ligatures w14:val="none"/>
+        </w:rPr>
+        <w:t xml:space="preserve"> </w:t>
+      </w:r>
+      <w:r>
+        <w:rPr>
+          <w:rFonts w:ascii="Times New Roman" w:eastAsia="Times New Roman" w:hAnsi="Times New Roman" w:cs="Times New Roman" w:hint="cs"/>
+          <w:i/>
+          <w:iCs/>
+          <w:kern w:val="0"/>
+          <w:sz w:val="32"/>
+          <w:szCs w:val="32"/>
+          <w:rtl/>
+          <w:lang w:bidi="he-IL"/>
+          <w14:ligatures w14:val="none"/>
+        </w:rPr>
+        <w:t>מצרים</w:t>
+      </w:r>
+      <w:r>
+        <w:rPr>
+          <w:rFonts w:ascii="Times New Roman" w:eastAsia="Times New Roman" w:hAnsi="Times New Roman" w:cs="Times New Roman"/>
+          <w:i/>
+          <w:iCs/>
+          <w:kern w:val="0"/>
+          <w:sz w:val="32"/>
+          <w:szCs w:val="32"/>
+          <w:rtl/>
+          <w:lang w:bidi="he-IL"/>
+          <w14:ligatures w14:val="none"/>
+        </w:rPr>
+        <w:t xml:space="preserve"> </w:t>
+      </w:r>
+      <w:r>
+        <w:rPr>
+          <w:rFonts w:ascii="Times New Roman" w:eastAsia="Times New Roman" w:hAnsi="Times New Roman" w:cs="Times New Roman" w:hint="cs"/>
+          <w:i/>
+          <w:iCs/>
+          <w:kern w:val="0"/>
+          <w:sz w:val="32"/>
+          <w:szCs w:val="32"/>
+          <w:rtl/>
+          <w:lang w:bidi="he-IL"/>
+          <w14:ligatures w14:val="none"/>
+        </w:rPr>
+        <w:t>שעומדת</w:t>
+      </w:r>
+      <w:r>
+        <w:rPr>
+          <w:rFonts w:ascii="Times New Roman" w:eastAsia="Times New Roman" w:hAnsi="Times New Roman" w:cs="Times New Roman"/>
+          <w:i/>
+          <w:iCs/>
+          <w:kern w:val="0"/>
+          <w:sz w:val="32"/>
+          <w:szCs w:val="32"/>
+          <w:rtl/>
+          <w:lang w:bidi="he-IL"/>
+          <w14:ligatures w14:val="none"/>
+        </w:rPr>
+        <w:t xml:space="preserve"> </w:t>
+      </w:r>
+      <w:r>
+        <w:rPr>
+          <w:rFonts w:ascii="Times New Roman" w:eastAsia="Times New Roman" w:hAnsi="Times New Roman" w:cs="Times New Roman" w:hint="cs"/>
+          <w:i/>
+          <w:iCs/>
+          <w:kern w:val="0"/>
+          <w:sz w:val="32"/>
+          <w:szCs w:val="32"/>
+          <w:rtl/>
+          <w:lang w:bidi="he-IL"/>
+          <w14:ligatures w14:val="none"/>
+        </w:rPr>
+        <w:t>מהצד</w:t>
+      </w:r>
+      <w:r>
+        <w:rPr>
+          <w:rFonts w:ascii="Times New Roman" w:eastAsia="Times New Roman" w:hAnsi="Times New Roman" w:cs="Times New Roman"/>
+          <w:i/>
+          <w:iCs/>
+          <w:kern w:val="0"/>
+          <w:sz w:val="32"/>
+          <w:szCs w:val="32"/>
+          <w:rtl/>
+          <w:lang w:bidi="he-IL"/>
+          <w14:ligatures w14:val="none"/>
+        </w:rPr>
+        <w:t xml:space="preserve"> </w:t>
+      </w:r>
+      <w:r>
+        <w:rPr>
+          <w:rFonts w:ascii="Times New Roman" w:eastAsia="Times New Roman" w:hAnsi="Times New Roman" w:cs="Times New Roman" w:hint="cs"/>
+          <w:i/>
+          <w:iCs/>
+          <w:kern w:val="0"/>
+          <w:sz w:val="32"/>
+          <w:szCs w:val="32"/>
+          <w:rtl/>
+          <w:lang w:bidi="he-IL"/>
+          <w14:ligatures w14:val="none"/>
+        </w:rPr>
+        <w:t>בחיבוק</w:t>
+      </w:r>
+      <w:r>
+        <w:rPr>
+          <w:rFonts w:ascii="Times New Roman" w:eastAsia="Times New Roman" w:hAnsi="Times New Roman" w:cs="Times New Roman" w:hint="cs"/>
+          <w:i/>
+          <w:iCs/>
+          <w:kern w:val="0"/>
+          <w:sz w:val="32"/>
+          <w:szCs w:val="32"/>
+          <w:rtl/>
+          <w:lang w:bidi="he-IL"/>
+          <w14:ligatures w14:val="none"/>
+        </w:rPr>
+        <w:t xml:space="preserve"> </w:t>
+      </w:r>
+      <w:r>
+        <w:rPr>
+          <w:rFonts w:ascii="Times New Roman" w:eastAsia="Times New Roman" w:hAnsi="Times New Roman" w:cs="Times New Roman" w:hint="cs"/>
+          <w:i/>
+          <w:iCs/>
+          <w:color w:val="EE0000"/>
+          <w:kern w:val="0"/>
+          <w:sz w:val="32"/>
+          <w:szCs w:val="32"/>
+          <w:rtl/>
+          <w:lang w:bidi="he-IL"/>
+          <w14:ligatures w14:val="none"/>
+        </w:rPr>
+        <w:t>ידיים</w:t>
+      </w:r>
+      <w:r>
+        <w:rPr>
+          <w:rFonts w:ascii="Times New Roman" w:eastAsia="Times New Roman" w:hAnsi="Times New Roman" w:cs="Times New Roman"/>
+          <w:i/>
+          <w:iCs/>
+          <w:color w:val="EE0000"/>
+          <w:kern w:val="0"/>
+          <w:sz w:val="32"/>
+          <w:szCs w:val="32"/>
+          <w:rtl/>
+          <w:lang w:bidi="he-IL"/>
+          <w14:ligatures w14:val="none"/>
+        </w:rPr>
+        <w:t xml:space="preserve"> </w:t>
+      </w:r>
+      <w:r>
+        <w:rPr>
+          <w:rFonts w:ascii="Times New Roman" w:eastAsia="Times New Roman" w:hAnsi="Times New Roman" w:cs="Times New Roman" w:hint="cs"/>
+          <w:i/>
+          <w:iCs/>
+          <w:color w:val="EE0000"/>
+          <w:kern w:val="0"/>
+          <w:sz w:val="32"/>
+          <w:szCs w:val="32"/>
+          <w:rtl/>
+          <w:lang w:bidi="he-IL"/>
+          <w14:ligatures w14:val="none"/>
+        </w:rPr>
+        <w:t>.</w:t>
+      </w:r>
+      <w:r>
+        <w:rPr>
+          <w:rFonts w:ascii="Times New Roman" w:eastAsia="Times New Roman" w:hAnsi="Times New Roman" w:cs="Times New Roman" w:hint="cs"/>
+          <w:i/>
+          <w:iCs/>
+          <w:kern w:val="0"/>
+          <w:sz w:val="32"/>
+          <w:szCs w:val="32"/>
+          <w:rtl/>
+          <w:lang w:bidi="he-IL"/>
+          <w14:ligatures w14:val="none"/>
+        </w:rPr>
+        <w:t>"</w:t>
+      </w:r>
+    </w:p>
+    <w:p>
+      <w:pPr>
+        <w:pStyle w:val="ListParagraph"/>
+        <w:bidi/>
+        <w:spacing w:after="0" w:line="240" w:lineRule="auto"/>
+        <w:rPr>
+          <w:rFonts w:ascii="Times New Roman" w:eastAsia="Times New Roman" w:hAnsi="Times New Roman" w:cs="Times New Roman"/>
+          <w:sz w:val="32"/>
+          <w:szCs w:val="32"/>
+          <w:rtl/>
+          <w:lang w:bidi="he-IL"/>
+        </w:rPr>
+      </w:pPr>
+    </w:p>
+    <w:p>
+      <w:pPr>
+        <w:pStyle w:val="ListParagraph"/>
+        <w:bidi/>
+        <w:spacing w:after="0" w:line="240" w:lineRule="auto"/>
+        <w:rPr>
+          <w:rFonts w:ascii="Times New Roman" w:eastAsia="Times New Roman" w:hAnsi="Times New Roman" w:cs="Times New Roman"/>
+          <w:b/>
+          <w:bCs/>
+          <w:sz w:val="32"/>
+          <w:szCs w:val="32"/>
+          <w:rtl/>
+          <w:lang w:bidi="he-IL"/>
+        </w:rPr>
+      </w:pPr>
+      <w:r>
+        <w:rPr>
+          <w:rFonts w:ascii="Times New Roman" w:eastAsia="Times New Roman" w:hAnsi="Times New Roman" w:cs="Times New Roman"/>
+          <w:b/>
+          <w:bCs/>
+          <w:sz w:val="32"/>
+          <w:szCs w:val="32"/>
+          <w:rtl/>
+          <w:lang w:bidi="he-IL"/>
+        </w:rPr>
+        <w:t>קרבה סמנטית (אך לא זהות)</w:t>
+      </w:r>
+      <w:r>
+        <w:rPr>
+          <w:rFonts w:ascii="Times New Roman" w:eastAsia="Times New Roman" w:hAnsi="Times New Roman" w:cs="Times New Roman"/>
+          <w:b/>
+          <w:bCs/>
+          <w:sz w:val="32"/>
+          <w:szCs w:val="32"/>
+          <w:lang w:bidi="he-IL"/>
+        </w:rPr>
+        <w:t>:</w:t>
+      </w:r>
+    </w:p>
+    <w:p>
+      <w:pPr>
+        <w:pStyle w:val="ListParagraph"/>
+        <w:bidi/>
+        <w:rPr>
+          <w:rFonts w:ascii="Times New Roman" w:eastAsia="Times New Roman" w:hAnsi="Times New Roman" w:cs="Times New Roman"/>
+          <w:sz w:val="32"/>
+          <w:szCs w:val="32"/>
+          <w:rtl/>
+          <w:lang w:bidi="he-IL"/>
+        </w:rPr>
+      </w:pPr>
+      <w:r>
+        <w:rPr>
+          <w:rFonts w:ascii="Times New Roman" w:eastAsia="Times New Roman" w:hAnsi="Times New Roman" w:cs="Times New Roman"/>
+          <w:sz w:val="32"/>
+          <w:szCs w:val="32"/>
+          <w:rtl/>
+          <w:lang w:bidi="he-IL"/>
+        </w:rPr>
+        <w:t>במשפט על חשבון הנפש, המודל חזה את המילה "שעבר" בעוד שבמקור הופיעה המילה "האחרון</w:t>
+      </w:r>
+      <w:r>
+        <w:rPr>
+          <w:rFonts w:ascii="Times New Roman" w:eastAsia="Times New Roman" w:hAnsi="Times New Roman" w:cs="Times New Roman"/>
+          <w:sz w:val="32"/>
+          <w:szCs w:val="32"/>
+          <w:lang w:bidi="he-IL"/>
+        </w:rPr>
+        <w:t xml:space="preserve">". </w:t>
+      </w:r>
+      <w:r>
+        <w:rPr>
+          <w:rFonts w:ascii="Times New Roman" w:eastAsia="Times New Roman" w:hAnsi="Times New Roman" w:cs="Times New Roman"/>
+          <w:sz w:val="32"/>
+          <w:szCs w:val="32"/>
+          <w:rtl/>
+          <w:lang w:bidi="he-IL"/>
+        </w:rPr>
+        <w:t>שתי המילים מתאימות לחלוטין לקונטקסט</w:t>
+      </w:r>
+      <w:r>
+        <w:rPr>
+          <w:rFonts w:ascii="Times New Roman" w:eastAsia="Times New Roman" w:hAnsi="Times New Roman" w:cs="Times New Roman"/>
+          <w:sz w:val="32"/>
+          <w:szCs w:val="32"/>
+          <w:lang w:bidi="he-IL"/>
+        </w:rPr>
+        <w:t>.</w:t>
+      </w:r>
+    </w:p>
+    <w:p>
+      <w:pPr>
+        <w:pStyle w:val="ListParagraph"/>
+        <w:bidi/>
+        <w:rPr>
+          <w:rFonts w:ascii="Times New Roman" w:eastAsia="Times New Roman" w:hAnsi="Times New Roman" w:cs="Times New Roman"/>
+          <w:sz w:val="32"/>
+          <w:szCs w:val="32"/>
+          <w:rtl/>
+          <w:lang w:bidi="he-IL"/>
+        </w:rPr>
+      </w:pPr>
+    </w:p>
+    <w:p>
+      <w:pPr>
+        <w:pStyle w:val="ListParagraph"/>
+        <w:bidi/>
+        <w:spacing w:after="0" w:line="240" w:lineRule="auto"/>
+        <w:rPr>
+          <w:rFonts w:ascii="Times New Roman" w:eastAsia="Times New Roman" w:hAnsi="Times New Roman" w:cs="Times New Roman"/>
+          <w:b/>
+          <w:bCs/>
+          <w:kern w:val="0"/>
+          <w:sz w:val="32"/>
+          <w:szCs w:val="32"/>
+          <w:rtl/>
+          <w:lang w:bidi="he-IL"/>
+          <w14:ligatures w14:val="none"/>
+        </w:rPr>
+      </w:pPr>
+      <w:r>
+        <w:rPr>
+          <w:rFonts w:ascii="Times New Roman" w:eastAsia="Times New Roman" w:hAnsi="Times New Roman" w:cs="Times New Roman" w:hint="cs"/>
+          <w:b/>
+          <w:bCs/>
+          <w:kern w:val="0"/>
+          <w:sz w:val="32"/>
+          <w:szCs w:val="32"/>
+          <w:rtl/>
+          <w:lang w:bidi="he-IL"/>
+          <w14:ligatures w14:val="none"/>
+        </w:rPr>
+        <w:t>למשל:</w:t>
+      </w:r>
+    </w:p>
+    <w:p>
+      <w:pPr>
+        <w:pStyle w:val="ListParagraph"/>
+        <w:bidi/>
+        <w:spacing w:after="0" w:line="240" w:lineRule="auto"/>
+        <w:rPr>
+          <w:rFonts w:ascii="Times New Roman" w:eastAsia="Times New Roman" w:hAnsi="Times New Roman" w:cs="Times New Roman"/>
+          <w:i/>
+          <w:iCs/>
+          <w:kern w:val="0"/>
+          <w:sz w:val="32"/>
+          <w:szCs w:val="32"/>
+          <w:rtl/>
+          <w:lang w:bidi="he-IL"/>
+          <w14:ligatures w14:val="none"/>
+        </w:rPr>
+      </w:pPr>
+      <w:r>
+        <w:rPr>
+          <w:rFonts w:ascii="Times New Roman" w:eastAsia="Times New Roman" w:hAnsi="Times New Roman" w:cs="Times New Roman" w:hint="cs"/>
+          <w:b/>
+          <w:bCs/>
+          <w:kern w:val="0"/>
+          <w:sz w:val="32"/>
+          <w:szCs w:val="32"/>
+          <w:rtl/>
+          <w:lang w:bidi="he-IL"/>
+          <w14:ligatures w14:val="none"/>
+        </w:rPr>
+        <w:t>טקסט מקורי:</w:t>
+      </w:r>
+      <w:r>
+        <w:rPr>
+          <w:rFonts w:hint="cs"/>
+          <w:rtl/>
+          <w:lang w:bidi="he-IL"/>
+        </w:rPr>
+        <w:t xml:space="preserve"> </w:t>
+      </w:r>
+      <w:r>
+        <w:rPr>
+          <w:rFonts w:asciiTheme="majorBidi" w:hAnsiTheme="majorBidi" w:cstheme="majorBidi"/>
+          <w:i/>
+          <w:iCs/>
+          <w:sz w:val="32"/>
+          <w:szCs w:val="32"/>
+          <w:rtl/>
+          <w:lang w:bidi="he-IL"/>
+        </w:rPr>
+        <w:t>"</w:t>
+      </w:r>
+      <w:r>
+        <w:rPr>
+          <w:rFonts w:ascii="Times New Roman" w:eastAsia="Times New Roman" w:hAnsi="Times New Roman" w:cs="Times New Roman" w:hint="cs"/>
+          <w:i/>
+          <w:iCs/>
+          <w:kern w:val="0"/>
+          <w:sz w:val="32"/>
+          <w:szCs w:val="32"/>
+          <w:rtl/>
+          <w:lang w:bidi="he-IL"/>
+          <w14:ligatures w14:val="none"/>
+        </w:rPr>
+        <w:t>חשבון</w:t>
+      </w:r>
+      <w:r>
+        <w:rPr>
+          <w:rFonts w:ascii="Times New Roman" w:eastAsia="Times New Roman" w:hAnsi="Times New Roman" w:cs="Times New Roman"/>
+          <w:i/>
+          <w:iCs/>
+          <w:kern w:val="0"/>
+          <w:sz w:val="32"/>
+          <w:szCs w:val="32"/>
+          <w:rtl/>
+          <w:lang w:bidi="he-IL"/>
+          <w14:ligatures w14:val="none"/>
+        </w:rPr>
+        <w:t xml:space="preserve"> </w:t>
+      </w:r>
+      <w:r>
+        <w:rPr>
+          <w:rFonts w:ascii="Times New Roman" w:eastAsia="Times New Roman" w:hAnsi="Times New Roman" w:cs="Times New Roman" w:hint="cs"/>
+          <w:i/>
+          <w:iCs/>
+          <w:kern w:val="0"/>
+          <w:sz w:val="32"/>
+          <w:szCs w:val="32"/>
+          <w:rtl/>
+          <w:lang w:bidi="he-IL"/>
+          <w14:ligatures w14:val="none"/>
+        </w:rPr>
+        <w:t>הנפש</w:t>
+      </w:r>
+      <w:r>
+        <w:rPr>
+          <w:rFonts w:ascii="Times New Roman" w:eastAsia="Times New Roman" w:hAnsi="Times New Roman" w:cs="Times New Roman"/>
+          <w:i/>
+          <w:iCs/>
+          <w:kern w:val="0"/>
+          <w:sz w:val="32"/>
+          <w:szCs w:val="32"/>
+          <w:rtl/>
+          <w:lang w:bidi="he-IL"/>
+          <w14:ligatures w14:val="none"/>
+        </w:rPr>
+        <w:t xml:space="preserve"> </w:t>
+      </w:r>
+      <w:r>
+        <w:rPr>
+          <w:rFonts w:ascii="Times New Roman" w:eastAsia="Times New Roman" w:hAnsi="Times New Roman" w:cs="Times New Roman" w:hint="cs"/>
+          <w:i/>
+          <w:iCs/>
+          <w:kern w:val="0"/>
+          <w:sz w:val="32"/>
+          <w:szCs w:val="32"/>
+          <w:rtl/>
+          <w:lang w:bidi="he-IL"/>
+          <w14:ligatures w14:val="none"/>
+        </w:rPr>
+        <w:t>בשבוע</w:t>
+      </w:r>
+      <w:r>
+        <w:rPr>
+          <w:rFonts w:ascii="Times New Roman" w:eastAsia="Times New Roman" w:hAnsi="Times New Roman" w:cs="Times New Roman"/>
+          <w:i/>
+          <w:iCs/>
+          <w:kern w:val="0"/>
+          <w:sz w:val="32"/>
+          <w:szCs w:val="32"/>
+          <w:rtl/>
+          <w:lang w:bidi="he-IL"/>
+          <w14:ligatures w14:val="none"/>
+        </w:rPr>
+        <w:t xml:space="preserve"> </w:t>
+      </w:r>
+      <w:r>
+        <w:rPr>
+          <w:rFonts w:ascii="Times New Roman" w:eastAsia="Times New Roman" w:hAnsi="Times New Roman" w:cs="Times New Roman" w:hint="cs"/>
+          <w:i/>
+          <w:iCs/>
+          <w:color w:val="EE0000"/>
+          <w:kern w:val="0"/>
+          <w:sz w:val="32"/>
+          <w:szCs w:val="32"/>
+          <w:rtl/>
+          <w:lang w:bidi="he-IL"/>
+          <w14:ligatures w14:val="none"/>
+        </w:rPr>
+        <w:t>האחרון</w:t>
+      </w:r>
+      <w:r>
+        <w:rPr>
+          <w:rFonts w:ascii="Times New Roman" w:eastAsia="Times New Roman" w:hAnsi="Times New Roman" w:cs="Times New Roman"/>
+          <w:i/>
+          <w:iCs/>
+          <w:color w:val="EE0000"/>
+          <w:kern w:val="0"/>
+          <w:sz w:val="32"/>
+          <w:szCs w:val="32"/>
+          <w:rtl/>
+          <w:lang w:bidi="he-IL"/>
+          <w14:ligatures w14:val="none"/>
+        </w:rPr>
+        <w:t xml:space="preserve"> </w:t>
+      </w:r>
+      <w:r>
+        <w:rPr>
+          <w:rFonts w:ascii="Times New Roman" w:eastAsia="Times New Roman" w:hAnsi="Times New Roman" w:cs="Times New Roman" w:hint="cs"/>
+          <w:i/>
+          <w:iCs/>
+          <w:kern w:val="0"/>
+          <w:sz w:val="32"/>
+          <w:szCs w:val="32"/>
+          <w:rtl/>
+          <w:lang w:bidi="he-IL"/>
+          <w14:ligatures w14:val="none"/>
+        </w:rPr>
+        <w:t>היה</w:t>
+      </w:r>
+      <w:r>
+        <w:rPr>
+          <w:rFonts w:ascii="Times New Roman" w:eastAsia="Times New Roman" w:hAnsi="Times New Roman" w:cs="Times New Roman"/>
+          <w:i/>
+          <w:iCs/>
+          <w:kern w:val="0"/>
+          <w:sz w:val="32"/>
+          <w:szCs w:val="32"/>
+          <w:rtl/>
+          <w:lang w:bidi="he-IL"/>
+          <w14:ligatures w14:val="none"/>
+        </w:rPr>
+        <w:t xml:space="preserve"> </w:t>
+      </w:r>
+      <w:r>
+        <w:rPr>
+          <w:rFonts w:ascii="Times New Roman" w:eastAsia="Times New Roman" w:hAnsi="Times New Roman" w:cs="Times New Roman" w:hint="cs"/>
+          <w:i/>
+          <w:iCs/>
+          <w:kern w:val="0"/>
+          <w:sz w:val="32"/>
+          <w:szCs w:val="32"/>
+          <w:rtl/>
+          <w:lang w:bidi="he-IL"/>
+          <w14:ligatures w14:val="none"/>
+        </w:rPr>
+        <w:t>חשבון</w:t>
+      </w:r>
+      <w:r>
+        <w:rPr>
+          <w:rFonts w:ascii="Times New Roman" w:eastAsia="Times New Roman" w:hAnsi="Times New Roman" w:cs="Times New Roman"/>
+          <w:i/>
+          <w:iCs/>
+          <w:kern w:val="0"/>
+          <w:sz w:val="32"/>
+          <w:szCs w:val="32"/>
+          <w:rtl/>
+          <w:lang w:bidi="he-IL"/>
+          <w14:ligatures w14:val="none"/>
+        </w:rPr>
+        <w:t xml:space="preserve"> </w:t>
+      </w:r>
+      <w:r>
+        <w:rPr>
+          <w:rFonts w:ascii="Times New Roman" w:eastAsia="Times New Roman" w:hAnsi="Times New Roman" w:cs="Times New Roman" w:hint="cs"/>
+          <w:i/>
+          <w:iCs/>
+          <w:kern w:val="0"/>
+          <w:sz w:val="32"/>
+          <w:szCs w:val="32"/>
+          <w:rtl/>
+          <w:lang w:bidi="he-IL"/>
+          <w14:ligatures w14:val="none"/>
+        </w:rPr>
+        <w:t>נפש</w:t>
+      </w:r>
+      <w:r>
+        <w:rPr>
+          <w:rFonts w:ascii="Times New Roman" w:eastAsia="Times New Roman" w:hAnsi="Times New Roman" w:cs="Times New Roman"/>
+          <w:i/>
+          <w:iCs/>
+          <w:kern w:val="0"/>
+          <w:sz w:val="32"/>
+          <w:szCs w:val="32"/>
+          <w:rtl/>
+          <w:lang w:bidi="he-IL"/>
+          <w14:ligatures w14:val="none"/>
+        </w:rPr>
+        <w:t xml:space="preserve"> </w:t>
+      </w:r>
+      <w:r>
+        <w:rPr>
+          <w:rFonts w:ascii="Times New Roman" w:eastAsia="Times New Roman" w:hAnsi="Times New Roman" w:cs="Times New Roman" w:hint="cs"/>
+          <w:i/>
+          <w:iCs/>
+          <w:kern w:val="0"/>
+          <w:sz w:val="32"/>
+          <w:szCs w:val="32"/>
+          <w:rtl/>
+          <w:lang w:bidi="he-IL"/>
+          <w14:ligatures w14:val="none"/>
+        </w:rPr>
+        <w:t>אישי</w:t>
+      </w:r>
+      <w:r>
+        <w:rPr>
+          <w:rFonts w:ascii="Times New Roman" w:eastAsia="Times New Roman" w:hAnsi="Times New Roman" w:cs="Times New Roman"/>
+          <w:i/>
+          <w:iCs/>
+          <w:kern w:val="0"/>
+          <w:sz w:val="32"/>
+          <w:szCs w:val="32"/>
+          <w:rtl/>
+          <w:lang w:bidi="he-IL"/>
+          <w14:ligatures w14:val="none"/>
+        </w:rPr>
+        <w:t xml:space="preserve"> , </w:t>
+      </w:r>
+      <w:r>
+        <w:rPr>
+          <w:rFonts w:ascii="Times New Roman" w:eastAsia="Times New Roman" w:hAnsi="Times New Roman" w:cs="Times New Roman" w:hint="cs"/>
+          <w:i/>
+          <w:iCs/>
+          <w:kern w:val="0"/>
+          <w:sz w:val="32"/>
+          <w:szCs w:val="32"/>
+          <w:rtl/>
+          <w:lang w:bidi="he-IL"/>
+          <w14:ligatures w14:val="none"/>
+        </w:rPr>
+        <w:t>נדרש</w:t>
+      </w:r>
+      <w:r>
+        <w:rPr>
+          <w:rFonts w:ascii="Times New Roman" w:eastAsia="Times New Roman" w:hAnsi="Times New Roman" w:cs="Times New Roman"/>
+          <w:i/>
+          <w:iCs/>
+          <w:kern w:val="0"/>
+          <w:sz w:val="32"/>
+          <w:szCs w:val="32"/>
+          <w:rtl/>
+          <w:lang w:bidi="he-IL"/>
+          <w14:ligatures w14:val="none"/>
+        </w:rPr>
+        <w:t xml:space="preserve"> </w:t>
+      </w:r>
+      <w:r>
+        <w:rPr>
+          <w:rFonts w:ascii="Times New Roman" w:eastAsia="Times New Roman" w:hAnsi="Times New Roman" w:cs="Times New Roman" w:hint="cs"/>
+          <w:i/>
+          <w:iCs/>
+          <w:kern w:val="0"/>
+          <w:sz w:val="32"/>
+          <w:szCs w:val="32"/>
+          <w:rtl/>
+          <w:lang w:bidi="he-IL"/>
+          <w14:ligatures w14:val="none"/>
+        </w:rPr>
+        <w:t>חשבון</w:t>
+      </w:r>
+      <w:r>
+        <w:rPr>
+          <w:rFonts w:ascii="Times New Roman" w:eastAsia="Times New Roman" w:hAnsi="Times New Roman" w:cs="Times New Roman"/>
+          <w:i/>
+          <w:iCs/>
+          <w:kern w:val="0"/>
+          <w:sz w:val="32"/>
+          <w:szCs w:val="32"/>
+          <w:rtl/>
+          <w:lang w:bidi="he-IL"/>
+          <w14:ligatures w14:val="none"/>
+        </w:rPr>
+        <w:t xml:space="preserve"> </w:t>
+      </w:r>
+      <w:r>
+        <w:rPr>
+          <w:rFonts w:ascii="Times New Roman" w:eastAsia="Times New Roman" w:hAnsi="Times New Roman" w:cs="Times New Roman" w:hint="cs"/>
+          <w:i/>
+          <w:iCs/>
+          <w:kern w:val="0"/>
+          <w:sz w:val="32"/>
+          <w:szCs w:val="32"/>
+          <w:rtl/>
+          <w:lang w:bidi="he-IL"/>
+          <w14:ligatures w14:val="none"/>
+        </w:rPr>
+        <w:t>נפש</w:t>
+      </w:r>
+      <w:r>
+        <w:rPr>
+          <w:rFonts w:ascii="Times New Roman" w:eastAsia="Times New Roman" w:hAnsi="Times New Roman" w:cs="Times New Roman"/>
+          <w:i/>
+          <w:iCs/>
+          <w:kern w:val="0"/>
+          <w:sz w:val="32"/>
+          <w:szCs w:val="32"/>
+          <w:rtl/>
+          <w:lang w:bidi="he-IL"/>
+          <w14:ligatures w14:val="none"/>
+        </w:rPr>
+        <w:t xml:space="preserve"> </w:t>
+      </w:r>
+      <w:r>
+        <w:rPr>
+          <w:rFonts w:ascii="Times New Roman" w:eastAsia="Times New Roman" w:hAnsi="Times New Roman" w:cs="Times New Roman" w:hint="cs"/>
+          <w:i/>
+          <w:iCs/>
+          <w:kern w:val="0"/>
+          <w:sz w:val="32"/>
+          <w:szCs w:val="32"/>
+          <w:rtl/>
+          <w:lang w:bidi="he-IL"/>
+          <w14:ligatures w14:val="none"/>
+        </w:rPr>
+        <w:t>אישי</w:t>
+      </w:r>
+      <w:r>
+        <w:rPr>
+          <w:rFonts w:ascii="Times New Roman" w:eastAsia="Times New Roman" w:hAnsi="Times New Roman" w:cs="Times New Roman"/>
+          <w:i/>
+          <w:iCs/>
+          <w:kern w:val="0"/>
+          <w:sz w:val="32"/>
+          <w:szCs w:val="32"/>
+          <w:rtl/>
+          <w:lang w:bidi="he-IL"/>
+          <w14:ligatures w14:val="none"/>
+        </w:rPr>
+        <w:t xml:space="preserve"> , </w:t>
+      </w:r>
+      <w:r>
+        <w:rPr>
+          <w:rFonts w:ascii="Times New Roman" w:eastAsia="Times New Roman" w:hAnsi="Times New Roman" w:cs="Times New Roman" w:hint="cs"/>
+          <w:i/>
+          <w:iCs/>
+          <w:kern w:val="0"/>
+          <w:sz w:val="32"/>
+          <w:szCs w:val="32"/>
+          <w:rtl/>
+          <w:lang w:bidi="he-IL"/>
+          <w14:ligatures w14:val="none"/>
+        </w:rPr>
+        <w:t>ונדרש</w:t>
+      </w:r>
+      <w:r>
+        <w:rPr>
+          <w:rFonts w:ascii="Times New Roman" w:eastAsia="Times New Roman" w:hAnsi="Times New Roman" w:cs="Times New Roman"/>
+          <w:i/>
+          <w:iCs/>
+          <w:kern w:val="0"/>
+          <w:sz w:val="32"/>
+          <w:szCs w:val="32"/>
+          <w:rtl/>
+          <w:lang w:bidi="he-IL"/>
+          <w14:ligatures w14:val="none"/>
+        </w:rPr>
+        <w:t xml:space="preserve"> </w:t>
+      </w:r>
+      <w:r>
+        <w:rPr>
+          <w:rFonts w:ascii="Times New Roman" w:eastAsia="Times New Roman" w:hAnsi="Times New Roman" w:cs="Times New Roman" w:hint="cs"/>
+          <w:i/>
+          <w:iCs/>
+          <w:kern w:val="0"/>
+          <w:sz w:val="32"/>
+          <w:szCs w:val="32"/>
+          <w:rtl/>
+          <w:lang w:bidi="he-IL"/>
+          <w14:ligatures w14:val="none"/>
+        </w:rPr>
+        <w:t>גם</w:t>
+      </w:r>
+      <w:r>
+        <w:rPr>
+          <w:rFonts w:ascii="Times New Roman" w:eastAsia="Times New Roman" w:hAnsi="Times New Roman" w:cs="Times New Roman"/>
+          <w:i/>
+          <w:iCs/>
+          <w:kern w:val="0"/>
+          <w:sz w:val="32"/>
+          <w:szCs w:val="32"/>
+          <w:rtl/>
+          <w:lang w:bidi="he-IL"/>
+          <w14:ligatures w14:val="none"/>
+        </w:rPr>
+        <w:t xml:space="preserve"> </w:t>
+      </w:r>
+      <w:r>
+        <w:rPr>
+          <w:rFonts w:ascii="Times New Roman" w:eastAsia="Times New Roman" w:hAnsi="Times New Roman" w:cs="Times New Roman" w:hint="cs"/>
+          <w:i/>
+          <w:iCs/>
+          <w:kern w:val="0"/>
+          <w:sz w:val="32"/>
+          <w:szCs w:val="32"/>
+          <w:rtl/>
+          <w:lang w:bidi="he-IL"/>
+          <w14:ligatures w14:val="none"/>
+        </w:rPr>
+        <w:t>חשבון</w:t>
+      </w:r>
+      <w:r>
+        <w:rPr>
+          <w:rFonts w:ascii="Times New Roman" w:eastAsia="Times New Roman" w:hAnsi="Times New Roman" w:cs="Times New Roman"/>
+          <w:i/>
+          <w:iCs/>
+          <w:kern w:val="0"/>
+          <w:sz w:val="32"/>
+          <w:szCs w:val="32"/>
+          <w:rtl/>
+          <w:lang w:bidi="he-IL"/>
+          <w14:ligatures w14:val="none"/>
+        </w:rPr>
+        <w:t xml:space="preserve"> </w:t>
+      </w:r>
+      <w:r>
+        <w:rPr>
+          <w:rFonts w:ascii="Times New Roman" w:eastAsia="Times New Roman" w:hAnsi="Times New Roman" w:cs="Times New Roman" w:hint="cs"/>
+          <w:i/>
+          <w:iCs/>
+          <w:color w:val="EE0000"/>
+          <w:kern w:val="0"/>
+          <w:sz w:val="32"/>
+          <w:szCs w:val="32"/>
+          <w:rtl/>
+          <w:lang w:bidi="he-IL"/>
+          <w14:ligatures w14:val="none"/>
+        </w:rPr>
+        <w:t>נפש</w:t>
+      </w:r>
+      <w:r>
+        <w:rPr>
+          <w:rFonts w:ascii="Times New Roman" w:eastAsia="Times New Roman" w:hAnsi="Times New Roman" w:cs="Times New Roman"/>
+          <w:i/>
+          <w:iCs/>
+          <w:color w:val="EE0000"/>
+          <w:kern w:val="0"/>
+          <w:sz w:val="32"/>
+          <w:szCs w:val="32"/>
+          <w:rtl/>
+          <w:lang w:bidi="he-IL"/>
+          <w14:ligatures w14:val="none"/>
+        </w:rPr>
+        <w:t xml:space="preserve"> </w:t>
+      </w:r>
+      <w:r>
+        <w:rPr>
+          <w:rFonts w:ascii="Times New Roman" w:eastAsia="Times New Roman" w:hAnsi="Times New Roman" w:cs="Times New Roman" w:hint="cs"/>
+          <w:i/>
+          <w:iCs/>
+          <w:kern w:val="0"/>
+          <w:sz w:val="32"/>
+          <w:szCs w:val="32"/>
+          <w:rtl/>
+          <w:lang w:bidi="he-IL"/>
+          <w14:ligatures w14:val="none"/>
+        </w:rPr>
+        <w:t>של</w:t>
+      </w:r>
+      <w:r>
+        <w:rPr>
+          <w:rFonts w:ascii="Times New Roman" w:eastAsia="Times New Roman" w:hAnsi="Times New Roman" w:cs="Times New Roman"/>
+          <w:i/>
+          <w:iCs/>
+          <w:kern w:val="0"/>
+          <w:sz w:val="32"/>
+          <w:szCs w:val="32"/>
+          <w:rtl/>
+          <w:lang w:bidi="he-IL"/>
+          <w14:ligatures w14:val="none"/>
+        </w:rPr>
+        <w:t xml:space="preserve"> </w:t>
+      </w:r>
+      <w:r>
+        <w:rPr>
+          <w:rFonts w:ascii="Times New Roman" w:eastAsia="Times New Roman" w:hAnsi="Times New Roman" w:cs="Times New Roman" w:hint="cs"/>
+          <w:i/>
+          <w:iCs/>
+          <w:kern w:val="0"/>
+          <w:sz w:val="32"/>
+          <w:szCs w:val="32"/>
+          <w:rtl/>
+          <w:lang w:bidi="he-IL"/>
+          <w14:ligatures w14:val="none"/>
+        </w:rPr>
+        <w:t>הבית</w:t>
+      </w:r>
+      <w:r>
+        <w:rPr>
+          <w:rFonts w:ascii="Times New Roman" w:eastAsia="Times New Roman" w:hAnsi="Times New Roman" w:cs="Times New Roman"/>
+          <w:i/>
+          <w:iCs/>
+          <w:kern w:val="0"/>
+          <w:sz w:val="32"/>
+          <w:szCs w:val="32"/>
+          <w:rtl/>
+          <w:lang w:bidi="he-IL"/>
+          <w14:ligatures w14:val="none"/>
+        </w:rPr>
+        <w:t xml:space="preserve"> </w:t>
+      </w:r>
+      <w:r>
+        <w:rPr>
+          <w:rFonts w:ascii="Times New Roman" w:eastAsia="Times New Roman" w:hAnsi="Times New Roman" w:cs="Times New Roman" w:hint="cs"/>
+          <w:i/>
+          <w:iCs/>
+          <w:kern w:val="0"/>
+          <w:sz w:val="32"/>
+          <w:szCs w:val="32"/>
+          <w:rtl/>
+          <w:lang w:bidi="he-IL"/>
+          <w14:ligatures w14:val="none"/>
+        </w:rPr>
+        <w:t>הזה</w:t>
+      </w:r>
+      <w:r>
+        <w:rPr>
+          <w:rFonts w:ascii="Times New Roman" w:eastAsia="Times New Roman" w:hAnsi="Times New Roman" w:cs="Times New Roman"/>
+          <w:i/>
+          <w:iCs/>
+          <w:kern w:val="0"/>
+          <w:sz w:val="32"/>
+          <w:szCs w:val="32"/>
+          <w:rtl/>
+          <w:lang w:bidi="he-IL"/>
+          <w14:ligatures w14:val="none"/>
+        </w:rPr>
+        <w:t xml:space="preserve"> .</w:t>
+      </w:r>
+      <w:r>
+        <w:rPr>
+          <w:rFonts w:ascii="Times New Roman" w:eastAsia="Times New Roman" w:hAnsi="Times New Roman" w:cs="Times New Roman" w:hint="cs"/>
+          <w:i/>
+          <w:iCs/>
+          <w:kern w:val="0"/>
+          <w:sz w:val="32"/>
+          <w:szCs w:val="32"/>
+          <w:rtl/>
+          <w:lang w:bidi="he-IL"/>
+          <w14:ligatures w14:val="none"/>
+        </w:rPr>
+        <w:t>"</w:t>
+      </w:r>
+    </w:p>
+    <w:p>
+      <w:pPr>
+        <w:pStyle w:val="ListParagraph"/>
+        <w:bidi/>
+        <w:spacing w:after="0" w:line="240" w:lineRule="auto"/>
+        <w:rPr>
+          <w:rFonts w:ascii="Times New Roman" w:eastAsia="Times New Roman" w:hAnsi="Times New Roman" w:cs="Times New Roman"/>
+          <w:kern w:val="0"/>
+          <w:sz w:val="32"/>
+          <w:szCs w:val="32"/>
+          <w:rtl/>
+          <w:lang w:bidi="he-IL"/>
+          <w14:ligatures w14:val="none"/>
+        </w:rPr>
+      </w:pPr>
+    </w:p>
+    <w:p>
+      <w:pPr>
+        <w:pStyle w:val="ListParagraph"/>
+        <w:bidi/>
+        <w:spacing w:after="0" w:line="240" w:lineRule="auto"/>
+        <w:rPr>
+          <w:rFonts w:ascii="Times New Roman" w:eastAsia="Times New Roman" w:hAnsi="Times New Roman" w:cs="Times New Roman"/>
+          <w:i/>
+          <w:iCs/>
+          <w:kern w:val="0"/>
+          <w:sz w:val="32"/>
+          <w:szCs w:val="32"/>
+          <w:rtl/>
+          <w:lang w:bidi="he-IL"/>
+          <w14:ligatures w14:val="none"/>
+        </w:rPr>
+      </w:pPr>
+      <w:r>
+        <w:rPr>
+          <w:rFonts w:ascii="Times New Roman" w:eastAsia="Times New Roman" w:hAnsi="Times New Roman" w:cs="Times New Roman" w:hint="cs"/>
+          <w:b/>
+          <w:bCs/>
+          <w:kern w:val="0"/>
+          <w:sz w:val="32"/>
+          <w:szCs w:val="32"/>
+          <w:rtl/>
+          <w:lang w:bidi="he-IL"/>
+          <w14:ligatures w14:val="none"/>
+        </w:rPr>
+        <w:t>ממוסך:</w:t>
+      </w:r>
+      <w:r>
+        <w:rPr>
+          <w:rFonts w:hint="cs"/>
+          <w:rtl/>
+          <w:lang w:bidi="he-IL"/>
+        </w:rPr>
+        <w:t xml:space="preserve"> </w:t>
+      </w:r>
+      <w:r>
+        <w:rPr>
+          <w:rFonts w:asciiTheme="majorBidi" w:hAnsiTheme="majorBidi" w:cstheme="majorBidi"/>
+          <w:i/>
+          <w:iCs/>
+          <w:sz w:val="32"/>
+          <w:szCs w:val="32"/>
+          <w:rtl/>
+          <w:lang w:bidi="he-IL"/>
+        </w:rPr>
+        <w:t>"</w:t>
+      </w:r>
+      <w:r>
+        <w:rPr>
+          <w:rFonts w:hint="cs"/>
+          <w:rtl/>
+          <w:lang w:bidi="he-IL"/>
+        </w:rPr>
+        <w:t xml:space="preserve"> </w:t>
+      </w:r>
+      <w:r>
+        <w:rPr>
+          <w:rFonts w:ascii="Times New Roman" w:eastAsia="Times New Roman" w:hAnsi="Times New Roman" w:cs="Times New Roman" w:hint="cs"/>
+          <w:i/>
+          <w:iCs/>
+          <w:kern w:val="0"/>
+          <w:sz w:val="32"/>
+          <w:szCs w:val="32"/>
+          <w:rtl/>
+          <w:lang w:bidi="he-IL"/>
+          <w14:ligatures w14:val="none"/>
+        </w:rPr>
+        <w:t>חשבון</w:t>
+      </w:r>
+      <w:r>
+        <w:rPr>
+          <w:rFonts w:ascii="Times New Roman" w:eastAsia="Times New Roman" w:hAnsi="Times New Roman" w:cs="Times New Roman"/>
+          <w:i/>
+          <w:iCs/>
+          <w:kern w:val="0"/>
+          <w:sz w:val="32"/>
+          <w:szCs w:val="32"/>
+          <w:rtl/>
+          <w:lang w:bidi="he-IL"/>
+          <w14:ligatures w14:val="none"/>
+        </w:rPr>
+        <w:t xml:space="preserve"> </w:t>
+      </w:r>
+      <w:r>
+        <w:rPr>
+          <w:rFonts w:ascii="Times New Roman" w:eastAsia="Times New Roman" w:hAnsi="Times New Roman" w:cs="Times New Roman" w:hint="cs"/>
+          <w:i/>
+          <w:iCs/>
+          <w:kern w:val="0"/>
+          <w:sz w:val="32"/>
+          <w:szCs w:val="32"/>
+          <w:rtl/>
+          <w:lang w:bidi="he-IL"/>
+          <w14:ligatures w14:val="none"/>
+        </w:rPr>
+        <w:t>הנפש</w:t>
+      </w:r>
+      <w:r>
+        <w:rPr>
+          <w:rFonts w:ascii="Times New Roman" w:eastAsia="Times New Roman" w:hAnsi="Times New Roman" w:cs="Times New Roman"/>
+          <w:i/>
+          <w:iCs/>
+          <w:kern w:val="0"/>
+          <w:sz w:val="32"/>
+          <w:szCs w:val="32"/>
+          <w:rtl/>
+          <w:lang w:bidi="he-IL"/>
+          <w14:ligatures w14:val="none"/>
+        </w:rPr>
+        <w:t xml:space="preserve"> </w:t>
+      </w:r>
+      <w:r>
+        <w:rPr>
+          <w:rFonts w:ascii="Times New Roman" w:eastAsia="Times New Roman" w:hAnsi="Times New Roman" w:cs="Times New Roman" w:hint="cs"/>
+          <w:i/>
+          <w:iCs/>
+          <w:kern w:val="0"/>
+          <w:sz w:val="32"/>
+          <w:szCs w:val="32"/>
+          <w:rtl/>
+          <w:lang w:bidi="he-IL"/>
+          <w14:ligatures w14:val="none"/>
+        </w:rPr>
+        <w:t>בשבוע</w:t>
+      </w:r>
+      <w:r>
+        <w:rPr>
+          <w:rFonts w:ascii="Times New Roman" w:eastAsia="Times New Roman" w:hAnsi="Times New Roman" w:cs="Times New Roman"/>
+          <w:i/>
+          <w:iCs/>
+          <w:kern w:val="0"/>
+          <w:sz w:val="32"/>
+          <w:szCs w:val="32"/>
+          <w:rtl/>
+          <w:lang w:bidi="he-IL"/>
+          <w14:ligatures w14:val="none"/>
+        </w:rPr>
+        <w:t xml:space="preserve"> [*] </w:t>
+      </w:r>
+      <w:r>
+        <w:rPr>
+          <w:rFonts w:ascii="Times New Roman" w:eastAsia="Times New Roman" w:hAnsi="Times New Roman" w:cs="Times New Roman" w:hint="cs"/>
+          <w:i/>
+          <w:iCs/>
+          <w:kern w:val="0"/>
+          <w:sz w:val="32"/>
+          <w:szCs w:val="32"/>
+          <w:rtl/>
+          <w:lang w:bidi="he-IL"/>
+          <w14:ligatures w14:val="none"/>
+        </w:rPr>
+        <w:t>היה</w:t>
+      </w:r>
+      <w:r>
+        <w:rPr>
+          <w:rFonts w:ascii="Times New Roman" w:eastAsia="Times New Roman" w:hAnsi="Times New Roman" w:cs="Times New Roman"/>
+          <w:i/>
+          <w:iCs/>
+          <w:kern w:val="0"/>
+          <w:sz w:val="32"/>
+          <w:szCs w:val="32"/>
+          <w:rtl/>
+          <w:lang w:bidi="he-IL"/>
+          <w14:ligatures w14:val="none"/>
+        </w:rPr>
+        <w:t xml:space="preserve"> </w:t>
+      </w:r>
+      <w:r>
+        <w:rPr>
+          <w:rFonts w:ascii="Times New Roman" w:eastAsia="Times New Roman" w:hAnsi="Times New Roman" w:cs="Times New Roman" w:hint="cs"/>
+          <w:i/>
+          <w:iCs/>
+          <w:kern w:val="0"/>
+          <w:sz w:val="32"/>
+          <w:szCs w:val="32"/>
+          <w:rtl/>
+          <w:lang w:bidi="he-IL"/>
+          <w14:ligatures w14:val="none"/>
+        </w:rPr>
+        <w:t>חשבון</w:t>
+      </w:r>
+      <w:r>
+        <w:rPr>
+          <w:rFonts w:ascii="Times New Roman" w:eastAsia="Times New Roman" w:hAnsi="Times New Roman" w:cs="Times New Roman"/>
+          <w:i/>
+          <w:iCs/>
+          <w:kern w:val="0"/>
+          <w:sz w:val="32"/>
+          <w:szCs w:val="32"/>
+          <w:rtl/>
+          <w:lang w:bidi="he-IL"/>
+          <w14:ligatures w14:val="none"/>
+        </w:rPr>
+        <w:t xml:space="preserve"> </w:t>
+      </w:r>
+      <w:r>
+        <w:rPr>
+          <w:rFonts w:ascii="Times New Roman" w:eastAsia="Times New Roman" w:hAnsi="Times New Roman" w:cs="Times New Roman" w:hint="cs"/>
+          <w:i/>
+          <w:iCs/>
+          <w:kern w:val="0"/>
+          <w:sz w:val="32"/>
+          <w:szCs w:val="32"/>
+          <w:rtl/>
+          <w:lang w:bidi="he-IL"/>
+          <w14:ligatures w14:val="none"/>
+        </w:rPr>
+        <w:t>נפש</w:t>
+      </w:r>
+      <w:r>
+        <w:rPr>
+          <w:rFonts w:ascii="Times New Roman" w:eastAsia="Times New Roman" w:hAnsi="Times New Roman" w:cs="Times New Roman"/>
+          <w:i/>
+          <w:iCs/>
+          <w:kern w:val="0"/>
+          <w:sz w:val="32"/>
+          <w:szCs w:val="32"/>
+          <w:rtl/>
+          <w:lang w:bidi="he-IL"/>
+          <w14:ligatures w14:val="none"/>
+        </w:rPr>
+        <w:t xml:space="preserve"> </w:t>
+      </w:r>
+      <w:r>
+        <w:rPr>
+          <w:rFonts w:ascii="Times New Roman" w:eastAsia="Times New Roman" w:hAnsi="Times New Roman" w:cs="Times New Roman" w:hint="cs"/>
+          <w:i/>
+          <w:iCs/>
+          <w:kern w:val="0"/>
+          <w:sz w:val="32"/>
+          <w:szCs w:val="32"/>
+          <w:rtl/>
+          <w:lang w:bidi="he-IL"/>
+          <w14:ligatures w14:val="none"/>
+        </w:rPr>
+        <w:t>אישי</w:t>
+      </w:r>
+      <w:r>
+        <w:rPr>
+          <w:rFonts w:ascii="Times New Roman" w:eastAsia="Times New Roman" w:hAnsi="Times New Roman" w:cs="Times New Roman"/>
+          <w:i/>
+          <w:iCs/>
+          <w:kern w:val="0"/>
+          <w:sz w:val="32"/>
+          <w:szCs w:val="32"/>
+          <w:rtl/>
+          <w:lang w:bidi="he-IL"/>
+          <w14:ligatures w14:val="none"/>
+        </w:rPr>
+        <w:t xml:space="preserve"> , </w:t>
+      </w:r>
+      <w:r>
+        <w:rPr>
+          <w:rFonts w:ascii="Times New Roman" w:eastAsia="Times New Roman" w:hAnsi="Times New Roman" w:cs="Times New Roman" w:hint="cs"/>
+          <w:i/>
+          <w:iCs/>
+          <w:kern w:val="0"/>
+          <w:sz w:val="32"/>
+          <w:szCs w:val="32"/>
+          <w:rtl/>
+          <w:lang w:bidi="he-IL"/>
+          <w14:ligatures w14:val="none"/>
+        </w:rPr>
+        <w:t>נדרש</w:t>
+      </w:r>
+      <w:r>
+        <w:rPr>
+          <w:rFonts w:ascii="Times New Roman" w:eastAsia="Times New Roman" w:hAnsi="Times New Roman" w:cs="Times New Roman"/>
+          <w:i/>
+          <w:iCs/>
+          <w:kern w:val="0"/>
+          <w:sz w:val="32"/>
+          <w:szCs w:val="32"/>
+          <w:rtl/>
+          <w:lang w:bidi="he-IL"/>
+          <w14:ligatures w14:val="none"/>
+        </w:rPr>
+        <w:t xml:space="preserve"> </w:t>
+      </w:r>
+      <w:r>
+        <w:rPr>
+          <w:rFonts w:ascii="Times New Roman" w:eastAsia="Times New Roman" w:hAnsi="Times New Roman" w:cs="Times New Roman" w:hint="cs"/>
+          <w:i/>
+          <w:iCs/>
+          <w:kern w:val="0"/>
+          <w:sz w:val="32"/>
+          <w:szCs w:val="32"/>
+          <w:rtl/>
+          <w:lang w:bidi="he-IL"/>
+          <w14:ligatures w14:val="none"/>
+        </w:rPr>
+        <w:t>חשבון</w:t>
+      </w:r>
+      <w:r>
+        <w:rPr>
+          <w:rFonts w:ascii="Times New Roman" w:eastAsia="Times New Roman" w:hAnsi="Times New Roman" w:cs="Times New Roman"/>
+          <w:i/>
+          <w:iCs/>
+          <w:kern w:val="0"/>
+          <w:sz w:val="32"/>
+          <w:szCs w:val="32"/>
+          <w:rtl/>
+          <w:lang w:bidi="he-IL"/>
+          <w14:ligatures w14:val="none"/>
+        </w:rPr>
+        <w:t xml:space="preserve"> </w:t>
+      </w:r>
+      <w:r>
+        <w:rPr>
+          <w:rFonts w:ascii="Times New Roman" w:eastAsia="Times New Roman" w:hAnsi="Times New Roman" w:cs="Times New Roman" w:hint="cs"/>
+          <w:i/>
+          <w:iCs/>
+          <w:kern w:val="0"/>
+          <w:sz w:val="32"/>
+          <w:szCs w:val="32"/>
+          <w:rtl/>
+          <w:lang w:bidi="he-IL"/>
+          <w14:ligatures w14:val="none"/>
+        </w:rPr>
+        <w:t>נפש</w:t>
+      </w:r>
+      <w:r>
+        <w:rPr>
+          <w:rFonts w:ascii="Times New Roman" w:eastAsia="Times New Roman" w:hAnsi="Times New Roman" w:cs="Times New Roman"/>
+          <w:i/>
+          <w:iCs/>
+          <w:kern w:val="0"/>
+          <w:sz w:val="32"/>
+          <w:szCs w:val="32"/>
+          <w:rtl/>
+          <w:lang w:bidi="he-IL"/>
+          <w14:ligatures w14:val="none"/>
+        </w:rPr>
+        <w:t xml:space="preserve"> </w:t>
+      </w:r>
+      <w:r>
+        <w:rPr>
+          <w:rFonts w:ascii="Times New Roman" w:eastAsia="Times New Roman" w:hAnsi="Times New Roman" w:cs="Times New Roman" w:hint="cs"/>
+          <w:i/>
+          <w:iCs/>
+          <w:kern w:val="0"/>
+          <w:sz w:val="32"/>
+          <w:szCs w:val="32"/>
+          <w:rtl/>
+          <w:lang w:bidi="he-IL"/>
+          <w14:ligatures w14:val="none"/>
+        </w:rPr>
+        <w:t>אישי</w:t>
+      </w:r>
+      <w:r>
+        <w:rPr>
+          <w:rFonts w:ascii="Times New Roman" w:eastAsia="Times New Roman" w:hAnsi="Times New Roman" w:cs="Times New Roman"/>
+          <w:i/>
+          <w:iCs/>
+          <w:kern w:val="0"/>
+          <w:sz w:val="32"/>
+          <w:szCs w:val="32"/>
+          <w:rtl/>
+          <w:lang w:bidi="he-IL"/>
+          <w14:ligatures w14:val="none"/>
+        </w:rPr>
+        <w:t xml:space="preserve"> , </w:t>
+      </w:r>
+      <w:r>
+        <w:rPr>
+          <w:rFonts w:ascii="Times New Roman" w:eastAsia="Times New Roman" w:hAnsi="Times New Roman" w:cs="Times New Roman" w:hint="cs"/>
+          <w:i/>
+          <w:iCs/>
+          <w:kern w:val="0"/>
+          <w:sz w:val="32"/>
+          <w:szCs w:val="32"/>
+          <w:rtl/>
+          <w:lang w:bidi="he-IL"/>
+          <w14:ligatures w14:val="none"/>
+        </w:rPr>
+        <w:t>ונדרש</w:t>
+      </w:r>
+      <w:r>
+        <w:rPr>
+          <w:rFonts w:ascii="Times New Roman" w:eastAsia="Times New Roman" w:hAnsi="Times New Roman" w:cs="Times New Roman"/>
+          <w:i/>
+          <w:iCs/>
+          <w:kern w:val="0"/>
+          <w:sz w:val="32"/>
+          <w:szCs w:val="32"/>
+          <w:rtl/>
+          <w:lang w:bidi="he-IL"/>
+          <w14:ligatures w14:val="none"/>
+        </w:rPr>
+        <w:t xml:space="preserve"> </w:t>
+      </w:r>
+      <w:r>
+        <w:rPr>
+          <w:rFonts w:ascii="Times New Roman" w:eastAsia="Times New Roman" w:hAnsi="Times New Roman" w:cs="Times New Roman" w:hint="cs"/>
+          <w:i/>
+          <w:iCs/>
+          <w:kern w:val="0"/>
+          <w:sz w:val="32"/>
+          <w:szCs w:val="32"/>
+          <w:rtl/>
+          <w:lang w:bidi="he-IL"/>
+          <w14:ligatures w14:val="none"/>
+        </w:rPr>
+        <w:t>גם</w:t>
+      </w:r>
+      <w:r>
+        <w:rPr>
+          <w:rFonts w:ascii="Times New Roman" w:eastAsia="Times New Roman" w:hAnsi="Times New Roman" w:cs="Times New Roman"/>
+          <w:i/>
+          <w:iCs/>
+          <w:kern w:val="0"/>
+          <w:sz w:val="32"/>
+          <w:szCs w:val="32"/>
+          <w:rtl/>
+          <w:lang w:bidi="he-IL"/>
+          <w14:ligatures w14:val="none"/>
+        </w:rPr>
+        <w:t xml:space="preserve"> </w:t>
+      </w:r>
+      <w:r>
+        <w:rPr>
+          <w:rFonts w:ascii="Times New Roman" w:eastAsia="Times New Roman" w:hAnsi="Times New Roman" w:cs="Times New Roman" w:hint="cs"/>
+          <w:i/>
+          <w:iCs/>
+          <w:kern w:val="0"/>
+          <w:sz w:val="32"/>
+          <w:szCs w:val="32"/>
+          <w:rtl/>
+          <w:lang w:bidi="he-IL"/>
+          <w14:ligatures w14:val="none"/>
+        </w:rPr>
+        <w:t>חשבון</w:t>
+      </w:r>
+      <w:r>
+        <w:rPr>
+          <w:rFonts w:ascii="Times New Roman" w:eastAsia="Times New Roman" w:hAnsi="Times New Roman" w:cs="Times New Roman"/>
+          <w:i/>
+          <w:iCs/>
+          <w:kern w:val="0"/>
+          <w:sz w:val="32"/>
+          <w:szCs w:val="32"/>
+          <w:rtl/>
+          <w:lang w:bidi="he-IL"/>
+          <w14:ligatures w14:val="none"/>
+        </w:rPr>
+        <w:t xml:space="preserve"> [*] </w:t>
+      </w:r>
+      <w:r>
+        <w:rPr>
+          <w:rFonts w:ascii="Times New Roman" w:eastAsia="Times New Roman" w:hAnsi="Times New Roman" w:cs="Times New Roman" w:hint="cs"/>
+          <w:i/>
+          <w:iCs/>
+          <w:kern w:val="0"/>
+          <w:sz w:val="32"/>
+          <w:szCs w:val="32"/>
+          <w:rtl/>
+          <w:lang w:bidi="he-IL"/>
+          <w14:ligatures w14:val="none"/>
+        </w:rPr>
+        <w:t>של</w:t>
+      </w:r>
+      <w:r>
+        <w:rPr>
+          <w:rFonts w:ascii="Times New Roman" w:eastAsia="Times New Roman" w:hAnsi="Times New Roman" w:cs="Times New Roman"/>
+          <w:i/>
+          <w:iCs/>
+          <w:kern w:val="0"/>
+          <w:sz w:val="32"/>
+          <w:szCs w:val="32"/>
+          <w:rtl/>
+          <w:lang w:bidi="he-IL"/>
+          <w14:ligatures w14:val="none"/>
+        </w:rPr>
+        <w:t xml:space="preserve"> </w:t>
+      </w:r>
+      <w:r>
+        <w:rPr>
+          <w:rFonts w:ascii="Times New Roman" w:eastAsia="Times New Roman" w:hAnsi="Times New Roman" w:cs="Times New Roman" w:hint="cs"/>
+          <w:i/>
+          <w:iCs/>
+          <w:kern w:val="0"/>
+          <w:sz w:val="32"/>
+          <w:szCs w:val="32"/>
+          <w:rtl/>
+          <w:lang w:bidi="he-IL"/>
+          <w14:ligatures w14:val="none"/>
+        </w:rPr>
+        <w:t>הבית</w:t>
+      </w:r>
+      <w:r>
+        <w:rPr>
+          <w:rFonts w:ascii="Times New Roman" w:eastAsia="Times New Roman" w:hAnsi="Times New Roman" w:cs="Times New Roman"/>
+          <w:i/>
+          <w:iCs/>
+          <w:kern w:val="0"/>
+          <w:sz w:val="32"/>
+          <w:szCs w:val="32"/>
+          <w:rtl/>
+          <w:lang w:bidi="he-IL"/>
+          <w14:ligatures w14:val="none"/>
+        </w:rPr>
+        <w:t xml:space="preserve"> </w:t>
+      </w:r>
+      <w:r>
+        <w:rPr>
+          <w:rFonts w:ascii="Times New Roman" w:eastAsia="Times New Roman" w:hAnsi="Times New Roman" w:cs="Times New Roman" w:hint="cs"/>
+          <w:i/>
+          <w:iCs/>
+          <w:kern w:val="0"/>
+          <w:sz w:val="32"/>
+          <w:szCs w:val="32"/>
+          <w:rtl/>
+          <w:lang w:bidi="he-IL"/>
+          <w14:ligatures w14:val="none"/>
+        </w:rPr>
+        <w:t>הזה</w:t>
+      </w:r>
+      <w:r>
+        <w:rPr>
+          <w:rFonts w:ascii="Times New Roman" w:eastAsia="Times New Roman" w:hAnsi="Times New Roman" w:cs="Times New Roman" w:hint="cs"/>
+          <w:i/>
+          <w:iCs/>
+          <w:kern w:val="0"/>
+          <w:sz w:val="32"/>
+          <w:szCs w:val="32"/>
+          <w:rtl/>
+          <w:lang w:bidi="he-IL"/>
+          <w14:ligatures w14:val="none"/>
+        </w:rPr>
+        <w:t xml:space="preserve"> ."</w:t>
+      </w:r>
+    </w:p>
+    <w:p>
+      <w:pPr>
+        <w:pStyle w:val="ListParagraph"/>
+        <w:bidi/>
+        <w:spacing w:after="0" w:line="240" w:lineRule="auto"/>
+        <w:rPr>
+          <w:rFonts w:ascii="Times New Roman" w:eastAsia="Times New Roman" w:hAnsi="Times New Roman" w:cs="Times New Roman"/>
+          <w:b/>
+          <w:bCs/>
+          <w:kern w:val="0"/>
+          <w:sz w:val="32"/>
+          <w:szCs w:val="32"/>
+          <w:rtl/>
+          <w:lang w:bidi="he-IL"/>
+          <w14:ligatures w14:val="none"/>
+        </w:rPr>
+      </w:pPr>
+    </w:p>
+    <w:p>
+      <w:pPr>
+        <w:pStyle w:val="ListParagraph"/>
+        <w:bidi/>
+        <w:spacing w:after="0" w:line="240" w:lineRule="auto"/>
+        <w:rPr>
+          <w:rFonts w:ascii="Times New Roman" w:eastAsia="Times New Roman" w:hAnsi="Times New Roman" w:cs="Times New Roman"/>
+          <w:i/>
+          <w:iCs/>
+          <w:kern w:val="0"/>
+          <w:sz w:val="32"/>
+          <w:szCs w:val="32"/>
+          <w:rtl/>
+          <w:lang w:bidi="he-IL"/>
+          <w14:ligatures w14:val="none"/>
+        </w:rPr>
+      </w:pPr>
+      <w:r>
+        <w:rPr>
+          <w:rFonts w:ascii="Times New Roman" w:eastAsia="Times New Roman" w:hAnsi="Times New Roman" w:cs="Times New Roman" w:hint="cs"/>
+          <w:b/>
+          <w:bCs/>
+          <w:kern w:val="0"/>
+          <w:sz w:val="32"/>
+          <w:szCs w:val="32"/>
+          <w:rtl/>
+          <w:lang w:bidi="he-IL"/>
+          <w14:ligatures w14:val="none"/>
+        </w:rPr>
+        <w:t>חיזוי:</w:t>
+      </w:r>
+      <w:r>
+        <w:rPr>
+          <w:rFonts w:hint="cs"/>
+          <w:rtl/>
+          <w:lang w:bidi="he-IL"/>
+        </w:rPr>
+        <w:t xml:space="preserve"> </w:t>
+      </w:r>
+      <w:r>
+        <w:rPr>
+          <w:rFonts w:asciiTheme="majorBidi" w:hAnsiTheme="majorBidi" w:cstheme="majorBidi" w:hint="cs"/>
+          <w:i/>
+          <w:iCs/>
+          <w:sz w:val="32"/>
+          <w:szCs w:val="32"/>
+          <w:rtl/>
+          <w:lang w:bidi="he-IL"/>
+        </w:rPr>
+        <w:t>"</w:t>
+      </w:r>
+      <w:r>
+        <w:rPr>
+          <w:rFonts w:ascii="Times New Roman" w:eastAsia="Times New Roman" w:hAnsi="Times New Roman" w:cs="Times New Roman" w:hint="cs"/>
+          <w:i/>
+          <w:iCs/>
+          <w:kern w:val="0"/>
+          <w:sz w:val="32"/>
+          <w:szCs w:val="32"/>
+          <w:rtl/>
+          <w:lang w:bidi="he-IL"/>
+          <w14:ligatures w14:val="none"/>
+        </w:rPr>
+        <w:t>חשבון</w:t>
+      </w:r>
+      <w:r>
+        <w:rPr>
+          <w:rFonts w:ascii="Times New Roman" w:eastAsia="Times New Roman" w:hAnsi="Times New Roman" w:cs="Times New Roman"/>
+          <w:i/>
+          <w:iCs/>
+          <w:kern w:val="0"/>
+          <w:sz w:val="32"/>
+          <w:szCs w:val="32"/>
+          <w:rtl/>
+          <w:lang w:bidi="he-IL"/>
+          <w14:ligatures w14:val="none"/>
+        </w:rPr>
+        <w:t xml:space="preserve"> </w:t>
+      </w:r>
+      <w:r>
+        <w:rPr>
+          <w:rFonts w:ascii="Times New Roman" w:eastAsia="Times New Roman" w:hAnsi="Times New Roman" w:cs="Times New Roman" w:hint="cs"/>
+          <w:i/>
+          <w:iCs/>
+          <w:kern w:val="0"/>
+          <w:sz w:val="32"/>
+          <w:szCs w:val="32"/>
+          <w:rtl/>
+          <w:lang w:bidi="he-IL"/>
+          <w14:ligatures w14:val="none"/>
+        </w:rPr>
+        <w:t>הנפש</w:t>
+      </w:r>
+      <w:r>
+        <w:rPr>
+          <w:rFonts w:ascii="Times New Roman" w:eastAsia="Times New Roman" w:hAnsi="Times New Roman" w:cs="Times New Roman"/>
+          <w:i/>
+          <w:iCs/>
+          <w:kern w:val="0"/>
+          <w:sz w:val="32"/>
+          <w:szCs w:val="32"/>
+          <w:rtl/>
+          <w:lang w:bidi="he-IL"/>
+          <w14:ligatures w14:val="none"/>
+        </w:rPr>
+        <w:t xml:space="preserve"> </w:t>
+      </w:r>
+      <w:r>
+        <w:rPr>
+          <w:rFonts w:ascii="Times New Roman" w:eastAsia="Times New Roman" w:hAnsi="Times New Roman" w:cs="Times New Roman" w:hint="cs"/>
+          <w:i/>
+          <w:iCs/>
+          <w:kern w:val="0"/>
+          <w:sz w:val="32"/>
+          <w:szCs w:val="32"/>
+          <w:rtl/>
+          <w:lang w:bidi="he-IL"/>
+          <w14:ligatures w14:val="none"/>
+        </w:rPr>
+        <w:t>בשבוע</w:t>
+      </w:r>
+      <w:r>
+        <w:rPr>
+          <w:rFonts w:ascii="Times New Roman" w:eastAsia="Times New Roman" w:hAnsi="Times New Roman" w:cs="Times New Roman"/>
+          <w:i/>
+          <w:iCs/>
+          <w:kern w:val="0"/>
+          <w:sz w:val="32"/>
+          <w:szCs w:val="32"/>
+          <w:rtl/>
+          <w:lang w:bidi="he-IL"/>
+          <w14:ligatures w14:val="none"/>
+        </w:rPr>
+        <w:t xml:space="preserve"> </w:t>
+      </w:r>
+      <w:r>
+        <w:rPr>
+          <w:rFonts w:ascii="Times New Roman" w:eastAsia="Times New Roman" w:hAnsi="Times New Roman" w:cs="Times New Roman" w:hint="cs"/>
+          <w:i/>
+          <w:iCs/>
+          <w:color w:val="EE0000"/>
+          <w:kern w:val="0"/>
+          <w:sz w:val="32"/>
+          <w:szCs w:val="32"/>
+          <w:rtl/>
+          <w:lang w:bidi="he-IL"/>
+          <w14:ligatures w14:val="none"/>
+        </w:rPr>
+        <w:t>שעבר</w:t>
+      </w:r>
+      <w:r>
+        <w:rPr>
+          <w:rFonts w:ascii="Times New Roman" w:eastAsia="Times New Roman" w:hAnsi="Times New Roman" w:cs="Times New Roman"/>
+          <w:i/>
+          <w:iCs/>
+          <w:color w:val="EE0000"/>
+          <w:kern w:val="0"/>
+          <w:sz w:val="32"/>
+          <w:szCs w:val="32"/>
+          <w:rtl/>
+          <w:lang w:bidi="he-IL"/>
+          <w14:ligatures w14:val="none"/>
+        </w:rPr>
+        <w:t xml:space="preserve"> </w:t>
+      </w:r>
+      <w:r>
+        <w:rPr>
+          <w:rFonts w:ascii="Times New Roman" w:eastAsia="Times New Roman" w:hAnsi="Times New Roman" w:cs="Times New Roman" w:hint="cs"/>
+          <w:i/>
+          <w:iCs/>
+          <w:kern w:val="0"/>
+          <w:sz w:val="32"/>
+          <w:szCs w:val="32"/>
+          <w:rtl/>
+          <w:lang w:bidi="he-IL"/>
+          <w14:ligatures w14:val="none"/>
+        </w:rPr>
+        <w:t>היה</w:t>
+      </w:r>
+      <w:r>
+        <w:rPr>
+          <w:rFonts w:ascii="Times New Roman" w:eastAsia="Times New Roman" w:hAnsi="Times New Roman" w:cs="Times New Roman"/>
+          <w:i/>
+          <w:iCs/>
+          <w:kern w:val="0"/>
+          <w:sz w:val="32"/>
+          <w:szCs w:val="32"/>
+          <w:rtl/>
+          <w:lang w:bidi="he-IL"/>
+          <w14:ligatures w14:val="none"/>
+        </w:rPr>
+        <w:t xml:space="preserve"> </w:t>
+      </w:r>
+      <w:r>
+        <w:rPr>
+          <w:rFonts w:ascii="Times New Roman" w:eastAsia="Times New Roman" w:hAnsi="Times New Roman" w:cs="Times New Roman" w:hint="cs"/>
+          <w:i/>
+          <w:iCs/>
+          <w:kern w:val="0"/>
+          <w:sz w:val="32"/>
+          <w:szCs w:val="32"/>
+          <w:rtl/>
+          <w:lang w:bidi="he-IL"/>
+          <w14:ligatures w14:val="none"/>
+        </w:rPr>
+        <w:t>חשבון</w:t>
+      </w:r>
+      <w:r>
+        <w:rPr>
+          <w:rFonts w:ascii="Times New Roman" w:eastAsia="Times New Roman" w:hAnsi="Times New Roman" w:cs="Times New Roman"/>
+          <w:i/>
+          <w:iCs/>
+          <w:kern w:val="0"/>
+          <w:sz w:val="32"/>
+          <w:szCs w:val="32"/>
+          <w:rtl/>
+          <w:lang w:bidi="he-IL"/>
+          <w14:ligatures w14:val="none"/>
+        </w:rPr>
+        <w:t xml:space="preserve"> </w:t>
+      </w:r>
+      <w:r>
+        <w:rPr>
+          <w:rFonts w:ascii="Times New Roman" w:eastAsia="Times New Roman" w:hAnsi="Times New Roman" w:cs="Times New Roman" w:hint="cs"/>
+          <w:i/>
+          <w:iCs/>
+          <w:kern w:val="0"/>
+          <w:sz w:val="32"/>
+          <w:szCs w:val="32"/>
+          <w:rtl/>
+          <w:lang w:bidi="he-IL"/>
+          <w14:ligatures w14:val="none"/>
+        </w:rPr>
+        <w:t>נפש</w:t>
+      </w:r>
+      <w:r>
+        <w:rPr>
+          <w:rFonts w:ascii="Times New Roman" w:eastAsia="Times New Roman" w:hAnsi="Times New Roman" w:cs="Times New Roman"/>
+          <w:i/>
+          <w:iCs/>
+          <w:kern w:val="0"/>
+          <w:sz w:val="32"/>
+          <w:szCs w:val="32"/>
+          <w:rtl/>
+          <w:lang w:bidi="he-IL"/>
+          <w14:ligatures w14:val="none"/>
+        </w:rPr>
+        <w:t xml:space="preserve"> </w:t>
+      </w:r>
+      <w:r>
+        <w:rPr>
+          <w:rFonts w:ascii="Times New Roman" w:eastAsia="Times New Roman" w:hAnsi="Times New Roman" w:cs="Times New Roman" w:hint="cs"/>
+          <w:i/>
+          <w:iCs/>
+          <w:kern w:val="0"/>
+          <w:sz w:val="32"/>
+          <w:szCs w:val="32"/>
+          <w:rtl/>
+          <w:lang w:bidi="he-IL"/>
+          <w14:ligatures w14:val="none"/>
+        </w:rPr>
+        <w:t>אישי</w:t>
+      </w:r>
+      <w:r>
+        <w:rPr>
+          <w:rFonts w:ascii="Times New Roman" w:eastAsia="Times New Roman" w:hAnsi="Times New Roman" w:cs="Times New Roman"/>
+          <w:i/>
+          <w:iCs/>
+          <w:kern w:val="0"/>
+          <w:sz w:val="32"/>
+          <w:szCs w:val="32"/>
+          <w:rtl/>
+          <w:lang w:bidi="he-IL"/>
+          <w14:ligatures w14:val="none"/>
+        </w:rPr>
+        <w:t xml:space="preserve"> , </w:t>
+      </w:r>
+      <w:r>
+        <w:rPr>
+          <w:rFonts w:ascii="Times New Roman" w:eastAsia="Times New Roman" w:hAnsi="Times New Roman" w:cs="Times New Roman" w:hint="cs"/>
+          <w:i/>
+          <w:iCs/>
+          <w:kern w:val="0"/>
+          <w:sz w:val="32"/>
+          <w:szCs w:val="32"/>
+          <w:rtl/>
+          <w:lang w:bidi="he-IL"/>
+          <w14:ligatures w14:val="none"/>
+        </w:rPr>
+        <w:t>נדרש</w:t>
+      </w:r>
+      <w:r>
+        <w:rPr>
+          <w:rFonts w:ascii="Times New Roman" w:eastAsia="Times New Roman" w:hAnsi="Times New Roman" w:cs="Times New Roman"/>
+          <w:i/>
+          <w:iCs/>
+          <w:kern w:val="0"/>
+          <w:sz w:val="32"/>
+          <w:szCs w:val="32"/>
+          <w:rtl/>
+          <w:lang w:bidi="he-IL"/>
+          <w14:ligatures w14:val="none"/>
+        </w:rPr>
+        <w:t xml:space="preserve"> </w:t>
+      </w:r>
+      <w:r>
+        <w:rPr>
+          <w:rFonts w:ascii="Times New Roman" w:eastAsia="Times New Roman" w:hAnsi="Times New Roman" w:cs="Times New Roman" w:hint="cs"/>
+          <w:i/>
+          <w:iCs/>
+          <w:kern w:val="0"/>
+          <w:sz w:val="32"/>
+          <w:szCs w:val="32"/>
+          <w:rtl/>
+          <w:lang w:bidi="he-IL"/>
+          <w14:ligatures w14:val="none"/>
+        </w:rPr>
+        <w:t>חשבון</w:t>
+      </w:r>
+      <w:r>
+        <w:rPr>
+          <w:rFonts w:ascii="Times New Roman" w:eastAsia="Times New Roman" w:hAnsi="Times New Roman" w:cs="Times New Roman"/>
+          <w:i/>
+          <w:iCs/>
+          <w:kern w:val="0"/>
+          <w:sz w:val="32"/>
+          <w:szCs w:val="32"/>
+          <w:rtl/>
+          <w:lang w:bidi="he-IL"/>
+          <w14:ligatures w14:val="none"/>
+        </w:rPr>
+        <w:t xml:space="preserve"> </w:t>
+      </w:r>
+      <w:r>
+        <w:rPr>
+          <w:rFonts w:ascii="Times New Roman" w:eastAsia="Times New Roman" w:hAnsi="Times New Roman" w:cs="Times New Roman" w:hint="cs"/>
+          <w:i/>
+          <w:iCs/>
+          <w:kern w:val="0"/>
+          <w:sz w:val="32"/>
+          <w:szCs w:val="32"/>
+          <w:rtl/>
+          <w:lang w:bidi="he-IL"/>
+          <w14:ligatures w14:val="none"/>
+        </w:rPr>
+        <w:t>נפש</w:t>
+      </w:r>
+      <w:r>
+        <w:rPr>
+          <w:rFonts w:ascii="Times New Roman" w:eastAsia="Times New Roman" w:hAnsi="Times New Roman" w:cs="Times New Roman"/>
+          <w:i/>
+          <w:iCs/>
+          <w:kern w:val="0"/>
+          <w:sz w:val="32"/>
+          <w:szCs w:val="32"/>
+          <w:rtl/>
+          <w:lang w:bidi="he-IL"/>
+          <w14:ligatures w14:val="none"/>
+        </w:rPr>
+        <w:t xml:space="preserve"> </w:t>
+      </w:r>
+      <w:r>
+        <w:rPr>
+          <w:rFonts w:ascii="Times New Roman" w:eastAsia="Times New Roman" w:hAnsi="Times New Roman" w:cs="Times New Roman" w:hint="cs"/>
+          <w:i/>
+          <w:iCs/>
+          <w:kern w:val="0"/>
+          <w:sz w:val="32"/>
+          <w:szCs w:val="32"/>
+          <w:rtl/>
+          <w:lang w:bidi="he-IL"/>
+          <w14:ligatures w14:val="none"/>
+        </w:rPr>
+        <w:t>אישי</w:t>
+      </w:r>
+      <w:r>
+        <w:rPr>
+          <w:rFonts w:ascii="Times New Roman" w:eastAsia="Times New Roman" w:hAnsi="Times New Roman" w:cs="Times New Roman"/>
+          <w:i/>
+          <w:iCs/>
+          <w:kern w:val="0"/>
+          <w:sz w:val="32"/>
+          <w:szCs w:val="32"/>
+          <w:rtl/>
+          <w:lang w:bidi="he-IL"/>
+          <w14:ligatures w14:val="none"/>
+        </w:rPr>
+        <w:t xml:space="preserve"> , </w:t>
+      </w:r>
+      <w:r>
+        <w:rPr>
+          <w:rFonts w:ascii="Times New Roman" w:eastAsia="Times New Roman" w:hAnsi="Times New Roman" w:cs="Times New Roman" w:hint="cs"/>
+          <w:i/>
+          <w:iCs/>
+          <w:kern w:val="0"/>
+          <w:sz w:val="32"/>
+          <w:szCs w:val="32"/>
+          <w:rtl/>
+          <w:lang w:bidi="he-IL"/>
+          <w14:ligatures w14:val="none"/>
+        </w:rPr>
+        <w:t>ונדרש</w:t>
+      </w:r>
+      <w:r>
+        <w:rPr>
+          <w:rFonts w:ascii="Times New Roman" w:eastAsia="Times New Roman" w:hAnsi="Times New Roman" w:cs="Times New Roman"/>
+          <w:i/>
+          <w:iCs/>
+          <w:kern w:val="0"/>
+          <w:sz w:val="32"/>
+          <w:szCs w:val="32"/>
+          <w:rtl/>
+          <w:lang w:bidi="he-IL"/>
+          <w14:ligatures w14:val="none"/>
+        </w:rPr>
+        <w:t xml:space="preserve"> </w:t>
+      </w:r>
+      <w:r>
+        <w:rPr>
+          <w:rFonts w:ascii="Times New Roman" w:eastAsia="Times New Roman" w:hAnsi="Times New Roman" w:cs="Times New Roman" w:hint="cs"/>
+          <w:i/>
+          <w:iCs/>
+          <w:kern w:val="0"/>
+          <w:sz w:val="32"/>
+          <w:szCs w:val="32"/>
+          <w:rtl/>
+          <w:lang w:bidi="he-IL"/>
+          <w14:ligatures w14:val="none"/>
+        </w:rPr>
+        <w:t>גם</w:t>
+      </w:r>
+      <w:r>
+        <w:rPr>
+          <w:rFonts w:ascii="Times New Roman" w:eastAsia="Times New Roman" w:hAnsi="Times New Roman" w:cs="Times New Roman"/>
+          <w:i/>
+          <w:iCs/>
+          <w:kern w:val="0"/>
+          <w:sz w:val="32"/>
+          <w:szCs w:val="32"/>
+          <w:rtl/>
+          <w:lang w:bidi="he-IL"/>
+          <w14:ligatures w14:val="none"/>
+        </w:rPr>
+        <w:t xml:space="preserve"> </w:t>
+      </w:r>
+      <w:r>
+        <w:rPr>
+          <w:rFonts w:ascii="Times New Roman" w:eastAsia="Times New Roman" w:hAnsi="Times New Roman" w:cs="Times New Roman" w:hint="cs"/>
+          <w:i/>
+          <w:iCs/>
+          <w:kern w:val="0"/>
+          <w:sz w:val="32"/>
+          <w:szCs w:val="32"/>
+          <w:rtl/>
+          <w:lang w:bidi="he-IL"/>
+          <w14:ligatures w14:val="none"/>
+        </w:rPr>
+        <w:t>חשבון</w:t>
+      </w:r>
+      <w:r>
+        <w:rPr>
+          <w:rFonts w:ascii="Times New Roman" w:eastAsia="Times New Roman" w:hAnsi="Times New Roman" w:cs="Times New Roman"/>
+          <w:i/>
+          <w:iCs/>
+          <w:kern w:val="0"/>
+          <w:sz w:val="32"/>
+          <w:szCs w:val="32"/>
+          <w:rtl/>
+          <w:lang w:bidi="he-IL"/>
+          <w14:ligatures w14:val="none"/>
+        </w:rPr>
+        <w:t xml:space="preserve"> </w:t>
+      </w:r>
+      <w:r>
+        <w:rPr>
+          <w:rFonts w:ascii="Times New Roman" w:eastAsia="Times New Roman" w:hAnsi="Times New Roman" w:cs="Times New Roman" w:hint="cs"/>
+          <w:i/>
+          <w:iCs/>
+          <w:color w:val="EE0000"/>
+          <w:kern w:val="0"/>
+          <w:sz w:val="32"/>
+          <w:szCs w:val="32"/>
+          <w:rtl/>
+          <w:lang w:bidi="he-IL"/>
+          <w14:ligatures w14:val="none"/>
+        </w:rPr>
+        <w:t>נפש</w:t>
+      </w:r>
+      <w:r>
+        <w:rPr>
+          <w:rFonts w:ascii="Times New Roman" w:eastAsia="Times New Roman" w:hAnsi="Times New Roman" w:cs="Times New Roman"/>
+          <w:i/>
+          <w:iCs/>
+          <w:color w:val="EE0000"/>
+          <w:kern w:val="0"/>
+          <w:sz w:val="32"/>
+          <w:szCs w:val="32"/>
+          <w:rtl/>
+          <w:lang w:bidi="he-IL"/>
+          <w14:ligatures w14:val="none"/>
+        </w:rPr>
+        <w:t xml:space="preserve"> </w:t>
+      </w:r>
+      <w:r>
+        <w:rPr>
+          <w:rFonts w:ascii="Times New Roman" w:eastAsia="Times New Roman" w:hAnsi="Times New Roman" w:cs="Times New Roman" w:hint="cs"/>
+          <w:i/>
+          <w:iCs/>
+          <w:kern w:val="0"/>
+          <w:sz w:val="32"/>
+          <w:szCs w:val="32"/>
+          <w:rtl/>
+          <w:lang w:bidi="he-IL"/>
+          <w14:ligatures w14:val="none"/>
+        </w:rPr>
+        <w:t>של</w:t>
+      </w:r>
+      <w:r>
+        <w:rPr>
+          <w:rFonts w:ascii="Times New Roman" w:eastAsia="Times New Roman" w:hAnsi="Times New Roman" w:cs="Times New Roman"/>
+          <w:i/>
+          <w:iCs/>
+          <w:kern w:val="0"/>
+          <w:sz w:val="32"/>
+          <w:szCs w:val="32"/>
+          <w:rtl/>
+          <w:lang w:bidi="he-IL"/>
+          <w14:ligatures w14:val="none"/>
+        </w:rPr>
+        <w:t xml:space="preserve"> </w:t>
+      </w:r>
+      <w:r>
+        <w:rPr>
+          <w:rFonts w:ascii="Times New Roman" w:eastAsia="Times New Roman" w:hAnsi="Times New Roman" w:cs="Times New Roman" w:hint="cs"/>
+          <w:i/>
+          <w:iCs/>
+          <w:kern w:val="0"/>
+          <w:sz w:val="32"/>
+          <w:szCs w:val="32"/>
+          <w:rtl/>
+          <w:lang w:bidi="he-IL"/>
+          <w14:ligatures w14:val="none"/>
+        </w:rPr>
+        <w:t>הבית</w:t>
+      </w:r>
+      <w:r>
+        <w:rPr>
+          <w:rFonts w:ascii="Times New Roman" w:eastAsia="Times New Roman" w:hAnsi="Times New Roman" w:cs="Times New Roman"/>
+          <w:i/>
+          <w:iCs/>
+          <w:kern w:val="0"/>
+          <w:sz w:val="32"/>
+          <w:szCs w:val="32"/>
+          <w:rtl/>
+          <w:lang w:bidi="he-IL"/>
+          <w14:ligatures w14:val="none"/>
+        </w:rPr>
+        <w:t xml:space="preserve"> </w:t>
+      </w:r>
+      <w:r>
+        <w:rPr>
+          <w:rFonts w:ascii="Times New Roman" w:eastAsia="Times New Roman" w:hAnsi="Times New Roman" w:cs="Times New Roman" w:hint="cs"/>
+          <w:i/>
+          <w:iCs/>
+          <w:kern w:val="0"/>
+          <w:sz w:val="32"/>
+          <w:szCs w:val="32"/>
+          <w:rtl/>
+          <w:lang w:bidi="he-IL"/>
+          <w14:ligatures w14:val="none"/>
+        </w:rPr>
+        <w:t>הזה</w:t>
+      </w:r>
+      <w:r>
+        <w:rPr>
+          <w:rFonts w:ascii="Times New Roman" w:eastAsia="Times New Roman" w:hAnsi="Times New Roman" w:cs="Times New Roman"/>
+          <w:i/>
+          <w:iCs/>
+          <w:kern w:val="0"/>
+          <w:sz w:val="32"/>
+          <w:szCs w:val="32"/>
+          <w:rtl/>
+          <w:lang w:bidi="he-IL"/>
+          <w14:ligatures w14:val="none"/>
+        </w:rPr>
+        <w:t xml:space="preserve"> .</w:t>
+      </w:r>
+      <w:r>
+        <w:rPr>
+          <w:rFonts w:ascii="Times New Roman" w:eastAsia="Times New Roman" w:hAnsi="Times New Roman" w:cs="Times New Roman" w:hint="cs"/>
+          <w:i/>
+          <w:iCs/>
+          <w:kern w:val="0"/>
+          <w:sz w:val="32"/>
+          <w:szCs w:val="32"/>
+          <w:rtl/>
+          <w:lang w:bidi="he-IL"/>
+          <w14:ligatures w14:val="none"/>
+        </w:rPr>
+        <w:t xml:space="preserve"> </w:t>
+      </w:r>
+      <w:r>
+        <w:rPr>
+          <w:rFonts w:ascii="Times New Roman" w:eastAsia="Times New Roman" w:hAnsi="Times New Roman" w:cs="Times New Roman" w:hint="cs"/>
+          <w:i/>
+          <w:iCs/>
+          <w:kern w:val="0"/>
+          <w:sz w:val="32"/>
+          <w:szCs w:val="32"/>
+          <w:rtl/>
+          <w:lang w:bidi="he-IL"/>
+          <w14:ligatures w14:val="none"/>
+        </w:rPr>
+        <w:t>"</w:t>
+      </w:r>
+    </w:p>
+    <w:p>
+      <w:pPr>
+        <w:pStyle w:val="ListParagraph"/>
+        <w:bidi/>
+        <w:spacing w:after="0" w:line="240" w:lineRule="auto"/>
+        <w:rPr>
+          <w:rFonts w:ascii="Times New Roman" w:eastAsia="Times New Roman" w:hAnsi="Times New Roman" w:cs="Times New Roman"/>
+          <w:sz w:val="32"/>
+          <w:szCs w:val="32"/>
+          <w:rtl/>
+          <w:lang w:bidi="he-IL"/>
+        </w:rPr>
+      </w:pPr>
+    </w:p>
+    <w:p>
+      <w:pPr>
+        <w:pStyle w:val="ListParagraph"/>
+        <w:bidi/>
+        <w:spacing w:after="0" w:line="240" w:lineRule="auto"/>
+        <w:rPr>
+          <w:rFonts w:ascii="Times New Roman" w:eastAsia="Times New Roman" w:hAnsi="Times New Roman" w:cs="Times New Roman"/>
+          <w:sz w:val="32"/>
+          <w:szCs w:val="32"/>
+          <w:rtl/>
+          <w:lang w:bidi="he-IL"/>
+        </w:rPr>
+      </w:pPr>
+    </w:p>
+    <w:p>
+      <w:pPr>
+        <w:pStyle w:val="ListParagraph"/>
+        <w:bidi/>
+        <w:spacing w:after="0" w:line="240" w:lineRule="auto"/>
+        <w:rPr>
+          <w:rFonts w:ascii="Times New Roman" w:eastAsia="Times New Roman" w:hAnsi="Times New Roman" w:cs="Times New Roman"/>
+          <w:sz w:val="32"/>
+          <w:szCs w:val="32"/>
+          <w:rtl/>
+          <w:lang w:bidi="he-IL"/>
+        </w:rPr>
+      </w:pPr>
+    </w:p>
+    <w:p>
+      <w:pPr>
+        <w:pStyle w:val="ListParagraph"/>
+        <w:bidi/>
+        <w:spacing w:after="0" w:line="240" w:lineRule="auto"/>
+        <w:rPr>
+          <w:rFonts w:ascii="Times New Roman" w:eastAsia="Times New Roman" w:hAnsi="Times New Roman" w:cs="Times New Roman"/>
+          <w:sz w:val="32"/>
+          <w:szCs w:val="32"/>
+          <w:rtl/>
+          <w:lang w:bidi="he-IL"/>
+        </w:rPr>
+      </w:pPr>
+    </w:p>
+    <w:p>
+      <w:pPr>
+        <w:pStyle w:val="ListParagraph"/>
+        <w:bidi/>
+        <w:spacing w:after="0" w:line="240" w:lineRule="auto"/>
+        <w:rPr>
+          <w:rFonts w:ascii="Times New Roman" w:eastAsia="Times New Roman" w:hAnsi="Times New Roman" w:cs="Times New Roman"/>
+          <w:sz w:val="32"/>
+          <w:szCs w:val="32"/>
+          <w:rtl/>
+          <w:lang w:bidi="he-IL"/>
+        </w:rPr>
+      </w:pPr>
+    </w:p>
+    <w:p>
+      <w:pPr>
+        <w:pStyle w:val="ListParagraph"/>
+        <w:bidi/>
+        <w:rPr>
+          <w:rFonts w:ascii="Times New Roman" w:eastAsia="Times New Roman" w:hAnsi="Times New Roman" w:cs="Times New Roman"/>
+          <w:sz w:val="32"/>
+          <w:szCs w:val="32"/>
+          <w:lang w:bidi="he-IL"/>
+        </w:rPr>
+      </w:pPr>
+      <w:r>
+        <w:rPr>
+          <w:rFonts w:ascii="Times New Roman" w:eastAsia="Times New Roman" w:hAnsi="Times New Roman" w:cs="Times New Roman"/>
+          <w:b/>
+          <w:bCs/>
+          <w:sz w:val="32"/>
+          <w:szCs w:val="32"/>
+          <w:rtl/>
+          <w:lang w:bidi="he-IL"/>
+        </w:rPr>
+        <w:lastRenderedPageBreak/>
+        <w:t>הבדלי הקשר</w:t>
+      </w:r>
+      <w:r>
+        <w:rPr>
+          <w:rFonts w:ascii="Times New Roman" w:eastAsia="Times New Roman" w:hAnsi="Times New Roman" w:cs="Times New Roman"/>
+          <w:b/>
+          <w:bCs/>
+          <w:sz w:val="32"/>
+          <w:szCs w:val="32"/>
+          <w:lang w:bidi="he-IL"/>
+        </w:rPr>
+        <w:t>:</w:t>
+      </w:r>
+      <w:r>
+        <w:rPr>
+          <w:rFonts w:ascii="Times New Roman" w:eastAsia="Times New Roman" w:hAnsi="Times New Roman" w:cs="Times New Roman"/>
+          <w:sz w:val="32"/>
+          <w:szCs w:val="32"/>
+          <w:lang w:bidi="he-IL"/>
+        </w:rPr>
+        <w:t xml:space="preserve"> </w:t>
+      </w:r>
+      <w:r>
+        <w:rPr>
+          <w:rFonts w:ascii="Times New Roman" w:eastAsia="Times New Roman" w:hAnsi="Times New Roman" w:cs="Times New Roman"/>
+          <w:sz w:val="32"/>
+          <w:szCs w:val="32"/>
+          <w:rtl/>
+          <w:lang w:bidi="he-IL"/>
+        </w:rPr>
+        <w:t>במשפט על הרופאים, המודל חזה את המילה "</w:t>
+      </w:r>
+      <w:proofErr w:type="spellStart"/>
+      <w:r>
+        <w:rPr>
+          <w:rFonts w:ascii="Times New Roman" w:eastAsia="Times New Roman" w:hAnsi="Times New Roman" w:cs="Times New Roman"/>
+          <w:sz w:val="32"/>
+          <w:szCs w:val="32"/>
+          <w:rtl/>
+          <w:lang w:bidi="he-IL"/>
+        </w:rPr>
+        <w:t>השר"פ</w:t>
+      </w:r>
+      <w:proofErr w:type="spellEnd"/>
+      <w:r>
+        <w:rPr>
+          <w:rFonts w:ascii="Times New Roman" w:eastAsia="Times New Roman" w:hAnsi="Times New Roman" w:cs="Times New Roman"/>
+          <w:sz w:val="32"/>
+          <w:szCs w:val="32"/>
+          <w:rtl/>
+          <w:lang w:bidi="he-IL"/>
+        </w:rPr>
+        <w:t>"</w:t>
+      </w:r>
+      <w:r>
+        <w:rPr>
+          <w:rFonts w:ascii="Times New Roman" w:eastAsia="Times New Roman" w:hAnsi="Times New Roman" w:cs="Times New Roman" w:hint="cs"/>
+          <w:sz w:val="32"/>
+          <w:szCs w:val="32"/>
+          <w:rtl/>
+          <w:lang w:bidi="he-IL"/>
+        </w:rPr>
+        <w:t xml:space="preserve"> </w:t>
+      </w:r>
+      <w:r>
+        <w:rPr>
+          <w:rFonts w:ascii="Times New Roman" w:eastAsia="Times New Roman" w:hAnsi="Times New Roman" w:cs="Times New Roman" w:hint="cs"/>
+          <w:b/>
+          <w:bCs/>
+          <w:sz w:val="32"/>
+          <w:szCs w:val="32"/>
+          <w:rtl/>
+          <w:lang w:bidi="he-IL"/>
+        </w:rPr>
+        <w:t>(</w:t>
+      </w:r>
+      <w:r>
+        <w:rPr>
+          <w:rFonts w:ascii="Times New Roman" w:eastAsia="Times New Roman" w:hAnsi="Times New Roman" w:cs="Times New Roman"/>
+          <w:b/>
+          <w:bCs/>
+          <w:sz w:val="32"/>
+          <w:szCs w:val="32"/>
+          <w:rtl/>
+          <w:lang w:bidi="he-IL"/>
+        </w:rPr>
+        <w:t>שירות רפואי פרטי</w:t>
+      </w:r>
+      <w:r>
+        <w:rPr>
+          <w:rFonts w:ascii="Times New Roman" w:eastAsia="Times New Roman" w:hAnsi="Times New Roman" w:cs="Times New Roman" w:hint="cs"/>
+          <w:b/>
+          <w:bCs/>
+          <w:sz w:val="32"/>
+          <w:szCs w:val="32"/>
+          <w:rtl/>
+          <w:lang w:bidi="he-IL"/>
+        </w:rPr>
+        <w:t>)</w:t>
+      </w:r>
+      <w:r>
+        <w:rPr>
+          <w:rFonts w:ascii="Times New Roman" w:eastAsia="Times New Roman" w:hAnsi="Times New Roman" w:cs="Times New Roman"/>
+          <w:sz w:val="32"/>
+          <w:szCs w:val="32"/>
+          <w:rtl/>
+          <w:lang w:bidi="he-IL"/>
+        </w:rPr>
+        <w:t xml:space="preserve"> בעוד שבמקור הופיעה המילה "המענק</w:t>
+      </w:r>
+      <w:r>
+        <w:rPr>
+          <w:rFonts w:ascii="Times New Roman" w:eastAsia="Times New Roman" w:hAnsi="Times New Roman" w:cs="Times New Roman"/>
+          <w:sz w:val="32"/>
+          <w:szCs w:val="32"/>
+          <w:lang w:bidi="he-IL"/>
+        </w:rPr>
+        <w:t xml:space="preserve">". </w:t>
+      </w:r>
+      <w:r>
+        <w:rPr>
+          <w:rFonts w:ascii="Times New Roman" w:eastAsia="Times New Roman" w:hAnsi="Times New Roman" w:cs="Times New Roman"/>
+          <w:sz w:val="32"/>
+          <w:szCs w:val="32"/>
+          <w:rtl/>
+          <w:lang w:bidi="he-IL"/>
+        </w:rPr>
+        <w:t>שתי המילים קשורות לעולם התוכן של רופאים, מה שמעיד על הבנה סמנטית של המודל, גם אם החיזוי לא היה זהה למקור</w:t>
+      </w:r>
+      <w:r>
+        <w:rPr>
+          <w:rFonts w:ascii="Times New Roman" w:eastAsia="Times New Roman" w:hAnsi="Times New Roman" w:cs="Times New Roman"/>
+          <w:sz w:val="32"/>
+          <w:szCs w:val="32"/>
+          <w:lang w:bidi="he-IL"/>
+        </w:rPr>
+        <w:t>.</w:t>
+      </w:r>
+    </w:p>
+    <w:p>
+      <w:pPr>
+        <w:pStyle w:val="ListParagraph"/>
+        <w:bidi/>
+        <w:spacing w:after="0" w:line="240" w:lineRule="auto"/>
+        <w:rPr>
+          <w:rFonts w:ascii="Times New Roman" w:eastAsia="Times New Roman" w:hAnsi="Times New Roman" w:cs="Times New Roman"/>
+          <w:sz w:val="32"/>
+          <w:szCs w:val="32"/>
+          <w:rtl/>
+          <w:lang w:bidi="he-IL"/>
+        </w:rPr>
+      </w:pPr>
+    </w:p>
+    <w:p>
+      <w:pPr>
+        <w:pStyle w:val="ListParagraph"/>
+        <w:bidi/>
+        <w:spacing w:after="0" w:line="240" w:lineRule="auto"/>
+        <w:rPr>
+          <w:rFonts w:ascii="Times New Roman" w:eastAsia="Times New Roman" w:hAnsi="Times New Roman" w:cs="Times New Roman"/>
+          <w:b/>
+          <w:bCs/>
+          <w:kern w:val="0"/>
+          <w:sz w:val="32"/>
+          <w:szCs w:val="32"/>
+          <w:rtl/>
+          <w:lang w:bidi="he-IL"/>
+          <w14:ligatures w14:val="none"/>
+        </w:rPr>
+      </w:pPr>
+      <w:r>
+        <w:rPr>
+          <w:rFonts w:ascii="Times New Roman" w:eastAsia="Times New Roman" w:hAnsi="Times New Roman" w:cs="Times New Roman" w:hint="cs"/>
+          <w:b/>
+          <w:bCs/>
+          <w:kern w:val="0"/>
+          <w:sz w:val="32"/>
+          <w:szCs w:val="32"/>
+          <w:rtl/>
+          <w:lang w:bidi="he-IL"/>
+          <w14:ligatures w14:val="none"/>
+        </w:rPr>
+        <w:t>למשל:</w:t>
+      </w:r>
+    </w:p>
+    <w:p>
+      <w:pPr>
+        <w:pStyle w:val="ListParagraph"/>
+        <w:bidi/>
+        <w:spacing w:after="0" w:line="240" w:lineRule="auto"/>
+        <w:rPr>
+          <w:rFonts w:ascii="Times New Roman" w:eastAsia="Times New Roman" w:hAnsi="Times New Roman" w:cs="Times New Roman"/>
+          <w:i/>
+          <w:iCs/>
+          <w:kern w:val="0"/>
+          <w:sz w:val="32"/>
+          <w:szCs w:val="32"/>
+          <w:rtl/>
+          <w:lang w:bidi="he-IL"/>
+          <w14:ligatures w14:val="none"/>
+        </w:rPr>
+      </w:pPr>
+      <w:r>
+        <w:rPr>
+          <w:rFonts w:ascii="Times New Roman" w:eastAsia="Times New Roman" w:hAnsi="Times New Roman" w:cs="Times New Roman" w:hint="cs"/>
+          <w:b/>
+          <w:bCs/>
+          <w:kern w:val="0"/>
+          <w:sz w:val="32"/>
+          <w:szCs w:val="32"/>
+          <w:rtl/>
+          <w:lang w:bidi="he-IL"/>
+          <w14:ligatures w14:val="none"/>
+        </w:rPr>
+        <w:t>טקסט מקורי:</w:t>
+      </w:r>
+      <w:r>
+        <w:rPr>
+          <w:rFonts w:hint="cs"/>
+          <w:rtl/>
+          <w:lang w:bidi="he-IL"/>
+        </w:rPr>
+        <w:t xml:space="preserve"> </w:t>
+      </w:r>
+      <w:r>
+        <w:rPr>
+          <w:rFonts w:asciiTheme="majorBidi" w:hAnsiTheme="majorBidi" w:cstheme="majorBidi"/>
+          <w:i/>
+          <w:iCs/>
+          <w:sz w:val="32"/>
+          <w:szCs w:val="32"/>
+          <w:rtl/>
+          <w:lang w:bidi="he-IL"/>
+        </w:rPr>
+        <w:t>"</w:t>
+      </w:r>
+      <w:r>
+        <w:rPr>
+          <w:rFonts w:hint="cs"/>
+          <w:rtl/>
+          <w:lang w:bidi="he-IL"/>
+        </w:rPr>
+        <w:t xml:space="preserve"> </w:t>
+      </w:r>
+      <w:r>
+        <w:rPr>
+          <w:rFonts w:ascii="Times New Roman" w:eastAsia="Times New Roman" w:hAnsi="Times New Roman" w:cs="Times New Roman" w:hint="cs"/>
+          <w:i/>
+          <w:iCs/>
+          <w:kern w:val="0"/>
+          <w:sz w:val="32"/>
+          <w:szCs w:val="32"/>
+          <w:rtl/>
+          <w:lang w:bidi="he-IL"/>
+          <w14:ligatures w14:val="none"/>
+        </w:rPr>
+        <w:t>רויטל</w:t>
+      </w:r>
+      <w:r>
+        <w:rPr>
+          <w:rFonts w:ascii="Times New Roman" w:eastAsia="Times New Roman" w:hAnsi="Times New Roman" w:cs="Times New Roman"/>
+          <w:i/>
+          <w:iCs/>
+          <w:kern w:val="0"/>
+          <w:sz w:val="32"/>
+          <w:szCs w:val="32"/>
+          <w:rtl/>
+          <w:lang w:bidi="he-IL"/>
+          <w14:ligatures w14:val="none"/>
+        </w:rPr>
+        <w:t xml:space="preserve"> , </w:t>
+      </w:r>
+      <w:r>
+        <w:rPr>
+          <w:rFonts w:ascii="Times New Roman" w:eastAsia="Times New Roman" w:hAnsi="Times New Roman" w:cs="Times New Roman" w:hint="cs"/>
+          <w:i/>
+          <w:iCs/>
+          <w:kern w:val="0"/>
+          <w:sz w:val="32"/>
+          <w:szCs w:val="32"/>
+          <w:rtl/>
+          <w:lang w:bidi="he-IL"/>
+          <w14:ligatures w14:val="none"/>
+        </w:rPr>
+        <w:t>נתן</w:t>
+      </w:r>
+      <w:r>
+        <w:rPr>
+          <w:rFonts w:ascii="Times New Roman" w:eastAsia="Times New Roman" w:hAnsi="Times New Roman" w:cs="Times New Roman"/>
+          <w:i/>
+          <w:iCs/>
+          <w:kern w:val="0"/>
+          <w:sz w:val="32"/>
+          <w:szCs w:val="32"/>
+          <w:rtl/>
+          <w:lang w:bidi="he-IL"/>
+          <w14:ligatures w14:val="none"/>
+        </w:rPr>
+        <w:t xml:space="preserve"> , </w:t>
+      </w:r>
+      <w:r>
+        <w:rPr>
+          <w:rFonts w:ascii="Times New Roman" w:eastAsia="Times New Roman" w:hAnsi="Times New Roman" w:cs="Times New Roman" w:hint="cs"/>
+          <w:i/>
+          <w:iCs/>
+          <w:kern w:val="0"/>
+          <w:sz w:val="32"/>
+          <w:szCs w:val="32"/>
+          <w:rtl/>
+          <w:lang w:bidi="he-IL"/>
+          <w14:ligatures w14:val="none"/>
+        </w:rPr>
+        <w:t>האם</w:t>
+      </w:r>
+      <w:r>
+        <w:rPr>
+          <w:rFonts w:ascii="Times New Roman" w:eastAsia="Times New Roman" w:hAnsi="Times New Roman" w:cs="Times New Roman"/>
+          <w:i/>
+          <w:iCs/>
+          <w:kern w:val="0"/>
+          <w:sz w:val="32"/>
+          <w:szCs w:val="32"/>
+          <w:rtl/>
+          <w:lang w:bidi="he-IL"/>
+          <w14:ligatures w14:val="none"/>
+        </w:rPr>
+        <w:t xml:space="preserve"> </w:t>
+      </w:r>
+      <w:r>
+        <w:rPr>
+          <w:rFonts w:ascii="Times New Roman" w:eastAsia="Times New Roman" w:hAnsi="Times New Roman" w:cs="Times New Roman" w:hint="cs"/>
+          <w:i/>
+          <w:iCs/>
+          <w:kern w:val="0"/>
+          <w:sz w:val="32"/>
+          <w:szCs w:val="32"/>
+          <w:rtl/>
+          <w:lang w:bidi="he-IL"/>
+          <w14:ligatures w14:val="none"/>
+        </w:rPr>
+        <w:t>זה</w:t>
+      </w:r>
+      <w:r>
+        <w:rPr>
+          <w:rFonts w:ascii="Times New Roman" w:eastAsia="Times New Roman" w:hAnsi="Times New Roman" w:cs="Times New Roman"/>
+          <w:i/>
+          <w:iCs/>
+          <w:kern w:val="0"/>
+          <w:sz w:val="32"/>
+          <w:szCs w:val="32"/>
+          <w:rtl/>
+          <w:lang w:bidi="he-IL"/>
+          <w14:ligatures w14:val="none"/>
+        </w:rPr>
+        <w:t xml:space="preserve"> </w:t>
+      </w:r>
+      <w:r>
+        <w:rPr>
+          <w:rFonts w:ascii="Times New Roman" w:eastAsia="Times New Roman" w:hAnsi="Times New Roman" w:cs="Times New Roman" w:hint="cs"/>
+          <w:i/>
+          <w:iCs/>
+          <w:kern w:val="0"/>
+          <w:sz w:val="32"/>
+          <w:szCs w:val="32"/>
+          <w:rtl/>
+          <w:lang w:bidi="he-IL"/>
+          <w14:ligatures w14:val="none"/>
+        </w:rPr>
+        <w:t>נכון</w:t>
+      </w:r>
+      <w:r>
+        <w:rPr>
+          <w:rFonts w:ascii="Times New Roman" w:eastAsia="Times New Roman" w:hAnsi="Times New Roman" w:cs="Times New Roman"/>
+          <w:i/>
+          <w:iCs/>
+          <w:kern w:val="0"/>
+          <w:sz w:val="32"/>
+          <w:szCs w:val="32"/>
+          <w:rtl/>
+          <w:lang w:bidi="he-IL"/>
+          <w14:ligatures w14:val="none"/>
+        </w:rPr>
+        <w:t xml:space="preserve"> </w:t>
+      </w:r>
+      <w:r>
+        <w:rPr>
+          <w:rFonts w:ascii="Times New Roman" w:eastAsia="Times New Roman" w:hAnsi="Times New Roman" w:cs="Times New Roman" w:hint="cs"/>
+          <w:i/>
+          <w:iCs/>
+          <w:kern w:val="0"/>
+          <w:sz w:val="32"/>
+          <w:szCs w:val="32"/>
+          <w:rtl/>
+          <w:lang w:bidi="he-IL"/>
+          <w14:ligatures w14:val="none"/>
+        </w:rPr>
+        <w:t>שמבטלים</w:t>
+      </w:r>
+      <w:r>
+        <w:rPr>
+          <w:rFonts w:ascii="Times New Roman" w:eastAsia="Times New Roman" w:hAnsi="Times New Roman" w:cs="Times New Roman"/>
+          <w:i/>
+          <w:iCs/>
+          <w:kern w:val="0"/>
+          <w:sz w:val="32"/>
+          <w:szCs w:val="32"/>
+          <w:rtl/>
+          <w:lang w:bidi="he-IL"/>
+          <w14:ligatures w14:val="none"/>
+        </w:rPr>
+        <w:t xml:space="preserve"> </w:t>
+      </w:r>
+      <w:r>
+        <w:rPr>
+          <w:rFonts w:ascii="Times New Roman" w:eastAsia="Times New Roman" w:hAnsi="Times New Roman" w:cs="Times New Roman" w:hint="cs"/>
+          <w:i/>
+          <w:iCs/>
+          <w:kern w:val="0"/>
+          <w:sz w:val="32"/>
+          <w:szCs w:val="32"/>
+          <w:rtl/>
+          <w:lang w:bidi="he-IL"/>
+          <w14:ligatures w14:val="none"/>
+        </w:rPr>
+        <w:t>את</w:t>
+      </w:r>
+      <w:r>
+        <w:rPr>
+          <w:rFonts w:ascii="Times New Roman" w:eastAsia="Times New Roman" w:hAnsi="Times New Roman" w:cs="Times New Roman"/>
+          <w:i/>
+          <w:iCs/>
+          <w:kern w:val="0"/>
+          <w:sz w:val="32"/>
+          <w:szCs w:val="32"/>
+          <w:rtl/>
+          <w:lang w:bidi="he-IL"/>
+          <w14:ligatures w14:val="none"/>
+        </w:rPr>
+        <w:t xml:space="preserve"> </w:t>
+      </w:r>
+      <w:r>
+        <w:rPr>
+          <w:rFonts w:ascii="Times New Roman" w:eastAsia="Times New Roman" w:hAnsi="Times New Roman" w:cs="Times New Roman" w:hint="cs"/>
+          <w:i/>
+          <w:iCs/>
+          <w:color w:val="EE0000"/>
+          <w:kern w:val="0"/>
+          <w:sz w:val="32"/>
+          <w:szCs w:val="32"/>
+          <w:rtl/>
+          <w:lang w:bidi="he-IL"/>
+          <w14:ligatures w14:val="none"/>
+        </w:rPr>
+        <w:t>המענק</w:t>
+      </w:r>
+      <w:r>
+        <w:rPr>
+          <w:rFonts w:ascii="Times New Roman" w:eastAsia="Times New Roman" w:hAnsi="Times New Roman" w:cs="Times New Roman"/>
+          <w:i/>
+          <w:iCs/>
+          <w:color w:val="EE0000"/>
+          <w:kern w:val="0"/>
+          <w:sz w:val="32"/>
+          <w:szCs w:val="32"/>
+          <w:rtl/>
+          <w:lang w:bidi="he-IL"/>
+          <w14:ligatures w14:val="none"/>
+        </w:rPr>
+        <w:t xml:space="preserve"> </w:t>
+      </w:r>
+      <w:r>
+        <w:rPr>
+          <w:rFonts w:ascii="Times New Roman" w:eastAsia="Times New Roman" w:hAnsi="Times New Roman" w:cs="Times New Roman" w:hint="cs"/>
+          <w:i/>
+          <w:iCs/>
+          <w:kern w:val="0"/>
+          <w:sz w:val="32"/>
+          <w:szCs w:val="32"/>
+          <w:rtl/>
+          <w:lang w:bidi="he-IL"/>
+          <w14:ligatures w14:val="none"/>
+        </w:rPr>
+        <w:t>לרופאים</w:t>
+      </w:r>
+      <w:r>
+        <w:rPr>
+          <w:rFonts w:ascii="Times New Roman" w:eastAsia="Times New Roman" w:hAnsi="Times New Roman" w:cs="Times New Roman"/>
+          <w:i/>
+          <w:iCs/>
+          <w:kern w:val="0"/>
+          <w:sz w:val="32"/>
+          <w:szCs w:val="32"/>
+          <w:rtl/>
+          <w:lang w:bidi="he-IL"/>
+          <w14:ligatures w14:val="none"/>
+        </w:rPr>
+        <w:t xml:space="preserve"> ?</w:t>
+      </w:r>
+      <w:r>
+        <w:rPr>
+          <w:rFonts w:ascii="Times New Roman" w:eastAsia="Times New Roman" w:hAnsi="Times New Roman" w:cs="Times New Roman" w:hint="cs"/>
+          <w:i/>
+          <w:iCs/>
+          <w:kern w:val="0"/>
+          <w:sz w:val="32"/>
+          <w:szCs w:val="32"/>
+          <w:rtl/>
+          <w:lang w:bidi="he-IL"/>
+          <w14:ligatures w14:val="none"/>
+        </w:rPr>
+        <w:t xml:space="preserve"> </w:t>
+      </w:r>
+      <w:r>
+        <w:rPr>
+          <w:rFonts w:ascii="Times New Roman" w:eastAsia="Times New Roman" w:hAnsi="Times New Roman" w:cs="Times New Roman" w:hint="cs"/>
+          <w:i/>
+          <w:iCs/>
+          <w:kern w:val="0"/>
+          <w:sz w:val="32"/>
+          <w:szCs w:val="32"/>
+          <w:rtl/>
+          <w:lang w:bidi="he-IL"/>
+          <w14:ligatures w14:val="none"/>
+        </w:rPr>
+        <w:t>"</w:t>
+      </w:r>
+    </w:p>
+    <w:p>
+      <w:pPr>
+        <w:pStyle w:val="ListParagraph"/>
+        <w:bidi/>
+        <w:spacing w:after="0" w:line="240" w:lineRule="auto"/>
+        <w:rPr>
+          <w:rFonts w:ascii="Times New Roman" w:eastAsia="Times New Roman" w:hAnsi="Times New Roman" w:cs="Times New Roman"/>
+          <w:kern w:val="0"/>
+          <w:sz w:val="32"/>
+          <w:szCs w:val="32"/>
+          <w:rtl/>
+          <w:lang w:bidi="he-IL"/>
+          <w14:ligatures w14:val="none"/>
+        </w:rPr>
+      </w:pPr>
+    </w:p>
+    <w:p>
+      <w:pPr>
+        <w:pStyle w:val="ListParagraph"/>
+        <w:bidi/>
+        <w:spacing w:after="0" w:line="240" w:lineRule="auto"/>
+        <w:rPr>
+          <w:rFonts w:ascii="Times New Roman" w:eastAsia="Times New Roman" w:hAnsi="Times New Roman" w:cs="Times New Roman"/>
+          <w:i/>
+          <w:iCs/>
+          <w:kern w:val="0"/>
+          <w:sz w:val="32"/>
+          <w:szCs w:val="32"/>
+          <w:rtl/>
+          <w:lang w:bidi="he-IL"/>
+          <w14:ligatures w14:val="none"/>
+        </w:rPr>
+      </w:pPr>
+      <w:r>
+        <w:rPr>
+          <w:rFonts w:ascii="Times New Roman" w:eastAsia="Times New Roman" w:hAnsi="Times New Roman" w:cs="Times New Roman" w:hint="cs"/>
+          <w:b/>
+          <w:bCs/>
+          <w:kern w:val="0"/>
+          <w:sz w:val="32"/>
+          <w:szCs w:val="32"/>
+          <w:rtl/>
+          <w:lang w:bidi="he-IL"/>
+          <w14:ligatures w14:val="none"/>
+        </w:rPr>
+        <w:t>ממוסך:</w:t>
+      </w:r>
+      <w:r>
+        <w:rPr>
+          <w:rFonts w:hint="cs"/>
+          <w:rtl/>
+          <w:lang w:bidi="he-IL"/>
+        </w:rPr>
+        <w:t xml:space="preserve"> </w:t>
+      </w:r>
+      <w:r>
+        <w:rPr>
+          <w:rFonts w:hint="cs"/>
+          <w:rtl/>
+          <w:lang w:bidi="he-IL"/>
+        </w:rPr>
+        <w:t>"</w:t>
+      </w:r>
+      <w:r>
+        <w:rPr>
+          <w:rFonts w:asciiTheme="majorBidi" w:hAnsiTheme="majorBidi" w:cs="Times New Roman" w:hint="cs"/>
+          <w:i/>
+          <w:iCs/>
+          <w:sz w:val="32"/>
+          <w:szCs w:val="32"/>
+          <w:rtl/>
+          <w:lang w:bidi="he-IL"/>
+        </w:rPr>
+        <w:t>רויטל</w:t>
+      </w:r>
+      <w:r>
+        <w:rPr>
+          <w:rFonts w:asciiTheme="majorBidi" w:hAnsiTheme="majorBidi" w:cs="Times New Roman"/>
+          <w:i/>
+          <w:iCs/>
+          <w:sz w:val="32"/>
+          <w:szCs w:val="32"/>
+          <w:rtl/>
+          <w:lang w:bidi="he-IL"/>
+        </w:rPr>
+        <w:t xml:space="preserve"> , </w:t>
+      </w:r>
+      <w:r>
+        <w:rPr>
+          <w:rFonts w:asciiTheme="majorBidi" w:hAnsiTheme="majorBidi" w:cs="Times New Roman" w:hint="cs"/>
+          <w:i/>
+          <w:iCs/>
+          <w:sz w:val="32"/>
+          <w:szCs w:val="32"/>
+          <w:rtl/>
+          <w:lang w:bidi="he-IL"/>
+        </w:rPr>
+        <w:t>נתן</w:t>
+      </w:r>
+      <w:r>
+        <w:rPr>
+          <w:rFonts w:asciiTheme="majorBidi" w:hAnsiTheme="majorBidi" w:cs="Times New Roman"/>
+          <w:i/>
+          <w:iCs/>
+          <w:sz w:val="32"/>
+          <w:szCs w:val="32"/>
+          <w:rtl/>
+          <w:lang w:bidi="he-IL"/>
+        </w:rPr>
+        <w:t xml:space="preserve"> , </w:t>
+      </w:r>
+      <w:r>
+        <w:rPr>
+          <w:rFonts w:asciiTheme="majorBidi" w:hAnsiTheme="majorBidi" w:cs="Times New Roman" w:hint="cs"/>
+          <w:i/>
+          <w:iCs/>
+          <w:sz w:val="32"/>
+          <w:szCs w:val="32"/>
+          <w:rtl/>
+          <w:lang w:bidi="he-IL"/>
+        </w:rPr>
+        <w:t>האם</w:t>
+      </w:r>
+      <w:r>
+        <w:rPr>
+          <w:rFonts w:asciiTheme="majorBidi" w:hAnsiTheme="majorBidi" w:cs="Times New Roman"/>
+          <w:i/>
+          <w:iCs/>
+          <w:sz w:val="32"/>
+          <w:szCs w:val="32"/>
+          <w:rtl/>
+          <w:lang w:bidi="he-IL"/>
+        </w:rPr>
+        <w:t xml:space="preserve"> </w:t>
+      </w:r>
+      <w:r>
+        <w:rPr>
+          <w:rFonts w:asciiTheme="majorBidi" w:hAnsiTheme="majorBidi" w:cs="Times New Roman" w:hint="cs"/>
+          <w:i/>
+          <w:iCs/>
+          <w:sz w:val="32"/>
+          <w:szCs w:val="32"/>
+          <w:rtl/>
+          <w:lang w:bidi="he-IL"/>
+        </w:rPr>
+        <w:t>זה</w:t>
+      </w:r>
+      <w:r>
+        <w:rPr>
+          <w:rFonts w:asciiTheme="majorBidi" w:hAnsiTheme="majorBidi" w:cs="Times New Roman"/>
+          <w:i/>
+          <w:iCs/>
+          <w:sz w:val="32"/>
+          <w:szCs w:val="32"/>
+          <w:rtl/>
+          <w:lang w:bidi="he-IL"/>
+        </w:rPr>
+        <w:t xml:space="preserve"> </w:t>
+      </w:r>
+      <w:r>
+        <w:rPr>
+          <w:rFonts w:asciiTheme="majorBidi" w:hAnsiTheme="majorBidi" w:cs="Times New Roman" w:hint="cs"/>
+          <w:i/>
+          <w:iCs/>
+          <w:sz w:val="32"/>
+          <w:szCs w:val="32"/>
+          <w:rtl/>
+          <w:lang w:bidi="he-IL"/>
+        </w:rPr>
+        <w:t>נכון</w:t>
+      </w:r>
+      <w:r>
+        <w:rPr>
+          <w:rFonts w:asciiTheme="majorBidi" w:hAnsiTheme="majorBidi" w:cs="Times New Roman"/>
+          <w:i/>
+          <w:iCs/>
+          <w:sz w:val="32"/>
+          <w:szCs w:val="32"/>
+          <w:rtl/>
+          <w:lang w:bidi="he-IL"/>
+        </w:rPr>
+        <w:t xml:space="preserve"> </w:t>
+      </w:r>
+      <w:r>
+        <w:rPr>
+          <w:rFonts w:asciiTheme="majorBidi" w:hAnsiTheme="majorBidi" w:cs="Times New Roman" w:hint="cs"/>
+          <w:i/>
+          <w:iCs/>
+          <w:sz w:val="32"/>
+          <w:szCs w:val="32"/>
+          <w:rtl/>
+          <w:lang w:bidi="he-IL"/>
+        </w:rPr>
+        <w:t>שמבטלים</w:t>
+      </w:r>
+      <w:r>
+        <w:rPr>
+          <w:rFonts w:asciiTheme="majorBidi" w:hAnsiTheme="majorBidi" w:cs="Times New Roman"/>
+          <w:i/>
+          <w:iCs/>
+          <w:sz w:val="32"/>
+          <w:szCs w:val="32"/>
+          <w:rtl/>
+          <w:lang w:bidi="he-IL"/>
+        </w:rPr>
+        <w:t xml:space="preserve"> </w:t>
+      </w:r>
+      <w:r>
+        <w:rPr>
+          <w:rFonts w:asciiTheme="majorBidi" w:hAnsiTheme="majorBidi" w:cs="Times New Roman" w:hint="cs"/>
+          <w:i/>
+          <w:iCs/>
+          <w:sz w:val="32"/>
+          <w:szCs w:val="32"/>
+          <w:rtl/>
+          <w:lang w:bidi="he-IL"/>
+        </w:rPr>
+        <w:t>את</w:t>
+      </w:r>
+      <w:r>
+        <w:rPr>
+          <w:rFonts w:asciiTheme="majorBidi" w:hAnsiTheme="majorBidi" w:cs="Times New Roman"/>
+          <w:i/>
+          <w:iCs/>
+          <w:sz w:val="32"/>
+          <w:szCs w:val="32"/>
+          <w:rtl/>
+          <w:lang w:bidi="he-IL"/>
+        </w:rPr>
+        <w:t xml:space="preserve"> [*] </w:t>
+      </w:r>
+      <w:r>
+        <w:rPr>
+          <w:rFonts w:asciiTheme="majorBidi" w:hAnsiTheme="majorBidi" w:cs="Times New Roman" w:hint="cs"/>
+          <w:i/>
+          <w:iCs/>
+          <w:sz w:val="32"/>
+          <w:szCs w:val="32"/>
+          <w:rtl/>
+          <w:lang w:bidi="he-IL"/>
+        </w:rPr>
+        <w:t>לרופאים</w:t>
+      </w:r>
+      <w:r>
+        <w:rPr>
+          <w:rFonts w:asciiTheme="majorBidi" w:hAnsiTheme="majorBidi" w:cs="Times New Roman" w:hint="cs"/>
+          <w:i/>
+          <w:iCs/>
+          <w:sz w:val="32"/>
+          <w:szCs w:val="32"/>
+          <w:rtl/>
+          <w:lang w:bidi="he-IL"/>
+        </w:rPr>
+        <w:t xml:space="preserve"> ?</w:t>
+      </w:r>
+      <w:r>
+        <w:rPr>
+          <w:rFonts w:asciiTheme="majorBidi" w:hAnsiTheme="majorBidi" w:cs="Times New Roman"/>
+          <w:i/>
+          <w:iCs/>
+          <w:sz w:val="32"/>
+          <w:szCs w:val="32"/>
+          <w:rtl/>
+          <w:lang w:bidi="he-IL"/>
+        </w:rPr>
+        <w:t xml:space="preserve"> </w:t>
+      </w:r>
+      <w:r>
+        <w:rPr>
+          <w:rFonts w:ascii="Times New Roman" w:eastAsia="Times New Roman" w:hAnsi="Times New Roman" w:cs="Times New Roman" w:hint="cs"/>
+          <w:i/>
+          <w:iCs/>
+          <w:kern w:val="0"/>
+          <w:sz w:val="32"/>
+          <w:szCs w:val="32"/>
+          <w:rtl/>
+          <w:lang w:bidi="he-IL"/>
+          <w14:ligatures w14:val="none"/>
+        </w:rPr>
+        <w:t>"</w:t>
+      </w:r>
+    </w:p>
+    <w:p>
+      <w:pPr>
+        <w:pStyle w:val="ListParagraph"/>
+        <w:bidi/>
+        <w:spacing w:after="0" w:line="240" w:lineRule="auto"/>
+        <w:rPr>
+          <w:rFonts w:ascii="Times New Roman" w:eastAsia="Times New Roman" w:hAnsi="Times New Roman" w:cs="Times New Roman"/>
+          <w:b/>
+          <w:bCs/>
+          <w:kern w:val="0"/>
+          <w:sz w:val="32"/>
+          <w:szCs w:val="32"/>
+          <w:rtl/>
+          <w:lang w:bidi="he-IL"/>
+          <w14:ligatures w14:val="none"/>
+        </w:rPr>
+      </w:pPr>
+    </w:p>
+    <w:p>
+      <w:pPr>
+        <w:pStyle w:val="ListParagraph"/>
+        <w:bidi/>
+        <w:spacing w:after="0" w:line="240" w:lineRule="auto"/>
+        <w:rPr>
+          <w:rFonts w:ascii="Times New Roman" w:eastAsia="Times New Roman" w:hAnsi="Times New Roman" w:cs="Times New Roman"/>
+          <w:i/>
+          <w:iCs/>
+          <w:kern w:val="0"/>
+          <w:sz w:val="32"/>
+          <w:szCs w:val="32"/>
+          <w:rtl/>
+          <w:lang w:bidi="he-IL"/>
+          <w14:ligatures w14:val="none"/>
+        </w:rPr>
+      </w:pPr>
+      <w:r>
+        <w:rPr>
+          <w:rFonts w:ascii="Times New Roman" w:eastAsia="Times New Roman" w:hAnsi="Times New Roman" w:cs="Times New Roman" w:hint="cs"/>
+          <w:b/>
+          <w:bCs/>
+          <w:kern w:val="0"/>
+          <w:sz w:val="32"/>
+          <w:szCs w:val="32"/>
+          <w:rtl/>
+          <w:lang w:bidi="he-IL"/>
+          <w14:ligatures w14:val="none"/>
+        </w:rPr>
+        <w:t>חיזוי:</w:t>
+      </w:r>
+      <w:r>
+        <w:rPr>
+          <w:rFonts w:hint="cs"/>
+          <w:rtl/>
+          <w:lang w:bidi="he-IL"/>
+        </w:rPr>
+        <w:t xml:space="preserve"> </w:t>
+      </w:r>
+      <w:r>
+        <w:rPr>
+          <w:rFonts w:asciiTheme="majorBidi" w:hAnsiTheme="majorBidi" w:cstheme="majorBidi" w:hint="cs"/>
+          <w:i/>
+          <w:iCs/>
+          <w:sz w:val="32"/>
+          <w:szCs w:val="32"/>
+          <w:rtl/>
+          <w:lang w:bidi="he-IL"/>
+        </w:rPr>
+        <w:t>"</w:t>
+      </w:r>
+      <w:r>
+        <w:rPr>
+          <w:rFonts w:ascii="Times New Roman" w:eastAsia="Times New Roman" w:hAnsi="Times New Roman" w:cs="Times New Roman"/>
+          <w:i/>
+          <w:iCs/>
+          <w:kern w:val="0"/>
+          <w:sz w:val="32"/>
+          <w:szCs w:val="32"/>
+          <w:rtl/>
+          <w:lang w:bidi="he-IL"/>
+          <w14:ligatures w14:val="none"/>
+        </w:rPr>
+        <w:t xml:space="preserve"> </w:t>
+      </w:r>
+      <w:r>
+        <w:rPr>
+          <w:rFonts w:ascii="Times New Roman" w:eastAsia="Times New Roman" w:hAnsi="Times New Roman" w:cs="Times New Roman" w:hint="cs"/>
+          <w:i/>
+          <w:iCs/>
+          <w:kern w:val="0"/>
+          <w:sz w:val="32"/>
+          <w:szCs w:val="32"/>
+          <w:rtl/>
+          <w:lang w:bidi="he-IL"/>
+          <w14:ligatures w14:val="none"/>
+        </w:rPr>
+        <w:t>רויטל</w:t>
+      </w:r>
+      <w:r>
+        <w:rPr>
+          <w:rFonts w:ascii="Times New Roman" w:eastAsia="Times New Roman" w:hAnsi="Times New Roman" w:cs="Times New Roman"/>
+          <w:i/>
+          <w:iCs/>
+          <w:kern w:val="0"/>
+          <w:sz w:val="32"/>
+          <w:szCs w:val="32"/>
+          <w:rtl/>
+          <w:lang w:bidi="he-IL"/>
+          <w14:ligatures w14:val="none"/>
+        </w:rPr>
+        <w:t xml:space="preserve"> , </w:t>
+      </w:r>
+      <w:r>
+        <w:rPr>
+          <w:rFonts w:ascii="Times New Roman" w:eastAsia="Times New Roman" w:hAnsi="Times New Roman" w:cs="Times New Roman" w:hint="cs"/>
+          <w:i/>
+          <w:iCs/>
+          <w:kern w:val="0"/>
+          <w:sz w:val="32"/>
+          <w:szCs w:val="32"/>
+          <w:rtl/>
+          <w:lang w:bidi="he-IL"/>
+          <w14:ligatures w14:val="none"/>
+        </w:rPr>
+        <w:t>נתן</w:t>
+      </w:r>
+      <w:r>
+        <w:rPr>
+          <w:rFonts w:ascii="Times New Roman" w:eastAsia="Times New Roman" w:hAnsi="Times New Roman" w:cs="Times New Roman"/>
+          <w:i/>
+          <w:iCs/>
+          <w:kern w:val="0"/>
+          <w:sz w:val="32"/>
+          <w:szCs w:val="32"/>
+          <w:rtl/>
+          <w:lang w:bidi="he-IL"/>
+          <w14:ligatures w14:val="none"/>
+        </w:rPr>
+        <w:t xml:space="preserve"> , </w:t>
+      </w:r>
+      <w:r>
+        <w:rPr>
+          <w:rFonts w:ascii="Times New Roman" w:eastAsia="Times New Roman" w:hAnsi="Times New Roman" w:cs="Times New Roman" w:hint="cs"/>
+          <w:i/>
+          <w:iCs/>
+          <w:kern w:val="0"/>
+          <w:sz w:val="32"/>
+          <w:szCs w:val="32"/>
+          <w:rtl/>
+          <w:lang w:bidi="he-IL"/>
+          <w14:ligatures w14:val="none"/>
+        </w:rPr>
+        <w:t>האם</w:t>
+      </w:r>
+      <w:r>
+        <w:rPr>
+          <w:rFonts w:ascii="Times New Roman" w:eastAsia="Times New Roman" w:hAnsi="Times New Roman" w:cs="Times New Roman"/>
+          <w:i/>
+          <w:iCs/>
+          <w:kern w:val="0"/>
+          <w:sz w:val="32"/>
+          <w:szCs w:val="32"/>
+          <w:rtl/>
+          <w:lang w:bidi="he-IL"/>
+          <w14:ligatures w14:val="none"/>
+        </w:rPr>
+        <w:t xml:space="preserve"> </w:t>
+      </w:r>
+      <w:r>
+        <w:rPr>
+          <w:rFonts w:ascii="Times New Roman" w:eastAsia="Times New Roman" w:hAnsi="Times New Roman" w:cs="Times New Roman" w:hint="cs"/>
+          <w:i/>
+          <w:iCs/>
+          <w:kern w:val="0"/>
+          <w:sz w:val="32"/>
+          <w:szCs w:val="32"/>
+          <w:rtl/>
+          <w:lang w:bidi="he-IL"/>
+          <w14:ligatures w14:val="none"/>
+        </w:rPr>
+        <w:t>זה</w:t>
+      </w:r>
+      <w:r>
+        <w:rPr>
+          <w:rFonts w:ascii="Times New Roman" w:eastAsia="Times New Roman" w:hAnsi="Times New Roman" w:cs="Times New Roman"/>
+          <w:i/>
+          <w:iCs/>
+          <w:kern w:val="0"/>
+          <w:sz w:val="32"/>
+          <w:szCs w:val="32"/>
+          <w:rtl/>
+          <w:lang w:bidi="he-IL"/>
+          <w14:ligatures w14:val="none"/>
+        </w:rPr>
+        <w:t xml:space="preserve"> </w:t>
+      </w:r>
+      <w:r>
+        <w:rPr>
+          <w:rFonts w:ascii="Times New Roman" w:eastAsia="Times New Roman" w:hAnsi="Times New Roman" w:cs="Times New Roman" w:hint="cs"/>
+          <w:i/>
+          <w:iCs/>
+          <w:kern w:val="0"/>
+          <w:sz w:val="32"/>
+          <w:szCs w:val="32"/>
+          <w:rtl/>
+          <w:lang w:bidi="he-IL"/>
+          <w14:ligatures w14:val="none"/>
+        </w:rPr>
+        <w:t>נכון</w:t>
+      </w:r>
+      <w:r>
+        <w:rPr>
+          <w:rFonts w:ascii="Times New Roman" w:eastAsia="Times New Roman" w:hAnsi="Times New Roman" w:cs="Times New Roman"/>
+          <w:i/>
+          <w:iCs/>
+          <w:kern w:val="0"/>
+          <w:sz w:val="32"/>
+          <w:szCs w:val="32"/>
+          <w:rtl/>
+          <w:lang w:bidi="he-IL"/>
+          <w14:ligatures w14:val="none"/>
+        </w:rPr>
+        <w:t xml:space="preserve"> </w:t>
+      </w:r>
+      <w:r>
+        <w:rPr>
+          <w:rFonts w:ascii="Times New Roman" w:eastAsia="Times New Roman" w:hAnsi="Times New Roman" w:cs="Times New Roman" w:hint="cs"/>
+          <w:i/>
+          <w:iCs/>
+          <w:kern w:val="0"/>
+          <w:sz w:val="32"/>
+          <w:szCs w:val="32"/>
+          <w:rtl/>
+          <w:lang w:bidi="he-IL"/>
+          <w14:ligatures w14:val="none"/>
+        </w:rPr>
+        <w:t>שמבטלים</w:t>
+      </w:r>
+      <w:r>
+        <w:rPr>
+          <w:rFonts w:ascii="Times New Roman" w:eastAsia="Times New Roman" w:hAnsi="Times New Roman" w:cs="Times New Roman"/>
+          <w:i/>
+          <w:iCs/>
+          <w:kern w:val="0"/>
+          <w:sz w:val="32"/>
+          <w:szCs w:val="32"/>
+          <w:rtl/>
+          <w:lang w:bidi="he-IL"/>
+          <w14:ligatures w14:val="none"/>
+        </w:rPr>
+        <w:t xml:space="preserve"> </w:t>
+      </w:r>
+      <w:r>
+        <w:rPr>
+          <w:rFonts w:ascii="Times New Roman" w:eastAsia="Times New Roman" w:hAnsi="Times New Roman" w:cs="Times New Roman" w:hint="cs"/>
+          <w:i/>
+          <w:iCs/>
+          <w:kern w:val="0"/>
+          <w:sz w:val="32"/>
+          <w:szCs w:val="32"/>
+          <w:rtl/>
+          <w:lang w:bidi="he-IL"/>
+          <w14:ligatures w14:val="none"/>
+        </w:rPr>
+        <w:t>את</w:t>
+      </w:r>
+      <w:r>
+        <w:rPr>
+          <w:rFonts w:ascii="Times New Roman" w:eastAsia="Times New Roman" w:hAnsi="Times New Roman" w:cs="Times New Roman"/>
+          <w:i/>
+          <w:iCs/>
+          <w:kern w:val="0"/>
+          <w:sz w:val="32"/>
+          <w:szCs w:val="32"/>
+          <w:rtl/>
+          <w:lang w:bidi="he-IL"/>
+          <w14:ligatures w14:val="none"/>
+        </w:rPr>
+        <w:t xml:space="preserve"> </w:t>
+      </w:r>
+      <w:proofErr w:type="spellStart"/>
+      <w:r>
+        <w:rPr>
+          <w:rFonts w:ascii="Times New Roman" w:eastAsia="Times New Roman" w:hAnsi="Times New Roman" w:cs="Times New Roman" w:hint="cs"/>
+          <w:i/>
+          <w:iCs/>
+          <w:color w:val="EE0000"/>
+          <w:kern w:val="0"/>
+          <w:sz w:val="32"/>
+          <w:szCs w:val="32"/>
+          <w:rtl/>
+          <w:lang w:bidi="he-IL"/>
+          <w14:ligatures w14:val="none"/>
+        </w:rPr>
+        <w:t>השר</w:t>
+      </w:r>
+      <w:r>
+        <w:rPr>
+          <w:rFonts w:ascii="Times New Roman" w:eastAsia="Times New Roman" w:hAnsi="Times New Roman" w:cs="Times New Roman"/>
+          <w:i/>
+          <w:iCs/>
+          <w:color w:val="EE0000"/>
+          <w:kern w:val="0"/>
+          <w:sz w:val="32"/>
+          <w:szCs w:val="32"/>
+          <w:rtl/>
+          <w:lang w:bidi="he-IL"/>
+          <w14:ligatures w14:val="none"/>
+        </w:rPr>
+        <w:t>"</w:t>
+      </w:r>
+      <w:r>
+        <w:rPr>
+          <w:rFonts w:ascii="Times New Roman" w:eastAsia="Times New Roman" w:hAnsi="Times New Roman" w:cs="Times New Roman" w:hint="cs"/>
+          <w:i/>
+          <w:iCs/>
+          <w:color w:val="EE0000"/>
+          <w:kern w:val="0"/>
+          <w:sz w:val="32"/>
+          <w:szCs w:val="32"/>
+          <w:rtl/>
+          <w:lang w:bidi="he-IL"/>
+          <w14:ligatures w14:val="none"/>
+        </w:rPr>
+        <w:t>פ</w:t>
+      </w:r>
+      <w:proofErr w:type="spellEnd"/>
+      <w:r>
+        <w:rPr>
+          <w:rFonts w:ascii="Times New Roman" w:eastAsia="Times New Roman" w:hAnsi="Times New Roman" w:cs="Times New Roman"/>
+          <w:i/>
+          <w:iCs/>
+          <w:color w:val="EE0000"/>
+          <w:kern w:val="0"/>
+          <w:sz w:val="32"/>
+          <w:szCs w:val="32"/>
+          <w:rtl/>
+          <w:lang w:bidi="he-IL"/>
+          <w14:ligatures w14:val="none"/>
+        </w:rPr>
+        <w:t xml:space="preserve"> </w:t>
+      </w:r>
+      <w:r>
+        <w:rPr>
+          <w:rFonts w:ascii="Times New Roman" w:eastAsia="Times New Roman" w:hAnsi="Times New Roman" w:cs="Times New Roman" w:hint="cs"/>
+          <w:i/>
+          <w:iCs/>
+          <w:kern w:val="0"/>
+          <w:sz w:val="32"/>
+          <w:szCs w:val="32"/>
+          <w:rtl/>
+          <w:lang w:bidi="he-IL"/>
+          <w14:ligatures w14:val="none"/>
+        </w:rPr>
+        <w:t>לרופאים</w:t>
+      </w:r>
+      <w:r>
+        <w:rPr>
+          <w:rFonts w:ascii="Times New Roman" w:eastAsia="Times New Roman" w:hAnsi="Times New Roman" w:cs="Times New Roman" w:hint="cs"/>
+          <w:i/>
+          <w:iCs/>
+          <w:kern w:val="0"/>
+          <w:sz w:val="32"/>
+          <w:szCs w:val="32"/>
+          <w:rtl/>
+          <w:lang w:bidi="he-IL"/>
+          <w14:ligatures w14:val="none"/>
+        </w:rPr>
+        <w:t xml:space="preserve"> ?</w:t>
+      </w:r>
+      <w:r>
+        <w:rPr>
+          <w:rFonts w:ascii="Times New Roman" w:eastAsia="Times New Roman" w:hAnsi="Times New Roman" w:cs="Times New Roman" w:hint="cs"/>
+          <w:i/>
+          <w:iCs/>
+          <w:kern w:val="0"/>
+          <w:sz w:val="32"/>
+          <w:szCs w:val="32"/>
+          <w:rtl/>
+          <w:lang w:bidi="he-IL"/>
+          <w14:ligatures w14:val="none"/>
+        </w:rPr>
+        <w:t xml:space="preserve"> "</w:t>
+      </w:r>
+    </w:p>
+    <w:p>
+      <w:pPr>
+        <w:pStyle w:val="ListParagraph"/>
+        <w:bidi/>
+        <w:spacing w:after="0" w:line="240" w:lineRule="auto"/>
+        <w:rPr>
+          <w:rFonts w:ascii="Times New Roman" w:eastAsia="Times New Roman" w:hAnsi="Times New Roman" w:cs="Times New Roman"/>
+          <w:sz w:val="32"/>
+          <w:szCs w:val="32"/>
+          <w:rtl/>
+          <w:lang w:bidi="he-IL"/>
+        </w:rPr>
+      </w:pPr>
+    </w:p>
+    <w:p>
+      <w:pPr>
+        <w:pStyle w:val="ListParagraph"/>
+        <w:bidi/>
+        <w:spacing w:after="0" w:line="240" w:lineRule="auto"/>
+        <w:rPr>
+          <w:rFonts w:ascii="Times New Roman" w:eastAsia="Times New Roman" w:hAnsi="Times New Roman" w:cs="Times New Roman"/>
+          <w:sz w:val="32"/>
+          <w:szCs w:val="32"/>
+          <w:rtl/>
+          <w:lang w:bidi="he-IL"/>
+        </w:rPr>
+      </w:pPr>
+    </w:p>
+    <w:p>
+      <w:pPr>
+        <w:pStyle w:val="ListParagraph"/>
+        <w:bidi/>
+        <w:spacing w:after="0" w:line="240" w:lineRule="auto"/>
+        <w:rPr>
+          <w:rFonts w:ascii="Times New Roman" w:eastAsia="Times New Roman" w:hAnsi="Times New Roman" w:cs="Times New Roman"/>
+          <w:sz w:val="32"/>
+          <w:szCs w:val="32"/>
+          <w:rtl/>
+          <w:lang w:bidi="he-IL"/>
+        </w:rPr>
+      </w:pPr>
+    </w:p>
+    <w:p>
+      <w:pPr>
+        <w:pStyle w:val="ListParagraph"/>
+        <w:bidi/>
+        <w:spacing w:after="0" w:line="240" w:lineRule="auto"/>
+        <w:rPr>
+          <w:rFonts w:ascii="Times New Roman" w:eastAsia="Times New Roman" w:hAnsi="Times New Roman" w:cs="Times New Roman"/>
+          <w:sz w:val="32"/>
+          <w:szCs w:val="32"/>
+          <w:rtl/>
+          <w:lang w:bidi="he-IL"/>
+        </w:rPr>
+      </w:pPr>
+    </w:p>
+    <w:p>
+      <w:pPr>
+        <w:pStyle w:val="ListParagraph"/>
+        <w:numPr>
+          <w:ilvl w:val="0"/>
+          <w:numId w:val="38"/>
+        </w:numPr>
+        <w:bidi/>
+        <w:spacing w:after="0" w:line="240" w:lineRule="auto"/>
+        <w:rPr>
+          <w:rFonts w:ascii="Times New Roman" w:eastAsia="Times New Roman" w:hAnsi="Times New Roman" w:cs="Times New Roman"/>
+          <w:b/>
+          <w:bCs/>
+          <w:sz w:val="32"/>
+          <w:szCs w:val="32"/>
+          <w:highlight w:val="yellow"/>
+          <w:rtl/>
+          <w:lang w:bidi="he-IL"/>
+        </w:rPr>
+      </w:pPr>
+      <w:r>
+        <w:rPr>
+          <w:rFonts w:ascii="Times New Roman" w:eastAsia="Times New Roman" w:hAnsi="Times New Roman" w:cs="Times New Roman"/>
+          <w:b/>
+          <w:bCs/>
+          <w:sz w:val="32"/>
+          <w:szCs w:val="32"/>
+          <w:highlight w:val="yellow"/>
+          <w:rtl/>
+          <w:lang w:bidi="he-IL"/>
+        </w:rPr>
+        <w:t>השוואה לתוצאות מתרגיל בית 2</w:t>
       </w:r>
     </w:p>
     <w:sectPr>
@@ -15256,6 +23661,119 @@
     </w:lvl>
   </w:abstractNum>
   <w:abstractNum w:abstractNumId="2" w15:restartNumberingAfterBreak="0">
+    <w:nsid w:val="116A3487"/>
+    <w:multiLevelType w:val="hybridMultilevel"/>
+    <w:tmpl w:val="C6E60612"/>
+    <w:lvl w:ilvl="0" w:tplc="04090001">
+      <w:start w:val="1"/>
+      <w:numFmt w:val="bullet"/>
+      <w:lvlText w:val=""/>
+      <w:lvlJc w:val="left"/>
+      <w:pPr>
+        <w:ind w:left="1440" w:hanging="360"/>
+      </w:pPr>
+      <w:rPr>
+        <w:rFonts w:ascii="Symbol" w:hAnsi="Symbol" w:hint="default"/>
+      </w:rPr>
+    </w:lvl>
+    <w:lvl w:ilvl="1" w:tplc="04090003" w:tentative="1">
+      <w:start w:val="1"/>
+      <w:numFmt w:val="bullet"/>
+      <w:lvlText w:val="o"/>
+      <w:lvlJc w:val="left"/>
+      <w:pPr>
+        <w:ind w:left="2160" w:hanging="360"/>
+      </w:pPr>
+      <w:rPr>
+        <w:rFonts w:ascii="Courier New" w:hAnsi="Courier New" w:cs="Courier New" w:hint="default"/>
+      </w:rPr>
+    </w:lvl>
+    <w:lvl w:ilvl="2" w:tplc="04090005" w:tentative="1">
+      <w:start w:val="1"/>
+      <w:numFmt w:val="bullet"/>
+      <w:lvlText w:val=""/>
+      <w:lvlJc w:val="left"/>
+      <w:pPr>
+        <w:ind w:left="2880" w:hanging="360"/>
+      </w:pPr>
+      <w:rPr>
+        <w:rFonts w:ascii="Wingdings" w:hAnsi="Wingdings" w:hint="default"/>
+      </w:rPr>
+    </w:lvl>
+    <w:lvl w:ilvl="3" w:tplc="04090001" w:tentative="1">
+      <w:start w:val="1"/>
+      <w:numFmt w:val="bullet"/>
+      <w:lvlText w:val=""/>
+      <w:lvlJc w:val="left"/>
+      <w:pPr>
+        <w:ind w:left="3600" w:hanging="360"/>
+      </w:pPr>
+      <w:rPr>
+        <w:rFonts w:ascii="Symbol" w:hAnsi="Symbol" w:hint="default"/>
+      </w:rPr>
+    </w:lvl>
+    <w:lvl w:ilvl="4" w:tplc="04090003" w:tentative="1">
+      <w:start w:val="1"/>
+      <w:numFmt w:val="bullet"/>
+      <w:lvlText w:val="o"/>
+      <w:lvlJc w:val="left"/>
+      <w:pPr>
+        <w:ind w:left="4320" w:hanging="360"/>
+      </w:pPr>
+      <w:rPr>
+        <w:rFonts w:ascii="Courier New" w:hAnsi="Courier New" w:cs="Courier New" w:hint="default"/>
+      </w:rPr>
+    </w:lvl>
+    <w:lvl w:ilvl="5" w:tplc="04090005" w:tentative="1">
+      <w:start w:val="1"/>
+      <w:numFmt w:val="bullet"/>
+      <w:lvlText w:val=""/>
+      <w:lvlJc w:val="left"/>
+      <w:pPr>
+        <w:ind w:left="5040" w:hanging="360"/>
+      </w:pPr>
+      <w:rPr>
+        <w:rFonts w:ascii="Wingdings" w:hAnsi="Wingdings" w:hint="default"/>
+      </w:rPr>
+    </w:lvl>
+    <w:lvl w:ilvl="6" w:tplc="04090001" w:tentative="1">
+      <w:start w:val="1"/>
+      <w:numFmt w:val="bullet"/>
+      <w:lvlText w:val=""/>
+      <w:lvlJc w:val="left"/>
+      <w:pPr>
+        <w:ind w:left="5760" w:hanging="360"/>
+      </w:pPr>
+      <w:rPr>
+        <w:rFonts w:ascii="Symbol" w:hAnsi="Symbol" w:hint="default"/>
+      </w:rPr>
+    </w:lvl>
+    <w:lvl w:ilvl="7" w:tplc="04090003" w:tentative="1">
+      <w:start w:val="1"/>
+      <w:numFmt w:val="bullet"/>
+      <w:lvlText w:val="o"/>
+      <w:lvlJc w:val="left"/>
+      <w:pPr>
+        <w:ind w:left="6480" w:hanging="360"/>
+      </w:pPr>
+      <w:rPr>
+        <w:rFonts w:ascii="Courier New" w:hAnsi="Courier New" w:cs="Courier New" w:hint="default"/>
+      </w:rPr>
+    </w:lvl>
+    <w:lvl w:ilvl="8" w:tplc="04090005" w:tentative="1">
+      <w:start w:val="1"/>
+      <w:numFmt w:val="bullet"/>
+      <w:lvlText w:val=""/>
+      <w:lvlJc w:val="left"/>
+      <w:pPr>
+        <w:ind w:left="7200" w:hanging="360"/>
+      </w:pPr>
+      <w:rPr>
+        <w:rFonts w:ascii="Wingdings" w:hAnsi="Wingdings" w:hint="default"/>
+      </w:rPr>
+    </w:lvl>
+  </w:abstractNum>
+  <w:abstractNum w:abstractNumId="3" w15:restartNumberingAfterBreak="0">
     <w:nsid w:val="11DD007C"/>
     <w:multiLevelType w:val="hybridMultilevel"/>
     <w:tmpl w:val="FF367DFA"/>
@@ -15367,7 +23885,7 @@
       </w:rPr>
     </w:lvl>
   </w:abstractNum>
-  <w:abstractNum w:abstractNumId="3" w15:restartNumberingAfterBreak="0">
+  <w:abstractNum w:abstractNumId="4" w15:restartNumberingAfterBreak="0">
     <w:nsid w:val="136F2E64"/>
     <w:multiLevelType w:val="multilevel"/>
     <w:tmpl w:val="E6C0EF98"/>
@@ -15516,7 +24034,7 @@
       </w:rPr>
     </w:lvl>
   </w:abstractNum>
-  <w:abstractNum w:abstractNumId="4" w15:restartNumberingAfterBreak="0">
+  <w:abstractNum w:abstractNumId="5" w15:restartNumberingAfterBreak="0">
     <w:nsid w:val="1F38675A"/>
     <w:multiLevelType w:val="multilevel"/>
     <w:tmpl w:val="59941EDE"/>
@@ -15633,7 +24151,7 @@
       </w:pPr>
     </w:lvl>
   </w:abstractNum>
-  <w:abstractNum w:abstractNumId="5" w15:restartNumberingAfterBreak="0">
+  <w:abstractNum w:abstractNumId="6" w15:restartNumberingAfterBreak="0">
     <w:nsid w:val="2038305B"/>
     <w:multiLevelType w:val="multilevel"/>
     <w:tmpl w:val="A348B358"/>
@@ -15782,7 +24300,7 @@
       </w:rPr>
     </w:lvl>
   </w:abstractNum>
-  <w:abstractNum w:abstractNumId="6" w15:restartNumberingAfterBreak="0">
+  <w:abstractNum w:abstractNumId="7" w15:restartNumberingAfterBreak="0">
     <w:nsid w:val="270A5B94"/>
     <w:multiLevelType w:val="multilevel"/>
     <w:tmpl w:val="3224FCA8"/>
@@ -15931,7 +24449,7 @@
       </w:rPr>
     </w:lvl>
   </w:abstractNum>
-  <w:abstractNum w:abstractNumId="7" w15:restartNumberingAfterBreak="0">
+  <w:abstractNum w:abstractNumId="8" w15:restartNumberingAfterBreak="0">
     <w:nsid w:val="2A0F4487"/>
     <w:multiLevelType w:val="hybridMultilevel"/>
     <w:tmpl w:val="61906540"/>
@@ -16044,7 +24562,7 @@
       </w:rPr>
     </w:lvl>
   </w:abstractNum>
-  <w:abstractNum w:abstractNumId="8" w15:restartNumberingAfterBreak="0">
+  <w:abstractNum w:abstractNumId="9" w15:restartNumberingAfterBreak="0">
     <w:nsid w:val="2DE85EAA"/>
     <w:multiLevelType w:val="multilevel"/>
     <w:tmpl w:val="E0C8FFE6"/>
@@ -16157,7 +24675,7 @@
       </w:pPr>
     </w:lvl>
   </w:abstractNum>
-  <w:abstractNum w:abstractNumId="9" w15:restartNumberingAfterBreak="0">
+  <w:abstractNum w:abstractNumId="10" w15:restartNumberingAfterBreak="0">
     <w:nsid w:val="35775B54"/>
     <w:multiLevelType w:val="multilevel"/>
     <w:tmpl w:val="C5447B7C"/>
@@ -16270,7 +24788,7 @@
       </w:pPr>
     </w:lvl>
   </w:abstractNum>
-  <w:abstractNum w:abstractNumId="10" w15:restartNumberingAfterBreak="0">
+  <w:abstractNum w:abstractNumId="11" w15:restartNumberingAfterBreak="0">
     <w:nsid w:val="394A11DE"/>
     <w:multiLevelType w:val="hybridMultilevel"/>
     <w:tmpl w:val="167CF05A"/>
@@ -16383,7 +24901,7 @@
       </w:rPr>
     </w:lvl>
   </w:abstractNum>
-  <w:abstractNum w:abstractNumId="11" w15:restartNumberingAfterBreak="0">
+  <w:abstractNum w:abstractNumId="12" w15:restartNumberingAfterBreak="0">
     <w:nsid w:val="3E602F19"/>
     <w:multiLevelType w:val="hybridMultilevel"/>
     <w:tmpl w:val="5ECE8516"/>
@@ -16496,7 +25014,7 @@
       </w:rPr>
     </w:lvl>
   </w:abstractNum>
-  <w:abstractNum w:abstractNumId="12" w15:restartNumberingAfterBreak="0">
+  <w:abstractNum w:abstractNumId="13" w15:restartNumberingAfterBreak="0">
     <w:nsid w:val="3F4E437E"/>
     <w:multiLevelType w:val="multilevel"/>
     <w:tmpl w:val="10003CC6"/>
@@ -16609,7 +25127,7 @@
       </w:pPr>
     </w:lvl>
   </w:abstractNum>
-  <w:abstractNum w:abstractNumId="13" w15:restartNumberingAfterBreak="0">
+  <w:abstractNum w:abstractNumId="14" w15:restartNumberingAfterBreak="0">
     <w:nsid w:val="420B661B"/>
     <w:multiLevelType w:val="multilevel"/>
     <w:tmpl w:val="BE88EEB6"/>
@@ -16722,7 +25240,7 @@
       </w:pPr>
     </w:lvl>
   </w:abstractNum>
-  <w:abstractNum w:abstractNumId="14" w15:restartNumberingAfterBreak="0">
+  <w:abstractNum w:abstractNumId="15" w15:restartNumberingAfterBreak="0">
     <w:nsid w:val="4A3B7BD9"/>
     <w:multiLevelType w:val="hybridMultilevel"/>
     <w:tmpl w:val="008C6D40"/>
@@ -16835,7 +25353,7 @@
       </w:rPr>
     </w:lvl>
   </w:abstractNum>
-  <w:abstractNum w:abstractNumId="15" w15:restartNumberingAfterBreak="0">
+  <w:abstractNum w:abstractNumId="16" w15:restartNumberingAfterBreak="0">
     <w:nsid w:val="4E1C5741"/>
     <w:multiLevelType w:val="multilevel"/>
     <w:tmpl w:val="5B96DB96"/>
@@ -16984,7 +25502,7 @@
       </w:rPr>
     </w:lvl>
   </w:abstractNum>
-  <w:abstractNum w:abstractNumId="16" w15:restartNumberingAfterBreak="0">
+  <w:abstractNum w:abstractNumId="17" w15:restartNumberingAfterBreak="0">
     <w:nsid w:val="52427071"/>
     <w:multiLevelType w:val="multilevel"/>
     <w:tmpl w:val="F90C0D92"/>
@@ -17133,7 +25651,7 @@
       </w:rPr>
     </w:lvl>
   </w:abstractNum>
-  <w:abstractNum w:abstractNumId="17" w15:restartNumberingAfterBreak="0">
+  <w:abstractNum w:abstractNumId="18" w15:restartNumberingAfterBreak="0">
     <w:nsid w:val="58131EF4"/>
     <w:multiLevelType w:val="hybridMultilevel"/>
     <w:tmpl w:val="7CB83D1E"/>
@@ -17246,7 +25764,7 @@
       </w:rPr>
     </w:lvl>
   </w:abstractNum>
-  <w:abstractNum w:abstractNumId="18" w15:restartNumberingAfterBreak="0">
+  <w:abstractNum w:abstractNumId="19" w15:restartNumberingAfterBreak="0">
     <w:nsid w:val="5A175BE1"/>
     <w:multiLevelType w:val="hybridMultilevel"/>
     <w:tmpl w:val="46941F6E"/>
@@ -17359,7 +25877,7 @@
       </w:rPr>
     </w:lvl>
   </w:abstractNum>
-  <w:abstractNum w:abstractNumId="19" w15:restartNumberingAfterBreak="0">
+  <w:abstractNum w:abstractNumId="20" w15:restartNumberingAfterBreak="0">
     <w:nsid w:val="600A29D6"/>
     <w:multiLevelType w:val="multilevel"/>
     <w:tmpl w:val="85B626AA"/>
@@ -17508,7 +26026,7 @@
       </w:rPr>
     </w:lvl>
   </w:abstractNum>
-  <w:abstractNum w:abstractNumId="20" w15:restartNumberingAfterBreak="0">
+  <w:abstractNum w:abstractNumId="21" w15:restartNumberingAfterBreak="0">
     <w:nsid w:val="629D7F6C"/>
     <w:multiLevelType w:val="multilevel"/>
     <w:tmpl w:val="5B96DB96"/>
@@ -17657,11 +26175,11 @@
       </w:rPr>
     </w:lvl>
   </w:abstractNum>
-  <w:abstractNum w:abstractNumId="21" w15:restartNumberingAfterBreak="0">
-    <w:nsid w:val="671D080F"/>
+  <w:abstractNum w:abstractNumId="22" w15:restartNumberingAfterBreak="0">
+    <w:nsid w:val="65E95D13"/>
     <w:multiLevelType w:val="hybridMultilevel"/>
-    <w:tmpl w:val="D8A03322"/>
-    <w:lvl w:ilvl="0" w:tplc="0409000F">
+    <w:tmpl w:val="3890745E"/>
+    <w:lvl w:ilvl="0" w:tplc="FFFFFFFF">
       <w:start w:val="1"/>
       <w:numFmt w:val="decimal"/>
       <w:lvlText w:val="%1."/>
@@ -17670,7 +26188,7 @@
         <w:ind w:left="720" w:hanging="360"/>
       </w:pPr>
     </w:lvl>
-    <w:lvl w:ilvl="1" w:tplc="04090019" w:tentative="1">
+    <w:lvl w:ilvl="1" w:tplc="FFFFFFFF" w:tentative="1">
       <w:start w:val="1"/>
       <w:numFmt w:val="lowerLetter"/>
       <w:lvlText w:val="%2."/>
@@ -17679,7 +26197,7 @@
         <w:ind w:left="1440" w:hanging="360"/>
       </w:pPr>
     </w:lvl>
-    <w:lvl w:ilvl="2" w:tplc="0409001B" w:tentative="1">
+    <w:lvl w:ilvl="2" w:tplc="FFFFFFFF" w:tentative="1">
       <w:start w:val="1"/>
       <w:numFmt w:val="lowerRoman"/>
       <w:lvlText w:val="%3."/>
@@ -17688,7 +26206,7 @@
         <w:ind w:left="2160" w:hanging="180"/>
       </w:pPr>
     </w:lvl>
-    <w:lvl w:ilvl="3" w:tplc="0409000F" w:tentative="1">
+    <w:lvl w:ilvl="3" w:tplc="FFFFFFFF" w:tentative="1">
       <w:start w:val="1"/>
       <w:numFmt w:val="decimal"/>
       <w:lvlText w:val="%4."/>
@@ -17697,7 +26215,7 @@
         <w:ind w:left="2880" w:hanging="360"/>
       </w:pPr>
     </w:lvl>
-    <w:lvl w:ilvl="4" w:tplc="04090019" w:tentative="1">
+    <w:lvl w:ilvl="4" w:tplc="FFFFFFFF" w:tentative="1">
       <w:start w:val="1"/>
       <w:numFmt w:val="lowerLetter"/>
       <w:lvlText w:val="%5."/>
@@ -17706,7 +26224,7 @@
         <w:ind w:left="3600" w:hanging="360"/>
       </w:pPr>
     </w:lvl>
-    <w:lvl w:ilvl="5" w:tplc="0409001B" w:tentative="1">
+    <w:lvl w:ilvl="5" w:tplc="FFFFFFFF" w:tentative="1">
       <w:start w:val="1"/>
       <w:numFmt w:val="lowerRoman"/>
       <w:lvlText w:val="%6."/>
@@ -17715,7 +26233,7 @@
         <w:ind w:left="4320" w:hanging="180"/>
       </w:pPr>
     </w:lvl>
-    <w:lvl w:ilvl="6" w:tplc="0409000F" w:tentative="1">
+    <w:lvl w:ilvl="6" w:tplc="FFFFFFFF" w:tentative="1">
       <w:start w:val="1"/>
       <w:numFmt w:val="decimal"/>
       <w:lvlText w:val="%7."/>
@@ -17724,7 +26242,7 @@
         <w:ind w:left="5040" w:hanging="360"/>
       </w:pPr>
     </w:lvl>
-    <w:lvl w:ilvl="7" w:tplc="04090019" w:tentative="1">
+    <w:lvl w:ilvl="7" w:tplc="FFFFFFFF" w:tentative="1">
       <w:start w:val="1"/>
       <w:numFmt w:val="lowerLetter"/>
       <w:lvlText w:val="%8."/>
@@ -17733,7 +26251,7 @@
         <w:ind w:left="5760" w:hanging="360"/>
       </w:pPr>
     </w:lvl>
-    <w:lvl w:ilvl="8" w:tplc="0409001B" w:tentative="1">
+    <w:lvl w:ilvl="8" w:tplc="FFFFFFFF" w:tentative="1">
       <w:start w:val="1"/>
       <w:numFmt w:val="lowerRoman"/>
       <w:lvlText w:val="%9."/>
@@ -17743,7 +26261,93 @@
       </w:pPr>
     </w:lvl>
   </w:abstractNum>
-  <w:abstractNum w:abstractNumId="22" w15:restartNumberingAfterBreak="0">
+  <w:abstractNum w:abstractNumId="23" w15:restartNumberingAfterBreak="0">
+    <w:nsid w:val="671D080F"/>
+    <w:multiLevelType w:val="hybridMultilevel"/>
+    <w:tmpl w:val="8BFE2C0C"/>
+    <w:lvl w:ilvl="0" w:tplc="0409000F">
+      <w:start w:val="1"/>
+      <w:numFmt w:val="decimal"/>
+      <w:lvlText w:val="%1."/>
+      <w:lvlJc w:val="left"/>
+      <w:pPr>
+        <w:ind w:left="720" w:hanging="360"/>
+      </w:pPr>
+    </w:lvl>
+    <w:lvl w:ilvl="1" w:tplc="04090019" w:tentative="1">
+      <w:start w:val="1"/>
+      <w:numFmt w:val="lowerLetter"/>
+      <w:lvlText w:val="%2."/>
+      <w:lvlJc w:val="left"/>
+      <w:pPr>
+        <w:ind w:left="1440" w:hanging="360"/>
+      </w:pPr>
+    </w:lvl>
+    <w:lvl w:ilvl="2" w:tplc="0409001B" w:tentative="1">
+      <w:start w:val="1"/>
+      <w:numFmt w:val="lowerRoman"/>
+      <w:lvlText w:val="%3."/>
+      <w:lvlJc w:val="right"/>
+      <w:pPr>
+        <w:ind w:left="2160" w:hanging="180"/>
+      </w:pPr>
+    </w:lvl>
+    <w:lvl w:ilvl="3" w:tplc="0409000F" w:tentative="1">
+      <w:start w:val="1"/>
+      <w:numFmt w:val="decimal"/>
+      <w:lvlText w:val="%4."/>
+      <w:lvlJc w:val="left"/>
+      <w:pPr>
+        <w:ind w:left="2880" w:hanging="360"/>
+      </w:pPr>
+    </w:lvl>
+    <w:lvl w:ilvl="4" w:tplc="04090019" w:tentative="1">
+      <w:start w:val="1"/>
+      <w:numFmt w:val="lowerLetter"/>
+      <w:lvlText w:val="%5."/>
+      <w:lvlJc w:val="left"/>
+      <w:pPr>
+        <w:ind w:left="3600" w:hanging="360"/>
+      </w:pPr>
+    </w:lvl>
+    <w:lvl w:ilvl="5" w:tplc="0409001B" w:tentative="1">
+      <w:start w:val="1"/>
+      <w:numFmt w:val="lowerRoman"/>
+      <w:lvlText w:val="%6."/>
+      <w:lvlJc w:val="right"/>
+      <w:pPr>
+        <w:ind w:left="4320" w:hanging="180"/>
+      </w:pPr>
+    </w:lvl>
+    <w:lvl w:ilvl="6" w:tplc="0409000F" w:tentative="1">
+      <w:start w:val="1"/>
+      <w:numFmt w:val="decimal"/>
+      <w:lvlText w:val="%7."/>
+      <w:lvlJc w:val="left"/>
+      <w:pPr>
+        <w:ind w:left="5040" w:hanging="360"/>
+      </w:pPr>
+    </w:lvl>
+    <w:lvl w:ilvl="7" w:tplc="04090019" w:tentative="1">
+      <w:start w:val="1"/>
+      <w:numFmt w:val="lowerLetter"/>
+      <w:lvlText w:val="%8."/>
+      <w:lvlJc w:val="left"/>
+      <w:pPr>
+        <w:ind w:left="5760" w:hanging="360"/>
+      </w:pPr>
+    </w:lvl>
+    <w:lvl w:ilvl="8" w:tplc="0409001B" w:tentative="1">
+      <w:start w:val="1"/>
+      <w:numFmt w:val="lowerRoman"/>
+      <w:lvlText w:val="%9."/>
+      <w:lvlJc w:val="right"/>
+      <w:pPr>
+        <w:ind w:left="6480" w:hanging="180"/>
+      </w:pPr>
+    </w:lvl>
+  </w:abstractNum>
+  <w:abstractNum w:abstractNumId="24" w15:restartNumberingAfterBreak="0">
     <w:nsid w:val="677365A6"/>
     <w:multiLevelType w:val="multilevel"/>
     <w:tmpl w:val="5B96DB96"/>
@@ -17892,7 +26496,7 @@
       </w:rPr>
     </w:lvl>
   </w:abstractNum>
-  <w:abstractNum w:abstractNumId="23" w15:restartNumberingAfterBreak="0">
+  <w:abstractNum w:abstractNumId="25" w15:restartNumberingAfterBreak="0">
     <w:nsid w:val="682237FD"/>
     <w:multiLevelType w:val="hybridMultilevel"/>
     <w:tmpl w:val="35A68432"/>
@@ -18005,7 +26609,7 @@
       </w:rPr>
     </w:lvl>
   </w:abstractNum>
-  <w:abstractNum w:abstractNumId="24" w15:restartNumberingAfterBreak="0">
+  <w:abstractNum w:abstractNumId="26" w15:restartNumberingAfterBreak="0">
     <w:nsid w:val="6BD464B3"/>
     <w:multiLevelType w:val="multilevel"/>
     <w:tmpl w:val="EFA632C2"/>
@@ -18118,7 +26722,7 @@
       </w:pPr>
     </w:lvl>
   </w:abstractNum>
-  <w:abstractNum w:abstractNumId="25" w15:restartNumberingAfterBreak="0">
+  <w:abstractNum w:abstractNumId="27" w15:restartNumberingAfterBreak="0">
     <w:nsid w:val="6E057B59"/>
     <w:multiLevelType w:val="hybridMultilevel"/>
     <w:tmpl w:val="1D743C24"/>
@@ -18204,7 +26808,7 @@
       </w:pPr>
     </w:lvl>
   </w:abstractNum>
-  <w:abstractNum w:abstractNumId="26" w15:restartNumberingAfterBreak="0">
+  <w:abstractNum w:abstractNumId="28" w15:restartNumberingAfterBreak="0">
     <w:nsid w:val="710A690E"/>
     <w:multiLevelType w:val="multilevel"/>
     <w:tmpl w:val="19E82C30"/>
@@ -18353,7 +26957,7 @@
       </w:rPr>
     </w:lvl>
   </w:abstractNum>
-  <w:abstractNum w:abstractNumId="27" w15:restartNumberingAfterBreak="0">
+  <w:abstractNum w:abstractNumId="29" w15:restartNumberingAfterBreak="0">
     <w:nsid w:val="72C65FEA"/>
     <w:multiLevelType w:val="multilevel"/>
     <w:tmpl w:val="5B96DB96"/>
@@ -18498,7 +27102,7 @@
       </w:rPr>
     </w:lvl>
   </w:abstractNum>
-  <w:abstractNum w:abstractNumId="28" w15:restartNumberingAfterBreak="0">
+  <w:abstractNum w:abstractNumId="30" w15:restartNumberingAfterBreak="0">
     <w:nsid w:val="747E5BE6"/>
     <w:multiLevelType w:val="hybridMultilevel"/>
     <w:tmpl w:val="89889A30"/>
@@ -18611,7 +27215,7 @@
       </w:rPr>
     </w:lvl>
   </w:abstractNum>
-  <w:abstractNum w:abstractNumId="29" w15:restartNumberingAfterBreak="0">
+  <w:abstractNum w:abstractNumId="31" w15:restartNumberingAfterBreak="0">
     <w:nsid w:val="751A2E51"/>
     <w:multiLevelType w:val="hybridMultilevel"/>
     <w:tmpl w:val="0F603964"/>
@@ -18697,7 +27301,7 @@
       </w:pPr>
     </w:lvl>
   </w:abstractNum>
-  <w:abstractNum w:abstractNumId="30" w15:restartNumberingAfterBreak="0">
+  <w:abstractNum w:abstractNumId="32" w15:restartNumberingAfterBreak="0">
     <w:nsid w:val="77670DB7"/>
     <w:multiLevelType w:val="multilevel"/>
     <w:tmpl w:val="5B96DB96"/>
@@ -18846,7 +27450,7 @@
       </w:rPr>
     </w:lvl>
   </w:abstractNum>
-  <w:abstractNum w:abstractNumId="31" w15:restartNumberingAfterBreak="0">
+  <w:abstractNum w:abstractNumId="33" w15:restartNumberingAfterBreak="0">
     <w:nsid w:val="79770BC5"/>
     <w:multiLevelType w:val="hybridMultilevel"/>
     <w:tmpl w:val="56F43C2A"/>
@@ -18959,7 +27563,7 @@
       </w:rPr>
     </w:lvl>
   </w:abstractNum>
-  <w:abstractNum w:abstractNumId="32" w15:restartNumberingAfterBreak="0">
+  <w:abstractNum w:abstractNumId="34" w15:restartNumberingAfterBreak="0">
     <w:nsid w:val="7E652FA3"/>
     <w:multiLevelType w:val="multilevel"/>
     <w:tmpl w:val="5B96DB96"/>
@@ -19104,7 +27708,7 @@
       </w:rPr>
     </w:lvl>
   </w:abstractNum>
-  <w:abstractNum w:abstractNumId="33" w15:restartNumberingAfterBreak="0">
+  <w:abstractNum w:abstractNumId="35" w15:restartNumberingAfterBreak="0">
     <w:nsid w:val="7E857E30"/>
     <w:multiLevelType w:val="hybridMultilevel"/>
     <w:tmpl w:val="A65CC446"/>
@@ -19218,37 +27822,37 @@
     </w:lvl>
   </w:abstractNum>
   <w:num w:numId="1" w16cid:durableId="372925669">
-    <w:abstractNumId w:val="28"/>
+    <w:abstractNumId w:val="30"/>
   </w:num>
   <w:num w:numId="2" w16cid:durableId="1109086045">
-    <w:abstractNumId w:val="18"/>
+    <w:abstractNumId w:val="19"/>
   </w:num>
   <w:num w:numId="3" w16cid:durableId="203566876">
+    <w:abstractNumId w:val="35"/>
+  </w:num>
+  <w:num w:numId="4" w16cid:durableId="946162319">
+    <w:abstractNumId w:val="3"/>
+  </w:num>
+  <w:num w:numId="5" w16cid:durableId="1666589901">
+    <w:abstractNumId w:val="6"/>
+  </w:num>
+  <w:num w:numId="6" w16cid:durableId="608856142">
+    <w:abstractNumId w:val="4"/>
+  </w:num>
+  <w:num w:numId="7" w16cid:durableId="816144854">
+    <w:abstractNumId w:val="7"/>
+  </w:num>
+  <w:num w:numId="8" w16cid:durableId="1212841233">
+    <w:abstractNumId w:val="15"/>
+  </w:num>
+  <w:num w:numId="9" w16cid:durableId="1765496300">
     <w:abstractNumId w:val="33"/>
   </w:num>
-  <w:num w:numId="4" w16cid:durableId="946162319">
-    <w:abstractNumId w:val="2"/>
-  </w:num>
-  <w:num w:numId="5" w16cid:durableId="1666589901">
-    <w:abstractNumId w:val="5"/>
-  </w:num>
-  <w:num w:numId="6" w16cid:durableId="608856142">
-    <w:abstractNumId w:val="3"/>
-  </w:num>
-  <w:num w:numId="7" w16cid:durableId="816144854">
-    <w:abstractNumId w:val="6"/>
-  </w:num>
-  <w:num w:numId="8" w16cid:durableId="1212841233">
-    <w:abstractNumId w:val="14"/>
-  </w:num>
-  <w:num w:numId="9" w16cid:durableId="1765496300">
-    <w:abstractNumId w:val="31"/>
-  </w:num>
   <w:num w:numId="10" w16cid:durableId="497693183">
-    <w:abstractNumId w:val="31"/>
+    <w:abstractNumId w:val="33"/>
   </w:num>
   <w:num w:numId="11" w16cid:durableId="966811232">
-    <w:abstractNumId w:val="29"/>
+    <w:abstractNumId w:val="31"/>
     <w:lvlOverride w:ilvl="0">
       <w:startOverride w:val="1"/>
     </w:lvlOverride>
@@ -19278,52 +27882,52 @@
     </w:lvlOverride>
   </w:num>
   <w:num w:numId="12" w16cid:durableId="1065301612">
-    <w:abstractNumId w:val="10"/>
+    <w:abstractNumId w:val="11"/>
   </w:num>
   <w:num w:numId="13" w16cid:durableId="1718043786">
-    <w:abstractNumId w:val="29"/>
+    <w:abstractNumId w:val="31"/>
   </w:num>
   <w:num w:numId="14" w16cid:durableId="767847058">
-    <w:abstractNumId w:val="7"/>
+    <w:abstractNumId w:val="8"/>
   </w:num>
   <w:num w:numId="15" w16cid:durableId="1623683082">
-    <w:abstractNumId w:val="25"/>
+    <w:abstractNumId w:val="27"/>
   </w:num>
   <w:num w:numId="16" w16cid:durableId="1303652242">
-    <w:abstractNumId w:val="15"/>
+    <w:abstractNumId w:val="16"/>
   </w:num>
   <w:num w:numId="17" w16cid:durableId="1682926724">
-    <w:abstractNumId w:val="19"/>
+    <w:abstractNumId w:val="20"/>
   </w:num>
   <w:num w:numId="18" w16cid:durableId="1821580131">
-    <w:abstractNumId w:val="20"/>
+    <w:abstractNumId w:val="21"/>
   </w:num>
   <w:num w:numId="19" w16cid:durableId="1344285577">
-    <w:abstractNumId w:val="30"/>
+    <w:abstractNumId w:val="32"/>
   </w:num>
   <w:num w:numId="20" w16cid:durableId="1780175035">
-    <w:abstractNumId w:val="8"/>
+    <w:abstractNumId w:val="9"/>
   </w:num>
   <w:num w:numId="21" w16cid:durableId="1278491685">
-    <w:abstractNumId w:val="24"/>
+    <w:abstractNumId w:val="26"/>
   </w:num>
   <w:num w:numId="22" w16cid:durableId="1029799904">
-    <w:abstractNumId w:val="32"/>
+    <w:abstractNumId w:val="34"/>
   </w:num>
   <w:num w:numId="23" w16cid:durableId="897326276">
-    <w:abstractNumId w:val="32"/>
+    <w:abstractNumId w:val="34"/>
     <w:lvlOverride w:ilvl="1">
       <w:startOverride w:val="1"/>
     </w:lvlOverride>
   </w:num>
   <w:num w:numId="24" w16cid:durableId="1323435544">
-    <w:abstractNumId w:val="22"/>
+    <w:abstractNumId w:val="24"/>
   </w:num>
   <w:num w:numId="25" w16cid:durableId="1670214461">
-    <w:abstractNumId w:val="27"/>
+    <w:abstractNumId w:val="29"/>
   </w:num>
   <w:num w:numId="26" w16cid:durableId="531768048">
-    <w:abstractNumId w:val="13"/>
+    <w:abstractNumId w:val="14"/>
   </w:num>
   <w:num w:numId="27" w16cid:durableId="827206051">
     <w:abstractNumId w:val="0"/>
@@ -19332,31 +27936,37 @@
     <w:abstractNumId w:val="1"/>
   </w:num>
   <w:num w:numId="29" w16cid:durableId="469522763">
+    <w:abstractNumId w:val="18"/>
+  </w:num>
+  <w:num w:numId="30" w16cid:durableId="1745714486">
+    <w:abstractNumId w:val="10"/>
+  </w:num>
+  <w:num w:numId="31" w16cid:durableId="1850215793">
     <w:abstractNumId w:val="17"/>
   </w:num>
-  <w:num w:numId="30" w16cid:durableId="1745714486">
-    <w:abstractNumId w:val="9"/>
+  <w:num w:numId="32" w16cid:durableId="518198842">
+    <w:abstractNumId w:val="25"/>
   </w:num>
-  <w:num w:numId="31" w16cid:durableId="1850215793">
-    <w:abstractNumId w:val="16"/>
-  </w:num>
-  <w:num w:numId="32" w16cid:durableId="518198842">
+  <w:num w:numId="33" w16cid:durableId="774522890">
     <w:abstractNumId w:val="23"/>
   </w:num>
-  <w:num w:numId="33" w16cid:durableId="774522890">
-    <w:abstractNumId w:val="21"/>
+  <w:num w:numId="34" w16cid:durableId="2031639343">
+    <w:abstractNumId w:val="13"/>
   </w:num>
-  <w:num w:numId="34" w16cid:durableId="2031639343">
+  <w:num w:numId="35" w16cid:durableId="1019084834">
     <w:abstractNumId w:val="12"/>
   </w:num>
-  <w:num w:numId="35" w16cid:durableId="1019084834">
-    <w:abstractNumId w:val="11"/>
-  </w:num>
   <w:num w:numId="36" w16cid:durableId="1566643414">
-    <w:abstractNumId w:val="26"/>
+    <w:abstractNumId w:val="28"/>
   </w:num>
   <w:num w:numId="37" w16cid:durableId="1008361294">
-    <w:abstractNumId w:val="4"/>
+    <w:abstractNumId w:val="5"/>
+  </w:num>
+  <w:num w:numId="38" w16cid:durableId="2061707283">
+    <w:abstractNumId w:val="22"/>
+  </w:num>
+  <w:num w:numId="39" w16cid:durableId="951134277">
+    <w:abstractNumId w:val="2"/>
   </w:num>
 </w:numbering>
 </file>
@@ -19761,7 +28371,7 @@
   <w:style w:type="paragraph" w:default="1" w:styleId="Normal">
     <w:name w:val="Normal"/>
     <w:qFormat/>
-    <w:rsid w:val="00794BB0"/>
+    <w:rsid w:val="00BF5A46"/>
   </w:style>
   <w:style w:type="paragraph" w:styleId="Heading1">
     <w:name w:val="heading 1"/>
@@ -19963,7 +28573,6 @@
   <w:style w:type="character" w:default="1" w:styleId="DefaultParagraphFont">
     <w:name w:val="Default Paragraph Font"/>
     <w:uiPriority w:val="1"/>
-    <w:semiHidden/>
     <w:unhideWhenUsed/>
   </w:style>
   <w:style w:type="table" w:default="1" w:styleId="TableNormal">
@@ -20296,6 +28905,11 @@
     <w:basedOn w:val="DefaultParagraphFont"/>
     <w:rsid w:val="005A008D"/>
   </w:style>
+  <w:style w:type="character" w:customStyle="1" w:styleId="citation-287">
+    <w:name w:val="citation-287"/>
+    <w:basedOn w:val="DefaultParagraphFont"/>
+    <w:rsid w:val="0098276B"/>
+  </w:style>
 </w:styles>
 </file>
 
